--- a/docs/MANUAL_USUARIO.docx
+++ b/docs/MANUAL_USUARIO.docx
@@ -2,7 +2,7 @@
 <file path=word/document.xml><?xml version="1.0" encoding="utf-8"?>
 <w:document xmlns:w="http://schemas.openxmlformats.org/wordprocessingml/2006/main" xmlns:m="http://schemas.openxmlformats.org/officeDocument/2006/math" xmlns:r="http://schemas.openxmlformats.org/officeDocument/2006/relationships" xmlns:o="urn:schemas-microsoft-com:office:office" xmlns:v="urn:schemas-microsoft-com:vml" xmlns:w10="urn:schemas-microsoft-com:office:word" xmlns:a="http://schemas.openxmlformats.org/drawingml/2006/main" xmlns:pic="http://schemas.openxmlformats.org/drawingml/2006/picture" xmlns:wp="http://schemas.openxmlformats.org/drawingml/2006/wordprocessingDrawing">
   <w:body>
-    <w:bookmarkStart w:id="69" w:name="X49288d98bb0e101ac90548faf60c95f63953311"/>
+    <w:bookmarkStart w:id="70" w:name="X49288d98bb0e101ac90548faf60c95f63953311"/>
     <w:p>
       <w:pPr>
         <w:pStyle w:val="Heading1"/>
@@ -5998,7 +5998,7 @@
     </w:p>
     <w:bookmarkEnd w:id="25"/>
     <w:bookmarkEnd w:id="26"/>
-    <w:bookmarkStart w:id="32" w:name="compras"/>
+    <w:bookmarkStart w:id="33" w:name="compras"/>
     <w:p>
       <w:pPr>
         <w:pStyle w:val="Heading2"/>
@@ -8240,22 +8240,67 @@
       </w:r>
     </w:p>
     <w:p>
-      <w:r>
-        <w:pict>
-          <v:rect style="width:0;height:1.5pt" o:hralign="center" o:hrstd="t" o:hr="t"/>
-        </w:pict>
+      <w:pPr>
+        <w:pStyle w:val="BodyText"/>
+      </w:pPr>
+      <w:r>
+        <w:t xml:space="preserve">La columna</w:t>
+      </w:r>
+      <w:r>
+        <w:t xml:space="preserve"> </w:t>
+      </w:r>
+      <w:r>
+        <w:rPr>
+          <w:b/>
+          <w:bCs/>
+        </w:rPr>
+        <w:t xml:space="preserve">Saldo</w:t>
+      </w:r>
+      <w:r>
+        <w:t xml:space="preserve"> </w:t>
+      </w:r>
+      <w:r>
+        <w:t xml:space="preserve">muestra lo que falta pagar de cada factura (total − NC asociadas − lo ya imputado en órdenes de pago). Cuando llega a cero aparece</w:t>
+      </w:r>
+      <w:r>
+        <w:t xml:space="preserve"> </w:t>
+      </w:r>
+      <w:r>
+        <w:rPr>
+          <w:b/>
+          <w:bCs/>
+        </w:rPr>
+        <w:t xml:space="preserve">PAGADA</w:t>
+      </w:r>
+      <w:r>
+        <w:t xml:space="preserve">. El botón</w:t>
+      </w:r>
+      <w:r>
+        <w:t xml:space="preserve"> </w:t>
+      </w:r>
+      <w:r>
+        <w:rPr>
+          <w:b/>
+          <w:bCs/>
+        </w:rPr>
+        <w:t xml:space="preserve">$</w:t>
+      </w:r>
+      <w:r>
+        <w:t xml:space="preserve"> </w:t>
+      </w:r>
+      <w:r>
+        <w:t xml:space="preserve">de la fila abre una orden de pago con esa factura ya tildada.</w:t>
       </w:r>
     </w:p>
     <w:bookmarkEnd w:id="30"/>
     <w:bookmarkEnd w:id="31"/>
-    <w:bookmarkEnd w:id="32"/>
-    <w:bookmarkStart w:id="38" w:name="ventas"/>
-    <w:p>
-      <w:pPr>
-        <w:pStyle w:val="Heading2"/>
-      </w:pPr>
-      <w:r>
-        <w:t xml:space="preserve">8. Ventas</w:t>
+    <w:bookmarkStart w:id="32" w:name="órdenes-de-pago"/>
+    <w:p>
+      <w:pPr>
+        <w:pStyle w:val="Heading3"/>
+      </w:pPr>
+      <w:r>
+        <w:t xml:space="preserve">7.5 Órdenes de pago</w:t>
       </w:r>
     </w:p>
     <w:p>
@@ -8263,59 +8308,30 @@
         <w:pStyle w:val="FirstParagraph"/>
       </w:pPr>
       <w:r>
-        <w:t xml:space="preserve">El grupo</w:t>
-      </w:r>
-      <w:r>
-        <w:t xml:space="preserve"> </w:t>
-      </w:r>
-      <w:r>
-        <w:rPr>
-          <w:b/>
-          <w:bCs/>
-        </w:rPr>
-        <w:t xml:space="preserve">Ventas</w:t>
-      </w:r>
-      <w:r>
-        <w:t xml:space="preserve"> </w:t>
-      </w:r>
-      <w:r>
-        <w:t xml:space="preserve">tiene 4 pestañas:</w:t>
-      </w:r>
-      <w:r>
-        <w:t xml:space="preserve"> </w:t>
-      </w:r>
-      <w:r>
-        <w:rPr>
-          <w:b/>
-          <w:bCs/>
-        </w:rPr>
-        <w:t xml:space="preserve">Presupuestos</w:t>
-      </w:r>
-      <w:r>
-        <w:t xml:space="preserve">,</w:t>
-      </w:r>
-      <w:r>
-        <w:t xml:space="preserve"> </w:t>
-      </w:r>
-      <w:r>
-        <w:rPr>
-          <w:b/>
-          <w:bCs/>
-        </w:rPr>
-        <w:t xml:space="preserve">Ventas</w:t>
-      </w:r>
-      <w:r>
-        <w:t xml:space="preserve">,</w:t>
-      </w:r>
-      <w:r>
-        <w:t xml:space="preserve"> </w:t>
-      </w:r>
-      <w:r>
-        <w:rPr>
-          <w:b/>
-          <w:bCs/>
-        </w:rPr>
-        <w:t xml:space="preserve">Clientes</w:t>
+        <w:t xml:space="preserve">Es la forma de</w:t>
+      </w:r>
+      <w:r>
+        <w:t xml:space="preserve"> </w:t>
+      </w:r>
+      <w:r>
+        <w:rPr>
+          <w:b/>
+          <w:bCs/>
+        </w:rPr>
+        <w:t xml:space="preserve">pagarle a un proveedor</w:t>
+      </w:r>
+      <w:r>
+        <w:t xml:space="preserve">. Una orden de pago (OP-nnnn) tiene un proveedor,</w:t>
+      </w:r>
+      <w:r>
+        <w:t xml:space="preserve"> </w:t>
+      </w:r>
+      <w:r>
+        <w:rPr>
+          <w:b/>
+          <w:bCs/>
+        </w:rPr>
+        <w:t xml:space="preserve">uno o más medios</w:t>
       </w:r>
       <w:r>
         <w:t xml:space="preserve"> </w:t>
@@ -8331,370 +8347,250 @@
           <w:b/>
           <w:bCs/>
         </w:rPr>
-        <w:t xml:space="preserve">Cuenta corriente</w:t>
-      </w:r>
-      <w:r>
-        <w:t xml:space="preserve">. El circuito natural es:</w:t>
-      </w:r>
-    </w:p>
-    <w:p>
-      <w:pPr>
-        <w:pStyle w:val="SourceCode"/>
-      </w:pPr>
-      <w:r>
-        <w:rPr>
-          <w:rStyle w:val="VerbatimChar"/>
-        </w:rPr>
-        <w:t xml:space="preserve">Presupuesto → (aprobado) → Venta → (entregado) → Facturar (AFIP) → Cobro</w:t>
-      </w:r>
-    </w:p>
-    <w:bookmarkStart w:id="33" w:name="clientes"/>
-    <w:p>
-      <w:pPr>
-        <w:pStyle w:val="Heading3"/>
-      </w:pPr>
-      <w:r>
-        <w:t xml:space="preserve">8.1 Clientes</w:t>
-      </w:r>
-    </w:p>
-    <w:p>
-      <w:pPr>
-        <w:pStyle w:val="FirstParagraph"/>
-      </w:pPr>
-      <w:r>
-        <w:rPr>
-          <w:b/>
-          <w:bCs/>
-        </w:rPr>
-        <w:t xml:space="preserve">Para cargar:</w:t>
-      </w:r>
-      <w:r>
-        <w:t xml:space="preserve"> </w:t>
-      </w:r>
-      <w:r>
-        <w:rPr>
-          <w:b/>
-          <w:bCs/>
-        </w:rPr>
-        <w:t xml:space="preserve">+ Nuevo cliente</w:t>
-      </w:r>
-      <w:r>
-        <w:t xml:space="preserve"> </w:t>
-      </w:r>
-      <w:r>
-        <w:t xml:space="preserve">→</w:t>
-      </w:r>
-      <w:r>
-        <w:t xml:space="preserve"> </w:t>
-      </w:r>
-      <w:r>
-        <w:rPr>
-          <w:b/>
-          <w:bCs/>
-        </w:rPr>
-        <w:t xml:space="preserve">Razón social</w:t>
-      </w:r>
-      <w:r>
-        <w:t xml:space="preserve"> </w:t>
-      </w:r>
-      <w:r>
-        <w:t xml:space="preserve">*,</w:t>
-      </w:r>
-      <w:r>
-        <w:t xml:space="preserve"> </w:t>
-      </w:r>
-      <w:r>
-        <w:rPr>
-          <w:b/>
-          <w:bCs/>
-        </w:rPr>
-        <w:t xml:space="preserve">CUIT</w:t>
-      </w:r>
-      <w:r>
-        <w:t xml:space="preserve">,</w:t>
-      </w:r>
-      <w:r>
-        <w:t xml:space="preserve"> </w:t>
-      </w:r>
-      <w:r>
-        <w:rPr>
-          <w:b/>
-          <w:bCs/>
-        </w:rPr>
-        <w:t xml:space="preserve">Condición fiscal</w:t>
-      </w:r>
-      <w:r>
-        <w:t xml:space="preserve">,</w:t>
-      </w:r>
-      <w:r>
-        <w:t xml:space="preserve"> </w:t>
-      </w:r>
-      <w:r>
-        <w:rPr>
-          <w:b/>
-          <w:bCs/>
-        </w:rPr>
-        <w:t xml:space="preserve">Límite de crédito</w:t>
-      </w:r>
-      <w:r>
-        <w:t xml:space="preserve">,</w:t>
-      </w:r>
-      <w:r>
-        <w:t xml:space="preserve"> </w:t>
-      </w:r>
-      <w:r>
-        <w:rPr>
-          <w:b/>
-          <w:bCs/>
-        </w:rPr>
-        <w:t xml:space="preserve">Contacto</w:t>
-      </w:r>
-      <w:r>
-        <w:t xml:space="preserve">,</w:t>
-      </w:r>
-      <w:r>
-        <w:t xml:space="preserve"> </w:t>
-      </w:r>
-      <w:r>
-        <w:rPr>
-          <w:b/>
-          <w:bCs/>
-        </w:rPr>
-        <w:t xml:space="preserve">Teléfono</w:t>
-      </w:r>
-      <w:r>
-        <w:t xml:space="preserve">,</w:t>
-      </w:r>
-      <w:r>
-        <w:t xml:space="preserve"> </w:t>
-      </w:r>
-      <w:r>
-        <w:rPr>
-          <w:b/>
-          <w:bCs/>
-        </w:rPr>
-        <w:t xml:space="preserve">Email</w:t>
-      </w:r>
-      <w:r>
-        <w:t xml:space="preserve">,</w:t>
-      </w:r>
-      <w:r>
-        <w:t xml:space="preserve"> </w:t>
-      </w:r>
-      <w:r>
-        <w:rPr>
-          <w:b/>
-          <w:bCs/>
-        </w:rPr>
-        <w:t xml:space="preserve">Dirección</w:t>
-      </w:r>
-      <w:r>
-        <w:t xml:space="preserve">,</w:t>
-      </w:r>
-      <w:r>
-        <w:t xml:space="preserve"> </w:t>
-      </w:r>
-      <w:r>
-        <w:rPr>
-          <w:b/>
-          <w:bCs/>
-        </w:rPr>
-        <w:t xml:space="preserve">Notas</w:t>
-      </w:r>
-      <w:r>
-        <w:t xml:space="preserve">. Guardá.</w:t>
-      </w:r>
-    </w:p>
-    <w:p>
-      <w:pPr>
+        <w:t xml:space="preserve">las facturas que cancela</w:t>
+      </w:r>
+      <w:r>
+        <w:t xml:space="preserve">:</w:t>
+      </w:r>
+    </w:p>
+    <w:p>
+      <w:pPr>
+        <w:pStyle w:val="Compact"/>
         <w:numPr>
           <w:ilvl w:val="0"/>
           <w:numId w:val="1012"/>
         </w:numPr>
       </w:pPr>
       <w:r>
-        <w:t xml:space="preserve">El</w:t>
-      </w:r>
-      <w:r>
-        <w:t xml:space="preserve"> </w:t>
-      </w:r>
-      <w:r>
-        <w:rPr>
-          <w:b/>
-          <w:bCs/>
-        </w:rPr>
-        <w:t xml:space="preserve">CUIT se valida</w:t>
-      </w:r>
-      <w:r>
-        <w:t xml:space="preserve"> </w:t>
-      </w:r>
-      <w:r>
-        <w:t xml:space="preserve">(dígito verificador): si está mal tipeado, no deja guardar.</w:t>
-      </w:r>
-    </w:p>
-    <w:p>
-      <w:pPr>
+        <w:rPr>
+          <w:b/>
+          <w:bCs/>
+        </w:rPr>
+        <w:t xml:space="preserve">+ Orden de pago</w:t>
+      </w:r>
+      <w:r>
+        <w:t xml:space="preserve"> </w:t>
+      </w:r>
+      <w:r>
+        <w:t xml:space="preserve">(o el botón $ de una factura, o Contabilidad → Cobros y pagos → Pago a proveedor).</w:t>
+      </w:r>
+    </w:p>
+    <w:p>
+      <w:pPr>
+        <w:pStyle w:val="Compact"/>
         <w:numPr>
           <w:ilvl w:val="0"/>
           <w:numId w:val="1012"/>
         </w:numPr>
       </w:pPr>
       <w:r>
-        <w:t xml:space="preserve">La</w:t>
-      </w:r>
-      <w:r>
-        <w:t xml:space="preserve"> </w:t>
-      </w:r>
-      <w:r>
-        <w:rPr>
-          <w:b/>
-          <w:bCs/>
-        </w:rPr>
-        <w:t xml:space="preserve">condición fiscal</w:t>
-      </w:r>
-      <w:r>
-        <w:t xml:space="preserve"> </w:t>
-      </w:r>
-      <w:r>
-        <w:t xml:space="preserve">(Responsable Inscripto, Monotributista, Exento, Consumidor final) define</w:t>
-      </w:r>
-      <w:r>
-        <w:t xml:space="preserve"> </w:t>
-      </w:r>
-      <w:r>
-        <w:rPr>
-          <w:b/>
-          <w:bCs/>
-        </w:rPr>
-        <w:t xml:space="preserve">qué letra de factura recibe</w:t>
-      </w:r>
-      <w:r>
-        <w:t xml:space="preserve"> </w:t>
-      </w:r>
-      <w:r>
-        <w:t xml:space="preserve">el cliente al facturarle (A o B). Cargala antes de facturar: si el cliente tiene CUIT y no tiene condición definida, el botón Facturar te la va a pedir.</w:t>
-      </w:r>
-    </w:p>
-    <w:p>
-      <w:pPr>
+        <w:t xml:space="preserve">Elegí el</w:t>
+      </w:r>
+      <w:r>
+        <w:t xml:space="preserve"> </w:t>
+      </w:r>
+      <w:r>
+        <w:rPr>
+          <w:b/>
+          <w:bCs/>
+        </w:rPr>
+        <w:t xml:space="preserve">proveedor</w:t>
+      </w:r>
+      <w:r>
+        <w:t xml:space="preserve">: aparecen sus</w:t>
+      </w:r>
+      <w:r>
+        <w:t xml:space="preserve"> </w:t>
+      </w:r>
+      <w:r>
+        <w:rPr>
+          <w:b/>
+          <w:bCs/>
+        </w:rPr>
+        <w:t xml:space="preserve">facturas pendientes</w:t>
+      </w:r>
+      <w:r>
+        <w:t xml:space="preserve"> </w:t>
+      </w:r>
+      <w:r>
+        <w:t xml:space="preserve">con el saldo de cada una (las vencidas en rojo). Tildá las que cancelás; el monto a imputar se completa con el saldo y podés bajarlo para un</w:t>
+      </w:r>
+      <w:r>
+        <w:t xml:space="preserve"> </w:t>
+      </w:r>
+      <w:r>
+        <w:rPr>
+          <w:b/>
+          <w:bCs/>
+        </w:rPr>
+        <w:t xml:space="preserve">pago parcial</w:t>
+      </w:r>
+      <w:r>
+        <w:t xml:space="preserve">.</w:t>
+      </w:r>
+      <w:r>
+        <w:t xml:space="preserve"> </w:t>
+      </w:r>
+      <w:r>
+        <w:rPr>
+          <w:b/>
+          <w:bCs/>
+        </w:rPr>
+        <w:t xml:space="preserve">Imputar automático</w:t>
+      </w:r>
+      <w:r>
+        <w:t xml:space="preserve"> </w:t>
+      </w:r>
+      <w:r>
+        <w:t xml:space="preserve">reparte el total de los medios entre las facturas, la más vieja primero.</w:t>
+      </w:r>
+    </w:p>
+    <w:p>
+      <w:pPr>
+        <w:pStyle w:val="Compact"/>
         <w:numPr>
           <w:ilvl w:val="0"/>
           <w:numId w:val="1012"/>
         </w:numPr>
       </w:pPr>
       <w:r>
-        <w:t xml:space="preserve">El</w:t>
-      </w:r>
-      <w:r>
-        <w:t xml:space="preserve"> </w:t>
-      </w:r>
-      <w:r>
-        <w:rPr>
-          <w:b/>
-          <w:bCs/>
-        </w:rPr>
-        <w:t xml:space="preserve">límite de crédito</w:t>
-      </w:r>
-      <w:r>
-        <w:t xml:space="preserve"> </w:t>
-      </w:r>
-      <w:r>
-        <w:t xml:space="preserve">(USD, vacío = sin límite) arma un</w:t>
-      </w:r>
-      <w:r>
-        <w:t xml:space="preserve"> </w:t>
-      </w:r>
-      <w:r>
-        <w:rPr>
-          <w:b/>
-          <w:bCs/>
-        </w:rPr>
-        <w:t xml:space="preserve">semáforo al vender</w:t>
-      </w:r>
-      <w:r>
-        <w:t xml:space="preserve">: si al registrar un pedido o convertir un presupuesto el cliente queda expuesto por encima del límite, o</w:t>
-      </w:r>
-      <w:r>
-        <w:t xml:space="preserve"> </w:t>
-      </w:r>
-      <w:r>
-        <w:rPr>
-          <w:b/>
-          <w:bCs/>
-        </w:rPr>
-        <w:t xml:space="preserve">tiene saldo vencido</w:t>
-      </w:r>
-      <w:r>
-        <w:t xml:space="preserve"> </w:t>
-      </w:r>
-      <w:r>
-        <w:t xml:space="preserve">en cuenta corriente, el sistema te lo avisa y te pide confirmación. No bloquea — la decisión final es tuya — pero no vendés a ciegas.</w:t>
-      </w:r>
-    </w:p>
-    <w:p>
-      <w:pPr>
+        <w:t xml:space="preserve">Cargá los</w:t>
+      </w:r>
+      <w:r>
+        <w:t xml:space="preserve"> </w:t>
+      </w:r>
+      <w:r>
+        <w:rPr>
+          <w:b/>
+          <w:bCs/>
+        </w:rPr>
+        <w:t xml:space="preserve">medios</w:t>
+      </w:r>
+      <w:r>
+        <w:t xml:space="preserve">:</w:t>
+      </w:r>
+      <w:r>
+        <w:t xml:space="preserve"> </w:t>
+      </w:r>
+      <w:r>
+        <w:rPr>
+          <w:b/>
+          <w:bCs/>
+        </w:rPr>
+        <w:t xml:space="preserve">Transferencia</w:t>
+      </w:r>
+      <w:r>
+        <w:t xml:space="preserve"> </w:t>
+      </w:r>
+      <w:r>
+        <w:t xml:space="preserve">(elegís la cuenta bancaria real),</w:t>
+      </w:r>
+      <w:r>
+        <w:t xml:space="preserve"> </w:t>
+      </w:r>
+      <w:r>
+        <w:rPr>
+          <w:b/>
+          <w:bCs/>
+        </w:rPr>
+        <w:t xml:space="preserve">Cheque diferido</w:t>
+      </w:r>
+      <w:r>
+        <w:t xml:space="preserve"> </w:t>
+      </w:r>
+      <w:r>
+        <w:t xml:space="preserve">(número, banco, fecha de pago, echeq — el cheque queda registrado en Cheques como emitido/entregado),</w:t>
+      </w:r>
+      <w:r>
+        <w:t xml:space="preserve"> </w:t>
+      </w:r>
+      <w:r>
+        <w:rPr>
+          <w:b/>
+          <w:bCs/>
+        </w:rPr>
+        <w:t xml:space="preserve">Caja</w:t>
+      </w:r>
+      <w:r>
+        <w:t xml:space="preserve"> </w:t>
+      </w:r>
+      <w:r>
+        <w:t xml:space="preserve">o</w:t>
+      </w:r>
+      <w:r>
+        <w:t xml:space="preserve"> </w:t>
+      </w:r>
+      <w:r>
+        <w:rPr>
+          <w:b/>
+          <w:bCs/>
+        </w:rPr>
+        <w:t xml:space="preserve">Tarjeta de crédito</w:t>
+      </w:r>
+      <w:r>
+        <w:t xml:space="preserve">. Podés combinar los que quieras: una transferencia más dos cheques para la misma factura, por ejemplo.</w:t>
+      </w:r>
+    </w:p>
+    <w:p>
+      <w:pPr>
+        <w:pStyle w:val="Compact"/>
         <w:numPr>
           <w:ilvl w:val="0"/>
           <w:numId w:val="1012"/>
         </w:numPr>
       </w:pPr>
       <w:r>
-        <w:t xml:space="preserve">Si un cliente con historial pasa</w:t>
-      </w:r>
-      <w:r>
-        <w:t xml:space="preserve"> </w:t>
-      </w:r>
-      <w:r>
-        <w:rPr>
-          <w:b/>
-          <w:bCs/>
-        </w:rPr>
-        <w:t xml:space="preserve">90 días sin comprar</w:t>
-      </w:r>
-      <w:r>
-        <w:t xml:space="preserve">, salta una alerta en el tablero (</w:t>
-      </w:r>
-      <w:r>
-        <w:t xml:space="preserve">“momento de llamar”</w:t>
-      </w:r>
-      <w:r>
-        <w:t xml:space="preserve">); a los</w:t>
-      </w:r>
-      <w:r>
-        <w:t xml:space="preserve"> </w:t>
-      </w:r>
-      <w:r>
-        <w:rPr>
-          <w:b/>
-          <w:bCs/>
-        </w:rPr>
-        <w:t xml:space="preserve">180 días</w:t>
-      </w:r>
-      <w:r>
-        <w:t xml:space="preserve"> </w:t>
-      </w:r>
-      <w:r>
-        <w:t xml:space="preserve">se marca como dormido. Además, el generador de recordatorios le encola un</w:t>
-      </w:r>
-      <w:r>
-        <w:t xml:space="preserve"> </w:t>
-      </w:r>
-      <w:r>
-        <w:rPr>
-          <w:b/>
-          <w:bCs/>
-        </w:rPr>
-        <w:t xml:space="preserve">mail de reactivación</w:t>
-      </w:r>
-      <w:r>
-        <w:t xml:space="preserve"> </w:t>
-      </w:r>
-      <w:r>
-        <w:t xml:space="preserve">(con tu aprobación previa, máximo uno cada 60 días).</w:t>
-      </w:r>
-    </w:p>
-    <w:p>
-      <w:pPr>
+        <w:t xml:space="preserve">La barra de abajo muestra</w:t>
+      </w:r>
+      <w:r>
+        <w:t xml:space="preserve"> </w:t>
+      </w:r>
+      <w:r>
+        <w:rPr>
+          <w:b/>
+          <w:bCs/>
+        </w:rPr>
+        <w:t xml:space="preserve">Total medios</w:t>
+      </w:r>
+      <w:r>
+        <w:t xml:space="preserve">,</w:t>
+      </w:r>
+      <w:r>
+        <w:t xml:space="preserve"> </w:t>
+      </w:r>
+      <w:r>
+        <w:rPr>
+          <w:b/>
+          <w:bCs/>
+        </w:rPr>
+        <w:t xml:space="preserve">Imputado</w:t>
+      </w:r>
+      <w:r>
+        <w:t xml:space="preserve"> </w:t>
+      </w:r>
+      <w:r>
+        <w:t xml:space="preserve">y</w:t>
+      </w:r>
+      <w:r>
+        <w:t xml:space="preserve"> </w:t>
+      </w:r>
+      <w:r>
+        <w:rPr>
+          <w:b/>
+          <w:bCs/>
+        </w:rPr>
+        <w:t xml:space="preserve">A cuenta</w:t>
+      </w:r>
+      <w:r>
+        <w:t xml:space="preserve"> </w:t>
+      </w:r>
+      <w:r>
+        <w:t xml:space="preserve">(lo que no imputaste a ninguna factura: queda como saldo a favor con el proveedor y descuenta de su deuda). Si hay diferencia el sistema te avisa antes de registrar.</w:t>
+      </w:r>
+    </w:p>
+    <w:p>
+      <w:pPr>
+        <w:pStyle w:val="Compact"/>
         <w:numPr>
           <w:ilvl w:val="0"/>
           <w:numId w:val="1012"/>
@@ -8705,78 +8601,260 @@
           <w:b/>
           <w:bCs/>
         </w:rPr>
-        <w:t xml:space="preserve">Importar Excel:</w:t>
-      </w:r>
-      <w:r>
-        <w:t xml:space="preserve"> </w:t>
-      </w:r>
-      <w:r>
-        <w:t xml:space="preserve">para cargar muchos de una. Detecta duplicados por CUIT (o por nombre).</w:t>
-      </w:r>
-    </w:p>
-    <w:p>
-      <w:pPr>
-        <w:numPr>
-          <w:ilvl w:val="0"/>
-          <w:numId w:val="1012"/>
-        </w:numPr>
-      </w:pPr>
-      <w:r>
-        <w:rPr>
-          <w:b/>
-          <w:bCs/>
-        </w:rPr>
-        <w:t xml:space="preserve">Ficha del cliente:</w:t>
-      </w:r>
-      <w:r>
-        <w:t xml:space="preserve"> </w:t>
-      </w:r>
-      <w:r>
-        <w:t xml:space="preserve">tocá el nombre para ver su historial completo (presupuestos, ventas, facturas, pagos).</w:t>
-      </w:r>
-    </w:p>
-    <w:p>
-      <w:pPr>
-        <w:numPr>
-          <w:ilvl w:val="0"/>
-          <w:numId w:val="1012"/>
-        </w:numPr>
-      </w:pPr>
-      <w:r>
-        <w:rPr>
-          <w:b/>
-          <w:bCs/>
-        </w:rPr>
-        <w:t xml:space="preserve">Exportar:</w:t>
-      </w:r>
-      <w:r>
-        <w:t xml:space="preserve"> </w:t>
-      </w:r>
-      <w:r>
-        <w:t xml:space="preserve">botón</w:t>
-      </w:r>
-      <w:r>
-        <w:t xml:space="preserve"> </w:t>
-      </w:r>
-      <w:r>
-        <w:rPr>
-          <w:b/>
-          <w:bCs/>
-        </w:rPr>
-        <w:t xml:space="preserve">Excel</w:t>
-      </w:r>
-      <w:r>
-        <w:t xml:space="preserve">.</w:t>
-      </w:r>
-    </w:p>
+        <w:t xml:space="preserve">Registrar orden de pago</w:t>
+      </w:r>
+      <w:r>
+        <w:t xml:space="preserve"> </w:t>
+      </w:r>
+      <w:r>
+        <w:t xml:space="preserve">→ se arma el asiento (Proveedores contra cada medio) y te ofrece el</w:t>
+      </w:r>
+      <w:r>
+        <w:t xml:space="preserve"> </w:t>
+      </w:r>
+      <w:r>
+        <w:rPr>
+          <w:b/>
+          <w:bCs/>
+        </w:rPr>
+        <w:t xml:space="preserve">PDF</w:t>
+      </w:r>
+      <w:r>
+        <w:t xml:space="preserve"> </w:t>
+      </w:r>
+      <w:r>
+        <w:t xml:space="preserve">de la orden para entregar al proveedor con los cheques (lleva las facturas canceladas, los medios y un espacio para</w:t>
+      </w:r>
+      <w:r>
+        <w:t xml:space="preserve"> </w:t>
+      </w:r>
+      <w:r>
+        <w:t xml:space="preserve">“recibí conforme”</w:t>
+      </w:r>
+      <w:r>
+        <w:t xml:space="preserve">).</w:t>
+      </w:r>
+    </w:p>
+    <w:p>
+      <w:pPr>
+        <w:pStyle w:val="FirstParagraph"/>
+      </w:pPr>
+      <w:r>
+        <w:rPr>
+          <w:b/>
+          <w:bCs/>
+        </w:rPr>
+        <w:t xml:space="preserve">Moneda:</w:t>
+      </w:r>
+      <w:r>
+        <w:t xml:space="preserve"> </w:t>
+      </w:r>
+      <w:r>
+        <w:t xml:space="preserve">la OP puede ser en pesos o dólares. Si la factura está en otra moneda se convierte por el</w:t>
+      </w:r>
+      <w:r>
+        <w:t xml:space="preserve"> </w:t>
+      </w:r>
+      <w:r>
+        <w:rPr>
+          <w:b/>
+          <w:bCs/>
+        </w:rPr>
+        <w:t xml:space="preserve">TC</w:t>
+      </w:r>
+      <w:r>
+        <w:t xml:space="preserve"> </w:t>
+      </w:r>
+      <w:r>
+        <w:t xml:space="preserve">de la orden.</w:t>
+      </w:r>
+    </w:p>
+    <w:p>
+      <w:pPr>
+        <w:pStyle w:val="BodyText"/>
+      </w:pPr>
+      <w:r>
+        <w:rPr>
+          <w:b/>
+          <w:bCs/>
+        </w:rPr>
+        <w:t xml:space="preserve">Anular:</w:t>
+      </w:r>
+      <w:r>
+        <w:t xml:space="preserve"> </w:t>
+      </w:r>
+      <w:r>
+        <w:t xml:space="preserve">desde la lista, con motivo. El asiento queda anulado (no se borra), las facturas recuperan su saldo y los cheques que emitió la orden pasan a anulados. Si un cheque ya fue</w:t>
+      </w:r>
+      <w:r>
+        <w:t xml:space="preserve"> </w:t>
+      </w:r>
+      <w:r>
+        <w:rPr>
+          <w:b/>
+          <w:bCs/>
+        </w:rPr>
+        <w:t xml:space="preserve">debitado</w:t>
+      </w:r>
+      <w:r>
+        <w:t xml:space="preserve">, la OP no se puede anular (la plata ya salió): corregilo con un asiento manual.</w:t>
+      </w:r>
+    </w:p>
+    <w:p>
+      <w:pPr>
+        <w:pStyle w:val="BodyText"/>
+      </w:pPr>
+      <w:r>
+        <w:t xml:space="preserve">La</w:t>
+      </w:r>
+      <w:r>
+        <w:t xml:space="preserve"> </w:t>
+      </w:r>
+      <w:r>
+        <w:rPr>
+          <w:b/>
+          <w:bCs/>
+        </w:rPr>
+        <w:t xml:space="preserve">deuda por proveedor</w:t>
+      </w:r>
+      <w:r>
+        <w:t xml:space="preserve"> </w:t>
+      </w:r>
+      <w:r>
+        <w:t xml:space="preserve">(tab Proveedores) y la deuda total del tab Órdenes de pago salen de las facturas con saldo menos los pagos a cuenta. El</w:t>
+      </w:r>
+      <w:r>
+        <w:t xml:space="preserve"> </w:t>
+      </w:r>
+      <w:r>
+        <w:rPr>
+          <w:b/>
+          <w:bCs/>
+        </w:rPr>
+        <w:t xml:space="preserve">cash-flow proyectado</w:t>
+      </w:r>
+      <w:r>
+        <w:t xml:space="preserve"> </w:t>
+      </w:r>
+      <w:r>
+        <w:t xml:space="preserve">del tablero y las alertas de facturas vencidas también usan el saldo real, no el total de la factura.</w:t>
+      </w:r>
+    </w:p>
+    <w:p>
+      <w:r>
+        <w:pict>
+          <v:rect style="width:0;height:1.5pt" o:hralign="center" o:hrstd="t" o:hr="t"/>
+        </w:pict>
+      </w:r>
+    </w:p>
+    <w:bookmarkEnd w:id="32"/>
     <w:bookmarkEnd w:id="33"/>
-    <w:bookmarkStart w:id="34" w:name="presupuestos"/>
+    <w:bookmarkStart w:id="39" w:name="ventas"/>
+    <w:p>
+      <w:pPr>
+        <w:pStyle w:val="Heading2"/>
+      </w:pPr>
+      <w:r>
+        <w:t xml:space="preserve">8. Ventas</w:t>
+      </w:r>
+    </w:p>
+    <w:p>
+      <w:pPr>
+        <w:pStyle w:val="FirstParagraph"/>
+      </w:pPr>
+      <w:r>
+        <w:t xml:space="preserve">El grupo</w:t>
+      </w:r>
+      <w:r>
+        <w:t xml:space="preserve"> </w:t>
+      </w:r>
+      <w:r>
+        <w:rPr>
+          <w:b/>
+          <w:bCs/>
+        </w:rPr>
+        <w:t xml:space="preserve">Ventas</w:t>
+      </w:r>
+      <w:r>
+        <w:t xml:space="preserve"> </w:t>
+      </w:r>
+      <w:r>
+        <w:t xml:space="preserve">tiene 4 pestañas:</w:t>
+      </w:r>
+      <w:r>
+        <w:t xml:space="preserve"> </w:t>
+      </w:r>
+      <w:r>
+        <w:rPr>
+          <w:b/>
+          <w:bCs/>
+        </w:rPr>
+        <w:t xml:space="preserve">Presupuestos</w:t>
+      </w:r>
+      <w:r>
+        <w:t xml:space="preserve">,</w:t>
+      </w:r>
+      <w:r>
+        <w:t xml:space="preserve"> </w:t>
+      </w:r>
+      <w:r>
+        <w:rPr>
+          <w:b/>
+          <w:bCs/>
+        </w:rPr>
+        <w:t xml:space="preserve">Ventas</w:t>
+      </w:r>
+      <w:r>
+        <w:t xml:space="preserve">,</w:t>
+      </w:r>
+      <w:r>
+        <w:t xml:space="preserve"> </w:t>
+      </w:r>
+      <w:r>
+        <w:rPr>
+          <w:b/>
+          <w:bCs/>
+        </w:rPr>
+        <w:t xml:space="preserve">Clientes</w:t>
+      </w:r>
+      <w:r>
+        <w:t xml:space="preserve"> </w:t>
+      </w:r>
+      <w:r>
+        <w:t xml:space="preserve">y</w:t>
+      </w:r>
+      <w:r>
+        <w:t xml:space="preserve"> </w:t>
+      </w:r>
+      <w:r>
+        <w:rPr>
+          <w:b/>
+          <w:bCs/>
+        </w:rPr>
+        <w:t xml:space="preserve">Cuenta corriente</w:t>
+      </w:r>
+      <w:r>
+        <w:t xml:space="preserve">. El circuito natural es:</w:t>
+      </w:r>
+    </w:p>
+    <w:p>
+      <w:pPr>
+        <w:pStyle w:val="SourceCode"/>
+      </w:pPr>
+      <w:r>
+        <w:rPr>
+          <w:rStyle w:val="VerbatimChar"/>
+        </w:rPr>
+        <w:t xml:space="preserve">Presupuesto → (aprobado) → Venta → (entregado) → Facturar (AFIP) → Cobro</w:t>
+      </w:r>
+    </w:p>
+    <w:bookmarkStart w:id="34" w:name="clientes"/>
     <w:p>
       <w:pPr>
         <w:pStyle w:val="Heading3"/>
       </w:pPr>
       <w:r>
-        <w:t xml:space="preserve">8.2 Presupuestos</w:t>
+        <w:t xml:space="preserve">8.1 Clientes</w:t>
       </w:r>
     </w:p>
     <w:p>
@@ -8788,125 +8866,62 @@
           <w:b/>
           <w:bCs/>
         </w:rPr>
-        <w:t xml:space="preserve">Para crear un presupuesto:</w:t>
-      </w:r>
-      <w:r>
-        <w:t xml:space="preserve"> </w:t>
-      </w:r>
-      <w:r>
-        <w:t xml:space="preserve">1.</w:t>
-      </w:r>
-      <w:r>
-        <w:t xml:space="preserve"> </w:t>
-      </w:r>
-      <w:r>
-        <w:rPr>
-          <w:b/>
-          <w:bCs/>
-        </w:rPr>
-        <w:t xml:space="preserve">+ Nuevo presupuesto</w:t>
-      </w:r>
-      <w:r>
-        <w:t xml:space="preserve">.</w:t>
-      </w:r>
-      <w:r>
-        <w:t xml:space="preserve"> </w:t>
-      </w:r>
-      <w:r>
-        <w:t xml:space="preserve">2. Cabecera:</w:t>
-      </w:r>
-      <w:r>
-        <w:t xml:space="preserve"> </w:t>
-      </w:r>
-      <w:r>
-        <w:rPr>
-          <w:b/>
-          <w:bCs/>
-        </w:rPr>
-        <w:t xml:space="preserve">Nº</w:t>
-      </w:r>
-      <w:r>
-        <w:t xml:space="preserve"> </w:t>
-      </w:r>
-      <w:r>
-        <w:t xml:space="preserve">(ej.:</w:t>
-      </w:r>
-      <w:r>
-        <w:t xml:space="preserve"> </w:t>
-      </w:r>
-      <w:r>
-        <w:rPr>
-          <w:rStyle w:val="VerbatimChar"/>
-        </w:rPr>
-        <w:t xml:space="preserve">P-0001</w:t>
-      </w:r>
-      <w:r>
-        <w:t xml:space="preserve">)</w:t>
-      </w:r>
-      <w:r>
-        <w:t xml:space="preserve"> </w:t>
-      </w:r>
-      <w:r>
-        <w:rPr>
-          <w:i/>
-          <w:iCs/>
-        </w:rPr>
+        <w:t xml:space="preserve">Para cargar:</w:t>
+      </w:r>
+      <w:r>
+        <w:t xml:space="preserve"> </w:t>
+      </w:r>
+      <w:r>
+        <w:rPr>
+          <w:b/>
+          <w:bCs/>
+        </w:rPr>
+        <w:t xml:space="preserve">+ Nuevo cliente</w:t>
+      </w:r>
+      <w:r>
+        <w:t xml:space="preserve"> </w:t>
+      </w:r>
+      <w:r>
+        <w:t xml:space="preserve">→</w:t>
+      </w:r>
+      <w:r>
+        <w:t xml:space="preserve"> </w:t>
+      </w:r>
+      <w:r>
+        <w:rPr>
+          <w:b/>
+          <w:bCs/>
+        </w:rPr>
+        <w:t xml:space="preserve">Razón social</w:t>
+      </w:r>
+      <w:r>
+        <w:t xml:space="preserve"> </w:t>
+      </w:r>
+      <w:r>
+        <w:t xml:space="preserve">*,</w:t>
+      </w:r>
+      <w:r>
+        <w:t xml:space="preserve"> </w:t>
+      </w:r>
+      <w:r>
+        <w:rPr>
+          <w:b/>
+          <w:bCs/>
+        </w:rPr>
+        <w:t xml:space="preserve">CUIT</w:t>
+      </w:r>
+      <w:r>
         <w:t xml:space="preserve">,</w:t>
       </w:r>
       <w:r>
-        <w:rPr>
-          <w:i/>
-          <w:iCs/>
-        </w:rPr>
-        <w:t xml:space="preserve"> </w:t>
-      </w:r>
-      <w:r>
-        <w:rPr>
-          <w:b/>
-          <w:bCs/>
-          <w:i/>
-          <w:iCs/>
-        </w:rPr>
-        <w:t xml:space="preserve">Cliente</w:t>
-      </w:r>
-      <w:r>
-        <w:rPr>
-          <w:i/>
-          <w:iCs/>
-        </w:rPr>
-        <w:t xml:space="preserve"> </w:t>
-      </w:r>
-      <w:r>
-        <w:t xml:space="preserve"> </w:t>
-      </w:r>
-      <w:r>
-        <w:t xml:space="preserve">(se autocompleta el CUIT),</w:t>
-      </w:r>
-      <w:r>
-        <w:t xml:space="preserve"> </w:t>
-      </w:r>
-      <w:r>
-        <w:rPr>
-          <w:b/>
-          <w:bCs/>
-        </w:rPr>
-        <w:t xml:space="preserve">Fecha</w:t>
-      </w:r>
-      <w:r>
-        <w:t xml:space="preserve"> </w:t>
-      </w:r>
-      <w:r>
-        <w:t xml:space="preserve">*,</w:t>
-      </w:r>
-      <w:r>
-        <w:t xml:space="preserve"> </w:t>
-      </w:r>
-      <w:r>
-        <w:rPr>
-          <w:b/>
-          <w:bCs/>
-        </w:rPr>
-        <w:t xml:space="preserve">Vence</w:t>
+        <w:t xml:space="preserve"> </w:t>
+      </w:r>
+      <w:r>
+        <w:rPr>
+          <w:b/>
+          <w:bCs/>
+        </w:rPr>
+        <w:t xml:space="preserve">Condición fiscal</w:t>
       </w:r>
       <w:r>
         <w:t xml:space="preserve">,</w:t>
@@ -8919,7 +8934,7 @@
           <w:b/>
           <w:bCs/>
         </w:rPr>
-        <w:t xml:space="preserve">Condición de pago</w:t>
+        <w:t xml:space="preserve">Límite de crédito</w:t>
       </w:r>
       <w:r>
         <w:t xml:space="preserve">,</w:t>
@@ -8932,372 +8947,20 @@
           <w:b/>
           <w:bCs/>
         </w:rPr>
-        <w:t xml:space="preserve">Estado</w:t>
-      </w:r>
-      <w:r>
-        <w:t xml:space="preserve"> </w:t>
-      </w:r>
-      <w:r>
-        <w:t xml:space="preserve">(empieza en</w:t>
-      </w:r>
-      <w:r>
-        <w:t xml:space="preserve"> </w:t>
-      </w:r>
-      <w:r>
-        <w:rPr>
-          <w:rStyle w:val="VerbatimChar"/>
-        </w:rPr>
-        <w:t xml:space="preserve">borrador</w:t>
-      </w:r>
-      <w:r>
-        <w:t xml:space="preserve">).</w:t>
-      </w:r>
-      <w:r>
-        <w:t xml:space="preserve"> </w:t>
-      </w:r>
-      <w:r>
-        <w:t xml:space="preserve">3.</w:t>
-      </w:r>
-      <w:r>
-        <w:t xml:space="preserve"> </w:t>
-      </w:r>
-      <w:r>
-        <w:rPr>
-          <w:b/>
-          <w:bCs/>
-        </w:rPr>
-        <w:t xml:space="preserve">Ítems:</w:t>
-      </w:r>
-      <w:r>
-        <w:t xml:space="preserve"> </w:t>
-      </w:r>
-      <w:r>
-        <w:t xml:space="preserve">agregá renglones con descripción, cantidad, precio unitario y descuento.</w:t>
-      </w:r>
-      <w:r>
-        <w:t xml:space="preserve"> </w:t>
-      </w:r>
-      <w:r>
-        <w:t xml:space="preserve">4. Mirá el</w:t>
-      </w:r>
-      <w:r>
-        <w:t xml:space="preserve"> </w:t>
-      </w:r>
-      <w:r>
-        <w:rPr>
-          <w:b/>
-          <w:bCs/>
-        </w:rPr>
-        <w:t xml:space="preserve">costeo automático</w:t>
-      </w:r>
-      <w:r>
-        <w:t xml:space="preserve">: el sistema te muestra costo de material, tiempo, overhead, costo total y el</w:t>
-      </w:r>
-      <w:r>
-        <w:t xml:space="preserve"> </w:t>
-      </w:r>
-      <w:r>
-        <w:rPr>
-          <w:b/>
-          <w:bCs/>
-        </w:rPr>
-        <w:t xml:space="preserve">margen</w:t>
-      </w:r>
-      <w:r>
-        <w:t xml:space="preserve"> </w:t>
-      </w:r>
-      <w:r>
-        <w:t xml:space="preserve">estimado (USD y %). Sirve para no vender por debajo del costo.</w:t>
-      </w:r>
-      <w:r>
-        <w:t xml:space="preserve"> </w:t>
-      </w:r>
-      <w:r>
-        <w:t xml:space="preserve">5.</w:t>
-      </w:r>
-      <w:r>
-        <w:t xml:space="preserve"> </w:t>
-      </w:r>
-      <w:r>
-        <w:rPr>
-          <w:b/>
-          <w:bCs/>
-        </w:rPr>
-        <w:t xml:space="preserve">Descuento %</w:t>
-      </w:r>
-      <w:r>
-        <w:t xml:space="preserve"> </w:t>
-      </w:r>
-      <w:r>
-        <w:t xml:space="preserve">general y</w:t>
-      </w:r>
-      <w:r>
-        <w:t xml:space="preserve"> </w:t>
-      </w:r>
-      <w:r>
-        <w:rPr>
-          <w:b/>
-          <w:bCs/>
-        </w:rPr>
-        <w:t xml:space="preserve">Observaciones</w:t>
-      </w:r>
-      <w:r>
-        <w:t xml:space="preserve"> </w:t>
-      </w:r>
-      <w:r>
-        <w:t xml:space="preserve">(validez, condiciones).</w:t>
-      </w:r>
-      <w:r>
-        <w:t xml:space="preserve"> </w:t>
-      </w:r>
-      <w:r>
-        <w:t xml:space="preserve">6. Guardá.</w:t>
-      </w:r>
-    </w:p>
-    <w:p>
-      <w:pPr>
-        <w:pStyle w:val="BodyText"/>
-      </w:pPr>
-      <w:r>
-        <w:rPr>
-          <w:b/>
-          <w:bCs/>
-        </w:rPr>
-        <w:t xml:space="preserve">Ciclo de vida:</w:t>
-      </w:r>
-    </w:p>
-    <w:p>
-      <w:pPr>
-        <w:pStyle w:val="SourceCode"/>
-      </w:pPr>
-      <w:r>
-        <w:rPr>
-          <w:rStyle w:val="VerbatimChar"/>
-        </w:rPr>
-        <w:t xml:space="preserve">borrador → enviado → aprobado → (se convierte en Venta)</w:t>
-      </w:r>
-      <w:r>
-        <w:br/>
-      </w:r>
-      <w:r>
-        <w:rPr>
-          <w:rStyle w:val="VerbatimChar"/>
-        </w:rPr>
-        <w:t xml:space="preserve">                  └→ rechazado / vencido</w:t>
-      </w:r>
-    </w:p>
-    <w:p>
-      <w:pPr>
-        <w:pStyle w:val="FirstParagraph"/>
-      </w:pPr>
-      <w:r>
-        <w:rPr>
-          <w:b/>
-          <w:bCs/>
-        </w:rPr>
-        <w:t xml:space="preserve">Acciones:</w:t>
-      </w:r>
-      <w:r>
-        <w:t xml:space="preserve"> </w:t>
-      </w:r>
-      <w:r>
-        <w:t xml:space="preserve">-</w:t>
-      </w:r>
-      <w:r>
-        <w:t xml:space="preserve"> </w:t>
-      </w:r>
-      <w:r>
-        <w:rPr>
-          <w:b/>
-          <w:bCs/>
-        </w:rPr>
-        <w:t xml:space="preserve">PDF:</w:t>
-      </w:r>
-      <w:r>
-        <w:t xml:space="preserve"> </w:t>
-      </w:r>
-      <w:r>
-        <w:t xml:space="preserve">genera el presupuesto en PDF para mandarle al cliente.</w:t>
-      </w:r>
-      <w:r>
-        <w:t xml:space="preserve"> </w:t>
-      </w:r>
-      <w:r>
-        <w:t xml:space="preserve">-</w:t>
-      </w:r>
-      <w:r>
-        <w:t xml:space="preserve"> </w:t>
-      </w:r>
-      <w:r>
-        <w:rPr>
-          <w:b/>
-          <w:bCs/>
-        </w:rPr>
-        <w:t xml:space="preserve">Venta:</w:t>
-      </w:r>
-      <w:r>
-        <w:t xml:space="preserve"> </w:t>
-      </w:r>
-      <w:r>
-        <w:t xml:space="preserve">aparece cuando el estado es</w:t>
-      </w:r>
-      <w:r>
-        <w:t xml:space="preserve"> </w:t>
-      </w:r>
-      <w:r>
-        <w:rPr>
-          <w:rStyle w:val="VerbatimChar"/>
-        </w:rPr>
-        <w:t xml:space="preserve">aprobado</w:t>
-      </w:r>
-      <w:r>
-        <w:t xml:space="preserve">. Lo convierte en una venta (pedido).</w:t>
-      </w:r>
-      <w:r>
-        <w:t xml:space="preserve"> </w:t>
-      </w:r>
-      <w:r>
-        <w:t xml:space="preserve">-</w:t>
-      </w:r>
-      <w:r>
-        <w:t xml:space="preserve"> </w:t>
-      </w:r>
-      <w:r>
-        <w:rPr>
-          <w:b/>
-          <w:bCs/>
-        </w:rPr>
-        <w:t xml:space="preserve">Excel:</w:t>
-      </w:r>
-      <w:r>
-        <w:t xml:space="preserve"> </w:t>
-      </w:r>
-      <w:r>
-        <w:t xml:space="preserve">exporta el listado.</w:t>
-      </w:r>
-    </w:p>
-    <w:bookmarkEnd w:id="34"/>
-    <w:bookmarkStart w:id="35" w:name="ventas-pedidos-y-remitos"/>
-    <w:p>
-      <w:pPr>
-        <w:pStyle w:val="Heading3"/>
-      </w:pPr>
-      <w:r>
-        <w:t xml:space="preserve">8.3 Ventas (pedidos y remitos)</w:t>
-      </w:r>
-    </w:p>
-    <w:p>
-      <w:pPr>
-        <w:pStyle w:val="FirstParagraph"/>
-      </w:pPr>
-      <w:r>
-        <w:t xml:space="preserve">Una venta puede nacer de</w:t>
-      </w:r>
-      <w:r>
-        <w:t xml:space="preserve"> </w:t>
-      </w:r>
-      <w:r>
-        <w:rPr>
-          <w:b/>
-          <w:bCs/>
-        </w:rPr>
-        <w:t xml:space="preserve">convertir un presupuesto</w:t>
-      </w:r>
-      <w:r>
-        <w:t xml:space="preserve"> </w:t>
-      </w:r>
-      <w:r>
-        <w:t xml:space="preserve">o cargarse a mano con</w:t>
-      </w:r>
-      <w:r>
-        <w:t xml:space="preserve"> </w:t>
-      </w:r>
-      <w:r>
-        <w:rPr>
-          <w:b/>
-          <w:bCs/>
-        </w:rPr>
-        <w:t xml:space="preserve">+ Registro de venta</w:t>
-      </w:r>
-      <w:r>
-        <w:t xml:space="preserve">.</w:t>
-      </w:r>
-    </w:p>
-    <w:p>
-      <w:pPr>
-        <w:pStyle w:val="BodyText"/>
-      </w:pPr>
-      <w:r>
-        <w:rPr>
-          <w:b/>
-          <w:bCs/>
-        </w:rPr>
-        <w:t xml:space="preserve">Datos principales:</w:t>
-      </w:r>
-      <w:r>
-        <w:t xml:space="preserve"> </w:t>
-      </w:r>
-      <w:r>
-        <w:t xml:space="preserve">-</w:t>
-      </w:r>
-      <w:r>
-        <w:t xml:space="preserve"> </w:t>
-      </w:r>
-      <w:r>
-        <w:rPr>
-          <w:b/>
-          <w:bCs/>
-        </w:rPr>
-        <w:t xml:space="preserve">Nº pedido</w:t>
-      </w:r>
-      <w:r>
-        <w:t xml:space="preserve"> </w:t>
-      </w:r>
-      <w:r>
-        <w:rPr>
-          <w:i/>
-          <w:iCs/>
-        </w:rPr>
+        <w:t xml:space="preserve">Contacto</w:t>
+      </w:r>
+      <w:r>
         <w:t xml:space="preserve">,</w:t>
       </w:r>
       <w:r>
-        <w:rPr>
-          <w:i/>
-          <w:iCs/>
-        </w:rPr>
-        <w:t xml:space="preserve"> </w:t>
-      </w:r>
-      <w:r>
-        <w:rPr>
-          <w:b/>
-          <w:bCs/>
-          <w:i/>
-          <w:iCs/>
-        </w:rPr>
-        <w:t xml:space="preserve">Razón social</w:t>
-      </w:r>
-      <w:r>
-        <w:rPr>
-          <w:i/>
-          <w:iCs/>
-        </w:rPr>
-        <w:t xml:space="preserve"> </w:t>
-      </w:r>
-      <w:r>
-        <w:t xml:space="preserve"> </w:t>
-      </w:r>
-      <w:r>
-        <w:t xml:space="preserve">(autocompleta CUIT),</w:t>
-      </w:r>
-      <w:r>
-        <w:t xml:space="preserve"> </w:t>
-      </w:r>
-      <w:r>
-        <w:rPr>
-          <w:b/>
-          <w:bCs/>
-        </w:rPr>
-        <w:t xml:space="preserve">Estado</w:t>
+        <w:t xml:space="preserve"> </w:t>
+      </w:r>
+      <w:r>
+        <w:rPr>
+          <w:b/>
+          <w:bCs/>
+        </w:rPr>
+        <w:t xml:space="preserve">Teléfono</w:t>
       </w:r>
       <w:r>
         <w:t xml:space="preserve">,</w:t>
@@ -9310,804 +8973,310 @@
           <w:b/>
           <w:bCs/>
         </w:rPr>
-        <w:t xml:space="preserve">Fecha</w:t>
-      </w:r>
-      <w:r>
-        <w:t xml:space="preserve"> </w:t>
-      </w:r>
-      <w:r>
-        <w:t xml:space="preserve">*.</w:t>
-      </w:r>
-      <w:r>
-        <w:t xml:space="preserve"> </w:t>
-      </w:r>
-      <w:r>
-        <w:t xml:space="preserve">-</w:t>
-      </w:r>
-      <w:r>
-        <w:t xml:space="preserve"> </w:t>
-      </w:r>
-      <w:r>
-        <w:rPr>
-          <w:b/>
-          <w:bCs/>
-        </w:rPr>
-        <w:t xml:space="preserve">Fechas de entrega</w:t>
-      </w:r>
-      <w:r>
-        <w:t xml:space="preserve"> </w:t>
-      </w:r>
-      <w:r>
-        <w:t xml:space="preserve">(desde / hasta) — la fecha</w:t>
-      </w:r>
-      <w:r>
-        <w:t xml:space="preserve"> </w:t>
-      </w:r>
-      <w:r>
-        <w:t xml:space="preserve">“hasta”</w:t>
-      </w:r>
-      <w:r>
-        <w:t xml:space="preserve"> </w:t>
-      </w:r>
-      <w:r>
-        <w:t xml:space="preserve">es el</w:t>
-      </w:r>
-      <w:r>
-        <w:t xml:space="preserve"> </w:t>
-      </w:r>
-      <w:r>
-        <w:rPr>
-          <w:b/>
-          <w:bCs/>
-        </w:rPr>
-        <w:t xml:space="preserve">compromiso con el cliente</w:t>
-      </w:r>
-      <w:r>
-        <w:t xml:space="preserve"> </w:t>
-      </w:r>
-      <w:r>
-        <w:t xml:space="preserve">y alimenta el indicador OTD.</w:t>
-      </w:r>
-      <w:r>
-        <w:t xml:space="preserve"> </w:t>
-      </w:r>
-      <w:r>
-        <w:t xml:space="preserve">-</w:t>
-      </w:r>
-      <w:r>
-        <w:t xml:space="preserve"> </w:t>
-      </w:r>
-      <w:r>
-        <w:rPr>
-          <w:b/>
-          <w:bCs/>
-        </w:rPr>
-        <w:t xml:space="preserve">Condiciones comerciales:</w:t>
-      </w:r>
-      <w:r>
-        <w:t xml:space="preserve"> </w:t>
-      </w:r>
-      <w:r>
-        <w:t xml:space="preserve">lista de precios, condición de pago (Contado, 15/30/60/90 días, etc.), vendedor, % bonificación.</w:t>
-      </w:r>
-      <w:r>
-        <w:t xml:space="preserve"> </w:t>
-      </w:r>
-      <w:r>
-        <w:t xml:space="preserve">-</w:t>
-      </w:r>
-      <w:r>
-        <w:t xml:space="preserve"> </w:t>
-      </w:r>
-      <w:r>
-        <w:rPr>
-          <w:b/>
-          <w:bCs/>
-        </w:rPr>
-        <w:t xml:space="preserve">Ítems:</w:t>
-      </w:r>
-      <w:r>
-        <w:t xml:space="preserve"> </w:t>
-      </w:r>
-      <w:r>
-        <w:t xml:space="preserve">pieza, descripción, cantidad, precio, descuento.</w:t>
-      </w:r>
-    </w:p>
-    <w:p>
-      <w:pPr>
-        <w:pStyle w:val="BodyText"/>
-      </w:pPr>
-      <w:r>
-        <w:rPr>
-          <w:b/>
-          <w:bCs/>
-        </w:rPr>
-        <w:t xml:space="preserve">Ciclo de vida:</w:t>
-      </w:r>
-    </w:p>
-    <w:p>
-      <w:pPr>
-        <w:pStyle w:val="SourceCode"/>
-      </w:pPr>
-      <w:r>
-        <w:rPr>
-          <w:rStyle w:val="VerbatimChar"/>
-        </w:rPr>
-        <w:t xml:space="preserve">pendiente entrega → entregado → facturado</w:t>
-      </w:r>
-    </w:p>
-    <w:p>
-      <w:pPr>
-        <w:pStyle w:val="FirstParagraph"/>
-      </w:pPr>
-      <w:r>
-        <w:rPr>
-          <w:b/>
-          <w:bCs/>
-        </w:rPr>
-        <w:t xml:space="preserve">OTD (On-Time Delivery):</w:t>
-      </w:r>
-      <w:r>
-        <w:t xml:space="preserve"> </w:t>
-      </w:r>
-      <w:r>
-        <w:t xml:space="preserve">en las estadísticas de Ventas hay un semáforo de</w:t>
-      </w:r>
-      <w:r>
-        <w:t xml:space="preserve"> </w:t>
-      </w:r>
-      <w:r>
-        <w:rPr>
-          <w:b/>
-          <w:bCs/>
-        </w:rPr>
-        <w:t xml:space="preserve">entregas a tiempo</w:t>
-      </w:r>
-      <w:r>
-        <w:t xml:space="preserve"> </w:t>
-      </w:r>
-      <w:r>
-        <w:t xml:space="preserve">(entregado en fecha ÷ entregas con fecha comprometida):</w:t>
-      </w:r>
-      <w:r>
-        <w:t xml:space="preserve"> </w:t>
-      </w:r>
-      <w:r>
-        <w:rPr>
-          <w:b/>
-          <w:bCs/>
-        </w:rPr>
-        <w:t xml:space="preserve">verde ≥95%</w:t>
-      </w:r>
-      <w:r>
-        <w:t xml:space="preserve">, ámbar ≥85%, rojo por debajo — la meta del SGC es 95%. Cada venta atrasada se marca en la tabla:</w:t>
-      </w:r>
-      <w:r>
-        <w:t xml:space="preserve"> </w:t>
-      </w:r>
-      <w:r>
-        <w:rPr>
-          <w:b/>
-          <w:bCs/>
-        </w:rPr>
-        <w:t xml:space="preserve">ATRASADO</w:t>
-      </w:r>
-      <w:r>
-        <w:t xml:space="preserve"> </w:t>
-      </w:r>
-      <w:r>
-        <w:t xml:space="preserve">(pendiente y ya pasó la fecha) o</w:t>
-      </w:r>
-      <w:r>
-        <w:t xml:space="preserve"> </w:t>
-      </w:r>
-      <w:r>
-        <w:rPr>
-          <w:b/>
-          <w:bCs/>
-        </w:rPr>
-        <w:t xml:space="preserve">ENTREGA TARDÍA</w:t>
-      </w:r>
-      <w:r>
-        <w:t xml:space="preserve"> </w:t>
-      </w:r>
-      <w:r>
-        <w:t xml:space="preserve">(se entregó después de lo prometido).</w:t>
-      </w:r>
-    </w:p>
-    <w:p>
-      <w:pPr>
-        <w:pStyle w:val="BodyText"/>
-      </w:pPr>
-      <w:r>
-        <w:rPr>
-          <w:b/>
-          <w:bCs/>
-        </w:rPr>
-        <w:t xml:space="preserve">Acciones sobre cada venta:</w:t>
-      </w:r>
-      <w:r>
-        <w:t xml:space="preserve"> </w:t>
-      </w:r>
-      <w:r>
-        <w:t xml:space="preserve">-</w:t>
-      </w:r>
-      <w:r>
-        <w:t xml:space="preserve"> </w:t>
-      </w:r>
-      <w:r>
-        <w:rPr>
-          <w:b/>
-          <w:bCs/>
-        </w:rPr>
-        <w:t xml:space="preserve">Remito</w:t>
-      </w:r>
-      <w:r>
-        <w:t xml:space="preserve"> </w:t>
-      </w:r>
-      <w:r>
-        <w:t xml:space="preserve">🚚 — genera el remito (PDF) para despachar.</w:t>
-      </w:r>
-      <w:r>
-        <w:t xml:space="preserve"> </w:t>
-      </w:r>
-      <w:r>
-        <w:t xml:space="preserve">-</w:t>
-      </w:r>
-      <w:r>
-        <w:t xml:space="preserve"> </w:t>
-      </w:r>
-      <w:r>
-        <w:rPr>
-          <w:b/>
-          <w:bCs/>
-        </w:rPr>
-        <w:t xml:space="preserve">Certificado</w:t>
-      </w:r>
-      <w:r>
-        <w:t xml:space="preserve"> </w:t>
-      </w:r>
-      <w:r>
-        <w:t xml:space="preserve">✔ — genera el certificado de conformidad (PDF), con los MTC que respaldan el material.</w:t>
-      </w:r>
-      <w:r>
-        <w:t xml:space="preserve"> </w:t>
-      </w:r>
-      <w:r>
-        <w:t xml:space="preserve">-</w:t>
-      </w:r>
-      <w:r>
-        <w:t xml:space="preserve"> </w:t>
-      </w:r>
-      <w:r>
-        <w:rPr>
-          <w:b/>
-          <w:bCs/>
-        </w:rPr>
-        <w:t xml:space="preserve">Facturar</w:t>
-      </w:r>
-      <w:r>
-        <w:t xml:space="preserve"> </w:t>
-      </w:r>
-      <w:r>
-        <w:t xml:space="preserve">⚡ (botón verde) —</w:t>
-      </w:r>
-      <w:r>
-        <w:t xml:space="preserve"> </w:t>
-      </w:r>
-      <w:r>
-        <w:rPr>
-          <w:b/>
-          <w:bCs/>
-        </w:rPr>
-        <w:t xml:space="preserve">emite la factura electrónica en AFIP</w:t>
-      </w:r>
-      <w:r>
-        <w:t xml:space="preserve">. Llama al servicio de facturación, obtiene el</w:t>
-      </w:r>
-      <w:r>
-        <w:t xml:space="preserve"> </w:t>
-      </w:r>
-      <w:r>
-        <w:rPr>
-          <w:b/>
-          <w:bCs/>
-        </w:rPr>
-        <w:t xml:space="preserve">CAE</w:t>
-      </w:r>
-      <w:r>
-        <w:t xml:space="preserve"> </w:t>
-      </w:r>
-      <w:r>
-        <w:t xml:space="preserve">(Código de Autorización Electrónica) y devuelve la factura en PDF. La venta pasa a</w:t>
-      </w:r>
-      <w:r>
-        <w:t xml:space="preserve"> </w:t>
-      </w:r>
-      <w:r>
-        <w:rPr>
-          <w:rStyle w:val="VerbatimChar"/>
-        </w:rPr>
-        <w:t xml:space="preserve">facturado</w:t>
-      </w:r>
-      <w:r>
-        <w:t xml:space="preserve"> </w:t>
-      </w:r>
-      <w:r>
-        <w:t xml:space="preserve">y se genera el asiento de venta automáticamente.</w:t>
-      </w:r>
-      <w:r>
-        <w:t xml:space="preserve"> </w:t>
-      </w:r>
-      <w:r>
-        <w:t xml:space="preserve">- La</w:t>
-      </w:r>
-      <w:r>
-        <w:t xml:space="preserve"> </w:t>
-      </w:r>
-      <w:r>
-        <w:rPr>
-          <w:b/>
-          <w:bCs/>
-        </w:rPr>
-        <w:t xml:space="preserve">letra sale sola</w:t>
-      </w:r>
-      <w:r>
-        <w:t xml:space="preserve"> </w:t>
-      </w:r>
-      <w:r>
-        <w:t xml:space="preserve">de la condición fiscal del cliente: RI y monotributistas reciben</w:t>
-      </w:r>
-      <w:r>
-        <w:t xml:space="preserve"> </w:t>
-      </w:r>
-      <w:r>
-        <w:rPr>
-          <w:b/>
-          <w:bCs/>
-        </w:rPr>
-        <w:t xml:space="preserve">Factura A</w:t>
-      </w:r>
-      <w:r>
-        <w:t xml:space="preserve">, exentos y consumidor final reciben</w:t>
-      </w:r>
-      <w:r>
-        <w:t xml:space="preserve"> </w:t>
-      </w:r>
-      <w:r>
-        <w:rPr>
-          <w:b/>
-          <w:bCs/>
-        </w:rPr>
-        <w:t xml:space="preserve">B</w:t>
-      </w:r>
-      <w:r>
-        <w:t xml:space="preserve">. Factura A exige el CUIT del cliente.</w:t>
-      </w:r>
-      <w:r>
-        <w:t xml:space="preserve"> </w:t>
-      </w:r>
-      <w:r>
-        <w:t xml:space="preserve">- La venta está en USD y</w:t>
-      </w:r>
-      <w:r>
-        <w:t xml:space="preserve"> </w:t>
-      </w:r>
-      <w:r>
-        <w:rPr>
-          <w:b/>
-          <w:bCs/>
-        </w:rPr>
-        <w:t xml:space="preserve">se factura en pesos al tipo de cambio vendedor BNA del día</w:t>
-      </w:r>
-      <w:r>
-        <w:t xml:space="preserve"> </w:t>
-      </w:r>
-      <w:r>
-        <w:t xml:space="preserve">(el TC usado se muestra al emitir).</w:t>
-      </w:r>
-      <w:r>
-        <w:t xml:space="preserve"> </w:t>
-      </w:r>
-      <w:r>
-        <w:t xml:space="preserve">- El</w:t>
-      </w:r>
-      <w:r>
-        <w:t xml:space="preserve"> </w:t>
-      </w:r>
-      <w:r>
-        <w:rPr>
-          <w:b/>
-          <w:bCs/>
-        </w:rPr>
-        <w:t xml:space="preserve">punto de venta</w:t>
-      </w:r>
-      <w:r>
-        <w:t xml:space="preserve"> </w:t>
-      </w:r>
-      <w:r>
-        <w:t xml:space="preserve">se configura en Configuración → Imputación contable.</w:t>
-      </w:r>
-      <w:r>
-        <w:t xml:space="preserve"> </w:t>
-      </w:r>
-      <w:r>
-        <w:t xml:space="preserve">-</w:t>
-      </w:r>
-      <w:r>
-        <w:t xml:space="preserve"> </w:t>
-      </w:r>
-      <w:r>
-        <w:rPr>
-          <w:b/>
-          <w:bCs/>
-        </w:rPr>
-        <w:t xml:space="preserve">CAE</w:t>
-      </w:r>
-      <w:r>
-        <w:t xml:space="preserve"> </w:t>
-      </w:r>
-      <w:r>
-        <w:t xml:space="preserve">— una vez facturada, este botón te deja ver/descargar la factura.</w:t>
-      </w:r>
-      <w:r>
-        <w:t xml:space="preserve"> </w:t>
-      </w:r>
-      <w:r>
-        <w:t xml:space="preserve">-</w:t>
-      </w:r>
-      <w:r>
-        <w:t xml:space="preserve"> </w:t>
-      </w:r>
-      <w:r>
-        <w:rPr>
-          <w:b/>
-          <w:bCs/>
-        </w:rPr>
-        <w:t xml:space="preserve">Anular</w:t>
-      </w:r>
-      <w:r>
-        <w:t xml:space="preserve"> </w:t>
-      </w:r>
-      <w:r>
-        <w:t xml:space="preserve">— da de baja la venta (queda registro de auditoría).</w:t>
-      </w:r>
-      <w:r>
-        <w:t xml:space="preserve"> </w:t>
-      </w:r>
-      <w:r>
-        <w:t xml:space="preserve">-</w:t>
-      </w:r>
-      <w:r>
-        <w:t xml:space="preserve"> </w:t>
-      </w:r>
-      <w:r>
-        <w:rPr>
-          <w:b/>
-          <w:bCs/>
-        </w:rPr>
-        <w:t xml:space="preserve">Excel</w:t>
-      </w:r>
-      <w:r>
-        <w:t xml:space="preserve"> </w:t>
-      </w:r>
-      <w:r>
-        <w:t xml:space="preserve">— exporta el listado.</w:t>
-      </w:r>
-    </w:p>
-    <w:p>
-      <w:pPr>
-        <w:pStyle w:val="BodyText"/>
-      </w:pPr>
-      <w:r>
-        <w:t xml:space="preserve">Al pasar una venta a</w:t>
-      </w:r>
-      <w:r>
-        <w:t xml:space="preserve"> </w:t>
-      </w:r>
-      <w:r>
-        <w:rPr>
-          <w:b/>
-          <w:bCs/>
-        </w:rPr>
-        <w:t xml:space="preserve">entregado</w:t>
-      </w:r>
-      <w:r>
-        <w:t xml:space="preserve">, el sistema encola un mail de</w:t>
-      </w:r>
-      <w:r>
-        <w:t xml:space="preserve"> </w:t>
-      </w:r>
-      <w:r>
-        <w:rPr>
-          <w:b/>
-          <w:bCs/>
-        </w:rPr>
-        <w:t xml:space="preserve">“pedido despachado”</w:t>
-      </w:r>
-      <w:r>
-        <w:t xml:space="preserve"> </w:t>
-      </w:r>
-      <w:r>
-        <w:t xml:space="preserve">para el cliente (si tiene email cargado) — lo aprobás en Ventas → Mailings antes de que salga. Lo mismo con</w:t>
-      </w:r>
-      <w:r>
-        <w:t xml:space="preserve"> </w:t>
-      </w:r>
-      <w:r>
-        <w:rPr>
-          <w:b/>
-          <w:bCs/>
-        </w:rPr>
-        <w:t xml:space="preserve">“pedido confirmado”</w:t>
-      </w:r>
-      <w:r>
-        <w:t xml:space="preserve"> </w:t>
-      </w:r>
-      <w:r>
-        <w:t xml:space="preserve">al convertir un presupuesto.</w:t>
-      </w:r>
-    </w:p>
-    <w:p>
-      <w:pPr>
-        <w:pStyle w:val="BlockText"/>
-      </w:pPr>
-      <w:r>
-        <w:rPr>
-          <w:b/>
-          <w:bCs/>
-        </w:rPr>
-        <w:t xml:space="preserve">Ojo:</w:t>
-      </w:r>
-      <w:r>
-        <w:t xml:space="preserve"> </w:t>
-      </w:r>
-      <w:r>
-        <w:t xml:space="preserve">una vez que la venta tiene</w:t>
-      </w:r>
-      <w:r>
-        <w:t xml:space="preserve"> </w:t>
-      </w:r>
-      <w:r>
-        <w:rPr>
-          <w:b/>
-          <w:bCs/>
-        </w:rPr>
-        <w:t xml:space="preserve">CAE</w:t>
-      </w:r>
-      <w:r>
-        <w:t xml:space="preserve">, no se puede editar (lo bloquea el sistema). Revisá bien</w:t>
-      </w:r>
-      <w:r>
-        <w:t xml:space="preserve"> </w:t>
-      </w:r>
-      <w:r>
-        <w:rPr>
-          <w:b/>
-          <w:bCs/>
-        </w:rPr>
-        <w:t xml:space="preserve">antes</w:t>
-      </w:r>
-      <w:r>
-        <w:t xml:space="preserve"> </w:t>
-      </w:r>
-      <w:r>
-        <w:t xml:space="preserve">de facturar.</w:t>
-      </w:r>
-    </w:p>
-    <w:bookmarkEnd w:id="35"/>
-    <w:bookmarkStart w:id="36" w:name="cuenta-corriente"/>
-    <w:p>
-      <w:pPr>
-        <w:pStyle w:val="Heading3"/>
-      </w:pPr>
-      <w:r>
-        <w:t xml:space="preserve">8.4 Cuenta corriente</w:t>
-      </w:r>
-    </w:p>
-    <w:p>
-      <w:pPr>
-        <w:pStyle w:val="FirstParagraph"/>
-      </w:pPr>
-      <w:r>
-        <w:t xml:space="preserve">Muestra cuánto te debe cada cliente y desde hace cuánto.</w:t>
-      </w:r>
-    </w:p>
-    <w:p>
-      <w:pPr>
-        <w:pStyle w:val="Compact"/>
+        <w:t xml:space="preserve">Email</w:t>
+      </w:r>
+      <w:r>
+        <w:t xml:space="preserve">,</w:t>
+      </w:r>
+      <w:r>
+        <w:t xml:space="preserve"> </w:t>
+      </w:r>
+      <w:r>
+        <w:rPr>
+          <w:b/>
+          <w:bCs/>
+        </w:rPr>
+        <w:t xml:space="preserve">Dirección</w:t>
+      </w:r>
+      <w:r>
+        <w:t xml:space="preserve">,</w:t>
+      </w:r>
+      <w:r>
+        <w:t xml:space="preserve"> </w:t>
+      </w:r>
+      <w:r>
+        <w:rPr>
+          <w:b/>
+          <w:bCs/>
+        </w:rPr>
+        <w:t xml:space="preserve">Notas</w:t>
+      </w:r>
+      <w:r>
+        <w:t xml:space="preserve">. Guardá.</w:t>
+      </w:r>
+    </w:p>
+    <w:p>
+      <w:pPr>
         <w:numPr>
           <w:ilvl w:val="0"/>
           <w:numId w:val="1013"/>
         </w:numPr>
       </w:pPr>
       <w:r>
-        <w:rPr>
-          <w:b/>
-          <w:bCs/>
-        </w:rPr>
-        <w:t xml:space="preserve">Cargos:</w:t>
-      </w:r>
-      <w:r>
-        <w:t xml:space="preserve"> </w:t>
-      </w:r>
-      <w:r>
-        <w:t xml:space="preserve">ventas facturadas o entregadas (los pedidos pendientes de entrega</w:t>
-      </w:r>
-      <w:r>
-        <w:t xml:space="preserve"> </w:t>
-      </w:r>
-      <w:r>
-        <w:rPr>
-          <w:b/>
-          <w:bCs/>
-        </w:rPr>
-        <w:t xml:space="preserve">no</w:t>
-      </w:r>
-      <w:r>
-        <w:t xml:space="preserve"> </w:t>
-      </w:r>
-      <w:r>
-        <w:t xml:space="preserve">cuentan).</w:t>
-      </w:r>
-    </w:p>
-    <w:p>
-      <w:pPr>
-        <w:pStyle w:val="Compact"/>
+        <w:t xml:space="preserve">El</w:t>
+      </w:r>
+      <w:r>
+        <w:t xml:space="preserve"> </w:t>
+      </w:r>
+      <w:r>
+        <w:rPr>
+          <w:b/>
+          <w:bCs/>
+        </w:rPr>
+        <w:t xml:space="preserve">CUIT se valida</w:t>
+      </w:r>
+      <w:r>
+        <w:t xml:space="preserve"> </w:t>
+      </w:r>
+      <w:r>
+        <w:t xml:space="preserve">(dígito verificador): si está mal tipeado, no deja guardar.</w:t>
+      </w:r>
+    </w:p>
+    <w:p>
+      <w:pPr>
         <w:numPr>
           <w:ilvl w:val="0"/>
           <w:numId w:val="1013"/>
         </w:numPr>
       </w:pPr>
       <w:r>
-        <w:rPr>
-          <w:b/>
-          <w:bCs/>
-        </w:rPr>
-        <w:t xml:space="preserve">Cobrado:</w:t>
-      </w:r>
-      <w:r>
-        <w:t xml:space="preserve"> </w:t>
-      </w:r>
-      <w:r>
-        <w:t xml:space="preserve">lo que se registró en</w:t>
-      </w:r>
-      <w:r>
-        <w:t xml:space="preserve"> </w:t>
-      </w:r>
-      <w:r>
-        <w:t xml:space="preserve">“Cobros y Pagos”</w:t>
-      </w:r>
-      <w:r>
-        <w:t xml:space="preserve">.</w:t>
-      </w:r>
-    </w:p>
-    <w:p>
-      <w:pPr>
-        <w:pStyle w:val="Compact"/>
+        <w:t xml:space="preserve">La</w:t>
+      </w:r>
+      <w:r>
+        <w:t xml:space="preserve"> </w:t>
+      </w:r>
+      <w:r>
+        <w:rPr>
+          <w:b/>
+          <w:bCs/>
+        </w:rPr>
+        <w:t xml:space="preserve">condición fiscal</w:t>
+      </w:r>
+      <w:r>
+        <w:t xml:space="preserve"> </w:t>
+      </w:r>
+      <w:r>
+        <w:t xml:space="preserve">(Responsable Inscripto, Monotributista, Exento, Consumidor final) define</w:t>
+      </w:r>
+      <w:r>
+        <w:t xml:space="preserve"> </w:t>
+      </w:r>
+      <w:r>
+        <w:rPr>
+          <w:b/>
+          <w:bCs/>
+        </w:rPr>
+        <w:t xml:space="preserve">qué letra de factura recibe</w:t>
+      </w:r>
+      <w:r>
+        <w:t xml:space="preserve"> </w:t>
+      </w:r>
+      <w:r>
+        <w:t xml:space="preserve">el cliente al facturarle (A o B). Cargala antes de facturar: si el cliente tiene CUIT y no tiene condición definida, el botón Facturar te la va a pedir.</w:t>
+      </w:r>
+    </w:p>
+    <w:p>
+      <w:pPr>
         <w:numPr>
           <w:ilvl w:val="0"/>
           <w:numId w:val="1013"/>
         </w:numPr>
       </w:pPr>
       <w:r>
-        <w:rPr>
-          <w:b/>
-          <w:bCs/>
-        </w:rPr>
-        <w:t xml:space="preserve">Saldo</w:t>
-      </w:r>
-      <w:r>
-        <w:t xml:space="preserve"> </w:t>
-      </w:r>
-      <w:r>
-        <w:t xml:space="preserve">y</w:t>
-      </w:r>
-      <w:r>
-        <w:t xml:space="preserve"> </w:t>
-      </w:r>
-      <w:r>
-        <w:rPr>
-          <w:b/>
-          <w:bCs/>
-        </w:rPr>
-        <w:t xml:space="preserve">aging</w:t>
-      </w:r>
-      <w:r>
-        <w:t xml:space="preserve"> </w:t>
-      </w:r>
-      <w:r>
-        <w:t xml:space="preserve">(antigüedad): columnas</w:t>
-      </w:r>
-      <w:r>
-        <w:t xml:space="preserve"> </w:t>
-      </w:r>
-      <w:r>
-        <w:rPr>
-          <w:b/>
-          <w:bCs/>
-        </w:rPr>
-        <w:t xml:space="preserve">Al día</w:t>
-      </w:r>
-      <w:r>
-        <w:t xml:space="preserve">,</w:t>
-      </w:r>
-      <w:r>
-        <w:t xml:space="preserve"> </w:t>
-      </w:r>
-      <w:r>
-        <w:rPr>
-          <w:b/>
-          <w:bCs/>
-        </w:rPr>
-        <w:t xml:space="preserve">1-30</w:t>
-      </w:r>
-      <w:r>
-        <w:t xml:space="preserve">,</w:t>
-      </w:r>
-      <w:r>
-        <w:t xml:space="preserve"> </w:t>
-      </w:r>
-      <w:r>
-        <w:rPr>
-          <w:b/>
-          <w:bCs/>
-        </w:rPr>
-        <w:t xml:space="preserve">31-60</w:t>
-      </w:r>
-      <w:r>
-        <w:t xml:space="preserve">,</w:t>
-      </w:r>
-      <w:r>
-        <w:t xml:space="preserve"> </w:t>
-      </w:r>
-      <w:r>
-        <w:rPr>
-          <w:b/>
-          <w:bCs/>
-        </w:rPr>
-        <w:t xml:space="preserve">61-90</w:t>
-      </w:r>
-      <w:r>
-        <w:t xml:space="preserve">,</w:t>
-      </w:r>
-      <w:r>
-        <w:t xml:space="preserve"> </w:t>
-      </w:r>
-      <w:r>
-        <w:rPr>
-          <w:b/>
-          <w:bCs/>
-        </w:rPr>
-        <w:t xml:space="preserve">+90 días</w:t>
-      </w:r>
-      <w:r>
-        <w:t xml:space="preserve">.</w:t>
-      </w:r>
-    </w:p>
-    <w:p>
-      <w:pPr>
-        <w:pStyle w:val="Compact"/>
+        <w:t xml:space="preserve">El</w:t>
+      </w:r>
+      <w:r>
+        <w:t xml:space="preserve"> </w:t>
+      </w:r>
+      <w:r>
+        <w:rPr>
+          <w:b/>
+          <w:bCs/>
+        </w:rPr>
+        <w:t xml:space="preserve">límite de crédito</w:t>
+      </w:r>
+      <w:r>
+        <w:t xml:space="preserve"> </w:t>
+      </w:r>
+      <w:r>
+        <w:t xml:space="preserve">(USD, vacío = sin límite) arma un</w:t>
+      </w:r>
+      <w:r>
+        <w:t xml:space="preserve"> </w:t>
+      </w:r>
+      <w:r>
+        <w:rPr>
+          <w:b/>
+          <w:bCs/>
+        </w:rPr>
+        <w:t xml:space="preserve">semáforo al vender</w:t>
+      </w:r>
+      <w:r>
+        <w:t xml:space="preserve">: si al registrar un pedido o convertir un presupuesto el cliente queda expuesto por encima del límite, o</w:t>
+      </w:r>
+      <w:r>
+        <w:t xml:space="preserve"> </w:t>
+      </w:r>
+      <w:r>
+        <w:rPr>
+          <w:b/>
+          <w:bCs/>
+        </w:rPr>
+        <w:t xml:space="preserve">tiene saldo vencido</w:t>
+      </w:r>
+      <w:r>
+        <w:t xml:space="preserve"> </w:t>
+      </w:r>
+      <w:r>
+        <w:t xml:space="preserve">en cuenta corriente, el sistema te lo avisa y te pide confirmación. No bloquea — la decisión final es tuya — pero no vendés a ciegas.</w:t>
+      </w:r>
+    </w:p>
+    <w:p>
+      <w:pPr>
         <w:numPr>
           <w:ilvl w:val="0"/>
           <w:numId w:val="1013"/>
         </w:numPr>
       </w:pPr>
       <w:r>
-        <w:t xml:space="preserve">La imputación es</w:t>
-      </w:r>
-      <w:r>
-        <w:t xml:space="preserve"> </w:t>
-      </w:r>
-      <w:r>
-        <w:rPr>
-          <w:b/>
-          <w:bCs/>
-        </w:rPr>
-        <w:t xml:space="preserve">FIFO</w:t>
-      </w:r>
-      <w:r>
-        <w:t xml:space="preserve">: los cobros se aplican primero a las facturas más viejas.</w:t>
+        <w:t xml:space="preserve">Si un cliente con historial pasa</w:t>
+      </w:r>
+      <w:r>
+        <w:t xml:space="preserve"> </w:t>
+      </w:r>
+      <w:r>
+        <w:rPr>
+          <w:b/>
+          <w:bCs/>
+        </w:rPr>
+        <w:t xml:space="preserve">90 días sin comprar</w:t>
+      </w:r>
+      <w:r>
+        <w:t xml:space="preserve">, salta una alerta en el tablero (</w:t>
+      </w:r>
+      <w:r>
+        <w:t xml:space="preserve">“momento de llamar”</w:t>
+      </w:r>
+      <w:r>
+        <w:t xml:space="preserve">); a los</w:t>
+      </w:r>
+      <w:r>
+        <w:t xml:space="preserve"> </w:t>
+      </w:r>
+      <w:r>
+        <w:rPr>
+          <w:b/>
+          <w:bCs/>
+        </w:rPr>
+        <w:t xml:space="preserve">180 días</w:t>
+      </w:r>
+      <w:r>
+        <w:t xml:space="preserve"> </w:t>
+      </w:r>
+      <w:r>
+        <w:t xml:space="preserve">se marca como dormido. Además, el generador de recordatorios le encola un</w:t>
+      </w:r>
+      <w:r>
+        <w:t xml:space="preserve"> </w:t>
+      </w:r>
+      <w:r>
+        <w:rPr>
+          <w:b/>
+          <w:bCs/>
+        </w:rPr>
+        <w:t xml:space="preserve">mail de reactivación</w:t>
+      </w:r>
+      <w:r>
+        <w:t xml:space="preserve"> </w:t>
+      </w:r>
+      <w:r>
+        <w:t xml:space="preserve">(con tu aprobación previa, máximo uno cada 60 días).</w:t>
+      </w:r>
+    </w:p>
+    <w:p>
+      <w:pPr>
+        <w:numPr>
+          <w:ilvl w:val="0"/>
+          <w:numId w:val="1013"/>
+        </w:numPr>
+      </w:pPr>
+      <w:r>
+        <w:rPr>
+          <w:b/>
+          <w:bCs/>
+        </w:rPr>
+        <w:t xml:space="preserve">Importar Excel:</w:t>
+      </w:r>
+      <w:r>
+        <w:t xml:space="preserve"> </w:t>
+      </w:r>
+      <w:r>
+        <w:t xml:space="preserve">para cargar muchos de una. Detecta duplicados por CUIT (o por nombre).</w:t>
+      </w:r>
+    </w:p>
+    <w:p>
+      <w:pPr>
+        <w:numPr>
+          <w:ilvl w:val="0"/>
+          <w:numId w:val="1013"/>
+        </w:numPr>
+      </w:pPr>
+      <w:r>
+        <w:rPr>
+          <w:b/>
+          <w:bCs/>
+        </w:rPr>
+        <w:t xml:space="preserve">Ficha del cliente:</w:t>
+      </w:r>
+      <w:r>
+        <w:t xml:space="preserve"> </w:t>
+      </w:r>
+      <w:r>
+        <w:t xml:space="preserve">tocá el nombre para ver su historial completo (presupuestos, ventas, facturas, pagos).</w:t>
+      </w:r>
+    </w:p>
+    <w:p>
+      <w:pPr>
+        <w:numPr>
+          <w:ilvl w:val="0"/>
+          <w:numId w:val="1013"/>
+        </w:numPr>
+      </w:pPr>
+      <w:r>
+        <w:rPr>
+          <w:b/>
+          <w:bCs/>
+        </w:rPr>
+        <w:t xml:space="preserve">Exportar:</w:t>
+      </w:r>
+      <w:r>
+        <w:t xml:space="preserve"> </w:t>
+      </w:r>
+      <w:r>
+        <w:t xml:space="preserve">botón</w:t>
+      </w:r>
+      <w:r>
+        <w:t xml:space="preserve"> </w:t>
+      </w:r>
+      <w:r>
+        <w:rPr>
+          <w:b/>
+          <w:bCs/>
+        </w:rPr>
+        <w:t xml:space="preserve">Excel</w:t>
+      </w:r>
+      <w:r>
+        <w:t xml:space="preserve">.</w:t>
+      </w:r>
+    </w:p>
+    <w:bookmarkEnd w:id="34"/>
+    <w:bookmarkStart w:id="35" w:name="presupuestos"/>
+    <w:p>
+      <w:pPr>
+        <w:pStyle w:val="Heading3"/>
+      </w:pPr>
+      <w:r>
+        <w:t xml:space="preserve">8.2 Presupuestos</w:t>
       </w:r>
     </w:p>
     <w:p>
@@ -10115,7 +9284,999 @@
         <w:pStyle w:val="FirstParagraph"/>
       </w:pPr>
       <w:r>
-        <w:t xml:space="preserve">Tocá un cliente para ver el detalle por factura. Exportás con</w:t>
+        <w:rPr>
+          <w:b/>
+          <w:bCs/>
+        </w:rPr>
+        <w:t xml:space="preserve">Para crear un presupuesto:</w:t>
+      </w:r>
+      <w:r>
+        <w:t xml:space="preserve"> </w:t>
+      </w:r>
+      <w:r>
+        <w:t xml:space="preserve">1.</w:t>
+      </w:r>
+      <w:r>
+        <w:t xml:space="preserve"> </w:t>
+      </w:r>
+      <w:r>
+        <w:rPr>
+          <w:b/>
+          <w:bCs/>
+        </w:rPr>
+        <w:t xml:space="preserve">+ Nuevo presupuesto</w:t>
+      </w:r>
+      <w:r>
+        <w:t xml:space="preserve">.</w:t>
+      </w:r>
+      <w:r>
+        <w:t xml:space="preserve"> </w:t>
+      </w:r>
+      <w:r>
+        <w:t xml:space="preserve">2. Cabecera:</w:t>
+      </w:r>
+      <w:r>
+        <w:t xml:space="preserve"> </w:t>
+      </w:r>
+      <w:r>
+        <w:rPr>
+          <w:b/>
+          <w:bCs/>
+        </w:rPr>
+        <w:t xml:space="preserve">Nº</w:t>
+      </w:r>
+      <w:r>
+        <w:t xml:space="preserve"> </w:t>
+      </w:r>
+      <w:r>
+        <w:t xml:space="preserve">(ej.:</w:t>
+      </w:r>
+      <w:r>
+        <w:t xml:space="preserve"> </w:t>
+      </w:r>
+      <w:r>
+        <w:rPr>
+          <w:rStyle w:val="VerbatimChar"/>
+        </w:rPr>
+        <w:t xml:space="preserve">P-0001</w:t>
+      </w:r>
+      <w:r>
+        <w:t xml:space="preserve">)</w:t>
+      </w:r>
+      <w:r>
+        <w:t xml:space="preserve"> </w:t>
+      </w:r>
+      <w:r>
+        <w:rPr>
+          <w:i/>
+          <w:iCs/>
+        </w:rPr>
+        <w:t xml:space="preserve">,</w:t>
+      </w:r>
+      <w:r>
+        <w:rPr>
+          <w:i/>
+          <w:iCs/>
+        </w:rPr>
+        <w:t xml:space="preserve"> </w:t>
+      </w:r>
+      <w:r>
+        <w:rPr>
+          <w:b/>
+          <w:bCs/>
+          <w:i/>
+          <w:iCs/>
+        </w:rPr>
+        <w:t xml:space="preserve">Cliente</w:t>
+      </w:r>
+      <w:r>
+        <w:rPr>
+          <w:i/>
+          <w:iCs/>
+        </w:rPr>
+        <w:t xml:space="preserve"> </w:t>
+      </w:r>
+      <w:r>
+        <w:t xml:space="preserve"> </w:t>
+      </w:r>
+      <w:r>
+        <w:t xml:space="preserve">(se autocompleta el CUIT),</w:t>
+      </w:r>
+      <w:r>
+        <w:t xml:space="preserve"> </w:t>
+      </w:r>
+      <w:r>
+        <w:rPr>
+          <w:b/>
+          <w:bCs/>
+        </w:rPr>
+        <w:t xml:space="preserve">Fecha</w:t>
+      </w:r>
+      <w:r>
+        <w:t xml:space="preserve"> </w:t>
+      </w:r>
+      <w:r>
+        <w:t xml:space="preserve">*,</w:t>
+      </w:r>
+      <w:r>
+        <w:t xml:space="preserve"> </w:t>
+      </w:r>
+      <w:r>
+        <w:rPr>
+          <w:b/>
+          <w:bCs/>
+        </w:rPr>
+        <w:t xml:space="preserve">Vence</w:t>
+      </w:r>
+      <w:r>
+        <w:t xml:space="preserve">,</w:t>
+      </w:r>
+      <w:r>
+        <w:t xml:space="preserve"> </w:t>
+      </w:r>
+      <w:r>
+        <w:rPr>
+          <w:b/>
+          <w:bCs/>
+        </w:rPr>
+        <w:t xml:space="preserve">Condición de pago</w:t>
+      </w:r>
+      <w:r>
+        <w:t xml:space="preserve">,</w:t>
+      </w:r>
+      <w:r>
+        <w:t xml:space="preserve"> </w:t>
+      </w:r>
+      <w:r>
+        <w:rPr>
+          <w:b/>
+          <w:bCs/>
+        </w:rPr>
+        <w:t xml:space="preserve">Estado</w:t>
+      </w:r>
+      <w:r>
+        <w:t xml:space="preserve"> </w:t>
+      </w:r>
+      <w:r>
+        <w:t xml:space="preserve">(empieza en</w:t>
+      </w:r>
+      <w:r>
+        <w:t xml:space="preserve"> </w:t>
+      </w:r>
+      <w:r>
+        <w:rPr>
+          <w:rStyle w:val="VerbatimChar"/>
+        </w:rPr>
+        <w:t xml:space="preserve">borrador</w:t>
+      </w:r>
+      <w:r>
+        <w:t xml:space="preserve">).</w:t>
+      </w:r>
+      <w:r>
+        <w:t xml:space="preserve"> </w:t>
+      </w:r>
+      <w:r>
+        <w:t xml:space="preserve">3.</w:t>
+      </w:r>
+      <w:r>
+        <w:t xml:space="preserve"> </w:t>
+      </w:r>
+      <w:r>
+        <w:rPr>
+          <w:b/>
+          <w:bCs/>
+        </w:rPr>
+        <w:t xml:space="preserve">Ítems:</w:t>
+      </w:r>
+      <w:r>
+        <w:t xml:space="preserve"> </w:t>
+      </w:r>
+      <w:r>
+        <w:t xml:space="preserve">agregá renglones con descripción, cantidad, precio unitario y descuento.</w:t>
+      </w:r>
+      <w:r>
+        <w:t xml:space="preserve"> </w:t>
+      </w:r>
+      <w:r>
+        <w:t xml:space="preserve">4. Mirá el</w:t>
+      </w:r>
+      <w:r>
+        <w:t xml:space="preserve"> </w:t>
+      </w:r>
+      <w:r>
+        <w:rPr>
+          <w:b/>
+          <w:bCs/>
+        </w:rPr>
+        <w:t xml:space="preserve">costeo automático</w:t>
+      </w:r>
+      <w:r>
+        <w:t xml:space="preserve">: el sistema te muestra costo de material, tiempo, overhead, costo total y el</w:t>
+      </w:r>
+      <w:r>
+        <w:t xml:space="preserve"> </w:t>
+      </w:r>
+      <w:r>
+        <w:rPr>
+          <w:b/>
+          <w:bCs/>
+        </w:rPr>
+        <w:t xml:space="preserve">margen</w:t>
+      </w:r>
+      <w:r>
+        <w:t xml:space="preserve"> </w:t>
+      </w:r>
+      <w:r>
+        <w:t xml:space="preserve">estimado (USD y %). Sirve para no vender por debajo del costo.</w:t>
+      </w:r>
+      <w:r>
+        <w:t xml:space="preserve"> </w:t>
+      </w:r>
+      <w:r>
+        <w:t xml:space="preserve">5.</w:t>
+      </w:r>
+      <w:r>
+        <w:t xml:space="preserve"> </w:t>
+      </w:r>
+      <w:r>
+        <w:rPr>
+          <w:b/>
+          <w:bCs/>
+        </w:rPr>
+        <w:t xml:space="preserve">Descuento %</w:t>
+      </w:r>
+      <w:r>
+        <w:t xml:space="preserve"> </w:t>
+      </w:r>
+      <w:r>
+        <w:t xml:space="preserve">general y</w:t>
+      </w:r>
+      <w:r>
+        <w:t xml:space="preserve"> </w:t>
+      </w:r>
+      <w:r>
+        <w:rPr>
+          <w:b/>
+          <w:bCs/>
+        </w:rPr>
+        <w:t xml:space="preserve">Observaciones</w:t>
+      </w:r>
+      <w:r>
+        <w:t xml:space="preserve"> </w:t>
+      </w:r>
+      <w:r>
+        <w:t xml:space="preserve">(validez, condiciones).</w:t>
+      </w:r>
+      <w:r>
+        <w:t xml:space="preserve"> </w:t>
+      </w:r>
+      <w:r>
+        <w:t xml:space="preserve">6. Guardá.</w:t>
+      </w:r>
+    </w:p>
+    <w:p>
+      <w:pPr>
+        <w:pStyle w:val="BodyText"/>
+      </w:pPr>
+      <w:r>
+        <w:rPr>
+          <w:b/>
+          <w:bCs/>
+        </w:rPr>
+        <w:t xml:space="preserve">Ciclo de vida:</w:t>
+      </w:r>
+    </w:p>
+    <w:p>
+      <w:pPr>
+        <w:pStyle w:val="SourceCode"/>
+      </w:pPr>
+      <w:r>
+        <w:rPr>
+          <w:rStyle w:val="VerbatimChar"/>
+        </w:rPr>
+        <w:t xml:space="preserve">borrador → enviado → aprobado → (se convierte en Venta)</w:t>
+      </w:r>
+      <w:r>
+        <w:br/>
+      </w:r>
+      <w:r>
+        <w:rPr>
+          <w:rStyle w:val="VerbatimChar"/>
+        </w:rPr>
+        <w:t xml:space="preserve">                  └→ rechazado / vencido</w:t>
+      </w:r>
+    </w:p>
+    <w:p>
+      <w:pPr>
+        <w:pStyle w:val="FirstParagraph"/>
+      </w:pPr>
+      <w:r>
+        <w:rPr>
+          <w:b/>
+          <w:bCs/>
+        </w:rPr>
+        <w:t xml:space="preserve">Acciones:</w:t>
+      </w:r>
+      <w:r>
+        <w:t xml:space="preserve"> </w:t>
+      </w:r>
+      <w:r>
+        <w:t xml:space="preserve">-</w:t>
+      </w:r>
+      <w:r>
+        <w:t xml:space="preserve"> </w:t>
+      </w:r>
+      <w:r>
+        <w:rPr>
+          <w:b/>
+          <w:bCs/>
+        </w:rPr>
+        <w:t xml:space="preserve">PDF:</w:t>
+      </w:r>
+      <w:r>
+        <w:t xml:space="preserve"> </w:t>
+      </w:r>
+      <w:r>
+        <w:t xml:space="preserve">genera el presupuesto en PDF para mandarle al cliente.</w:t>
+      </w:r>
+      <w:r>
+        <w:t xml:space="preserve"> </w:t>
+      </w:r>
+      <w:r>
+        <w:t xml:space="preserve">-</w:t>
+      </w:r>
+      <w:r>
+        <w:t xml:space="preserve"> </w:t>
+      </w:r>
+      <w:r>
+        <w:rPr>
+          <w:b/>
+          <w:bCs/>
+        </w:rPr>
+        <w:t xml:space="preserve">Venta:</w:t>
+      </w:r>
+      <w:r>
+        <w:t xml:space="preserve"> </w:t>
+      </w:r>
+      <w:r>
+        <w:t xml:space="preserve">aparece cuando el estado es</w:t>
+      </w:r>
+      <w:r>
+        <w:t xml:space="preserve"> </w:t>
+      </w:r>
+      <w:r>
+        <w:rPr>
+          <w:rStyle w:val="VerbatimChar"/>
+        </w:rPr>
+        <w:t xml:space="preserve">aprobado</w:t>
+      </w:r>
+      <w:r>
+        <w:t xml:space="preserve">. Lo convierte en una venta (pedido).</w:t>
+      </w:r>
+      <w:r>
+        <w:t xml:space="preserve"> </w:t>
+      </w:r>
+      <w:r>
+        <w:t xml:space="preserve">-</w:t>
+      </w:r>
+      <w:r>
+        <w:t xml:space="preserve"> </w:t>
+      </w:r>
+      <w:r>
+        <w:rPr>
+          <w:b/>
+          <w:bCs/>
+        </w:rPr>
+        <w:t xml:space="preserve">Excel:</w:t>
+      </w:r>
+      <w:r>
+        <w:t xml:space="preserve"> </w:t>
+      </w:r>
+      <w:r>
+        <w:t xml:space="preserve">exporta el listado.</w:t>
+      </w:r>
+    </w:p>
+    <w:bookmarkEnd w:id="35"/>
+    <w:bookmarkStart w:id="36" w:name="ventas-pedidos-y-remitos"/>
+    <w:p>
+      <w:pPr>
+        <w:pStyle w:val="Heading3"/>
+      </w:pPr>
+      <w:r>
+        <w:t xml:space="preserve">8.3 Ventas (pedidos y remitos)</w:t>
+      </w:r>
+    </w:p>
+    <w:p>
+      <w:pPr>
+        <w:pStyle w:val="FirstParagraph"/>
+      </w:pPr>
+      <w:r>
+        <w:t xml:space="preserve">Una venta puede nacer de</w:t>
+      </w:r>
+      <w:r>
+        <w:t xml:space="preserve"> </w:t>
+      </w:r>
+      <w:r>
+        <w:rPr>
+          <w:b/>
+          <w:bCs/>
+        </w:rPr>
+        <w:t xml:space="preserve">convertir un presupuesto</w:t>
+      </w:r>
+      <w:r>
+        <w:t xml:space="preserve"> </w:t>
+      </w:r>
+      <w:r>
+        <w:t xml:space="preserve">o cargarse a mano con</w:t>
+      </w:r>
+      <w:r>
+        <w:t xml:space="preserve"> </w:t>
+      </w:r>
+      <w:r>
+        <w:rPr>
+          <w:b/>
+          <w:bCs/>
+        </w:rPr>
+        <w:t xml:space="preserve">+ Registro de venta</w:t>
+      </w:r>
+      <w:r>
+        <w:t xml:space="preserve">.</w:t>
+      </w:r>
+    </w:p>
+    <w:p>
+      <w:pPr>
+        <w:pStyle w:val="BodyText"/>
+      </w:pPr>
+      <w:r>
+        <w:rPr>
+          <w:b/>
+          <w:bCs/>
+        </w:rPr>
+        <w:t xml:space="preserve">Datos principales:</w:t>
+      </w:r>
+      <w:r>
+        <w:t xml:space="preserve"> </w:t>
+      </w:r>
+      <w:r>
+        <w:t xml:space="preserve">-</w:t>
+      </w:r>
+      <w:r>
+        <w:t xml:space="preserve"> </w:t>
+      </w:r>
+      <w:r>
+        <w:rPr>
+          <w:b/>
+          <w:bCs/>
+        </w:rPr>
+        <w:t xml:space="preserve">Nº pedido</w:t>
+      </w:r>
+      <w:r>
+        <w:t xml:space="preserve"> </w:t>
+      </w:r>
+      <w:r>
+        <w:rPr>
+          <w:i/>
+          <w:iCs/>
+        </w:rPr>
+        <w:t xml:space="preserve">,</w:t>
+      </w:r>
+      <w:r>
+        <w:rPr>
+          <w:i/>
+          <w:iCs/>
+        </w:rPr>
+        <w:t xml:space="preserve"> </w:t>
+      </w:r>
+      <w:r>
+        <w:rPr>
+          <w:b/>
+          <w:bCs/>
+          <w:i/>
+          <w:iCs/>
+        </w:rPr>
+        <w:t xml:space="preserve">Razón social</w:t>
+      </w:r>
+      <w:r>
+        <w:rPr>
+          <w:i/>
+          <w:iCs/>
+        </w:rPr>
+        <w:t xml:space="preserve"> </w:t>
+      </w:r>
+      <w:r>
+        <w:t xml:space="preserve"> </w:t>
+      </w:r>
+      <w:r>
+        <w:t xml:space="preserve">(autocompleta CUIT),</w:t>
+      </w:r>
+      <w:r>
+        <w:t xml:space="preserve"> </w:t>
+      </w:r>
+      <w:r>
+        <w:rPr>
+          <w:b/>
+          <w:bCs/>
+        </w:rPr>
+        <w:t xml:space="preserve">Estado</w:t>
+      </w:r>
+      <w:r>
+        <w:t xml:space="preserve">,</w:t>
+      </w:r>
+      <w:r>
+        <w:t xml:space="preserve"> </w:t>
+      </w:r>
+      <w:r>
+        <w:rPr>
+          <w:b/>
+          <w:bCs/>
+        </w:rPr>
+        <w:t xml:space="preserve">Fecha</w:t>
+      </w:r>
+      <w:r>
+        <w:t xml:space="preserve"> </w:t>
+      </w:r>
+      <w:r>
+        <w:t xml:space="preserve">*.</w:t>
+      </w:r>
+      <w:r>
+        <w:t xml:space="preserve"> </w:t>
+      </w:r>
+      <w:r>
+        <w:t xml:space="preserve">-</w:t>
+      </w:r>
+      <w:r>
+        <w:t xml:space="preserve"> </w:t>
+      </w:r>
+      <w:r>
+        <w:rPr>
+          <w:b/>
+          <w:bCs/>
+        </w:rPr>
+        <w:t xml:space="preserve">Fechas de entrega</w:t>
+      </w:r>
+      <w:r>
+        <w:t xml:space="preserve"> </w:t>
+      </w:r>
+      <w:r>
+        <w:t xml:space="preserve">(desde / hasta) — la fecha</w:t>
+      </w:r>
+      <w:r>
+        <w:t xml:space="preserve"> </w:t>
+      </w:r>
+      <w:r>
+        <w:t xml:space="preserve">“hasta”</w:t>
+      </w:r>
+      <w:r>
+        <w:t xml:space="preserve"> </w:t>
+      </w:r>
+      <w:r>
+        <w:t xml:space="preserve">es el</w:t>
+      </w:r>
+      <w:r>
+        <w:t xml:space="preserve"> </w:t>
+      </w:r>
+      <w:r>
+        <w:rPr>
+          <w:b/>
+          <w:bCs/>
+        </w:rPr>
+        <w:t xml:space="preserve">compromiso con el cliente</w:t>
+      </w:r>
+      <w:r>
+        <w:t xml:space="preserve"> </w:t>
+      </w:r>
+      <w:r>
+        <w:t xml:space="preserve">y alimenta el indicador OTD.</w:t>
+      </w:r>
+      <w:r>
+        <w:t xml:space="preserve"> </w:t>
+      </w:r>
+      <w:r>
+        <w:t xml:space="preserve">-</w:t>
+      </w:r>
+      <w:r>
+        <w:t xml:space="preserve"> </w:t>
+      </w:r>
+      <w:r>
+        <w:rPr>
+          <w:b/>
+          <w:bCs/>
+        </w:rPr>
+        <w:t xml:space="preserve">Condiciones comerciales:</w:t>
+      </w:r>
+      <w:r>
+        <w:t xml:space="preserve"> </w:t>
+      </w:r>
+      <w:r>
+        <w:t xml:space="preserve">lista de precios, condición de pago (Contado, 15/30/60/90 días, etc.), vendedor, % bonificación.</w:t>
+      </w:r>
+      <w:r>
+        <w:t xml:space="preserve"> </w:t>
+      </w:r>
+      <w:r>
+        <w:t xml:space="preserve">-</w:t>
+      </w:r>
+      <w:r>
+        <w:t xml:space="preserve"> </w:t>
+      </w:r>
+      <w:r>
+        <w:rPr>
+          <w:b/>
+          <w:bCs/>
+        </w:rPr>
+        <w:t xml:space="preserve">Ítems:</w:t>
+      </w:r>
+      <w:r>
+        <w:t xml:space="preserve"> </w:t>
+      </w:r>
+      <w:r>
+        <w:t xml:space="preserve">pieza, descripción, cantidad, precio, descuento.</w:t>
+      </w:r>
+    </w:p>
+    <w:p>
+      <w:pPr>
+        <w:pStyle w:val="BodyText"/>
+      </w:pPr>
+      <w:r>
+        <w:rPr>
+          <w:b/>
+          <w:bCs/>
+        </w:rPr>
+        <w:t xml:space="preserve">Ciclo de vida:</w:t>
+      </w:r>
+    </w:p>
+    <w:p>
+      <w:pPr>
+        <w:pStyle w:val="SourceCode"/>
+      </w:pPr>
+      <w:r>
+        <w:rPr>
+          <w:rStyle w:val="VerbatimChar"/>
+        </w:rPr>
+        <w:t xml:space="preserve">pendiente entrega → entregado → facturado</w:t>
+      </w:r>
+    </w:p>
+    <w:p>
+      <w:pPr>
+        <w:pStyle w:val="FirstParagraph"/>
+      </w:pPr>
+      <w:r>
+        <w:rPr>
+          <w:b/>
+          <w:bCs/>
+        </w:rPr>
+        <w:t xml:space="preserve">OTD (On-Time Delivery):</w:t>
+      </w:r>
+      <w:r>
+        <w:t xml:space="preserve"> </w:t>
+      </w:r>
+      <w:r>
+        <w:t xml:space="preserve">en las estadísticas de Ventas hay un semáforo de</w:t>
+      </w:r>
+      <w:r>
+        <w:t xml:space="preserve"> </w:t>
+      </w:r>
+      <w:r>
+        <w:rPr>
+          <w:b/>
+          <w:bCs/>
+        </w:rPr>
+        <w:t xml:space="preserve">entregas a tiempo</w:t>
+      </w:r>
+      <w:r>
+        <w:t xml:space="preserve"> </w:t>
+      </w:r>
+      <w:r>
+        <w:t xml:space="preserve">(entregado en fecha ÷ entregas con fecha comprometida):</w:t>
+      </w:r>
+      <w:r>
+        <w:t xml:space="preserve"> </w:t>
+      </w:r>
+      <w:r>
+        <w:rPr>
+          <w:b/>
+          <w:bCs/>
+        </w:rPr>
+        <w:t xml:space="preserve">verde ≥95%</w:t>
+      </w:r>
+      <w:r>
+        <w:t xml:space="preserve">, ámbar ≥85%, rojo por debajo — la meta del SGC es 95%. Cada venta atrasada se marca en la tabla:</w:t>
+      </w:r>
+      <w:r>
+        <w:t xml:space="preserve"> </w:t>
+      </w:r>
+      <w:r>
+        <w:rPr>
+          <w:b/>
+          <w:bCs/>
+        </w:rPr>
+        <w:t xml:space="preserve">ATRASADO</w:t>
+      </w:r>
+      <w:r>
+        <w:t xml:space="preserve"> </w:t>
+      </w:r>
+      <w:r>
+        <w:t xml:space="preserve">(pendiente y ya pasó la fecha) o</w:t>
+      </w:r>
+      <w:r>
+        <w:t xml:space="preserve"> </w:t>
+      </w:r>
+      <w:r>
+        <w:rPr>
+          <w:b/>
+          <w:bCs/>
+        </w:rPr>
+        <w:t xml:space="preserve">ENTREGA TARDÍA</w:t>
+      </w:r>
+      <w:r>
+        <w:t xml:space="preserve"> </w:t>
+      </w:r>
+      <w:r>
+        <w:t xml:space="preserve">(se entregó después de lo prometido).</w:t>
+      </w:r>
+    </w:p>
+    <w:p>
+      <w:pPr>
+        <w:pStyle w:val="BodyText"/>
+      </w:pPr>
+      <w:r>
+        <w:rPr>
+          <w:b/>
+          <w:bCs/>
+        </w:rPr>
+        <w:t xml:space="preserve">Acciones sobre cada venta:</w:t>
+      </w:r>
+      <w:r>
+        <w:t xml:space="preserve"> </w:t>
+      </w:r>
+      <w:r>
+        <w:t xml:space="preserve">-</w:t>
+      </w:r>
+      <w:r>
+        <w:t xml:space="preserve"> </w:t>
+      </w:r>
+      <w:r>
+        <w:rPr>
+          <w:b/>
+          <w:bCs/>
+        </w:rPr>
+        <w:t xml:space="preserve">Remito</w:t>
+      </w:r>
+      <w:r>
+        <w:t xml:space="preserve"> </w:t>
+      </w:r>
+      <w:r>
+        <w:t xml:space="preserve">🚚 — genera el remito (PDF) para despachar.</w:t>
+      </w:r>
+      <w:r>
+        <w:t xml:space="preserve"> </w:t>
+      </w:r>
+      <w:r>
+        <w:t xml:space="preserve">-</w:t>
+      </w:r>
+      <w:r>
+        <w:t xml:space="preserve"> </w:t>
+      </w:r>
+      <w:r>
+        <w:rPr>
+          <w:b/>
+          <w:bCs/>
+        </w:rPr>
+        <w:t xml:space="preserve">Certificado</w:t>
+      </w:r>
+      <w:r>
+        <w:t xml:space="preserve"> </w:t>
+      </w:r>
+      <w:r>
+        <w:t xml:space="preserve">✔ — genera el certificado de conformidad (PDF), con los MTC que respaldan el material.</w:t>
+      </w:r>
+      <w:r>
+        <w:t xml:space="preserve"> </w:t>
+      </w:r>
+      <w:r>
+        <w:t xml:space="preserve">-</w:t>
+      </w:r>
+      <w:r>
+        <w:t xml:space="preserve"> </w:t>
+      </w:r>
+      <w:r>
+        <w:rPr>
+          <w:b/>
+          <w:bCs/>
+        </w:rPr>
+        <w:t xml:space="preserve">Facturar</w:t>
+      </w:r>
+      <w:r>
+        <w:t xml:space="preserve"> </w:t>
+      </w:r>
+      <w:r>
+        <w:t xml:space="preserve">⚡ (botón verde) —</w:t>
+      </w:r>
+      <w:r>
+        <w:t xml:space="preserve"> </w:t>
+      </w:r>
+      <w:r>
+        <w:rPr>
+          <w:b/>
+          <w:bCs/>
+        </w:rPr>
+        <w:t xml:space="preserve">emite la factura electrónica en AFIP</w:t>
+      </w:r>
+      <w:r>
+        <w:t xml:space="preserve">. Llama al servicio de facturación, obtiene el</w:t>
+      </w:r>
+      <w:r>
+        <w:t xml:space="preserve"> </w:t>
+      </w:r>
+      <w:r>
+        <w:rPr>
+          <w:b/>
+          <w:bCs/>
+        </w:rPr>
+        <w:t xml:space="preserve">CAE</w:t>
+      </w:r>
+      <w:r>
+        <w:t xml:space="preserve"> </w:t>
+      </w:r>
+      <w:r>
+        <w:t xml:space="preserve">(Código de Autorización Electrónica) y devuelve la factura en PDF. La venta pasa a</w:t>
+      </w:r>
+      <w:r>
+        <w:t xml:space="preserve"> </w:t>
+      </w:r>
+      <w:r>
+        <w:rPr>
+          <w:rStyle w:val="VerbatimChar"/>
+        </w:rPr>
+        <w:t xml:space="preserve">facturado</w:t>
+      </w:r>
+      <w:r>
+        <w:t xml:space="preserve"> </w:t>
+      </w:r>
+      <w:r>
+        <w:t xml:space="preserve">y se genera el asiento de venta automáticamente.</w:t>
+      </w:r>
+      <w:r>
+        <w:t xml:space="preserve"> </w:t>
+      </w:r>
+      <w:r>
+        <w:t xml:space="preserve">- La</w:t>
+      </w:r>
+      <w:r>
+        <w:t xml:space="preserve"> </w:t>
+      </w:r>
+      <w:r>
+        <w:rPr>
+          <w:b/>
+          <w:bCs/>
+        </w:rPr>
+        <w:t xml:space="preserve">letra sale sola</w:t>
+      </w:r>
+      <w:r>
+        <w:t xml:space="preserve"> </w:t>
+      </w:r>
+      <w:r>
+        <w:t xml:space="preserve">de la condición fiscal del cliente: RI y monotributistas reciben</w:t>
+      </w:r>
+      <w:r>
+        <w:t xml:space="preserve"> </w:t>
+      </w:r>
+      <w:r>
+        <w:rPr>
+          <w:b/>
+          <w:bCs/>
+        </w:rPr>
+        <w:t xml:space="preserve">Factura A</w:t>
+      </w:r>
+      <w:r>
+        <w:t xml:space="preserve">, exentos y consumidor final reciben</w:t>
+      </w:r>
+      <w:r>
+        <w:t xml:space="preserve"> </w:t>
+      </w:r>
+      <w:r>
+        <w:rPr>
+          <w:b/>
+          <w:bCs/>
+        </w:rPr>
+        <w:t xml:space="preserve">B</w:t>
+      </w:r>
+      <w:r>
+        <w:t xml:space="preserve">. Factura A exige el CUIT del cliente.</w:t>
+      </w:r>
+      <w:r>
+        <w:t xml:space="preserve"> </w:t>
+      </w:r>
+      <w:r>
+        <w:t xml:space="preserve">- La venta está en USD y</w:t>
+      </w:r>
+      <w:r>
+        <w:t xml:space="preserve"> </w:t>
+      </w:r>
+      <w:r>
+        <w:rPr>
+          <w:b/>
+          <w:bCs/>
+        </w:rPr>
+        <w:t xml:space="preserve">se factura en pesos al tipo de cambio vendedor BNA del día</w:t>
+      </w:r>
+      <w:r>
+        <w:t xml:space="preserve"> </w:t>
+      </w:r>
+      <w:r>
+        <w:t xml:space="preserve">(el TC usado se muestra al emitir).</w:t>
+      </w:r>
+      <w:r>
+        <w:t xml:space="preserve"> </w:t>
+      </w:r>
+      <w:r>
+        <w:t xml:space="preserve">- El</w:t>
+      </w:r>
+      <w:r>
+        <w:t xml:space="preserve"> </w:t>
+      </w:r>
+      <w:r>
+        <w:rPr>
+          <w:b/>
+          <w:bCs/>
+        </w:rPr>
+        <w:t xml:space="preserve">punto de venta</w:t>
+      </w:r>
+      <w:r>
+        <w:t xml:space="preserve"> </w:t>
+      </w:r>
+      <w:r>
+        <w:t xml:space="preserve">se configura en Configuración → Imputación contable.</w:t>
+      </w:r>
+      <w:r>
+        <w:t xml:space="preserve"> </w:t>
+      </w:r>
+      <w:r>
+        <w:t xml:space="preserve">-</w:t>
+      </w:r>
+      <w:r>
+        <w:t xml:space="preserve"> </w:t>
+      </w:r>
+      <w:r>
+        <w:rPr>
+          <w:b/>
+          <w:bCs/>
+        </w:rPr>
+        <w:t xml:space="preserve">CAE</w:t>
+      </w:r>
+      <w:r>
+        <w:t xml:space="preserve"> </w:t>
+      </w:r>
+      <w:r>
+        <w:t xml:space="preserve">— una vez facturada, este botón te deja ver/descargar la factura.</w:t>
+      </w:r>
+      <w:r>
+        <w:t xml:space="preserve"> </w:t>
+      </w:r>
+      <w:r>
+        <w:t xml:space="preserve">-</w:t>
+      </w:r>
+      <w:r>
+        <w:t xml:space="preserve"> </w:t>
+      </w:r>
+      <w:r>
+        <w:rPr>
+          <w:b/>
+          <w:bCs/>
+        </w:rPr>
+        <w:t xml:space="preserve">Anular</w:t>
+      </w:r>
+      <w:r>
+        <w:t xml:space="preserve"> </w:t>
+      </w:r>
+      <w:r>
+        <w:t xml:space="preserve">— da de baja la venta (queda registro de auditoría).</w:t>
+      </w:r>
+      <w:r>
+        <w:t xml:space="preserve"> </w:t>
+      </w:r>
+      <w:r>
+        <w:t xml:space="preserve">-</w:t>
       </w:r>
       <w:r>
         <w:t xml:space="preserve"> </w:t>
@@ -10128,17 +10289,120 @@
         <w:t xml:space="preserve">Excel</w:t>
       </w:r>
       <w:r>
-        <w:t xml:space="preserve">.</w:t>
+        <w:t xml:space="preserve"> </w:t>
+      </w:r>
+      <w:r>
+        <w:t xml:space="preserve">— exporta el listado.</w:t>
+      </w:r>
+    </w:p>
+    <w:p>
+      <w:pPr>
+        <w:pStyle w:val="BodyText"/>
+      </w:pPr>
+      <w:r>
+        <w:t xml:space="preserve">Al pasar una venta a</w:t>
+      </w:r>
+      <w:r>
+        <w:t xml:space="preserve"> </w:t>
+      </w:r>
+      <w:r>
+        <w:rPr>
+          <w:b/>
+          <w:bCs/>
+        </w:rPr>
+        <w:t xml:space="preserve">entregado</w:t>
+      </w:r>
+      <w:r>
+        <w:t xml:space="preserve">, el sistema encola un mail de</w:t>
+      </w:r>
+      <w:r>
+        <w:t xml:space="preserve"> </w:t>
+      </w:r>
+      <w:r>
+        <w:rPr>
+          <w:b/>
+          <w:bCs/>
+        </w:rPr>
+        <w:t xml:space="preserve">“pedido despachado”</w:t>
+      </w:r>
+      <w:r>
+        <w:t xml:space="preserve"> </w:t>
+      </w:r>
+      <w:r>
+        <w:t xml:space="preserve">para el cliente (si tiene email cargado) — lo aprobás en Ventas → Mailings antes de que salga. Lo mismo con</w:t>
+      </w:r>
+      <w:r>
+        <w:t xml:space="preserve"> </w:t>
+      </w:r>
+      <w:r>
+        <w:rPr>
+          <w:b/>
+          <w:bCs/>
+        </w:rPr>
+        <w:t xml:space="preserve">“pedido confirmado”</w:t>
+      </w:r>
+      <w:r>
+        <w:t xml:space="preserve"> </w:t>
+      </w:r>
+      <w:r>
+        <w:t xml:space="preserve">al convertir un presupuesto.</w:t>
+      </w:r>
+    </w:p>
+    <w:p>
+      <w:pPr>
+        <w:pStyle w:val="BlockText"/>
+      </w:pPr>
+      <w:r>
+        <w:rPr>
+          <w:b/>
+          <w:bCs/>
+        </w:rPr>
+        <w:t xml:space="preserve">Ojo:</w:t>
+      </w:r>
+      <w:r>
+        <w:t xml:space="preserve"> </w:t>
+      </w:r>
+      <w:r>
+        <w:t xml:space="preserve">una vez que la venta tiene</w:t>
+      </w:r>
+      <w:r>
+        <w:t xml:space="preserve"> </w:t>
+      </w:r>
+      <w:r>
+        <w:rPr>
+          <w:b/>
+          <w:bCs/>
+        </w:rPr>
+        <w:t xml:space="preserve">CAE</w:t>
+      </w:r>
+      <w:r>
+        <w:t xml:space="preserve">, no se puede editar (lo bloquea el sistema). Revisá bien</w:t>
+      </w:r>
+      <w:r>
+        <w:t xml:space="preserve"> </w:t>
+      </w:r>
+      <w:r>
+        <w:rPr>
+          <w:b/>
+          <w:bCs/>
+        </w:rPr>
+        <w:t xml:space="preserve">antes</w:t>
+      </w:r>
+      <w:r>
+        <w:t xml:space="preserve"> </w:t>
+      </w:r>
+      <w:r>
+        <w:t xml:space="preserve">de facturar.</w:t>
       </w:r>
     </w:p>
     <w:bookmarkEnd w:id="36"/>
-    <w:bookmarkStart w:id="37" w:name="Xf0886934132c9b4757c37c042c9c0a13efdc437"/>
+    <w:bookmarkStart w:id="37" w:name="cuenta-corriente"/>
     <w:p>
       <w:pPr>
         <w:pStyle w:val="Heading3"/>
       </w:pPr>
       <w:r>
-        <w:t xml:space="preserve">8.5 Mailings (recordatorios y avisos automáticos)</w:t>
+        <w:t xml:space="preserve">8.4 Cuenta corriente</w:t>
       </w:r>
     </w:p>
     <w:p>
@@ -10146,381 +10410,7 @@
         <w:pStyle w:val="FirstParagraph"/>
       </w:pPr>
       <w:r>
-        <w:t xml:space="preserve">El ERP genera mails solos, pero</w:t>
-      </w:r>
-      <w:r>
-        <w:t xml:space="preserve"> </w:t>
-      </w:r>
-      <w:r>
-        <w:rPr>
-          <w:b/>
-          <w:bCs/>
-        </w:rPr>
-        <w:t xml:space="preserve">nada sale sin tu aprobación</w:t>
-      </w:r>
-      <w:r>
-        <w:t xml:space="preserve">: todo pasa por la cola de</w:t>
-      </w:r>
-      <w:r>
-        <w:t xml:space="preserve"> </w:t>
-      </w:r>
-      <w:r>
-        <w:rPr>
-          <w:b/>
-          <w:bCs/>
-        </w:rPr>
-        <w:t xml:space="preserve">Ventas → Mailings</w:t>
-      </w:r>
-      <w:r>
-        <w:t xml:space="preserve">.</w:t>
-      </w:r>
-    </w:p>
-    <w:p>
-      <w:pPr>
-        <w:pStyle w:val="BodyText"/>
-      </w:pPr>
-      <w:r>
-        <w:rPr>
-          <w:b/>
-          <w:bCs/>
-        </w:rPr>
-        <w:t xml:space="preserve">Qué se genera automáticamente (una vez por día, al abrir el ERP):</w:t>
-      </w:r>
-      <w:r>
-        <w:t xml:space="preserve"> </w:t>
-      </w:r>
-      <w:r>
-        <w:t xml:space="preserve">-</w:t>
-      </w:r>
-      <w:r>
-        <w:t xml:space="preserve"> </w:t>
-      </w:r>
-      <w:r>
-        <w:rPr>
-          <w:b/>
-          <w:bCs/>
-        </w:rPr>
-        <w:t xml:space="preserve">Recordatorio de cobranza</w:t>
-      </w:r>
-      <w:r>
-        <w:t xml:space="preserve"> </w:t>
-      </w:r>
-      <w:r>
-        <w:t xml:space="preserve">— clientes con saldo vencido en cuenta corriente (con detalle de comprobantes y días de atraso).</w:t>
-      </w:r>
-      <w:r>
-        <w:t xml:space="preserve"> </w:t>
-      </w:r>
-      <w:r>
-        <w:t xml:space="preserve">-</w:t>
-      </w:r>
-      <w:r>
-        <w:t xml:space="preserve"> </w:t>
-      </w:r>
-      <w:r>
-        <w:rPr>
-          <w:b/>
-          <w:bCs/>
-        </w:rPr>
-        <w:t xml:space="preserve">Seguimiento de presupuesto</w:t>
-      </w:r>
-      <w:r>
-        <w:t xml:space="preserve"> </w:t>
-      </w:r>
-      <w:r>
-        <w:t xml:space="preserve">— presupuestos enviados hace 7+ días sin respuesta.</w:t>
-      </w:r>
-      <w:r>
-        <w:t xml:space="preserve"> </w:t>
-      </w:r>
-      <w:r>
-        <w:t xml:space="preserve">-</w:t>
-      </w:r>
-      <w:r>
-        <w:t xml:space="preserve"> </w:t>
-      </w:r>
-      <w:r>
-        <w:rPr>
-          <w:b/>
-          <w:bCs/>
-        </w:rPr>
-        <w:t xml:space="preserve">Reactivación</w:t>
-      </w:r>
-      <w:r>
-        <w:t xml:space="preserve"> </w:t>
-      </w:r>
-      <w:r>
-        <w:t xml:space="preserve">— clientes con historial que llevan 90+ días sin comprar (máximo un mail cada 60 días; si además deben plata, primero va la cobranza).</w:t>
-      </w:r>
-    </w:p>
-    <w:p>
-      <w:pPr>
-        <w:pStyle w:val="BodyText"/>
-      </w:pPr>
-      <w:r>
-        <w:rPr>
-          <w:b/>
-          <w:bCs/>
-        </w:rPr>
-        <w:t xml:space="preserve">Qué se genera por evento:</w:t>
-      </w:r>
-      <w:r>
-        <w:t xml:space="preserve"> </w:t>
-      </w:r>
-      <w:r>
-        <w:t xml:space="preserve">-</w:t>
-      </w:r>
-      <w:r>
-        <w:t xml:space="preserve"> </w:t>
-      </w:r>
-      <w:r>
-        <w:rPr>
-          <w:b/>
-          <w:bCs/>
-        </w:rPr>
-        <w:t xml:space="preserve">Pedido confirmado</w:t>
-      </w:r>
-      <w:r>
-        <w:t xml:space="preserve"> </w:t>
-      </w:r>
-      <w:r>
-        <w:t xml:space="preserve">— al convertir un presupuesto en venta.</w:t>
-      </w:r>
-      <w:r>
-        <w:t xml:space="preserve"> </w:t>
-      </w:r>
-      <w:r>
-        <w:t xml:space="preserve">-</w:t>
-      </w:r>
-      <w:r>
-        <w:t xml:space="preserve"> </w:t>
-      </w:r>
-      <w:r>
-        <w:rPr>
-          <w:b/>
-          <w:bCs/>
-        </w:rPr>
-        <w:t xml:space="preserve">Pedido despachado</w:t>
-      </w:r>
-      <w:r>
-        <w:t xml:space="preserve"> </w:t>
-      </w:r>
-      <w:r>
-        <w:t xml:space="preserve">— al pasar una venta a</w:t>
-      </w:r>
-      <w:r>
-        <w:t xml:space="preserve"> </w:t>
-      </w:r>
-      <w:r>
-        <w:rPr>
-          <w:rStyle w:val="VerbatimChar"/>
-        </w:rPr>
-        <w:t xml:space="preserve">entregado</w:t>
-      </w:r>
-      <w:r>
-        <w:t xml:space="preserve">.</w:t>
-      </w:r>
-    </w:p>
-    <w:p>
-      <w:pPr>
-        <w:pStyle w:val="BodyText"/>
-      </w:pPr>
-      <w:r>
-        <w:rPr>
-          <w:b/>
-          <w:bCs/>
-        </w:rPr>
-        <w:t xml:space="preserve">Cómo funciona la cola:</w:t>
-      </w:r>
-      <w:r>
-        <w:t xml:space="preserve"> </w:t>
-      </w:r>
-      <w:r>
-        <w:t xml:space="preserve">cada mail queda</w:t>
-      </w:r>
-      <w:r>
-        <w:t xml:space="preserve"> </w:t>
-      </w:r>
-      <w:r>
-        <w:rPr>
-          <w:b/>
-          <w:bCs/>
-        </w:rPr>
-        <w:t xml:space="preserve">PENDIENTE</w:t>
-      </w:r>
-      <w:r>
-        <w:t xml:space="preserve"> </w:t>
-      </w:r>
-      <w:r>
-        <w:t xml:space="preserve">hasta que lo apruebes (podés editarlo antes con</w:t>
-      </w:r>
-      <w:r>
-        <w:t xml:space="preserve"> </w:t>
-      </w:r>
-      <w:r>
-        <w:rPr>
-          <w:b/>
-          <w:bCs/>
-        </w:rPr>
-        <w:t xml:space="preserve">Ver / Editar</w:t>
-      </w:r>
-      <w:r>
-        <w:t xml:space="preserve">, o cancelarlo). Los aprobados</w:t>
-      </w:r>
-      <w:r>
-        <w:t xml:space="preserve"> </w:t>
-      </w:r>
-      <w:r>
-        <w:rPr>
-          <w:b/>
-          <w:bCs/>
-        </w:rPr>
-        <w:t xml:space="preserve">salen solos</w:t>
-      </w:r>
-      <w:r>
-        <w:t xml:space="preserve">: un proceso del servidor los despacha</w:t>
-      </w:r>
-      <w:r>
-        <w:t xml:space="preserve"> </w:t>
-      </w:r>
-      <w:r>
-        <w:rPr>
-          <w:b/>
-          <w:bCs/>
-        </w:rPr>
-        <w:t xml:space="preserve">cada 15 minutos en horario laboral</w:t>
-      </w:r>
-      <w:r>
-        <w:t xml:space="preserve"> </w:t>
-      </w:r>
-      <w:r>
-        <w:t xml:space="preserve">(configurable), aunque nadie tenga el ERP abierto. Lo enviado queda en el</w:t>
-      </w:r>
-      <w:r>
-        <w:t xml:space="preserve"> </w:t>
-      </w:r>
-      <w:r>
-        <w:rPr>
-          <w:b/>
-          <w:bCs/>
-        </w:rPr>
-        <w:t xml:space="preserve">historial</w:t>
-      </w:r>
-      <w:r>
-        <w:t xml:space="preserve">.</w:t>
-      </w:r>
-    </w:p>
-    <w:p>
-      <w:pPr>
-        <w:pStyle w:val="BodyText"/>
-      </w:pPr>
-      <w:r>
-        <w:t xml:space="preserve">Los textos salen de</w:t>
-      </w:r>
-      <w:r>
-        <w:t xml:space="preserve"> </w:t>
-      </w:r>
-      <w:r>
-        <w:rPr>
-          <w:b/>
-          <w:bCs/>
-        </w:rPr>
-        <w:t xml:space="preserve">plantillas editables</w:t>
-      </w:r>
-      <w:r>
-        <w:t xml:space="preserve"> </w:t>
-      </w:r>
-      <w:r>
-        <w:t xml:space="preserve">(pestaña Templates) con variables como</w:t>
-      </w:r>
-      <w:r>
-        <w:t xml:space="preserve"> </w:t>
-      </w:r>
-      <w:r>
-        <w:rPr>
-          <w:rStyle w:val="VerbatimChar"/>
-        </w:rPr>
-        <w:t xml:space="preserve">{cliente}</w:t>
-      </w:r>
-      <w:r>
-        <w:t xml:space="preserve">,</w:t>
-      </w:r>
-      <w:r>
-        <w:t xml:space="preserve"> </w:t>
-      </w:r>
-      <w:r>
-        <w:rPr>
-          <w:rStyle w:val="VerbatimChar"/>
-        </w:rPr>
-        <w:t xml:space="preserve">{monto}</w:t>
-      </w:r>
-      <w:r>
-        <w:t xml:space="preserve">,</w:t>
-      </w:r>
-      <w:r>
-        <w:t xml:space="preserve"> </w:t>
-      </w:r>
-      <w:r>
-        <w:rPr>
-          <w:rStyle w:val="VerbatimChar"/>
-        </w:rPr>
-        <w:t xml:space="preserve">{nro}</w:t>
-      </w:r>
-      <w:r>
-        <w:t xml:space="preserve">.</w:t>
-      </w:r>
-    </w:p>
-    <w:p>
-      <w:pPr>
-        <w:pStyle w:val="BlockText"/>
-      </w:pPr>
-      <w:r>
-        <w:rPr>
-          <w:b/>
-          <w:bCs/>
-        </w:rPr>
-        <w:t xml:space="preserve">Requisito para el envío real:</w:t>
-      </w:r>
-      <w:r>
-        <w:t xml:space="preserve"> </w:t>
-      </w:r>
-      <w:r>
-        <w:t xml:space="preserve">la casilla de Office 365 tiene que estar conectada (integración con Microsoft, se configura una sola vez). Hasta entonces los mails aprobados quedan esperando en la cola, no se pierden.</w:t>
-      </w:r>
-    </w:p>
-    <w:p>
-      <w:r>
-        <w:pict>
-          <v:rect style="width:0;height:1.5pt" o:hralign="center" o:hrstd="t" o:hr="t"/>
-        </w:pict>
-      </w:r>
-    </w:p>
-    <w:bookmarkEnd w:id="37"/>
-    <w:bookmarkEnd w:id="38"/>
-    <w:bookmarkStart w:id="41" w:name="análisis-costos-y-trazabilidad"/>
-    <w:p>
-      <w:pPr>
-        <w:pStyle w:val="Heading2"/>
-      </w:pPr>
-      <w:r>
-        <w:t xml:space="preserve">9. Análisis (costos y trazabilidad)</w:t>
-      </w:r>
-    </w:p>
-    <w:bookmarkStart w:id="39" w:name="costos-y-rentabilidad"/>
-    <w:p>
-      <w:pPr>
-        <w:pStyle w:val="Heading3"/>
-      </w:pPr>
-      <w:r>
-        <w:t xml:space="preserve">9.1 Costos y rentabilidad</w:t>
-      </w:r>
-    </w:p>
-    <w:p>
-      <w:pPr>
-        <w:pStyle w:val="FirstParagraph"/>
-      </w:pPr>
-      <w:r>
-        <w:t xml:space="preserve">Calcula el costo real de cada pieza y su margen.</w:t>
+        <w:t xml:space="preserve">Muestra cuánto te debe cada cliente y desde hace cuánto.</w:t>
       </w:r>
     </w:p>
     <w:p>
@@ -10532,52 +10422,33 @@
         </w:numPr>
       </w:pPr>
       <w:r>
-        <w:t xml:space="preserve">Configurá una vez:</w:t>
-      </w:r>
-      <w:r>
-        <w:t xml:space="preserve"> </w:t>
-      </w:r>
-      <w:r>
-        <w:rPr>
-          <w:b/>
-          <w:bCs/>
-        </w:rPr>
-        <w:t xml:space="preserve">Tarifa operario (USD/h)</w:t>
-      </w:r>
-      <w:r>
-        <w:t xml:space="preserve"> </w:t>
-      </w:r>
-      <w:r>
-        <w:t xml:space="preserve">y</w:t>
-      </w:r>
-      <w:r>
-        <w:t xml:space="preserve"> </w:t>
-      </w:r>
-      <w:r>
-        <w:rPr>
-          <w:b/>
-          <w:bCs/>
-        </w:rPr>
-        <w:t xml:space="preserve">Overhead %</w:t>
-      </w:r>
-      <w:r>
-        <w:t xml:space="preserve"> </w:t>
-      </w:r>
-      <w:r>
-        <w:t xml:space="preserve">(gastos indirectos: luz, alquiler…). Tocá</w:t>
-      </w:r>
-      <w:r>
-        <w:t xml:space="preserve"> </w:t>
-      </w:r>
-      <w:r>
-        <w:rPr>
-          <w:b/>
-          <w:bCs/>
-        </w:rPr>
-        <w:t xml:space="preserve">Guardar config</w:t>
-      </w:r>
-      <w:r>
-        <w:t xml:space="preserve">.</w:t>
+        <w:rPr>
+          <w:b/>
+          <w:bCs/>
+        </w:rPr>
+        <w:t xml:space="preserve">Cargos:</w:t>
+      </w:r>
+      <w:r>
+        <w:t xml:space="preserve"> </w:t>
+      </w:r>
+      <w:r>
+        <w:t xml:space="preserve">ventas facturadas o entregadas (los pedidos pendientes de entrega</w:t>
+      </w:r>
+      <w:r>
+        <w:t xml:space="preserve"> </w:t>
+      </w:r>
+      <w:r>
+        <w:rPr>
+          <w:b/>
+          <w:bCs/>
+        </w:rPr>
+        <w:t xml:space="preserve">no</w:t>
+      </w:r>
+      <w:r>
+        <w:t xml:space="preserve"> </w:t>
+      </w:r>
+      <w:r>
+        <w:t xml:space="preserve">cuentan).</w:t>
       </w:r>
     </w:p>
     <w:p>
@@ -10589,17 +10460,23 @@
         </w:numPr>
       </w:pPr>
       <w:r>
-        <w:t xml:space="preserve">Tocá</w:t>
-      </w:r>
-      <w:r>
-        <w:t xml:space="preserve"> </w:t>
-      </w:r>
-      <w:r>
-        <w:rPr>
-          <w:b/>
-          <w:bCs/>
-        </w:rPr>
-        <w:t xml:space="preserve">↻ Recalcular</w:t>
+        <w:rPr>
+          <w:b/>
+          <w:bCs/>
+        </w:rPr>
+        <w:t xml:space="preserve">Cobrado:</w:t>
+      </w:r>
+      <w:r>
+        <w:t xml:space="preserve"> </w:t>
+      </w:r>
+      <w:r>
+        <w:t xml:space="preserve">lo que se registró en</w:t>
+      </w:r>
+      <w:r>
+        <w:t xml:space="preserve"> </w:t>
+      </w:r>
+      <w:r>
+        <w:t xml:space="preserve">“Cobros y Pagos”</w:t>
       </w:r>
       <w:r>
         <w:t xml:space="preserve">.</w:t>
@@ -10614,33 +10491,154 @@
         </w:numPr>
       </w:pPr>
       <w:r>
-        <w:t xml:space="preserve">La tabla muestra, por pieza: costo de material, costo de tiempo, overhead, costo total, precio de venta promedio y</w:t>
-      </w:r>
-      <w:r>
-        <w:t xml:space="preserve"> </w:t>
-      </w:r>
-      <w:r>
-        <w:rPr>
-          <w:b/>
-          <w:bCs/>
-        </w:rPr>
-        <w:t xml:space="preserve">margen</w:t>
-      </w:r>
-      <w:r>
-        <w:t xml:space="preserve"> </w:t>
-      </w:r>
-      <w:r>
-        <w:t xml:space="preserve">(USD y %).</w:t>
-      </w:r>
-    </w:p>
-    <w:bookmarkEnd w:id="39"/>
-    <w:bookmarkStart w:id="40" w:name="trazabilidad"/>
+        <w:rPr>
+          <w:b/>
+          <w:bCs/>
+        </w:rPr>
+        <w:t xml:space="preserve">Saldo</w:t>
+      </w:r>
+      <w:r>
+        <w:t xml:space="preserve"> </w:t>
+      </w:r>
+      <w:r>
+        <w:t xml:space="preserve">y</w:t>
+      </w:r>
+      <w:r>
+        <w:t xml:space="preserve"> </w:t>
+      </w:r>
+      <w:r>
+        <w:rPr>
+          <w:b/>
+          <w:bCs/>
+        </w:rPr>
+        <w:t xml:space="preserve">aging</w:t>
+      </w:r>
+      <w:r>
+        <w:t xml:space="preserve"> </w:t>
+      </w:r>
+      <w:r>
+        <w:t xml:space="preserve">(antigüedad): columnas</w:t>
+      </w:r>
+      <w:r>
+        <w:t xml:space="preserve"> </w:t>
+      </w:r>
+      <w:r>
+        <w:rPr>
+          <w:b/>
+          <w:bCs/>
+        </w:rPr>
+        <w:t xml:space="preserve">Al día</w:t>
+      </w:r>
+      <w:r>
+        <w:t xml:space="preserve">,</w:t>
+      </w:r>
+      <w:r>
+        <w:t xml:space="preserve"> </w:t>
+      </w:r>
+      <w:r>
+        <w:rPr>
+          <w:b/>
+          <w:bCs/>
+        </w:rPr>
+        <w:t xml:space="preserve">1-30</w:t>
+      </w:r>
+      <w:r>
+        <w:t xml:space="preserve">,</w:t>
+      </w:r>
+      <w:r>
+        <w:t xml:space="preserve"> </w:t>
+      </w:r>
+      <w:r>
+        <w:rPr>
+          <w:b/>
+          <w:bCs/>
+        </w:rPr>
+        <w:t xml:space="preserve">31-60</w:t>
+      </w:r>
+      <w:r>
+        <w:t xml:space="preserve">,</w:t>
+      </w:r>
+      <w:r>
+        <w:t xml:space="preserve"> </w:t>
+      </w:r>
+      <w:r>
+        <w:rPr>
+          <w:b/>
+          <w:bCs/>
+        </w:rPr>
+        <w:t xml:space="preserve">61-90</w:t>
+      </w:r>
+      <w:r>
+        <w:t xml:space="preserve">,</w:t>
+      </w:r>
+      <w:r>
+        <w:t xml:space="preserve"> </w:t>
+      </w:r>
+      <w:r>
+        <w:rPr>
+          <w:b/>
+          <w:bCs/>
+        </w:rPr>
+        <w:t xml:space="preserve">+90 días</w:t>
+      </w:r>
+      <w:r>
+        <w:t xml:space="preserve">.</w:t>
+      </w:r>
+    </w:p>
+    <w:p>
+      <w:pPr>
+        <w:pStyle w:val="Compact"/>
+        <w:numPr>
+          <w:ilvl w:val="0"/>
+          <w:numId w:val="1014"/>
+        </w:numPr>
+      </w:pPr>
+      <w:r>
+        <w:t xml:space="preserve">La imputación es</w:t>
+      </w:r>
+      <w:r>
+        <w:t xml:space="preserve"> </w:t>
+      </w:r>
+      <w:r>
+        <w:rPr>
+          <w:b/>
+          <w:bCs/>
+        </w:rPr>
+        <w:t xml:space="preserve">FIFO</w:t>
+      </w:r>
+      <w:r>
+        <w:t xml:space="preserve">: los cobros se aplican primero a las facturas más viejas.</w:t>
+      </w:r>
+    </w:p>
+    <w:p>
+      <w:pPr>
+        <w:pStyle w:val="FirstParagraph"/>
+      </w:pPr>
+      <w:r>
+        <w:t xml:space="preserve">Tocá un cliente para ver el detalle por factura. Exportás con</w:t>
+      </w:r>
+      <w:r>
+        <w:t xml:space="preserve"> </w:t>
+      </w:r>
+      <w:r>
+        <w:rPr>
+          <w:b/>
+          <w:bCs/>
+        </w:rPr>
+        <w:t xml:space="preserve">Excel</w:t>
+      </w:r>
+      <w:r>
+        <w:t xml:space="preserve">.</w:t>
+      </w:r>
+    </w:p>
+    <w:bookmarkEnd w:id="37"/>
+    <w:bookmarkStart w:id="38" w:name="Xf0886934132c9b4757c37c042c9c0a13efdc437"/>
     <w:p>
       <w:pPr>
         <w:pStyle w:val="Heading3"/>
       </w:pPr>
       <w:r>
-        <w:t xml:space="preserve">9.2 Trazabilidad</w:t>
+        <w:t xml:space="preserve">8.5 Mailings (recordatorios y avisos automáticos)</w:t>
       </w:r>
     </w:p>
     <w:p>
@@ -10648,7 +10646,45 @@
         <w:pStyle w:val="FirstParagraph"/>
       </w:pPr>
       <w:r>
-        <w:t xml:space="preserve">Dos buscadores:</w:t>
+        <w:t xml:space="preserve">El ERP genera mails solos, pero</w:t>
+      </w:r>
+      <w:r>
+        <w:t xml:space="preserve"> </w:t>
+      </w:r>
+      <w:r>
+        <w:rPr>
+          <w:b/>
+          <w:bCs/>
+        </w:rPr>
+        <w:t xml:space="preserve">nada sale sin tu aprobación</w:t>
+      </w:r>
+      <w:r>
+        <w:t xml:space="preserve">: todo pasa por la cola de</w:t>
+      </w:r>
+      <w:r>
+        <w:t xml:space="preserve"> </w:t>
+      </w:r>
+      <w:r>
+        <w:rPr>
+          <w:b/>
+          <w:bCs/>
+        </w:rPr>
+        <w:t xml:space="preserve">Ventas → Mailings</w:t>
+      </w:r>
+      <w:r>
+        <w:t xml:space="preserve">.</w:t>
+      </w:r>
+    </w:p>
+    <w:p>
+      <w:pPr>
+        <w:pStyle w:val="BodyText"/>
+      </w:pPr>
+      <w:r>
+        <w:rPr>
+          <w:b/>
+          <w:bCs/>
+        </w:rPr>
+        <w:t xml:space="preserve">Qué se genera automáticamente (una vez por día, al abrir el ERP):</w:t>
       </w:r>
       <w:r>
         <w:t xml:space="preserve"> </w:t>
@@ -10664,13 +10700,13 @@
           <w:b/>
           <w:bCs/>
         </w:rPr>
-        <w:t xml:space="preserve">Por pieza / lote PT:</w:t>
-      </w:r>
-      <w:r>
-        <w:t xml:space="preserve"> </w:t>
-      </w:r>
-      <w:r>
-        <w:t xml:space="preserve">te muestra el origen (PT ← OP ← barra ← colada ← certificado).</w:t>
+        <w:t xml:space="preserve">Recordatorio de cobranza</w:t>
+      </w:r>
+      <w:r>
+        <w:t xml:space="preserve"> </w:t>
+      </w:r>
+      <w:r>
+        <w:t xml:space="preserve">— clientes con saldo vencido en cuenta corriente (con detalle de comprobantes y días de atraso).</w:t>
       </w:r>
       <w:r>
         <w:t xml:space="preserve"> </w:t>
@@ -10686,13 +10722,35 @@
           <w:b/>
           <w:bCs/>
         </w:rPr>
-        <w:t xml:space="preserve">Por certificado / OC:</w:t>
-      </w:r>
-      <w:r>
-        <w:t xml:space="preserve"> </w:t>
-      </w:r>
-      <w:r>
-        <w:t xml:space="preserve">te muestra hacia adelante (certificado → barra → OP → PT → venta).</w:t>
+        <w:t xml:space="preserve">Seguimiento de presupuesto</w:t>
+      </w:r>
+      <w:r>
+        <w:t xml:space="preserve"> </w:t>
+      </w:r>
+      <w:r>
+        <w:t xml:space="preserve">— presupuestos enviados hace 7+ días sin respuesta.</w:t>
+      </w:r>
+      <w:r>
+        <w:t xml:space="preserve"> </w:t>
+      </w:r>
+      <w:r>
+        <w:t xml:space="preserve">-</w:t>
+      </w:r>
+      <w:r>
+        <w:t xml:space="preserve"> </w:t>
+      </w:r>
+      <w:r>
+        <w:rPr>
+          <w:b/>
+          <w:bCs/>
+        </w:rPr>
+        <w:t xml:space="preserve">Reactivación</w:t>
+      </w:r>
+      <w:r>
+        <w:t xml:space="preserve"> </w:t>
+      </w:r>
+      <w:r>
+        <w:t xml:space="preserve">— clientes con historial que llevan 90+ días sin comprar (máximo un mail cada 60 días; si además deben plata, primero va la cobranza).</w:t>
       </w:r>
     </w:p>
     <w:p>
@@ -10700,23 +10758,216 @@
         <w:pStyle w:val="BodyText"/>
       </w:pPr>
       <w:r>
-        <w:t xml:space="preserve">Sirve para reclamos de calidad y auditorías: con un número rastreás toda la cadena. La</w:t>
-      </w:r>
-      <w:r>
-        <w:t xml:space="preserve"> </w:t>
-      </w:r>
-      <w:r>
-        <w:rPr>
-          <w:b/>
-          <w:bCs/>
-        </w:rPr>
-        <w:t xml:space="preserve">colada</w:t>
-      </w:r>
-      <w:r>
-        <w:t xml:space="preserve"> </w:t>
-      </w:r>
-      <w:r>
-        <w:t xml:space="preserve">aparece en las columnas de Materia prima y Productos terminados, así que un reclamo por colada se resuelve buscando el certificado que la ampara.</w:t>
+        <w:rPr>
+          <w:b/>
+          <w:bCs/>
+        </w:rPr>
+        <w:t xml:space="preserve">Qué se genera por evento:</w:t>
+      </w:r>
+      <w:r>
+        <w:t xml:space="preserve"> </w:t>
+      </w:r>
+      <w:r>
+        <w:t xml:space="preserve">-</w:t>
+      </w:r>
+      <w:r>
+        <w:t xml:space="preserve"> </w:t>
+      </w:r>
+      <w:r>
+        <w:rPr>
+          <w:b/>
+          <w:bCs/>
+        </w:rPr>
+        <w:t xml:space="preserve">Pedido confirmado</w:t>
+      </w:r>
+      <w:r>
+        <w:t xml:space="preserve"> </w:t>
+      </w:r>
+      <w:r>
+        <w:t xml:space="preserve">— al convertir un presupuesto en venta.</w:t>
+      </w:r>
+      <w:r>
+        <w:t xml:space="preserve"> </w:t>
+      </w:r>
+      <w:r>
+        <w:t xml:space="preserve">-</w:t>
+      </w:r>
+      <w:r>
+        <w:t xml:space="preserve"> </w:t>
+      </w:r>
+      <w:r>
+        <w:rPr>
+          <w:b/>
+          <w:bCs/>
+        </w:rPr>
+        <w:t xml:space="preserve">Pedido despachado</w:t>
+      </w:r>
+      <w:r>
+        <w:t xml:space="preserve"> </w:t>
+      </w:r>
+      <w:r>
+        <w:t xml:space="preserve">— al pasar una venta a</w:t>
+      </w:r>
+      <w:r>
+        <w:t xml:space="preserve"> </w:t>
+      </w:r>
+      <w:r>
+        <w:rPr>
+          <w:rStyle w:val="VerbatimChar"/>
+        </w:rPr>
+        <w:t xml:space="preserve">entregado</w:t>
+      </w:r>
+      <w:r>
+        <w:t xml:space="preserve">.</w:t>
+      </w:r>
+    </w:p>
+    <w:p>
+      <w:pPr>
+        <w:pStyle w:val="BodyText"/>
+      </w:pPr>
+      <w:r>
+        <w:rPr>
+          <w:b/>
+          <w:bCs/>
+        </w:rPr>
+        <w:t xml:space="preserve">Cómo funciona la cola:</w:t>
+      </w:r>
+      <w:r>
+        <w:t xml:space="preserve"> </w:t>
+      </w:r>
+      <w:r>
+        <w:t xml:space="preserve">cada mail queda</w:t>
+      </w:r>
+      <w:r>
+        <w:t xml:space="preserve"> </w:t>
+      </w:r>
+      <w:r>
+        <w:rPr>
+          <w:b/>
+          <w:bCs/>
+        </w:rPr>
+        <w:t xml:space="preserve">PENDIENTE</w:t>
+      </w:r>
+      <w:r>
+        <w:t xml:space="preserve"> </w:t>
+      </w:r>
+      <w:r>
+        <w:t xml:space="preserve">hasta que lo apruebes (podés editarlo antes con</w:t>
+      </w:r>
+      <w:r>
+        <w:t xml:space="preserve"> </w:t>
+      </w:r>
+      <w:r>
+        <w:rPr>
+          <w:b/>
+          <w:bCs/>
+        </w:rPr>
+        <w:t xml:space="preserve">Ver / Editar</w:t>
+      </w:r>
+      <w:r>
+        <w:t xml:space="preserve">, o cancelarlo). Los aprobados</w:t>
+      </w:r>
+      <w:r>
+        <w:t xml:space="preserve"> </w:t>
+      </w:r>
+      <w:r>
+        <w:rPr>
+          <w:b/>
+          <w:bCs/>
+        </w:rPr>
+        <w:t xml:space="preserve">salen solos</w:t>
+      </w:r>
+      <w:r>
+        <w:t xml:space="preserve">: un proceso del servidor los despacha</w:t>
+      </w:r>
+      <w:r>
+        <w:t xml:space="preserve"> </w:t>
+      </w:r>
+      <w:r>
+        <w:rPr>
+          <w:b/>
+          <w:bCs/>
+        </w:rPr>
+        <w:t xml:space="preserve">cada 15 minutos en horario laboral</w:t>
+      </w:r>
+      <w:r>
+        <w:t xml:space="preserve"> </w:t>
+      </w:r>
+      <w:r>
+        <w:t xml:space="preserve">(configurable), aunque nadie tenga el ERP abierto. Lo enviado queda en el</w:t>
+      </w:r>
+      <w:r>
+        <w:t xml:space="preserve"> </w:t>
+      </w:r>
+      <w:r>
+        <w:rPr>
+          <w:b/>
+          <w:bCs/>
+        </w:rPr>
+        <w:t xml:space="preserve">historial</w:t>
+      </w:r>
+      <w:r>
+        <w:t xml:space="preserve">.</w:t>
+      </w:r>
+    </w:p>
+    <w:p>
+      <w:pPr>
+        <w:pStyle w:val="BodyText"/>
+      </w:pPr>
+      <w:r>
+        <w:t xml:space="preserve">Los textos salen de</w:t>
+      </w:r>
+      <w:r>
+        <w:t xml:space="preserve"> </w:t>
+      </w:r>
+      <w:r>
+        <w:rPr>
+          <w:b/>
+          <w:bCs/>
+        </w:rPr>
+        <w:t xml:space="preserve">plantillas editables</w:t>
+      </w:r>
+      <w:r>
+        <w:t xml:space="preserve"> </w:t>
+      </w:r>
+      <w:r>
+        <w:t xml:space="preserve">(pestaña Templates) con variables como</w:t>
+      </w:r>
+      <w:r>
+        <w:t xml:space="preserve"> </w:t>
+      </w:r>
+      <w:r>
+        <w:rPr>
+          <w:rStyle w:val="VerbatimChar"/>
+        </w:rPr>
+        <w:t xml:space="preserve">{cliente}</w:t>
+      </w:r>
+      <w:r>
+        <w:t xml:space="preserve">,</w:t>
+      </w:r>
+      <w:r>
+        <w:t xml:space="preserve"> </w:t>
+      </w:r>
+      <w:r>
+        <w:rPr>
+          <w:rStyle w:val="VerbatimChar"/>
+        </w:rPr>
+        <w:t xml:space="preserve">{monto}</w:t>
+      </w:r>
+      <w:r>
+        <w:t xml:space="preserve">,</w:t>
+      </w:r>
+      <w:r>
+        <w:t xml:space="preserve"> </w:t>
+      </w:r>
+      <w:r>
+        <w:rPr>
+          <w:rStyle w:val="VerbatimChar"/>
+        </w:rPr>
+        <w:t xml:space="preserve">{nro}</w:t>
+      </w:r>
+      <w:r>
+        <w:t xml:space="preserve">.</w:t>
       </w:r>
     </w:p>
     <w:p>
@@ -10724,39 +10975,17 @@
         <w:pStyle w:val="BlockText"/>
       </w:pPr>
       <w:r>
-        <w:t xml:space="preserve">⚠️</w:t>
-      </w:r>
-      <w:r>
-        <w:t xml:space="preserve"> </w:t>
-      </w:r>
-      <w:r>
-        <w:rPr>
-          <w:b/>
-          <w:bCs/>
-        </w:rPr>
-        <w:t xml:space="preserve">Dato histórico:</w:t>
-      </w:r>
-      <w:r>
-        <w:t xml:space="preserve"> </w:t>
-      </w:r>
-      <w:r>
-        <w:t xml:space="preserve">el material cargado</w:t>
-      </w:r>
-      <w:r>
-        <w:t xml:space="preserve"> </w:t>
-      </w:r>
-      <w:r>
-        <w:rPr>
-          <w:b/>
-          <w:bCs/>
-        </w:rPr>
-        <w:t xml:space="preserve">antes de julio 2026</w:t>
-      </w:r>
-      <w:r>
-        <w:t xml:space="preserve"> </w:t>
-      </w:r>
-      <w:r>
-        <w:t xml:space="preserve">puede tener el número de OC en el campo colada (era la etiqueta vieja de la pantalla). La trazabilidad por colada es confiable para el material cargado desde julio 2026 en adelante.</w:t>
+        <w:rPr>
+          <w:b/>
+          <w:bCs/>
+        </w:rPr>
+        <w:t xml:space="preserve">Requisito para el envío real:</w:t>
+      </w:r>
+      <w:r>
+        <w:t xml:space="preserve"> </w:t>
+      </w:r>
+      <w:r>
+        <w:t xml:space="preserve">la casilla de Office 365 tiene que estar conectada (integración con Microsoft, se configura una sola vez). Hasta entonces los mails aprobados quedan esperando en la cola, no se pierden.</w:t>
       </w:r>
     </w:p>
     <w:p>
@@ -10766,9 +10995,280 @@
         </w:pict>
       </w:r>
     </w:p>
+    <w:bookmarkEnd w:id="38"/>
+    <w:bookmarkEnd w:id="39"/>
+    <w:bookmarkStart w:id="42" w:name="análisis-costos-y-trazabilidad"/>
+    <w:p>
+      <w:pPr>
+        <w:pStyle w:val="Heading2"/>
+      </w:pPr>
+      <w:r>
+        <w:t xml:space="preserve">9. Análisis (costos y trazabilidad)</w:t>
+      </w:r>
+    </w:p>
+    <w:bookmarkStart w:id="40" w:name="costos-y-rentabilidad"/>
+    <w:p>
+      <w:pPr>
+        <w:pStyle w:val="Heading3"/>
+      </w:pPr>
+      <w:r>
+        <w:t xml:space="preserve">9.1 Costos y rentabilidad</w:t>
+      </w:r>
+    </w:p>
+    <w:p>
+      <w:pPr>
+        <w:pStyle w:val="FirstParagraph"/>
+      </w:pPr>
+      <w:r>
+        <w:t xml:space="preserve">Calcula el costo real de cada pieza y su margen.</w:t>
+      </w:r>
+    </w:p>
+    <w:p>
+      <w:pPr>
+        <w:pStyle w:val="Compact"/>
+        <w:numPr>
+          <w:ilvl w:val="0"/>
+          <w:numId w:val="1015"/>
+        </w:numPr>
+      </w:pPr>
+      <w:r>
+        <w:t xml:space="preserve">Configurá una vez:</w:t>
+      </w:r>
+      <w:r>
+        <w:t xml:space="preserve"> </w:t>
+      </w:r>
+      <w:r>
+        <w:rPr>
+          <w:b/>
+          <w:bCs/>
+        </w:rPr>
+        <w:t xml:space="preserve">Tarifa operario (USD/h)</w:t>
+      </w:r>
+      <w:r>
+        <w:t xml:space="preserve"> </w:t>
+      </w:r>
+      <w:r>
+        <w:t xml:space="preserve">y</w:t>
+      </w:r>
+      <w:r>
+        <w:t xml:space="preserve"> </w:t>
+      </w:r>
+      <w:r>
+        <w:rPr>
+          <w:b/>
+          <w:bCs/>
+        </w:rPr>
+        <w:t xml:space="preserve">Overhead %</w:t>
+      </w:r>
+      <w:r>
+        <w:t xml:space="preserve"> </w:t>
+      </w:r>
+      <w:r>
+        <w:t xml:space="preserve">(gastos indirectos: luz, alquiler…). Tocá</w:t>
+      </w:r>
+      <w:r>
+        <w:t xml:space="preserve"> </w:t>
+      </w:r>
+      <w:r>
+        <w:rPr>
+          <w:b/>
+          <w:bCs/>
+        </w:rPr>
+        <w:t xml:space="preserve">Guardar config</w:t>
+      </w:r>
+      <w:r>
+        <w:t xml:space="preserve">.</w:t>
+      </w:r>
+    </w:p>
+    <w:p>
+      <w:pPr>
+        <w:pStyle w:val="Compact"/>
+        <w:numPr>
+          <w:ilvl w:val="0"/>
+          <w:numId w:val="1015"/>
+        </w:numPr>
+      </w:pPr>
+      <w:r>
+        <w:t xml:space="preserve">Tocá</w:t>
+      </w:r>
+      <w:r>
+        <w:t xml:space="preserve"> </w:t>
+      </w:r>
+      <w:r>
+        <w:rPr>
+          <w:b/>
+          <w:bCs/>
+        </w:rPr>
+        <w:t xml:space="preserve">↻ Recalcular</w:t>
+      </w:r>
+      <w:r>
+        <w:t xml:space="preserve">.</w:t>
+      </w:r>
+    </w:p>
+    <w:p>
+      <w:pPr>
+        <w:pStyle w:val="Compact"/>
+        <w:numPr>
+          <w:ilvl w:val="0"/>
+          <w:numId w:val="1015"/>
+        </w:numPr>
+      </w:pPr>
+      <w:r>
+        <w:t xml:space="preserve">La tabla muestra, por pieza: costo de material, costo de tiempo, overhead, costo total, precio de venta promedio y</w:t>
+      </w:r>
+      <w:r>
+        <w:t xml:space="preserve"> </w:t>
+      </w:r>
+      <w:r>
+        <w:rPr>
+          <w:b/>
+          <w:bCs/>
+        </w:rPr>
+        <w:t xml:space="preserve">margen</w:t>
+      </w:r>
+      <w:r>
+        <w:t xml:space="preserve"> </w:t>
+      </w:r>
+      <w:r>
+        <w:t xml:space="preserve">(USD y %).</w:t>
+      </w:r>
+    </w:p>
     <w:bookmarkEnd w:id="40"/>
+    <w:bookmarkStart w:id="41" w:name="trazabilidad"/>
+    <w:p>
+      <w:pPr>
+        <w:pStyle w:val="Heading3"/>
+      </w:pPr>
+      <w:r>
+        <w:t xml:space="preserve">9.2 Trazabilidad</w:t>
+      </w:r>
+    </w:p>
+    <w:p>
+      <w:pPr>
+        <w:pStyle w:val="FirstParagraph"/>
+      </w:pPr>
+      <w:r>
+        <w:t xml:space="preserve">Dos buscadores:</w:t>
+      </w:r>
+      <w:r>
+        <w:t xml:space="preserve"> </w:t>
+      </w:r>
+      <w:r>
+        <w:t xml:space="preserve">-</w:t>
+      </w:r>
+      <w:r>
+        <w:t xml:space="preserve"> </w:t>
+      </w:r>
+      <w:r>
+        <w:rPr>
+          <w:b/>
+          <w:bCs/>
+        </w:rPr>
+        <w:t xml:space="preserve">Por pieza / lote PT:</w:t>
+      </w:r>
+      <w:r>
+        <w:t xml:space="preserve"> </w:t>
+      </w:r>
+      <w:r>
+        <w:t xml:space="preserve">te muestra el origen (PT ← OP ← barra ← colada ← certificado).</w:t>
+      </w:r>
+      <w:r>
+        <w:t xml:space="preserve"> </w:t>
+      </w:r>
+      <w:r>
+        <w:t xml:space="preserve">-</w:t>
+      </w:r>
+      <w:r>
+        <w:t xml:space="preserve"> </w:t>
+      </w:r>
+      <w:r>
+        <w:rPr>
+          <w:b/>
+          <w:bCs/>
+        </w:rPr>
+        <w:t xml:space="preserve">Por certificado / OC:</w:t>
+      </w:r>
+      <w:r>
+        <w:t xml:space="preserve"> </w:t>
+      </w:r>
+      <w:r>
+        <w:t xml:space="preserve">te muestra hacia adelante (certificado → barra → OP → PT → venta).</w:t>
+      </w:r>
+    </w:p>
+    <w:p>
+      <w:pPr>
+        <w:pStyle w:val="BodyText"/>
+      </w:pPr>
+      <w:r>
+        <w:t xml:space="preserve">Sirve para reclamos de calidad y auditorías: con un número rastreás toda la cadena. La</w:t>
+      </w:r>
+      <w:r>
+        <w:t xml:space="preserve"> </w:t>
+      </w:r>
+      <w:r>
+        <w:rPr>
+          <w:b/>
+          <w:bCs/>
+        </w:rPr>
+        <w:t xml:space="preserve">colada</w:t>
+      </w:r>
+      <w:r>
+        <w:t xml:space="preserve"> </w:t>
+      </w:r>
+      <w:r>
+        <w:t xml:space="preserve">aparece en las columnas de Materia prima y Productos terminados, así que un reclamo por colada se resuelve buscando el certificado que la ampara.</w:t>
+      </w:r>
+    </w:p>
+    <w:p>
+      <w:pPr>
+        <w:pStyle w:val="BlockText"/>
+      </w:pPr>
+      <w:r>
+        <w:t xml:space="preserve">⚠️</w:t>
+      </w:r>
+      <w:r>
+        <w:t xml:space="preserve"> </w:t>
+      </w:r>
+      <w:r>
+        <w:rPr>
+          <w:b/>
+          <w:bCs/>
+        </w:rPr>
+        <w:t xml:space="preserve">Dato histórico:</w:t>
+      </w:r>
+      <w:r>
+        <w:t xml:space="preserve"> </w:t>
+      </w:r>
+      <w:r>
+        <w:t xml:space="preserve">el material cargado</w:t>
+      </w:r>
+      <w:r>
+        <w:t xml:space="preserve"> </w:t>
+      </w:r>
+      <w:r>
+        <w:rPr>
+          <w:b/>
+          <w:bCs/>
+        </w:rPr>
+        <w:t xml:space="preserve">antes de julio 2026</w:t>
+      </w:r>
+      <w:r>
+        <w:t xml:space="preserve"> </w:t>
+      </w:r>
+      <w:r>
+        <w:t xml:space="preserve">puede tener el número de OC en el campo colada (era la etiqueta vieja de la pantalla). La trazabilidad por colada es confiable para el material cargado desde julio 2026 en adelante.</w:t>
+      </w:r>
+    </w:p>
+    <w:p>
+      <w:r>
+        <w:pict>
+          <v:rect style="width:0;height:1.5pt" o:hralign="center" o:hrstd="t" o:hr="t"/>
+        </w:pict>
+      </w:r>
+    </w:p>
     <w:bookmarkEnd w:id="41"/>
-    <w:bookmarkStart w:id="48" w:name="calidad-ncrcapa-documentos-pqp"/>
+    <w:bookmarkEnd w:id="42"/>
+    <w:bookmarkStart w:id="49" w:name="calidad-ncrcapa-documentos-pqp"/>
     <w:p>
       <w:pPr>
         <w:pStyle w:val="Heading2"/>
@@ -10892,7 +11392,7 @@
         <w:t xml:space="preserve">.</w:t>
       </w:r>
     </w:p>
-    <w:bookmarkStart w:id="42" w:name="no-conformidades-nc"/>
+    <w:bookmarkStart w:id="43" w:name="no-conformidades-nc"/>
     <w:p>
       <w:pPr>
         <w:pStyle w:val="Heading3"/>
@@ -11478,8 +11978,8 @@
         <w:t xml:space="preserve">pasan a alerta crítica (la meta del SGC es cerrarlas en 30 días).</w:t>
       </w:r>
     </w:p>
-    <w:bookmarkEnd w:id="42"/>
-    <w:bookmarkStart w:id="43" w:name="acciones-capa-correctivas-y-preventivas"/>
+    <w:bookmarkEnd w:id="43"/>
+    <w:bookmarkStart w:id="44" w:name="acciones-capa-correctivas-y-preventivas"/>
     <w:p>
       <w:pPr>
         <w:pStyle w:val="Heading3"/>
@@ -11830,8 +12330,8 @@
         <w:t xml:space="preserve">.</w:t>
       </w:r>
     </w:p>
-    <w:bookmarkEnd w:id="43"/>
-    <w:bookmarkStart w:id="44" w:name="documentos-controlados"/>
+    <w:bookmarkEnd w:id="44"/>
+    <w:bookmarkStart w:id="45" w:name="documentos-controlados"/>
     <w:p>
       <w:pPr>
         <w:pStyle w:val="Heading3"/>
@@ -12145,8 +12645,8 @@
         <w:t xml:space="preserve">: un paso de OP no puede apuntar a una revisión obsoleta.</w:t>
       </w:r>
     </w:p>
-    <w:bookmarkEnd w:id="44"/>
-    <w:bookmarkStart w:id="45" w:name="plantillas-pqp"/>
+    <w:bookmarkEnd w:id="45"/>
+    <w:bookmarkStart w:id="46" w:name="plantillas-pqp"/>
     <w:p>
       <w:pPr>
         <w:pStyle w:val="Heading3"/>
@@ -12394,8 +12894,8 @@
         <w:t xml:space="preserve">). Así todas las OPs del mismo producto siguen el mismo plan, siempre.</w:t>
       </w:r>
     </w:p>
-    <w:bookmarkEnd w:id="45"/>
-    <w:bookmarkStart w:id="46" w:name="Xdd47fb353a4cec263fb0707e4acad9f2e437c89"/>
+    <w:bookmarkEnd w:id="46"/>
+    <w:bookmarkStart w:id="47" w:name="Xdd47fb353a4cec263fb0707e4acad9f2e437c89"/>
     <w:p>
       <w:pPr>
         <w:pStyle w:val="Heading3"/>
@@ -12433,7 +12933,7 @@
         <w:pStyle w:val="Compact"/>
         <w:numPr>
           <w:ilvl w:val="0"/>
-          <w:numId w:val="1015"/>
+          <w:numId w:val="1016"/>
         </w:numPr>
       </w:pPr>
       <w:r>
@@ -12478,7 +12978,7 @@
         <w:pStyle w:val="Compact"/>
         <w:numPr>
           <w:ilvl w:val="0"/>
-          <w:numId w:val="1015"/>
+          <w:numId w:val="1016"/>
         </w:numPr>
       </w:pPr>
       <w:r>
@@ -12545,7 +13045,7 @@
         <w:pStyle w:val="Compact"/>
         <w:numPr>
           <w:ilvl w:val="0"/>
-          <w:numId w:val="1015"/>
+          <w:numId w:val="1016"/>
         </w:numPr>
       </w:pPr>
       <w:r>
@@ -12611,7 +13111,7 @@
         <w:pStyle w:val="Compact"/>
         <w:numPr>
           <w:ilvl w:val="0"/>
-          <w:numId w:val="1015"/>
+          <w:numId w:val="1016"/>
         </w:numPr>
       </w:pPr>
       <w:r>
@@ -12662,8 +13162,8 @@
         <w:t xml:space="preserve">— ideal para el auditor de certificación: ve todo el SGC, producción e inventario pero no puede tocar nada (mismo cerrojo doble del Modo Contador, garantizado por la base de datos).</w:t>
       </w:r>
     </w:p>
-    <w:bookmarkEnd w:id="46"/>
-    <w:bookmarkStart w:id="47" w:name="retención-de-evidencia"/>
+    <w:bookmarkEnd w:id="47"/>
+    <w:bookmarkStart w:id="48" w:name="retención-de-evidencia"/>
     <w:p>
       <w:pPr>
         <w:pStyle w:val="Heading3"/>
@@ -12723,9 +13223,9 @@
         </w:pict>
       </w:r>
     </w:p>
-    <w:bookmarkEnd w:id="47"/>
     <w:bookmarkEnd w:id="48"/>
-    <w:bookmarkStart w:id="57" w:name="contabilidad"/>
+    <w:bookmarkEnd w:id="49"/>
+    <w:bookmarkStart w:id="58" w:name="contabilidad"/>
     <w:p>
       <w:pPr>
         <w:pStyle w:val="Heading2"/>
@@ -12838,7 +13338,7 @@
         <w:t xml:space="preserve">). Si no, los asientos automáticos no saben a qué cuentas ir.</w:t>
       </w:r>
     </w:p>
-    <w:bookmarkStart w:id="49" w:name="plan-de-cuentas"/>
+    <w:bookmarkStart w:id="50" w:name="plan-de-cuentas"/>
     <w:p>
       <w:pPr>
         <w:pStyle w:val="Heading3"/>
@@ -12853,527 +13353,6 @@
       </w:pPr>
       <w:r>
         <w:t xml:space="preserve">La estructura jerárquica de cuentas (partida doble).</w:t>
-      </w:r>
-    </w:p>
-    <w:p>
-      <w:pPr>
-        <w:pStyle w:val="Compact"/>
-        <w:numPr>
-          <w:ilvl w:val="0"/>
-          <w:numId w:val="1016"/>
-        </w:numPr>
-      </w:pPr>
-      <w:r>
-        <w:rPr>
-          <w:b/>
-          <w:bCs/>
-        </w:rPr>
-        <w:t xml:space="preserve">Expandir / Colapsar</w:t>
-      </w:r>
-      <w:r>
-        <w:t xml:space="preserve"> </w:t>
-      </w:r>
-      <w:r>
-        <w:t xml:space="preserve">los grupos.</w:t>
-      </w:r>
-    </w:p>
-    <w:p>
-      <w:pPr>
-        <w:pStyle w:val="Compact"/>
-        <w:numPr>
-          <w:ilvl w:val="0"/>
-          <w:numId w:val="1016"/>
-        </w:numPr>
-      </w:pPr>
-      <w:r>
-        <w:rPr>
-          <w:b/>
-          <w:bCs/>
-        </w:rPr>
-        <w:t xml:space="preserve">+ Nueva cuenta:</w:t>
-      </w:r>
-      <w:r>
-        <w:t xml:space="preserve"> </w:t>
-      </w:r>
-      <w:r>
-        <w:rPr>
-          <w:b/>
-          <w:bCs/>
-        </w:rPr>
-        <w:t xml:space="preserve">Código</w:t>
-      </w:r>
-      <w:r>
-        <w:t xml:space="preserve"> </w:t>
-      </w:r>
-      <w:r>
-        <w:rPr>
-          <w:i/>
-          <w:iCs/>
-        </w:rPr>
-        <w:t xml:space="preserve">,</w:t>
-      </w:r>
-      <w:r>
-        <w:rPr>
-          <w:i/>
-          <w:iCs/>
-        </w:rPr>
-        <w:t xml:space="preserve"> </w:t>
-      </w:r>
-      <w:r>
-        <w:rPr>
-          <w:b/>
-          <w:bCs/>
-          <w:i/>
-          <w:iCs/>
-        </w:rPr>
-        <w:t xml:space="preserve">Nombre</w:t>
-      </w:r>
-      <w:r>
-        <w:rPr>
-          <w:i/>
-          <w:iCs/>
-        </w:rPr>
-        <w:t xml:space="preserve"> </w:t>
-      </w:r>
-      <w:r>
-        <w:t xml:space="preserve">,</w:t>
-      </w:r>
-      <w:r>
-        <w:t xml:space="preserve"> </w:t>
-      </w:r>
-      <w:r>
-        <w:rPr>
-          <w:b/>
-          <w:bCs/>
-        </w:rPr>
-        <w:t xml:space="preserve">Tipo</w:t>
-      </w:r>
-      <w:r>
-        <w:t xml:space="preserve"> </w:t>
-      </w:r>
-      <w:r>
-        <w:t xml:space="preserve">(Activo / Pasivo / Patrimonio Neto / Ingreso / Gasto / Resultado),</w:t>
-      </w:r>
-      <w:r>
-        <w:t xml:space="preserve"> </w:t>
-      </w:r>
-      <w:r>
-        <w:rPr>
-          <w:b/>
-          <w:bCs/>
-        </w:rPr>
-        <w:t xml:space="preserve">Cuenta padre</w:t>
-      </w:r>
-      <w:r>
-        <w:t xml:space="preserve">,</w:t>
-      </w:r>
-      <w:r>
-        <w:t xml:space="preserve"> </w:t>
-      </w:r>
-      <w:r>
-        <w:rPr>
-          <w:b/>
-          <w:bCs/>
-        </w:rPr>
-        <w:t xml:space="preserve">Imputable</w:t>
-      </w:r>
-      <w:r>
-        <w:t xml:space="preserve"> </w:t>
-      </w:r>
-      <w:r>
-        <w:t xml:space="preserve">(si se pueden cargar asientos ahí),</w:t>
-      </w:r>
-      <w:r>
-        <w:t xml:space="preserve"> </w:t>
-      </w:r>
-      <w:r>
-        <w:rPr>
-          <w:b/>
-          <w:bCs/>
-        </w:rPr>
-        <w:t xml:space="preserve">Activa</w:t>
-      </w:r>
-      <w:r>
-        <w:t xml:space="preserve">,</w:t>
-      </w:r>
-      <w:r>
-        <w:t xml:space="preserve"> </w:t>
-      </w:r>
-      <w:r>
-        <w:rPr>
-          <w:b/>
-          <w:bCs/>
-        </w:rPr>
-        <w:t xml:space="preserve">Ajustable</w:t>
-      </w:r>
-      <w:r>
-        <w:t xml:space="preserve"> </w:t>
-      </w:r>
-      <w:r>
-        <w:t xml:space="preserve">(para ajuste por inflación).</w:t>
-      </w:r>
-    </w:p>
-    <w:p>
-      <w:pPr>
-        <w:pStyle w:val="Compact"/>
-        <w:numPr>
-          <w:ilvl w:val="0"/>
-          <w:numId w:val="1016"/>
-        </w:numPr>
-      </w:pPr>
-      <w:r>
-        <w:t xml:space="preserve">Filtrá por tipo, activa o ajustable.</w:t>
-      </w:r>
-    </w:p>
-    <w:bookmarkEnd w:id="49"/>
-    <w:bookmarkStart w:id="50" w:name="asientos-contables"/>
-    <w:p>
-      <w:pPr>
-        <w:pStyle w:val="Heading3"/>
-      </w:pPr>
-      <w:r>
-        <w:t xml:space="preserve">11.2 Asientos contables</w:t>
-      </w:r>
-    </w:p>
-    <w:p>
-      <w:pPr>
-        <w:pStyle w:val="FirstParagraph"/>
-      </w:pPr>
-      <w:r>
-        <w:t xml:space="preserve">Lista de todos los asientos (debe = haber).</w:t>
-      </w:r>
-    </w:p>
-    <w:p>
-      <w:pPr>
-        <w:pStyle w:val="BodyText"/>
-      </w:pPr>
-      <w:r>
-        <w:rPr>
-          <w:b/>
-          <w:bCs/>
-        </w:rPr>
-        <w:t xml:space="preserve">Para cargar un asiento manual:</w:t>
-      </w:r>
-      <w:r>
-        <w:t xml:space="preserve"> </w:t>
-      </w:r>
-      <w:r>
-        <w:t xml:space="preserve">1.</w:t>
-      </w:r>
-      <w:r>
-        <w:t xml:space="preserve"> </w:t>
-      </w:r>
-      <w:r>
-        <w:rPr>
-          <w:b/>
-          <w:bCs/>
-        </w:rPr>
-        <w:t xml:space="preserve">+ Nuevo asiento</w:t>
-      </w:r>
-      <w:r>
-        <w:t xml:space="preserve">.</w:t>
-      </w:r>
-      <w:r>
-        <w:t xml:space="preserve"> </w:t>
-      </w:r>
-      <w:r>
-        <w:t xml:space="preserve">2.</w:t>
-      </w:r>
-      <w:r>
-        <w:t xml:space="preserve"> </w:t>
-      </w:r>
-      <w:r>
-        <w:rPr>
-          <w:b/>
-          <w:bCs/>
-        </w:rPr>
-        <w:t xml:space="preserve">Fecha</w:t>
-      </w:r>
-      <w:r>
-        <w:t xml:space="preserve"> </w:t>
-      </w:r>
-      <w:r>
-        <w:rPr>
-          <w:i/>
-          <w:iCs/>
-        </w:rPr>
-        <w:t xml:space="preserve">,</w:t>
-      </w:r>
-      <w:r>
-        <w:rPr>
-          <w:i/>
-          <w:iCs/>
-        </w:rPr>
-        <w:t xml:space="preserve"> </w:t>
-      </w:r>
-      <w:r>
-        <w:rPr>
-          <w:b/>
-          <w:bCs/>
-          <w:i/>
-          <w:iCs/>
-        </w:rPr>
-        <w:t xml:space="preserve">Descripción</w:t>
-      </w:r>
-      <w:r>
-        <w:rPr>
-          <w:i/>
-          <w:iCs/>
-        </w:rPr>
-        <w:t xml:space="preserve"> </w:t>
-      </w:r>
-      <w:r>
-        <w:t xml:space="preserve">,</w:t>
-      </w:r>
-      <w:r>
-        <w:t xml:space="preserve"> </w:t>
-      </w:r>
-      <w:r>
-        <w:rPr>
-          <w:b/>
-          <w:bCs/>
-        </w:rPr>
-        <w:t xml:space="preserve">Comprobante</w:t>
-      </w:r>
-      <w:r>
-        <w:t xml:space="preserve">,</w:t>
-      </w:r>
-      <w:r>
-        <w:t xml:space="preserve"> </w:t>
-      </w:r>
-      <w:r>
-        <w:rPr>
-          <w:b/>
-          <w:bCs/>
-        </w:rPr>
-        <w:t xml:space="preserve">Tipo</w:t>
-      </w:r>
-      <w:r>
-        <w:t xml:space="preserve"> </w:t>
-      </w:r>
-      <w:r>
-        <w:t xml:space="preserve">(manual / factura / cobro / pago / cierre / ajuste…),</w:t>
-      </w:r>
-      <w:r>
-        <w:t xml:space="preserve"> </w:t>
-      </w:r>
-      <w:r>
-        <w:rPr>
-          <w:b/>
-          <w:bCs/>
-        </w:rPr>
-        <w:t xml:space="preserve">Moneda</w:t>
-      </w:r>
-      <w:r>
-        <w:t xml:space="preserve">.</w:t>
-      </w:r>
-      <w:r>
-        <w:t xml:space="preserve"> </w:t>
-      </w:r>
-      <w:r>
-        <w:t xml:space="preserve">3.</w:t>
-      </w:r>
-      <w:r>
-        <w:t xml:space="preserve"> </w:t>
-      </w:r>
-      <w:r>
-        <w:rPr>
-          <w:b/>
-          <w:bCs/>
-        </w:rPr>
-        <w:t xml:space="preserve">Líneas:</w:t>
-      </w:r>
-      <w:r>
-        <w:t xml:space="preserve"> </w:t>
-      </w:r>
-      <w:r>
-        <w:t xml:space="preserve">agregá cuenta + monto en</w:t>
-      </w:r>
-      <w:r>
-        <w:t xml:space="preserve"> </w:t>
-      </w:r>
-      <w:r>
-        <w:rPr>
-          <w:b/>
-          <w:bCs/>
-        </w:rPr>
-        <w:t xml:space="preserve">Debe</w:t>
-      </w:r>
-      <w:r>
-        <w:t xml:space="preserve"> </w:t>
-      </w:r>
-      <w:r>
-        <w:t xml:space="preserve">o</w:t>
-      </w:r>
-      <w:r>
-        <w:t xml:space="preserve"> </w:t>
-      </w:r>
-      <w:r>
-        <w:rPr>
-          <w:b/>
-          <w:bCs/>
-        </w:rPr>
-        <w:t xml:space="preserve">Haber</w:t>
-      </w:r>
-      <w:r>
-        <w:t xml:space="preserve">. El</w:t>
-      </w:r>
-      <w:r>
-        <w:t xml:space="preserve"> </w:t>
-      </w:r>
-      <w:r>
-        <w:rPr>
-          <w:b/>
-          <w:bCs/>
-        </w:rPr>
-        <w:t xml:space="preserve">total Debe</w:t>
-      </w:r>
-      <w:r>
-        <w:t xml:space="preserve"> </w:t>
-      </w:r>
-      <w:r>
-        <w:t xml:space="preserve">tiene que ser</w:t>
-      </w:r>
-      <w:r>
-        <w:t xml:space="preserve"> </w:t>
-      </w:r>
-      <w:r>
-        <w:rPr>
-          <w:b/>
-          <w:bCs/>
-        </w:rPr>
-        <w:t xml:space="preserve">igual al total Haber</w:t>
-      </w:r>
-      <w:r>
-        <w:t xml:space="preserve"> </w:t>
-      </w:r>
-      <w:r>
-        <w:t xml:space="preserve">(si no, no deja guardar).</w:t>
-      </w:r>
-      <w:r>
-        <w:t xml:space="preserve"> </w:t>
-      </w:r>
-      <w:r>
-        <w:t xml:space="preserve">4. Guardá.</w:t>
-      </w:r>
-    </w:p>
-    <w:p>
-      <w:pPr>
-        <w:pStyle w:val="BodyText"/>
-      </w:pPr>
-      <w:r>
-        <w:rPr>
-          <w:b/>
-          <w:bCs/>
-        </w:rPr>
-        <w:t xml:space="preserve">Estados:</w:t>
-      </w:r>
-      <w:r>
-        <w:t xml:space="preserve"> </w:t>
-      </w:r>
-      <w:r>
-        <w:rPr>
-          <w:rStyle w:val="VerbatimChar"/>
-        </w:rPr>
-        <w:t xml:space="preserve">borrador → confirmado → (anulado)</w:t>
-      </w:r>
-      <w:r>
-        <w:t xml:space="preserve">.</w:t>
-      </w:r>
-      <w:r>
-        <w:t xml:space="preserve"> </w:t>
-      </w:r>
-      <w:r>
-        <w:t xml:space="preserve">-</w:t>
-      </w:r>
-      <w:r>
-        <w:t xml:space="preserve"> </w:t>
-      </w:r>
-      <w:r>
-        <w:rPr>
-          <w:b/>
-          <w:bCs/>
-        </w:rPr>
-        <w:t xml:space="preserve">Editar / Eliminar:</w:t>
-      </w:r>
-      <w:r>
-        <w:t xml:space="preserve"> </w:t>
-      </w:r>
-      <w:r>
-        <w:t xml:space="preserve">solo si está en</w:t>
-      </w:r>
-      <w:r>
-        <w:t xml:space="preserve"> </w:t>
-      </w:r>
-      <w:r>
-        <w:rPr>
-          <w:rStyle w:val="VerbatimChar"/>
-        </w:rPr>
-        <w:t xml:space="preserve">borrador</w:t>
-      </w:r>
-      <w:r>
-        <w:t xml:space="preserve">.</w:t>
-      </w:r>
-      <w:r>
-        <w:t xml:space="preserve"> </w:t>
-      </w:r>
-      <w:r>
-        <w:t xml:space="preserve">-</w:t>
-      </w:r>
-      <w:r>
-        <w:t xml:space="preserve"> </w:t>
-      </w:r>
-      <w:r>
-        <w:rPr>
-          <w:b/>
-          <w:bCs/>
-        </w:rPr>
-        <w:t xml:space="preserve">Anular:</w:t>
-      </w:r>
-      <w:r>
-        <w:t xml:space="preserve"> </w:t>
-      </w:r>
-      <w:r>
-        <w:t xml:space="preserve">genera un asiento inverso (no se borra, se contra-asienta).</w:t>
-      </w:r>
-    </w:p>
-    <w:p>
-      <w:pPr>
-        <w:pStyle w:val="BlockText"/>
-      </w:pPr>
-      <w:r>
-        <w:t xml:space="preserve">La numeración la pone la base de datos: es correlativa y no se repite.</w:t>
-      </w:r>
-    </w:p>
-    <w:bookmarkEnd w:id="50"/>
-    <w:bookmarkStart w:id="51" w:name="cobros-y-pagos"/>
-    <w:p>
-      <w:pPr>
-        <w:pStyle w:val="Heading3"/>
-      </w:pPr>
-      <w:r>
-        <w:t xml:space="preserve">11.3 Cobros y pagos</w:t>
-      </w:r>
-    </w:p>
-    <w:p>
-      <w:pPr>
-        <w:pStyle w:val="FirstParagraph"/>
-      </w:pPr>
-      <w:r>
-        <w:t xml:space="preserve">El lugar para registrar</w:t>
-      </w:r>
-      <w:r>
-        <w:t xml:space="preserve"> </w:t>
-      </w:r>
-      <w:r>
-        <w:rPr>
-          <w:b/>
-          <w:bCs/>
-        </w:rPr>
-        <w:t xml:space="preserve">plata que entra o sale</w:t>
-      </w:r>
-      <w:r>
-        <w:t xml:space="preserve">.</w:t>
       </w:r>
     </w:p>
     <w:p>
@@ -13385,36 +13364,17 @@
         </w:numPr>
       </w:pPr>
       <w:r>
-        <w:t xml:space="preserve">Elegí la pestaña:</w:t>
-      </w:r>
-      <w:r>
-        <w:t xml:space="preserve"> </w:t>
-      </w:r>
-      <w:r>
-        <w:rPr>
-          <w:b/>
-          <w:bCs/>
-        </w:rPr>
-        <w:t xml:space="preserve">Cobro de cliente</w:t>
-      </w:r>
-      <w:r>
-        <w:t xml:space="preserve"> </w:t>
-      </w:r>
-      <w:r>
-        <w:t xml:space="preserve">o</w:t>
-      </w:r>
-      <w:r>
-        <w:t xml:space="preserve"> </w:t>
-      </w:r>
-      <w:r>
-        <w:rPr>
-          <w:b/>
-          <w:bCs/>
-        </w:rPr>
-        <w:t xml:space="preserve">Pago a proveedor</w:t>
-      </w:r>
-      <w:r>
-        <w:t xml:space="preserve">.</w:t>
+        <w:rPr>
+          <w:b/>
+          <w:bCs/>
+        </w:rPr>
+        <w:t xml:space="preserve">Expandir / Colapsar</w:t>
+      </w:r>
+      <w:r>
+        <w:t xml:space="preserve"> </w:t>
+      </w:r>
+      <w:r>
+        <w:t xml:space="preserve">los grupos.</w:t>
       </w:r>
     </w:p>
     <w:p>
@@ -13426,46 +13386,54 @@
         </w:numPr>
       </w:pPr>
       <w:r>
-        <w:t xml:space="preserve">Completá</w:t>
-      </w:r>
-      <w:r>
-        <w:t xml:space="preserve"> </w:t>
-      </w:r>
-      <w:r>
-        <w:rPr>
-          <w:b/>
-          <w:bCs/>
-        </w:rPr>
-        <w:t xml:space="preserve">Fecha</w:t>
-      </w:r>
-      <w:r>
+        <w:rPr>
+          <w:b/>
+          <w:bCs/>
+        </w:rPr>
+        <w:t xml:space="preserve">+ Nueva cuenta:</w:t>
+      </w:r>
+      <w:r>
+        <w:t xml:space="preserve"> </w:t>
+      </w:r>
+      <w:r>
+        <w:rPr>
+          <w:b/>
+          <w:bCs/>
+        </w:rPr>
+        <w:t xml:space="preserve">Código</w:t>
+      </w:r>
+      <w:r>
+        <w:t xml:space="preserve"> </w:t>
+      </w:r>
+      <w:r>
+        <w:rPr>
+          <w:i/>
+          <w:iCs/>
+        </w:rPr>
         <w:t xml:space="preserve">,</w:t>
       </w:r>
       <w:r>
-        <w:t xml:space="preserve"> </w:t>
-      </w:r>
-      <w:r>
-        <w:rPr>
-          <w:b/>
-          <w:bCs/>
-        </w:rPr>
-        <w:t xml:space="preserve">Tercero</w:t>
-      </w:r>
-      <w:r>
-        <w:t xml:space="preserve"> </w:t>
-      </w:r>
-      <w:r>
-        <w:t xml:space="preserve">(cliente/proveedor),</w:t>
-      </w:r>
-      <w:r>
-        <w:t xml:space="preserve"> </w:t>
-      </w:r>
-      <w:r>
-        <w:rPr>
-          <w:b/>
-          <w:bCs/>
-        </w:rPr>
-        <w:t xml:space="preserve">Monto</w:t>
+        <w:rPr>
+          <w:i/>
+          <w:iCs/>
+        </w:rPr>
+        <w:t xml:space="preserve"> </w:t>
+      </w:r>
+      <w:r>
+        <w:rPr>
+          <w:b/>
+          <w:bCs/>
+          <w:i/>
+          <w:iCs/>
+        </w:rPr>
+        <w:t xml:space="preserve">Nombre</w:t>
+      </w:r>
+      <w:r>
+        <w:rPr>
+          <w:i/>
+          <w:iCs/>
+        </w:rPr>
+        <w:t xml:space="preserve"> </w:t>
       </w:r>
       <w:r>
         <w:t xml:space="preserve">,</w:t>
@@ -13478,55 +13446,23 @@
           <w:b/>
           <w:bCs/>
         </w:rPr>
-        <w:t xml:space="preserve">Moneda</w:t>
-      </w:r>
-      <w:r>
-        <w:t xml:space="preserve"> </w:t>
-      </w:r>
-      <w:r>
-        <w:t xml:space="preserve">(y</w:t>
-      </w:r>
-      <w:r>
-        <w:t xml:space="preserve"> </w:t>
-      </w:r>
-      <w:r>
-        <w:rPr>
-          <w:b/>
-          <w:bCs/>
-        </w:rPr>
-        <w:t xml:space="preserve">TC</w:t>
-      </w:r>
-      <w:r>
-        <w:t xml:space="preserve"> </w:t>
-      </w:r>
-      <w:r>
-        <w:t xml:space="preserve">si es en pesos),</w:t>
-      </w:r>
-      <w:r>
-        <w:t xml:space="preserve"> </w:t>
-      </w:r>
-      <w:r>
-        <w:rPr>
-          <w:b/>
-          <w:bCs/>
-        </w:rPr>
-        <w:t xml:space="preserve">Método</w:t>
-      </w:r>
-      <w:r>
-        <w:t xml:space="preserve"> </w:t>
-      </w:r>
-      <w:r>
-        <w:t xml:space="preserve">(caja / banco / cheque diferido),</w:t>
-      </w:r>
-      <w:r>
-        <w:t xml:space="preserve"> </w:t>
-      </w:r>
-      <w:r>
-        <w:rPr>
-          <w:b/>
-          <w:bCs/>
-        </w:rPr>
-        <w:t xml:space="preserve">Comprobante / recibo</w:t>
+        <w:t xml:space="preserve">Tipo</w:t>
+      </w:r>
+      <w:r>
+        <w:t xml:space="preserve"> </w:t>
+      </w:r>
+      <w:r>
+        <w:t xml:space="preserve">(Activo / Pasivo / Patrimonio Neto / Ingreso / Gasto / Resultado),</w:t>
+      </w:r>
+      <w:r>
+        <w:t xml:space="preserve"> </w:t>
+      </w:r>
+      <w:r>
+        <w:rPr>
+          <w:b/>
+          <w:bCs/>
+        </w:rPr>
+        <w:t xml:space="preserve">Cuenta padre</w:t>
       </w:r>
       <w:r>
         <w:t xml:space="preserve">,</w:t>
@@ -13539,10 +13475,42 @@
           <w:b/>
           <w:bCs/>
         </w:rPr>
-        <w:t xml:space="preserve">Observaciones</w:t>
-      </w:r>
-      <w:r>
-        <w:t xml:space="preserve">.</w:t>
+        <w:t xml:space="preserve">Imputable</w:t>
+      </w:r>
+      <w:r>
+        <w:t xml:space="preserve"> </w:t>
+      </w:r>
+      <w:r>
+        <w:t xml:space="preserve">(si se pueden cargar asientos ahí),</w:t>
+      </w:r>
+      <w:r>
+        <w:t xml:space="preserve"> </w:t>
+      </w:r>
+      <w:r>
+        <w:rPr>
+          <w:b/>
+          <w:bCs/>
+        </w:rPr>
+        <w:t xml:space="preserve">Activa</w:t>
+      </w:r>
+      <w:r>
+        <w:t xml:space="preserve">,</w:t>
+      </w:r>
+      <w:r>
+        <w:t xml:space="preserve"> </w:t>
+      </w:r>
+      <w:r>
+        <w:rPr>
+          <w:b/>
+          <w:bCs/>
+        </w:rPr>
+        <w:t xml:space="preserve">Ajustable</w:t>
+      </w:r>
+      <w:r>
+        <w:t xml:space="preserve"> </w:t>
+      </w:r>
+      <w:r>
+        <w:t xml:space="preserve">(para ajuste por inflación).</w:t>
       </w:r>
     </w:p>
     <w:p>
@@ -13554,6 +13522,554 @@
         </w:numPr>
       </w:pPr>
       <w:r>
+        <w:t xml:space="preserve">Filtrá por tipo, activa o ajustable.</w:t>
+      </w:r>
+    </w:p>
+    <w:bookmarkEnd w:id="50"/>
+    <w:bookmarkStart w:id="51" w:name="asientos-contables"/>
+    <w:p>
+      <w:pPr>
+        <w:pStyle w:val="Heading3"/>
+      </w:pPr>
+      <w:r>
+        <w:t xml:space="preserve">11.2 Asientos contables</w:t>
+      </w:r>
+    </w:p>
+    <w:p>
+      <w:pPr>
+        <w:pStyle w:val="FirstParagraph"/>
+      </w:pPr>
+      <w:r>
+        <w:t xml:space="preserve">Lista de todos los asientos (debe = haber).</w:t>
+      </w:r>
+    </w:p>
+    <w:p>
+      <w:pPr>
+        <w:pStyle w:val="BodyText"/>
+      </w:pPr>
+      <w:r>
+        <w:rPr>
+          <w:b/>
+          <w:bCs/>
+        </w:rPr>
+        <w:t xml:space="preserve">Para cargar un asiento manual:</w:t>
+      </w:r>
+      <w:r>
+        <w:t xml:space="preserve"> </w:t>
+      </w:r>
+      <w:r>
+        <w:t xml:space="preserve">1.</w:t>
+      </w:r>
+      <w:r>
+        <w:t xml:space="preserve"> </w:t>
+      </w:r>
+      <w:r>
+        <w:rPr>
+          <w:b/>
+          <w:bCs/>
+        </w:rPr>
+        <w:t xml:space="preserve">+ Nuevo asiento</w:t>
+      </w:r>
+      <w:r>
+        <w:t xml:space="preserve">.</w:t>
+      </w:r>
+      <w:r>
+        <w:t xml:space="preserve"> </w:t>
+      </w:r>
+      <w:r>
+        <w:t xml:space="preserve">2.</w:t>
+      </w:r>
+      <w:r>
+        <w:t xml:space="preserve"> </w:t>
+      </w:r>
+      <w:r>
+        <w:rPr>
+          <w:b/>
+          <w:bCs/>
+        </w:rPr>
+        <w:t xml:space="preserve">Fecha</w:t>
+      </w:r>
+      <w:r>
+        <w:t xml:space="preserve"> </w:t>
+      </w:r>
+      <w:r>
+        <w:rPr>
+          <w:i/>
+          <w:iCs/>
+        </w:rPr>
+        <w:t xml:space="preserve">,</w:t>
+      </w:r>
+      <w:r>
+        <w:rPr>
+          <w:i/>
+          <w:iCs/>
+        </w:rPr>
+        <w:t xml:space="preserve"> </w:t>
+      </w:r>
+      <w:r>
+        <w:rPr>
+          <w:b/>
+          <w:bCs/>
+          <w:i/>
+          <w:iCs/>
+        </w:rPr>
+        <w:t xml:space="preserve">Descripción</w:t>
+      </w:r>
+      <w:r>
+        <w:rPr>
+          <w:i/>
+          <w:iCs/>
+        </w:rPr>
+        <w:t xml:space="preserve"> </w:t>
+      </w:r>
+      <w:r>
+        <w:t xml:space="preserve">,</w:t>
+      </w:r>
+      <w:r>
+        <w:t xml:space="preserve"> </w:t>
+      </w:r>
+      <w:r>
+        <w:rPr>
+          <w:b/>
+          <w:bCs/>
+        </w:rPr>
+        <w:t xml:space="preserve">Comprobante</w:t>
+      </w:r>
+      <w:r>
+        <w:t xml:space="preserve">,</w:t>
+      </w:r>
+      <w:r>
+        <w:t xml:space="preserve"> </w:t>
+      </w:r>
+      <w:r>
+        <w:rPr>
+          <w:b/>
+          <w:bCs/>
+        </w:rPr>
+        <w:t xml:space="preserve">Tipo</w:t>
+      </w:r>
+      <w:r>
+        <w:t xml:space="preserve"> </w:t>
+      </w:r>
+      <w:r>
+        <w:t xml:space="preserve">(manual / factura / cobro / pago / cierre / ajuste…),</w:t>
+      </w:r>
+      <w:r>
+        <w:t xml:space="preserve"> </w:t>
+      </w:r>
+      <w:r>
+        <w:rPr>
+          <w:b/>
+          <w:bCs/>
+        </w:rPr>
+        <w:t xml:space="preserve">Moneda</w:t>
+      </w:r>
+      <w:r>
+        <w:t xml:space="preserve">.</w:t>
+      </w:r>
+      <w:r>
+        <w:t xml:space="preserve"> </w:t>
+      </w:r>
+      <w:r>
+        <w:t xml:space="preserve">3.</w:t>
+      </w:r>
+      <w:r>
+        <w:t xml:space="preserve"> </w:t>
+      </w:r>
+      <w:r>
+        <w:rPr>
+          <w:b/>
+          <w:bCs/>
+        </w:rPr>
+        <w:t xml:space="preserve">Líneas:</w:t>
+      </w:r>
+      <w:r>
+        <w:t xml:space="preserve"> </w:t>
+      </w:r>
+      <w:r>
+        <w:t xml:space="preserve">agregá cuenta + monto en</w:t>
+      </w:r>
+      <w:r>
+        <w:t xml:space="preserve"> </w:t>
+      </w:r>
+      <w:r>
+        <w:rPr>
+          <w:b/>
+          <w:bCs/>
+        </w:rPr>
+        <w:t xml:space="preserve">Debe</w:t>
+      </w:r>
+      <w:r>
+        <w:t xml:space="preserve"> </w:t>
+      </w:r>
+      <w:r>
+        <w:t xml:space="preserve">o</w:t>
+      </w:r>
+      <w:r>
+        <w:t xml:space="preserve"> </w:t>
+      </w:r>
+      <w:r>
+        <w:rPr>
+          <w:b/>
+          <w:bCs/>
+        </w:rPr>
+        <w:t xml:space="preserve">Haber</w:t>
+      </w:r>
+      <w:r>
+        <w:t xml:space="preserve">. El</w:t>
+      </w:r>
+      <w:r>
+        <w:t xml:space="preserve"> </w:t>
+      </w:r>
+      <w:r>
+        <w:rPr>
+          <w:b/>
+          <w:bCs/>
+        </w:rPr>
+        <w:t xml:space="preserve">total Debe</w:t>
+      </w:r>
+      <w:r>
+        <w:t xml:space="preserve"> </w:t>
+      </w:r>
+      <w:r>
+        <w:t xml:space="preserve">tiene que ser</w:t>
+      </w:r>
+      <w:r>
+        <w:t xml:space="preserve"> </w:t>
+      </w:r>
+      <w:r>
+        <w:rPr>
+          <w:b/>
+          <w:bCs/>
+        </w:rPr>
+        <w:t xml:space="preserve">igual al total Haber</w:t>
+      </w:r>
+      <w:r>
+        <w:t xml:space="preserve"> </w:t>
+      </w:r>
+      <w:r>
+        <w:t xml:space="preserve">(si no, no deja guardar).</w:t>
+      </w:r>
+      <w:r>
+        <w:t xml:space="preserve"> </w:t>
+      </w:r>
+      <w:r>
+        <w:t xml:space="preserve">4. Guardá.</w:t>
+      </w:r>
+    </w:p>
+    <w:p>
+      <w:pPr>
+        <w:pStyle w:val="BodyText"/>
+      </w:pPr>
+      <w:r>
+        <w:rPr>
+          <w:b/>
+          <w:bCs/>
+        </w:rPr>
+        <w:t xml:space="preserve">Estados:</w:t>
+      </w:r>
+      <w:r>
+        <w:t xml:space="preserve"> </w:t>
+      </w:r>
+      <w:r>
+        <w:rPr>
+          <w:rStyle w:val="VerbatimChar"/>
+        </w:rPr>
+        <w:t xml:space="preserve">borrador → confirmado → (anulado)</w:t>
+      </w:r>
+      <w:r>
+        <w:t xml:space="preserve">.</w:t>
+      </w:r>
+      <w:r>
+        <w:t xml:space="preserve"> </w:t>
+      </w:r>
+      <w:r>
+        <w:t xml:space="preserve">-</w:t>
+      </w:r>
+      <w:r>
+        <w:t xml:space="preserve"> </w:t>
+      </w:r>
+      <w:r>
+        <w:rPr>
+          <w:b/>
+          <w:bCs/>
+        </w:rPr>
+        <w:t xml:space="preserve">Editar / Eliminar:</w:t>
+      </w:r>
+      <w:r>
+        <w:t xml:space="preserve"> </w:t>
+      </w:r>
+      <w:r>
+        <w:t xml:space="preserve">solo si está en</w:t>
+      </w:r>
+      <w:r>
+        <w:t xml:space="preserve"> </w:t>
+      </w:r>
+      <w:r>
+        <w:rPr>
+          <w:rStyle w:val="VerbatimChar"/>
+        </w:rPr>
+        <w:t xml:space="preserve">borrador</w:t>
+      </w:r>
+      <w:r>
+        <w:t xml:space="preserve">.</w:t>
+      </w:r>
+      <w:r>
+        <w:t xml:space="preserve"> </w:t>
+      </w:r>
+      <w:r>
+        <w:t xml:space="preserve">-</w:t>
+      </w:r>
+      <w:r>
+        <w:t xml:space="preserve"> </w:t>
+      </w:r>
+      <w:r>
+        <w:rPr>
+          <w:b/>
+          <w:bCs/>
+        </w:rPr>
+        <w:t xml:space="preserve">Anular:</w:t>
+      </w:r>
+      <w:r>
+        <w:t xml:space="preserve"> </w:t>
+      </w:r>
+      <w:r>
+        <w:t xml:space="preserve">genera un asiento inverso (no se borra, se contra-asienta).</w:t>
+      </w:r>
+    </w:p>
+    <w:p>
+      <w:pPr>
+        <w:pStyle w:val="BlockText"/>
+      </w:pPr>
+      <w:r>
+        <w:t xml:space="preserve">La numeración la pone la base de datos: es correlativa y no se repite.</w:t>
+      </w:r>
+    </w:p>
+    <w:bookmarkEnd w:id="51"/>
+    <w:bookmarkStart w:id="52" w:name="cobros-y-pagos"/>
+    <w:p>
+      <w:pPr>
+        <w:pStyle w:val="Heading3"/>
+      </w:pPr>
+      <w:r>
+        <w:t xml:space="preserve">11.3 Cobros y pagos</w:t>
+      </w:r>
+    </w:p>
+    <w:p>
+      <w:pPr>
+        <w:pStyle w:val="FirstParagraph"/>
+      </w:pPr>
+      <w:r>
+        <w:t xml:space="preserve">El lugar para registrar</w:t>
+      </w:r>
+      <w:r>
+        <w:t xml:space="preserve"> </w:t>
+      </w:r>
+      <w:r>
+        <w:rPr>
+          <w:b/>
+          <w:bCs/>
+        </w:rPr>
+        <w:t xml:space="preserve">plata que entra o sale</w:t>
+      </w:r>
+      <w:r>
+        <w:t xml:space="preserve">.</w:t>
+      </w:r>
+    </w:p>
+    <w:p>
+      <w:pPr>
+        <w:pStyle w:val="Compact"/>
+        <w:numPr>
+          <w:ilvl w:val="0"/>
+          <w:numId w:val="1018"/>
+        </w:numPr>
+      </w:pPr>
+      <w:r>
+        <w:t xml:space="preserve">Elegí la pestaña:</w:t>
+      </w:r>
+      <w:r>
+        <w:t xml:space="preserve"> </w:t>
+      </w:r>
+      <w:r>
+        <w:rPr>
+          <w:b/>
+          <w:bCs/>
+        </w:rPr>
+        <w:t xml:space="preserve">Cobro de cliente</w:t>
+      </w:r>
+      <w:r>
+        <w:t xml:space="preserve"> </w:t>
+      </w:r>
+      <w:r>
+        <w:t xml:space="preserve">o</w:t>
+      </w:r>
+      <w:r>
+        <w:t xml:space="preserve"> </w:t>
+      </w:r>
+      <w:r>
+        <w:rPr>
+          <w:b/>
+          <w:bCs/>
+        </w:rPr>
+        <w:t xml:space="preserve">Pago a proveedor</w:t>
+      </w:r>
+      <w:r>
+        <w:t xml:space="preserve"> </w:t>
+      </w:r>
+      <w:r>
+        <w:t xml:space="preserve">(esta última abre directamente una</w:t>
+      </w:r>
+      <w:r>
+        <w:t xml:space="preserve"> </w:t>
+      </w:r>
+      <w:r>
+        <w:rPr>
+          <w:b/>
+          <w:bCs/>
+        </w:rPr>
+        <w:t xml:space="preserve">orden de pago</w:t>
+      </w:r>
+      <w:r>
+        <w:t xml:space="preserve"> </w:t>
+      </w:r>
+      <w:r>
+        <w:t xml:space="preserve">— ver 7.5 — con medios múltiples e imputación a facturas).</w:t>
+      </w:r>
+    </w:p>
+    <w:p>
+      <w:pPr>
+        <w:pStyle w:val="Compact"/>
+        <w:numPr>
+          <w:ilvl w:val="0"/>
+          <w:numId w:val="1018"/>
+        </w:numPr>
+      </w:pPr>
+      <w:r>
+        <w:t xml:space="preserve">Para un cobro completá</w:t>
+      </w:r>
+      <w:r>
+        <w:t xml:space="preserve"> </w:t>
+      </w:r>
+      <w:r>
+        <w:rPr>
+          <w:b/>
+          <w:bCs/>
+        </w:rPr>
+        <w:t xml:space="preserve">Fecha</w:t>
+      </w:r>
+      <w:r>
+        <w:t xml:space="preserve">,</w:t>
+      </w:r>
+      <w:r>
+        <w:t xml:space="preserve"> </w:t>
+      </w:r>
+      <w:r>
+        <w:rPr>
+          <w:b/>
+          <w:bCs/>
+        </w:rPr>
+        <w:t xml:space="preserve">Cliente</w:t>
+      </w:r>
+      <w:r>
+        <w:t xml:space="preserve">,</w:t>
+      </w:r>
+      <w:r>
+        <w:t xml:space="preserve"> </w:t>
+      </w:r>
+      <w:r>
+        <w:rPr>
+          <w:b/>
+          <w:bCs/>
+        </w:rPr>
+        <w:t xml:space="preserve">Monto</w:t>
+      </w:r>
+      <w:r>
+        <w:t xml:space="preserve">,</w:t>
+      </w:r>
+      <w:r>
+        <w:t xml:space="preserve"> </w:t>
+      </w:r>
+      <w:r>
+        <w:rPr>
+          <w:b/>
+          <w:bCs/>
+        </w:rPr>
+        <w:t xml:space="preserve">Moneda</w:t>
+      </w:r>
+      <w:r>
+        <w:t xml:space="preserve"> </w:t>
+      </w:r>
+      <w:r>
+        <w:t xml:space="preserve">(y</w:t>
+      </w:r>
+      <w:r>
+        <w:t xml:space="preserve"> </w:t>
+      </w:r>
+      <w:r>
+        <w:rPr>
+          <w:b/>
+          <w:bCs/>
+        </w:rPr>
+        <w:t xml:space="preserve">TC</w:t>
+      </w:r>
+      <w:r>
+        <w:t xml:space="preserve"> </w:t>
+      </w:r>
+      <w:r>
+        <w:t xml:space="preserve">si es en pesos),</w:t>
+      </w:r>
+      <w:r>
+        <w:t xml:space="preserve"> </w:t>
+      </w:r>
+      <w:r>
+        <w:rPr>
+          <w:b/>
+          <w:bCs/>
+        </w:rPr>
+        <w:t xml:space="preserve">Método</w:t>
+      </w:r>
+      <w:r>
+        <w:t xml:space="preserve"> </w:t>
+      </w:r>
+      <w:r>
+        <w:t xml:space="preserve">(caja / banco / cheque diferido),</w:t>
+      </w:r>
+      <w:r>
+        <w:t xml:space="preserve"> </w:t>
+      </w:r>
+      <w:r>
+        <w:rPr>
+          <w:b/>
+          <w:bCs/>
+        </w:rPr>
+        <w:t xml:space="preserve">Comprobante / recibo</w:t>
+      </w:r>
+      <w:r>
+        <w:t xml:space="preserve">,</w:t>
+      </w:r>
+      <w:r>
+        <w:t xml:space="preserve"> </w:t>
+      </w:r>
+      <w:r>
+        <w:rPr>
+          <w:b/>
+          <w:bCs/>
+        </w:rPr>
+        <w:t xml:space="preserve">Observaciones</w:t>
+      </w:r>
+      <w:r>
+        <w:t xml:space="preserve">.</w:t>
+      </w:r>
+    </w:p>
+    <w:p>
+      <w:pPr>
+        <w:pStyle w:val="Compact"/>
+        <w:numPr>
+          <w:ilvl w:val="0"/>
+          <w:numId w:val="1018"/>
+        </w:numPr>
+      </w:pPr>
+      <w:r>
         <w:rPr>
           <w:b/>
           <w:bCs/>
@@ -13582,7 +14098,7 @@
         <w:t xml:space="preserve"> </w:t>
       </w:r>
       <w:r>
-        <w:t xml:space="preserve">(caja/banco contra deudores o proveedores) y el cobro se imputa</w:t>
+        <w:t xml:space="preserve">(caja/banco contra deudores) y el cobro se imputa</w:t>
       </w:r>
       <w:r>
         <w:t xml:space="preserve"> </w:t>
@@ -13598,7 +14114,19 @@
         <w:t xml:space="preserve"> </w:t>
       </w:r>
       <w:r>
-        <w:t xml:space="preserve">a las facturas más viejas.</w:t>
+        <w:t xml:space="preserve">a las facturas más viejas. Los pagos hechos por orden de pago aparecen en la lista de</w:t>
+      </w:r>
+      <w:r>
+        <w:t xml:space="preserve"> </w:t>
+      </w:r>
+      <w:r>
+        <w:t xml:space="preserve">“Últimos movimientos”</w:t>
+      </w:r>
+      <w:r>
+        <w:t xml:space="preserve"> </w:t>
+      </w:r>
+      <w:r>
+        <w:t xml:space="preserve">pero se anulan desde Compras → Órdenes de pago.</w:t>
       </w:r>
     </w:p>
     <w:p>
@@ -13779,8 +14307,8 @@
         <w:t xml:space="preserve">.</w:t>
       </w:r>
     </w:p>
-    <w:bookmarkEnd w:id="51"/>
-    <w:bookmarkStart w:id="52" w:name="cheques"/>
+    <w:bookmarkEnd w:id="52"/>
+    <w:bookmarkStart w:id="53" w:name="cheques"/>
     <w:p>
       <w:pPr>
         <w:pStyle w:val="Heading3"/>
@@ -14109,8 +14637,8 @@
         <w:t xml:space="preserve">no generan asiento.</w:t>
       </w:r>
     </w:p>
-    <w:bookmarkEnd w:id="52"/>
-    <w:bookmarkStart w:id="53" w:name="libros-y-estados-contables"/>
+    <w:bookmarkEnd w:id="53"/>
+    <w:bookmarkStart w:id="54" w:name="libros-y-estados-contables"/>
     <w:p>
       <w:pPr>
         <w:pStyle w:val="Heading3"/>
@@ -14570,8 +15098,8 @@
         <w:t xml:space="preserve">(foto valorizada del stock a hoy: MP por lote y por material con promedio ponderado, PT e insumos — respaldo de Bienes de Cambio del balance) y plan de cuentas.</w:t>
       </w:r>
     </w:p>
-    <w:bookmarkEnd w:id="53"/>
-    <w:bookmarkStart w:id="54" w:name="correlatividad"/>
+    <w:bookmarkEnd w:id="54"/>
+    <w:bookmarkStart w:id="55" w:name="correlatividad"/>
     <w:p>
       <w:pPr>
         <w:pStyle w:val="Heading3"/>
@@ -14617,93 +15145,14 @@
         <w:t xml:space="preserve">. Revisalo antes de cierres o auditorías.</w:t>
       </w:r>
     </w:p>
-    <w:bookmarkEnd w:id="54"/>
-    <w:bookmarkStart w:id="55" w:name="conciliación-bancaria"/>
+    <w:bookmarkEnd w:id="55"/>
+    <w:bookmarkStart w:id="56" w:name="conciliación-bancaria"/>
     <w:p>
       <w:pPr>
         <w:pStyle w:val="Heading3"/>
       </w:pPr>
       <w:r>
         <w:t xml:space="preserve">11.7 Conciliación bancaria</w:t>
-      </w:r>
-    </w:p>
-    <w:p>
-      <w:pPr>
-        <w:pStyle w:val="Compact"/>
-        <w:numPr>
-          <w:ilvl w:val="0"/>
-          <w:numId w:val="1018"/>
-        </w:numPr>
-      </w:pPr>
-      <w:r>
-        <w:t xml:space="preserve">Definí las</w:t>
-      </w:r>
-      <w:r>
-        <w:t xml:space="preserve"> </w:t>
-      </w:r>
-      <w:r>
-        <w:rPr>
-          <w:b/>
-          <w:bCs/>
-        </w:rPr>
-        <w:t xml:space="preserve">cuentas bancarias</w:t>
-      </w:r>
-      <w:r>
-        <w:t xml:space="preserve">.</w:t>
-      </w:r>
-    </w:p>
-    <w:p>
-      <w:pPr>
-        <w:pStyle w:val="Compact"/>
-        <w:numPr>
-          <w:ilvl w:val="0"/>
-          <w:numId w:val="1018"/>
-        </w:numPr>
-      </w:pPr>
-      <w:r>
-        <w:rPr>
-          <w:b/>
-          <w:bCs/>
-        </w:rPr>
-        <w:t xml:space="preserve">Importá el extracto</w:t>
-      </w:r>
-      <w:r>
-        <w:t xml:space="preserve"> </w:t>
-      </w:r>
-      <w:r>
-        <w:t xml:space="preserve">del banco (CSV/XLS).</w:t>
-      </w:r>
-    </w:p>
-    <w:p>
-      <w:pPr>
-        <w:pStyle w:val="Compact"/>
-        <w:numPr>
-          <w:ilvl w:val="0"/>
-          <w:numId w:val="1018"/>
-        </w:numPr>
-      </w:pPr>
-      <w:r>
-        <w:rPr>
-          <w:b/>
-          <w:bCs/>
-        </w:rPr>
-        <w:t xml:space="preserve">Conciliá:</w:t>
-      </w:r>
-      <w:r>
-        <w:t xml:space="preserve"> </w:t>
-      </w:r>
-      <w:r>
-        <w:t xml:space="preserve">emparejá cada línea del extracto con su asiento. Los no conciliados quedan marcados.</w:t>
-      </w:r>
-    </w:p>
-    <w:bookmarkEnd w:id="55"/>
-    <w:bookmarkStart w:id="56" w:name="cierre-períodos-y-ajuste-por-inflación"/>
-    <w:p>
-      <w:pPr>
-        <w:pStyle w:val="Heading3"/>
-      </w:pPr>
-      <w:r>
-        <w:t xml:space="preserve">11.8 Cierre, períodos y ajuste por inflación</w:t>
       </w:r>
     </w:p>
     <w:p>
@@ -14715,30 +15164,20 @@
         </w:numPr>
       </w:pPr>
       <w:r>
-        <w:rPr>
-          <w:b/>
-          <w:bCs/>
-        </w:rPr>
-        <w:t xml:space="preserve">Períodos mensuales:</w:t>
-      </w:r>
-      <w:r>
-        <w:t xml:space="preserve"> </w:t>
-      </w:r>
-      <w:r>
-        <w:t xml:space="preserve">cerrás un mes para que</w:t>
-      </w:r>
-      <w:r>
-        <w:t xml:space="preserve"> </w:t>
-      </w:r>
-      <w:r>
-        <w:rPr>
-          <w:b/>
-          <w:bCs/>
-        </w:rPr>
-        <w:t xml:space="preserve">nadie cargue asientos en él</w:t>
-      </w:r>
-      <w:r>
-        <w:t xml:space="preserve">. Si necesitás corregir, lo reabre el administrador.</w:t>
+        <w:t xml:space="preserve">Definí las</w:t>
+      </w:r>
+      <w:r>
+        <w:t xml:space="preserve"> </w:t>
+      </w:r>
+      <w:r>
+        <w:rPr>
+          <w:b/>
+          <w:bCs/>
+        </w:rPr>
+        <w:t xml:space="preserve">cuentas bancarias</w:t>
+      </w:r>
+      <w:r>
+        <w:t xml:space="preserve">.</w:t>
       </w:r>
     </w:p>
     <w:p>
@@ -14754,13 +15193,13 @@
           <w:b/>
           <w:bCs/>
         </w:rPr>
-        <w:t xml:space="preserve">Índices IPC:</w:t>
-      </w:r>
-      <w:r>
-        <w:t xml:space="preserve"> </w:t>
-      </w:r>
-      <w:r>
-        <w:t xml:space="preserve">cargá el IPC del INDEC mes a mes (es la misma serie que publica la FACPCE). Es la base para el ajuste por inflación; cuanto más completa, más exacta la anticuación.</w:t>
+        <w:t xml:space="preserve">Importá el extracto</w:t>
+      </w:r>
+      <w:r>
+        <w:t xml:space="preserve"> </w:t>
+      </w:r>
+      <w:r>
+        <w:t xml:space="preserve">del banco (CSV/XLS).</w:t>
       </w:r>
     </w:p>
     <w:p>
@@ -14776,97 +15215,23 @@
           <w:b/>
           <w:bCs/>
         </w:rPr>
-        <w:t xml:space="preserve">Ajuste por inflación (RT 54):</w:t>
-      </w:r>
-      <w:r>
-        <w:t xml:space="preserve"> </w:t>
-      </w:r>
-      <w:r>
-        <w:t xml:space="preserve">elegí el</w:t>
-      </w:r>
-      <w:r>
-        <w:t xml:space="preserve"> </w:t>
-      </w:r>
-      <w:r>
-        <w:rPr>
-          <w:b/>
-          <w:bCs/>
-        </w:rPr>
-        <w:t xml:space="preserve">mes de cierre</w:t>
-      </w:r>
-      <w:r>
-        <w:t xml:space="preserve">,</w:t>
-      </w:r>
-      <w:r>
-        <w:t xml:space="preserve"> </w:t>
-      </w:r>
-      <w:r>
-        <w:rPr>
-          <w:b/>
-          <w:bCs/>
-        </w:rPr>
-        <w:t xml:space="preserve">Calcular preview</w:t>
-      </w:r>
-      <w:r>
-        <w:t xml:space="preserve">, revisá y</w:t>
-      </w:r>
-      <w:r>
-        <w:t xml:space="preserve"> </w:t>
-      </w:r>
-      <w:r>
-        <w:rPr>
-          <w:b/>
-          <w:bCs/>
-        </w:rPr>
-        <w:t xml:space="preserve">Generar asiento</w:t>
-      </w:r>
-      <w:r>
-        <w:t xml:space="preserve">. Cada partida de las cuentas no monetarias se reexpresa por el índice de su mes de origen (anticuación mensual); si ya registraste un ajuste anterior, lo previo a esa fecha se lleva con un solo coeficiente y lo posterior mes a mes. El Capital se ajusta contra</w:t>
-      </w:r>
-      <w:r>
-        <w:t xml:space="preserve"> </w:t>
-      </w:r>
-      <w:r>
-        <w:rPr>
-          <w:b/>
-          <w:bCs/>
-        </w:rPr>
-        <w:t xml:space="preserve">Ajuste de capital</w:t>
-      </w:r>
-      <w:r>
-        <w:t xml:space="preserve"> </w:t>
-      </w:r>
-      <w:r>
-        <w:t xml:space="preserve">(312000) y la contrapartida es el</w:t>
-      </w:r>
-      <w:r>
-        <w:t xml:space="preserve"> </w:t>
-      </w:r>
-      <w:r>
-        <w:rPr>
-          <w:b/>
-          <w:bCs/>
-        </w:rPr>
-        <w:t xml:space="preserve">RECPAM</w:t>
-      </w:r>
-      <w:r>
-        <w:t xml:space="preserve">. Pasá el mouse por una fila para ver el detalle por mes. Si falta el IPC de algún mes, se usa el anterior y el sistema avisa. Hacé el ajuste</w:t>
-      </w:r>
-      <w:r>
-        <w:t xml:space="preserve"> </w:t>
-      </w:r>
-      <w:r>
-        <w:rPr>
-          <w:b/>
-          <w:bCs/>
-        </w:rPr>
-        <w:t xml:space="preserve">antes</w:t>
-      </w:r>
-      <w:r>
-        <w:t xml:space="preserve"> </w:t>
-      </w:r>
-      <w:r>
-        <w:t xml:space="preserve">de refundir resultados.</w:t>
+        <w:t xml:space="preserve">Conciliá:</w:t>
+      </w:r>
+      <w:r>
+        <w:t xml:space="preserve"> </w:t>
+      </w:r>
+      <w:r>
+        <w:t xml:space="preserve">emparejá cada línea del extracto con su asiento. Los no conciliados quedan marcados.</w:t>
+      </w:r>
+    </w:p>
+    <w:bookmarkEnd w:id="56"/>
+    <w:bookmarkStart w:id="57" w:name="cierre-períodos-y-ajuste-por-inflación"/>
+    <w:p>
+      <w:pPr>
+        <w:pStyle w:val="Heading3"/>
+      </w:pPr>
+      <w:r>
+        <w:t xml:space="preserve">11.8 Cierre, períodos y ajuste por inflación</w:t>
       </w:r>
     </w:p>
     <w:p>
@@ -14874,7 +15239,7 @@
         <w:pStyle w:val="Compact"/>
         <w:numPr>
           <w:ilvl w:val="0"/>
-          <w:numId w:val="1019"/>
+          <w:numId w:val="1020"/>
         </w:numPr>
       </w:pPr>
       <w:r>
@@ -14882,13 +15247,26 @@
           <w:b/>
           <w:bCs/>
         </w:rPr>
-        <w:t xml:space="preserve">Histórico vs Ajustado:</w:t>
-      </w:r>
-      <w:r>
-        <w:t xml:space="preserve"> </w:t>
-      </w:r>
-      <w:r>
-        <w:t xml:space="preserve">muestra cada cuenta a valor nominal y reexpresada desde cero a la fecha de corte (no cuenta los ajustes ya registrados).</w:t>
+        <w:t xml:space="preserve">Períodos mensuales:</w:t>
+      </w:r>
+      <w:r>
+        <w:t xml:space="preserve"> </w:t>
+      </w:r>
+      <w:r>
+        <w:t xml:space="preserve">cerrás un mes para que</w:t>
+      </w:r>
+      <w:r>
+        <w:t xml:space="preserve"> </w:t>
+      </w:r>
+      <w:r>
+        <w:rPr>
+          <w:b/>
+          <w:bCs/>
+        </w:rPr>
+        <w:t xml:space="preserve">nadie cargue asientos en él</w:t>
+      </w:r>
+      <w:r>
+        <w:t xml:space="preserve">. Si necesitás corregir, lo reabre el administrador.</w:t>
       </w:r>
     </w:p>
     <w:p>
@@ -14896,7 +15274,7 @@
         <w:pStyle w:val="Compact"/>
         <w:numPr>
           <w:ilvl w:val="0"/>
-          <w:numId w:val="1019"/>
+          <w:numId w:val="1020"/>
         </w:numPr>
       </w:pPr>
       <w:r>
@@ -14904,29 +15282,13 @@
           <w:b/>
           <w:bCs/>
         </w:rPr>
-        <w:t xml:space="preserve">Comparativo entre ejercicios:</w:t>
-      </w:r>
-      <w:r>
-        <w:t xml:space="preserve"> </w:t>
-      </w:r>
-      <w:r>
-        <w:t xml:space="preserve">con</w:t>
-      </w:r>
-      <w:r>
-        <w:t xml:space="preserve"> </w:t>
-      </w:r>
-      <w:r>
-        <w:rPr>
-          <w:b/>
-          <w:bCs/>
-        </w:rPr>
-        <w:t xml:space="preserve">Moneda homogénea</w:t>
-      </w:r>
-      <w:r>
-        <w:t xml:space="preserve"> </w:t>
-      </w:r>
-      <w:r>
-        <w:t xml:space="preserve">tildado, el período A se lleva a moneda del período B (IPC B / IPC A) para que las cifras sean comparables, como pide la RT 54.</w:t>
+        <w:t xml:space="preserve">Índices IPC:</w:t>
+      </w:r>
+      <w:r>
+        <w:t xml:space="preserve"> </w:t>
+      </w:r>
+      <w:r>
+        <w:t xml:space="preserve">cargá el IPC del INDEC mes a mes (es la misma serie que publica la FACPCE). Es la base para el ajuste por inflación; cuanto más completa, más exacta la anticuación.</w:t>
       </w:r>
     </w:p>
     <w:p>
@@ -14934,7 +15296,7 @@
         <w:pStyle w:val="Compact"/>
         <w:numPr>
           <w:ilvl w:val="0"/>
-          <w:numId w:val="1019"/>
+          <w:numId w:val="1020"/>
         </w:numPr>
       </w:pPr>
       <w:r>
@@ -14942,13 +15304,26 @@
           <w:b/>
           <w:bCs/>
         </w:rPr>
-        <w:t xml:space="preserve">Cierre y apertura:</w:t>
-      </w:r>
-      <w:r>
-        <w:t xml:space="preserve"> </w:t>
-      </w:r>
-      <w:r>
-        <w:t xml:space="preserve">cierre del ejercicio en pasos (refundición de resultados → pasaje a resultados no asignados → cierre patrimonial → apertura). Usá</w:t>
+        <w:t xml:space="preserve">Ajuste por inflación (RT 54):</w:t>
+      </w:r>
+      <w:r>
+        <w:t xml:space="preserve"> </w:t>
+      </w:r>
+      <w:r>
+        <w:t xml:space="preserve">elegí el</w:t>
+      </w:r>
+      <w:r>
+        <w:t xml:space="preserve"> </w:t>
+      </w:r>
+      <w:r>
+        <w:rPr>
+          <w:b/>
+          <w:bCs/>
+        </w:rPr>
+        <w:t xml:space="preserve">mes de cierre</w:t>
+      </w:r>
+      <w:r>
+        <w:t xml:space="preserve">,</w:t>
       </w:r>
       <w:r>
         <w:t xml:space="preserve"> </w:t>
@@ -14961,23 +15336,65 @@
         <w:t xml:space="preserve">Calcular preview</w:t>
       </w:r>
       <w:r>
-        <w:t xml:space="preserve"> </w:t>
-      </w:r>
-      <w:r>
-        <w:t xml:space="preserve">antes de</w:t>
-      </w:r>
-      <w:r>
-        <w:t xml:space="preserve"> </w:t>
-      </w:r>
-      <w:r>
-        <w:rPr>
-          <w:b/>
-          <w:bCs/>
-        </w:rPr>
-        <w:t xml:space="preserve">Generar asientos</w:t>
-      </w:r>
-      <w:r>
-        <w:t xml:space="preserve">.</w:t>
+        <w:t xml:space="preserve">, revisá y</w:t>
+      </w:r>
+      <w:r>
+        <w:t xml:space="preserve"> </w:t>
+      </w:r>
+      <w:r>
+        <w:rPr>
+          <w:b/>
+          <w:bCs/>
+        </w:rPr>
+        <w:t xml:space="preserve">Generar asiento</w:t>
+      </w:r>
+      <w:r>
+        <w:t xml:space="preserve">. Cada partida de las cuentas no monetarias se reexpresa por el índice de su mes de origen (anticuación mensual); si ya registraste un ajuste anterior, lo previo a esa fecha se lleva con un solo coeficiente y lo posterior mes a mes. El Capital se ajusta contra</w:t>
+      </w:r>
+      <w:r>
+        <w:t xml:space="preserve"> </w:t>
+      </w:r>
+      <w:r>
+        <w:rPr>
+          <w:b/>
+          <w:bCs/>
+        </w:rPr>
+        <w:t xml:space="preserve">Ajuste de capital</w:t>
+      </w:r>
+      <w:r>
+        <w:t xml:space="preserve"> </w:t>
+      </w:r>
+      <w:r>
+        <w:t xml:space="preserve">(312000) y la contrapartida es el</w:t>
+      </w:r>
+      <w:r>
+        <w:t xml:space="preserve"> </w:t>
+      </w:r>
+      <w:r>
+        <w:rPr>
+          <w:b/>
+          <w:bCs/>
+        </w:rPr>
+        <w:t xml:space="preserve">RECPAM</w:t>
+      </w:r>
+      <w:r>
+        <w:t xml:space="preserve">. Pasá el mouse por una fila para ver el detalle por mes. Si falta el IPC de algún mes, se usa el anterior y el sistema avisa. Hacé el ajuste</w:t>
+      </w:r>
+      <w:r>
+        <w:t xml:space="preserve"> </w:t>
+      </w:r>
+      <w:r>
+        <w:rPr>
+          <w:b/>
+          <w:bCs/>
+        </w:rPr>
+        <w:t xml:space="preserve">antes</w:t>
+      </w:r>
+      <w:r>
+        <w:t xml:space="preserve"> </w:t>
+      </w:r>
+      <w:r>
+        <w:t xml:space="preserve">de refundir resultados.</w:t>
       </w:r>
     </w:p>
     <w:p>
@@ -14985,7 +15402,118 @@
         <w:pStyle w:val="Compact"/>
         <w:numPr>
           <w:ilvl w:val="0"/>
-          <w:numId w:val="1019"/>
+          <w:numId w:val="1020"/>
+        </w:numPr>
+      </w:pPr>
+      <w:r>
+        <w:rPr>
+          <w:b/>
+          <w:bCs/>
+        </w:rPr>
+        <w:t xml:space="preserve">Histórico vs Ajustado:</w:t>
+      </w:r>
+      <w:r>
+        <w:t xml:space="preserve"> </w:t>
+      </w:r>
+      <w:r>
+        <w:t xml:space="preserve">muestra cada cuenta a valor nominal y reexpresada desde cero a la fecha de corte (no cuenta los ajustes ya registrados).</w:t>
+      </w:r>
+    </w:p>
+    <w:p>
+      <w:pPr>
+        <w:pStyle w:val="Compact"/>
+        <w:numPr>
+          <w:ilvl w:val="0"/>
+          <w:numId w:val="1020"/>
+        </w:numPr>
+      </w:pPr>
+      <w:r>
+        <w:rPr>
+          <w:b/>
+          <w:bCs/>
+        </w:rPr>
+        <w:t xml:space="preserve">Comparativo entre ejercicios:</w:t>
+      </w:r>
+      <w:r>
+        <w:t xml:space="preserve"> </w:t>
+      </w:r>
+      <w:r>
+        <w:t xml:space="preserve">con</w:t>
+      </w:r>
+      <w:r>
+        <w:t xml:space="preserve"> </w:t>
+      </w:r>
+      <w:r>
+        <w:rPr>
+          <w:b/>
+          <w:bCs/>
+        </w:rPr>
+        <w:t xml:space="preserve">Moneda homogénea</w:t>
+      </w:r>
+      <w:r>
+        <w:t xml:space="preserve"> </w:t>
+      </w:r>
+      <w:r>
+        <w:t xml:space="preserve">tildado, el período A se lleva a moneda del período B (IPC B / IPC A) para que las cifras sean comparables, como pide la RT 54.</w:t>
+      </w:r>
+    </w:p>
+    <w:p>
+      <w:pPr>
+        <w:pStyle w:val="Compact"/>
+        <w:numPr>
+          <w:ilvl w:val="0"/>
+          <w:numId w:val="1020"/>
+        </w:numPr>
+      </w:pPr>
+      <w:r>
+        <w:rPr>
+          <w:b/>
+          <w:bCs/>
+        </w:rPr>
+        <w:t xml:space="preserve">Cierre y apertura:</w:t>
+      </w:r>
+      <w:r>
+        <w:t xml:space="preserve"> </w:t>
+      </w:r>
+      <w:r>
+        <w:t xml:space="preserve">cierre del ejercicio en pasos (refundición de resultados → pasaje a resultados no asignados → cierre patrimonial → apertura). Usá</w:t>
+      </w:r>
+      <w:r>
+        <w:t xml:space="preserve"> </w:t>
+      </w:r>
+      <w:r>
+        <w:rPr>
+          <w:b/>
+          <w:bCs/>
+        </w:rPr>
+        <w:t xml:space="preserve">Calcular preview</w:t>
+      </w:r>
+      <w:r>
+        <w:t xml:space="preserve"> </w:t>
+      </w:r>
+      <w:r>
+        <w:t xml:space="preserve">antes de</w:t>
+      </w:r>
+      <w:r>
+        <w:t xml:space="preserve"> </w:t>
+      </w:r>
+      <w:r>
+        <w:rPr>
+          <w:b/>
+          <w:bCs/>
+        </w:rPr>
+        <w:t xml:space="preserve">Generar asientos</w:t>
+      </w:r>
+      <w:r>
+        <w:t xml:space="preserve">.</w:t>
+      </w:r>
+    </w:p>
+    <w:p>
+      <w:pPr>
+        <w:pStyle w:val="Compact"/>
+        <w:numPr>
+          <w:ilvl w:val="0"/>
+          <w:numId w:val="1020"/>
         </w:numPr>
       </w:pPr>
       <w:r>
@@ -15071,7 +15599,7 @@
         <w:pStyle w:val="Compact"/>
         <w:numPr>
           <w:ilvl w:val="1"/>
-          <w:numId w:val="1020"/>
+          <w:numId w:val="1021"/>
         </w:numPr>
       </w:pPr>
       <w:r>
@@ -15093,7 +15621,7 @@
         <w:pStyle w:val="Compact"/>
         <w:numPr>
           <w:ilvl w:val="1"/>
-          <w:numId w:val="1020"/>
+          <w:numId w:val="1021"/>
         </w:numPr>
       </w:pPr>
       <w:r>
@@ -15115,7 +15643,7 @@
         <w:pStyle w:val="Compact"/>
         <w:numPr>
           <w:ilvl w:val="1"/>
-          <w:numId w:val="1020"/>
+          <w:numId w:val="1021"/>
         </w:numPr>
       </w:pPr>
       <w:r>
@@ -15137,7 +15665,7 @@
         <w:pStyle w:val="Compact"/>
         <w:numPr>
           <w:ilvl w:val="1"/>
-          <w:numId w:val="1020"/>
+          <w:numId w:val="1021"/>
         </w:numPr>
       </w:pPr>
       <w:r>
@@ -15159,7 +15687,7 @@
         <w:pStyle w:val="Compact"/>
         <w:numPr>
           <w:ilvl w:val="1"/>
-          <w:numId w:val="1020"/>
+          <w:numId w:val="1021"/>
         </w:numPr>
       </w:pPr>
       <w:r>
@@ -15194,7 +15722,7 @@
         <w:pStyle w:val="Compact"/>
         <w:numPr>
           <w:ilvl w:val="0"/>
-          <w:numId w:val="1019"/>
+          <w:numId w:val="1020"/>
         </w:numPr>
       </w:pPr>
       <w:r>
@@ -15322,7 +15850,7 @@
         <w:pStyle w:val="Compact"/>
         <w:numPr>
           <w:ilvl w:val="0"/>
-          <w:numId w:val="1019"/>
+          <w:numId w:val="1020"/>
         </w:numPr>
       </w:pPr>
       <w:r>
@@ -15373,7 +15901,7 @@
         <w:pStyle w:val="Compact"/>
         <w:numPr>
           <w:ilvl w:val="0"/>
-          <w:numId w:val="1019"/>
+          <w:numId w:val="1020"/>
         </w:numPr>
       </w:pPr>
       <w:r>
@@ -15397,9 +15925,9 @@
         </w:pict>
       </w:r>
     </w:p>
-    <w:bookmarkEnd w:id="56"/>
     <w:bookmarkEnd w:id="57"/>
-    <w:bookmarkStart w:id="61" w:name="configuración"/>
+    <w:bookmarkEnd w:id="58"/>
+    <w:bookmarkStart w:id="62" w:name="configuración"/>
     <w:p>
       <w:pPr>
         <w:pStyle w:val="Heading2"/>
@@ -15429,7 +15957,7 @@
         <w:t xml:space="preserve">.</w:t>
       </w:r>
     </w:p>
-    <w:bookmarkStart w:id="58" w:name="materiales"/>
+    <w:bookmarkStart w:id="59" w:name="materiales"/>
     <w:p>
       <w:pPr>
         <w:pStyle w:val="Heading3"/>
@@ -15520,148 +16048,14 @@
         <w:t xml:space="preserve">(activo / inactivo).</w:t>
       </w:r>
     </w:p>
-    <w:bookmarkEnd w:id="58"/>
-    <w:bookmarkStart w:id="59" w:name="usuarios-y-permisos-admin"/>
+    <w:bookmarkEnd w:id="59"/>
+    <w:bookmarkStart w:id="60" w:name="usuarios-y-permisos-admin"/>
     <w:p>
       <w:pPr>
         <w:pStyle w:val="Heading3"/>
       </w:pPr>
       <w:r>
         <w:t xml:space="preserve">12.2 Usuarios y permisos (admin)</w:t>
-      </w:r>
-    </w:p>
-    <w:p>
-      <w:pPr>
-        <w:pStyle w:val="Compact"/>
-        <w:numPr>
-          <w:ilvl w:val="0"/>
-          <w:numId w:val="1021"/>
-        </w:numPr>
-      </w:pPr>
-      <w:r>
-        <w:t xml:space="preserve">Ves y podés</w:t>
-      </w:r>
-      <w:r>
-        <w:t xml:space="preserve"> </w:t>
-      </w:r>
-      <w:r>
-        <w:rPr>
-          <w:b/>
-          <w:bCs/>
-        </w:rPr>
-        <w:t xml:space="preserve">cambiar el código de empresa</w:t>
-      </w:r>
-      <w:r>
-        <w:t xml:space="preserve"> </w:t>
-      </w:r>
-      <w:r>
-        <w:t xml:space="preserve">(el que usan los nuevos para unirse).</w:t>
-      </w:r>
-    </w:p>
-    <w:p>
-      <w:pPr>
-        <w:pStyle w:val="Compact"/>
-        <w:numPr>
-          <w:ilvl w:val="0"/>
-          <w:numId w:val="1021"/>
-        </w:numPr>
-      </w:pPr>
-      <w:r>
-        <w:t xml:space="preserve">Listás usuarios, editás su</w:t>
-      </w:r>
-      <w:r>
-        <w:t xml:space="preserve"> </w:t>
-      </w:r>
-      <w:r>
-        <w:rPr>
-          <w:b/>
-          <w:bCs/>
-        </w:rPr>
-        <w:t xml:space="preserve">rol</w:t>
-      </w:r>
-      <w:r>
-        <w:t xml:space="preserve"> </w:t>
-      </w:r>
-      <w:r>
-        <w:t xml:space="preserve">y</w:t>
-      </w:r>
-      <w:r>
-        <w:t xml:space="preserve"> </w:t>
-      </w:r>
-      <w:r>
-        <w:rPr>
-          <w:b/>
-          <w:bCs/>
-        </w:rPr>
-        <w:t xml:space="preserve">habilitás/deshabilitás módulos</w:t>
-      </w:r>
-      <w:r>
-        <w:t xml:space="preserve"> </w:t>
-      </w:r>
-      <w:r>
-        <w:t xml:space="preserve">por usuario. La lista cubre todos los módulos del sistema (inventario, producción, compras, ventas, calidad, análisis y contabilidad).</w:t>
-      </w:r>
-    </w:p>
-    <w:p>
-      <w:pPr>
-        <w:pStyle w:val="BlockText"/>
-      </w:pPr>
-      <w:r>
-        <w:rPr>
-          <w:b/>
-          <w:bCs/>
-        </w:rPr>
-        <w:t xml:space="preserve">Nota técnica:</w:t>
-      </w:r>
-      <w:r>
-        <w:t xml:space="preserve"> </w:t>
-      </w:r>
-      <w:r>
-        <w:t xml:space="preserve">los permisos por módulo hoy son</w:t>
-      </w:r>
-      <w:r>
-        <w:t xml:space="preserve"> </w:t>
-      </w:r>
-      <w:r>
-        <w:rPr>
-          <w:b/>
-          <w:bCs/>
-        </w:rPr>
-        <w:t xml:space="preserve">visuales</w:t>
-      </w:r>
-      <w:r>
-        <w:t xml:space="preserve"> </w:t>
-      </w:r>
-      <w:r>
-        <w:t xml:space="preserve">(esconden secciones del menú). No los uses como barrera de seguridad fuerte.</w:t>
-      </w:r>
-    </w:p>
-    <w:bookmarkEnd w:id="59"/>
-    <w:bookmarkStart w:id="60" w:name="imputación-contable"/>
-    <w:p>
-      <w:pPr>
-        <w:pStyle w:val="Heading3"/>
-      </w:pPr>
-      <w:r>
-        <w:t xml:space="preserve">12.3 Imputación contable</w:t>
-      </w:r>
-    </w:p>
-    <w:p>
-      <w:pPr>
-        <w:pStyle w:val="FirstParagraph"/>
-      </w:pPr>
-      <w:r>
-        <w:rPr>
-          <w:b/>
-          <w:bCs/>
-        </w:rPr>
-        <w:t xml:space="preserve">Clave para que los asientos automáticos funcionen.</w:t>
-      </w:r>
-      <w:r>
-        <w:t xml:space="preserve"> </w:t>
-      </w:r>
-      <w:r>
-        <w:t xml:space="preserve">Acá decís qué cuenta contable usar para cada tipo de operación:</w:t>
       </w:r>
     </w:p>
     <w:p>
@@ -15673,62 +16067,23 @@
         </w:numPr>
       </w:pPr>
       <w:r>
-        <w:rPr>
-          <w:b/>
-          <w:bCs/>
-        </w:rPr>
-        <w:t xml:space="preserve">Ventas:</w:t>
-      </w:r>
-      <w:r>
-        <w:t xml:space="preserve"> </w:t>
-      </w:r>
-      <w:r>
-        <w:t xml:space="preserve">cuenta de venta, deudores por ventas, IVA débito fiscal,</w:t>
-      </w:r>
-      <w:r>
-        <w:t xml:space="preserve"> </w:t>
-      </w:r>
-      <w:r>
-        <w:rPr>
-          <w:b/>
-          <w:bCs/>
-        </w:rPr>
-        <w:t xml:space="preserve">alícuota de IVA</w:t>
-      </w:r>
-      <w:r>
-        <w:t xml:space="preserve"> </w:t>
-      </w:r>
-      <w:r>
-        <w:t xml:space="preserve">(21% por defecto), si los precios</w:t>
-      </w:r>
-      <w:r>
-        <w:t xml:space="preserve"> </w:t>
-      </w:r>
-      <w:r>
-        <w:rPr>
-          <w:b/>
-          <w:bCs/>
-        </w:rPr>
-        <w:t xml:space="preserve">incluyen IVA</w:t>
-      </w:r>
-      <w:r>
-        <w:t xml:space="preserve">, y el</w:t>
-      </w:r>
-      <w:r>
-        <w:t xml:space="preserve"> </w:t>
-      </w:r>
-      <w:r>
-        <w:rPr>
-          <w:b/>
-          <w:bCs/>
-        </w:rPr>
-        <w:t xml:space="preserve">punto de venta AFIP</w:t>
-      </w:r>
-      <w:r>
-        <w:t xml:space="preserve"> </w:t>
-      </w:r>
-      <w:r>
-        <w:t xml:space="preserve">para la facturación electrónica.</w:t>
+        <w:t xml:space="preserve">Ves y podés</w:t>
+      </w:r>
+      <w:r>
+        <w:t xml:space="preserve"> </w:t>
+      </w:r>
+      <w:r>
+        <w:rPr>
+          <w:b/>
+          <w:bCs/>
+        </w:rPr>
+        <w:t xml:space="preserve">cambiar el código de empresa</w:t>
+      </w:r>
+      <w:r>
+        <w:t xml:space="preserve"> </w:t>
+      </w:r>
+      <w:r>
+        <w:t xml:space="preserve">(el que usan los nuevos para unirse).</w:t>
       </w:r>
     </w:p>
     <w:p>
@@ -15740,33 +16095,101 @@
         </w:numPr>
       </w:pPr>
       <w:r>
-        <w:rPr>
-          <w:b/>
-          <w:bCs/>
-        </w:rPr>
-        <w:t xml:space="preserve">Compras:</w:t>
-      </w:r>
-      <w:r>
-        <w:t xml:space="preserve"> </w:t>
-      </w:r>
-      <w:r>
-        <w:t xml:space="preserve">IVA crédito fiscal, proveedores, compra de materia prima / insumos / herramientas, servicios de terceros, y la cuenta puente</w:t>
-      </w:r>
-      <w:r>
-        <w:t xml:space="preserve"> </w:t>
-      </w:r>
-      <w:r>
-        <w:rPr>
-          <w:b/>
-          <w:bCs/>
-        </w:rPr>
-        <w:t xml:space="preserve">GR/IR</w:t>
-      </w:r>
-      <w:r>
-        <w:t xml:space="preserve"> </w:t>
-      </w:r>
-      <w:r>
-        <w:t xml:space="preserve">(facturas a recibir).</w:t>
+        <w:t xml:space="preserve">Listás usuarios, editás su</w:t>
+      </w:r>
+      <w:r>
+        <w:t xml:space="preserve"> </w:t>
+      </w:r>
+      <w:r>
+        <w:rPr>
+          <w:b/>
+          <w:bCs/>
+        </w:rPr>
+        <w:t xml:space="preserve">rol</w:t>
+      </w:r>
+      <w:r>
+        <w:t xml:space="preserve"> </w:t>
+      </w:r>
+      <w:r>
+        <w:t xml:space="preserve">y</w:t>
+      </w:r>
+      <w:r>
+        <w:t xml:space="preserve"> </w:t>
+      </w:r>
+      <w:r>
+        <w:rPr>
+          <w:b/>
+          <w:bCs/>
+        </w:rPr>
+        <w:t xml:space="preserve">habilitás/deshabilitás módulos</w:t>
+      </w:r>
+      <w:r>
+        <w:t xml:space="preserve"> </w:t>
+      </w:r>
+      <w:r>
+        <w:t xml:space="preserve">por usuario. La lista cubre todos los módulos del sistema (inventario, producción, compras, ventas, calidad, análisis y contabilidad).</w:t>
+      </w:r>
+    </w:p>
+    <w:p>
+      <w:pPr>
+        <w:pStyle w:val="BlockText"/>
+      </w:pPr>
+      <w:r>
+        <w:rPr>
+          <w:b/>
+          <w:bCs/>
+        </w:rPr>
+        <w:t xml:space="preserve">Nota técnica:</w:t>
+      </w:r>
+      <w:r>
+        <w:t xml:space="preserve"> </w:t>
+      </w:r>
+      <w:r>
+        <w:t xml:space="preserve">los permisos por módulo hoy son</w:t>
+      </w:r>
+      <w:r>
+        <w:t xml:space="preserve"> </w:t>
+      </w:r>
+      <w:r>
+        <w:rPr>
+          <w:b/>
+          <w:bCs/>
+        </w:rPr>
+        <w:t xml:space="preserve">visuales</w:t>
+      </w:r>
+      <w:r>
+        <w:t xml:space="preserve"> </w:t>
+      </w:r>
+      <w:r>
+        <w:t xml:space="preserve">(esconden secciones del menú). No los uses como barrera de seguridad fuerte.</w:t>
+      </w:r>
+    </w:p>
+    <w:bookmarkEnd w:id="60"/>
+    <w:bookmarkStart w:id="61" w:name="imputación-contable"/>
+    <w:p>
+      <w:pPr>
+        <w:pStyle w:val="Heading3"/>
+      </w:pPr>
+      <w:r>
+        <w:t xml:space="preserve">12.3 Imputación contable</w:t>
+      </w:r>
+    </w:p>
+    <w:p>
+      <w:pPr>
+        <w:pStyle w:val="FirstParagraph"/>
+      </w:pPr>
+      <w:r>
+        <w:rPr>
+          <w:b/>
+          <w:bCs/>
+        </w:rPr>
+        <w:t xml:space="preserve">Clave para que los asientos automáticos funcionen.</w:t>
+      </w:r>
+      <w:r>
+        <w:t xml:space="preserve"> </w:t>
+      </w:r>
+      <w:r>
+        <w:t xml:space="preserve">Acá decís qué cuenta contable usar para cada tipo de operación:</w:t>
       </w:r>
     </w:p>
     <w:p>
@@ -15774,7 +16197,7 @@
         <w:pStyle w:val="Compact"/>
         <w:numPr>
           <w:ilvl w:val="0"/>
-          <w:numId w:val="1022"/>
+          <w:numId w:val="1023"/>
         </w:numPr>
       </w:pPr>
       <w:r>
@@ -15782,45 +16205,58 @@
           <w:b/>
           <w:bCs/>
         </w:rPr>
-        <w:t xml:space="preserve">Caja y banco:</w:t>
-      </w:r>
-      <w:r>
-        <w:t xml:space="preserve"> </w:t>
-      </w:r>
-      <w:r>
-        <w:t xml:space="preserve">cuenta de caja (efectivo), cuenta de banco (transferencias),</w:t>
-      </w:r>
-      <w:r>
-        <w:t xml:space="preserve"> </w:t>
-      </w:r>
-      <w:r>
-        <w:rPr>
-          <w:b/>
-          <w:bCs/>
-        </w:rPr>
-        <w:t xml:space="preserve">cheques en cartera</w:t>
-      </w:r>
-      <w:r>
-        <w:t xml:space="preserve"> </w:t>
-      </w:r>
-      <w:r>
-        <w:t xml:space="preserve">(recibidos) y</w:t>
-      </w:r>
-      <w:r>
-        <w:t xml:space="preserve"> </w:t>
-      </w:r>
-      <w:r>
-        <w:rPr>
-          <w:b/>
-          <w:bCs/>
-        </w:rPr>
-        <w:t xml:space="preserve">cheques emitidos</w:t>
-      </w:r>
-      <w:r>
-        <w:t xml:space="preserve"> </w:t>
-      </w:r>
-      <w:r>
-        <w:t xml:space="preserve">(a pagar).</w:t>
+        <w:t xml:space="preserve">Ventas:</w:t>
+      </w:r>
+      <w:r>
+        <w:t xml:space="preserve"> </w:t>
+      </w:r>
+      <w:r>
+        <w:t xml:space="preserve">cuenta de venta, deudores por ventas, IVA débito fiscal,</w:t>
+      </w:r>
+      <w:r>
+        <w:t xml:space="preserve"> </w:t>
+      </w:r>
+      <w:r>
+        <w:rPr>
+          <w:b/>
+          <w:bCs/>
+        </w:rPr>
+        <w:t xml:space="preserve">alícuota de IVA</w:t>
+      </w:r>
+      <w:r>
+        <w:t xml:space="preserve"> </w:t>
+      </w:r>
+      <w:r>
+        <w:t xml:space="preserve">(21% por defecto), si los precios</w:t>
+      </w:r>
+      <w:r>
+        <w:t xml:space="preserve"> </w:t>
+      </w:r>
+      <w:r>
+        <w:rPr>
+          <w:b/>
+          <w:bCs/>
+        </w:rPr>
+        <w:t xml:space="preserve">incluyen IVA</w:t>
+      </w:r>
+      <w:r>
+        <w:t xml:space="preserve">, y el</w:t>
+      </w:r>
+      <w:r>
+        <w:t xml:space="preserve"> </w:t>
+      </w:r>
+      <w:r>
+        <w:rPr>
+          <w:b/>
+          <w:bCs/>
+        </w:rPr>
+        <w:t xml:space="preserve">punto de venta AFIP</w:t>
+      </w:r>
+      <w:r>
+        <w:t xml:space="preserve"> </w:t>
+      </w:r>
+      <w:r>
+        <w:t xml:space="preserve">para la facturación electrónica.</w:t>
       </w:r>
     </w:p>
     <w:p>
@@ -15828,7 +16264,7 @@
         <w:pStyle w:val="Compact"/>
         <w:numPr>
           <w:ilvl w:val="0"/>
-          <w:numId w:val="1022"/>
+          <w:numId w:val="1023"/>
         </w:numPr>
       </w:pPr>
       <w:r>
@@ -15836,13 +16272,29 @@
           <w:b/>
           <w:bCs/>
         </w:rPr>
-        <w:t xml:space="preserve">Retenciones sufridas:</w:t>
-      </w:r>
-      <w:r>
-        <w:t xml:space="preserve"> </w:t>
-      </w:r>
-      <w:r>
-        <w:t xml:space="preserve">las cuentas de crédito fiscal donde van las retenciones que te aplican los clientes (Ganancias, IIBB, SUSS, IVA). Vienen preconfiguradas con las cuentas del plan de Vitalmet.</w:t>
+        <w:t xml:space="preserve">Compras:</w:t>
+      </w:r>
+      <w:r>
+        <w:t xml:space="preserve"> </w:t>
+      </w:r>
+      <w:r>
+        <w:t xml:space="preserve">IVA crédito fiscal, proveedores, compra de materia prima / insumos / herramientas, servicios de terceros, y la cuenta puente</w:t>
+      </w:r>
+      <w:r>
+        <w:t xml:space="preserve"> </w:t>
+      </w:r>
+      <w:r>
+        <w:rPr>
+          <w:b/>
+          <w:bCs/>
+        </w:rPr>
+        <w:t xml:space="preserve">GR/IR</w:t>
+      </w:r>
+      <w:r>
+        <w:t xml:space="preserve"> </w:t>
+      </w:r>
+      <w:r>
+        <w:t xml:space="preserve">(facturas a recibir).</w:t>
       </w:r>
     </w:p>
     <w:p>
@@ -15850,7 +16302,7 @@
         <w:pStyle w:val="Compact"/>
         <w:numPr>
           <w:ilvl w:val="0"/>
-          <w:numId w:val="1022"/>
+          <w:numId w:val="1023"/>
         </w:numPr>
       </w:pPr>
       <w:r>
@@ -15858,29 +16310,45 @@
           <w:b/>
           <w:bCs/>
         </w:rPr>
-        <w:t xml:space="preserve">Stock y ajustes de inventario:</w:t>
-      </w:r>
-      <w:r>
-        <w:t xml:space="preserve"> </w:t>
-      </w:r>
-      <w:r>
-        <w:t xml:space="preserve">las cuentas de stock (materia prima, producto terminado, insumos) y la cuenta de resultado</w:t>
-      </w:r>
-      <w:r>
-        <w:t xml:space="preserve"> </w:t>
-      </w:r>
-      <w:r>
-        <w:rPr>
-          <w:b/>
-          <w:bCs/>
-        </w:rPr>
-        <w:t xml:space="preserve">AJUSTES DE INVENTARIO</w:t>
-      </w:r>
-      <w:r>
-        <w:t xml:space="preserve"> </w:t>
-      </w:r>
-      <w:r>
-        <w:t xml:space="preserve">contra la que se asientan las diferencias de ajustes y conteos físicos. Vienen preconfiguradas (114002 / 114001 / 114003 / 421099).</w:t>
+        <w:t xml:space="preserve">Caja y banco:</w:t>
+      </w:r>
+      <w:r>
+        <w:t xml:space="preserve"> </w:t>
+      </w:r>
+      <w:r>
+        <w:t xml:space="preserve">cuenta de caja (efectivo), cuenta de banco (transferencias),</w:t>
+      </w:r>
+      <w:r>
+        <w:t xml:space="preserve"> </w:t>
+      </w:r>
+      <w:r>
+        <w:rPr>
+          <w:b/>
+          <w:bCs/>
+        </w:rPr>
+        <w:t xml:space="preserve">cheques en cartera</w:t>
+      </w:r>
+      <w:r>
+        <w:t xml:space="preserve"> </w:t>
+      </w:r>
+      <w:r>
+        <w:t xml:space="preserve">(recibidos) y</w:t>
+      </w:r>
+      <w:r>
+        <w:t xml:space="preserve"> </w:t>
+      </w:r>
+      <w:r>
+        <w:rPr>
+          <w:b/>
+          <w:bCs/>
+        </w:rPr>
+        <w:t xml:space="preserve">cheques emitidos</w:t>
+      </w:r>
+      <w:r>
+        <w:t xml:space="preserve"> </w:t>
+      </w:r>
+      <w:r>
+        <w:t xml:space="preserve">(a pagar).</w:t>
       </w:r>
     </w:p>
     <w:p>
@@ -15888,7 +16356,67 @@
         <w:pStyle w:val="Compact"/>
         <w:numPr>
           <w:ilvl w:val="0"/>
-          <w:numId w:val="1022"/>
+          <w:numId w:val="1023"/>
+        </w:numPr>
+      </w:pPr>
+      <w:r>
+        <w:rPr>
+          <w:b/>
+          <w:bCs/>
+        </w:rPr>
+        <w:t xml:space="preserve">Retenciones sufridas:</w:t>
+      </w:r>
+      <w:r>
+        <w:t xml:space="preserve"> </w:t>
+      </w:r>
+      <w:r>
+        <w:t xml:space="preserve">las cuentas de crédito fiscal donde van las retenciones que te aplican los clientes (Ganancias, IIBB, SUSS, IVA). Vienen preconfiguradas con las cuentas del plan de Vitalmet.</w:t>
+      </w:r>
+    </w:p>
+    <w:p>
+      <w:pPr>
+        <w:pStyle w:val="Compact"/>
+        <w:numPr>
+          <w:ilvl w:val="0"/>
+          <w:numId w:val="1023"/>
+        </w:numPr>
+      </w:pPr>
+      <w:r>
+        <w:rPr>
+          <w:b/>
+          <w:bCs/>
+        </w:rPr>
+        <w:t xml:space="preserve">Stock y ajustes de inventario:</w:t>
+      </w:r>
+      <w:r>
+        <w:t xml:space="preserve"> </w:t>
+      </w:r>
+      <w:r>
+        <w:t xml:space="preserve">las cuentas de stock (materia prima, producto terminado, insumos) y la cuenta de resultado</w:t>
+      </w:r>
+      <w:r>
+        <w:t xml:space="preserve"> </w:t>
+      </w:r>
+      <w:r>
+        <w:rPr>
+          <w:b/>
+          <w:bCs/>
+        </w:rPr>
+        <w:t xml:space="preserve">AJUSTES DE INVENTARIO</w:t>
+      </w:r>
+      <w:r>
+        <w:t xml:space="preserve"> </w:t>
+      </w:r>
+      <w:r>
+        <w:t xml:space="preserve">contra la que se asientan las diferencias de ajustes y conteos físicos. Vienen preconfiguradas (114002 / 114001 / 114003 / 421099).</w:t>
+      </w:r>
+    </w:p>
+    <w:p>
+      <w:pPr>
+        <w:pStyle w:val="Compact"/>
+        <w:numPr>
+          <w:ilvl w:val="0"/>
+          <w:numId w:val="1023"/>
         </w:numPr>
       </w:pPr>
       <w:r>
@@ -15933,9 +16461,9 @@
         </w:pict>
       </w:r>
     </w:p>
-    <w:bookmarkEnd w:id="60"/>
     <w:bookmarkEnd w:id="61"/>
-    <w:bookmarkStart w:id="66" w:name="X9473a15fdcd54171d921b584f88070d9a9c6e2d"/>
+    <w:bookmarkEnd w:id="62"/>
+    <w:bookmarkStart w:id="67" w:name="X9473a15fdcd54171d921b584f88070d9a9c6e2d"/>
     <w:p>
       <w:pPr>
         <w:pStyle w:val="Heading2"/>
@@ -15952,7 +16480,7 @@
         <w:t xml:space="preserve">Si entendés estos cuatro circuitos, sabés usar el ERP. Seguilos en orden.</w:t>
       </w:r>
     </w:p>
-    <w:bookmarkStart w:id="62" w:name="Xfc6a747a46029e6b14e9ea4e3a507ed2abe5c07"/>
+    <w:bookmarkStart w:id="63" w:name="Xfc6a747a46029e6b14e9ea4e3a507ed2abe5c07"/>
     <w:p>
       <w:pPr>
         <w:pStyle w:val="Heading3"/>
@@ -16044,8 +16572,8 @@
         <w:t xml:space="preserve">al facturar (venta) y al cobrar.</w:t>
       </w:r>
     </w:p>
-    <w:bookmarkEnd w:id="62"/>
-    <w:bookmarkStart w:id="63" w:name="Xb3ee42997e9ab092cf999dfe51d386c7317685c"/>
+    <w:bookmarkEnd w:id="63"/>
+    <w:bookmarkStart w:id="64" w:name="Xb3ee42997e9ab092cf999dfe51d386c7317685c"/>
     <w:p>
       <w:pPr>
         <w:pStyle w:val="Heading3"/>
@@ -16155,8 +16683,8 @@
         <w:t xml:space="preserve">en la recepción (GR/IR), en la factura y en el pago.</w:t>
       </w:r>
     </w:p>
-    <w:bookmarkEnd w:id="63"/>
-    <w:bookmarkStart w:id="64" w:name="Xd1d7949bac4e6a12c5bcb040f4ddda9ac7470f4"/>
+    <w:bookmarkEnd w:id="64"/>
+    <w:bookmarkStart w:id="65" w:name="Xd1d7949bac4e6a12c5bcb040f4ddda9ac7470f4"/>
     <w:p>
       <w:pPr>
         <w:pStyle w:val="Heading3"/>
@@ -16239,8 +16767,8 @@
         <w:t xml:space="preserve">7. Análisis → Trazabilidad     → verificá la cadena certificado → colada → barra → OP → PT</w:t>
       </w:r>
     </w:p>
-    <w:bookmarkEnd w:id="64"/>
-    <w:bookmarkStart w:id="65" w:name="Xf9a70cdce17ec8d32f80fb3b897c3b5e5c61186"/>
+    <w:bookmarkEnd w:id="65"/>
+    <w:bookmarkStart w:id="66" w:name="Xf9a70cdce17ec8d32f80fb3b897c3b5e5c61186"/>
     <w:p>
       <w:pPr>
         <w:pStyle w:val="Heading3"/>
@@ -16333,9 +16861,9 @@
         </w:pict>
       </w:r>
     </w:p>
-    <w:bookmarkEnd w:id="65"/>
     <w:bookmarkEnd w:id="66"/>
-    <w:bookmarkStart w:id="67" w:name="reglas-de-oro-y-errores-comunes"/>
+    <w:bookmarkEnd w:id="67"/>
+    <w:bookmarkStart w:id="68" w:name="reglas-de-oro-y-errores-comunes"/>
     <w:p>
       <w:pPr>
         <w:pStyle w:val="Heading2"/>
@@ -17300,8 +17828,8 @@
         </w:pict>
       </w:r>
     </w:p>
-    <w:bookmarkEnd w:id="67"/>
-    <w:bookmarkStart w:id="68" w:name="preguntas-frecuentes"/>
+    <w:bookmarkEnd w:id="68"/>
+    <w:bookmarkStart w:id="69" w:name="preguntas-frecuentes"/>
     <w:p>
       <w:pPr>
         <w:pStyle w:val="Heading2"/>
@@ -17714,8 +18242,8 @@
         <w:t xml:space="preserve">Manual de usuario de VitalStock ERP. Ante dudas o errores que no figuran acá, contactá al administrador del sistema.</w:t>
       </w:r>
     </w:p>
-    <w:bookmarkEnd w:id="68"/>
     <w:bookmarkEnd w:id="69"/>
+    <w:bookmarkEnd w:id="70"/>
     <w:sectPr>
       <w:footnotePr>
         <w:numRestart w:val="eachSect"/>
@@ -18132,12 +18660,6 @@
     <w:abstractNumId w:val="991"/>
   </w:num>
   <w:num w:numId="1012">
-    <w:abstractNumId w:val="991"/>
-  </w:num>
-  <w:num w:numId="1013">
-    <w:abstractNumId w:val="991"/>
-  </w:num>
-  <w:num w:numId="1014">
     <w:abstractNumId w:val="99411"/>
     <w:lvlOverride w:ilvl="0">
       <w:startOverride w:val="1"/>
@@ -18167,13 +18689,13 @@
       <w:startOverride w:val="1"/>
     </w:lvlOverride>
   </w:num>
-  <w:num w:numId="1015">
+  <w:num w:numId="1013">
     <w:abstractNumId w:val="991"/>
   </w:num>
-  <w:num w:numId="1016">
+  <w:num w:numId="1014">
     <w:abstractNumId w:val="991"/>
   </w:num>
-  <w:num w:numId="1017">
+  <w:num w:numId="1015">
     <w:abstractNumId w:val="99411"/>
     <w:lvlOverride w:ilvl="0">
       <w:startOverride w:val="1"/>
@@ -18202,6 +18724,12 @@
     <w:lvlOverride w:ilvl="8">
       <w:startOverride w:val="1"/>
     </w:lvlOverride>
+  </w:num>
+  <w:num w:numId="1016">
+    <w:abstractNumId w:val="991"/>
+  </w:num>
+  <w:num w:numId="1017">
+    <w:abstractNumId w:val="991"/>
   </w:num>
   <w:num w:numId="1018">
     <w:abstractNumId w:val="99411"/>
@@ -18234,9 +18762,6 @@
     </w:lvlOverride>
   </w:num>
   <w:num w:numId="1019">
-    <w:abstractNumId w:val="991"/>
-  </w:num>
-  <w:num w:numId="1020">
     <w:abstractNumId w:val="99411"/>
     <w:lvlOverride w:ilvl="0">
       <w:startOverride w:val="1"/>
@@ -18266,10 +18791,43 @@
       <w:startOverride w:val="1"/>
     </w:lvlOverride>
   </w:num>
-  <w:num w:numId="1021">
+  <w:num w:numId="1020">
     <w:abstractNumId w:val="991"/>
   </w:num>
+  <w:num w:numId="1021">
+    <w:abstractNumId w:val="99411"/>
+    <w:lvlOverride w:ilvl="0">
+      <w:startOverride w:val="1"/>
+    </w:lvlOverride>
+    <w:lvlOverride w:ilvl="1">
+      <w:startOverride w:val="1"/>
+    </w:lvlOverride>
+    <w:lvlOverride w:ilvl="2">
+      <w:startOverride w:val="1"/>
+    </w:lvlOverride>
+    <w:lvlOverride w:ilvl="3">
+      <w:startOverride w:val="1"/>
+    </w:lvlOverride>
+    <w:lvlOverride w:ilvl="4">
+      <w:startOverride w:val="1"/>
+    </w:lvlOverride>
+    <w:lvlOverride w:ilvl="5">
+      <w:startOverride w:val="1"/>
+    </w:lvlOverride>
+    <w:lvlOverride w:ilvl="6">
+      <w:startOverride w:val="1"/>
+    </w:lvlOverride>
+    <w:lvlOverride w:ilvl="7">
+      <w:startOverride w:val="1"/>
+    </w:lvlOverride>
+    <w:lvlOverride w:ilvl="8">
+      <w:startOverride w:val="1"/>
+    </w:lvlOverride>
+  </w:num>
   <w:num w:numId="1022">
+    <w:abstractNumId w:val="991"/>
+  </w:num>
+  <w:num w:numId="1023">
     <w:abstractNumId w:val="991"/>
   </w:num>
 </w:numbering>

--- a/docs/MANUAL_USUARIO.docx
+++ b/docs/MANUAL_USUARIO.docx
@@ -10249,6 +10249,193 @@
       </w:r>
       <w:r>
         <w:t xml:space="preserve">— una vez facturada, este botón te deja ver/descargar la factura.</w:t>
+      </w:r>
+      <w:r>
+        <w:t xml:space="preserve"> </w:t>
+      </w:r>
+      <w:r>
+        <w:t xml:space="preserve">-</w:t>
+      </w:r>
+      <w:r>
+        <w:t xml:space="preserve"> </w:t>
+      </w:r>
+      <w:r>
+        <w:rPr>
+          <w:b/>
+          <w:bCs/>
+        </w:rPr>
+        <w:t xml:space="preserve">NC/ND</w:t>
+      </w:r>
+      <w:r>
+        <w:t xml:space="preserve"> </w:t>
+      </w:r>
+      <w:r>
+        <w:t xml:space="preserve">— emite una</w:t>
+      </w:r>
+      <w:r>
+        <w:t xml:space="preserve"> </w:t>
+      </w:r>
+      <w:r>
+        <w:rPr>
+          <w:b/>
+          <w:bCs/>
+        </w:rPr>
+        <w:t xml:space="preserve">nota de crédito o de débito con CAE</w:t>
+      </w:r>
+      <w:r>
+        <w:t xml:space="preserve"> </w:t>
+      </w:r>
+      <w:r>
+        <w:t xml:space="preserve">sobre esa factura. Elegís la clase arriba del modal:</w:t>
+      </w:r>
+      <w:r>
+        <w:t xml:space="preserve"> </w:t>
+      </w:r>
+      <w:r>
+        <w:t xml:space="preserve">-</w:t>
+      </w:r>
+      <w:r>
+        <w:t xml:space="preserve"> </w:t>
+      </w:r>
+      <w:r>
+        <w:rPr>
+          <w:b/>
+          <w:bCs/>
+        </w:rPr>
+        <w:t xml:space="preserve">Nota de crédito</w:t>
+      </w:r>
+      <w:r>
+        <w:t xml:space="preserve"> </w:t>
+      </w:r>
+      <w:r>
+        <w:t xml:space="preserve">(resta): devolución, error de facturación, descuento. Total o parcial; el sistema no deja acreditar más que el saldo de la factura (las NC anteriores se descuentan, las ND no).</w:t>
+      </w:r>
+      <w:r>
+        <w:t xml:space="preserve"> </w:t>
+      </w:r>
+      <w:r>
+        <w:t xml:space="preserve">-</w:t>
+      </w:r>
+      <w:r>
+        <w:t xml:space="preserve"> </w:t>
+      </w:r>
+      <w:r>
+        <w:rPr>
+          <w:b/>
+          <w:bCs/>
+        </w:rPr>
+        <w:t xml:space="preserve">Nota de débito</w:t>
+      </w:r>
+      <w:r>
+        <w:t xml:space="preserve"> </w:t>
+      </w:r>
+      <w:r>
+        <w:t xml:space="preserve">(suma): intereses por mora, diferencia de precio, gastos. No tiene tope.</w:t>
+      </w:r>
+      <w:r>
+        <w:t xml:space="preserve"> </w:t>
+      </w:r>
+      <w:r>
+        <w:t xml:space="preserve">- El asiento se arma solo y la cuenta corriente del cliente baja (NC) o sube (ND). La letra es la de la factura original.</w:t>
+      </w:r>
+      <w:r>
+        <w:t xml:space="preserve"> </w:t>
+      </w:r>
+      <w:r>
+        <w:t xml:space="preserve">-</w:t>
+      </w:r>
+      <w:r>
+        <w:t xml:space="preserve"> </w:t>
+      </w:r>
+      <w:r>
+        <w:rPr>
+          <w:b/>
+          <w:bCs/>
+        </w:rPr>
+        <w:t xml:space="preserve">Facturas directas y notas libres</w:t>
+      </w:r>
+      <w:r>
+        <w:t xml:space="preserve"> </w:t>
+      </w:r>
+      <w:r>
+        <w:t xml:space="preserve">(botones de la barra): una</w:t>
+      </w:r>
+      <w:r>
+        <w:t xml:space="preserve"> </w:t>
+      </w:r>
+      <w:r>
+        <w:rPr>
+          <w:b/>
+          <w:bCs/>
+        </w:rPr>
+        <w:t xml:space="preserve">factura directa</w:t>
+      </w:r>
+      <w:r>
+        <w:t xml:space="preserve"> </w:t>
+      </w:r>
+      <w:r>
+        <w:t xml:space="preserve">se emite sin venta (ver más abajo) y desde su fila también podés sacar su NC/ND.</w:t>
+      </w:r>
+      <w:r>
+        <w:t xml:space="preserve"> </w:t>
+      </w:r>
+      <w:r>
+        <w:rPr>
+          <w:b/>
+          <w:bCs/>
+        </w:rPr>
+        <w:t xml:space="preserve">+ NC/ND libre</w:t>
+      </w:r>
+      <w:r>
+        <w:t xml:space="preserve"> </w:t>
+      </w:r>
+      <w:r>
+        <w:t xml:space="preserve">emite una nota que</w:t>
+      </w:r>
+      <w:r>
+        <w:t xml:space="preserve"> </w:t>
+      </w:r>
+      <w:r>
+        <w:rPr>
+          <w:b/>
+          <w:bCs/>
+        </w:rPr>
+        <w:t xml:space="preserve">no corrige ninguna factura del ERP</w:t>
+      </w:r>
+      <w:r>
+        <w:t xml:space="preserve">: ARCA exige asociarla a un</w:t>
+      </w:r>
+      <w:r>
+        <w:t xml:space="preserve"> </w:t>
+      </w:r>
+      <w:r>
+        <w:rPr>
+          <w:b/>
+          <w:bCs/>
+        </w:rPr>
+        <w:t xml:space="preserve">período</w:t>
+      </w:r>
+      <w:r>
+        <w:t xml:space="preserve"> </w:t>
+      </w:r>
+      <w:r>
+        <w:t xml:space="preserve">(desde/hasta: descuentos por volumen, intereses del mes, ajustes globales) o a un</w:t>
+      </w:r>
+      <w:r>
+        <w:t xml:space="preserve"> </w:t>
+      </w:r>
+      <w:r>
+        <w:rPr>
+          <w:b/>
+          <w:bCs/>
+        </w:rPr>
+        <w:t xml:space="preserve">comprobante propio</w:t>
+      </w:r>
+      <w:r>
+        <w:t xml:space="preserve"> </w:t>
+      </w:r>
+      <w:r>
+        <w:t xml:space="preserve">emitido fuera del sistema (punto de venta y número de esa factura, misma letra). Elegís cliente, tipo, moneda e ítems con concepto libre, igual que en la factura directa.</w:t>
       </w:r>
       <w:r>
         <w:t xml:space="preserve"> </w:t>

--- a/docs/MANUAL_USUARIO.docx
+++ b/docs/MANUAL_USUARIO.docx
@@ -2,7 +2,7 @@
 <file path=word/document.xml><?xml version="1.0" encoding="utf-8"?>
 <w:document xmlns:w="http://schemas.openxmlformats.org/wordprocessingml/2006/main" xmlns:m="http://schemas.openxmlformats.org/officeDocument/2006/math" xmlns:r="http://schemas.openxmlformats.org/officeDocument/2006/relationships" xmlns:o="urn:schemas-microsoft-com:office:office" xmlns:v="urn:schemas-microsoft-com:vml" xmlns:w10="urn:schemas-microsoft-com:office:word" xmlns:a="http://schemas.openxmlformats.org/drawingml/2006/main" xmlns:pic="http://schemas.openxmlformats.org/drawingml/2006/picture" xmlns:wp="http://schemas.openxmlformats.org/drawingml/2006/wordprocessingDrawing">
   <w:body>
-    <w:bookmarkStart w:id="70" w:name="X49288d98bb0e101ac90548faf60c95f63953311"/>
+    <w:bookmarkStart w:id="71" w:name="X49288d98bb0e101ac90548faf60c95f63953311"/>
     <w:p>
       <w:pPr>
         <w:pStyle w:val="Heading1"/>
@@ -1387,7 +1387,7 @@
               <w:t xml:space="preserve">Inspección de entrada</w:t>
             </w:r>
             <w:r>
-              <w:t xml:space="preserve">, Proveedores (con AVL), Facturas recibidas</w:t>
+              <w:t xml:space="preserve">, Proveedores (con AVL), Facturas recibidas, Órdenes de pago</w:t>
             </w:r>
           </w:p>
         </w:tc>
@@ -1415,7 +1415,20 @@
               <w:pStyle w:val="Compact"/>
             </w:pPr>
             <w:r>
-              <w:t xml:space="preserve">Presupuestos, Ventas, Clientes, Cuenta corriente</w:t>
+              <w:t xml:space="preserve">Presupuestos, Ventas,</w:t>
+            </w:r>
+            <w:r>
+              <w:t xml:space="preserve"> </w:t>
+            </w:r>
+            <w:r>
+              <w:rPr>
+                <w:b/>
+                <w:bCs/>
+              </w:rPr>
+              <w:t xml:space="preserve">Facturas emitidas</w:t>
+            </w:r>
+            <w:r>
+              <w:t xml:space="preserve">, Clientes, Cuenta corriente, Mailings, Precios</w:t>
             </w:r>
           </w:p>
         </w:tc>
@@ -1571,6 +1584,74 @@
     </w:p>
     <w:p>
       <w:pPr>
+        <w:pStyle w:val="BodyText"/>
+      </w:pPr>
+      <w:r>
+        <w:rPr>
+          <w:b/>
+          <w:bCs/>
+        </w:rPr>
+        <w:t xml:space="preserve">Ordenar una tabla:</w:t>
+      </w:r>
+      <w:r>
+        <w:t xml:space="preserve"> </w:t>
+      </w:r>
+      <w:r>
+        <w:t xml:space="preserve">hacé click en el</w:t>
+      </w:r>
+      <w:r>
+        <w:t xml:space="preserve"> </w:t>
+      </w:r>
+      <w:r>
+        <w:rPr>
+          <w:b/>
+          <w:bCs/>
+        </w:rPr>
+        <w:t xml:space="preserve">encabezado</w:t>
+      </w:r>
+      <w:r>
+        <w:t xml:space="preserve"> </w:t>
+      </w:r>
+      <w:r>
+        <w:t xml:space="preserve">de cualquier columna (Fecha, Proveedor, Total…) y la tabla se ordena por esa columna; un segundo click invierte el orden (▲/▼). Funciona en todas las tablas del sistema y se mantiene aunque la tabla se refresque.</w:t>
+      </w:r>
+    </w:p>
+    <w:p>
+      <w:pPr>
+        <w:pStyle w:val="BodyText"/>
+      </w:pPr>
+      <w:r>
+        <w:rPr>
+          <w:b/>
+          <w:bCs/>
+        </w:rPr>
+        <w:t xml:space="preserve">Filtros combinables:</w:t>
+      </w:r>
+      <w:r>
+        <w:t xml:space="preserve"> </w:t>
+      </w:r>
+      <w:r>
+        <w:t xml:space="preserve">en los listados con filtros (Facturas recibidas, Facturas emitidas, Órdenes de compra, Ventas) el buscador de texto, los selectores y las fechas</w:t>
+      </w:r>
+      <w:r>
+        <w:t xml:space="preserve"> </w:t>
+      </w:r>
+      <w:r>
+        <w:rPr>
+          <w:b/>
+          <w:bCs/>
+        </w:rPr>
+        <w:t xml:space="preserve">desde/hasta</w:t>
+      </w:r>
+      <w:r>
+        <w:t xml:space="preserve"> </w:t>
+      </w:r>
+      <w:r>
+        <w:t xml:space="preserve">se combinan entre sí. Los números de la barra de arriba se recalculan sobre lo filtrado.</w:t>
+      </w:r>
+    </w:p>
+    <w:p>
+      <w:pPr>
         <w:pStyle w:val="BlockText"/>
       </w:pPr>
       <w:r>
@@ -8292,6 +8373,97 @@
         <w:t xml:space="preserve">de la fila abre una orden de pago con esa factura ya tildada.</w:t>
       </w:r>
     </w:p>
+    <w:p>
+      <w:pPr>
+        <w:pStyle w:val="BodyText"/>
+      </w:pPr>
+      <w:r>
+        <w:rPr>
+          <w:b/>
+          <w:bCs/>
+        </w:rPr>
+        <w:t xml:space="preserve">Filtros e informes por proveedor y fecha:</w:t>
+      </w:r>
+      <w:r>
+        <w:t xml:space="preserve"> </w:t>
+      </w:r>
+      <w:r>
+        <w:t xml:space="preserve">arriba de la tabla tenés buscador de texto (número, proveedor, OC), selector de</w:t>
+      </w:r>
+      <w:r>
+        <w:t xml:space="preserve"> </w:t>
+      </w:r>
+      <w:r>
+        <w:rPr>
+          <w:b/>
+          <w:bCs/>
+        </w:rPr>
+        <w:t xml:space="preserve">proveedor</w:t>
+      </w:r>
+      <w:r>
+        <w:t xml:space="preserve">, selector de</w:t>
+      </w:r>
+      <w:r>
+        <w:t xml:space="preserve"> </w:t>
+      </w:r>
+      <w:r>
+        <w:rPr>
+          <w:b/>
+          <w:bCs/>
+        </w:rPr>
+        <w:t xml:space="preserve">tipo</w:t>
+      </w:r>
+      <w:r>
+        <w:t xml:space="preserve"> </w:t>
+      </w:r>
+      <w:r>
+        <w:t xml:space="preserve">(facturas / NC / ND) y fechas</w:t>
+      </w:r>
+      <w:r>
+        <w:t xml:space="preserve"> </w:t>
+      </w:r>
+      <w:r>
+        <w:rPr>
+          <w:b/>
+          <w:bCs/>
+        </w:rPr>
+        <w:t xml:space="preserve">desde / hasta</w:t>
+      </w:r>
+      <w:r>
+        <w:t xml:space="preserve"> </w:t>
+      </w:r>
+      <w:r>
+        <w:t xml:space="preserve">(por fecha de emisión). Se combinan: por ejemplo, proveedor</w:t>
+      </w:r>
+      <w:r>
+        <w:t xml:space="preserve"> </w:t>
+      </w:r>
+      <w:r>
+        <w:t xml:space="preserve">“Aceros Sur”</w:t>
+      </w:r>
+      <w:r>
+        <w:t xml:space="preserve"> </w:t>
+      </w:r>
+      <w:r>
+        <w:t xml:space="preserve">+ agosto = todas sus facturas del mes, con el total en la barra de arriba. El botón</w:t>
+      </w:r>
+      <w:r>
+        <w:t xml:space="preserve"> </w:t>
+      </w:r>
+      <w:r>
+        <w:rPr>
+          <w:b/>
+          <w:bCs/>
+        </w:rPr>
+        <w:t xml:space="preserve">Excel</w:t>
+      </w:r>
+      <w:r>
+        <w:t xml:space="preserve"> </w:t>
+      </w:r>
+      <w:r>
+        <w:t xml:space="preserve">exporta exactamente lo que estás viendo (con saldo, match y asiento). Para ordenar, click en el encabezado de la columna.</w:t>
+      </w:r>
+    </w:p>
     <w:bookmarkEnd w:id="30"/>
     <w:bookmarkEnd w:id="31"/>
     <w:bookmarkStart w:id="32" w:name="órdenes-de-pago"/>
@@ -8749,7 +8921,7 @@
     </w:p>
     <w:bookmarkEnd w:id="32"/>
     <w:bookmarkEnd w:id="33"/>
-    <w:bookmarkStart w:id="39" w:name="ventas"/>
+    <w:bookmarkStart w:id="40" w:name="ventas"/>
     <w:p>
       <w:pPr>
         <w:pStyle w:val="Heading2"/>
@@ -10374,7 +10546,23 @@
         <w:t xml:space="preserve"> </w:t>
       </w:r>
       <w:r>
-        <w:t xml:space="preserve">se emite sin venta (ver más abajo) y desde su fila también podés sacar su NC/ND.</w:t>
+        <w:t xml:space="preserve">se emite sin venta (ver más abajo) y desde su fila en</w:t>
+      </w:r>
+      <w:r>
+        <w:t xml:space="preserve"> </w:t>
+      </w:r>
+      <w:r>
+        <w:rPr>
+          <w:b/>
+          <w:bCs/>
+        </w:rPr>
+        <w:t xml:space="preserve">Facturas emitidas</w:t>
+      </w:r>
+      <w:r>
+        <w:t xml:space="preserve"> </w:t>
+      </w:r>
+      <w:r>
+        <w:t xml:space="preserve">(sección 8.4) también podés sacar su NC/ND.</w:t>
       </w:r>
       <w:r>
         <w:t xml:space="preserve"> </w:t>
@@ -10583,13 +10771,13 @@
       </w:r>
     </w:p>
     <w:bookmarkEnd w:id="36"/>
-    <w:bookmarkStart w:id="37" w:name="cuenta-corriente"/>
+    <w:bookmarkStart w:id="37" w:name="facturas-emitidas"/>
     <w:p>
       <w:pPr>
         <w:pStyle w:val="Heading3"/>
       </w:pPr>
       <w:r>
-        <w:t xml:space="preserve">8.4 Cuenta corriente</w:t>
+        <w:t xml:space="preserve">8.4 Facturas emitidas</w:t>
       </w:r>
     </w:p>
     <w:p>
@@ -10597,7 +10785,42 @@
         <w:pStyle w:val="FirstParagraph"/>
       </w:pPr>
       <w:r>
-        <w:t xml:space="preserve">Muestra cuánto te debe cada cliente y desde hace cuánto.</w:t>
+        <w:t xml:space="preserve">Pestaña</w:t>
+      </w:r>
+      <w:r>
+        <w:t xml:space="preserve"> </w:t>
+      </w:r>
+      <w:r>
+        <w:rPr>
+          <w:b/>
+          <w:bCs/>
+        </w:rPr>
+        <w:t xml:space="preserve">Ventas → Facturas emitidas</w:t>
+      </w:r>
+      <w:r>
+        <w:t xml:space="preserve">: el listado único de</w:t>
+      </w:r>
+      <w:r>
+        <w:t xml:space="preserve"> </w:t>
+      </w:r>
+      <w:r>
+        <w:rPr>
+          <w:b/>
+          <w:bCs/>
+        </w:rPr>
+        <w:t xml:space="preserve">todo lo que salió con CAE</w:t>
+      </w:r>
+      <w:r>
+        <w:t xml:space="preserve">: facturas de ventas, facturas directas, notas de crédito y notas de débito (sobre factura o libres). Antes esto estaba repartido entre el botón CAE de cada venta y el modal</w:t>
+      </w:r>
+      <w:r>
+        <w:t xml:space="preserve"> </w:t>
+      </w:r>
+      <w:r>
+        <w:t xml:space="preserve">“Ver facturas directas”</w:t>
+      </w:r>
+      <w:r>
+        <w:t xml:space="preserve">; ahora está todo acá.</w:t>
       </w:r>
     </w:p>
     <w:p>
@@ -10613,29 +10836,71 @@
           <w:b/>
           <w:bCs/>
         </w:rPr>
-        <w:t xml:space="preserve">Cargos:</w:t>
-      </w:r>
-      <w:r>
-        <w:t xml:space="preserve"> </w:t>
-      </w:r>
-      <w:r>
-        <w:t xml:space="preserve">ventas facturadas o entregadas (los pedidos pendientes de entrega</w:t>
-      </w:r>
-      <w:r>
-        <w:t xml:space="preserve"> </w:t>
-      </w:r>
-      <w:r>
-        <w:rPr>
-          <w:b/>
-          <w:bCs/>
-        </w:rPr>
-        <w:t xml:space="preserve">no</w:t>
-      </w:r>
-      <w:r>
-        <w:t xml:space="preserve"> </w:t>
-      </w:r>
-      <w:r>
-        <w:t xml:space="preserve">cuentan).</w:t>
+        <w:t xml:space="preserve">Filtros:</w:t>
+      </w:r>
+      <w:r>
+        <w:t xml:space="preserve"> </w:t>
+      </w:r>
+      <w:r>
+        <w:t xml:space="preserve">buscador (cliente, CUIT, número, CAE, remito),</w:t>
+      </w:r>
+      <w:r>
+        <w:t xml:space="preserve"> </w:t>
+      </w:r>
+      <w:r>
+        <w:rPr>
+          <w:b/>
+          <w:bCs/>
+        </w:rPr>
+        <w:t xml:space="preserve">cliente</w:t>
+      </w:r>
+      <w:r>
+        <w:t xml:space="preserve">,</w:t>
+      </w:r>
+      <w:r>
+        <w:t xml:space="preserve"> </w:t>
+      </w:r>
+      <w:r>
+        <w:rPr>
+          <w:b/>
+          <w:bCs/>
+        </w:rPr>
+        <w:t xml:space="preserve">tipo</w:t>
+      </w:r>
+      <w:r>
+        <w:t xml:space="preserve"> </w:t>
+      </w:r>
+      <w:r>
+        <w:t xml:space="preserve">(facturas / NC / ND) y</w:t>
+      </w:r>
+      <w:r>
+        <w:t xml:space="preserve"> </w:t>
+      </w:r>
+      <w:r>
+        <w:rPr>
+          <w:b/>
+          <w:bCs/>
+        </w:rPr>
+        <w:t xml:space="preserve">desde / hasta</w:t>
+      </w:r>
+      <w:r>
+        <w:t xml:space="preserve">. Se combinan; la barra de arriba muestra comprobantes, facturado, NC, ND y</w:t>
+      </w:r>
+      <w:r>
+        <w:t xml:space="preserve"> </w:t>
+      </w:r>
+      <w:r>
+        <w:rPr>
+          <w:b/>
+          <w:bCs/>
+        </w:rPr>
+        <w:t xml:space="preserve">neto</w:t>
+      </w:r>
+      <w:r>
+        <w:t xml:space="preserve"> </w:t>
+      </w:r>
+      <w:r>
+        <w:t xml:space="preserve">(facturas − NC + ND) de lo filtrado. Ejemplo: cliente YPF + trimestre = cuánto le facturaste neto.</w:t>
       </w:r>
     </w:p>
     <w:p>
@@ -10651,22 +10916,79 @@
           <w:b/>
           <w:bCs/>
         </w:rPr>
-        <w:t xml:space="preserve">Cobrado:</w:t>
-      </w:r>
-      <w:r>
-        <w:t xml:space="preserve"> </w:t>
-      </w:r>
-      <w:r>
-        <w:t xml:space="preserve">lo que se registró en</w:t>
-      </w:r>
-      <w:r>
-        <w:t xml:space="preserve"> </w:t>
-      </w:r>
-      <w:r>
-        <w:t xml:space="preserve">“Cobros y Pagos”</w:t>
-      </w:r>
-      <w:r>
-        <w:t xml:space="preserve">.</w:t>
+        <w:t xml:space="preserve">Columnas:</w:t>
+      </w:r>
+      <w:r>
+        <w:t xml:space="preserve"> </w:t>
+      </w:r>
+      <w:r>
+        <w:t xml:space="preserve">fecha, comprobante (FA/NC/ND con letra, punto de venta y número), cliente (click → ficha), CUIT,</w:t>
+      </w:r>
+      <w:r>
+        <w:t xml:space="preserve"> </w:t>
+      </w:r>
+      <w:r>
+        <w:rPr>
+          <w:b/>
+          <w:bCs/>
+        </w:rPr>
+        <w:t xml:space="preserve">origen</w:t>
+      </w:r>
+      <w:r>
+        <w:t xml:space="preserve"> </w:t>
+      </w:r>
+      <w:r>
+        <w:t xml:space="preserve">(remito de la venta con link,</w:t>
+      </w:r>
+      <w:r>
+        <w:t xml:space="preserve"> </w:t>
+      </w:r>
+      <w:r>
+        <w:t xml:space="preserve">“Directa”</w:t>
+      </w:r>
+      <w:r>
+        <w:t xml:space="preserve">, o sobre qué factura / período / comprobante externo va la nota), neto, IVA, total (las NC en rojo y en negativo), CAE y</w:t>
+      </w:r>
+      <w:r>
+        <w:t xml:space="preserve"> </w:t>
+      </w:r>
+      <w:r>
+        <w:rPr>
+          <w:b/>
+          <w:bCs/>
+        </w:rPr>
+        <w:t xml:space="preserve">asiento</w:t>
+      </w:r>
+      <w:r>
+        <w:t xml:space="preserve"> </w:t>
+      </w:r>
+      <w:r>
+        <w:t xml:space="preserve">(click → asiento; si dice</w:t>
+      </w:r>
+      <w:r>
+        <w:t xml:space="preserve"> </w:t>
+      </w:r>
+      <w:r>
+        <w:t xml:space="preserve">“sin asiento”</w:t>
+      </w:r>
+      <w:r>
+        <w:t xml:space="preserve">, usá</w:t>
+      </w:r>
+      <w:r>
+        <w:t xml:space="preserve"> </w:t>
+      </w:r>
+      <w:r>
+        <w:rPr>
+          <w:b/>
+          <w:bCs/>
+        </w:rPr>
+        <w:t xml:space="preserve">Regenerar asientos</w:t>
+      </w:r>
+      <w:r>
+        <w:t xml:space="preserve"> </w:t>
+      </w:r>
+      <w:r>
+        <w:t xml:space="preserve">en Ventas).</w:t>
       </w:r>
     </w:p>
     <w:p>
@@ -10682,94 +11004,39 @@
           <w:b/>
           <w:bCs/>
         </w:rPr>
-        <w:t xml:space="preserve">Saldo</w:t>
-      </w:r>
-      <w:r>
-        <w:t xml:space="preserve"> </w:t>
-      </w:r>
-      <w:r>
-        <w:t xml:space="preserve">y</w:t>
-      </w:r>
-      <w:r>
-        <w:t xml:space="preserve"> </w:t>
-      </w:r>
-      <w:r>
-        <w:rPr>
-          <w:b/>
-          <w:bCs/>
-        </w:rPr>
-        <w:t xml:space="preserve">aging</w:t>
-      </w:r>
-      <w:r>
-        <w:t xml:space="preserve"> </w:t>
-      </w:r>
-      <w:r>
-        <w:t xml:space="preserve">(antigüedad): columnas</w:t>
-      </w:r>
-      <w:r>
-        <w:t xml:space="preserve"> </w:t>
-      </w:r>
-      <w:r>
-        <w:rPr>
-          <w:b/>
-          <w:bCs/>
-        </w:rPr>
-        <w:t xml:space="preserve">Al día</w:t>
-      </w:r>
-      <w:r>
-        <w:t xml:space="preserve">,</w:t>
-      </w:r>
-      <w:r>
-        <w:t xml:space="preserve"> </w:t>
-      </w:r>
-      <w:r>
-        <w:rPr>
-          <w:b/>
-          <w:bCs/>
-        </w:rPr>
-        <w:t xml:space="preserve">1-30</w:t>
-      </w:r>
-      <w:r>
-        <w:t xml:space="preserve">,</w:t>
-      </w:r>
-      <w:r>
-        <w:t xml:space="preserve"> </w:t>
-      </w:r>
-      <w:r>
-        <w:rPr>
-          <w:b/>
-          <w:bCs/>
-        </w:rPr>
-        <w:t xml:space="preserve">31-60</w:t>
-      </w:r>
-      <w:r>
-        <w:t xml:space="preserve">,</w:t>
-      </w:r>
-      <w:r>
-        <w:t xml:space="preserve"> </w:t>
-      </w:r>
-      <w:r>
-        <w:rPr>
-          <w:b/>
-          <w:bCs/>
-        </w:rPr>
-        <w:t xml:space="preserve">61-90</w:t>
-      </w:r>
-      <w:r>
-        <w:t xml:space="preserve">,</w:t>
-      </w:r>
-      <w:r>
-        <w:t xml:space="preserve"> </w:t>
-      </w:r>
-      <w:r>
-        <w:rPr>
-          <w:b/>
-          <w:bCs/>
-        </w:rPr>
-        <w:t xml:space="preserve">+90 días</w:t>
-      </w:r>
-      <w:r>
-        <w:t xml:space="preserve">.</w:t>
+        <w:t xml:space="preserve">Acciones:</w:t>
+      </w:r>
+      <w:r>
+        <w:t xml:space="preserve"> </w:t>
+      </w:r>
+      <w:r>
+        <w:rPr>
+          <w:b/>
+          <w:bCs/>
+        </w:rPr>
+        <w:t xml:space="preserve">Ver CAE</w:t>
+      </w:r>
+      <w:r>
+        <w:t xml:space="preserve"> </w:t>
+      </w:r>
+      <w:r>
+        <w:t xml:space="preserve">(comprobante con QR para imprimir o mandar) y</w:t>
+      </w:r>
+      <w:r>
+        <w:t xml:space="preserve"> </w:t>
+      </w:r>
+      <w:r>
+        <w:rPr>
+          <w:b/>
+          <w:bCs/>
+        </w:rPr>
+        <w:t xml:space="preserve">NC/ND</w:t>
+      </w:r>
+      <w:r>
+        <w:t xml:space="preserve"> </w:t>
+      </w:r>
+      <w:r>
+        <w:t xml:space="preserve">sobre cualquier factura.</w:t>
       </w:r>
     </w:p>
     <w:p>
@@ -10781,20 +11048,71 @@
         </w:numPr>
       </w:pPr>
       <w:r>
-        <w:t xml:space="preserve">La imputación es</w:t>
-      </w:r>
-      <w:r>
-        <w:t xml:space="preserve"> </w:t>
-      </w:r>
-      <w:r>
-        <w:rPr>
-          <w:b/>
-          <w:bCs/>
-        </w:rPr>
-        <w:t xml:space="preserve">FIFO</w:t>
-      </w:r>
-      <w:r>
-        <w:t xml:space="preserve">: los cobros se aplican primero a las facturas más viejas.</w:t>
+        <w:rPr>
+          <w:b/>
+          <w:bCs/>
+        </w:rPr>
+        <w:t xml:space="preserve">Excel:</w:t>
+      </w:r>
+      <w:r>
+        <w:t xml:space="preserve"> </w:t>
+      </w:r>
+      <w:r>
+        <w:t xml:space="preserve">exporta el listado filtrado. Para ordenar, click en el encabezado de la columna.</w:t>
+      </w:r>
+    </w:p>
+    <w:p>
+      <w:pPr>
+        <w:pStyle w:val="Compact"/>
+        <w:numPr>
+          <w:ilvl w:val="0"/>
+          <w:numId w:val="1014"/>
+        </w:numPr>
+      </w:pPr>
+      <w:r>
+        <w:t xml:space="preserve">Los botones</w:t>
+      </w:r>
+      <w:r>
+        <w:t xml:space="preserve"> </w:t>
+      </w:r>
+      <w:r>
+        <w:rPr>
+          <w:b/>
+          <w:bCs/>
+        </w:rPr>
+        <w:t xml:space="preserve">+ Factura directa</w:t>
+      </w:r>
+      <w:r>
+        <w:t xml:space="preserve"> </w:t>
+      </w:r>
+      <w:r>
+        <w:t xml:space="preserve">y</w:t>
+      </w:r>
+      <w:r>
+        <w:t xml:space="preserve"> </w:t>
+      </w:r>
+      <w:r>
+        <w:rPr>
+          <w:b/>
+          <w:bCs/>
+        </w:rPr>
+        <w:t xml:space="preserve">+ NC/ND libre</w:t>
+      </w:r>
+      <w:r>
+        <w:t xml:space="preserve"> </w:t>
+      </w:r>
+      <w:r>
+        <w:t xml:space="preserve">también están acá.</w:t>
+      </w:r>
+    </w:p>
+    <w:bookmarkEnd w:id="37"/>
+    <w:bookmarkStart w:id="38" w:name="cuenta-corriente"/>
+    <w:p>
+      <w:pPr>
+        <w:pStyle w:val="Heading3"/>
+      </w:pPr>
+      <w:r>
+        <w:t xml:space="preserve">8.5 Cuenta corriente</w:t>
       </w:r>
     </w:p>
     <w:p>
@@ -10802,412 +11120,7 @@
         <w:pStyle w:val="FirstParagraph"/>
       </w:pPr>
       <w:r>
-        <w:t xml:space="preserve">Tocá un cliente para ver el detalle por factura. Exportás con</w:t>
-      </w:r>
-      <w:r>
-        <w:t xml:space="preserve"> </w:t>
-      </w:r>
-      <w:r>
-        <w:rPr>
-          <w:b/>
-          <w:bCs/>
-        </w:rPr>
-        <w:t xml:space="preserve">Excel</w:t>
-      </w:r>
-      <w:r>
-        <w:t xml:space="preserve">.</w:t>
-      </w:r>
-    </w:p>
-    <w:bookmarkEnd w:id="37"/>
-    <w:bookmarkStart w:id="38" w:name="Xf0886934132c9b4757c37c042c9c0a13efdc437"/>
-    <w:p>
-      <w:pPr>
-        <w:pStyle w:val="Heading3"/>
-      </w:pPr>
-      <w:r>
-        <w:t xml:space="preserve">8.5 Mailings (recordatorios y avisos automáticos)</w:t>
-      </w:r>
-    </w:p>
-    <w:p>
-      <w:pPr>
-        <w:pStyle w:val="FirstParagraph"/>
-      </w:pPr>
-      <w:r>
-        <w:t xml:space="preserve">El ERP genera mails solos, pero</w:t>
-      </w:r>
-      <w:r>
-        <w:t xml:space="preserve"> </w:t>
-      </w:r>
-      <w:r>
-        <w:rPr>
-          <w:b/>
-          <w:bCs/>
-        </w:rPr>
-        <w:t xml:space="preserve">nada sale sin tu aprobación</w:t>
-      </w:r>
-      <w:r>
-        <w:t xml:space="preserve">: todo pasa por la cola de</w:t>
-      </w:r>
-      <w:r>
-        <w:t xml:space="preserve"> </w:t>
-      </w:r>
-      <w:r>
-        <w:rPr>
-          <w:b/>
-          <w:bCs/>
-        </w:rPr>
-        <w:t xml:space="preserve">Ventas → Mailings</w:t>
-      </w:r>
-      <w:r>
-        <w:t xml:space="preserve">.</w:t>
-      </w:r>
-    </w:p>
-    <w:p>
-      <w:pPr>
-        <w:pStyle w:val="BodyText"/>
-      </w:pPr>
-      <w:r>
-        <w:rPr>
-          <w:b/>
-          <w:bCs/>
-        </w:rPr>
-        <w:t xml:space="preserve">Qué se genera automáticamente (una vez por día, al abrir el ERP):</w:t>
-      </w:r>
-      <w:r>
-        <w:t xml:space="preserve"> </w:t>
-      </w:r>
-      <w:r>
-        <w:t xml:space="preserve">-</w:t>
-      </w:r>
-      <w:r>
-        <w:t xml:space="preserve"> </w:t>
-      </w:r>
-      <w:r>
-        <w:rPr>
-          <w:b/>
-          <w:bCs/>
-        </w:rPr>
-        <w:t xml:space="preserve">Recordatorio de cobranza</w:t>
-      </w:r>
-      <w:r>
-        <w:t xml:space="preserve"> </w:t>
-      </w:r>
-      <w:r>
-        <w:t xml:space="preserve">— clientes con saldo vencido en cuenta corriente (con detalle de comprobantes y días de atraso).</w:t>
-      </w:r>
-      <w:r>
-        <w:t xml:space="preserve"> </w:t>
-      </w:r>
-      <w:r>
-        <w:t xml:space="preserve">-</w:t>
-      </w:r>
-      <w:r>
-        <w:t xml:space="preserve"> </w:t>
-      </w:r>
-      <w:r>
-        <w:rPr>
-          <w:b/>
-          <w:bCs/>
-        </w:rPr>
-        <w:t xml:space="preserve">Seguimiento de presupuesto</w:t>
-      </w:r>
-      <w:r>
-        <w:t xml:space="preserve"> </w:t>
-      </w:r>
-      <w:r>
-        <w:t xml:space="preserve">— presupuestos enviados hace 7+ días sin respuesta.</w:t>
-      </w:r>
-      <w:r>
-        <w:t xml:space="preserve"> </w:t>
-      </w:r>
-      <w:r>
-        <w:t xml:space="preserve">-</w:t>
-      </w:r>
-      <w:r>
-        <w:t xml:space="preserve"> </w:t>
-      </w:r>
-      <w:r>
-        <w:rPr>
-          <w:b/>
-          <w:bCs/>
-        </w:rPr>
-        <w:t xml:space="preserve">Reactivación</w:t>
-      </w:r>
-      <w:r>
-        <w:t xml:space="preserve"> </w:t>
-      </w:r>
-      <w:r>
-        <w:t xml:space="preserve">— clientes con historial que llevan 90+ días sin comprar (máximo un mail cada 60 días; si además deben plata, primero va la cobranza).</w:t>
-      </w:r>
-    </w:p>
-    <w:p>
-      <w:pPr>
-        <w:pStyle w:val="BodyText"/>
-      </w:pPr>
-      <w:r>
-        <w:rPr>
-          <w:b/>
-          <w:bCs/>
-        </w:rPr>
-        <w:t xml:space="preserve">Qué se genera por evento:</w:t>
-      </w:r>
-      <w:r>
-        <w:t xml:space="preserve"> </w:t>
-      </w:r>
-      <w:r>
-        <w:t xml:space="preserve">-</w:t>
-      </w:r>
-      <w:r>
-        <w:t xml:space="preserve"> </w:t>
-      </w:r>
-      <w:r>
-        <w:rPr>
-          <w:b/>
-          <w:bCs/>
-        </w:rPr>
-        <w:t xml:space="preserve">Pedido confirmado</w:t>
-      </w:r>
-      <w:r>
-        <w:t xml:space="preserve"> </w:t>
-      </w:r>
-      <w:r>
-        <w:t xml:space="preserve">— al convertir un presupuesto en venta.</w:t>
-      </w:r>
-      <w:r>
-        <w:t xml:space="preserve"> </w:t>
-      </w:r>
-      <w:r>
-        <w:t xml:space="preserve">-</w:t>
-      </w:r>
-      <w:r>
-        <w:t xml:space="preserve"> </w:t>
-      </w:r>
-      <w:r>
-        <w:rPr>
-          <w:b/>
-          <w:bCs/>
-        </w:rPr>
-        <w:t xml:space="preserve">Pedido despachado</w:t>
-      </w:r>
-      <w:r>
-        <w:t xml:space="preserve"> </w:t>
-      </w:r>
-      <w:r>
-        <w:t xml:space="preserve">— al pasar una venta a</w:t>
-      </w:r>
-      <w:r>
-        <w:t xml:space="preserve"> </w:t>
-      </w:r>
-      <w:r>
-        <w:rPr>
-          <w:rStyle w:val="VerbatimChar"/>
-        </w:rPr>
-        <w:t xml:space="preserve">entregado</w:t>
-      </w:r>
-      <w:r>
-        <w:t xml:space="preserve">.</w:t>
-      </w:r>
-    </w:p>
-    <w:p>
-      <w:pPr>
-        <w:pStyle w:val="BodyText"/>
-      </w:pPr>
-      <w:r>
-        <w:rPr>
-          <w:b/>
-          <w:bCs/>
-        </w:rPr>
-        <w:t xml:space="preserve">Cómo funciona la cola:</w:t>
-      </w:r>
-      <w:r>
-        <w:t xml:space="preserve"> </w:t>
-      </w:r>
-      <w:r>
-        <w:t xml:space="preserve">cada mail queda</w:t>
-      </w:r>
-      <w:r>
-        <w:t xml:space="preserve"> </w:t>
-      </w:r>
-      <w:r>
-        <w:rPr>
-          <w:b/>
-          <w:bCs/>
-        </w:rPr>
-        <w:t xml:space="preserve">PENDIENTE</w:t>
-      </w:r>
-      <w:r>
-        <w:t xml:space="preserve"> </w:t>
-      </w:r>
-      <w:r>
-        <w:t xml:space="preserve">hasta que lo apruebes (podés editarlo antes con</w:t>
-      </w:r>
-      <w:r>
-        <w:t xml:space="preserve"> </w:t>
-      </w:r>
-      <w:r>
-        <w:rPr>
-          <w:b/>
-          <w:bCs/>
-        </w:rPr>
-        <w:t xml:space="preserve">Ver / Editar</w:t>
-      </w:r>
-      <w:r>
-        <w:t xml:space="preserve">, o cancelarlo). Los aprobados</w:t>
-      </w:r>
-      <w:r>
-        <w:t xml:space="preserve"> </w:t>
-      </w:r>
-      <w:r>
-        <w:rPr>
-          <w:b/>
-          <w:bCs/>
-        </w:rPr>
-        <w:t xml:space="preserve">salen solos</w:t>
-      </w:r>
-      <w:r>
-        <w:t xml:space="preserve">: un proceso del servidor los despacha</w:t>
-      </w:r>
-      <w:r>
-        <w:t xml:space="preserve"> </w:t>
-      </w:r>
-      <w:r>
-        <w:rPr>
-          <w:b/>
-          <w:bCs/>
-        </w:rPr>
-        <w:t xml:space="preserve">cada 15 minutos en horario laboral</w:t>
-      </w:r>
-      <w:r>
-        <w:t xml:space="preserve"> </w:t>
-      </w:r>
-      <w:r>
-        <w:t xml:space="preserve">(configurable), aunque nadie tenga el ERP abierto. Lo enviado queda en el</w:t>
-      </w:r>
-      <w:r>
-        <w:t xml:space="preserve"> </w:t>
-      </w:r>
-      <w:r>
-        <w:rPr>
-          <w:b/>
-          <w:bCs/>
-        </w:rPr>
-        <w:t xml:space="preserve">historial</w:t>
-      </w:r>
-      <w:r>
-        <w:t xml:space="preserve">.</w:t>
-      </w:r>
-    </w:p>
-    <w:p>
-      <w:pPr>
-        <w:pStyle w:val="BodyText"/>
-      </w:pPr>
-      <w:r>
-        <w:t xml:space="preserve">Los textos salen de</w:t>
-      </w:r>
-      <w:r>
-        <w:t xml:space="preserve"> </w:t>
-      </w:r>
-      <w:r>
-        <w:rPr>
-          <w:b/>
-          <w:bCs/>
-        </w:rPr>
-        <w:t xml:space="preserve">plantillas editables</w:t>
-      </w:r>
-      <w:r>
-        <w:t xml:space="preserve"> </w:t>
-      </w:r>
-      <w:r>
-        <w:t xml:space="preserve">(pestaña Templates) con variables como</w:t>
-      </w:r>
-      <w:r>
-        <w:t xml:space="preserve"> </w:t>
-      </w:r>
-      <w:r>
-        <w:rPr>
-          <w:rStyle w:val="VerbatimChar"/>
-        </w:rPr>
-        <w:t xml:space="preserve">{cliente}</w:t>
-      </w:r>
-      <w:r>
-        <w:t xml:space="preserve">,</w:t>
-      </w:r>
-      <w:r>
-        <w:t xml:space="preserve"> </w:t>
-      </w:r>
-      <w:r>
-        <w:rPr>
-          <w:rStyle w:val="VerbatimChar"/>
-        </w:rPr>
-        <w:t xml:space="preserve">{monto}</w:t>
-      </w:r>
-      <w:r>
-        <w:t xml:space="preserve">,</w:t>
-      </w:r>
-      <w:r>
-        <w:t xml:space="preserve"> </w:t>
-      </w:r>
-      <w:r>
-        <w:rPr>
-          <w:rStyle w:val="VerbatimChar"/>
-        </w:rPr>
-        <w:t xml:space="preserve">{nro}</w:t>
-      </w:r>
-      <w:r>
-        <w:t xml:space="preserve">.</w:t>
-      </w:r>
-    </w:p>
-    <w:p>
-      <w:pPr>
-        <w:pStyle w:val="BlockText"/>
-      </w:pPr>
-      <w:r>
-        <w:rPr>
-          <w:b/>
-          <w:bCs/>
-        </w:rPr>
-        <w:t xml:space="preserve">Requisito para el envío real:</w:t>
-      </w:r>
-      <w:r>
-        <w:t xml:space="preserve"> </w:t>
-      </w:r>
-      <w:r>
-        <w:t xml:space="preserve">la casilla de Office 365 tiene que estar conectada (integración con Microsoft, se configura una sola vez). Hasta entonces los mails aprobados quedan esperando en la cola, no se pierden.</w:t>
-      </w:r>
-    </w:p>
-    <w:p>
-      <w:r>
-        <w:pict>
-          <v:rect style="width:0;height:1.5pt" o:hralign="center" o:hrstd="t" o:hr="t"/>
-        </w:pict>
-      </w:r>
-    </w:p>
-    <w:bookmarkEnd w:id="38"/>
-    <w:bookmarkEnd w:id="39"/>
-    <w:bookmarkStart w:id="42" w:name="análisis-costos-y-trazabilidad"/>
-    <w:p>
-      <w:pPr>
-        <w:pStyle w:val="Heading2"/>
-      </w:pPr>
-      <w:r>
-        <w:t xml:space="preserve">9. Análisis (costos y trazabilidad)</w:t>
-      </w:r>
-    </w:p>
-    <w:bookmarkStart w:id="40" w:name="costos-y-rentabilidad"/>
-    <w:p>
-      <w:pPr>
-        <w:pStyle w:val="Heading3"/>
-      </w:pPr>
-      <w:r>
-        <w:t xml:space="preserve">9.1 Costos y rentabilidad</w:t>
-      </w:r>
-    </w:p>
-    <w:p>
-      <w:pPr>
-        <w:pStyle w:val="FirstParagraph"/>
-      </w:pPr>
-      <w:r>
-        <w:t xml:space="preserve">Calcula el costo real de cada pieza y su margen.</w:t>
+        <w:t xml:space="preserve">Muestra cuánto te debe cada cliente y desde hace cuánto.</w:t>
       </w:r>
     </w:p>
     <w:p>
@@ -11219,52 +11132,33 @@
         </w:numPr>
       </w:pPr>
       <w:r>
-        <w:t xml:space="preserve">Configurá una vez:</w:t>
-      </w:r>
-      <w:r>
-        <w:t xml:space="preserve"> </w:t>
-      </w:r>
-      <w:r>
-        <w:rPr>
-          <w:b/>
-          <w:bCs/>
-        </w:rPr>
-        <w:t xml:space="preserve">Tarifa operario (USD/h)</w:t>
-      </w:r>
-      <w:r>
-        <w:t xml:space="preserve"> </w:t>
-      </w:r>
-      <w:r>
-        <w:t xml:space="preserve">y</w:t>
-      </w:r>
-      <w:r>
-        <w:t xml:space="preserve"> </w:t>
-      </w:r>
-      <w:r>
-        <w:rPr>
-          <w:b/>
-          <w:bCs/>
-        </w:rPr>
-        <w:t xml:space="preserve">Overhead %</w:t>
-      </w:r>
-      <w:r>
-        <w:t xml:space="preserve"> </w:t>
-      </w:r>
-      <w:r>
-        <w:t xml:space="preserve">(gastos indirectos: luz, alquiler…). Tocá</w:t>
-      </w:r>
-      <w:r>
-        <w:t xml:space="preserve"> </w:t>
-      </w:r>
-      <w:r>
-        <w:rPr>
-          <w:b/>
-          <w:bCs/>
-        </w:rPr>
-        <w:t xml:space="preserve">Guardar config</w:t>
-      </w:r>
-      <w:r>
-        <w:t xml:space="preserve">.</w:t>
+        <w:rPr>
+          <w:b/>
+          <w:bCs/>
+        </w:rPr>
+        <w:t xml:space="preserve">Cargos:</w:t>
+      </w:r>
+      <w:r>
+        <w:t xml:space="preserve"> </w:t>
+      </w:r>
+      <w:r>
+        <w:t xml:space="preserve">ventas facturadas o entregadas (los pedidos pendientes de entrega</w:t>
+      </w:r>
+      <w:r>
+        <w:t xml:space="preserve"> </w:t>
+      </w:r>
+      <w:r>
+        <w:rPr>
+          <w:b/>
+          <w:bCs/>
+        </w:rPr>
+        <w:t xml:space="preserve">no</w:t>
+      </w:r>
+      <w:r>
+        <w:t xml:space="preserve"> </w:t>
+      </w:r>
+      <w:r>
+        <w:t xml:space="preserve">cuentan).</w:t>
       </w:r>
     </w:p>
     <w:p>
@@ -11276,17 +11170,23 @@
         </w:numPr>
       </w:pPr>
       <w:r>
-        <w:t xml:space="preserve">Tocá</w:t>
-      </w:r>
-      <w:r>
-        <w:t xml:space="preserve"> </w:t>
-      </w:r>
-      <w:r>
-        <w:rPr>
-          <w:b/>
-          <w:bCs/>
-        </w:rPr>
-        <w:t xml:space="preserve">↻ Recalcular</w:t>
+        <w:rPr>
+          <w:b/>
+          <w:bCs/>
+        </w:rPr>
+        <w:t xml:space="preserve">Cobrado:</w:t>
+      </w:r>
+      <w:r>
+        <w:t xml:space="preserve"> </w:t>
+      </w:r>
+      <w:r>
+        <w:t xml:space="preserve">lo que se registró en</w:t>
+      </w:r>
+      <w:r>
+        <w:t xml:space="preserve"> </w:t>
+      </w:r>
+      <w:r>
+        <w:t xml:space="preserve">“Cobros y Pagos”</w:t>
       </w:r>
       <w:r>
         <w:t xml:space="preserve">.</w:t>
@@ -11301,33 +11201,154 @@
         </w:numPr>
       </w:pPr>
       <w:r>
-        <w:t xml:space="preserve">La tabla muestra, por pieza: costo de material, costo de tiempo, overhead, costo total, precio de venta promedio y</w:t>
-      </w:r>
-      <w:r>
-        <w:t xml:space="preserve"> </w:t>
-      </w:r>
-      <w:r>
-        <w:rPr>
-          <w:b/>
-          <w:bCs/>
-        </w:rPr>
-        <w:t xml:space="preserve">margen</w:t>
-      </w:r>
-      <w:r>
-        <w:t xml:space="preserve"> </w:t>
-      </w:r>
-      <w:r>
-        <w:t xml:space="preserve">(USD y %).</w:t>
-      </w:r>
-    </w:p>
-    <w:bookmarkEnd w:id="40"/>
-    <w:bookmarkStart w:id="41" w:name="trazabilidad"/>
+        <w:rPr>
+          <w:b/>
+          <w:bCs/>
+        </w:rPr>
+        <w:t xml:space="preserve">Saldo</w:t>
+      </w:r>
+      <w:r>
+        <w:t xml:space="preserve"> </w:t>
+      </w:r>
+      <w:r>
+        <w:t xml:space="preserve">y</w:t>
+      </w:r>
+      <w:r>
+        <w:t xml:space="preserve"> </w:t>
+      </w:r>
+      <w:r>
+        <w:rPr>
+          <w:b/>
+          <w:bCs/>
+        </w:rPr>
+        <w:t xml:space="preserve">aging</w:t>
+      </w:r>
+      <w:r>
+        <w:t xml:space="preserve"> </w:t>
+      </w:r>
+      <w:r>
+        <w:t xml:space="preserve">(antigüedad): columnas</w:t>
+      </w:r>
+      <w:r>
+        <w:t xml:space="preserve"> </w:t>
+      </w:r>
+      <w:r>
+        <w:rPr>
+          <w:b/>
+          <w:bCs/>
+        </w:rPr>
+        <w:t xml:space="preserve">Al día</w:t>
+      </w:r>
+      <w:r>
+        <w:t xml:space="preserve">,</w:t>
+      </w:r>
+      <w:r>
+        <w:t xml:space="preserve"> </w:t>
+      </w:r>
+      <w:r>
+        <w:rPr>
+          <w:b/>
+          <w:bCs/>
+        </w:rPr>
+        <w:t xml:space="preserve">1-30</w:t>
+      </w:r>
+      <w:r>
+        <w:t xml:space="preserve">,</w:t>
+      </w:r>
+      <w:r>
+        <w:t xml:space="preserve"> </w:t>
+      </w:r>
+      <w:r>
+        <w:rPr>
+          <w:b/>
+          <w:bCs/>
+        </w:rPr>
+        <w:t xml:space="preserve">31-60</w:t>
+      </w:r>
+      <w:r>
+        <w:t xml:space="preserve">,</w:t>
+      </w:r>
+      <w:r>
+        <w:t xml:space="preserve"> </w:t>
+      </w:r>
+      <w:r>
+        <w:rPr>
+          <w:b/>
+          <w:bCs/>
+        </w:rPr>
+        <w:t xml:space="preserve">61-90</w:t>
+      </w:r>
+      <w:r>
+        <w:t xml:space="preserve">,</w:t>
+      </w:r>
+      <w:r>
+        <w:t xml:space="preserve"> </w:t>
+      </w:r>
+      <w:r>
+        <w:rPr>
+          <w:b/>
+          <w:bCs/>
+        </w:rPr>
+        <w:t xml:space="preserve">+90 días</w:t>
+      </w:r>
+      <w:r>
+        <w:t xml:space="preserve">.</w:t>
+      </w:r>
+    </w:p>
+    <w:p>
+      <w:pPr>
+        <w:pStyle w:val="Compact"/>
+        <w:numPr>
+          <w:ilvl w:val="0"/>
+          <w:numId w:val="1015"/>
+        </w:numPr>
+      </w:pPr>
+      <w:r>
+        <w:t xml:space="preserve">La imputación es</w:t>
+      </w:r>
+      <w:r>
+        <w:t xml:space="preserve"> </w:t>
+      </w:r>
+      <w:r>
+        <w:rPr>
+          <w:b/>
+          <w:bCs/>
+        </w:rPr>
+        <w:t xml:space="preserve">FIFO</w:t>
+      </w:r>
+      <w:r>
+        <w:t xml:space="preserve">: los cobros se aplican primero a las facturas más viejas.</w:t>
+      </w:r>
+    </w:p>
+    <w:p>
+      <w:pPr>
+        <w:pStyle w:val="FirstParagraph"/>
+      </w:pPr>
+      <w:r>
+        <w:t xml:space="preserve">Tocá un cliente para ver el detalle por factura. Exportás con</w:t>
+      </w:r>
+      <w:r>
+        <w:t xml:space="preserve"> </w:t>
+      </w:r>
+      <w:r>
+        <w:rPr>
+          <w:b/>
+          <w:bCs/>
+        </w:rPr>
+        <w:t xml:space="preserve">Excel</w:t>
+      </w:r>
+      <w:r>
+        <w:t xml:space="preserve">.</w:t>
+      </w:r>
+    </w:p>
+    <w:bookmarkEnd w:id="38"/>
+    <w:bookmarkStart w:id="39" w:name="Xf0886934132c9b4757c37c042c9c0a13efdc437"/>
     <w:p>
       <w:pPr>
         <w:pStyle w:val="Heading3"/>
       </w:pPr>
       <w:r>
-        <w:t xml:space="preserve">9.2 Trazabilidad</w:t>
+        <w:t xml:space="preserve">8.6 Mailings (recordatorios y avisos automáticos)</w:t>
       </w:r>
     </w:p>
     <w:p>
@@ -11335,7 +11356,45 @@
         <w:pStyle w:val="FirstParagraph"/>
       </w:pPr>
       <w:r>
-        <w:t xml:space="preserve">Dos buscadores:</w:t>
+        <w:t xml:space="preserve">El ERP genera mails solos, pero</w:t>
+      </w:r>
+      <w:r>
+        <w:t xml:space="preserve"> </w:t>
+      </w:r>
+      <w:r>
+        <w:rPr>
+          <w:b/>
+          <w:bCs/>
+        </w:rPr>
+        <w:t xml:space="preserve">nada sale sin tu aprobación</w:t>
+      </w:r>
+      <w:r>
+        <w:t xml:space="preserve">: todo pasa por la cola de</w:t>
+      </w:r>
+      <w:r>
+        <w:t xml:space="preserve"> </w:t>
+      </w:r>
+      <w:r>
+        <w:rPr>
+          <w:b/>
+          <w:bCs/>
+        </w:rPr>
+        <w:t xml:space="preserve">Ventas → Mailings</w:t>
+      </w:r>
+      <w:r>
+        <w:t xml:space="preserve">.</w:t>
+      </w:r>
+    </w:p>
+    <w:p>
+      <w:pPr>
+        <w:pStyle w:val="BodyText"/>
+      </w:pPr>
+      <w:r>
+        <w:rPr>
+          <w:b/>
+          <w:bCs/>
+        </w:rPr>
+        <w:t xml:space="preserve">Qué se genera automáticamente (una vez por día, al abrir el ERP):</w:t>
       </w:r>
       <w:r>
         <w:t xml:space="preserve"> </w:t>
@@ -11351,13 +11410,13 @@
           <w:b/>
           <w:bCs/>
         </w:rPr>
-        <w:t xml:space="preserve">Por pieza / lote PT:</w:t>
-      </w:r>
-      <w:r>
-        <w:t xml:space="preserve"> </w:t>
-      </w:r>
-      <w:r>
-        <w:t xml:space="preserve">te muestra el origen (PT ← OP ← barra ← colada ← certificado).</w:t>
+        <w:t xml:space="preserve">Recordatorio de cobranza</w:t>
+      </w:r>
+      <w:r>
+        <w:t xml:space="preserve"> </w:t>
+      </w:r>
+      <w:r>
+        <w:t xml:space="preserve">— clientes con saldo vencido en cuenta corriente (con detalle de comprobantes y días de atraso).</w:t>
       </w:r>
       <w:r>
         <w:t xml:space="preserve"> </w:t>
@@ -11373,13 +11432,35 @@
           <w:b/>
           <w:bCs/>
         </w:rPr>
-        <w:t xml:space="preserve">Por certificado / OC:</w:t>
-      </w:r>
-      <w:r>
-        <w:t xml:space="preserve"> </w:t>
-      </w:r>
-      <w:r>
-        <w:t xml:space="preserve">te muestra hacia adelante (certificado → barra → OP → PT → venta).</w:t>
+        <w:t xml:space="preserve">Seguimiento de presupuesto</w:t>
+      </w:r>
+      <w:r>
+        <w:t xml:space="preserve"> </w:t>
+      </w:r>
+      <w:r>
+        <w:t xml:space="preserve">— presupuestos enviados hace 7+ días sin respuesta.</w:t>
+      </w:r>
+      <w:r>
+        <w:t xml:space="preserve"> </w:t>
+      </w:r>
+      <w:r>
+        <w:t xml:space="preserve">-</w:t>
+      </w:r>
+      <w:r>
+        <w:t xml:space="preserve"> </w:t>
+      </w:r>
+      <w:r>
+        <w:rPr>
+          <w:b/>
+          <w:bCs/>
+        </w:rPr>
+        <w:t xml:space="preserve">Reactivación</w:t>
+      </w:r>
+      <w:r>
+        <w:t xml:space="preserve"> </w:t>
+      </w:r>
+      <w:r>
+        <w:t xml:space="preserve">— clientes con historial que llevan 90+ días sin comprar (máximo un mail cada 60 días; si además deben plata, primero va la cobranza).</w:t>
       </w:r>
     </w:p>
     <w:p>
@@ -11387,23 +11468,216 @@
         <w:pStyle w:val="BodyText"/>
       </w:pPr>
       <w:r>
-        <w:t xml:space="preserve">Sirve para reclamos de calidad y auditorías: con un número rastreás toda la cadena. La</w:t>
-      </w:r>
-      <w:r>
-        <w:t xml:space="preserve"> </w:t>
-      </w:r>
-      <w:r>
-        <w:rPr>
-          <w:b/>
-          <w:bCs/>
-        </w:rPr>
-        <w:t xml:space="preserve">colada</w:t>
-      </w:r>
-      <w:r>
-        <w:t xml:space="preserve"> </w:t>
-      </w:r>
-      <w:r>
-        <w:t xml:space="preserve">aparece en las columnas de Materia prima y Productos terminados, así que un reclamo por colada se resuelve buscando el certificado que la ampara.</w:t>
+        <w:rPr>
+          <w:b/>
+          <w:bCs/>
+        </w:rPr>
+        <w:t xml:space="preserve">Qué se genera por evento:</w:t>
+      </w:r>
+      <w:r>
+        <w:t xml:space="preserve"> </w:t>
+      </w:r>
+      <w:r>
+        <w:t xml:space="preserve">-</w:t>
+      </w:r>
+      <w:r>
+        <w:t xml:space="preserve"> </w:t>
+      </w:r>
+      <w:r>
+        <w:rPr>
+          <w:b/>
+          <w:bCs/>
+        </w:rPr>
+        <w:t xml:space="preserve">Pedido confirmado</w:t>
+      </w:r>
+      <w:r>
+        <w:t xml:space="preserve"> </w:t>
+      </w:r>
+      <w:r>
+        <w:t xml:space="preserve">— al convertir un presupuesto en venta.</w:t>
+      </w:r>
+      <w:r>
+        <w:t xml:space="preserve"> </w:t>
+      </w:r>
+      <w:r>
+        <w:t xml:space="preserve">-</w:t>
+      </w:r>
+      <w:r>
+        <w:t xml:space="preserve"> </w:t>
+      </w:r>
+      <w:r>
+        <w:rPr>
+          <w:b/>
+          <w:bCs/>
+        </w:rPr>
+        <w:t xml:space="preserve">Pedido despachado</w:t>
+      </w:r>
+      <w:r>
+        <w:t xml:space="preserve"> </w:t>
+      </w:r>
+      <w:r>
+        <w:t xml:space="preserve">— al pasar una venta a</w:t>
+      </w:r>
+      <w:r>
+        <w:t xml:space="preserve"> </w:t>
+      </w:r>
+      <w:r>
+        <w:rPr>
+          <w:rStyle w:val="VerbatimChar"/>
+        </w:rPr>
+        <w:t xml:space="preserve">entregado</w:t>
+      </w:r>
+      <w:r>
+        <w:t xml:space="preserve">.</w:t>
+      </w:r>
+    </w:p>
+    <w:p>
+      <w:pPr>
+        <w:pStyle w:val="BodyText"/>
+      </w:pPr>
+      <w:r>
+        <w:rPr>
+          <w:b/>
+          <w:bCs/>
+        </w:rPr>
+        <w:t xml:space="preserve">Cómo funciona la cola:</w:t>
+      </w:r>
+      <w:r>
+        <w:t xml:space="preserve"> </w:t>
+      </w:r>
+      <w:r>
+        <w:t xml:space="preserve">cada mail queda</w:t>
+      </w:r>
+      <w:r>
+        <w:t xml:space="preserve"> </w:t>
+      </w:r>
+      <w:r>
+        <w:rPr>
+          <w:b/>
+          <w:bCs/>
+        </w:rPr>
+        <w:t xml:space="preserve">PENDIENTE</w:t>
+      </w:r>
+      <w:r>
+        <w:t xml:space="preserve"> </w:t>
+      </w:r>
+      <w:r>
+        <w:t xml:space="preserve">hasta que lo apruebes (podés editarlo antes con</w:t>
+      </w:r>
+      <w:r>
+        <w:t xml:space="preserve"> </w:t>
+      </w:r>
+      <w:r>
+        <w:rPr>
+          <w:b/>
+          <w:bCs/>
+        </w:rPr>
+        <w:t xml:space="preserve">Ver / Editar</w:t>
+      </w:r>
+      <w:r>
+        <w:t xml:space="preserve">, o cancelarlo). Los aprobados</w:t>
+      </w:r>
+      <w:r>
+        <w:t xml:space="preserve"> </w:t>
+      </w:r>
+      <w:r>
+        <w:rPr>
+          <w:b/>
+          <w:bCs/>
+        </w:rPr>
+        <w:t xml:space="preserve">salen solos</w:t>
+      </w:r>
+      <w:r>
+        <w:t xml:space="preserve">: un proceso del servidor los despacha</w:t>
+      </w:r>
+      <w:r>
+        <w:t xml:space="preserve"> </w:t>
+      </w:r>
+      <w:r>
+        <w:rPr>
+          <w:b/>
+          <w:bCs/>
+        </w:rPr>
+        <w:t xml:space="preserve">cada 15 minutos en horario laboral</w:t>
+      </w:r>
+      <w:r>
+        <w:t xml:space="preserve"> </w:t>
+      </w:r>
+      <w:r>
+        <w:t xml:space="preserve">(configurable), aunque nadie tenga el ERP abierto. Lo enviado queda en el</w:t>
+      </w:r>
+      <w:r>
+        <w:t xml:space="preserve"> </w:t>
+      </w:r>
+      <w:r>
+        <w:rPr>
+          <w:b/>
+          <w:bCs/>
+        </w:rPr>
+        <w:t xml:space="preserve">historial</w:t>
+      </w:r>
+      <w:r>
+        <w:t xml:space="preserve">.</w:t>
+      </w:r>
+    </w:p>
+    <w:p>
+      <w:pPr>
+        <w:pStyle w:val="BodyText"/>
+      </w:pPr>
+      <w:r>
+        <w:t xml:space="preserve">Los textos salen de</w:t>
+      </w:r>
+      <w:r>
+        <w:t xml:space="preserve"> </w:t>
+      </w:r>
+      <w:r>
+        <w:rPr>
+          <w:b/>
+          <w:bCs/>
+        </w:rPr>
+        <w:t xml:space="preserve">plantillas editables</w:t>
+      </w:r>
+      <w:r>
+        <w:t xml:space="preserve"> </w:t>
+      </w:r>
+      <w:r>
+        <w:t xml:space="preserve">(pestaña Templates) con variables como</w:t>
+      </w:r>
+      <w:r>
+        <w:t xml:space="preserve"> </w:t>
+      </w:r>
+      <w:r>
+        <w:rPr>
+          <w:rStyle w:val="VerbatimChar"/>
+        </w:rPr>
+        <w:t xml:space="preserve">{cliente}</w:t>
+      </w:r>
+      <w:r>
+        <w:t xml:space="preserve">,</w:t>
+      </w:r>
+      <w:r>
+        <w:t xml:space="preserve"> </w:t>
+      </w:r>
+      <w:r>
+        <w:rPr>
+          <w:rStyle w:val="VerbatimChar"/>
+        </w:rPr>
+        <w:t xml:space="preserve">{monto}</w:t>
+      </w:r>
+      <w:r>
+        <w:t xml:space="preserve">,</w:t>
+      </w:r>
+      <w:r>
+        <w:t xml:space="preserve"> </w:t>
+      </w:r>
+      <w:r>
+        <w:rPr>
+          <w:rStyle w:val="VerbatimChar"/>
+        </w:rPr>
+        <w:t xml:space="preserve">{nro}</w:t>
+      </w:r>
+      <w:r>
+        <w:t xml:space="preserve">.</w:t>
       </w:r>
     </w:p>
     <w:p>
@@ -11411,39 +11685,17 @@
         <w:pStyle w:val="BlockText"/>
       </w:pPr>
       <w:r>
-        <w:t xml:space="preserve">⚠️</w:t>
-      </w:r>
-      <w:r>
-        <w:t xml:space="preserve"> </w:t>
-      </w:r>
-      <w:r>
-        <w:rPr>
-          <w:b/>
-          <w:bCs/>
-        </w:rPr>
-        <w:t xml:space="preserve">Dato histórico:</w:t>
-      </w:r>
-      <w:r>
-        <w:t xml:space="preserve"> </w:t>
-      </w:r>
-      <w:r>
-        <w:t xml:space="preserve">el material cargado</w:t>
-      </w:r>
-      <w:r>
-        <w:t xml:space="preserve"> </w:t>
-      </w:r>
-      <w:r>
-        <w:rPr>
-          <w:b/>
-          <w:bCs/>
-        </w:rPr>
-        <w:t xml:space="preserve">antes de julio 2026</w:t>
-      </w:r>
-      <w:r>
-        <w:t xml:space="preserve"> </w:t>
-      </w:r>
-      <w:r>
-        <w:t xml:space="preserve">puede tener el número de OC en el campo colada (era la etiqueta vieja de la pantalla). La trazabilidad por colada es confiable para el material cargado desde julio 2026 en adelante.</w:t>
+        <w:rPr>
+          <w:b/>
+          <w:bCs/>
+        </w:rPr>
+        <w:t xml:space="preserve">Requisito para el envío real:</w:t>
+      </w:r>
+      <w:r>
+        <w:t xml:space="preserve"> </w:t>
+      </w:r>
+      <w:r>
+        <w:t xml:space="preserve">la casilla de Office 365 tiene que estar conectada (integración con Microsoft, se configura una sola vez). Hasta entonces los mails aprobados quedan esperando en la cola, no se pierden.</w:t>
       </w:r>
     </w:p>
     <w:p>
@@ -11453,9 +11705,280 @@
         </w:pict>
       </w:r>
     </w:p>
+    <w:bookmarkEnd w:id="39"/>
+    <w:bookmarkEnd w:id="40"/>
+    <w:bookmarkStart w:id="43" w:name="análisis-costos-y-trazabilidad"/>
+    <w:p>
+      <w:pPr>
+        <w:pStyle w:val="Heading2"/>
+      </w:pPr>
+      <w:r>
+        <w:t xml:space="preserve">9. Análisis (costos y trazabilidad)</w:t>
+      </w:r>
+    </w:p>
+    <w:bookmarkStart w:id="41" w:name="costos-y-rentabilidad"/>
+    <w:p>
+      <w:pPr>
+        <w:pStyle w:val="Heading3"/>
+      </w:pPr>
+      <w:r>
+        <w:t xml:space="preserve">9.1 Costos y rentabilidad</w:t>
+      </w:r>
+    </w:p>
+    <w:p>
+      <w:pPr>
+        <w:pStyle w:val="FirstParagraph"/>
+      </w:pPr>
+      <w:r>
+        <w:t xml:space="preserve">Calcula el costo real de cada pieza y su margen.</w:t>
+      </w:r>
+    </w:p>
+    <w:p>
+      <w:pPr>
+        <w:pStyle w:val="Compact"/>
+        <w:numPr>
+          <w:ilvl w:val="0"/>
+          <w:numId w:val="1016"/>
+        </w:numPr>
+      </w:pPr>
+      <w:r>
+        <w:t xml:space="preserve">Configurá una vez:</w:t>
+      </w:r>
+      <w:r>
+        <w:t xml:space="preserve"> </w:t>
+      </w:r>
+      <w:r>
+        <w:rPr>
+          <w:b/>
+          <w:bCs/>
+        </w:rPr>
+        <w:t xml:space="preserve">Tarifa operario (USD/h)</w:t>
+      </w:r>
+      <w:r>
+        <w:t xml:space="preserve"> </w:t>
+      </w:r>
+      <w:r>
+        <w:t xml:space="preserve">y</w:t>
+      </w:r>
+      <w:r>
+        <w:t xml:space="preserve"> </w:t>
+      </w:r>
+      <w:r>
+        <w:rPr>
+          <w:b/>
+          <w:bCs/>
+        </w:rPr>
+        <w:t xml:space="preserve">Overhead %</w:t>
+      </w:r>
+      <w:r>
+        <w:t xml:space="preserve"> </w:t>
+      </w:r>
+      <w:r>
+        <w:t xml:space="preserve">(gastos indirectos: luz, alquiler…). Tocá</w:t>
+      </w:r>
+      <w:r>
+        <w:t xml:space="preserve"> </w:t>
+      </w:r>
+      <w:r>
+        <w:rPr>
+          <w:b/>
+          <w:bCs/>
+        </w:rPr>
+        <w:t xml:space="preserve">Guardar config</w:t>
+      </w:r>
+      <w:r>
+        <w:t xml:space="preserve">.</w:t>
+      </w:r>
+    </w:p>
+    <w:p>
+      <w:pPr>
+        <w:pStyle w:val="Compact"/>
+        <w:numPr>
+          <w:ilvl w:val="0"/>
+          <w:numId w:val="1016"/>
+        </w:numPr>
+      </w:pPr>
+      <w:r>
+        <w:t xml:space="preserve">Tocá</w:t>
+      </w:r>
+      <w:r>
+        <w:t xml:space="preserve"> </w:t>
+      </w:r>
+      <w:r>
+        <w:rPr>
+          <w:b/>
+          <w:bCs/>
+        </w:rPr>
+        <w:t xml:space="preserve">↻ Recalcular</w:t>
+      </w:r>
+      <w:r>
+        <w:t xml:space="preserve">.</w:t>
+      </w:r>
+    </w:p>
+    <w:p>
+      <w:pPr>
+        <w:pStyle w:val="Compact"/>
+        <w:numPr>
+          <w:ilvl w:val="0"/>
+          <w:numId w:val="1016"/>
+        </w:numPr>
+      </w:pPr>
+      <w:r>
+        <w:t xml:space="preserve">La tabla muestra, por pieza: costo de material, costo de tiempo, overhead, costo total, precio de venta promedio y</w:t>
+      </w:r>
+      <w:r>
+        <w:t xml:space="preserve"> </w:t>
+      </w:r>
+      <w:r>
+        <w:rPr>
+          <w:b/>
+          <w:bCs/>
+        </w:rPr>
+        <w:t xml:space="preserve">margen</w:t>
+      </w:r>
+      <w:r>
+        <w:t xml:space="preserve"> </w:t>
+      </w:r>
+      <w:r>
+        <w:t xml:space="preserve">(USD y %).</w:t>
+      </w:r>
+    </w:p>
     <w:bookmarkEnd w:id="41"/>
+    <w:bookmarkStart w:id="42" w:name="trazabilidad"/>
+    <w:p>
+      <w:pPr>
+        <w:pStyle w:val="Heading3"/>
+      </w:pPr>
+      <w:r>
+        <w:t xml:space="preserve">9.2 Trazabilidad</w:t>
+      </w:r>
+    </w:p>
+    <w:p>
+      <w:pPr>
+        <w:pStyle w:val="FirstParagraph"/>
+      </w:pPr>
+      <w:r>
+        <w:t xml:space="preserve">Dos buscadores:</w:t>
+      </w:r>
+      <w:r>
+        <w:t xml:space="preserve"> </w:t>
+      </w:r>
+      <w:r>
+        <w:t xml:space="preserve">-</w:t>
+      </w:r>
+      <w:r>
+        <w:t xml:space="preserve"> </w:t>
+      </w:r>
+      <w:r>
+        <w:rPr>
+          <w:b/>
+          <w:bCs/>
+        </w:rPr>
+        <w:t xml:space="preserve">Por pieza / lote PT:</w:t>
+      </w:r>
+      <w:r>
+        <w:t xml:space="preserve"> </w:t>
+      </w:r>
+      <w:r>
+        <w:t xml:space="preserve">te muestra el origen (PT ← OP ← barra ← colada ← certificado).</w:t>
+      </w:r>
+      <w:r>
+        <w:t xml:space="preserve"> </w:t>
+      </w:r>
+      <w:r>
+        <w:t xml:space="preserve">-</w:t>
+      </w:r>
+      <w:r>
+        <w:t xml:space="preserve"> </w:t>
+      </w:r>
+      <w:r>
+        <w:rPr>
+          <w:b/>
+          <w:bCs/>
+        </w:rPr>
+        <w:t xml:space="preserve">Por certificado / OC:</w:t>
+      </w:r>
+      <w:r>
+        <w:t xml:space="preserve"> </w:t>
+      </w:r>
+      <w:r>
+        <w:t xml:space="preserve">te muestra hacia adelante (certificado → barra → OP → PT → venta).</w:t>
+      </w:r>
+    </w:p>
+    <w:p>
+      <w:pPr>
+        <w:pStyle w:val="BodyText"/>
+      </w:pPr>
+      <w:r>
+        <w:t xml:space="preserve">Sirve para reclamos de calidad y auditorías: con un número rastreás toda la cadena. La</w:t>
+      </w:r>
+      <w:r>
+        <w:t xml:space="preserve"> </w:t>
+      </w:r>
+      <w:r>
+        <w:rPr>
+          <w:b/>
+          <w:bCs/>
+        </w:rPr>
+        <w:t xml:space="preserve">colada</w:t>
+      </w:r>
+      <w:r>
+        <w:t xml:space="preserve"> </w:t>
+      </w:r>
+      <w:r>
+        <w:t xml:space="preserve">aparece en las columnas de Materia prima y Productos terminados, así que un reclamo por colada se resuelve buscando el certificado que la ampara.</w:t>
+      </w:r>
+    </w:p>
+    <w:p>
+      <w:pPr>
+        <w:pStyle w:val="BlockText"/>
+      </w:pPr>
+      <w:r>
+        <w:t xml:space="preserve">⚠️</w:t>
+      </w:r>
+      <w:r>
+        <w:t xml:space="preserve"> </w:t>
+      </w:r>
+      <w:r>
+        <w:rPr>
+          <w:b/>
+          <w:bCs/>
+        </w:rPr>
+        <w:t xml:space="preserve">Dato histórico:</w:t>
+      </w:r>
+      <w:r>
+        <w:t xml:space="preserve"> </w:t>
+      </w:r>
+      <w:r>
+        <w:t xml:space="preserve">el material cargado</w:t>
+      </w:r>
+      <w:r>
+        <w:t xml:space="preserve"> </w:t>
+      </w:r>
+      <w:r>
+        <w:rPr>
+          <w:b/>
+          <w:bCs/>
+        </w:rPr>
+        <w:t xml:space="preserve">antes de julio 2026</w:t>
+      </w:r>
+      <w:r>
+        <w:t xml:space="preserve"> </w:t>
+      </w:r>
+      <w:r>
+        <w:t xml:space="preserve">puede tener el número de OC en el campo colada (era la etiqueta vieja de la pantalla). La trazabilidad por colada es confiable para el material cargado desde julio 2026 en adelante.</w:t>
+      </w:r>
+    </w:p>
+    <w:p>
+      <w:r>
+        <w:pict>
+          <v:rect style="width:0;height:1.5pt" o:hralign="center" o:hrstd="t" o:hr="t"/>
+        </w:pict>
+      </w:r>
+    </w:p>
     <w:bookmarkEnd w:id="42"/>
-    <w:bookmarkStart w:id="49" w:name="calidad-ncrcapa-documentos-pqp"/>
+    <w:bookmarkEnd w:id="43"/>
+    <w:bookmarkStart w:id="50" w:name="calidad-ncrcapa-documentos-pqp"/>
     <w:p>
       <w:pPr>
         <w:pStyle w:val="Heading2"/>
@@ -11579,7 +12102,7 @@
         <w:t xml:space="preserve">.</w:t>
       </w:r>
     </w:p>
-    <w:bookmarkStart w:id="43" w:name="no-conformidades-nc"/>
+    <w:bookmarkStart w:id="44" w:name="no-conformidades-nc"/>
     <w:p>
       <w:pPr>
         <w:pStyle w:val="Heading3"/>
@@ -12165,8 +12688,8 @@
         <w:t xml:space="preserve">pasan a alerta crítica (la meta del SGC es cerrarlas en 30 días).</w:t>
       </w:r>
     </w:p>
-    <w:bookmarkEnd w:id="43"/>
-    <w:bookmarkStart w:id="44" w:name="acciones-capa-correctivas-y-preventivas"/>
+    <w:bookmarkEnd w:id="44"/>
+    <w:bookmarkStart w:id="45" w:name="acciones-capa-correctivas-y-preventivas"/>
     <w:p>
       <w:pPr>
         <w:pStyle w:val="Heading3"/>
@@ -12517,8 +13040,8 @@
         <w:t xml:space="preserve">.</w:t>
       </w:r>
     </w:p>
-    <w:bookmarkEnd w:id="44"/>
-    <w:bookmarkStart w:id="45" w:name="documentos-controlados"/>
+    <w:bookmarkEnd w:id="45"/>
+    <w:bookmarkStart w:id="46" w:name="documentos-controlados"/>
     <w:p>
       <w:pPr>
         <w:pStyle w:val="Heading3"/>
@@ -12832,8 +13355,8 @@
         <w:t xml:space="preserve">: un paso de OP no puede apuntar a una revisión obsoleta.</w:t>
       </w:r>
     </w:p>
-    <w:bookmarkEnd w:id="45"/>
-    <w:bookmarkStart w:id="46" w:name="plantillas-pqp"/>
+    <w:bookmarkEnd w:id="46"/>
+    <w:bookmarkStart w:id="47" w:name="plantillas-pqp"/>
     <w:p>
       <w:pPr>
         <w:pStyle w:val="Heading3"/>
@@ -13081,8 +13604,8 @@
         <w:t xml:space="preserve">). Así todas las OPs del mismo producto siguen el mismo plan, siempre.</w:t>
       </w:r>
     </w:p>
-    <w:bookmarkEnd w:id="46"/>
-    <w:bookmarkStart w:id="47" w:name="Xdd47fb353a4cec263fb0707e4acad9f2e437c89"/>
+    <w:bookmarkEnd w:id="47"/>
+    <w:bookmarkStart w:id="48" w:name="Xdd47fb353a4cec263fb0707e4acad9f2e437c89"/>
     <w:p>
       <w:pPr>
         <w:pStyle w:val="Heading3"/>
@@ -13120,7 +13643,7 @@
         <w:pStyle w:val="Compact"/>
         <w:numPr>
           <w:ilvl w:val="0"/>
-          <w:numId w:val="1016"/>
+          <w:numId w:val="1017"/>
         </w:numPr>
       </w:pPr>
       <w:r>
@@ -13165,7 +13688,7 @@
         <w:pStyle w:val="Compact"/>
         <w:numPr>
           <w:ilvl w:val="0"/>
-          <w:numId w:val="1016"/>
+          <w:numId w:val="1017"/>
         </w:numPr>
       </w:pPr>
       <w:r>
@@ -13232,7 +13755,7 @@
         <w:pStyle w:val="Compact"/>
         <w:numPr>
           <w:ilvl w:val="0"/>
-          <w:numId w:val="1016"/>
+          <w:numId w:val="1017"/>
         </w:numPr>
       </w:pPr>
       <w:r>
@@ -13298,7 +13821,7 @@
         <w:pStyle w:val="Compact"/>
         <w:numPr>
           <w:ilvl w:val="0"/>
-          <w:numId w:val="1016"/>
+          <w:numId w:val="1017"/>
         </w:numPr>
       </w:pPr>
       <w:r>
@@ -13349,8 +13872,8 @@
         <w:t xml:space="preserve">— ideal para el auditor de certificación: ve todo el SGC, producción e inventario pero no puede tocar nada (mismo cerrojo doble del Modo Contador, garantizado por la base de datos).</w:t>
       </w:r>
     </w:p>
-    <w:bookmarkEnd w:id="47"/>
-    <w:bookmarkStart w:id="48" w:name="retención-de-evidencia"/>
+    <w:bookmarkEnd w:id="48"/>
+    <w:bookmarkStart w:id="49" w:name="retención-de-evidencia"/>
     <w:p>
       <w:pPr>
         <w:pStyle w:val="Heading3"/>
@@ -13410,9 +13933,9 @@
         </w:pict>
       </w:r>
     </w:p>
-    <w:bookmarkEnd w:id="48"/>
     <w:bookmarkEnd w:id="49"/>
-    <w:bookmarkStart w:id="58" w:name="contabilidad"/>
+    <w:bookmarkEnd w:id="50"/>
+    <w:bookmarkStart w:id="59" w:name="contabilidad"/>
     <w:p>
       <w:pPr>
         <w:pStyle w:val="Heading2"/>
@@ -13525,7 +14048,7 @@
         <w:t xml:space="preserve">). Si no, los asientos automáticos no saben a qué cuentas ir.</w:t>
       </w:r>
     </w:p>
-    <w:bookmarkStart w:id="50" w:name="plan-de-cuentas"/>
+    <w:bookmarkStart w:id="51" w:name="plan-de-cuentas"/>
     <w:p>
       <w:pPr>
         <w:pStyle w:val="Heading3"/>
@@ -13540,527 +14063,6 @@
       </w:pPr>
       <w:r>
         <w:t xml:space="preserve">La estructura jerárquica de cuentas (partida doble).</w:t>
-      </w:r>
-    </w:p>
-    <w:p>
-      <w:pPr>
-        <w:pStyle w:val="Compact"/>
-        <w:numPr>
-          <w:ilvl w:val="0"/>
-          <w:numId w:val="1017"/>
-        </w:numPr>
-      </w:pPr>
-      <w:r>
-        <w:rPr>
-          <w:b/>
-          <w:bCs/>
-        </w:rPr>
-        <w:t xml:space="preserve">Expandir / Colapsar</w:t>
-      </w:r>
-      <w:r>
-        <w:t xml:space="preserve"> </w:t>
-      </w:r>
-      <w:r>
-        <w:t xml:space="preserve">los grupos.</w:t>
-      </w:r>
-    </w:p>
-    <w:p>
-      <w:pPr>
-        <w:pStyle w:val="Compact"/>
-        <w:numPr>
-          <w:ilvl w:val="0"/>
-          <w:numId w:val="1017"/>
-        </w:numPr>
-      </w:pPr>
-      <w:r>
-        <w:rPr>
-          <w:b/>
-          <w:bCs/>
-        </w:rPr>
-        <w:t xml:space="preserve">+ Nueva cuenta:</w:t>
-      </w:r>
-      <w:r>
-        <w:t xml:space="preserve"> </w:t>
-      </w:r>
-      <w:r>
-        <w:rPr>
-          <w:b/>
-          <w:bCs/>
-        </w:rPr>
-        <w:t xml:space="preserve">Código</w:t>
-      </w:r>
-      <w:r>
-        <w:t xml:space="preserve"> </w:t>
-      </w:r>
-      <w:r>
-        <w:rPr>
-          <w:i/>
-          <w:iCs/>
-        </w:rPr>
-        <w:t xml:space="preserve">,</w:t>
-      </w:r>
-      <w:r>
-        <w:rPr>
-          <w:i/>
-          <w:iCs/>
-        </w:rPr>
-        <w:t xml:space="preserve"> </w:t>
-      </w:r>
-      <w:r>
-        <w:rPr>
-          <w:b/>
-          <w:bCs/>
-          <w:i/>
-          <w:iCs/>
-        </w:rPr>
-        <w:t xml:space="preserve">Nombre</w:t>
-      </w:r>
-      <w:r>
-        <w:rPr>
-          <w:i/>
-          <w:iCs/>
-        </w:rPr>
-        <w:t xml:space="preserve"> </w:t>
-      </w:r>
-      <w:r>
-        <w:t xml:space="preserve">,</w:t>
-      </w:r>
-      <w:r>
-        <w:t xml:space="preserve"> </w:t>
-      </w:r>
-      <w:r>
-        <w:rPr>
-          <w:b/>
-          <w:bCs/>
-        </w:rPr>
-        <w:t xml:space="preserve">Tipo</w:t>
-      </w:r>
-      <w:r>
-        <w:t xml:space="preserve"> </w:t>
-      </w:r>
-      <w:r>
-        <w:t xml:space="preserve">(Activo / Pasivo / Patrimonio Neto / Ingreso / Gasto / Resultado),</w:t>
-      </w:r>
-      <w:r>
-        <w:t xml:space="preserve"> </w:t>
-      </w:r>
-      <w:r>
-        <w:rPr>
-          <w:b/>
-          <w:bCs/>
-        </w:rPr>
-        <w:t xml:space="preserve">Cuenta padre</w:t>
-      </w:r>
-      <w:r>
-        <w:t xml:space="preserve">,</w:t>
-      </w:r>
-      <w:r>
-        <w:t xml:space="preserve"> </w:t>
-      </w:r>
-      <w:r>
-        <w:rPr>
-          <w:b/>
-          <w:bCs/>
-        </w:rPr>
-        <w:t xml:space="preserve">Imputable</w:t>
-      </w:r>
-      <w:r>
-        <w:t xml:space="preserve"> </w:t>
-      </w:r>
-      <w:r>
-        <w:t xml:space="preserve">(si se pueden cargar asientos ahí),</w:t>
-      </w:r>
-      <w:r>
-        <w:t xml:space="preserve"> </w:t>
-      </w:r>
-      <w:r>
-        <w:rPr>
-          <w:b/>
-          <w:bCs/>
-        </w:rPr>
-        <w:t xml:space="preserve">Activa</w:t>
-      </w:r>
-      <w:r>
-        <w:t xml:space="preserve">,</w:t>
-      </w:r>
-      <w:r>
-        <w:t xml:space="preserve"> </w:t>
-      </w:r>
-      <w:r>
-        <w:rPr>
-          <w:b/>
-          <w:bCs/>
-        </w:rPr>
-        <w:t xml:space="preserve">Ajustable</w:t>
-      </w:r>
-      <w:r>
-        <w:t xml:space="preserve"> </w:t>
-      </w:r>
-      <w:r>
-        <w:t xml:space="preserve">(para ajuste por inflación).</w:t>
-      </w:r>
-    </w:p>
-    <w:p>
-      <w:pPr>
-        <w:pStyle w:val="Compact"/>
-        <w:numPr>
-          <w:ilvl w:val="0"/>
-          <w:numId w:val="1017"/>
-        </w:numPr>
-      </w:pPr>
-      <w:r>
-        <w:t xml:space="preserve">Filtrá por tipo, activa o ajustable.</w:t>
-      </w:r>
-    </w:p>
-    <w:bookmarkEnd w:id="50"/>
-    <w:bookmarkStart w:id="51" w:name="asientos-contables"/>
-    <w:p>
-      <w:pPr>
-        <w:pStyle w:val="Heading3"/>
-      </w:pPr>
-      <w:r>
-        <w:t xml:space="preserve">11.2 Asientos contables</w:t>
-      </w:r>
-    </w:p>
-    <w:p>
-      <w:pPr>
-        <w:pStyle w:val="FirstParagraph"/>
-      </w:pPr>
-      <w:r>
-        <w:t xml:space="preserve">Lista de todos los asientos (debe = haber).</w:t>
-      </w:r>
-    </w:p>
-    <w:p>
-      <w:pPr>
-        <w:pStyle w:val="BodyText"/>
-      </w:pPr>
-      <w:r>
-        <w:rPr>
-          <w:b/>
-          <w:bCs/>
-        </w:rPr>
-        <w:t xml:space="preserve">Para cargar un asiento manual:</w:t>
-      </w:r>
-      <w:r>
-        <w:t xml:space="preserve"> </w:t>
-      </w:r>
-      <w:r>
-        <w:t xml:space="preserve">1.</w:t>
-      </w:r>
-      <w:r>
-        <w:t xml:space="preserve"> </w:t>
-      </w:r>
-      <w:r>
-        <w:rPr>
-          <w:b/>
-          <w:bCs/>
-        </w:rPr>
-        <w:t xml:space="preserve">+ Nuevo asiento</w:t>
-      </w:r>
-      <w:r>
-        <w:t xml:space="preserve">.</w:t>
-      </w:r>
-      <w:r>
-        <w:t xml:space="preserve"> </w:t>
-      </w:r>
-      <w:r>
-        <w:t xml:space="preserve">2.</w:t>
-      </w:r>
-      <w:r>
-        <w:t xml:space="preserve"> </w:t>
-      </w:r>
-      <w:r>
-        <w:rPr>
-          <w:b/>
-          <w:bCs/>
-        </w:rPr>
-        <w:t xml:space="preserve">Fecha</w:t>
-      </w:r>
-      <w:r>
-        <w:t xml:space="preserve"> </w:t>
-      </w:r>
-      <w:r>
-        <w:rPr>
-          <w:i/>
-          <w:iCs/>
-        </w:rPr>
-        <w:t xml:space="preserve">,</w:t>
-      </w:r>
-      <w:r>
-        <w:rPr>
-          <w:i/>
-          <w:iCs/>
-        </w:rPr>
-        <w:t xml:space="preserve"> </w:t>
-      </w:r>
-      <w:r>
-        <w:rPr>
-          <w:b/>
-          <w:bCs/>
-          <w:i/>
-          <w:iCs/>
-        </w:rPr>
-        <w:t xml:space="preserve">Descripción</w:t>
-      </w:r>
-      <w:r>
-        <w:rPr>
-          <w:i/>
-          <w:iCs/>
-        </w:rPr>
-        <w:t xml:space="preserve"> </w:t>
-      </w:r>
-      <w:r>
-        <w:t xml:space="preserve">,</w:t>
-      </w:r>
-      <w:r>
-        <w:t xml:space="preserve"> </w:t>
-      </w:r>
-      <w:r>
-        <w:rPr>
-          <w:b/>
-          <w:bCs/>
-        </w:rPr>
-        <w:t xml:space="preserve">Comprobante</w:t>
-      </w:r>
-      <w:r>
-        <w:t xml:space="preserve">,</w:t>
-      </w:r>
-      <w:r>
-        <w:t xml:space="preserve"> </w:t>
-      </w:r>
-      <w:r>
-        <w:rPr>
-          <w:b/>
-          <w:bCs/>
-        </w:rPr>
-        <w:t xml:space="preserve">Tipo</w:t>
-      </w:r>
-      <w:r>
-        <w:t xml:space="preserve"> </w:t>
-      </w:r>
-      <w:r>
-        <w:t xml:space="preserve">(manual / factura / cobro / pago / cierre / ajuste…),</w:t>
-      </w:r>
-      <w:r>
-        <w:t xml:space="preserve"> </w:t>
-      </w:r>
-      <w:r>
-        <w:rPr>
-          <w:b/>
-          <w:bCs/>
-        </w:rPr>
-        <w:t xml:space="preserve">Moneda</w:t>
-      </w:r>
-      <w:r>
-        <w:t xml:space="preserve">.</w:t>
-      </w:r>
-      <w:r>
-        <w:t xml:space="preserve"> </w:t>
-      </w:r>
-      <w:r>
-        <w:t xml:space="preserve">3.</w:t>
-      </w:r>
-      <w:r>
-        <w:t xml:space="preserve"> </w:t>
-      </w:r>
-      <w:r>
-        <w:rPr>
-          <w:b/>
-          <w:bCs/>
-        </w:rPr>
-        <w:t xml:space="preserve">Líneas:</w:t>
-      </w:r>
-      <w:r>
-        <w:t xml:space="preserve"> </w:t>
-      </w:r>
-      <w:r>
-        <w:t xml:space="preserve">agregá cuenta + monto en</w:t>
-      </w:r>
-      <w:r>
-        <w:t xml:space="preserve"> </w:t>
-      </w:r>
-      <w:r>
-        <w:rPr>
-          <w:b/>
-          <w:bCs/>
-        </w:rPr>
-        <w:t xml:space="preserve">Debe</w:t>
-      </w:r>
-      <w:r>
-        <w:t xml:space="preserve"> </w:t>
-      </w:r>
-      <w:r>
-        <w:t xml:space="preserve">o</w:t>
-      </w:r>
-      <w:r>
-        <w:t xml:space="preserve"> </w:t>
-      </w:r>
-      <w:r>
-        <w:rPr>
-          <w:b/>
-          <w:bCs/>
-        </w:rPr>
-        <w:t xml:space="preserve">Haber</w:t>
-      </w:r>
-      <w:r>
-        <w:t xml:space="preserve">. El</w:t>
-      </w:r>
-      <w:r>
-        <w:t xml:space="preserve"> </w:t>
-      </w:r>
-      <w:r>
-        <w:rPr>
-          <w:b/>
-          <w:bCs/>
-        </w:rPr>
-        <w:t xml:space="preserve">total Debe</w:t>
-      </w:r>
-      <w:r>
-        <w:t xml:space="preserve"> </w:t>
-      </w:r>
-      <w:r>
-        <w:t xml:space="preserve">tiene que ser</w:t>
-      </w:r>
-      <w:r>
-        <w:t xml:space="preserve"> </w:t>
-      </w:r>
-      <w:r>
-        <w:rPr>
-          <w:b/>
-          <w:bCs/>
-        </w:rPr>
-        <w:t xml:space="preserve">igual al total Haber</w:t>
-      </w:r>
-      <w:r>
-        <w:t xml:space="preserve"> </w:t>
-      </w:r>
-      <w:r>
-        <w:t xml:space="preserve">(si no, no deja guardar).</w:t>
-      </w:r>
-      <w:r>
-        <w:t xml:space="preserve"> </w:t>
-      </w:r>
-      <w:r>
-        <w:t xml:space="preserve">4. Guardá.</w:t>
-      </w:r>
-    </w:p>
-    <w:p>
-      <w:pPr>
-        <w:pStyle w:val="BodyText"/>
-      </w:pPr>
-      <w:r>
-        <w:rPr>
-          <w:b/>
-          <w:bCs/>
-        </w:rPr>
-        <w:t xml:space="preserve">Estados:</w:t>
-      </w:r>
-      <w:r>
-        <w:t xml:space="preserve"> </w:t>
-      </w:r>
-      <w:r>
-        <w:rPr>
-          <w:rStyle w:val="VerbatimChar"/>
-        </w:rPr>
-        <w:t xml:space="preserve">borrador → confirmado → (anulado)</w:t>
-      </w:r>
-      <w:r>
-        <w:t xml:space="preserve">.</w:t>
-      </w:r>
-      <w:r>
-        <w:t xml:space="preserve"> </w:t>
-      </w:r>
-      <w:r>
-        <w:t xml:space="preserve">-</w:t>
-      </w:r>
-      <w:r>
-        <w:t xml:space="preserve"> </w:t>
-      </w:r>
-      <w:r>
-        <w:rPr>
-          <w:b/>
-          <w:bCs/>
-        </w:rPr>
-        <w:t xml:space="preserve">Editar / Eliminar:</w:t>
-      </w:r>
-      <w:r>
-        <w:t xml:space="preserve"> </w:t>
-      </w:r>
-      <w:r>
-        <w:t xml:space="preserve">solo si está en</w:t>
-      </w:r>
-      <w:r>
-        <w:t xml:space="preserve"> </w:t>
-      </w:r>
-      <w:r>
-        <w:rPr>
-          <w:rStyle w:val="VerbatimChar"/>
-        </w:rPr>
-        <w:t xml:space="preserve">borrador</w:t>
-      </w:r>
-      <w:r>
-        <w:t xml:space="preserve">.</w:t>
-      </w:r>
-      <w:r>
-        <w:t xml:space="preserve"> </w:t>
-      </w:r>
-      <w:r>
-        <w:t xml:space="preserve">-</w:t>
-      </w:r>
-      <w:r>
-        <w:t xml:space="preserve"> </w:t>
-      </w:r>
-      <w:r>
-        <w:rPr>
-          <w:b/>
-          <w:bCs/>
-        </w:rPr>
-        <w:t xml:space="preserve">Anular:</w:t>
-      </w:r>
-      <w:r>
-        <w:t xml:space="preserve"> </w:t>
-      </w:r>
-      <w:r>
-        <w:t xml:space="preserve">genera un asiento inverso (no se borra, se contra-asienta).</w:t>
-      </w:r>
-    </w:p>
-    <w:p>
-      <w:pPr>
-        <w:pStyle w:val="BlockText"/>
-      </w:pPr>
-      <w:r>
-        <w:t xml:space="preserve">La numeración la pone la base de datos: es correlativa y no se repite.</w:t>
-      </w:r>
-    </w:p>
-    <w:bookmarkEnd w:id="51"/>
-    <w:bookmarkStart w:id="52" w:name="cobros-y-pagos"/>
-    <w:p>
-      <w:pPr>
-        <w:pStyle w:val="Heading3"/>
-      </w:pPr>
-      <w:r>
-        <w:t xml:space="preserve">11.3 Cobros y pagos</w:t>
-      </w:r>
-    </w:p>
-    <w:p>
-      <w:pPr>
-        <w:pStyle w:val="FirstParagraph"/>
-      </w:pPr>
-      <w:r>
-        <w:t xml:space="preserve">El lugar para registrar</w:t>
-      </w:r>
-      <w:r>
-        <w:t xml:space="preserve"> </w:t>
-      </w:r>
-      <w:r>
-        <w:rPr>
-          <w:b/>
-          <w:bCs/>
-        </w:rPr>
-        <w:t xml:space="preserve">plata que entra o sale</w:t>
-      </w:r>
-      <w:r>
-        <w:t xml:space="preserve">.</w:t>
       </w:r>
     </w:p>
     <w:p>
@@ -14072,55 +14074,17 @@
         </w:numPr>
       </w:pPr>
       <w:r>
-        <w:t xml:space="preserve">Elegí la pestaña:</w:t>
-      </w:r>
-      <w:r>
-        <w:t xml:space="preserve"> </w:t>
-      </w:r>
-      <w:r>
-        <w:rPr>
-          <w:b/>
-          <w:bCs/>
-        </w:rPr>
-        <w:t xml:space="preserve">Cobro de cliente</w:t>
-      </w:r>
-      <w:r>
-        <w:t xml:space="preserve"> </w:t>
-      </w:r>
-      <w:r>
-        <w:t xml:space="preserve">o</w:t>
-      </w:r>
-      <w:r>
-        <w:t xml:space="preserve"> </w:t>
-      </w:r>
-      <w:r>
-        <w:rPr>
-          <w:b/>
-          <w:bCs/>
-        </w:rPr>
-        <w:t xml:space="preserve">Pago a proveedor</w:t>
-      </w:r>
-      <w:r>
-        <w:t xml:space="preserve"> </w:t>
-      </w:r>
-      <w:r>
-        <w:t xml:space="preserve">(esta última abre directamente una</w:t>
-      </w:r>
-      <w:r>
-        <w:t xml:space="preserve"> </w:t>
-      </w:r>
-      <w:r>
-        <w:rPr>
-          <w:b/>
-          <w:bCs/>
-        </w:rPr>
-        <w:t xml:space="preserve">orden de pago</w:t>
-      </w:r>
-      <w:r>
-        <w:t xml:space="preserve"> </w:t>
-      </w:r>
-      <w:r>
-        <w:t xml:space="preserve">— ver 7.5 — con medios múltiples e imputación a facturas).</w:t>
+        <w:rPr>
+          <w:b/>
+          <w:bCs/>
+        </w:rPr>
+        <w:t xml:space="preserve">Expandir / Colapsar</w:t>
+      </w:r>
+      <w:r>
+        <w:t xml:space="preserve"> </w:t>
+      </w:r>
+      <w:r>
+        <w:t xml:space="preserve">los grupos.</w:t>
       </w:r>
     </w:p>
     <w:p>
@@ -14132,30 +14096,54 @@
         </w:numPr>
       </w:pPr>
       <w:r>
-        <w:t xml:space="preserve">Para un cobro completá</w:t>
-      </w:r>
-      <w:r>
-        <w:t xml:space="preserve"> </w:t>
-      </w:r>
-      <w:r>
-        <w:rPr>
-          <w:b/>
-          <w:bCs/>
-        </w:rPr>
-        <w:t xml:space="preserve">Fecha</w:t>
-      </w:r>
-      <w:r>
+        <w:rPr>
+          <w:b/>
+          <w:bCs/>
+        </w:rPr>
+        <w:t xml:space="preserve">+ Nueva cuenta:</w:t>
+      </w:r>
+      <w:r>
+        <w:t xml:space="preserve"> </w:t>
+      </w:r>
+      <w:r>
+        <w:rPr>
+          <w:b/>
+          <w:bCs/>
+        </w:rPr>
+        <w:t xml:space="preserve">Código</w:t>
+      </w:r>
+      <w:r>
+        <w:t xml:space="preserve"> </w:t>
+      </w:r>
+      <w:r>
+        <w:rPr>
+          <w:i/>
+          <w:iCs/>
+        </w:rPr>
         <w:t xml:space="preserve">,</w:t>
       </w:r>
       <w:r>
-        <w:t xml:space="preserve"> </w:t>
-      </w:r>
-      <w:r>
-        <w:rPr>
-          <w:b/>
-          <w:bCs/>
-        </w:rPr>
-        <w:t xml:space="preserve">Cliente</w:t>
+        <w:rPr>
+          <w:i/>
+          <w:iCs/>
+        </w:rPr>
+        <w:t xml:space="preserve"> </w:t>
+      </w:r>
+      <w:r>
+        <w:rPr>
+          <w:b/>
+          <w:bCs/>
+          <w:i/>
+          <w:iCs/>
+        </w:rPr>
+        <w:t xml:space="preserve">Nombre</w:t>
+      </w:r>
+      <w:r>
+        <w:rPr>
+          <w:i/>
+          <w:iCs/>
+        </w:rPr>
+        <w:t xml:space="preserve"> </w:t>
       </w:r>
       <w:r>
         <w:t xml:space="preserve">,</w:t>
@@ -14168,7 +14156,23 @@
           <w:b/>
           <w:bCs/>
         </w:rPr>
-        <w:t xml:space="preserve">Monto</w:t>
+        <w:t xml:space="preserve">Tipo</w:t>
+      </w:r>
+      <w:r>
+        <w:t xml:space="preserve"> </w:t>
+      </w:r>
+      <w:r>
+        <w:t xml:space="preserve">(Activo / Pasivo / Patrimonio Neto / Ingreso / Gasto / Resultado),</w:t>
+      </w:r>
+      <w:r>
+        <w:t xml:space="preserve"> </w:t>
+      </w:r>
+      <w:r>
+        <w:rPr>
+          <w:b/>
+          <w:bCs/>
+        </w:rPr>
+        <w:t xml:space="preserve">Cuenta padre</w:t>
       </w:r>
       <w:r>
         <w:t xml:space="preserve">,</w:t>
@@ -14181,55 +14185,23 @@
           <w:b/>
           <w:bCs/>
         </w:rPr>
-        <w:t xml:space="preserve">Moneda</w:t>
-      </w:r>
-      <w:r>
-        <w:t xml:space="preserve"> </w:t>
-      </w:r>
-      <w:r>
-        <w:t xml:space="preserve">(y</w:t>
-      </w:r>
-      <w:r>
-        <w:t xml:space="preserve"> </w:t>
-      </w:r>
-      <w:r>
-        <w:rPr>
-          <w:b/>
-          <w:bCs/>
-        </w:rPr>
-        <w:t xml:space="preserve">TC</w:t>
-      </w:r>
-      <w:r>
-        <w:t xml:space="preserve"> </w:t>
-      </w:r>
-      <w:r>
-        <w:t xml:space="preserve">si es en pesos),</w:t>
-      </w:r>
-      <w:r>
-        <w:t xml:space="preserve"> </w:t>
-      </w:r>
-      <w:r>
-        <w:rPr>
-          <w:b/>
-          <w:bCs/>
-        </w:rPr>
-        <w:t xml:space="preserve">Método</w:t>
-      </w:r>
-      <w:r>
-        <w:t xml:space="preserve"> </w:t>
-      </w:r>
-      <w:r>
-        <w:t xml:space="preserve">(caja / banco / cheque diferido),</w:t>
-      </w:r>
-      <w:r>
-        <w:t xml:space="preserve"> </w:t>
-      </w:r>
-      <w:r>
-        <w:rPr>
-          <w:b/>
-          <w:bCs/>
-        </w:rPr>
-        <w:t xml:space="preserve">Comprobante / recibo</w:t>
+        <w:t xml:space="preserve">Imputable</w:t>
+      </w:r>
+      <w:r>
+        <w:t xml:space="preserve"> </w:t>
+      </w:r>
+      <w:r>
+        <w:t xml:space="preserve">(si se pueden cargar asientos ahí),</w:t>
+      </w:r>
+      <w:r>
+        <w:t xml:space="preserve"> </w:t>
+      </w:r>
+      <w:r>
+        <w:rPr>
+          <w:b/>
+          <w:bCs/>
+        </w:rPr>
+        <w:t xml:space="preserve">Activa</w:t>
       </w:r>
       <w:r>
         <w:t xml:space="preserve">,</w:t>
@@ -14242,10 +14214,13 @@
           <w:b/>
           <w:bCs/>
         </w:rPr>
-        <w:t xml:space="preserve">Observaciones</w:t>
-      </w:r>
-      <w:r>
-        <w:t xml:space="preserve">.</w:t>
+        <w:t xml:space="preserve">Ajustable</w:t>
+      </w:r>
+      <w:r>
+        <w:t xml:space="preserve"> </w:t>
+      </w:r>
+      <w:r>
+        <w:t xml:space="preserve">(para ajuste por inflación).</w:t>
       </w:r>
     </w:p>
     <w:p>
@@ -14257,6 +14232,554 @@
         </w:numPr>
       </w:pPr>
       <w:r>
+        <w:t xml:space="preserve">Filtrá por tipo, activa o ajustable.</w:t>
+      </w:r>
+    </w:p>
+    <w:bookmarkEnd w:id="51"/>
+    <w:bookmarkStart w:id="52" w:name="asientos-contables"/>
+    <w:p>
+      <w:pPr>
+        <w:pStyle w:val="Heading3"/>
+      </w:pPr>
+      <w:r>
+        <w:t xml:space="preserve">11.2 Asientos contables</w:t>
+      </w:r>
+    </w:p>
+    <w:p>
+      <w:pPr>
+        <w:pStyle w:val="FirstParagraph"/>
+      </w:pPr>
+      <w:r>
+        <w:t xml:space="preserve">Lista de todos los asientos (debe = haber).</w:t>
+      </w:r>
+    </w:p>
+    <w:p>
+      <w:pPr>
+        <w:pStyle w:val="BodyText"/>
+      </w:pPr>
+      <w:r>
+        <w:rPr>
+          <w:b/>
+          <w:bCs/>
+        </w:rPr>
+        <w:t xml:space="preserve">Para cargar un asiento manual:</w:t>
+      </w:r>
+      <w:r>
+        <w:t xml:space="preserve"> </w:t>
+      </w:r>
+      <w:r>
+        <w:t xml:space="preserve">1.</w:t>
+      </w:r>
+      <w:r>
+        <w:t xml:space="preserve"> </w:t>
+      </w:r>
+      <w:r>
+        <w:rPr>
+          <w:b/>
+          <w:bCs/>
+        </w:rPr>
+        <w:t xml:space="preserve">+ Nuevo asiento</w:t>
+      </w:r>
+      <w:r>
+        <w:t xml:space="preserve">.</w:t>
+      </w:r>
+      <w:r>
+        <w:t xml:space="preserve"> </w:t>
+      </w:r>
+      <w:r>
+        <w:t xml:space="preserve">2.</w:t>
+      </w:r>
+      <w:r>
+        <w:t xml:space="preserve"> </w:t>
+      </w:r>
+      <w:r>
+        <w:rPr>
+          <w:b/>
+          <w:bCs/>
+        </w:rPr>
+        <w:t xml:space="preserve">Fecha</w:t>
+      </w:r>
+      <w:r>
+        <w:t xml:space="preserve"> </w:t>
+      </w:r>
+      <w:r>
+        <w:rPr>
+          <w:i/>
+          <w:iCs/>
+        </w:rPr>
+        <w:t xml:space="preserve">,</w:t>
+      </w:r>
+      <w:r>
+        <w:rPr>
+          <w:i/>
+          <w:iCs/>
+        </w:rPr>
+        <w:t xml:space="preserve"> </w:t>
+      </w:r>
+      <w:r>
+        <w:rPr>
+          <w:b/>
+          <w:bCs/>
+          <w:i/>
+          <w:iCs/>
+        </w:rPr>
+        <w:t xml:space="preserve">Descripción</w:t>
+      </w:r>
+      <w:r>
+        <w:rPr>
+          <w:i/>
+          <w:iCs/>
+        </w:rPr>
+        <w:t xml:space="preserve"> </w:t>
+      </w:r>
+      <w:r>
+        <w:t xml:space="preserve">,</w:t>
+      </w:r>
+      <w:r>
+        <w:t xml:space="preserve"> </w:t>
+      </w:r>
+      <w:r>
+        <w:rPr>
+          <w:b/>
+          <w:bCs/>
+        </w:rPr>
+        <w:t xml:space="preserve">Comprobante</w:t>
+      </w:r>
+      <w:r>
+        <w:t xml:space="preserve">,</w:t>
+      </w:r>
+      <w:r>
+        <w:t xml:space="preserve"> </w:t>
+      </w:r>
+      <w:r>
+        <w:rPr>
+          <w:b/>
+          <w:bCs/>
+        </w:rPr>
+        <w:t xml:space="preserve">Tipo</w:t>
+      </w:r>
+      <w:r>
+        <w:t xml:space="preserve"> </w:t>
+      </w:r>
+      <w:r>
+        <w:t xml:space="preserve">(manual / factura / cobro / pago / cierre / ajuste…),</w:t>
+      </w:r>
+      <w:r>
+        <w:t xml:space="preserve"> </w:t>
+      </w:r>
+      <w:r>
+        <w:rPr>
+          <w:b/>
+          <w:bCs/>
+        </w:rPr>
+        <w:t xml:space="preserve">Moneda</w:t>
+      </w:r>
+      <w:r>
+        <w:t xml:space="preserve">.</w:t>
+      </w:r>
+      <w:r>
+        <w:t xml:space="preserve"> </w:t>
+      </w:r>
+      <w:r>
+        <w:t xml:space="preserve">3.</w:t>
+      </w:r>
+      <w:r>
+        <w:t xml:space="preserve"> </w:t>
+      </w:r>
+      <w:r>
+        <w:rPr>
+          <w:b/>
+          <w:bCs/>
+        </w:rPr>
+        <w:t xml:space="preserve">Líneas:</w:t>
+      </w:r>
+      <w:r>
+        <w:t xml:space="preserve"> </w:t>
+      </w:r>
+      <w:r>
+        <w:t xml:space="preserve">agregá cuenta + monto en</w:t>
+      </w:r>
+      <w:r>
+        <w:t xml:space="preserve"> </w:t>
+      </w:r>
+      <w:r>
+        <w:rPr>
+          <w:b/>
+          <w:bCs/>
+        </w:rPr>
+        <w:t xml:space="preserve">Debe</w:t>
+      </w:r>
+      <w:r>
+        <w:t xml:space="preserve"> </w:t>
+      </w:r>
+      <w:r>
+        <w:t xml:space="preserve">o</w:t>
+      </w:r>
+      <w:r>
+        <w:t xml:space="preserve"> </w:t>
+      </w:r>
+      <w:r>
+        <w:rPr>
+          <w:b/>
+          <w:bCs/>
+        </w:rPr>
+        <w:t xml:space="preserve">Haber</w:t>
+      </w:r>
+      <w:r>
+        <w:t xml:space="preserve">. El</w:t>
+      </w:r>
+      <w:r>
+        <w:t xml:space="preserve"> </w:t>
+      </w:r>
+      <w:r>
+        <w:rPr>
+          <w:b/>
+          <w:bCs/>
+        </w:rPr>
+        <w:t xml:space="preserve">total Debe</w:t>
+      </w:r>
+      <w:r>
+        <w:t xml:space="preserve"> </w:t>
+      </w:r>
+      <w:r>
+        <w:t xml:space="preserve">tiene que ser</w:t>
+      </w:r>
+      <w:r>
+        <w:t xml:space="preserve"> </w:t>
+      </w:r>
+      <w:r>
+        <w:rPr>
+          <w:b/>
+          <w:bCs/>
+        </w:rPr>
+        <w:t xml:space="preserve">igual al total Haber</w:t>
+      </w:r>
+      <w:r>
+        <w:t xml:space="preserve"> </w:t>
+      </w:r>
+      <w:r>
+        <w:t xml:space="preserve">(si no, no deja guardar).</w:t>
+      </w:r>
+      <w:r>
+        <w:t xml:space="preserve"> </w:t>
+      </w:r>
+      <w:r>
+        <w:t xml:space="preserve">4. Guardá.</w:t>
+      </w:r>
+    </w:p>
+    <w:p>
+      <w:pPr>
+        <w:pStyle w:val="BodyText"/>
+      </w:pPr>
+      <w:r>
+        <w:rPr>
+          <w:b/>
+          <w:bCs/>
+        </w:rPr>
+        <w:t xml:space="preserve">Estados:</w:t>
+      </w:r>
+      <w:r>
+        <w:t xml:space="preserve"> </w:t>
+      </w:r>
+      <w:r>
+        <w:rPr>
+          <w:rStyle w:val="VerbatimChar"/>
+        </w:rPr>
+        <w:t xml:space="preserve">borrador → confirmado → (anulado)</w:t>
+      </w:r>
+      <w:r>
+        <w:t xml:space="preserve">.</w:t>
+      </w:r>
+      <w:r>
+        <w:t xml:space="preserve"> </w:t>
+      </w:r>
+      <w:r>
+        <w:t xml:space="preserve">-</w:t>
+      </w:r>
+      <w:r>
+        <w:t xml:space="preserve"> </w:t>
+      </w:r>
+      <w:r>
+        <w:rPr>
+          <w:b/>
+          <w:bCs/>
+        </w:rPr>
+        <w:t xml:space="preserve">Editar / Eliminar:</w:t>
+      </w:r>
+      <w:r>
+        <w:t xml:space="preserve"> </w:t>
+      </w:r>
+      <w:r>
+        <w:t xml:space="preserve">solo si está en</w:t>
+      </w:r>
+      <w:r>
+        <w:t xml:space="preserve"> </w:t>
+      </w:r>
+      <w:r>
+        <w:rPr>
+          <w:rStyle w:val="VerbatimChar"/>
+        </w:rPr>
+        <w:t xml:space="preserve">borrador</w:t>
+      </w:r>
+      <w:r>
+        <w:t xml:space="preserve">.</w:t>
+      </w:r>
+      <w:r>
+        <w:t xml:space="preserve"> </w:t>
+      </w:r>
+      <w:r>
+        <w:t xml:space="preserve">-</w:t>
+      </w:r>
+      <w:r>
+        <w:t xml:space="preserve"> </w:t>
+      </w:r>
+      <w:r>
+        <w:rPr>
+          <w:b/>
+          <w:bCs/>
+        </w:rPr>
+        <w:t xml:space="preserve">Anular:</w:t>
+      </w:r>
+      <w:r>
+        <w:t xml:space="preserve"> </w:t>
+      </w:r>
+      <w:r>
+        <w:t xml:space="preserve">genera un asiento inverso (no se borra, se contra-asienta).</w:t>
+      </w:r>
+    </w:p>
+    <w:p>
+      <w:pPr>
+        <w:pStyle w:val="BlockText"/>
+      </w:pPr>
+      <w:r>
+        <w:t xml:space="preserve">La numeración la pone la base de datos: es correlativa y no se repite.</w:t>
+      </w:r>
+    </w:p>
+    <w:bookmarkEnd w:id="52"/>
+    <w:bookmarkStart w:id="53" w:name="cobros-y-pagos"/>
+    <w:p>
+      <w:pPr>
+        <w:pStyle w:val="Heading3"/>
+      </w:pPr>
+      <w:r>
+        <w:t xml:space="preserve">11.3 Cobros y pagos</w:t>
+      </w:r>
+    </w:p>
+    <w:p>
+      <w:pPr>
+        <w:pStyle w:val="FirstParagraph"/>
+      </w:pPr>
+      <w:r>
+        <w:t xml:space="preserve">El lugar para registrar</w:t>
+      </w:r>
+      <w:r>
+        <w:t xml:space="preserve"> </w:t>
+      </w:r>
+      <w:r>
+        <w:rPr>
+          <w:b/>
+          <w:bCs/>
+        </w:rPr>
+        <w:t xml:space="preserve">plata que entra o sale</w:t>
+      </w:r>
+      <w:r>
+        <w:t xml:space="preserve">.</w:t>
+      </w:r>
+    </w:p>
+    <w:p>
+      <w:pPr>
+        <w:pStyle w:val="Compact"/>
+        <w:numPr>
+          <w:ilvl w:val="0"/>
+          <w:numId w:val="1019"/>
+        </w:numPr>
+      </w:pPr>
+      <w:r>
+        <w:t xml:space="preserve">Elegí la pestaña:</w:t>
+      </w:r>
+      <w:r>
+        <w:t xml:space="preserve"> </w:t>
+      </w:r>
+      <w:r>
+        <w:rPr>
+          <w:b/>
+          <w:bCs/>
+        </w:rPr>
+        <w:t xml:space="preserve">Cobro de cliente</w:t>
+      </w:r>
+      <w:r>
+        <w:t xml:space="preserve"> </w:t>
+      </w:r>
+      <w:r>
+        <w:t xml:space="preserve">o</w:t>
+      </w:r>
+      <w:r>
+        <w:t xml:space="preserve"> </w:t>
+      </w:r>
+      <w:r>
+        <w:rPr>
+          <w:b/>
+          <w:bCs/>
+        </w:rPr>
+        <w:t xml:space="preserve">Pago a proveedor</w:t>
+      </w:r>
+      <w:r>
+        <w:t xml:space="preserve"> </w:t>
+      </w:r>
+      <w:r>
+        <w:t xml:space="preserve">(esta última abre directamente una</w:t>
+      </w:r>
+      <w:r>
+        <w:t xml:space="preserve"> </w:t>
+      </w:r>
+      <w:r>
+        <w:rPr>
+          <w:b/>
+          <w:bCs/>
+        </w:rPr>
+        <w:t xml:space="preserve">orden de pago</w:t>
+      </w:r>
+      <w:r>
+        <w:t xml:space="preserve"> </w:t>
+      </w:r>
+      <w:r>
+        <w:t xml:space="preserve">— ver 7.5 — con medios múltiples e imputación a facturas).</w:t>
+      </w:r>
+    </w:p>
+    <w:p>
+      <w:pPr>
+        <w:pStyle w:val="Compact"/>
+        <w:numPr>
+          <w:ilvl w:val="0"/>
+          <w:numId w:val="1019"/>
+        </w:numPr>
+      </w:pPr>
+      <w:r>
+        <w:t xml:space="preserve">Para un cobro completá</w:t>
+      </w:r>
+      <w:r>
+        <w:t xml:space="preserve"> </w:t>
+      </w:r>
+      <w:r>
+        <w:rPr>
+          <w:b/>
+          <w:bCs/>
+        </w:rPr>
+        <w:t xml:space="preserve">Fecha</w:t>
+      </w:r>
+      <w:r>
+        <w:t xml:space="preserve">,</w:t>
+      </w:r>
+      <w:r>
+        <w:t xml:space="preserve"> </w:t>
+      </w:r>
+      <w:r>
+        <w:rPr>
+          <w:b/>
+          <w:bCs/>
+        </w:rPr>
+        <w:t xml:space="preserve">Cliente</w:t>
+      </w:r>
+      <w:r>
+        <w:t xml:space="preserve">,</w:t>
+      </w:r>
+      <w:r>
+        <w:t xml:space="preserve"> </w:t>
+      </w:r>
+      <w:r>
+        <w:rPr>
+          <w:b/>
+          <w:bCs/>
+        </w:rPr>
+        <w:t xml:space="preserve">Monto</w:t>
+      </w:r>
+      <w:r>
+        <w:t xml:space="preserve">,</w:t>
+      </w:r>
+      <w:r>
+        <w:t xml:space="preserve"> </w:t>
+      </w:r>
+      <w:r>
+        <w:rPr>
+          <w:b/>
+          <w:bCs/>
+        </w:rPr>
+        <w:t xml:space="preserve">Moneda</w:t>
+      </w:r>
+      <w:r>
+        <w:t xml:space="preserve"> </w:t>
+      </w:r>
+      <w:r>
+        <w:t xml:space="preserve">(y</w:t>
+      </w:r>
+      <w:r>
+        <w:t xml:space="preserve"> </w:t>
+      </w:r>
+      <w:r>
+        <w:rPr>
+          <w:b/>
+          <w:bCs/>
+        </w:rPr>
+        <w:t xml:space="preserve">TC</w:t>
+      </w:r>
+      <w:r>
+        <w:t xml:space="preserve"> </w:t>
+      </w:r>
+      <w:r>
+        <w:t xml:space="preserve">si es en pesos),</w:t>
+      </w:r>
+      <w:r>
+        <w:t xml:space="preserve"> </w:t>
+      </w:r>
+      <w:r>
+        <w:rPr>
+          <w:b/>
+          <w:bCs/>
+        </w:rPr>
+        <w:t xml:space="preserve">Método</w:t>
+      </w:r>
+      <w:r>
+        <w:t xml:space="preserve"> </w:t>
+      </w:r>
+      <w:r>
+        <w:t xml:space="preserve">(caja / banco / cheque diferido),</w:t>
+      </w:r>
+      <w:r>
+        <w:t xml:space="preserve"> </w:t>
+      </w:r>
+      <w:r>
+        <w:rPr>
+          <w:b/>
+          <w:bCs/>
+        </w:rPr>
+        <w:t xml:space="preserve">Comprobante / recibo</w:t>
+      </w:r>
+      <w:r>
+        <w:t xml:space="preserve">,</w:t>
+      </w:r>
+      <w:r>
+        <w:t xml:space="preserve"> </w:t>
+      </w:r>
+      <w:r>
+        <w:rPr>
+          <w:b/>
+          <w:bCs/>
+        </w:rPr>
+        <w:t xml:space="preserve">Observaciones</w:t>
+      </w:r>
+      <w:r>
+        <w:t xml:space="preserve">.</w:t>
+      </w:r>
+    </w:p>
+    <w:p>
+      <w:pPr>
+        <w:pStyle w:val="Compact"/>
+        <w:numPr>
+          <w:ilvl w:val="0"/>
+          <w:numId w:val="1019"/>
+        </w:numPr>
+      </w:pPr>
+      <w:r>
         <w:rPr>
           <w:b/>
           <w:bCs/>
@@ -14494,8 +15017,8 @@
         <w:t xml:space="preserve">.</w:t>
       </w:r>
     </w:p>
-    <w:bookmarkEnd w:id="52"/>
-    <w:bookmarkStart w:id="53" w:name="cheques"/>
+    <w:bookmarkEnd w:id="53"/>
+    <w:bookmarkStart w:id="54" w:name="cheques"/>
     <w:p>
       <w:pPr>
         <w:pStyle w:val="Heading3"/>
@@ -14824,8 +15347,8 @@
         <w:t xml:space="preserve">no generan asiento.</w:t>
       </w:r>
     </w:p>
-    <w:bookmarkEnd w:id="53"/>
-    <w:bookmarkStart w:id="54" w:name="libros-y-estados-contables"/>
+    <w:bookmarkEnd w:id="54"/>
+    <w:bookmarkStart w:id="55" w:name="libros-y-estados-contables"/>
     <w:p>
       <w:pPr>
         <w:pStyle w:val="Heading3"/>
@@ -15285,8 +15808,8 @@
         <w:t xml:space="preserve">(foto valorizada del stock a hoy: MP por lote y por material con promedio ponderado, PT e insumos — respaldo de Bienes de Cambio del balance) y plan de cuentas.</w:t>
       </w:r>
     </w:p>
-    <w:bookmarkEnd w:id="54"/>
-    <w:bookmarkStart w:id="55" w:name="correlatividad"/>
+    <w:bookmarkEnd w:id="55"/>
+    <w:bookmarkStart w:id="56" w:name="correlatividad"/>
     <w:p>
       <w:pPr>
         <w:pStyle w:val="Heading3"/>
@@ -15332,93 +15855,14 @@
         <w:t xml:space="preserve">. Revisalo antes de cierres o auditorías.</w:t>
       </w:r>
     </w:p>
-    <w:bookmarkEnd w:id="55"/>
-    <w:bookmarkStart w:id="56" w:name="conciliación-bancaria"/>
+    <w:bookmarkEnd w:id="56"/>
+    <w:bookmarkStart w:id="57" w:name="conciliación-bancaria"/>
     <w:p>
       <w:pPr>
         <w:pStyle w:val="Heading3"/>
       </w:pPr>
       <w:r>
         <w:t xml:space="preserve">11.7 Conciliación bancaria</w:t>
-      </w:r>
-    </w:p>
-    <w:p>
-      <w:pPr>
-        <w:pStyle w:val="Compact"/>
-        <w:numPr>
-          <w:ilvl w:val="0"/>
-          <w:numId w:val="1019"/>
-        </w:numPr>
-      </w:pPr>
-      <w:r>
-        <w:t xml:space="preserve">Definí las</w:t>
-      </w:r>
-      <w:r>
-        <w:t xml:space="preserve"> </w:t>
-      </w:r>
-      <w:r>
-        <w:rPr>
-          <w:b/>
-          <w:bCs/>
-        </w:rPr>
-        <w:t xml:space="preserve">cuentas bancarias</w:t>
-      </w:r>
-      <w:r>
-        <w:t xml:space="preserve">.</w:t>
-      </w:r>
-    </w:p>
-    <w:p>
-      <w:pPr>
-        <w:pStyle w:val="Compact"/>
-        <w:numPr>
-          <w:ilvl w:val="0"/>
-          <w:numId w:val="1019"/>
-        </w:numPr>
-      </w:pPr>
-      <w:r>
-        <w:rPr>
-          <w:b/>
-          <w:bCs/>
-        </w:rPr>
-        <w:t xml:space="preserve">Importá el extracto</w:t>
-      </w:r>
-      <w:r>
-        <w:t xml:space="preserve"> </w:t>
-      </w:r>
-      <w:r>
-        <w:t xml:space="preserve">del banco (CSV/XLS).</w:t>
-      </w:r>
-    </w:p>
-    <w:p>
-      <w:pPr>
-        <w:pStyle w:val="Compact"/>
-        <w:numPr>
-          <w:ilvl w:val="0"/>
-          <w:numId w:val="1019"/>
-        </w:numPr>
-      </w:pPr>
-      <w:r>
-        <w:rPr>
-          <w:b/>
-          <w:bCs/>
-        </w:rPr>
-        <w:t xml:space="preserve">Conciliá:</w:t>
-      </w:r>
-      <w:r>
-        <w:t xml:space="preserve"> </w:t>
-      </w:r>
-      <w:r>
-        <w:t xml:space="preserve">emparejá cada línea del extracto con su asiento. Los no conciliados quedan marcados.</w:t>
-      </w:r>
-    </w:p>
-    <w:bookmarkEnd w:id="56"/>
-    <w:bookmarkStart w:id="57" w:name="cierre-períodos-y-ajuste-por-inflación"/>
-    <w:p>
-      <w:pPr>
-        <w:pStyle w:val="Heading3"/>
-      </w:pPr>
-      <w:r>
-        <w:t xml:space="preserve">11.8 Cierre, períodos y ajuste por inflación</w:t>
       </w:r>
     </w:p>
     <w:p>
@@ -15430,30 +15874,20 @@
         </w:numPr>
       </w:pPr>
       <w:r>
-        <w:rPr>
-          <w:b/>
-          <w:bCs/>
-        </w:rPr>
-        <w:t xml:space="preserve">Períodos mensuales:</w:t>
-      </w:r>
-      <w:r>
-        <w:t xml:space="preserve"> </w:t>
-      </w:r>
-      <w:r>
-        <w:t xml:space="preserve">cerrás un mes para que</w:t>
-      </w:r>
-      <w:r>
-        <w:t xml:space="preserve"> </w:t>
-      </w:r>
-      <w:r>
-        <w:rPr>
-          <w:b/>
-          <w:bCs/>
-        </w:rPr>
-        <w:t xml:space="preserve">nadie cargue asientos en él</w:t>
-      </w:r>
-      <w:r>
-        <w:t xml:space="preserve">. Si necesitás corregir, lo reabre el administrador.</w:t>
+        <w:t xml:space="preserve">Definí las</w:t>
+      </w:r>
+      <w:r>
+        <w:t xml:space="preserve"> </w:t>
+      </w:r>
+      <w:r>
+        <w:rPr>
+          <w:b/>
+          <w:bCs/>
+        </w:rPr>
+        <w:t xml:space="preserve">cuentas bancarias</w:t>
+      </w:r>
+      <w:r>
+        <w:t xml:space="preserve">.</w:t>
       </w:r>
     </w:p>
     <w:p>
@@ -15469,13 +15903,13 @@
           <w:b/>
           <w:bCs/>
         </w:rPr>
-        <w:t xml:space="preserve">Índices IPC:</w:t>
-      </w:r>
-      <w:r>
-        <w:t xml:space="preserve"> </w:t>
-      </w:r>
-      <w:r>
-        <w:t xml:space="preserve">cargá el IPC del INDEC mes a mes (es la misma serie que publica la FACPCE). Es la base para el ajuste por inflación; cuanto más completa, más exacta la anticuación.</w:t>
+        <w:t xml:space="preserve">Importá el extracto</w:t>
+      </w:r>
+      <w:r>
+        <w:t xml:space="preserve"> </w:t>
+      </w:r>
+      <w:r>
+        <w:t xml:space="preserve">del banco (CSV/XLS).</w:t>
       </w:r>
     </w:p>
     <w:p>
@@ -15491,97 +15925,23 @@
           <w:b/>
           <w:bCs/>
         </w:rPr>
-        <w:t xml:space="preserve">Ajuste por inflación (RT 54):</w:t>
-      </w:r>
-      <w:r>
-        <w:t xml:space="preserve"> </w:t>
-      </w:r>
-      <w:r>
-        <w:t xml:space="preserve">elegí el</w:t>
-      </w:r>
-      <w:r>
-        <w:t xml:space="preserve"> </w:t>
-      </w:r>
-      <w:r>
-        <w:rPr>
-          <w:b/>
-          <w:bCs/>
-        </w:rPr>
-        <w:t xml:space="preserve">mes de cierre</w:t>
-      </w:r>
-      <w:r>
-        <w:t xml:space="preserve">,</w:t>
-      </w:r>
-      <w:r>
-        <w:t xml:space="preserve"> </w:t>
-      </w:r>
-      <w:r>
-        <w:rPr>
-          <w:b/>
-          <w:bCs/>
-        </w:rPr>
-        <w:t xml:space="preserve">Calcular preview</w:t>
-      </w:r>
-      <w:r>
-        <w:t xml:space="preserve">, revisá y</w:t>
-      </w:r>
-      <w:r>
-        <w:t xml:space="preserve"> </w:t>
-      </w:r>
-      <w:r>
-        <w:rPr>
-          <w:b/>
-          <w:bCs/>
-        </w:rPr>
-        <w:t xml:space="preserve">Generar asiento</w:t>
-      </w:r>
-      <w:r>
-        <w:t xml:space="preserve">. Cada partida de las cuentas no monetarias se reexpresa por el índice de su mes de origen (anticuación mensual); si ya registraste un ajuste anterior, lo previo a esa fecha se lleva con un solo coeficiente y lo posterior mes a mes. El Capital se ajusta contra</w:t>
-      </w:r>
-      <w:r>
-        <w:t xml:space="preserve"> </w:t>
-      </w:r>
-      <w:r>
-        <w:rPr>
-          <w:b/>
-          <w:bCs/>
-        </w:rPr>
-        <w:t xml:space="preserve">Ajuste de capital</w:t>
-      </w:r>
-      <w:r>
-        <w:t xml:space="preserve"> </w:t>
-      </w:r>
-      <w:r>
-        <w:t xml:space="preserve">(312000) y la contrapartida es el</w:t>
-      </w:r>
-      <w:r>
-        <w:t xml:space="preserve"> </w:t>
-      </w:r>
-      <w:r>
-        <w:rPr>
-          <w:b/>
-          <w:bCs/>
-        </w:rPr>
-        <w:t xml:space="preserve">RECPAM</w:t>
-      </w:r>
-      <w:r>
-        <w:t xml:space="preserve">. Pasá el mouse por una fila para ver el detalle por mes. Si falta el IPC de algún mes, se usa el anterior y el sistema avisa. Hacé el ajuste</w:t>
-      </w:r>
-      <w:r>
-        <w:t xml:space="preserve"> </w:t>
-      </w:r>
-      <w:r>
-        <w:rPr>
-          <w:b/>
-          <w:bCs/>
-        </w:rPr>
-        <w:t xml:space="preserve">antes</w:t>
-      </w:r>
-      <w:r>
-        <w:t xml:space="preserve"> </w:t>
-      </w:r>
-      <w:r>
-        <w:t xml:space="preserve">de refundir resultados.</w:t>
+        <w:t xml:space="preserve">Conciliá:</w:t>
+      </w:r>
+      <w:r>
+        <w:t xml:space="preserve"> </w:t>
+      </w:r>
+      <w:r>
+        <w:t xml:space="preserve">emparejá cada línea del extracto con su asiento. Los no conciliados quedan marcados.</w:t>
+      </w:r>
+    </w:p>
+    <w:bookmarkEnd w:id="57"/>
+    <w:bookmarkStart w:id="58" w:name="cierre-períodos-y-ajuste-por-inflación"/>
+    <w:p>
+      <w:pPr>
+        <w:pStyle w:val="Heading3"/>
+      </w:pPr>
+      <w:r>
+        <w:t xml:space="preserve">11.8 Cierre, períodos y ajuste por inflación</w:t>
       </w:r>
     </w:p>
     <w:p>
@@ -15589,7 +15949,7 @@
         <w:pStyle w:val="Compact"/>
         <w:numPr>
           <w:ilvl w:val="0"/>
-          <w:numId w:val="1020"/>
+          <w:numId w:val="1021"/>
         </w:numPr>
       </w:pPr>
       <w:r>
@@ -15597,13 +15957,26 @@
           <w:b/>
           <w:bCs/>
         </w:rPr>
-        <w:t xml:space="preserve">Histórico vs Ajustado:</w:t>
-      </w:r>
-      <w:r>
-        <w:t xml:space="preserve"> </w:t>
-      </w:r>
-      <w:r>
-        <w:t xml:space="preserve">muestra cada cuenta a valor nominal y reexpresada desde cero a la fecha de corte (no cuenta los ajustes ya registrados).</w:t>
+        <w:t xml:space="preserve">Períodos mensuales:</w:t>
+      </w:r>
+      <w:r>
+        <w:t xml:space="preserve"> </w:t>
+      </w:r>
+      <w:r>
+        <w:t xml:space="preserve">cerrás un mes para que</w:t>
+      </w:r>
+      <w:r>
+        <w:t xml:space="preserve"> </w:t>
+      </w:r>
+      <w:r>
+        <w:rPr>
+          <w:b/>
+          <w:bCs/>
+        </w:rPr>
+        <w:t xml:space="preserve">nadie cargue asientos en él</w:t>
+      </w:r>
+      <w:r>
+        <w:t xml:space="preserve">. Si necesitás corregir, lo reabre el administrador.</w:t>
       </w:r>
     </w:p>
     <w:p>
@@ -15611,7 +15984,7 @@
         <w:pStyle w:val="Compact"/>
         <w:numPr>
           <w:ilvl w:val="0"/>
-          <w:numId w:val="1020"/>
+          <w:numId w:val="1021"/>
         </w:numPr>
       </w:pPr>
       <w:r>
@@ -15619,29 +15992,13 @@
           <w:b/>
           <w:bCs/>
         </w:rPr>
-        <w:t xml:space="preserve">Comparativo entre ejercicios:</w:t>
-      </w:r>
-      <w:r>
-        <w:t xml:space="preserve"> </w:t>
-      </w:r>
-      <w:r>
-        <w:t xml:space="preserve">con</w:t>
-      </w:r>
-      <w:r>
-        <w:t xml:space="preserve"> </w:t>
-      </w:r>
-      <w:r>
-        <w:rPr>
-          <w:b/>
-          <w:bCs/>
-        </w:rPr>
-        <w:t xml:space="preserve">Moneda homogénea</w:t>
-      </w:r>
-      <w:r>
-        <w:t xml:space="preserve"> </w:t>
-      </w:r>
-      <w:r>
-        <w:t xml:space="preserve">tildado, el período A se lleva a moneda del período B (IPC B / IPC A) para que las cifras sean comparables, como pide la RT 54.</w:t>
+        <w:t xml:space="preserve">Índices IPC:</w:t>
+      </w:r>
+      <w:r>
+        <w:t xml:space="preserve"> </w:t>
+      </w:r>
+      <w:r>
+        <w:t xml:space="preserve">cargá el IPC del INDEC mes a mes (es la misma serie que publica la FACPCE). Es la base para el ajuste por inflación; cuanto más completa, más exacta la anticuación.</w:t>
       </w:r>
     </w:p>
     <w:p>
@@ -15649,7 +16006,7 @@
         <w:pStyle w:val="Compact"/>
         <w:numPr>
           <w:ilvl w:val="0"/>
-          <w:numId w:val="1020"/>
+          <w:numId w:val="1021"/>
         </w:numPr>
       </w:pPr>
       <w:r>
@@ -15657,13 +16014,26 @@
           <w:b/>
           <w:bCs/>
         </w:rPr>
-        <w:t xml:space="preserve">Cierre y apertura:</w:t>
-      </w:r>
-      <w:r>
-        <w:t xml:space="preserve"> </w:t>
-      </w:r>
-      <w:r>
-        <w:t xml:space="preserve">cierre del ejercicio en pasos (refundición de resultados → pasaje a resultados no asignados → cierre patrimonial → apertura). Usá</w:t>
+        <w:t xml:space="preserve">Ajuste por inflación (RT 54):</w:t>
+      </w:r>
+      <w:r>
+        <w:t xml:space="preserve"> </w:t>
+      </w:r>
+      <w:r>
+        <w:t xml:space="preserve">elegí el</w:t>
+      </w:r>
+      <w:r>
+        <w:t xml:space="preserve"> </w:t>
+      </w:r>
+      <w:r>
+        <w:rPr>
+          <w:b/>
+          <w:bCs/>
+        </w:rPr>
+        <w:t xml:space="preserve">mes de cierre</w:t>
+      </w:r>
+      <w:r>
+        <w:t xml:space="preserve">,</w:t>
       </w:r>
       <w:r>
         <w:t xml:space="preserve"> </w:t>
@@ -15676,23 +16046,65 @@
         <w:t xml:space="preserve">Calcular preview</w:t>
       </w:r>
       <w:r>
-        <w:t xml:space="preserve"> </w:t>
-      </w:r>
-      <w:r>
-        <w:t xml:space="preserve">antes de</w:t>
-      </w:r>
-      <w:r>
-        <w:t xml:space="preserve"> </w:t>
-      </w:r>
-      <w:r>
-        <w:rPr>
-          <w:b/>
-          <w:bCs/>
-        </w:rPr>
-        <w:t xml:space="preserve">Generar asientos</w:t>
-      </w:r>
-      <w:r>
-        <w:t xml:space="preserve">.</w:t>
+        <w:t xml:space="preserve">, revisá y</w:t>
+      </w:r>
+      <w:r>
+        <w:t xml:space="preserve"> </w:t>
+      </w:r>
+      <w:r>
+        <w:rPr>
+          <w:b/>
+          <w:bCs/>
+        </w:rPr>
+        <w:t xml:space="preserve">Generar asiento</w:t>
+      </w:r>
+      <w:r>
+        <w:t xml:space="preserve">. Cada partida de las cuentas no monetarias se reexpresa por el índice de su mes de origen (anticuación mensual); si ya registraste un ajuste anterior, lo previo a esa fecha se lleva con un solo coeficiente y lo posterior mes a mes. El Capital se ajusta contra</w:t>
+      </w:r>
+      <w:r>
+        <w:t xml:space="preserve"> </w:t>
+      </w:r>
+      <w:r>
+        <w:rPr>
+          <w:b/>
+          <w:bCs/>
+        </w:rPr>
+        <w:t xml:space="preserve">Ajuste de capital</w:t>
+      </w:r>
+      <w:r>
+        <w:t xml:space="preserve"> </w:t>
+      </w:r>
+      <w:r>
+        <w:t xml:space="preserve">(312000) y la contrapartida es el</w:t>
+      </w:r>
+      <w:r>
+        <w:t xml:space="preserve"> </w:t>
+      </w:r>
+      <w:r>
+        <w:rPr>
+          <w:b/>
+          <w:bCs/>
+        </w:rPr>
+        <w:t xml:space="preserve">RECPAM</w:t>
+      </w:r>
+      <w:r>
+        <w:t xml:space="preserve">. Pasá el mouse por una fila para ver el detalle por mes. Si falta el IPC de algún mes, se usa el anterior y el sistema avisa. Hacé el ajuste</w:t>
+      </w:r>
+      <w:r>
+        <w:t xml:space="preserve"> </w:t>
+      </w:r>
+      <w:r>
+        <w:rPr>
+          <w:b/>
+          <w:bCs/>
+        </w:rPr>
+        <w:t xml:space="preserve">antes</w:t>
+      </w:r>
+      <w:r>
+        <w:t xml:space="preserve"> </w:t>
+      </w:r>
+      <w:r>
+        <w:t xml:space="preserve">de refundir resultados.</w:t>
       </w:r>
     </w:p>
     <w:p>
@@ -15700,7 +16112,118 @@
         <w:pStyle w:val="Compact"/>
         <w:numPr>
           <w:ilvl w:val="0"/>
-          <w:numId w:val="1020"/>
+          <w:numId w:val="1021"/>
+        </w:numPr>
+      </w:pPr>
+      <w:r>
+        <w:rPr>
+          <w:b/>
+          <w:bCs/>
+        </w:rPr>
+        <w:t xml:space="preserve">Histórico vs Ajustado:</w:t>
+      </w:r>
+      <w:r>
+        <w:t xml:space="preserve"> </w:t>
+      </w:r>
+      <w:r>
+        <w:t xml:space="preserve">muestra cada cuenta a valor nominal y reexpresada desde cero a la fecha de corte (no cuenta los ajustes ya registrados).</w:t>
+      </w:r>
+    </w:p>
+    <w:p>
+      <w:pPr>
+        <w:pStyle w:val="Compact"/>
+        <w:numPr>
+          <w:ilvl w:val="0"/>
+          <w:numId w:val="1021"/>
+        </w:numPr>
+      </w:pPr>
+      <w:r>
+        <w:rPr>
+          <w:b/>
+          <w:bCs/>
+        </w:rPr>
+        <w:t xml:space="preserve">Comparativo entre ejercicios:</w:t>
+      </w:r>
+      <w:r>
+        <w:t xml:space="preserve"> </w:t>
+      </w:r>
+      <w:r>
+        <w:t xml:space="preserve">con</w:t>
+      </w:r>
+      <w:r>
+        <w:t xml:space="preserve"> </w:t>
+      </w:r>
+      <w:r>
+        <w:rPr>
+          <w:b/>
+          <w:bCs/>
+        </w:rPr>
+        <w:t xml:space="preserve">Moneda homogénea</w:t>
+      </w:r>
+      <w:r>
+        <w:t xml:space="preserve"> </w:t>
+      </w:r>
+      <w:r>
+        <w:t xml:space="preserve">tildado, el período A se lleva a moneda del período B (IPC B / IPC A) para que las cifras sean comparables, como pide la RT 54.</w:t>
+      </w:r>
+    </w:p>
+    <w:p>
+      <w:pPr>
+        <w:pStyle w:val="Compact"/>
+        <w:numPr>
+          <w:ilvl w:val="0"/>
+          <w:numId w:val="1021"/>
+        </w:numPr>
+      </w:pPr>
+      <w:r>
+        <w:rPr>
+          <w:b/>
+          <w:bCs/>
+        </w:rPr>
+        <w:t xml:space="preserve">Cierre y apertura:</w:t>
+      </w:r>
+      <w:r>
+        <w:t xml:space="preserve"> </w:t>
+      </w:r>
+      <w:r>
+        <w:t xml:space="preserve">cierre del ejercicio en pasos (refundición de resultados → pasaje a resultados no asignados → cierre patrimonial → apertura). Usá</w:t>
+      </w:r>
+      <w:r>
+        <w:t xml:space="preserve"> </w:t>
+      </w:r>
+      <w:r>
+        <w:rPr>
+          <w:b/>
+          <w:bCs/>
+        </w:rPr>
+        <w:t xml:space="preserve">Calcular preview</w:t>
+      </w:r>
+      <w:r>
+        <w:t xml:space="preserve"> </w:t>
+      </w:r>
+      <w:r>
+        <w:t xml:space="preserve">antes de</w:t>
+      </w:r>
+      <w:r>
+        <w:t xml:space="preserve"> </w:t>
+      </w:r>
+      <w:r>
+        <w:rPr>
+          <w:b/>
+          <w:bCs/>
+        </w:rPr>
+        <w:t xml:space="preserve">Generar asientos</w:t>
+      </w:r>
+      <w:r>
+        <w:t xml:space="preserve">.</w:t>
+      </w:r>
+    </w:p>
+    <w:p>
+      <w:pPr>
+        <w:pStyle w:val="Compact"/>
+        <w:numPr>
+          <w:ilvl w:val="0"/>
+          <w:numId w:val="1021"/>
         </w:numPr>
       </w:pPr>
       <w:r>
@@ -15786,7 +16309,7 @@
         <w:pStyle w:val="Compact"/>
         <w:numPr>
           <w:ilvl w:val="1"/>
-          <w:numId w:val="1021"/>
+          <w:numId w:val="1022"/>
         </w:numPr>
       </w:pPr>
       <w:r>
@@ -15808,7 +16331,7 @@
         <w:pStyle w:val="Compact"/>
         <w:numPr>
           <w:ilvl w:val="1"/>
-          <w:numId w:val="1021"/>
+          <w:numId w:val="1022"/>
         </w:numPr>
       </w:pPr>
       <w:r>
@@ -15830,7 +16353,7 @@
         <w:pStyle w:val="Compact"/>
         <w:numPr>
           <w:ilvl w:val="1"/>
-          <w:numId w:val="1021"/>
+          <w:numId w:val="1022"/>
         </w:numPr>
       </w:pPr>
       <w:r>
@@ -15852,7 +16375,7 @@
         <w:pStyle w:val="Compact"/>
         <w:numPr>
           <w:ilvl w:val="1"/>
-          <w:numId w:val="1021"/>
+          <w:numId w:val="1022"/>
         </w:numPr>
       </w:pPr>
       <w:r>
@@ -15874,7 +16397,7 @@
         <w:pStyle w:val="Compact"/>
         <w:numPr>
           <w:ilvl w:val="1"/>
-          <w:numId w:val="1021"/>
+          <w:numId w:val="1022"/>
         </w:numPr>
       </w:pPr>
       <w:r>
@@ -15909,7 +16432,7 @@
         <w:pStyle w:val="Compact"/>
         <w:numPr>
           <w:ilvl w:val="0"/>
-          <w:numId w:val="1020"/>
+          <w:numId w:val="1021"/>
         </w:numPr>
       </w:pPr>
       <w:r>
@@ -16037,7 +16560,7 @@
         <w:pStyle w:val="Compact"/>
         <w:numPr>
           <w:ilvl w:val="0"/>
-          <w:numId w:val="1020"/>
+          <w:numId w:val="1021"/>
         </w:numPr>
       </w:pPr>
       <w:r>
@@ -16088,7 +16611,7 @@
         <w:pStyle w:val="Compact"/>
         <w:numPr>
           <w:ilvl w:val="0"/>
-          <w:numId w:val="1020"/>
+          <w:numId w:val="1021"/>
         </w:numPr>
       </w:pPr>
       <w:r>
@@ -16112,9 +16635,9 @@
         </w:pict>
       </w:r>
     </w:p>
-    <w:bookmarkEnd w:id="57"/>
     <w:bookmarkEnd w:id="58"/>
-    <w:bookmarkStart w:id="62" w:name="configuración"/>
+    <w:bookmarkEnd w:id="59"/>
+    <w:bookmarkStart w:id="63" w:name="configuración"/>
     <w:p>
       <w:pPr>
         <w:pStyle w:val="Heading2"/>
@@ -16144,7 +16667,7 @@
         <w:t xml:space="preserve">.</w:t>
       </w:r>
     </w:p>
-    <w:bookmarkStart w:id="59" w:name="materiales"/>
+    <w:bookmarkStart w:id="60" w:name="materiales"/>
     <w:p>
       <w:pPr>
         <w:pStyle w:val="Heading3"/>
@@ -16235,148 +16758,14 @@
         <w:t xml:space="preserve">(activo / inactivo).</w:t>
       </w:r>
     </w:p>
-    <w:bookmarkEnd w:id="59"/>
-    <w:bookmarkStart w:id="60" w:name="usuarios-y-permisos-admin"/>
+    <w:bookmarkEnd w:id="60"/>
+    <w:bookmarkStart w:id="61" w:name="usuarios-y-permisos-admin"/>
     <w:p>
       <w:pPr>
         <w:pStyle w:val="Heading3"/>
       </w:pPr>
       <w:r>
         <w:t xml:space="preserve">12.2 Usuarios y permisos (admin)</w:t>
-      </w:r>
-    </w:p>
-    <w:p>
-      <w:pPr>
-        <w:pStyle w:val="Compact"/>
-        <w:numPr>
-          <w:ilvl w:val="0"/>
-          <w:numId w:val="1022"/>
-        </w:numPr>
-      </w:pPr>
-      <w:r>
-        <w:t xml:space="preserve">Ves y podés</w:t>
-      </w:r>
-      <w:r>
-        <w:t xml:space="preserve"> </w:t>
-      </w:r>
-      <w:r>
-        <w:rPr>
-          <w:b/>
-          <w:bCs/>
-        </w:rPr>
-        <w:t xml:space="preserve">cambiar el código de empresa</w:t>
-      </w:r>
-      <w:r>
-        <w:t xml:space="preserve"> </w:t>
-      </w:r>
-      <w:r>
-        <w:t xml:space="preserve">(el que usan los nuevos para unirse).</w:t>
-      </w:r>
-    </w:p>
-    <w:p>
-      <w:pPr>
-        <w:pStyle w:val="Compact"/>
-        <w:numPr>
-          <w:ilvl w:val="0"/>
-          <w:numId w:val="1022"/>
-        </w:numPr>
-      </w:pPr>
-      <w:r>
-        <w:t xml:space="preserve">Listás usuarios, editás su</w:t>
-      </w:r>
-      <w:r>
-        <w:t xml:space="preserve"> </w:t>
-      </w:r>
-      <w:r>
-        <w:rPr>
-          <w:b/>
-          <w:bCs/>
-        </w:rPr>
-        <w:t xml:space="preserve">rol</w:t>
-      </w:r>
-      <w:r>
-        <w:t xml:space="preserve"> </w:t>
-      </w:r>
-      <w:r>
-        <w:t xml:space="preserve">y</w:t>
-      </w:r>
-      <w:r>
-        <w:t xml:space="preserve"> </w:t>
-      </w:r>
-      <w:r>
-        <w:rPr>
-          <w:b/>
-          <w:bCs/>
-        </w:rPr>
-        <w:t xml:space="preserve">habilitás/deshabilitás módulos</w:t>
-      </w:r>
-      <w:r>
-        <w:t xml:space="preserve"> </w:t>
-      </w:r>
-      <w:r>
-        <w:t xml:space="preserve">por usuario. La lista cubre todos los módulos del sistema (inventario, producción, compras, ventas, calidad, análisis y contabilidad).</w:t>
-      </w:r>
-    </w:p>
-    <w:p>
-      <w:pPr>
-        <w:pStyle w:val="BlockText"/>
-      </w:pPr>
-      <w:r>
-        <w:rPr>
-          <w:b/>
-          <w:bCs/>
-        </w:rPr>
-        <w:t xml:space="preserve">Nota técnica:</w:t>
-      </w:r>
-      <w:r>
-        <w:t xml:space="preserve"> </w:t>
-      </w:r>
-      <w:r>
-        <w:t xml:space="preserve">los permisos por módulo hoy son</w:t>
-      </w:r>
-      <w:r>
-        <w:t xml:space="preserve"> </w:t>
-      </w:r>
-      <w:r>
-        <w:rPr>
-          <w:b/>
-          <w:bCs/>
-        </w:rPr>
-        <w:t xml:space="preserve">visuales</w:t>
-      </w:r>
-      <w:r>
-        <w:t xml:space="preserve"> </w:t>
-      </w:r>
-      <w:r>
-        <w:t xml:space="preserve">(esconden secciones del menú). No los uses como barrera de seguridad fuerte.</w:t>
-      </w:r>
-    </w:p>
-    <w:bookmarkEnd w:id="60"/>
-    <w:bookmarkStart w:id="61" w:name="imputación-contable"/>
-    <w:p>
-      <w:pPr>
-        <w:pStyle w:val="Heading3"/>
-      </w:pPr>
-      <w:r>
-        <w:t xml:space="preserve">12.3 Imputación contable</w:t>
-      </w:r>
-    </w:p>
-    <w:p>
-      <w:pPr>
-        <w:pStyle w:val="FirstParagraph"/>
-      </w:pPr>
-      <w:r>
-        <w:rPr>
-          <w:b/>
-          <w:bCs/>
-        </w:rPr>
-        <w:t xml:space="preserve">Clave para que los asientos automáticos funcionen.</w:t>
-      </w:r>
-      <w:r>
-        <w:t xml:space="preserve"> </w:t>
-      </w:r>
-      <w:r>
-        <w:t xml:space="preserve">Acá decís qué cuenta contable usar para cada tipo de operación:</w:t>
       </w:r>
     </w:p>
     <w:p>
@@ -16388,62 +16777,23 @@
         </w:numPr>
       </w:pPr>
       <w:r>
-        <w:rPr>
-          <w:b/>
-          <w:bCs/>
-        </w:rPr>
-        <w:t xml:space="preserve">Ventas:</w:t>
-      </w:r>
-      <w:r>
-        <w:t xml:space="preserve"> </w:t>
-      </w:r>
-      <w:r>
-        <w:t xml:space="preserve">cuenta de venta, deudores por ventas, IVA débito fiscal,</w:t>
-      </w:r>
-      <w:r>
-        <w:t xml:space="preserve"> </w:t>
-      </w:r>
-      <w:r>
-        <w:rPr>
-          <w:b/>
-          <w:bCs/>
-        </w:rPr>
-        <w:t xml:space="preserve">alícuota de IVA</w:t>
-      </w:r>
-      <w:r>
-        <w:t xml:space="preserve"> </w:t>
-      </w:r>
-      <w:r>
-        <w:t xml:space="preserve">(21% por defecto), si los precios</w:t>
-      </w:r>
-      <w:r>
-        <w:t xml:space="preserve"> </w:t>
-      </w:r>
-      <w:r>
-        <w:rPr>
-          <w:b/>
-          <w:bCs/>
-        </w:rPr>
-        <w:t xml:space="preserve">incluyen IVA</w:t>
-      </w:r>
-      <w:r>
-        <w:t xml:space="preserve">, y el</w:t>
-      </w:r>
-      <w:r>
-        <w:t xml:space="preserve"> </w:t>
-      </w:r>
-      <w:r>
-        <w:rPr>
-          <w:b/>
-          <w:bCs/>
-        </w:rPr>
-        <w:t xml:space="preserve">punto de venta AFIP</w:t>
-      </w:r>
-      <w:r>
-        <w:t xml:space="preserve"> </w:t>
-      </w:r>
-      <w:r>
-        <w:t xml:space="preserve">para la facturación electrónica.</w:t>
+        <w:t xml:space="preserve">Ves y podés</w:t>
+      </w:r>
+      <w:r>
+        <w:t xml:space="preserve"> </w:t>
+      </w:r>
+      <w:r>
+        <w:rPr>
+          <w:b/>
+          <w:bCs/>
+        </w:rPr>
+        <w:t xml:space="preserve">cambiar el código de empresa</w:t>
+      </w:r>
+      <w:r>
+        <w:t xml:space="preserve"> </w:t>
+      </w:r>
+      <w:r>
+        <w:t xml:space="preserve">(el que usan los nuevos para unirse).</w:t>
       </w:r>
     </w:p>
     <w:p>
@@ -16455,33 +16805,101 @@
         </w:numPr>
       </w:pPr>
       <w:r>
-        <w:rPr>
-          <w:b/>
-          <w:bCs/>
-        </w:rPr>
-        <w:t xml:space="preserve">Compras:</w:t>
-      </w:r>
-      <w:r>
-        <w:t xml:space="preserve"> </w:t>
-      </w:r>
-      <w:r>
-        <w:t xml:space="preserve">IVA crédito fiscal, proveedores, compra de materia prima / insumos / herramientas, servicios de terceros, y la cuenta puente</w:t>
-      </w:r>
-      <w:r>
-        <w:t xml:space="preserve"> </w:t>
-      </w:r>
-      <w:r>
-        <w:rPr>
-          <w:b/>
-          <w:bCs/>
-        </w:rPr>
-        <w:t xml:space="preserve">GR/IR</w:t>
-      </w:r>
-      <w:r>
-        <w:t xml:space="preserve"> </w:t>
-      </w:r>
-      <w:r>
-        <w:t xml:space="preserve">(facturas a recibir).</w:t>
+        <w:t xml:space="preserve">Listás usuarios, editás su</w:t>
+      </w:r>
+      <w:r>
+        <w:t xml:space="preserve"> </w:t>
+      </w:r>
+      <w:r>
+        <w:rPr>
+          <w:b/>
+          <w:bCs/>
+        </w:rPr>
+        <w:t xml:space="preserve">rol</w:t>
+      </w:r>
+      <w:r>
+        <w:t xml:space="preserve"> </w:t>
+      </w:r>
+      <w:r>
+        <w:t xml:space="preserve">y</w:t>
+      </w:r>
+      <w:r>
+        <w:t xml:space="preserve"> </w:t>
+      </w:r>
+      <w:r>
+        <w:rPr>
+          <w:b/>
+          <w:bCs/>
+        </w:rPr>
+        <w:t xml:space="preserve">habilitás/deshabilitás módulos</w:t>
+      </w:r>
+      <w:r>
+        <w:t xml:space="preserve"> </w:t>
+      </w:r>
+      <w:r>
+        <w:t xml:space="preserve">por usuario. La lista cubre todos los módulos del sistema (inventario, producción, compras, ventas, calidad, análisis y contabilidad).</w:t>
+      </w:r>
+    </w:p>
+    <w:p>
+      <w:pPr>
+        <w:pStyle w:val="BlockText"/>
+      </w:pPr>
+      <w:r>
+        <w:rPr>
+          <w:b/>
+          <w:bCs/>
+        </w:rPr>
+        <w:t xml:space="preserve">Nota técnica:</w:t>
+      </w:r>
+      <w:r>
+        <w:t xml:space="preserve"> </w:t>
+      </w:r>
+      <w:r>
+        <w:t xml:space="preserve">los permisos por módulo hoy son</w:t>
+      </w:r>
+      <w:r>
+        <w:t xml:space="preserve"> </w:t>
+      </w:r>
+      <w:r>
+        <w:rPr>
+          <w:b/>
+          <w:bCs/>
+        </w:rPr>
+        <w:t xml:space="preserve">visuales</w:t>
+      </w:r>
+      <w:r>
+        <w:t xml:space="preserve"> </w:t>
+      </w:r>
+      <w:r>
+        <w:t xml:space="preserve">(esconden secciones del menú). No los uses como barrera de seguridad fuerte.</w:t>
+      </w:r>
+    </w:p>
+    <w:bookmarkEnd w:id="61"/>
+    <w:bookmarkStart w:id="62" w:name="imputación-contable"/>
+    <w:p>
+      <w:pPr>
+        <w:pStyle w:val="Heading3"/>
+      </w:pPr>
+      <w:r>
+        <w:t xml:space="preserve">12.3 Imputación contable</w:t>
+      </w:r>
+    </w:p>
+    <w:p>
+      <w:pPr>
+        <w:pStyle w:val="FirstParagraph"/>
+      </w:pPr>
+      <w:r>
+        <w:rPr>
+          <w:b/>
+          <w:bCs/>
+        </w:rPr>
+        <w:t xml:space="preserve">Clave para que los asientos automáticos funcionen.</w:t>
+      </w:r>
+      <w:r>
+        <w:t xml:space="preserve"> </w:t>
+      </w:r>
+      <w:r>
+        <w:t xml:space="preserve">Acá decís qué cuenta contable usar para cada tipo de operación:</w:t>
       </w:r>
     </w:p>
     <w:p>
@@ -16489,7 +16907,7 @@
         <w:pStyle w:val="Compact"/>
         <w:numPr>
           <w:ilvl w:val="0"/>
-          <w:numId w:val="1023"/>
+          <w:numId w:val="1024"/>
         </w:numPr>
       </w:pPr>
       <w:r>
@@ -16497,45 +16915,58 @@
           <w:b/>
           <w:bCs/>
         </w:rPr>
-        <w:t xml:space="preserve">Caja y banco:</w:t>
-      </w:r>
-      <w:r>
-        <w:t xml:space="preserve"> </w:t>
-      </w:r>
-      <w:r>
-        <w:t xml:space="preserve">cuenta de caja (efectivo), cuenta de banco (transferencias),</w:t>
-      </w:r>
-      <w:r>
-        <w:t xml:space="preserve"> </w:t>
-      </w:r>
-      <w:r>
-        <w:rPr>
-          <w:b/>
-          <w:bCs/>
-        </w:rPr>
-        <w:t xml:space="preserve">cheques en cartera</w:t>
-      </w:r>
-      <w:r>
-        <w:t xml:space="preserve"> </w:t>
-      </w:r>
-      <w:r>
-        <w:t xml:space="preserve">(recibidos) y</w:t>
-      </w:r>
-      <w:r>
-        <w:t xml:space="preserve"> </w:t>
-      </w:r>
-      <w:r>
-        <w:rPr>
-          <w:b/>
-          <w:bCs/>
-        </w:rPr>
-        <w:t xml:space="preserve">cheques emitidos</w:t>
-      </w:r>
-      <w:r>
-        <w:t xml:space="preserve"> </w:t>
-      </w:r>
-      <w:r>
-        <w:t xml:space="preserve">(a pagar).</w:t>
+        <w:t xml:space="preserve">Ventas:</w:t>
+      </w:r>
+      <w:r>
+        <w:t xml:space="preserve"> </w:t>
+      </w:r>
+      <w:r>
+        <w:t xml:space="preserve">cuenta de venta, deudores por ventas, IVA débito fiscal,</w:t>
+      </w:r>
+      <w:r>
+        <w:t xml:space="preserve"> </w:t>
+      </w:r>
+      <w:r>
+        <w:rPr>
+          <w:b/>
+          <w:bCs/>
+        </w:rPr>
+        <w:t xml:space="preserve">alícuota de IVA</w:t>
+      </w:r>
+      <w:r>
+        <w:t xml:space="preserve"> </w:t>
+      </w:r>
+      <w:r>
+        <w:t xml:space="preserve">(21% por defecto), si los precios</w:t>
+      </w:r>
+      <w:r>
+        <w:t xml:space="preserve"> </w:t>
+      </w:r>
+      <w:r>
+        <w:rPr>
+          <w:b/>
+          <w:bCs/>
+        </w:rPr>
+        <w:t xml:space="preserve">incluyen IVA</w:t>
+      </w:r>
+      <w:r>
+        <w:t xml:space="preserve">, y el</w:t>
+      </w:r>
+      <w:r>
+        <w:t xml:space="preserve"> </w:t>
+      </w:r>
+      <w:r>
+        <w:rPr>
+          <w:b/>
+          <w:bCs/>
+        </w:rPr>
+        <w:t xml:space="preserve">punto de venta AFIP</w:t>
+      </w:r>
+      <w:r>
+        <w:t xml:space="preserve"> </w:t>
+      </w:r>
+      <w:r>
+        <w:t xml:space="preserve">para la facturación electrónica.</w:t>
       </w:r>
     </w:p>
     <w:p>
@@ -16543,7 +16974,7 @@
         <w:pStyle w:val="Compact"/>
         <w:numPr>
           <w:ilvl w:val="0"/>
-          <w:numId w:val="1023"/>
+          <w:numId w:val="1024"/>
         </w:numPr>
       </w:pPr>
       <w:r>
@@ -16551,13 +16982,29 @@
           <w:b/>
           <w:bCs/>
         </w:rPr>
-        <w:t xml:space="preserve">Retenciones sufridas:</w:t>
-      </w:r>
-      <w:r>
-        <w:t xml:space="preserve"> </w:t>
-      </w:r>
-      <w:r>
-        <w:t xml:space="preserve">las cuentas de crédito fiscal donde van las retenciones que te aplican los clientes (Ganancias, IIBB, SUSS, IVA). Vienen preconfiguradas con las cuentas del plan de Vitalmet.</w:t>
+        <w:t xml:space="preserve">Compras:</w:t>
+      </w:r>
+      <w:r>
+        <w:t xml:space="preserve"> </w:t>
+      </w:r>
+      <w:r>
+        <w:t xml:space="preserve">IVA crédito fiscal, proveedores, compra de materia prima / insumos / herramientas, servicios de terceros, y la cuenta puente</w:t>
+      </w:r>
+      <w:r>
+        <w:t xml:space="preserve"> </w:t>
+      </w:r>
+      <w:r>
+        <w:rPr>
+          <w:b/>
+          <w:bCs/>
+        </w:rPr>
+        <w:t xml:space="preserve">GR/IR</w:t>
+      </w:r>
+      <w:r>
+        <w:t xml:space="preserve"> </w:t>
+      </w:r>
+      <w:r>
+        <w:t xml:space="preserve">(facturas a recibir).</w:t>
       </w:r>
     </w:p>
     <w:p>
@@ -16565,7 +17012,7 @@
         <w:pStyle w:val="Compact"/>
         <w:numPr>
           <w:ilvl w:val="0"/>
-          <w:numId w:val="1023"/>
+          <w:numId w:val="1024"/>
         </w:numPr>
       </w:pPr>
       <w:r>
@@ -16573,29 +17020,45 @@
           <w:b/>
           <w:bCs/>
         </w:rPr>
-        <w:t xml:space="preserve">Stock y ajustes de inventario:</w:t>
-      </w:r>
-      <w:r>
-        <w:t xml:space="preserve"> </w:t>
-      </w:r>
-      <w:r>
-        <w:t xml:space="preserve">las cuentas de stock (materia prima, producto terminado, insumos) y la cuenta de resultado</w:t>
-      </w:r>
-      <w:r>
-        <w:t xml:space="preserve"> </w:t>
-      </w:r>
-      <w:r>
-        <w:rPr>
-          <w:b/>
-          <w:bCs/>
-        </w:rPr>
-        <w:t xml:space="preserve">AJUSTES DE INVENTARIO</w:t>
-      </w:r>
-      <w:r>
-        <w:t xml:space="preserve"> </w:t>
-      </w:r>
-      <w:r>
-        <w:t xml:space="preserve">contra la que se asientan las diferencias de ajustes y conteos físicos. Vienen preconfiguradas (114002 / 114001 / 114003 / 421099).</w:t>
+        <w:t xml:space="preserve">Caja y banco:</w:t>
+      </w:r>
+      <w:r>
+        <w:t xml:space="preserve"> </w:t>
+      </w:r>
+      <w:r>
+        <w:t xml:space="preserve">cuenta de caja (efectivo), cuenta de banco (transferencias),</w:t>
+      </w:r>
+      <w:r>
+        <w:t xml:space="preserve"> </w:t>
+      </w:r>
+      <w:r>
+        <w:rPr>
+          <w:b/>
+          <w:bCs/>
+        </w:rPr>
+        <w:t xml:space="preserve">cheques en cartera</w:t>
+      </w:r>
+      <w:r>
+        <w:t xml:space="preserve"> </w:t>
+      </w:r>
+      <w:r>
+        <w:t xml:space="preserve">(recibidos) y</w:t>
+      </w:r>
+      <w:r>
+        <w:t xml:space="preserve"> </w:t>
+      </w:r>
+      <w:r>
+        <w:rPr>
+          <w:b/>
+          <w:bCs/>
+        </w:rPr>
+        <w:t xml:space="preserve">cheques emitidos</w:t>
+      </w:r>
+      <w:r>
+        <w:t xml:space="preserve"> </w:t>
+      </w:r>
+      <w:r>
+        <w:t xml:space="preserve">(a pagar).</w:t>
       </w:r>
     </w:p>
     <w:p>
@@ -16603,7 +17066,67 @@
         <w:pStyle w:val="Compact"/>
         <w:numPr>
           <w:ilvl w:val="0"/>
-          <w:numId w:val="1023"/>
+          <w:numId w:val="1024"/>
+        </w:numPr>
+      </w:pPr>
+      <w:r>
+        <w:rPr>
+          <w:b/>
+          <w:bCs/>
+        </w:rPr>
+        <w:t xml:space="preserve">Retenciones sufridas:</w:t>
+      </w:r>
+      <w:r>
+        <w:t xml:space="preserve"> </w:t>
+      </w:r>
+      <w:r>
+        <w:t xml:space="preserve">las cuentas de crédito fiscal donde van las retenciones que te aplican los clientes (Ganancias, IIBB, SUSS, IVA). Vienen preconfiguradas con las cuentas del plan de Vitalmet.</w:t>
+      </w:r>
+    </w:p>
+    <w:p>
+      <w:pPr>
+        <w:pStyle w:val="Compact"/>
+        <w:numPr>
+          <w:ilvl w:val="0"/>
+          <w:numId w:val="1024"/>
+        </w:numPr>
+      </w:pPr>
+      <w:r>
+        <w:rPr>
+          <w:b/>
+          <w:bCs/>
+        </w:rPr>
+        <w:t xml:space="preserve">Stock y ajustes de inventario:</w:t>
+      </w:r>
+      <w:r>
+        <w:t xml:space="preserve"> </w:t>
+      </w:r>
+      <w:r>
+        <w:t xml:space="preserve">las cuentas de stock (materia prima, producto terminado, insumos) y la cuenta de resultado</w:t>
+      </w:r>
+      <w:r>
+        <w:t xml:space="preserve"> </w:t>
+      </w:r>
+      <w:r>
+        <w:rPr>
+          <w:b/>
+          <w:bCs/>
+        </w:rPr>
+        <w:t xml:space="preserve">AJUSTES DE INVENTARIO</w:t>
+      </w:r>
+      <w:r>
+        <w:t xml:space="preserve"> </w:t>
+      </w:r>
+      <w:r>
+        <w:t xml:space="preserve">contra la que se asientan las diferencias de ajustes y conteos físicos. Vienen preconfiguradas (114002 / 114001 / 114003 / 421099).</w:t>
+      </w:r>
+    </w:p>
+    <w:p>
+      <w:pPr>
+        <w:pStyle w:val="Compact"/>
+        <w:numPr>
+          <w:ilvl w:val="0"/>
+          <w:numId w:val="1024"/>
         </w:numPr>
       </w:pPr>
       <w:r>
@@ -16648,9 +17171,9 @@
         </w:pict>
       </w:r>
     </w:p>
-    <w:bookmarkEnd w:id="61"/>
     <w:bookmarkEnd w:id="62"/>
-    <w:bookmarkStart w:id="67" w:name="X9473a15fdcd54171d921b584f88070d9a9c6e2d"/>
+    <w:bookmarkEnd w:id="63"/>
+    <w:bookmarkStart w:id="68" w:name="X9473a15fdcd54171d921b584f88070d9a9c6e2d"/>
     <w:p>
       <w:pPr>
         <w:pStyle w:val="Heading2"/>
@@ -16667,7 +17190,7 @@
         <w:t xml:space="preserve">Si entendés estos cuatro circuitos, sabés usar el ERP. Seguilos en orden.</w:t>
       </w:r>
     </w:p>
-    <w:bookmarkStart w:id="63" w:name="Xfc6a747a46029e6b14e9ea4e3a507ed2abe5c07"/>
+    <w:bookmarkStart w:id="64" w:name="Xfc6a747a46029e6b14e9ea4e3a507ed2abe5c07"/>
     <w:p>
       <w:pPr>
         <w:pStyle w:val="Heading3"/>
@@ -16759,8 +17282,8 @@
         <w:t xml:space="preserve">al facturar (venta) y al cobrar.</w:t>
       </w:r>
     </w:p>
-    <w:bookmarkEnd w:id="63"/>
-    <w:bookmarkStart w:id="64" w:name="Xb3ee42997e9ab092cf999dfe51d386c7317685c"/>
+    <w:bookmarkEnd w:id="64"/>
+    <w:bookmarkStart w:id="65" w:name="Xb3ee42997e9ab092cf999dfe51d386c7317685c"/>
     <w:p>
       <w:pPr>
         <w:pStyle w:val="Heading3"/>
@@ -16870,8 +17393,8 @@
         <w:t xml:space="preserve">en la recepción (GR/IR), en la factura y en el pago.</w:t>
       </w:r>
     </w:p>
-    <w:bookmarkEnd w:id="64"/>
-    <w:bookmarkStart w:id="65" w:name="Xd1d7949bac4e6a12c5bcb040f4ddda9ac7470f4"/>
+    <w:bookmarkEnd w:id="65"/>
+    <w:bookmarkStart w:id="66" w:name="Xd1d7949bac4e6a12c5bcb040f4ddda9ac7470f4"/>
     <w:p>
       <w:pPr>
         <w:pStyle w:val="Heading3"/>
@@ -16954,8 +17477,8 @@
         <w:t xml:space="preserve">7. Análisis → Trazabilidad     → verificá la cadena certificado → colada → barra → OP → PT</w:t>
       </w:r>
     </w:p>
-    <w:bookmarkEnd w:id="65"/>
-    <w:bookmarkStart w:id="66" w:name="Xf9a70cdce17ec8d32f80fb3b897c3b5e5c61186"/>
+    <w:bookmarkEnd w:id="66"/>
+    <w:bookmarkStart w:id="67" w:name="Xf9a70cdce17ec8d32f80fb3b897c3b5e5c61186"/>
     <w:p>
       <w:pPr>
         <w:pStyle w:val="Heading3"/>
@@ -17048,9 +17571,9 @@
         </w:pict>
       </w:r>
     </w:p>
-    <w:bookmarkEnd w:id="66"/>
     <w:bookmarkEnd w:id="67"/>
-    <w:bookmarkStart w:id="68" w:name="reglas-de-oro-y-errores-comunes"/>
+    <w:bookmarkEnd w:id="68"/>
+    <w:bookmarkStart w:id="69" w:name="reglas-de-oro-y-errores-comunes"/>
     <w:p>
       <w:pPr>
         <w:pStyle w:val="Heading2"/>
@@ -18015,8 +18538,8 @@
         </w:pict>
       </w:r>
     </w:p>
-    <w:bookmarkEnd w:id="68"/>
-    <w:bookmarkStart w:id="69" w:name="preguntas-frecuentes"/>
+    <w:bookmarkEnd w:id="69"/>
+    <w:bookmarkStart w:id="70" w:name="preguntas-frecuentes"/>
     <w:p>
       <w:pPr>
         <w:pStyle w:val="Heading2"/>
@@ -18429,8 +18952,8 @@
         <w:t xml:space="preserve">Manual de usuario de VitalStock ERP. Ante dudas o errores que no figuran acá, contactá al administrador del sistema.</w:t>
       </w:r>
     </w:p>
-    <w:bookmarkEnd w:id="69"/>
     <w:bookmarkEnd w:id="70"/>
+    <w:bookmarkEnd w:id="71"/>
     <w:sectPr>
       <w:footnotePr>
         <w:numRestart w:val="eachSect"/>
@@ -18883,6 +19406,9 @@
     <w:abstractNumId w:val="991"/>
   </w:num>
   <w:num w:numId="1015">
+    <w:abstractNumId w:val="991"/>
+  </w:num>
+  <w:num w:numId="1016">
     <w:abstractNumId w:val="99411"/>
     <w:lvlOverride w:ilvl="0">
       <w:startOverride w:val="1"/>
@@ -18912,41 +19438,11 @@
       <w:startOverride w:val="1"/>
     </w:lvlOverride>
   </w:num>
-  <w:num w:numId="1016">
-    <w:abstractNumId w:val="991"/>
-  </w:num>
   <w:num w:numId="1017">
     <w:abstractNumId w:val="991"/>
   </w:num>
   <w:num w:numId="1018">
-    <w:abstractNumId w:val="99411"/>
-    <w:lvlOverride w:ilvl="0">
-      <w:startOverride w:val="1"/>
-    </w:lvlOverride>
-    <w:lvlOverride w:ilvl="1">
-      <w:startOverride w:val="1"/>
-    </w:lvlOverride>
-    <w:lvlOverride w:ilvl="2">
-      <w:startOverride w:val="1"/>
-    </w:lvlOverride>
-    <w:lvlOverride w:ilvl="3">
-      <w:startOverride w:val="1"/>
-    </w:lvlOverride>
-    <w:lvlOverride w:ilvl="4">
-      <w:startOverride w:val="1"/>
-    </w:lvlOverride>
-    <w:lvlOverride w:ilvl="5">
-      <w:startOverride w:val="1"/>
-    </w:lvlOverride>
-    <w:lvlOverride w:ilvl="6">
-      <w:startOverride w:val="1"/>
-    </w:lvlOverride>
-    <w:lvlOverride w:ilvl="7">
-      <w:startOverride w:val="1"/>
-    </w:lvlOverride>
-    <w:lvlOverride w:ilvl="8">
-      <w:startOverride w:val="1"/>
-    </w:lvlOverride>
+    <w:abstractNumId w:val="991"/>
   </w:num>
   <w:num w:numId="1019">
     <w:abstractNumId w:val="99411"/>
@@ -18979,9 +19475,6 @@
     </w:lvlOverride>
   </w:num>
   <w:num w:numId="1020">
-    <w:abstractNumId w:val="991"/>
-  </w:num>
-  <w:num w:numId="1021">
     <w:abstractNumId w:val="99411"/>
     <w:lvlOverride w:ilvl="0">
       <w:startOverride w:val="1"/>
@@ -19011,10 +19504,43 @@
       <w:startOverride w:val="1"/>
     </w:lvlOverride>
   </w:num>
-  <w:num w:numId="1022">
+  <w:num w:numId="1021">
     <w:abstractNumId w:val="991"/>
   </w:num>
+  <w:num w:numId="1022">
+    <w:abstractNumId w:val="99411"/>
+    <w:lvlOverride w:ilvl="0">
+      <w:startOverride w:val="1"/>
+    </w:lvlOverride>
+    <w:lvlOverride w:ilvl="1">
+      <w:startOverride w:val="1"/>
+    </w:lvlOverride>
+    <w:lvlOverride w:ilvl="2">
+      <w:startOverride w:val="1"/>
+    </w:lvlOverride>
+    <w:lvlOverride w:ilvl="3">
+      <w:startOverride w:val="1"/>
+    </w:lvlOverride>
+    <w:lvlOverride w:ilvl="4">
+      <w:startOverride w:val="1"/>
+    </w:lvlOverride>
+    <w:lvlOverride w:ilvl="5">
+      <w:startOverride w:val="1"/>
+    </w:lvlOverride>
+    <w:lvlOverride w:ilvl="6">
+      <w:startOverride w:val="1"/>
+    </w:lvlOverride>
+    <w:lvlOverride w:ilvl="7">
+      <w:startOverride w:val="1"/>
+    </w:lvlOverride>
+    <w:lvlOverride w:ilvl="8">
+      <w:startOverride w:val="1"/>
+    </w:lvlOverride>
+  </w:num>
   <w:num w:numId="1023">
+    <w:abstractNumId w:val="991"/>
+  </w:num>
+  <w:num w:numId="1024">
     <w:abstractNumId w:val="991"/>
   </w:num>
 </w:numbering>

--- a/docs/MANUAL_USUARIO.docx
+++ b/docs/MANUAL_USUARIO.docx
@@ -2,7 +2,7 @@
 <file path=word/document.xml><?xml version="1.0" encoding="utf-8"?>
 <w:document xmlns:w="http://schemas.openxmlformats.org/wordprocessingml/2006/main" xmlns:m="http://schemas.openxmlformats.org/officeDocument/2006/math" xmlns:r="http://schemas.openxmlformats.org/officeDocument/2006/relationships" xmlns:o="urn:schemas-microsoft-com:office:office" xmlns:v="urn:schemas-microsoft-com:vml" xmlns:w10="urn:schemas-microsoft-com:office:word" xmlns:a="http://schemas.openxmlformats.org/drawingml/2006/main" xmlns:pic="http://schemas.openxmlformats.org/drawingml/2006/picture" xmlns:wp="http://schemas.openxmlformats.org/drawingml/2006/wordprocessingDrawing">
   <w:body>
-    <w:bookmarkStart w:id="71" w:name="X49288d98bb0e101ac90548faf60c95f63953311"/>
+    <w:bookmarkStart w:id="72" w:name="X49288d98bb0e101ac90548faf60c95f63953311"/>
     <w:p>
       <w:pPr>
         <w:pStyle w:val="Heading1"/>
@@ -13935,7 +13935,7 @@
     </w:p>
     <w:bookmarkEnd w:id="49"/>
     <w:bookmarkEnd w:id="50"/>
-    <w:bookmarkStart w:id="59" w:name="contabilidad"/>
+    <w:bookmarkStart w:id="60" w:name="contabilidad"/>
     <w:p>
       <w:pPr>
         <w:pStyle w:val="Heading2"/>
@@ -16628,22 +16628,14 @@
         <w:t xml:space="preserve">cada cuenta imputable tiene un rubro (Plan de cuentas → Editar) que define dónde se expone en los estados contables y alimenta el reporte de Ratios.</w:t>
       </w:r>
     </w:p>
-    <w:p>
-      <w:r>
-        <w:pict>
-          <v:rect style="width:0;height:1.5pt" o:hralign="center" o:hrstd="t" o:hr="t"/>
-        </w:pict>
-      </w:r>
-    </w:p>
     <w:bookmarkEnd w:id="58"/>
-    <w:bookmarkEnd w:id="59"/>
-    <w:bookmarkStart w:id="63" w:name="configuración"/>
-    <w:p>
-      <w:pPr>
-        <w:pStyle w:val="Heading2"/>
-      </w:pPr>
-      <w:r>
-        <w:t xml:space="preserve">12. Configuración</w:t>
+    <w:bookmarkStart w:id="59" w:name="sueldos-y-libro-de-sueldos-digital-arca"/>
+    <w:p>
+      <w:pPr>
+        <w:pStyle w:val="Heading3"/>
+      </w:pPr>
+      <w:r>
+        <w:t xml:space="preserve">11.9 Sueldos y Libro de Sueldos Digital (ARCA)</w:t>
       </w:r>
     </w:p>
     <w:p>
@@ -16651,121 +16643,36 @@
         <w:pStyle w:val="FirstParagraph"/>
       </w:pPr>
       <w:r>
-        <w:t xml:space="preserve">Tres pestañas. Las dos últimas son</w:t>
-      </w:r>
-      <w:r>
-        <w:t xml:space="preserve"> </w:t>
-      </w:r>
-      <w:r>
-        <w:rPr>
-          <w:b/>
-          <w:bCs/>
-        </w:rPr>
-        <w:t xml:space="preserve">solo para el administrador</w:t>
-      </w:r>
-      <w:r>
-        <w:t xml:space="preserve">.</w:t>
-      </w:r>
-    </w:p>
-    <w:bookmarkStart w:id="60" w:name="materiales"/>
-    <w:p>
-      <w:pPr>
-        <w:pStyle w:val="Heading3"/>
-      </w:pPr>
-      <w:r>
-        <w:t xml:space="preserve">12.1 Materiales</w:t>
-      </w:r>
-    </w:p>
-    <w:p>
-      <w:pPr>
-        <w:pStyle w:val="FirstParagraph"/>
-      </w:pPr>
-      <w:r>
-        <w:t xml:space="preserve">El catálogo de tipos de acero / normas que después elegís en barras y certificados.</w:t>
-      </w:r>
-      <w:r>
-        <w:t xml:space="preserve"> </w:t>
-      </w:r>
-      <w:r>
-        <w:rPr>
-          <w:b/>
-          <w:bCs/>
-        </w:rPr>
-        <w:t xml:space="preserve">+ Nuevo material</w:t>
-      </w:r>
-      <w:r>
-        <w:t xml:space="preserve"> </w:t>
-      </w:r>
-      <w:r>
-        <w:t xml:space="preserve">→</w:t>
-      </w:r>
-      <w:r>
-        <w:t xml:space="preserve"> </w:t>
-      </w:r>
-      <w:r>
-        <w:rPr>
-          <w:b/>
-          <w:bCs/>
-        </w:rPr>
-        <w:t xml:space="preserve">Material / Norma</w:t>
-      </w:r>
-      <w:r>
-        <w:t xml:space="preserve"> </w:t>
-      </w:r>
-      <w:r>
-        <w:t xml:space="preserve">*,</w:t>
-      </w:r>
-      <w:r>
-        <w:t xml:space="preserve"> </w:t>
-      </w:r>
-      <w:r>
-        <w:rPr>
-          <w:b/>
-          <w:bCs/>
-        </w:rPr>
-        <w:t xml:space="preserve">Descripción</w:t>
-      </w:r>
-      <w:r>
-        <w:t xml:space="preserve">,</w:t>
-      </w:r>
-      <w:r>
-        <w:t xml:space="preserve"> </w:t>
-      </w:r>
-      <w:r>
-        <w:rPr>
-          <w:b/>
-          <w:bCs/>
-        </w:rPr>
-        <w:t xml:space="preserve">Orden</w:t>
-      </w:r>
-      <w:r>
-        <w:t xml:space="preserve">,</w:t>
-      </w:r>
-      <w:r>
-        <w:t xml:space="preserve"> </w:t>
-      </w:r>
-      <w:r>
-        <w:rPr>
-          <w:b/>
-          <w:bCs/>
-        </w:rPr>
-        <w:t xml:space="preserve">Estado</w:t>
-      </w:r>
-      <w:r>
-        <w:t xml:space="preserve"> </w:t>
-      </w:r>
-      <w:r>
-        <w:t xml:space="preserve">(activo / inactivo).</w:t>
-      </w:r>
-    </w:p>
-    <w:bookmarkEnd w:id="60"/>
-    <w:bookmarkStart w:id="61" w:name="usuarios-y-permisos-admin"/>
-    <w:p>
-      <w:pPr>
-        <w:pStyle w:val="Heading3"/>
-      </w:pPr>
-      <w:r>
-        <w:t xml:space="preserve">12.2 Usuarios y permisos (admin)</w:t>
+        <w:t xml:space="preserve">El ERP</w:t>
+      </w:r>
+      <w:r>
+        <w:t xml:space="preserve"> </w:t>
+      </w:r>
+      <w:r>
+        <w:rPr>
+          <w:b/>
+          <w:bCs/>
+        </w:rPr>
+        <w:t xml:space="preserve">no liquida sueldos</w:t>
+      </w:r>
+      <w:r>
+        <w:t xml:space="preserve">: registra lo que liquidó la contadora, genera el asiento de devengamiento y arma el archivo del</w:t>
+      </w:r>
+      <w:r>
+        <w:t xml:space="preserve"> </w:t>
+      </w:r>
+      <w:r>
+        <w:rPr>
+          <w:b/>
+          <w:bCs/>
+        </w:rPr>
+        <w:t xml:space="preserve">Libro de Sueldos Digital</w:t>
+      </w:r>
+      <w:r>
+        <w:t xml:space="preserve"> </w:t>
+      </w:r>
+      <w:r>
+        <w:t xml:space="preserve">para subir a ARCA.</w:t>
       </w:r>
     </w:p>
     <w:p>
@@ -16777,23 +16684,81 @@
         </w:numPr>
       </w:pPr>
       <w:r>
-        <w:t xml:space="preserve">Ves y podés</w:t>
-      </w:r>
-      <w:r>
-        <w:t xml:space="preserve"> </w:t>
-      </w:r>
-      <w:r>
-        <w:rPr>
-          <w:b/>
-          <w:bCs/>
-        </w:rPr>
-        <w:t xml:space="preserve">cambiar el código de empresa</w:t>
-      </w:r>
-      <w:r>
-        <w:t xml:space="preserve"> </w:t>
-      </w:r>
-      <w:r>
-        <w:t xml:space="preserve">(el que usan los nuevos para unirse).</w:t>
+        <w:rPr>
+          <w:b/>
+          <w:bCs/>
+        </w:rPr>
+        <w:t xml:space="preserve">Empleados:</w:t>
+      </w:r>
+      <w:r>
+        <w:t xml:space="preserve"> </w:t>
+      </w:r>
+      <w:r>
+        <w:t xml:space="preserve">un legajo por persona. Además de nombre, CUIL, categoría y centro de costo (fábrica / administración, que define las cuentas de gasto), abrí</w:t>
+      </w:r>
+      <w:r>
+        <w:t xml:space="preserve"> </w:t>
+      </w:r>
+      <w:r>
+        <w:rPr>
+          <w:b/>
+          <w:bCs/>
+        </w:rPr>
+        <w:t xml:space="preserve">Datos ARCA</w:t>
+      </w:r>
+      <w:r>
+        <w:t xml:space="preserve"> </w:t>
+      </w:r>
+      <w:r>
+        <w:t xml:space="preserve">y completá lo que va al F.931:</w:t>
+      </w:r>
+      <w:r>
+        <w:t xml:space="preserve"> </w:t>
+      </w:r>
+      <w:r>
+        <w:rPr>
+          <w:b/>
+          <w:bCs/>
+        </w:rPr>
+        <w:t xml:space="preserve">CBU</w:t>
+      </w:r>
+      <w:r>
+        <w:t xml:space="preserve"> </w:t>
+      </w:r>
+      <w:r>
+        <w:t xml:space="preserve">y forma de pago (la ley exige acreditación bancaria),</w:t>
+      </w:r>
+      <w:r>
+        <w:t xml:space="preserve"> </w:t>
+      </w:r>
+      <w:r>
+        <w:rPr>
+          <w:b/>
+          <w:bCs/>
+        </w:rPr>
+        <w:t xml:space="preserve">código de obra social</w:t>
+      </w:r>
+      <w:r>
+        <w:t xml:space="preserve"> </w:t>
+      </w:r>
+      <w:r>
+        <w:t xml:space="preserve">(RNOS, 6 dígitos),</w:t>
+      </w:r>
+      <w:r>
+        <w:t xml:space="preserve"> </w:t>
+      </w:r>
+      <w:r>
+        <w:rPr>
+          <w:b/>
+          <w:bCs/>
+        </w:rPr>
+        <w:t xml:space="preserve">código de actividad</w:t>
+      </w:r>
+      <w:r>
+        <w:t xml:space="preserve"> </w:t>
+      </w:r>
+      <w:r>
+        <w:t xml:space="preserve">SICOSS (3 dígitos), cónyuge, hijos, marcas CCT / SCVO y los códigos de situación, condición, modalidad (008 = tiempo completo indeterminado), siniestrado, localidad y situación de revista. Los defaults sirven para un operario en relación de dependencia; la contadora confirma cada legajo. Un empleado dado de baja no aparece en liquidaciones nuevas, pero su histórico queda.</w:t>
       </w:r>
     </w:p>
     <w:p>
@@ -16805,101 +16770,691 @@
         </w:numPr>
       </w:pPr>
       <w:r>
-        <w:t xml:space="preserve">Listás usuarios, editás su</w:t>
-      </w:r>
-      <w:r>
-        <w:t xml:space="preserve"> </w:t>
-      </w:r>
-      <w:r>
-        <w:rPr>
-          <w:b/>
-          <w:bCs/>
-        </w:rPr>
-        <w:t xml:space="preserve">rol</w:t>
-      </w:r>
-      <w:r>
-        <w:t xml:space="preserve"> </w:t>
-      </w:r>
-      <w:r>
-        <w:t xml:space="preserve">y</w:t>
-      </w:r>
-      <w:r>
-        <w:t xml:space="preserve"> </w:t>
-      </w:r>
-      <w:r>
-        <w:rPr>
-          <w:b/>
-          <w:bCs/>
-        </w:rPr>
-        <w:t xml:space="preserve">habilitás/deshabilitás módulos</w:t>
-      </w:r>
-      <w:r>
-        <w:t xml:space="preserve"> </w:t>
-      </w:r>
-      <w:r>
-        <w:t xml:space="preserve">por usuario. La lista cubre todos los módulos del sistema (inventario, producción, compras, ventas, calidad, análisis y contabilidad).</w:t>
-      </w:r>
-    </w:p>
-    <w:p>
-      <w:pPr>
-        <w:pStyle w:val="BlockText"/>
-      </w:pPr>
-      <w:r>
-        <w:rPr>
-          <w:b/>
-          <w:bCs/>
-        </w:rPr>
-        <w:t xml:space="preserve">Nota técnica:</w:t>
-      </w:r>
-      <w:r>
-        <w:t xml:space="preserve"> </w:t>
-      </w:r>
-      <w:r>
-        <w:t xml:space="preserve">los permisos por módulo hoy son</w:t>
-      </w:r>
-      <w:r>
-        <w:t xml:space="preserve"> </w:t>
-      </w:r>
-      <w:r>
-        <w:rPr>
-          <w:b/>
-          <w:bCs/>
-        </w:rPr>
-        <w:t xml:space="preserve">visuales</w:t>
-      </w:r>
-      <w:r>
-        <w:t xml:space="preserve"> </w:t>
-      </w:r>
-      <w:r>
-        <w:t xml:space="preserve">(esconden secciones del menú). No los uses como barrera de seguridad fuerte.</w:t>
+        <w:rPr>
+          <w:b/>
+          <w:bCs/>
+        </w:rPr>
+        <w:t xml:space="preserve">Conceptos ARCA (botón en la barra de Sueldos):</w:t>
+      </w:r>
+      <w:r>
+        <w:t xml:space="preserve"> </w:t>
+      </w:r>
+      <w:r>
+        <w:t xml:space="preserve">el catálogo de conceptos del recibo con</w:t>
+      </w:r>
+      <w:r>
+        <w:t xml:space="preserve"> </w:t>
+      </w:r>
+      <w:r>
+        <w:rPr>
+          <w:b/>
+          <w:bCs/>
+        </w:rPr>
+        <w:t xml:space="preserve">tus códigos</w:t>
+      </w:r>
+      <w:r>
+        <w:t xml:space="preserve"> </w:t>
+      </w:r>
+      <w:r>
+        <w:t xml:space="preserve">(100 básico, 130 horas extras, 300 jubilación, 320 obra social…). Son los mismos códigos que la contadora asocia a los conceptos de ARCA en Libro de Sueldos Digital → Conceptos. El</w:t>
+      </w:r>
+      <w:r>
+        <w:t xml:space="preserve"> </w:t>
+      </w:r>
+      <w:r>
+        <w:rPr>
+          <w:b/>
+          <w:bCs/>
+        </w:rPr>
+        <w:t xml:space="preserve">tipo</w:t>
+      </w:r>
+      <w:r>
+        <w:t xml:space="preserve"> </w:t>
+      </w:r>
+      <w:r>
+        <w:t xml:space="preserve">define qué hace cada uno:</w:t>
+      </w:r>
+      <w:r>
+        <w:t xml:space="preserve"> </w:t>
+      </w:r>
+      <w:r>
+        <w:rPr>
+          <w:i/>
+          <w:iCs/>
+        </w:rPr>
+        <w:t xml:space="preserve">remunerativo</w:t>
+      </w:r>
+      <w:r>
+        <w:t xml:space="preserve"> </w:t>
+      </w:r>
+      <w:r>
+        <w:t xml:space="preserve">suma al bruto,</w:t>
+      </w:r>
+      <w:r>
+        <w:t xml:space="preserve"> </w:t>
+      </w:r>
+      <w:r>
+        <w:rPr>
+          <w:i/>
+          <w:iCs/>
+        </w:rPr>
+        <w:t xml:space="preserve">no remunerativo</w:t>
+      </w:r>
+      <w:r>
+        <w:t xml:space="preserve"> </w:t>
+      </w:r>
+      <w:r>
+        <w:t xml:space="preserve">al no remunerativo,</w:t>
+      </w:r>
+      <w:r>
+        <w:t xml:space="preserve"> </w:t>
+      </w:r>
+      <w:r>
+        <w:rPr>
+          <w:i/>
+          <w:iCs/>
+        </w:rPr>
+        <w:t xml:space="preserve">descuento</w:t>
+      </w:r>
+      <w:r>
+        <w:t xml:space="preserve"> </w:t>
+      </w:r>
+      <w:r>
+        <w:t xml:space="preserve">a los aportes,</w:t>
+      </w:r>
+      <w:r>
+        <w:t xml:space="preserve"> </w:t>
+      </w:r>
+      <w:r>
+        <w:rPr>
+          <w:i/>
+          <w:iCs/>
+        </w:rPr>
+        <w:t xml:space="preserve">informativo</w:t>
+      </w:r>
+      <w:r>
+        <w:t xml:space="preserve"> </w:t>
+      </w:r>
+      <w:r>
+        <w:t xml:space="preserve">no suma (asignaciones familiares). Un concepto usado no se borra: se desactiva.</w:t>
+      </w:r>
+    </w:p>
+    <w:p>
+      <w:pPr>
+        <w:pStyle w:val="Compact"/>
+        <w:numPr>
+          <w:ilvl w:val="0"/>
+          <w:numId w:val="1023"/>
+        </w:numPr>
+      </w:pPr>
+      <w:r>
+        <w:rPr>
+          <w:b/>
+          <w:bCs/>
+        </w:rPr>
+        <w:t xml:space="preserve">Liquidación:</w:t>
+      </w:r>
+      <w:r>
+        <w:t xml:space="preserve"> </w:t>
+      </w:r>
+      <w:r>
+        <w:rPr>
+          <w:b/>
+          <w:bCs/>
+        </w:rPr>
+        <w:t xml:space="preserve">+ Liquidación</w:t>
+      </w:r>
+      <w:r>
+        <w:t xml:space="preserve"> </w:t>
+      </w:r>
+      <w:r>
+        <w:t xml:space="preserve">→ período (por defecto el mes anterior), tipo (mensual, quincena, SAC, vacaciones, final) y fecha de pago. Por cada empleado cargá los importes del recibo. Los % de arriba (aportes 17, contribuciones 27,35, ART 3) pre-calculan aportes, neto, contribuciones y ART al tipear el bruto; todos los campos son editables para que coincidan con el recibo real.</w:t>
+      </w:r>
+      <w:r>
+        <w:t xml:space="preserve"> </w:t>
+      </w:r>
+      <w:r>
+        <w:rPr>
+          <w:b/>
+          <w:bCs/>
+        </w:rPr>
+        <w:t xml:space="preserve">⏱ Traer horas de planta</w:t>
+      </w:r>
+      <w:r>
+        <w:t xml:space="preserve"> </w:t>
+      </w:r>
+      <w:r>
+        <w:t xml:space="preserve">suma las horas productivas de los timers del mes por operario y sugiere bruto = horas × valor hora.</w:t>
+      </w:r>
+    </w:p>
+    <w:p>
+      <w:pPr>
+        <w:pStyle w:val="Compact"/>
+        <w:numPr>
+          <w:ilvl w:val="0"/>
+          <w:numId w:val="1023"/>
+        </w:numPr>
+      </w:pPr>
+      <w:r>
+        <w:rPr>
+          <w:b/>
+          <w:bCs/>
+        </w:rPr>
+        <w:t xml:space="preserve">Botón ARCA de cada fila:</w:t>
+      </w:r>
+      <w:r>
+        <w:t xml:space="preserve"> </w:t>
+      </w:r>
+      <w:r>
+        <w:t xml:space="preserve">ahí van los</w:t>
+      </w:r>
+      <w:r>
+        <w:t xml:space="preserve"> </w:t>
+      </w:r>
+      <w:r>
+        <w:rPr>
+          <w:b/>
+          <w:bCs/>
+        </w:rPr>
+        <w:t xml:space="preserve">conceptos del recibo</w:t>
+      </w:r>
+      <w:r>
+        <w:t xml:space="preserve"> </w:t>
+      </w:r>
+      <w:r>
+        <w:t xml:space="preserve">(código, cantidad, unidades, importe; débito/crédito se deduce del tipo) y las</w:t>
+      </w:r>
+      <w:r>
+        <w:t xml:space="preserve"> </w:t>
+      </w:r>
+      <w:r>
+        <w:rPr>
+          <w:b/>
+          <w:bCs/>
+        </w:rPr>
+        <w:t xml:space="preserve">bases imponibles</w:t>
+      </w:r>
+      <w:r>
+        <w:t xml:space="preserve"> </w:t>
+      </w:r>
+      <w:r>
+        <w:t xml:space="preserve">del F.931. Con conceptos cargados, bruto / no remunerativo / aportes / neto</w:t>
+      </w:r>
+      <w:r>
+        <w:t xml:space="preserve"> </w:t>
+      </w:r>
+      <w:r>
+        <w:rPr>
+          <w:b/>
+          <w:bCs/>
+        </w:rPr>
+        <w:t xml:space="preserve">se calculan desde los conceptos</w:t>
+      </w:r>
+      <w:r>
+        <w:t xml:space="preserve"> </w:t>
+      </w:r>
+      <w:r>
+        <w:t xml:space="preserve">y la fila queda bloqueada (contribuciones y ART siguen a mano: no van al LSD, ARCA los calcula).</w:t>
+      </w:r>
+      <w:r>
+        <w:t xml:space="preserve"> </w:t>
+      </w:r>
+      <w:r>
+        <w:rPr>
+          <w:b/>
+          <w:bCs/>
+        </w:rPr>
+        <w:t xml:space="preserve">Prellenar desde el bruto</w:t>
+      </w:r>
+      <w:r>
+        <w:t xml:space="preserve"> </w:t>
+      </w:r>
+      <w:r>
+        <w:t xml:space="preserve">copia el bruto remunerativo a las bases 1–9 (con el tope de aportes configurado en 1/4/5), pone remuneración bruta = remunerativo + no remunerativo y base 10 = bruto − importe a detraer. Días trabajados (30)</w:t>
+      </w:r>
+      <w:r>
+        <w:t xml:space="preserve"> </w:t>
+      </w:r>
+      <w:r>
+        <w:rPr>
+          <w:b/>
+          <w:bCs/>
+        </w:rPr>
+        <w:t xml:space="preserve">o</w:t>
+      </w:r>
+      <w:r>
+        <w:t xml:space="preserve"> </w:t>
+      </w:r>
+      <w:r>
+        <w:t xml:space="preserve">horas: no ambos.</w:t>
+      </w:r>
+    </w:p>
+    <w:p>
+      <w:pPr>
+        <w:pStyle w:val="Compact"/>
+        <w:numPr>
+          <w:ilvl w:val="0"/>
+          <w:numId w:val="1023"/>
+        </w:numPr>
+      </w:pPr>
+      <w:r>
+        <w:rPr>
+          <w:b/>
+          <w:bCs/>
+        </w:rPr>
+        <w:t xml:space="preserve">Guardar borrador → Confirmar:</w:t>
+      </w:r>
+      <w:r>
+        <w:t xml:space="preserve"> </w:t>
+      </w:r>
+      <w:r>
+        <w:t xml:space="preserve">al confirmar se genera el asiento de devengamiento con fecha fin de mes (gastos por centro al debe; Sueldos a pagar por el neto y Cargas sociales a pagar por aportes + contribuciones + ART al haber). En liquidaciones mensuales o por quincena te pregunta si registrás también la</w:t>
+      </w:r>
+      <w:r>
+        <w:t xml:space="preserve"> </w:t>
+      </w:r>
+      <w:r>
+        <w:rPr>
+          <w:b/>
+          <w:bCs/>
+        </w:rPr>
+        <w:t xml:space="preserve">provisión de SAC</w:t>
+      </w:r>
+      <w:r>
+        <w:t xml:space="preserve"> </w:t>
+      </w:r>
+      <w:r>
+        <w:t xml:space="preserve">(1/12 del bruto); al confirmar un SAC, la provisión acumulada hasta ese mes se consume sola. No se puede cargar dos veces el mismo mes y tipo: editá la existente.</w:t>
+      </w:r>
+    </w:p>
+    <w:p>
+      <w:pPr>
+        <w:pStyle w:val="Compact"/>
+        <w:numPr>
+          <w:ilvl w:val="0"/>
+          <w:numId w:val="1023"/>
+        </w:numPr>
+      </w:pPr>
+      <w:r>
+        <w:rPr>
+          <w:b/>
+          <w:bCs/>
+        </w:rPr>
+        <w:t xml:space="preserve">Pagar netos / Pagar F.931:</w:t>
+      </w:r>
+      <w:r>
+        <w:t xml:space="preserve"> </w:t>
+      </w:r>
+      <w:r>
+        <w:t xml:space="preserve">un asiento contra la cuenta bancaria real por el</w:t>
+      </w:r>
+      <w:r>
+        <w:t xml:space="preserve"> </w:t>
+      </w:r>
+      <w:r>
+        <w:rPr>
+          <w:b/>
+          <w:bCs/>
+        </w:rPr>
+        <w:t xml:space="preserve">importe exacto</w:t>
+      </w:r>
+      <w:r>
+        <w:t xml:space="preserve"> </w:t>
+      </w:r>
+      <w:r>
+        <w:t xml:space="preserve">de la liquidación (Sueldos a pagar o Cargas a pagar contra Banco). Si pagaste otro monto o en dos veces, registralo como asiento manual: el badge PAGADO significa pagado completo y saca la liquidación del cashflow y de la alerta de vencimiento del F.931. Una liquidación con pagos registrados no se puede editar ni eliminar hasta anular esos asientos.</w:t>
+      </w:r>
+    </w:p>
+    <w:p>
+      <w:pPr>
+        <w:pStyle w:val="Compact"/>
+        <w:numPr>
+          <w:ilvl w:val="0"/>
+          <w:numId w:val="1023"/>
+        </w:numPr>
+      </w:pPr>
+      <w:r>
+        <w:rPr>
+          <w:b/>
+          <w:bCs/>
+        </w:rPr>
+        <w:t xml:space="preserve">Anular:</w:t>
+      </w:r>
+      <w:r>
+        <w:t xml:space="preserve"> </w:t>
+      </w:r>
+      <w:r>
+        <w:t xml:space="preserve">una confirmada vuelve a borrador (el asiento queda ANULADO, nunca se borra; motivo obligatorio). Un borrador se elimina.</w:t>
+      </w:r>
+    </w:p>
+    <w:p>
+      <w:pPr>
+        <w:pStyle w:val="Compact"/>
+        <w:numPr>
+          <w:ilvl w:val="0"/>
+          <w:numId w:val="1023"/>
+        </w:numPr>
+      </w:pPr>
+      <w:r>
+        <w:rPr>
+          <w:b/>
+          <w:bCs/>
+        </w:rPr>
+        <w:t xml:space="preserve">LSD (Libro de Sueldos Digital):</w:t>
+      </w:r>
+      <w:r>
+        <w:t xml:space="preserve"> </w:t>
+      </w:r>
+      <w:r>
+        <w:t xml:space="preserve">el botón</w:t>
+      </w:r>
+      <w:r>
+        <w:t xml:space="preserve"> </w:t>
+      </w:r>
+      <w:r>
+        <w:rPr>
+          <w:b/>
+          <w:bCs/>
+        </w:rPr>
+        <w:t xml:space="preserve">LSD</w:t>
+      </w:r>
+      <w:r>
+        <w:t xml:space="preserve"> </w:t>
+      </w:r>
+      <w:r>
+        <w:t xml:space="preserve">de cada liquidación abre el exportador. Completá una vez el</w:t>
+      </w:r>
+      <w:r>
+        <w:t xml:space="preserve"> </w:t>
+      </w:r>
+      <w:r>
+        <w:rPr>
+          <w:b/>
+          <w:bCs/>
+        </w:rPr>
+        <w:t xml:space="preserve">CUIT del empleador</w:t>
+      </w:r>
+      <w:r>
+        <w:t xml:space="preserve">, el tipo de empresa (Dec. 814/01), el importe a detraer (Ley 27.430) y el tope de aportes — quedan guardados. Elegí envío</w:t>
+      </w:r>
+      <w:r>
+        <w:t xml:space="preserve"> </w:t>
+      </w:r>
+      <w:r>
+        <w:rPr>
+          <w:b/>
+          <w:bCs/>
+        </w:rPr>
+        <w:t xml:space="preserve">SJ</w:t>
+      </w:r>
+      <w:r>
+        <w:t xml:space="preserve"> </w:t>
+      </w:r>
+      <w:r>
+        <w:t xml:space="preserve">(liquidación + F.931) o</w:t>
+      </w:r>
+      <w:r>
+        <w:t xml:space="preserve"> </w:t>
+      </w:r>
+      <w:r>
+        <w:rPr>
+          <w:b/>
+          <w:bCs/>
+        </w:rPr>
+        <w:t xml:space="preserve">RE</w:t>
+      </w:r>
+      <w:r>
+        <w:t xml:space="preserve"> </w:t>
+      </w:r>
+      <w:r>
+        <w:t xml:space="preserve">(solo rectifica el F.931), tipo de liquidación,</w:t>
+      </w:r>
+      <w:r>
+        <w:t xml:space="preserve"> </w:t>
+      </w:r>
+      <w:r>
+        <w:rPr>
+          <w:b/>
+          <w:bCs/>
+        </w:rPr>
+        <w:t xml:space="preserve">número de liquidación</w:t>
+      </w:r>
+      <w:r>
+        <w:t xml:space="preserve"> </w:t>
+      </w:r>
+      <w:r>
+        <w:t xml:space="preserve">(mayor a los ya enviados del período; el ERP sugiere el siguiente) y fecha de pago. El preview muestra el archivo línea por línea con su largo y</w:t>
+      </w:r>
+      <w:r>
+        <w:t xml:space="preserve"> </w:t>
+      </w:r>
+      <w:r>
+        <w:rPr>
+          <w:b/>
+          <w:bCs/>
+        </w:rPr>
+        <w:t xml:space="preserve">lista todo lo que ARCA rechazaría</w:t>
+      </w:r>
+      <w:r>
+        <w:t xml:space="preserve"> </w:t>
+      </w:r>
+      <w:r>
+        <w:t xml:space="preserve">(CUIL sin verificador, CBU inválido, empleado sin conceptos, sin obra social o actividad, días y horas a la vez, etc.): hasta que no esté limpio no hay descarga.</w:t>
+      </w:r>
+      <w:r>
+        <w:t xml:space="preserve"> </w:t>
+      </w:r>
+      <w:r>
+        <w:rPr>
+          <w:b/>
+          <w:bCs/>
+        </w:rPr>
+        <w:t xml:space="preserve">Descargar TXT</w:t>
+      </w:r>
+      <w:r>
+        <w:t xml:space="preserve"> </w:t>
+      </w:r>
+      <w:r>
+        <w:t xml:space="preserve">baja</w:t>
+      </w:r>
+      <w:r>
+        <w:t xml:space="preserve"> </w:t>
+      </w:r>
+      <w:r>
+        <w:rPr>
+          <w:rStyle w:val="VerbatimChar"/>
+        </w:rPr>
+        <w:t xml:space="preserve">LSD_AAAAMM_tipo_nro.txt</w:t>
+      </w:r>
+      <w:r>
+        <w:t xml:space="preserve">, guarda el número de liquidación (el botón pasa a</w:t>
+      </w:r>
+      <w:r>
+        <w:t xml:space="preserve"> </w:t>
+      </w:r>
+      <w:r>
+        <w:rPr>
+          <w:b/>
+          <w:bCs/>
+        </w:rPr>
+        <w:t xml:space="preserve">LSD ✓</w:t>
+      </w:r>
+      <w:r>
+        <w:t xml:space="preserve">) y lo subís en ARCA → Libro de Sueldos Digital → Carga de liquidación. Se puede exportar un borrador para validar en ARCA antes de confirmar.</w:t>
+      </w:r>
+    </w:p>
+    <w:p>
+      <w:pPr>
+        <w:pStyle w:val="Compact"/>
+        <w:numPr>
+          <w:ilvl w:val="0"/>
+          <w:numId w:val="1023"/>
+        </w:numPr>
+      </w:pPr>
+      <w:r>
+        <w:rPr>
+          <w:b/>
+          <w:bCs/>
+        </w:rPr>
+        <w:t xml:space="preserve">Alertas:</w:t>
+      </w:r>
+      <w:r>
+        <w:t xml:space="preserve"> </w:t>
+      </w:r>
+      <w:r>
+        <w:t xml:space="preserve">el F.931 vence entre el 7 y el 10 del mes siguiente; el panel</w:t>
+      </w:r>
+      <w:r>
+        <w:t xml:space="preserve"> </w:t>
+      </w:r>
+      <w:r>
+        <w:t xml:space="preserve">“Para hoy”</w:t>
+      </w:r>
+      <w:r>
+        <w:t xml:space="preserve"> </w:t>
+      </w:r>
+      <w:r>
+        <w:t xml:space="preserve">avisa desde el día 2 y marca vencido pasado el 9 si no registraste el pago de cargas. El cashflow proyectado suma los netos a la fecha de pago y el F.931 al día 9.</w:t>
+      </w:r>
+    </w:p>
+    <w:p>
+      <w:r>
+        <w:pict>
+          <v:rect style="width:0;height:1.5pt" o:hralign="center" o:hrstd="t" o:hr="t"/>
+        </w:pict>
+      </w:r>
+    </w:p>
+    <w:bookmarkEnd w:id="59"/>
+    <w:bookmarkEnd w:id="60"/>
+    <w:bookmarkStart w:id="64" w:name="configuración"/>
+    <w:p>
+      <w:pPr>
+        <w:pStyle w:val="Heading2"/>
+      </w:pPr>
+      <w:r>
+        <w:t xml:space="preserve">12. Configuración</w:t>
+      </w:r>
+    </w:p>
+    <w:p>
+      <w:pPr>
+        <w:pStyle w:val="FirstParagraph"/>
+      </w:pPr>
+      <w:r>
+        <w:t xml:space="preserve">Tres pestañas. Las dos últimas son</w:t>
+      </w:r>
+      <w:r>
+        <w:t xml:space="preserve"> </w:t>
+      </w:r>
+      <w:r>
+        <w:rPr>
+          <w:b/>
+          <w:bCs/>
+        </w:rPr>
+        <w:t xml:space="preserve">solo para el administrador</w:t>
+      </w:r>
+      <w:r>
+        <w:t xml:space="preserve">.</w:t>
+      </w:r>
+    </w:p>
+    <w:bookmarkStart w:id="61" w:name="materiales"/>
+    <w:p>
+      <w:pPr>
+        <w:pStyle w:val="Heading3"/>
+      </w:pPr>
+      <w:r>
+        <w:t xml:space="preserve">12.1 Materiales</w:t>
+      </w:r>
+    </w:p>
+    <w:p>
+      <w:pPr>
+        <w:pStyle w:val="FirstParagraph"/>
+      </w:pPr>
+      <w:r>
+        <w:t xml:space="preserve">El catálogo de tipos de acero / normas que después elegís en barras y certificados.</w:t>
+      </w:r>
+      <w:r>
+        <w:t xml:space="preserve"> </w:t>
+      </w:r>
+      <w:r>
+        <w:rPr>
+          <w:b/>
+          <w:bCs/>
+        </w:rPr>
+        <w:t xml:space="preserve">+ Nuevo material</w:t>
+      </w:r>
+      <w:r>
+        <w:t xml:space="preserve"> </w:t>
+      </w:r>
+      <w:r>
+        <w:t xml:space="preserve">→</w:t>
+      </w:r>
+      <w:r>
+        <w:t xml:space="preserve"> </w:t>
+      </w:r>
+      <w:r>
+        <w:rPr>
+          <w:b/>
+          <w:bCs/>
+        </w:rPr>
+        <w:t xml:space="preserve">Material / Norma</w:t>
+      </w:r>
+      <w:r>
+        <w:t xml:space="preserve"> </w:t>
+      </w:r>
+      <w:r>
+        <w:t xml:space="preserve">*,</w:t>
+      </w:r>
+      <w:r>
+        <w:t xml:space="preserve"> </w:t>
+      </w:r>
+      <w:r>
+        <w:rPr>
+          <w:b/>
+          <w:bCs/>
+        </w:rPr>
+        <w:t xml:space="preserve">Descripción</w:t>
+      </w:r>
+      <w:r>
+        <w:t xml:space="preserve">,</w:t>
+      </w:r>
+      <w:r>
+        <w:t xml:space="preserve"> </w:t>
+      </w:r>
+      <w:r>
+        <w:rPr>
+          <w:b/>
+          <w:bCs/>
+        </w:rPr>
+        <w:t xml:space="preserve">Orden</w:t>
+      </w:r>
+      <w:r>
+        <w:t xml:space="preserve">,</w:t>
+      </w:r>
+      <w:r>
+        <w:t xml:space="preserve"> </w:t>
+      </w:r>
+      <w:r>
+        <w:rPr>
+          <w:b/>
+          <w:bCs/>
+        </w:rPr>
+        <w:t xml:space="preserve">Estado</w:t>
+      </w:r>
+      <w:r>
+        <w:t xml:space="preserve"> </w:t>
+      </w:r>
+      <w:r>
+        <w:t xml:space="preserve">(activo / inactivo).</w:t>
       </w:r>
     </w:p>
     <w:bookmarkEnd w:id="61"/>
-    <w:bookmarkStart w:id="62" w:name="imputación-contable"/>
+    <w:bookmarkStart w:id="62" w:name="usuarios-y-permisos-admin"/>
     <w:p>
       <w:pPr>
         <w:pStyle w:val="Heading3"/>
       </w:pPr>
       <w:r>
-        <w:t xml:space="preserve">12.3 Imputación contable</w:t>
-      </w:r>
-    </w:p>
-    <w:p>
-      <w:pPr>
-        <w:pStyle w:val="FirstParagraph"/>
-      </w:pPr>
-      <w:r>
-        <w:rPr>
-          <w:b/>
-          <w:bCs/>
-        </w:rPr>
-        <w:t xml:space="preserve">Clave para que los asientos automáticos funcionen.</w:t>
-      </w:r>
-      <w:r>
-        <w:t xml:space="preserve"> </w:t>
-      </w:r>
-      <w:r>
-        <w:t xml:space="preserve">Acá decís qué cuenta contable usar para cada tipo de operación:</w:t>
+        <w:t xml:space="preserve">12.2 Usuarios y permisos (admin)</w:t>
       </w:r>
     </w:p>
     <w:p>
@@ -16911,62 +17466,23 @@
         </w:numPr>
       </w:pPr>
       <w:r>
-        <w:rPr>
-          <w:b/>
-          <w:bCs/>
-        </w:rPr>
-        <w:t xml:space="preserve">Ventas:</w:t>
-      </w:r>
-      <w:r>
-        <w:t xml:space="preserve"> </w:t>
-      </w:r>
-      <w:r>
-        <w:t xml:space="preserve">cuenta de venta, deudores por ventas, IVA débito fiscal,</w:t>
-      </w:r>
-      <w:r>
-        <w:t xml:space="preserve"> </w:t>
-      </w:r>
-      <w:r>
-        <w:rPr>
-          <w:b/>
-          <w:bCs/>
-        </w:rPr>
-        <w:t xml:space="preserve">alícuota de IVA</w:t>
-      </w:r>
-      <w:r>
-        <w:t xml:space="preserve"> </w:t>
-      </w:r>
-      <w:r>
-        <w:t xml:space="preserve">(21% por defecto), si los precios</w:t>
-      </w:r>
-      <w:r>
-        <w:t xml:space="preserve"> </w:t>
-      </w:r>
-      <w:r>
-        <w:rPr>
-          <w:b/>
-          <w:bCs/>
-        </w:rPr>
-        <w:t xml:space="preserve">incluyen IVA</w:t>
-      </w:r>
-      <w:r>
-        <w:t xml:space="preserve">, y el</w:t>
-      </w:r>
-      <w:r>
-        <w:t xml:space="preserve"> </w:t>
-      </w:r>
-      <w:r>
-        <w:rPr>
-          <w:b/>
-          <w:bCs/>
-        </w:rPr>
-        <w:t xml:space="preserve">punto de venta AFIP</w:t>
-      </w:r>
-      <w:r>
-        <w:t xml:space="preserve"> </w:t>
-      </w:r>
-      <w:r>
-        <w:t xml:space="preserve">para la facturación electrónica.</w:t>
+        <w:t xml:space="preserve">Ves y podés</w:t>
+      </w:r>
+      <w:r>
+        <w:t xml:space="preserve"> </w:t>
+      </w:r>
+      <w:r>
+        <w:rPr>
+          <w:b/>
+          <w:bCs/>
+        </w:rPr>
+        <w:t xml:space="preserve">cambiar el código de empresa</w:t>
+      </w:r>
+      <w:r>
+        <w:t xml:space="preserve"> </w:t>
+      </w:r>
+      <w:r>
+        <w:t xml:space="preserve">(el que usan los nuevos para unirse).</w:t>
       </w:r>
     </w:p>
     <w:p>
@@ -16978,33 +17494,101 @@
         </w:numPr>
       </w:pPr>
       <w:r>
-        <w:rPr>
-          <w:b/>
-          <w:bCs/>
-        </w:rPr>
-        <w:t xml:space="preserve">Compras:</w:t>
-      </w:r>
-      <w:r>
-        <w:t xml:space="preserve"> </w:t>
-      </w:r>
-      <w:r>
-        <w:t xml:space="preserve">IVA crédito fiscal, proveedores, compra de materia prima / insumos / herramientas, servicios de terceros, y la cuenta puente</w:t>
-      </w:r>
-      <w:r>
-        <w:t xml:space="preserve"> </w:t>
-      </w:r>
-      <w:r>
-        <w:rPr>
-          <w:b/>
-          <w:bCs/>
-        </w:rPr>
-        <w:t xml:space="preserve">GR/IR</w:t>
-      </w:r>
-      <w:r>
-        <w:t xml:space="preserve"> </w:t>
-      </w:r>
-      <w:r>
-        <w:t xml:space="preserve">(facturas a recibir).</w:t>
+        <w:t xml:space="preserve">Listás usuarios, editás su</w:t>
+      </w:r>
+      <w:r>
+        <w:t xml:space="preserve"> </w:t>
+      </w:r>
+      <w:r>
+        <w:rPr>
+          <w:b/>
+          <w:bCs/>
+        </w:rPr>
+        <w:t xml:space="preserve">rol</w:t>
+      </w:r>
+      <w:r>
+        <w:t xml:space="preserve"> </w:t>
+      </w:r>
+      <w:r>
+        <w:t xml:space="preserve">y</w:t>
+      </w:r>
+      <w:r>
+        <w:t xml:space="preserve"> </w:t>
+      </w:r>
+      <w:r>
+        <w:rPr>
+          <w:b/>
+          <w:bCs/>
+        </w:rPr>
+        <w:t xml:space="preserve">habilitás/deshabilitás módulos</w:t>
+      </w:r>
+      <w:r>
+        <w:t xml:space="preserve"> </w:t>
+      </w:r>
+      <w:r>
+        <w:t xml:space="preserve">por usuario. La lista cubre todos los módulos del sistema (inventario, producción, compras, ventas, calidad, análisis y contabilidad).</w:t>
+      </w:r>
+    </w:p>
+    <w:p>
+      <w:pPr>
+        <w:pStyle w:val="BlockText"/>
+      </w:pPr>
+      <w:r>
+        <w:rPr>
+          <w:b/>
+          <w:bCs/>
+        </w:rPr>
+        <w:t xml:space="preserve">Nota técnica:</w:t>
+      </w:r>
+      <w:r>
+        <w:t xml:space="preserve"> </w:t>
+      </w:r>
+      <w:r>
+        <w:t xml:space="preserve">los permisos por módulo hoy son</w:t>
+      </w:r>
+      <w:r>
+        <w:t xml:space="preserve"> </w:t>
+      </w:r>
+      <w:r>
+        <w:rPr>
+          <w:b/>
+          <w:bCs/>
+        </w:rPr>
+        <w:t xml:space="preserve">visuales</w:t>
+      </w:r>
+      <w:r>
+        <w:t xml:space="preserve"> </w:t>
+      </w:r>
+      <w:r>
+        <w:t xml:space="preserve">(esconden secciones del menú). No los uses como barrera de seguridad fuerte.</w:t>
+      </w:r>
+    </w:p>
+    <w:bookmarkEnd w:id="62"/>
+    <w:bookmarkStart w:id="63" w:name="imputación-contable"/>
+    <w:p>
+      <w:pPr>
+        <w:pStyle w:val="Heading3"/>
+      </w:pPr>
+      <w:r>
+        <w:t xml:space="preserve">12.3 Imputación contable</w:t>
+      </w:r>
+    </w:p>
+    <w:p>
+      <w:pPr>
+        <w:pStyle w:val="FirstParagraph"/>
+      </w:pPr>
+      <w:r>
+        <w:rPr>
+          <w:b/>
+          <w:bCs/>
+        </w:rPr>
+        <w:t xml:space="preserve">Clave para que los asientos automáticos funcionen.</w:t>
+      </w:r>
+      <w:r>
+        <w:t xml:space="preserve"> </w:t>
+      </w:r>
+      <w:r>
+        <w:t xml:space="preserve">Acá decís qué cuenta contable usar para cada tipo de operación:</w:t>
       </w:r>
     </w:p>
     <w:p>
@@ -17012,7 +17596,7 @@
         <w:pStyle w:val="Compact"/>
         <w:numPr>
           <w:ilvl w:val="0"/>
-          <w:numId w:val="1024"/>
+          <w:numId w:val="1025"/>
         </w:numPr>
       </w:pPr>
       <w:r>
@@ -17020,45 +17604,58 @@
           <w:b/>
           <w:bCs/>
         </w:rPr>
-        <w:t xml:space="preserve">Caja y banco:</w:t>
-      </w:r>
-      <w:r>
-        <w:t xml:space="preserve"> </w:t>
-      </w:r>
-      <w:r>
-        <w:t xml:space="preserve">cuenta de caja (efectivo), cuenta de banco (transferencias),</w:t>
-      </w:r>
-      <w:r>
-        <w:t xml:space="preserve"> </w:t>
-      </w:r>
-      <w:r>
-        <w:rPr>
-          <w:b/>
-          <w:bCs/>
-        </w:rPr>
-        <w:t xml:space="preserve">cheques en cartera</w:t>
-      </w:r>
-      <w:r>
-        <w:t xml:space="preserve"> </w:t>
-      </w:r>
-      <w:r>
-        <w:t xml:space="preserve">(recibidos) y</w:t>
-      </w:r>
-      <w:r>
-        <w:t xml:space="preserve"> </w:t>
-      </w:r>
-      <w:r>
-        <w:rPr>
-          <w:b/>
-          <w:bCs/>
-        </w:rPr>
-        <w:t xml:space="preserve">cheques emitidos</w:t>
-      </w:r>
-      <w:r>
-        <w:t xml:space="preserve"> </w:t>
-      </w:r>
-      <w:r>
-        <w:t xml:space="preserve">(a pagar).</w:t>
+        <w:t xml:space="preserve">Ventas:</w:t>
+      </w:r>
+      <w:r>
+        <w:t xml:space="preserve"> </w:t>
+      </w:r>
+      <w:r>
+        <w:t xml:space="preserve">cuenta de venta, deudores por ventas, IVA débito fiscal,</w:t>
+      </w:r>
+      <w:r>
+        <w:t xml:space="preserve"> </w:t>
+      </w:r>
+      <w:r>
+        <w:rPr>
+          <w:b/>
+          <w:bCs/>
+        </w:rPr>
+        <w:t xml:space="preserve">alícuota de IVA</w:t>
+      </w:r>
+      <w:r>
+        <w:t xml:space="preserve"> </w:t>
+      </w:r>
+      <w:r>
+        <w:t xml:space="preserve">(21% por defecto), si los precios</w:t>
+      </w:r>
+      <w:r>
+        <w:t xml:space="preserve"> </w:t>
+      </w:r>
+      <w:r>
+        <w:rPr>
+          <w:b/>
+          <w:bCs/>
+        </w:rPr>
+        <w:t xml:space="preserve">incluyen IVA</w:t>
+      </w:r>
+      <w:r>
+        <w:t xml:space="preserve">, y el</w:t>
+      </w:r>
+      <w:r>
+        <w:t xml:space="preserve"> </w:t>
+      </w:r>
+      <w:r>
+        <w:rPr>
+          <w:b/>
+          <w:bCs/>
+        </w:rPr>
+        <w:t xml:space="preserve">punto de venta AFIP</w:t>
+      </w:r>
+      <w:r>
+        <w:t xml:space="preserve"> </w:t>
+      </w:r>
+      <w:r>
+        <w:t xml:space="preserve">para la facturación electrónica.</w:t>
       </w:r>
     </w:p>
     <w:p>
@@ -17066,7 +17663,7 @@
         <w:pStyle w:val="Compact"/>
         <w:numPr>
           <w:ilvl w:val="0"/>
-          <w:numId w:val="1024"/>
+          <w:numId w:val="1025"/>
         </w:numPr>
       </w:pPr>
       <w:r>
@@ -17074,13 +17671,29 @@
           <w:b/>
           <w:bCs/>
         </w:rPr>
-        <w:t xml:space="preserve">Retenciones sufridas:</w:t>
-      </w:r>
-      <w:r>
-        <w:t xml:space="preserve"> </w:t>
-      </w:r>
-      <w:r>
-        <w:t xml:space="preserve">las cuentas de crédito fiscal donde van las retenciones que te aplican los clientes (Ganancias, IIBB, SUSS, IVA). Vienen preconfiguradas con las cuentas del plan de Vitalmet.</w:t>
+        <w:t xml:space="preserve">Compras:</w:t>
+      </w:r>
+      <w:r>
+        <w:t xml:space="preserve"> </w:t>
+      </w:r>
+      <w:r>
+        <w:t xml:space="preserve">IVA crédito fiscal, proveedores, compra de materia prima / insumos / herramientas, servicios de terceros, y la cuenta puente</w:t>
+      </w:r>
+      <w:r>
+        <w:t xml:space="preserve"> </w:t>
+      </w:r>
+      <w:r>
+        <w:rPr>
+          <w:b/>
+          <w:bCs/>
+        </w:rPr>
+        <w:t xml:space="preserve">GR/IR</w:t>
+      </w:r>
+      <w:r>
+        <w:t xml:space="preserve"> </w:t>
+      </w:r>
+      <w:r>
+        <w:t xml:space="preserve">(facturas a recibir).</w:t>
       </w:r>
     </w:p>
     <w:p>
@@ -17088,7 +17701,7 @@
         <w:pStyle w:val="Compact"/>
         <w:numPr>
           <w:ilvl w:val="0"/>
-          <w:numId w:val="1024"/>
+          <w:numId w:val="1025"/>
         </w:numPr>
       </w:pPr>
       <w:r>
@@ -17096,29 +17709,45 @@
           <w:b/>
           <w:bCs/>
         </w:rPr>
-        <w:t xml:space="preserve">Stock y ajustes de inventario:</w:t>
-      </w:r>
-      <w:r>
-        <w:t xml:space="preserve"> </w:t>
-      </w:r>
-      <w:r>
-        <w:t xml:space="preserve">las cuentas de stock (materia prima, producto terminado, insumos) y la cuenta de resultado</w:t>
-      </w:r>
-      <w:r>
-        <w:t xml:space="preserve"> </w:t>
-      </w:r>
-      <w:r>
-        <w:rPr>
-          <w:b/>
-          <w:bCs/>
-        </w:rPr>
-        <w:t xml:space="preserve">AJUSTES DE INVENTARIO</w:t>
-      </w:r>
-      <w:r>
-        <w:t xml:space="preserve"> </w:t>
-      </w:r>
-      <w:r>
-        <w:t xml:space="preserve">contra la que se asientan las diferencias de ajustes y conteos físicos. Vienen preconfiguradas (114002 / 114001 / 114003 / 421099).</w:t>
+        <w:t xml:space="preserve">Caja y banco:</w:t>
+      </w:r>
+      <w:r>
+        <w:t xml:space="preserve"> </w:t>
+      </w:r>
+      <w:r>
+        <w:t xml:space="preserve">cuenta de caja (efectivo), cuenta de banco (transferencias),</w:t>
+      </w:r>
+      <w:r>
+        <w:t xml:space="preserve"> </w:t>
+      </w:r>
+      <w:r>
+        <w:rPr>
+          <w:b/>
+          <w:bCs/>
+        </w:rPr>
+        <w:t xml:space="preserve">cheques en cartera</w:t>
+      </w:r>
+      <w:r>
+        <w:t xml:space="preserve"> </w:t>
+      </w:r>
+      <w:r>
+        <w:t xml:space="preserve">(recibidos) y</w:t>
+      </w:r>
+      <w:r>
+        <w:t xml:space="preserve"> </w:t>
+      </w:r>
+      <w:r>
+        <w:rPr>
+          <w:b/>
+          <w:bCs/>
+        </w:rPr>
+        <w:t xml:space="preserve">cheques emitidos</w:t>
+      </w:r>
+      <w:r>
+        <w:t xml:space="preserve"> </w:t>
+      </w:r>
+      <w:r>
+        <w:t xml:space="preserve">(a pagar).</w:t>
       </w:r>
     </w:p>
     <w:p>
@@ -17126,7 +17755,67 @@
         <w:pStyle w:val="Compact"/>
         <w:numPr>
           <w:ilvl w:val="0"/>
-          <w:numId w:val="1024"/>
+          <w:numId w:val="1025"/>
+        </w:numPr>
+      </w:pPr>
+      <w:r>
+        <w:rPr>
+          <w:b/>
+          <w:bCs/>
+        </w:rPr>
+        <w:t xml:space="preserve">Retenciones sufridas:</w:t>
+      </w:r>
+      <w:r>
+        <w:t xml:space="preserve"> </w:t>
+      </w:r>
+      <w:r>
+        <w:t xml:space="preserve">las cuentas de crédito fiscal donde van las retenciones que te aplican los clientes (Ganancias, IIBB, SUSS, IVA). Vienen preconfiguradas con las cuentas del plan de Vitalmet.</w:t>
+      </w:r>
+    </w:p>
+    <w:p>
+      <w:pPr>
+        <w:pStyle w:val="Compact"/>
+        <w:numPr>
+          <w:ilvl w:val="0"/>
+          <w:numId w:val="1025"/>
+        </w:numPr>
+      </w:pPr>
+      <w:r>
+        <w:rPr>
+          <w:b/>
+          <w:bCs/>
+        </w:rPr>
+        <w:t xml:space="preserve">Stock y ajustes de inventario:</w:t>
+      </w:r>
+      <w:r>
+        <w:t xml:space="preserve"> </w:t>
+      </w:r>
+      <w:r>
+        <w:t xml:space="preserve">las cuentas de stock (materia prima, producto terminado, insumos) y la cuenta de resultado</w:t>
+      </w:r>
+      <w:r>
+        <w:t xml:space="preserve"> </w:t>
+      </w:r>
+      <w:r>
+        <w:rPr>
+          <w:b/>
+          <w:bCs/>
+        </w:rPr>
+        <w:t xml:space="preserve">AJUSTES DE INVENTARIO</w:t>
+      </w:r>
+      <w:r>
+        <w:t xml:space="preserve"> </w:t>
+      </w:r>
+      <w:r>
+        <w:t xml:space="preserve">contra la que se asientan las diferencias de ajustes y conteos físicos. Vienen preconfiguradas (114002 / 114001 / 114003 / 421099).</w:t>
+      </w:r>
+    </w:p>
+    <w:p>
+      <w:pPr>
+        <w:pStyle w:val="Compact"/>
+        <w:numPr>
+          <w:ilvl w:val="0"/>
+          <w:numId w:val="1025"/>
         </w:numPr>
       </w:pPr>
       <w:r>
@@ -17171,9 +17860,9 @@
         </w:pict>
       </w:r>
     </w:p>
-    <w:bookmarkEnd w:id="62"/>
     <w:bookmarkEnd w:id="63"/>
-    <w:bookmarkStart w:id="68" w:name="X9473a15fdcd54171d921b584f88070d9a9c6e2d"/>
+    <w:bookmarkEnd w:id="64"/>
+    <w:bookmarkStart w:id="69" w:name="X9473a15fdcd54171d921b584f88070d9a9c6e2d"/>
     <w:p>
       <w:pPr>
         <w:pStyle w:val="Heading2"/>
@@ -17190,7 +17879,7 @@
         <w:t xml:space="preserve">Si entendés estos cuatro circuitos, sabés usar el ERP. Seguilos en orden.</w:t>
       </w:r>
     </w:p>
-    <w:bookmarkStart w:id="64" w:name="Xfc6a747a46029e6b14e9ea4e3a507ed2abe5c07"/>
+    <w:bookmarkStart w:id="65" w:name="Xfc6a747a46029e6b14e9ea4e3a507ed2abe5c07"/>
     <w:p>
       <w:pPr>
         <w:pStyle w:val="Heading3"/>
@@ -17282,8 +17971,8 @@
         <w:t xml:space="preserve">al facturar (venta) y al cobrar.</w:t>
       </w:r>
     </w:p>
-    <w:bookmarkEnd w:id="64"/>
-    <w:bookmarkStart w:id="65" w:name="Xb3ee42997e9ab092cf999dfe51d386c7317685c"/>
+    <w:bookmarkEnd w:id="65"/>
+    <w:bookmarkStart w:id="66" w:name="Xb3ee42997e9ab092cf999dfe51d386c7317685c"/>
     <w:p>
       <w:pPr>
         <w:pStyle w:val="Heading3"/>
@@ -17393,8 +18082,8 @@
         <w:t xml:space="preserve">en la recepción (GR/IR), en la factura y en el pago.</w:t>
       </w:r>
     </w:p>
-    <w:bookmarkEnd w:id="65"/>
-    <w:bookmarkStart w:id="66" w:name="Xd1d7949bac4e6a12c5bcb040f4ddda9ac7470f4"/>
+    <w:bookmarkEnd w:id="66"/>
+    <w:bookmarkStart w:id="67" w:name="Xd1d7949bac4e6a12c5bcb040f4ddda9ac7470f4"/>
     <w:p>
       <w:pPr>
         <w:pStyle w:val="Heading3"/>
@@ -17477,8 +18166,8 @@
         <w:t xml:space="preserve">7. Análisis → Trazabilidad     → verificá la cadena certificado → colada → barra → OP → PT</w:t>
       </w:r>
     </w:p>
-    <w:bookmarkEnd w:id="66"/>
-    <w:bookmarkStart w:id="67" w:name="Xf9a70cdce17ec8d32f80fb3b897c3b5e5c61186"/>
+    <w:bookmarkEnd w:id="67"/>
+    <w:bookmarkStart w:id="68" w:name="Xf9a70cdce17ec8d32f80fb3b897c3b5e5c61186"/>
     <w:p>
       <w:pPr>
         <w:pStyle w:val="Heading3"/>
@@ -17571,9 +18260,9 @@
         </w:pict>
       </w:r>
     </w:p>
-    <w:bookmarkEnd w:id="67"/>
     <w:bookmarkEnd w:id="68"/>
-    <w:bookmarkStart w:id="69" w:name="reglas-de-oro-y-errores-comunes"/>
+    <w:bookmarkEnd w:id="69"/>
+    <w:bookmarkStart w:id="70" w:name="reglas-de-oro-y-errores-comunes"/>
     <w:p>
       <w:pPr>
         <w:pStyle w:val="Heading2"/>
@@ -18538,8 +19227,8 @@
         </w:pict>
       </w:r>
     </w:p>
-    <w:bookmarkEnd w:id="69"/>
-    <w:bookmarkStart w:id="70" w:name="preguntas-frecuentes"/>
+    <w:bookmarkEnd w:id="70"/>
+    <w:bookmarkStart w:id="71" w:name="preguntas-frecuentes"/>
     <w:p>
       <w:pPr>
         <w:pStyle w:val="Heading2"/>
@@ -18952,8 +19641,8 @@
         <w:t xml:space="preserve">Manual de usuario de VitalStock ERP. Ante dudas o errores que no figuran acá, contactá al administrador del sistema.</w:t>
       </w:r>
     </w:p>
-    <w:bookmarkEnd w:id="70"/>
     <w:bookmarkEnd w:id="71"/>
+    <w:bookmarkEnd w:id="72"/>
     <w:sectPr>
       <w:footnotePr>
         <w:numRestart w:val="eachSect"/>
@@ -19541,6 +20230,9 @@
     <w:abstractNumId w:val="991"/>
   </w:num>
   <w:num w:numId="1024">
+    <w:abstractNumId w:val="991"/>
+  </w:num>
+  <w:num w:numId="1025">
     <w:abstractNumId w:val="991"/>
   </w:num>
 </w:numbering>

--- a/docs/MANUAL_USUARIO.docx
+++ b/docs/MANUAL_USUARIO.docx
@@ -2,7 +2,7 @@
 <file path=word/document.xml><?xml version="1.0" encoding="utf-8"?>
 <w:document xmlns:w="http://schemas.openxmlformats.org/wordprocessingml/2006/main" xmlns:m="http://schemas.openxmlformats.org/officeDocument/2006/math" xmlns:r="http://schemas.openxmlformats.org/officeDocument/2006/relationships" xmlns:o="urn:schemas-microsoft-com:office:office" xmlns:v="urn:schemas-microsoft-com:vml" xmlns:w10="urn:schemas-microsoft-com:office:word" xmlns:a="http://schemas.openxmlformats.org/drawingml/2006/main" xmlns:pic="http://schemas.openxmlformats.org/drawingml/2006/picture" xmlns:wp="http://schemas.openxmlformats.org/drawingml/2006/wordprocessingDrawing">
   <w:body>
-    <w:bookmarkStart w:id="72" w:name="X49288d98bb0e101ac90548faf60c95f63953311"/>
+    <w:bookmarkStart w:id="79" w:name="X49288d98bb0e101ac90548faf60c95f63953311"/>
     <w:p>
       <w:pPr>
         <w:pStyle w:val="Heading1"/>
@@ -13935,7 +13935,7 @@
     </w:p>
     <w:bookmarkEnd w:id="49"/>
     <w:bookmarkEnd w:id="50"/>
-    <w:bookmarkStart w:id="60" w:name="contabilidad"/>
+    <w:bookmarkStart w:id="67" w:name="contabilidad"/>
     <w:p>
       <w:pPr>
         <w:pStyle w:val="Heading2"/>
@@ -16629,13 +16629,13 @@
       </w:r>
     </w:p>
     <w:bookmarkEnd w:id="58"/>
-    <w:bookmarkStart w:id="59" w:name="sueldos-y-libro-de-sueldos-digital-arca"/>
+    <w:bookmarkStart w:id="66" w:name="X5261329946751d1b2deba0ff3bf8b14c973e4de"/>
     <w:p>
       <w:pPr>
         <w:pStyle w:val="Heading3"/>
       </w:pPr>
       <w:r>
-        <w:t xml:space="preserve">11.9 Sueldos y Libro de Sueldos Digital (ARCA)</w:t>
+        <w:t xml:space="preserve">11.9 Sueldos: motor de liquidación completo (UOM + fuera de convenio + Ganancias + ARCA)</w:t>
       </w:r>
     </w:p>
     <w:p>
@@ -16643,36 +16643,145 @@
         <w:pStyle w:val="FirstParagraph"/>
       </w:pPr>
       <w:r>
-        <w:t xml:space="preserve">El ERP</w:t>
-      </w:r>
-      <w:r>
-        <w:t xml:space="preserve"> </w:t>
-      </w:r>
-      <w:r>
-        <w:rPr>
-          <w:b/>
-          <w:bCs/>
-        </w:rPr>
-        <w:t xml:space="preserve">no liquida sueldos</w:t>
-      </w:r>
-      <w:r>
-        <w:t xml:space="preserve">: registra lo que liquidó la contadora, genera el asiento de devengamiento y arma el archivo del</w:t>
-      </w:r>
-      <w:r>
-        <w:t xml:space="preserve"> </w:t>
-      </w:r>
-      <w:r>
-        <w:rPr>
-          <w:b/>
-          <w:bCs/>
-        </w:rPr>
-        <w:t xml:space="preserve">Libro de Sueldos Digital</w:t>
-      </w:r>
-      <w:r>
-        <w:t xml:space="preserve"> </w:t>
-      </w:r>
-      <w:r>
-        <w:t xml:space="preserve">para subir a ARCA.</w:t>
+        <w:t xml:space="preserve">Desde septiembre de 2026 el ERP</w:t>
+      </w:r>
+      <w:r>
+        <w:t xml:space="preserve"> </w:t>
+      </w:r>
+      <w:r>
+        <w:rPr>
+          <w:b/>
+          <w:bCs/>
+        </w:rPr>
+        <w:t xml:space="preserve">liquida sueldos</w:t>
+      </w:r>
+      <w:r>
+        <w:t xml:space="preserve">: calcula el recibo completo (básico, antigüedad, presentismo, horas extras, feriados, licencias, vacaciones, no remunerativo de paritaria, aportes, Impuesto a las Ganancias 4ª categoría y contribuciones patronales), lo contabiliza y lo imprime. La contadora sigue revisando y confirmando cada liquidación — el sistema no reemplaza su control, se lo simplifica. Planta liquida bajo el convenio</w:t>
+      </w:r>
+      <w:r>
+        <w:t xml:space="preserve"> </w:t>
+      </w:r>
+      <w:r>
+        <w:rPr>
+          <w:b/>
+          <w:bCs/>
+        </w:rPr>
+        <w:t xml:space="preserve">UOM CCT 260/75 rama 17</w:t>
+      </w:r>
+      <w:r>
+        <w:t xml:space="preserve">; administración,</w:t>
+      </w:r>
+      <w:r>
+        <w:t xml:space="preserve"> </w:t>
+      </w:r>
+      <w:r>
+        <w:rPr>
+          <w:b/>
+          <w:bCs/>
+        </w:rPr>
+        <w:t xml:space="preserve">fuera de convenio</w:t>
+      </w:r>
+      <w:r>
+        <w:t xml:space="preserve">.</w:t>
+      </w:r>
+    </w:p>
+    <w:p>
+      <w:pPr>
+        <w:pStyle w:val="BodyText"/>
+      </w:pPr>
+      <w:r>
+        <w:t xml:space="preserve">Antes de liquidar el primer período hay que cargar tres cosas, en este orden:</w:t>
+      </w:r>
+      <w:r>
+        <w:t xml:space="preserve"> </w:t>
+      </w:r>
+      <w:r>
+        <w:rPr>
+          <w:b/>
+          <w:bCs/>
+        </w:rPr>
+        <w:t xml:space="preserve">Escalas y parámetros</w:t>
+      </w:r>
+      <w:r>
+        <w:t xml:space="preserve">, el</w:t>
+      </w:r>
+      <w:r>
+        <w:t xml:space="preserve"> </w:t>
+      </w:r>
+      <w:r>
+        <w:rPr>
+          <w:b/>
+          <w:bCs/>
+        </w:rPr>
+        <w:t xml:space="preserve">legajo</w:t>
+      </w:r>
+      <w:r>
+        <w:t xml:space="preserve"> </w:t>
+      </w:r>
+      <w:r>
+        <w:t xml:space="preserve">de cada empleado y las</w:t>
+      </w:r>
+      <w:r>
+        <w:t xml:space="preserve"> </w:t>
+      </w:r>
+      <w:r>
+        <w:rPr>
+          <w:b/>
+          <w:bCs/>
+        </w:rPr>
+        <w:t xml:space="preserve">novedades</w:t>
+      </w:r>
+      <w:r>
+        <w:t xml:space="preserve"> </w:t>
+      </w:r>
+      <w:r>
+        <w:t xml:space="preserve">del período.</w:t>
+      </w:r>
+    </w:p>
+    <w:bookmarkStart w:id="59" w:name="X59352d794e45ba73ec24f97a1ff6f63202d1261"/>
+    <w:p>
+      <w:pPr>
+        <w:pStyle w:val="Heading4"/>
+      </w:pPr>
+      <w:r>
+        <w:t xml:space="preserve">Escalas y parámetros (Sueldos → Novedades →</w:t>
+      </w:r>
+      <w:r>
+        <w:t xml:space="preserve"> </w:t>
+      </w:r>
+      <w:r>
+        <w:rPr>
+          <w:b/>
+          <w:bCs/>
+        </w:rPr>
+        <w:t xml:space="preserve">Escalas y parámetros</w:t>
+      </w:r>
+      <w:r>
+        <w:t xml:space="preserve">, solo administrador)</w:t>
+      </w:r>
+    </w:p>
+    <w:p>
+      <w:pPr>
+        <w:pStyle w:val="FirstParagraph"/>
+      </w:pPr>
+      <w:r>
+        <w:t xml:space="preserve">Cuatro pestañas, todas con</w:t>
+      </w:r>
+      <w:r>
+        <w:t xml:space="preserve"> </w:t>
+      </w:r>
+      <w:r>
+        <w:rPr>
+          <w:b/>
+          <w:bCs/>
+        </w:rPr>
+        <w:t xml:space="preserve">historial por vigencia</w:t>
+      </w:r>
+      <w:r>
+        <w:t xml:space="preserve"> </w:t>
+      </w:r>
+      <w:r>
+        <w:t xml:space="preserve">(cada cambio se carga con la fecha desde la que rige; el motor usa siempre la vigente al último día del período que estás liquidando):</w:t>
       </w:r>
     </w:p>
     <w:p>
@@ -16688,77 +16797,29 @@
           <w:b/>
           <w:bCs/>
         </w:rPr>
-        <w:t xml:space="preserve">Empleados:</w:t>
-      </w:r>
-      <w:r>
-        <w:t xml:space="preserve"> </w:t>
-      </w:r>
-      <w:r>
-        <w:t xml:space="preserve">un legajo por persona. Además de nombre, CUIL, categoría y centro de costo (fábrica / administración, que define las cuentas de gasto), abrí</w:t>
-      </w:r>
-      <w:r>
-        <w:t xml:space="preserve"> </w:t>
-      </w:r>
-      <w:r>
-        <w:rPr>
-          <w:b/>
-          <w:bCs/>
-        </w:rPr>
-        <w:t xml:space="preserve">Datos ARCA</w:t>
-      </w:r>
-      <w:r>
-        <w:t xml:space="preserve"> </w:t>
-      </w:r>
-      <w:r>
-        <w:t xml:space="preserve">y completá lo que va al F.931:</w:t>
-      </w:r>
-      <w:r>
-        <w:t xml:space="preserve"> </w:t>
-      </w:r>
-      <w:r>
-        <w:rPr>
-          <w:b/>
-          <w:bCs/>
-        </w:rPr>
-        <w:t xml:space="preserve">CBU</w:t>
-      </w:r>
-      <w:r>
-        <w:t xml:space="preserve"> </w:t>
-      </w:r>
-      <w:r>
-        <w:t xml:space="preserve">y forma de pago (la ley exige acreditación bancaria),</w:t>
-      </w:r>
-      <w:r>
-        <w:t xml:space="preserve"> </w:t>
-      </w:r>
-      <w:r>
-        <w:rPr>
-          <w:b/>
-          <w:bCs/>
-        </w:rPr>
-        <w:t xml:space="preserve">código de obra social</w:t>
-      </w:r>
-      <w:r>
-        <w:t xml:space="preserve"> </w:t>
-      </w:r>
-      <w:r>
-        <w:t xml:space="preserve">(RNOS, 6 dígitos),</w:t>
-      </w:r>
-      <w:r>
-        <w:t xml:space="preserve"> </w:t>
-      </w:r>
-      <w:r>
-        <w:rPr>
-          <w:b/>
-          <w:bCs/>
-        </w:rPr>
-        <w:t xml:space="preserve">código de actividad</w:t>
-      </w:r>
-      <w:r>
-        <w:t xml:space="preserve"> </w:t>
-      </w:r>
-      <w:r>
-        <w:t xml:space="preserve">SICOSS (3 dígitos), cónyuge, hijos, marcas CCT / SCVO y los códigos de situación, condición, modalidad (008 = tiempo completo indeterminado), siniestrado, localidad y situación de revista. Los defaults sirven para un operario en relación de dependencia; la contadora confirma cada legajo. Un empleado dado de baja no aparece en liquidaciones nuevas, pero su histórico queda.</w:t>
+        <w:t xml:space="preserve">Escala salarial:</w:t>
+      </w:r>
+      <w:r>
+        <w:t xml:space="preserve"> </w:t>
+      </w:r>
+      <w:r>
+        <w:t xml:space="preserve">valor hora o básico mensual por categoría UOM (Ingresante, Operario, Oficial…) y por categoría mensualizada (Administrativo, Técnico).</w:t>
+      </w:r>
+      <w:r>
+        <w:t xml:space="preserve"> </w:t>
+      </w:r>
+      <w:r>
+        <w:rPr>
+          <w:b/>
+          <w:bCs/>
+        </w:rPr>
+        <w:t xml:space="preserve">+ Nueva vigencia</w:t>
+      </w:r>
+      <w:r>
+        <w:t xml:space="preserve"> </w:t>
+      </w:r>
+      <w:r>
+        <w:t xml:space="preserve">copia la tabla actual a una fecha nueva aplicando un % de aumento parejo. Si una categoría queda en 0, el motor avisa al liquidar a un empleado de esa categoría.</w:t>
       </w:r>
     </w:p>
     <w:p>
@@ -16774,109 +16835,13 @@
           <w:b/>
           <w:bCs/>
         </w:rPr>
-        <w:t xml:space="preserve">Conceptos ARCA (botón en la barra de Sueldos):</w:t>
-      </w:r>
-      <w:r>
-        <w:t xml:space="preserve"> </w:t>
-      </w:r>
-      <w:r>
-        <w:t xml:space="preserve">el catálogo de conceptos del recibo con</w:t>
-      </w:r>
-      <w:r>
-        <w:t xml:space="preserve"> </w:t>
-      </w:r>
-      <w:r>
-        <w:rPr>
-          <w:b/>
-          <w:bCs/>
-        </w:rPr>
-        <w:t xml:space="preserve">tus códigos</w:t>
-      </w:r>
-      <w:r>
-        <w:t xml:space="preserve"> </w:t>
-      </w:r>
-      <w:r>
-        <w:t xml:space="preserve">(100 básico, 130 horas extras, 300 jubilación, 320 obra social…). Son los mismos códigos que la contadora asocia a los conceptos de ARCA en Libro de Sueldos Digital → Conceptos. El</w:t>
-      </w:r>
-      <w:r>
-        <w:t xml:space="preserve"> </w:t>
-      </w:r>
-      <w:r>
-        <w:rPr>
-          <w:b/>
-          <w:bCs/>
-        </w:rPr>
-        <w:t xml:space="preserve">tipo</w:t>
-      </w:r>
-      <w:r>
-        <w:t xml:space="preserve"> </w:t>
-      </w:r>
-      <w:r>
-        <w:t xml:space="preserve">define qué hace cada uno:</w:t>
-      </w:r>
-      <w:r>
-        <w:t xml:space="preserve"> </w:t>
-      </w:r>
-      <w:r>
-        <w:rPr>
-          <w:i/>
-          <w:iCs/>
-        </w:rPr>
-        <w:t xml:space="preserve">remunerativo</w:t>
-      </w:r>
-      <w:r>
-        <w:t xml:space="preserve"> </w:t>
-      </w:r>
-      <w:r>
-        <w:t xml:space="preserve">suma al bruto,</w:t>
-      </w:r>
-      <w:r>
-        <w:t xml:space="preserve"> </w:t>
-      </w:r>
-      <w:r>
-        <w:rPr>
-          <w:i/>
-          <w:iCs/>
-        </w:rPr>
-        <w:t xml:space="preserve">no remunerativo</w:t>
-      </w:r>
-      <w:r>
-        <w:t xml:space="preserve"> </w:t>
-      </w:r>
-      <w:r>
-        <w:t xml:space="preserve">al no remunerativo,</w:t>
-      </w:r>
-      <w:r>
-        <w:t xml:space="preserve"> </w:t>
-      </w:r>
-      <w:r>
-        <w:rPr>
-          <w:i/>
-          <w:iCs/>
-        </w:rPr>
-        <w:t xml:space="preserve">descuento</w:t>
-      </w:r>
-      <w:r>
-        <w:t xml:space="preserve"> </w:t>
-      </w:r>
-      <w:r>
-        <w:t xml:space="preserve">a los aportes,</w:t>
-      </w:r>
-      <w:r>
-        <w:t xml:space="preserve"> </w:t>
-      </w:r>
-      <w:r>
-        <w:rPr>
-          <w:i/>
-          <w:iCs/>
-        </w:rPr>
-        <w:t xml:space="preserve">informativo</w:t>
-      </w:r>
-      <w:r>
-        <w:t xml:space="preserve"> </w:t>
-      </w:r>
-      <w:r>
-        <w:t xml:space="preserve">no suma (asignaciones familiares). Un concepto usado no se borra: se desactiva.</w:t>
+        <w:t xml:space="preserve">Convenio:</w:t>
+      </w:r>
+      <w:r>
+        <w:t xml:space="preserve"> </w:t>
+      </w:r>
+      <w:r>
+        <w:t xml:space="preserve">IMGR (ingreso mínimo garantizado), no remunerativo de paritaria, % de antigüedad, horas del mes y del día, % de presentismo, tolerancia de ausencias, sepelio, seguro de vida colectivo (SCVO), cuota sindical y redondeo del neto.</w:t>
       </w:r>
     </w:p>
     <w:p>
@@ -16892,39 +16857,13 @@
           <w:b/>
           <w:bCs/>
         </w:rPr>
-        <w:t xml:space="preserve">Liquidación:</w:t>
-      </w:r>
-      <w:r>
-        <w:t xml:space="preserve"> </w:t>
-      </w:r>
-      <w:r>
-        <w:rPr>
-          <w:b/>
-          <w:bCs/>
-        </w:rPr>
-        <w:t xml:space="preserve">+ Liquidación</w:t>
-      </w:r>
-      <w:r>
-        <w:t xml:space="preserve"> </w:t>
-      </w:r>
-      <w:r>
-        <w:t xml:space="preserve">→ período (por defecto el mes anterior), tipo (mensual, quincena, SAC, vacaciones, final) y fecha de pago. Por cada empleado cargá los importes del recibo. Los % de arriba (aportes 17, contribuciones 27,35, ART 3) pre-calculan aportes, neto, contribuciones y ART al tipear el bruto; todos los campos son editables para que coincidan con el recibo real.</w:t>
-      </w:r>
-      <w:r>
-        <w:t xml:space="preserve"> </w:t>
-      </w:r>
-      <w:r>
-        <w:rPr>
-          <w:b/>
-          <w:bCs/>
-        </w:rPr>
-        <w:t xml:space="preserve">⏱ Traer horas de planta</w:t>
-      </w:r>
-      <w:r>
-        <w:t xml:space="preserve"> </w:t>
-      </w:r>
-      <w:r>
-        <w:t xml:space="preserve">suma las horas productivas de los timers del mes por operario y sugiere bruto = horas × valor hora.</w:t>
+        <w:t xml:space="preserve">Previsional:</w:t>
+      </w:r>
+      <w:r>
+        <w:t xml:space="preserve"> </w:t>
+      </w:r>
+      <w:r>
+        <w:t xml:space="preserve">topes mínimo y máximo de ANSES, detracción Ley 27.430, porcentajes de aportes (jubilación, INSSJP, obra social, adherentes) y de contribuciones patronales (Dec. 814/01), ART.</w:t>
       </w:r>
     </w:p>
     <w:p>
@@ -16940,369 +16879,21 @@
           <w:b/>
           <w:bCs/>
         </w:rPr>
-        <w:t xml:space="preserve">Botón ARCA de cada fila:</w:t>
-      </w:r>
-      <w:r>
-        <w:t xml:space="preserve"> </w:t>
-      </w:r>
-      <w:r>
-        <w:t xml:space="preserve">ahí van los</w:t>
-      </w:r>
-      <w:r>
-        <w:t xml:space="preserve"> </w:t>
-      </w:r>
-      <w:r>
-        <w:rPr>
-          <w:b/>
-          <w:bCs/>
-        </w:rPr>
-        <w:t xml:space="preserve">conceptos del recibo</w:t>
-      </w:r>
-      <w:r>
-        <w:t xml:space="preserve"> </w:t>
-      </w:r>
-      <w:r>
-        <w:t xml:space="preserve">(código, cantidad, unidades, importe; débito/crédito se deduce del tipo) y las</w:t>
-      </w:r>
-      <w:r>
-        <w:t xml:space="preserve"> </w:t>
-      </w:r>
-      <w:r>
-        <w:rPr>
-          <w:b/>
-          <w:bCs/>
-        </w:rPr>
-        <w:t xml:space="preserve">bases imponibles</w:t>
-      </w:r>
-      <w:r>
-        <w:t xml:space="preserve"> </w:t>
-      </w:r>
-      <w:r>
-        <w:t xml:space="preserve">del F.931. Con conceptos cargados, bruto / no remunerativo / aportes / neto</w:t>
-      </w:r>
-      <w:r>
-        <w:t xml:space="preserve"> </w:t>
-      </w:r>
-      <w:r>
-        <w:rPr>
-          <w:b/>
-          <w:bCs/>
-        </w:rPr>
-        <w:t xml:space="preserve">se calculan desde los conceptos</w:t>
-      </w:r>
-      <w:r>
-        <w:t xml:space="preserve"> </w:t>
-      </w:r>
-      <w:r>
-        <w:t xml:space="preserve">y la fila queda bloqueada (contribuciones y ART siguen a mano: no van al LSD, ARCA los calcula).</w:t>
-      </w:r>
-      <w:r>
-        <w:t xml:space="preserve"> </w:t>
-      </w:r>
-      <w:r>
-        <w:rPr>
-          <w:b/>
-          <w:bCs/>
-        </w:rPr>
-        <w:t xml:space="preserve">Prellenar desde el bruto</w:t>
-      </w:r>
-      <w:r>
-        <w:t xml:space="preserve"> </w:t>
-      </w:r>
-      <w:r>
-        <w:t xml:space="preserve">copia el bruto remunerativo a las bases 1–9 (con el tope de aportes configurado en 1/4/5), pone remuneración bruta = remunerativo + no remunerativo y base 10 = bruto − importe a detraer. Días trabajados (30)</w:t>
-      </w:r>
-      <w:r>
-        <w:t xml:space="preserve"> </w:t>
-      </w:r>
-      <w:r>
-        <w:rPr>
-          <w:b/>
-          <w:bCs/>
-        </w:rPr>
-        <w:t xml:space="preserve">o</w:t>
-      </w:r>
-      <w:r>
-        <w:t xml:space="preserve"> </w:t>
-      </w:r>
-      <w:r>
-        <w:t xml:space="preserve">horas: no ambos.</w:t>
-      </w:r>
-    </w:p>
-    <w:p>
-      <w:pPr>
-        <w:pStyle w:val="Compact"/>
-        <w:numPr>
-          <w:ilvl w:val="0"/>
-          <w:numId w:val="1023"/>
-        </w:numPr>
-      </w:pPr>
-      <w:r>
-        <w:rPr>
-          <w:b/>
-          <w:bCs/>
-        </w:rPr>
-        <w:t xml:space="preserve">Guardar borrador → Confirmar:</w:t>
-      </w:r>
-      <w:r>
-        <w:t xml:space="preserve"> </w:t>
-      </w:r>
-      <w:r>
-        <w:t xml:space="preserve">al confirmar se genera el asiento de devengamiento con fecha fin de mes (gastos por centro al debe; Sueldos a pagar por el neto y Cargas sociales a pagar por aportes + contribuciones + ART al haber). En liquidaciones mensuales o por quincena te pregunta si registrás también la</w:t>
-      </w:r>
-      <w:r>
-        <w:t xml:space="preserve"> </w:t>
-      </w:r>
-      <w:r>
-        <w:rPr>
-          <w:b/>
-          <w:bCs/>
-        </w:rPr>
-        <w:t xml:space="preserve">provisión de SAC</w:t>
-      </w:r>
-      <w:r>
-        <w:t xml:space="preserve"> </w:t>
-      </w:r>
-      <w:r>
-        <w:t xml:space="preserve">(1/12 del bruto); al confirmar un SAC, la provisión acumulada hasta ese mes se consume sola. No se puede cargar dos veces el mismo mes y tipo: editá la existente.</w:t>
-      </w:r>
-    </w:p>
-    <w:p>
-      <w:pPr>
-        <w:pStyle w:val="Compact"/>
-        <w:numPr>
-          <w:ilvl w:val="0"/>
-          <w:numId w:val="1023"/>
-        </w:numPr>
-      </w:pPr>
-      <w:r>
-        <w:rPr>
-          <w:b/>
-          <w:bCs/>
-        </w:rPr>
-        <w:t xml:space="preserve">Pagar netos / Pagar F.931:</w:t>
-      </w:r>
-      <w:r>
-        <w:t xml:space="preserve"> </w:t>
-      </w:r>
-      <w:r>
-        <w:t xml:space="preserve">un asiento contra la cuenta bancaria real por el</w:t>
-      </w:r>
-      <w:r>
-        <w:t xml:space="preserve"> </w:t>
-      </w:r>
-      <w:r>
-        <w:rPr>
-          <w:b/>
-          <w:bCs/>
-        </w:rPr>
-        <w:t xml:space="preserve">importe exacto</w:t>
-      </w:r>
-      <w:r>
-        <w:t xml:space="preserve"> </w:t>
-      </w:r>
-      <w:r>
-        <w:t xml:space="preserve">de la liquidación (Sueldos a pagar o Cargas a pagar contra Banco). Si pagaste otro monto o en dos veces, registralo como asiento manual: el badge PAGADO significa pagado completo y saca la liquidación del cashflow y de la alerta de vencimiento del F.931. Una liquidación con pagos registrados no se puede editar ni eliminar hasta anular esos asientos.</w:t>
-      </w:r>
-    </w:p>
-    <w:p>
-      <w:pPr>
-        <w:pStyle w:val="Compact"/>
-        <w:numPr>
-          <w:ilvl w:val="0"/>
-          <w:numId w:val="1023"/>
-        </w:numPr>
-      </w:pPr>
-      <w:r>
-        <w:rPr>
-          <w:b/>
-          <w:bCs/>
-        </w:rPr>
-        <w:t xml:space="preserve">Anular:</w:t>
-      </w:r>
-      <w:r>
-        <w:t xml:space="preserve"> </w:t>
-      </w:r>
-      <w:r>
-        <w:t xml:space="preserve">una confirmada vuelve a borrador (el asiento queda ANULADO, nunca se borra; motivo obligatorio). Un borrador se elimina.</w:t>
-      </w:r>
-    </w:p>
-    <w:p>
-      <w:pPr>
-        <w:pStyle w:val="Compact"/>
-        <w:numPr>
-          <w:ilvl w:val="0"/>
-          <w:numId w:val="1023"/>
-        </w:numPr>
-      </w:pPr>
-      <w:r>
-        <w:rPr>
-          <w:b/>
-          <w:bCs/>
-        </w:rPr>
-        <w:t xml:space="preserve">LSD (Libro de Sueldos Digital):</w:t>
-      </w:r>
-      <w:r>
-        <w:t xml:space="preserve"> </w:t>
-      </w:r>
-      <w:r>
-        <w:t xml:space="preserve">el botón</w:t>
-      </w:r>
-      <w:r>
-        <w:t xml:space="preserve"> </w:t>
-      </w:r>
-      <w:r>
-        <w:rPr>
-          <w:b/>
-          <w:bCs/>
-        </w:rPr>
-        <w:t xml:space="preserve">LSD</w:t>
-      </w:r>
-      <w:r>
-        <w:t xml:space="preserve"> </w:t>
-      </w:r>
-      <w:r>
-        <w:t xml:space="preserve">de cada liquidación abre el exportador. Completá una vez el</w:t>
-      </w:r>
-      <w:r>
-        <w:t xml:space="preserve"> </w:t>
-      </w:r>
-      <w:r>
-        <w:rPr>
-          <w:b/>
-          <w:bCs/>
-        </w:rPr>
-        <w:t xml:space="preserve">CUIT del empleador</w:t>
-      </w:r>
-      <w:r>
-        <w:t xml:space="preserve">, el tipo de empresa (Dec. 814/01), el importe a detraer (Ley 27.430) y el tope de aportes — quedan guardados. Elegí envío</w:t>
-      </w:r>
-      <w:r>
-        <w:t xml:space="preserve"> </w:t>
-      </w:r>
-      <w:r>
-        <w:rPr>
-          <w:b/>
-          <w:bCs/>
-        </w:rPr>
-        <w:t xml:space="preserve">SJ</w:t>
-      </w:r>
-      <w:r>
-        <w:t xml:space="preserve"> </w:t>
-      </w:r>
-      <w:r>
-        <w:t xml:space="preserve">(liquidación + F.931) o</w:t>
-      </w:r>
-      <w:r>
-        <w:t xml:space="preserve"> </w:t>
-      </w:r>
-      <w:r>
-        <w:rPr>
-          <w:b/>
-          <w:bCs/>
-        </w:rPr>
-        <w:t xml:space="preserve">RE</w:t>
-      </w:r>
-      <w:r>
-        <w:t xml:space="preserve"> </w:t>
-      </w:r>
-      <w:r>
-        <w:t xml:space="preserve">(solo rectifica el F.931), tipo de liquidación,</w:t>
-      </w:r>
-      <w:r>
-        <w:t xml:space="preserve"> </w:t>
-      </w:r>
-      <w:r>
-        <w:rPr>
-          <w:b/>
-          <w:bCs/>
-        </w:rPr>
-        <w:t xml:space="preserve">número de liquidación</w:t>
-      </w:r>
-      <w:r>
-        <w:t xml:space="preserve"> </w:t>
-      </w:r>
-      <w:r>
-        <w:t xml:space="preserve">(mayor a los ya enviados del período; el ERP sugiere el siguiente) y fecha de pago. El preview muestra el archivo línea por línea con su largo y</w:t>
-      </w:r>
-      <w:r>
-        <w:t xml:space="preserve"> </w:t>
-      </w:r>
-      <w:r>
-        <w:rPr>
-          <w:b/>
-          <w:bCs/>
-        </w:rPr>
-        <w:t xml:space="preserve">lista todo lo que ARCA rechazaría</w:t>
-      </w:r>
-      <w:r>
-        <w:t xml:space="preserve"> </w:t>
-      </w:r>
-      <w:r>
-        <w:t xml:space="preserve">(CUIL sin verificador, CBU inválido, empleado sin conceptos, sin obra social o actividad, días y horas a la vez, etc.): hasta que no esté limpio no hay descarga.</w:t>
-      </w:r>
-      <w:r>
-        <w:t xml:space="preserve"> </w:t>
-      </w:r>
-      <w:r>
-        <w:rPr>
-          <w:b/>
-          <w:bCs/>
-        </w:rPr>
-        <w:t xml:space="preserve">Descargar TXT</w:t>
-      </w:r>
-      <w:r>
-        <w:t xml:space="preserve"> </w:t>
-      </w:r>
-      <w:r>
-        <w:t xml:space="preserve">baja</w:t>
-      </w:r>
-      <w:r>
-        <w:t xml:space="preserve"> </w:t>
-      </w:r>
-      <w:r>
-        <w:rPr>
-          <w:rStyle w:val="VerbatimChar"/>
-        </w:rPr>
-        <w:t xml:space="preserve">LSD_AAAAMM_tipo_nro.txt</w:t>
-      </w:r>
-      <w:r>
-        <w:t xml:space="preserve">, guarda el número de liquidación (el botón pasa a</w:t>
-      </w:r>
-      <w:r>
-        <w:t xml:space="preserve"> </w:t>
-      </w:r>
-      <w:r>
-        <w:rPr>
-          <w:b/>
-          <w:bCs/>
-        </w:rPr>
-        <w:t xml:space="preserve">LSD ✓</w:t>
-      </w:r>
-      <w:r>
-        <w:t xml:space="preserve">) y lo subís en ARCA → Libro de Sueldos Digital → Carga de liquidación. Se puede exportar un borrador para validar en ARCA antes de confirmar.</w:t>
-      </w:r>
-    </w:p>
-    <w:p>
-      <w:pPr>
-        <w:pStyle w:val="Compact"/>
-        <w:numPr>
-          <w:ilvl w:val="0"/>
-          <w:numId w:val="1023"/>
-        </w:numPr>
-      </w:pPr>
-      <w:r>
-        <w:rPr>
-          <w:b/>
-          <w:bCs/>
-        </w:rPr>
-        <w:t xml:space="preserve">Alertas:</w:t>
-      </w:r>
-      <w:r>
-        <w:t xml:space="preserve"> </w:t>
-      </w:r>
-      <w:r>
-        <w:t xml:space="preserve">el F.931 vence entre el 7 y el 10 del mes siguiente; el panel</w:t>
+        <w:t xml:space="preserve">Ganancias:</w:t>
+      </w:r>
+      <w:r>
+        <w:t xml:space="preserve"> </w:t>
+      </w:r>
+      <w:r>
+        <w:t xml:space="preserve">las tablas semestrales (enero y julio) con el Ganancia No Imponible, deducción especial, cónyuge, hijo, hijo con discapacidad y los 9 tramos de la escala. Cargá la tabla nueva apenas ARCA publique los valores del semestre.</w:t>
+      </w:r>
+    </w:p>
+    <w:p>
+      <w:pPr>
+        <w:pStyle w:val="FirstParagraph"/>
+      </w:pPr>
+      <w:r>
+        <w:t xml:space="preserve">Estos parámetros son de configuración: sus alertas (categoría sin valor, parámetro vacío) se ven solo al entrar a esta página, no en el panel</w:t>
       </w:r>
       <w:r>
         <w:t xml:space="preserve"> </w:t>
@@ -17311,28 +16902,17 @@
         <w:t xml:space="preserve">“Para hoy”</w:t>
       </w:r>
       <w:r>
-        <w:t xml:space="preserve"> </w:t>
-      </w:r>
-      <w:r>
-        <w:t xml:space="preserve">avisa desde el día 2 y marca vencido pasado el 9 si no registraste el pago de cargas. El cashflow proyectado suma los netos a la fecha de pago y el F.931 al día 9.</w:t>
-      </w:r>
-    </w:p>
-    <w:p>
-      <w:r>
-        <w:pict>
-          <v:rect style="width:0;height:1.5pt" o:hralign="center" o:hrstd="t" o:hr="t"/>
-        </w:pict>
+        <w:t xml:space="preserve">.</w:t>
       </w:r>
     </w:p>
     <w:bookmarkEnd w:id="59"/>
-    <w:bookmarkEnd w:id="60"/>
-    <w:bookmarkStart w:id="64" w:name="configuración"/>
-    <w:p>
-      <w:pPr>
-        <w:pStyle w:val="Heading2"/>
-      </w:pPr>
-      <w:r>
-        <w:t xml:space="preserve">12. Configuración</w:t>
+    <w:bookmarkStart w:id="60" w:name="legajo-del-empleado"/>
+    <w:p>
+      <w:pPr>
+        <w:pStyle w:val="Heading4"/>
+      </w:pPr>
+      <w:r>
+        <w:t xml:space="preserve">Legajo del empleado</w:t>
       </w:r>
     </w:p>
     <w:p>
@@ -17340,121 +16920,7 @@
         <w:pStyle w:val="FirstParagraph"/>
       </w:pPr>
       <w:r>
-        <w:t xml:space="preserve">Tres pestañas. Las dos últimas son</w:t>
-      </w:r>
-      <w:r>
-        <w:t xml:space="preserve"> </w:t>
-      </w:r>
-      <w:r>
-        <w:rPr>
-          <w:b/>
-          <w:bCs/>
-        </w:rPr>
-        <w:t xml:space="preserve">solo para el administrador</w:t>
-      </w:r>
-      <w:r>
-        <w:t xml:space="preserve">.</w:t>
-      </w:r>
-    </w:p>
-    <w:bookmarkStart w:id="61" w:name="materiales"/>
-    <w:p>
-      <w:pPr>
-        <w:pStyle w:val="Heading3"/>
-      </w:pPr>
-      <w:r>
-        <w:t xml:space="preserve">12.1 Materiales</w:t>
-      </w:r>
-    </w:p>
-    <w:p>
-      <w:pPr>
-        <w:pStyle w:val="FirstParagraph"/>
-      </w:pPr>
-      <w:r>
-        <w:t xml:space="preserve">El catálogo de tipos de acero / normas que después elegís en barras y certificados.</w:t>
-      </w:r>
-      <w:r>
-        <w:t xml:space="preserve"> </w:t>
-      </w:r>
-      <w:r>
-        <w:rPr>
-          <w:b/>
-          <w:bCs/>
-        </w:rPr>
-        <w:t xml:space="preserve">+ Nuevo material</w:t>
-      </w:r>
-      <w:r>
-        <w:t xml:space="preserve"> </w:t>
-      </w:r>
-      <w:r>
-        <w:t xml:space="preserve">→</w:t>
-      </w:r>
-      <w:r>
-        <w:t xml:space="preserve"> </w:t>
-      </w:r>
-      <w:r>
-        <w:rPr>
-          <w:b/>
-          <w:bCs/>
-        </w:rPr>
-        <w:t xml:space="preserve">Material / Norma</w:t>
-      </w:r>
-      <w:r>
-        <w:t xml:space="preserve"> </w:t>
-      </w:r>
-      <w:r>
-        <w:t xml:space="preserve">*,</w:t>
-      </w:r>
-      <w:r>
-        <w:t xml:space="preserve"> </w:t>
-      </w:r>
-      <w:r>
-        <w:rPr>
-          <w:b/>
-          <w:bCs/>
-        </w:rPr>
-        <w:t xml:space="preserve">Descripción</w:t>
-      </w:r>
-      <w:r>
-        <w:t xml:space="preserve">,</w:t>
-      </w:r>
-      <w:r>
-        <w:t xml:space="preserve"> </w:t>
-      </w:r>
-      <w:r>
-        <w:rPr>
-          <w:b/>
-          <w:bCs/>
-        </w:rPr>
-        <w:t xml:space="preserve">Orden</w:t>
-      </w:r>
-      <w:r>
-        <w:t xml:space="preserve">,</w:t>
-      </w:r>
-      <w:r>
-        <w:t xml:space="preserve"> </w:t>
-      </w:r>
-      <w:r>
-        <w:rPr>
-          <w:b/>
-          <w:bCs/>
-        </w:rPr>
-        <w:t xml:space="preserve">Estado</w:t>
-      </w:r>
-      <w:r>
-        <w:t xml:space="preserve"> </w:t>
-      </w:r>
-      <w:r>
-        <w:t xml:space="preserve">(activo / inactivo).</w:t>
-      </w:r>
-    </w:p>
-    <w:bookmarkEnd w:id="61"/>
-    <w:bookmarkStart w:id="62" w:name="usuarios-y-permisos-admin"/>
-    <w:p>
-      <w:pPr>
-        <w:pStyle w:val="Heading3"/>
-      </w:pPr>
-      <w:r>
-        <w:t xml:space="preserve">12.2 Usuarios y permisos (admin)</w:t>
+        <w:t xml:space="preserve">El modal de empleado tiene cinco pestañas:</w:t>
       </w:r>
     </w:p>
     <w:p>
@@ -17466,23 +16932,26 @@
         </w:numPr>
       </w:pPr>
       <w:r>
-        <w:t xml:space="preserve">Ves y podés</w:t>
-      </w:r>
-      <w:r>
-        <w:t xml:space="preserve"> </w:t>
-      </w:r>
-      <w:r>
-        <w:rPr>
-          <w:b/>
-          <w:bCs/>
-        </w:rPr>
-        <w:t xml:space="preserve">cambiar el código de empresa</w:t>
-      </w:r>
-      <w:r>
-        <w:t xml:space="preserve"> </w:t>
-      </w:r>
-      <w:r>
-        <w:t xml:space="preserve">(el que usan los nuevos para unirse).</w:t>
+        <w:rPr>
+          <w:b/>
+          <w:bCs/>
+        </w:rPr>
+        <w:t xml:space="preserve">Datos:</w:t>
+      </w:r>
+      <w:r>
+        <w:t xml:space="preserve"> </w:t>
+      </w:r>
+      <w:r>
+        <w:t xml:space="preserve">legajo, nombre, CUIL, centro de costo, modalidad (jornal / mensualizado), fecha de ingreso, categoría, obra social, nombre tal como figura en las órdenes de producción (para</w:t>
+      </w:r>
+      <w:r>
+        <w:t xml:space="preserve"> </w:t>
+      </w:r>
+      <w:r>
+        <w:t xml:space="preserve">“Traer horas de planta”</w:t>
+      </w:r>
+      <w:r>
+        <w:t xml:space="preserve">), tarea, contratación, lugar de pago, banco.</w:t>
       </w:r>
     </w:p>
     <w:p>
@@ -17494,83 +16963,149 @@
         </w:numPr>
       </w:pPr>
       <w:r>
-        <w:t xml:space="preserve">Listás usuarios, editás su</w:t>
-      </w:r>
-      <w:r>
-        <w:t xml:space="preserve"> </w:t>
-      </w:r>
-      <w:r>
-        <w:rPr>
-          <w:b/>
-          <w:bCs/>
-        </w:rPr>
-        <w:t xml:space="preserve">rol</w:t>
-      </w:r>
-      <w:r>
-        <w:t xml:space="preserve"> </w:t>
-      </w:r>
-      <w:r>
-        <w:t xml:space="preserve">y</w:t>
-      </w:r>
-      <w:r>
-        <w:t xml:space="preserve"> </w:t>
-      </w:r>
-      <w:r>
-        <w:rPr>
-          <w:b/>
-          <w:bCs/>
-        </w:rPr>
-        <w:t xml:space="preserve">habilitás/deshabilitás módulos</w:t>
-      </w:r>
-      <w:r>
-        <w:t xml:space="preserve"> </w:t>
-      </w:r>
-      <w:r>
-        <w:t xml:space="preserve">por usuario. La lista cubre todos los módulos del sistema (inventario, producción, compras, ventas, calidad, análisis y contabilidad).</w:t>
-      </w:r>
-    </w:p>
-    <w:p>
-      <w:pPr>
-        <w:pStyle w:val="BlockText"/>
-      </w:pPr>
-      <w:r>
-        <w:rPr>
-          <w:b/>
-          <w:bCs/>
-        </w:rPr>
-        <w:t xml:space="preserve">Nota técnica:</w:t>
-      </w:r>
-      <w:r>
-        <w:t xml:space="preserve"> </w:t>
-      </w:r>
-      <w:r>
-        <w:t xml:space="preserve">los permisos por módulo hoy son</w:t>
-      </w:r>
-      <w:r>
-        <w:t xml:space="preserve"> </w:t>
-      </w:r>
-      <w:r>
-        <w:rPr>
-          <w:b/>
-          <w:bCs/>
-        </w:rPr>
-        <w:t xml:space="preserve">visuales</w:t>
-      </w:r>
-      <w:r>
-        <w:t xml:space="preserve"> </w:t>
-      </w:r>
-      <w:r>
-        <w:t xml:space="preserve">(esconden secciones del menú). No los uses como barrera de seguridad fuerte.</w:t>
-      </w:r>
-    </w:p>
-    <w:bookmarkEnd w:id="62"/>
-    <w:bookmarkStart w:id="63" w:name="imputación-contable"/>
-    <w:p>
-      <w:pPr>
-        <w:pStyle w:val="Heading3"/>
-      </w:pPr>
-      <w:r>
-        <w:t xml:space="preserve">12.3 Imputación contable</w:t>
+        <w:rPr>
+          <w:b/>
+          <w:bCs/>
+        </w:rPr>
+        <w:t xml:space="preserve">Remuneración:</w:t>
+      </w:r>
+      <w:r>
+        <w:t xml:space="preserve"> </w:t>
+      </w:r>
+      <w:r>
+        <w:rPr>
+          <w:b/>
+          <w:bCs/>
+        </w:rPr>
+        <w:t xml:space="preserve">convenio</w:t>
+      </w:r>
+      <w:r>
+        <w:t xml:space="preserve"> </w:t>
+      </w:r>
+      <w:r>
+        <w:t xml:space="preserve">(UOM o fuera de convenio — cambia qué campos siguen),</w:t>
+      </w:r>
+      <w:r>
+        <w:t xml:space="preserve"> </w:t>
+      </w:r>
+      <w:r>
+        <w:rPr>
+          <w:b/>
+          <w:bCs/>
+        </w:rPr>
+        <w:t xml:space="preserve">categoría de la escala salarial</w:t>
+      </w:r>
+      <w:r>
+        <w:t xml:space="preserve"> </w:t>
+      </w:r>
+      <w:r>
+        <w:t xml:space="preserve">(UOM) o</w:t>
+      </w:r>
+      <w:r>
+        <w:t xml:space="preserve"> </w:t>
+      </w:r>
+      <w:r>
+        <w:rPr>
+          <w:b/>
+          <w:bCs/>
+        </w:rPr>
+        <w:t xml:space="preserve">sueldo pactado</w:t>
+      </w:r>
+      <w:r>
+        <w:t xml:space="preserve"> </w:t>
+      </w:r>
+      <w:r>
+        <w:t xml:space="preserve">(fuera de convenio), horas semanales, % de antigüedad (solo fuera de convenio; en UOM lo define el convenio), fecha de ingreso reconocida (si difiere de la real, para antigüedad de otro empleador), afiliado al sindicato, cobra presentismo.</w:t>
+      </w:r>
+    </w:p>
+    <w:p>
+      <w:pPr>
+        <w:pStyle w:val="Compact"/>
+        <w:numPr>
+          <w:ilvl w:val="0"/>
+          <w:numId w:val="1024"/>
+        </w:numPr>
+      </w:pPr>
+      <w:r>
+        <w:rPr>
+          <w:b/>
+          <w:bCs/>
+        </w:rPr>
+        <w:t xml:space="preserve">Conceptos fijos:</w:t>
+      </w:r>
+      <w:r>
+        <w:t xml:space="preserve"> </w:t>
+      </w:r>
+      <w:r>
+        <w:t xml:space="preserve">adicionales fijos que se pagan todos los meses (% del básico o importe, ej. tarea peligrosa, título) y conceptos recurrentes con vigencia y cuotas (préstamos, cuotas de cualquier tipo) — cada cuota liquidada avanza sola el contador de</w:t>
+      </w:r>
+      <w:r>
+        <w:t xml:space="preserve"> </w:t>
+      </w:r>
+      <w:r>
+        <w:t xml:space="preserve">“pagas”</w:t>
+      </w:r>
+      <w:r>
+        <w:t xml:space="preserve"> </w:t>
+      </w:r>
+      <w:r>
+        <w:t xml:space="preserve">al confirmar.</w:t>
+      </w:r>
+    </w:p>
+    <w:p>
+      <w:pPr>
+        <w:pStyle w:val="Compact"/>
+        <w:numPr>
+          <w:ilvl w:val="0"/>
+          <w:numId w:val="1024"/>
+        </w:numPr>
+      </w:pPr>
+      <w:r>
+        <w:rPr>
+          <w:b/>
+          <w:bCs/>
+        </w:rPr>
+        <w:t xml:space="preserve">Ganancias:</w:t>
+      </w:r>
+      <w:r>
+        <w:t xml:space="preserve"> </w:t>
+      </w:r>
+      <w:r>
+        <w:t xml:space="preserve">tildá</w:t>
+      </w:r>
+      <w:r>
+        <w:t xml:space="preserve"> </w:t>
+      </w:r>
+      <w:r>
+        <w:t xml:space="preserve">“Se retiene Impuesto a las Ganancias”</w:t>
+      </w:r>
+      <w:r>
+        <w:t xml:space="preserve"> </w:t>
+      </w:r>
+      <w:r>
+        <w:t xml:space="preserve">solo para los empleados alcanzados (4ª categoría); hijos con discapacidad; y la lista de deducciones informadas por F.572 web (alquiler, servicio doméstico, cuota médica, seguro de vida, intereses hipotecarios, donaciones, gastos educativos) con el importe mensual y el período de vigencia.</w:t>
+      </w:r>
+    </w:p>
+    <w:p>
+      <w:pPr>
+        <w:pStyle w:val="Compact"/>
+        <w:numPr>
+          <w:ilvl w:val="0"/>
+          <w:numId w:val="1024"/>
+        </w:numPr>
+      </w:pPr>
+      <w:r>
+        <w:rPr>
+          <w:b/>
+          <w:bCs/>
+        </w:rPr>
+        <w:t xml:space="preserve">ARCA:</w:t>
+      </w:r>
+      <w:r>
+        <w:t xml:space="preserve"> </w:t>
+      </w:r>
+      <w:r>
+        <w:t xml:space="preserve">los datos del F.931/LSD que ya existían (CBU, forma de pago, obra social, cónyuge, hijos, marcas, códigos de situación/condición/actividad/modalidad).</w:t>
       </w:r>
     </w:p>
     <w:p>
@@ -17582,13 +17117,159 @@
           <w:b/>
           <w:bCs/>
         </w:rPr>
-        <w:t xml:space="preserve">Clave para que los asientos automáticos funcionen.</w:t>
-      </w:r>
-      <w:r>
-        <w:t xml:space="preserve"> </w:t>
-      </w:r>
-      <w:r>
-        <w:t xml:space="preserve">Acá decís qué cuenta contable usar para cada tipo de operación:</w:t>
+        <w:t xml:space="preserve">Baja de empleado</w:t>
+      </w:r>
+      <w:r>
+        <w:t xml:space="preserve"> </w:t>
+      </w:r>
+      <w:r>
+        <w:t xml:space="preserve">(botón en el legajo, oculto si ya está dado de baja): fecha de egreso, causa (renuncia, despido sin causa, despido con causa, mutuo acuerdo, fin de contrato, fallecimiento), si hubo preaviso otorgado, tope indemnizatorio del CCT (se precarga desde Configuración) y días de vacaciones ya gozadas en el año. El preview muestra los renglones que va a generar (proporcionales del mes, SAC proporcional, vacaciones no gozadas y, si corresponde, indemnización por antigüedad + preaviso + integración del mes) antes de crear la liquidación de tipo</w:t>
+      </w:r>
+      <w:r>
+        <w:t xml:space="preserve"> </w:t>
+      </w:r>
+      <w:r>
+        <w:rPr>
+          <w:b/>
+          <w:bCs/>
+        </w:rPr>
+        <w:t xml:space="preserve">final</w:t>
+      </w:r>
+      <w:r>
+        <w:t xml:space="preserve"> </w:t>
+      </w:r>
+      <w:r>
+        <w:t xml:space="preserve">en borrador. El empleado no queda dado de baja hasta que confirmás esa liquidación.</w:t>
+      </w:r>
+    </w:p>
+    <w:bookmarkEnd w:id="60"/>
+    <w:bookmarkStart w:id="61" w:name="novedades-por-período-sueldos-novedades"/>
+    <w:p>
+      <w:pPr>
+        <w:pStyle w:val="Heading4"/>
+      </w:pPr>
+      <w:r>
+        <w:t xml:space="preserve">Novedades por período (Sueldos →</w:t>
+      </w:r>
+      <w:r>
+        <w:t xml:space="preserve"> </w:t>
+      </w:r>
+      <w:r>
+        <w:rPr>
+          <w:b/>
+          <w:bCs/>
+        </w:rPr>
+        <w:t xml:space="preserve">Novedades</w:t>
+      </w:r>
+      <w:r>
+        <w:t xml:space="preserve">)</w:t>
+      </w:r>
+    </w:p>
+    <w:p>
+      <w:pPr>
+        <w:pStyle w:val="FirstParagraph"/>
+      </w:pPr>
+      <w:r>
+        <w:t xml:space="preserve">Elegí período y tipo (mensual / 1ª quincena / 2ª quincena) y completá, por empleado, días trabajados, horas normales (jornales), horas extras al 50 % y al 100 %, feriados no trabajados y trabajados, ausencias injustificadas, días de enfermedad, accidente y licencia paga (con su tipo), días sin goce de sueldo, días de vacaciones, adelanto, premio por producción y observaciones. Sin fila cargada, el motor asume el período completo sin novedades.</w:t>
+      </w:r>
+    </w:p>
+    <w:p>
+      <w:pPr>
+        <w:pStyle w:val="BodyText"/>
+      </w:pPr>
+      <w:r>
+        <w:rPr>
+          <w:b/>
+          <w:bCs/>
+        </w:rPr>
+        <w:t xml:space="preserve">⏱ Precargar horas de planta</w:t>
+      </w:r>
+      <w:r>
+        <w:t xml:space="preserve"> </w:t>
+      </w:r>
+      <w:r>
+        <w:t xml:space="preserve">suma las horas productivas de los timers de Modo Planta del período (por la orden asignada al operario, vía el nombre cargado en el legajo) y las pone en</w:t>
+      </w:r>
+      <w:r>
+        <w:t xml:space="preserve"> </w:t>
+      </w:r>
+      <w:r>
+        <w:t xml:space="preserve">“Horas norm.”</w:t>
+      </w:r>
+      <w:r>
+        <w:t xml:space="preserve"> </w:t>
+      </w:r>
+      <w:r>
+        <w:t xml:space="preserve">de los jornales que la tengan vacía — no pisa lo que ya escribiste. Importante: los días de enfermedad, accidente o licencia paga van en sus propias columnas,</w:t>
+      </w:r>
+      <w:r>
+        <w:t xml:space="preserve"> </w:t>
+      </w:r>
+      <w:r>
+        <w:rPr>
+          <w:b/>
+          <w:bCs/>
+        </w:rPr>
+        <w:t xml:space="preserve">no</w:t>
+      </w:r>
+      <w:r>
+        <w:t xml:space="preserve"> </w:t>
+      </w:r>
+      <w:r>
+        <w:t xml:space="preserve">los sumes en</w:t>
+      </w:r>
+      <w:r>
+        <w:t xml:space="preserve"> </w:t>
+      </w:r>
+      <w:r>
+        <w:t xml:space="preserve">“Horas norm.”</w:t>
+      </w:r>
+      <w:r>
+        <w:t xml:space="preserve">: el motor de liquidación los computa aparte.</w:t>
+      </w:r>
+    </w:p>
+    <w:bookmarkEnd w:id="61"/>
+    <w:bookmarkStart w:id="62" w:name="liquidar-con-calcular"/>
+    <w:p>
+      <w:pPr>
+        <w:pStyle w:val="Heading4"/>
+      </w:pPr>
+      <w:r>
+        <w:t xml:space="preserve">Liquidar con Calcular</w:t>
+      </w:r>
+    </w:p>
+    <w:p>
+      <w:pPr>
+        <w:pStyle w:val="FirstParagraph"/>
+      </w:pPr>
+      <w:r>
+        <w:t xml:space="preserve">En la liquidación (Sueldos →</w:t>
+      </w:r>
+      <w:r>
+        <w:t xml:space="preserve"> </w:t>
+      </w:r>
+      <w:r>
+        <w:rPr>
+          <w:b/>
+          <w:bCs/>
+        </w:rPr>
+        <w:t xml:space="preserve">+ Liquidación</w:t>
+      </w:r>
+      <w:r>
+        <w:t xml:space="preserve">, período/tipo/fecha de pago como antes) apareció el botón</w:t>
+      </w:r>
+      <w:r>
+        <w:t xml:space="preserve"> </w:t>
+      </w:r>
+      <w:r>
+        <w:rPr>
+          <w:b/>
+          <w:bCs/>
+        </w:rPr>
+        <w:t xml:space="preserve">⚙ Calcular</w:t>
+      </w:r>
+      <w:r>
+        <w:t xml:space="preserve">: corre el motor para todos los empleados activos, usando la escala, el convenio, los parámetros previsionales, la tabla de Ganancias vigente y las novedades cargadas. Genera automáticamente el básico, antigüedad, presentismo, horas extras, feriados, licencias, vacaciones, el complemento IMGR, el no remunerativo de paritaria, los conceptos fijos y recurrentes del legajo, aportes con topes, sindicales, contribuciones y — si el empleado está marcado — la retención de Ganancias.</w:t>
       </w:r>
     </w:p>
     <w:p>
@@ -17600,62 +17281,50 @@
         </w:numPr>
       </w:pPr>
       <w:r>
-        <w:rPr>
-          <w:b/>
-          <w:bCs/>
-        </w:rPr>
-        <w:t xml:space="preserve">Ventas:</w:t>
-      </w:r>
-      <w:r>
-        <w:t xml:space="preserve"> </w:t>
-      </w:r>
-      <w:r>
-        <w:t xml:space="preserve">cuenta de venta, deudores por ventas, IVA débito fiscal,</w:t>
-      </w:r>
-      <w:r>
-        <w:t xml:space="preserve"> </w:t>
-      </w:r>
-      <w:r>
-        <w:rPr>
-          <w:b/>
-          <w:bCs/>
-        </w:rPr>
-        <w:t xml:space="preserve">alícuota de IVA</w:t>
-      </w:r>
-      <w:r>
-        <w:t xml:space="preserve"> </w:t>
-      </w:r>
-      <w:r>
-        <w:t xml:space="preserve">(21% por defecto), si los precios</w:t>
-      </w:r>
-      <w:r>
-        <w:t xml:space="preserve"> </w:t>
-      </w:r>
-      <w:r>
-        <w:rPr>
-          <w:b/>
-          <w:bCs/>
-        </w:rPr>
-        <w:t xml:space="preserve">incluyen IVA</w:t>
-      </w:r>
-      <w:r>
-        <w:t xml:space="preserve">, y el</w:t>
-      </w:r>
-      <w:r>
-        <w:t xml:space="preserve"> </w:t>
-      </w:r>
-      <w:r>
-        <w:rPr>
-          <w:b/>
-          <w:bCs/>
-        </w:rPr>
-        <w:t xml:space="preserve">punto de venta AFIP</w:t>
-      </w:r>
-      <w:r>
-        <w:t xml:space="preserve"> </w:t>
-      </w:r>
-      <w:r>
-        <w:t xml:space="preserve">para la facturación electrónica.</w:t>
+        <w:t xml:space="preserve">Cada renglón generado por el motor queda con</w:t>
+      </w:r>
+      <w:r>
+        <w:t xml:space="preserve"> </w:t>
+      </w:r>
+      <w:r>
+        <w:rPr>
+          <w:b/>
+          <w:bCs/>
+        </w:rPr>
+        <w:t xml:space="preserve">origen</w:t>
+      </w:r>
+      <w:r>
+        <w:rPr>
+          <w:b/>
+          <w:bCs/>
+        </w:rPr>
+        <w:t xml:space="preserve"> </w:t>
+      </w:r>
+      <w:r>
+        <w:rPr>
+          <w:b/>
+          <w:bCs/>
+        </w:rPr>
+        <w:t xml:space="preserve">“auto”</w:t>
+      </w:r>
+      <w:r>
+        <w:t xml:space="preserve">; si editás un renglón a mano, pasa a</w:t>
+      </w:r>
+      <w:r>
+        <w:t xml:space="preserve"> </w:t>
+      </w:r>
+      <w:r>
+        <w:rPr>
+          <w:b/>
+          <w:bCs/>
+        </w:rPr>
+        <w:t xml:space="preserve">“manual”</w:t>
+      </w:r>
+      <w:r>
+        <w:t xml:space="preserve"> </w:t>
+      </w:r>
+      <w:r>
+        <w:t xml:space="preserve">y Calcular no lo vuelve a tocar (así podés corregir un caso puntual sin perder el resto del cálculo).</w:t>
       </w:r>
     </w:p>
     <w:p>
@@ -17667,33 +17336,28 @@
         </w:numPr>
       </w:pPr>
       <w:r>
-        <w:rPr>
-          <w:b/>
-          <w:bCs/>
-        </w:rPr>
-        <w:t xml:space="preserve">Compras:</w:t>
-      </w:r>
-      <w:r>
-        <w:t xml:space="preserve"> </w:t>
-      </w:r>
-      <w:r>
-        <w:t xml:space="preserve">IVA crédito fiscal, proveedores, compra de materia prima / insumos / herramientas, servicios de terceros, y la cuenta puente</w:t>
-      </w:r>
-      <w:r>
-        <w:t xml:space="preserve"> </w:t>
-      </w:r>
-      <w:r>
-        <w:rPr>
-          <w:b/>
-          <w:bCs/>
-        </w:rPr>
-        <w:t xml:space="preserve">GR/IR</w:t>
-      </w:r>
-      <w:r>
-        <w:t xml:space="preserve"> </w:t>
-      </w:r>
-      <w:r>
-        <w:t xml:space="preserve">(facturas a recibir).</w:t>
+        <w:t xml:space="preserve">En el detalle de cada empleado, el ícono de traza junto a cada concepto muestra la fórmula exacta que usó el motor (por ejemplo</w:t>
+      </w:r>
+      <w:r>
+        <w:t xml:space="preserve"> </w:t>
+      </w:r>
+      <w:r>
+        <w:t xml:space="preserve">“4.485,97 × 90 h”</w:t>
+      </w:r>
+      <w:r>
+        <w:t xml:space="preserve"> </w:t>
+      </w:r>
+      <w:r>
+        <w:t xml:space="preserve">o</w:t>
+      </w:r>
+      <w:r>
+        <w:t xml:space="preserve"> </w:t>
+      </w:r>
+      <w:r>
+        <w:t xml:space="preserve">“básico × 1 % × 3 años”</w:t>
+      </w:r>
+      <w:r>
+        <w:t xml:space="preserve">).</w:t>
       </w:r>
     </w:p>
     <w:p>
@@ -17709,45 +17373,13 @@
           <w:b/>
           <w:bCs/>
         </w:rPr>
-        <w:t xml:space="preserve">Caja y banco:</w:t>
-      </w:r>
-      <w:r>
-        <w:t xml:space="preserve"> </w:t>
-      </w:r>
-      <w:r>
-        <w:t xml:space="preserve">cuenta de caja (efectivo), cuenta de banco (transferencias),</w:t>
-      </w:r>
-      <w:r>
-        <w:t xml:space="preserve"> </w:t>
-      </w:r>
-      <w:r>
-        <w:rPr>
-          <w:b/>
-          <w:bCs/>
-        </w:rPr>
-        <w:t xml:space="preserve">cheques en cartera</w:t>
-      </w:r>
-      <w:r>
-        <w:t xml:space="preserve"> </w:t>
-      </w:r>
-      <w:r>
-        <w:t xml:space="preserve">(recibidos) y</w:t>
-      </w:r>
-      <w:r>
-        <w:t xml:space="preserve"> </w:t>
-      </w:r>
-      <w:r>
-        <w:rPr>
-          <w:b/>
-          <w:bCs/>
-        </w:rPr>
-        <w:t xml:space="preserve">cheques emitidos</w:t>
-      </w:r>
-      <w:r>
-        <w:t xml:space="preserve"> </w:t>
-      </w:r>
-      <w:r>
-        <w:t xml:space="preserve">(a pagar).</w:t>
+        <w:t xml:space="preserve">↺ Recalcular</w:t>
+      </w:r>
+      <w:r>
+        <w:t xml:space="preserve"> </w:t>
+      </w:r>
+      <w:r>
+        <w:t xml:space="preserve">(por empleado) descarta también los renglones manuales y vuelve a correr el motor de cero para ese empleado.</w:t>
       </w:r>
     </w:p>
     <w:p>
@@ -17759,17 +17391,39 @@
         </w:numPr>
       </w:pPr>
       <w:r>
-        <w:rPr>
-          <w:b/>
-          <w:bCs/>
-        </w:rPr>
-        <w:t xml:space="preserve">Retenciones sufridas:</w:t>
-      </w:r>
-      <w:r>
-        <w:t xml:space="preserve"> </w:t>
-      </w:r>
-      <w:r>
-        <w:t xml:space="preserve">las cuentas de crédito fiscal donde van las retenciones que te aplican los clientes (Ganancias, IIBB, SUSS, IVA). Vienen preconfiguradas con las cuentas del plan de Vitalmet.</w:t>
+        <w:t xml:space="preserve">Volver a apretar</w:t>
+      </w:r>
+      <w:r>
+        <w:t xml:space="preserve"> </w:t>
+      </w:r>
+      <w:r>
+        <w:rPr>
+          <w:b/>
+          <w:bCs/>
+        </w:rPr>
+        <w:t xml:space="preserve">⚙ Calcular</w:t>
+      </w:r>
+      <w:r>
+        <w:t xml:space="preserve"> </w:t>
+      </w:r>
+      <w:r>
+        <w:t xml:space="preserve">para todos conserva los renglones manuales cuyo código el motor no genera en esa corrida (para no duplicar), pero</w:t>
+      </w:r>
+      <w:r>
+        <w:t xml:space="preserve"> </w:t>
+      </w:r>
+      <w:r>
+        <w:rPr>
+          <w:b/>
+          <w:bCs/>
+        </w:rPr>
+        <w:t xml:space="preserve">si el código coincide con uno que el motor sí calcula, el renglón manual se pisa</w:t>
+      </w:r>
+      <w:r>
+        <w:t xml:space="preserve"> </w:t>
+      </w:r>
+      <w:r>
+        <w:t xml:space="preserve">— si necesitás mantener ese ajuste, volvé a cargarlo después de Calcular.</w:t>
       </w:r>
     </w:p>
     <w:p>
@@ -17781,33 +17435,324 @@
         </w:numPr>
       </w:pPr>
       <w:r>
-        <w:rPr>
-          <w:b/>
-          <w:bCs/>
-        </w:rPr>
-        <w:t xml:space="preserve">Stock y ajustes de inventario:</w:t>
-      </w:r>
-      <w:r>
-        <w:t xml:space="preserve"> </w:t>
-      </w:r>
-      <w:r>
-        <w:t xml:space="preserve">las cuentas de stock (materia prima, producto terminado, insumos) y la cuenta de resultado</w:t>
-      </w:r>
-      <w:r>
-        <w:t xml:space="preserve"> </w:t>
-      </w:r>
-      <w:r>
-        <w:rPr>
-          <w:b/>
-          <w:bCs/>
-        </w:rPr>
-        <w:t xml:space="preserve">AJUSTES DE INVENTARIO</w:t>
-      </w:r>
-      <w:r>
-        <w:t xml:space="preserve"> </w:t>
-      </w:r>
-      <w:r>
-        <w:t xml:space="preserve">contra la que se asientan las diferencias de ajustes y conteos físicos. Vienen preconfiguradas (114002 / 114001 / 114003 / 421099).</w:t>
+        <w:t xml:space="preserve">El botón te avisa con alertas (no bloquean el guardado) cuando falta un valor de escala, un empleado no tiene fecha de ingreso, no hay novedad cargada, se superó un tope, se perdió el presentismo por ausencias, un préstamo llegó a la última cuota, etc.</w:t>
+      </w:r>
+    </w:p>
+    <w:p>
+      <w:pPr>
+        <w:pStyle w:val="FirstParagraph"/>
+      </w:pPr>
+      <w:r>
+        <w:rPr>
+          <w:b/>
+          <w:bCs/>
+        </w:rPr>
+        <w:t xml:space="preserve">SAC</w:t>
+      </w:r>
+      <w:r>
+        <w:t xml:space="preserve"> </w:t>
+      </w:r>
+      <w:r>
+        <w:t xml:space="preserve">(tipo de liquidación</w:t>
+      </w:r>
+      <w:r>
+        <w:t xml:space="preserve"> </w:t>
+      </w:r>
+      <w:r>
+        <w:t xml:space="preserve">“SAC”</w:t>
+      </w:r>
+      <w:r>
+        <w:t xml:space="preserve">, período 06 o 12): calcula el aguinaldo sobre la mejor remuneración del semestre (completo o proporcional si el empleado ingresó en el semestre) — a diferencia de una liquidación mensual,</w:t>
+      </w:r>
+      <w:r>
+        <w:t xml:space="preserve"> </w:t>
+      </w:r>
+      <w:r>
+        <w:rPr>
+          <w:b/>
+          <w:bCs/>
+        </w:rPr>
+        <w:t xml:space="preserve">no vuelve a sumar el sueldo del mes</w:t>
+      </w:r>
+      <w:r>
+        <w:t xml:space="preserve">, solo el aguinaldo y lo que corresponde sobre él (aportes, contribuciones, Ganancias).</w:t>
+      </w:r>
+    </w:p>
+    <w:p>
+      <w:pPr>
+        <w:pStyle w:val="BodyText"/>
+      </w:pPr>
+      <w:r>
+        <w:rPr>
+          <w:b/>
+          <w:bCs/>
+        </w:rPr>
+        <w:t xml:space="preserve">Liquidación final:</w:t>
+      </w:r>
+      <w:r>
+        <w:t xml:space="preserve"> </w:t>
+      </w:r>
+      <w:r>
+        <w:t xml:space="preserve">se genera desde el botón</w:t>
+      </w:r>
+      <w:r>
+        <w:t xml:space="preserve"> </w:t>
+      </w:r>
+      <w:r>
+        <w:rPr>
+          <w:b/>
+          <w:bCs/>
+        </w:rPr>
+        <w:t xml:space="preserve">Baja</w:t>
+      </w:r>
+      <w:r>
+        <w:t xml:space="preserve"> </w:t>
+      </w:r>
+      <w:r>
+        <w:t xml:space="preserve">del legajo (ver arriba), no desde</w:t>
+      </w:r>
+      <w:r>
+        <w:t xml:space="preserve"> </w:t>
+      </w:r>
+      <w:r>
+        <w:t xml:space="preserve">“+ Liquidación”</w:t>
+      </w:r>
+      <w:r>
+        <w:t xml:space="preserve">.</w:t>
+      </w:r>
+    </w:p>
+    <w:bookmarkEnd w:id="62"/>
+    <w:bookmarkStart w:id="63" w:name="recibos"/>
+    <w:p>
+      <w:pPr>
+        <w:pStyle w:val="Heading4"/>
+      </w:pPr>
+      <w:r>
+        <w:t xml:space="preserve">Recibos</w:t>
+      </w:r>
+    </w:p>
+    <w:p>
+      <w:pPr>
+        <w:pStyle w:val="FirstParagraph"/>
+      </w:pPr>
+      <w:r>
+        <w:t xml:space="preserve">Cada liquidación</w:t>
+      </w:r>
+      <w:r>
+        <w:t xml:space="preserve"> </w:t>
+      </w:r>
+      <w:r>
+        <w:rPr>
+          <w:b/>
+          <w:bCs/>
+        </w:rPr>
+        <w:t xml:space="preserve">confirmada</w:t>
+      </w:r>
+      <w:r>
+        <w:t xml:space="preserve"> </w:t>
+      </w:r>
+      <w:r>
+        <w:t xml:space="preserve">muestra el botón</w:t>
+      </w:r>
+      <w:r>
+        <w:t xml:space="preserve"> </w:t>
+      </w:r>
+      <w:r>
+        <w:rPr>
+          <w:b/>
+          <w:bCs/>
+        </w:rPr>
+        <w:t xml:space="preserve">🖨 Recibos</w:t>
+      </w:r>
+      <w:r>
+        <w:t xml:space="preserve">: imprime en un solo documento el recibo de haberes de todos los empleados de esa liquidación, dos páginas por empleado (idéntico al formato que emitía antes la contadora) y dos copias —</w:t>
+      </w:r>
+      <w:r>
+        <w:t xml:space="preserve"> </w:t>
+      </w:r>
+      <w:r>
+        <w:rPr>
+          <w:b/>
+          <w:bCs/>
+        </w:rPr>
+        <w:t xml:space="preserve">ORIGINAL</w:t>
+      </w:r>
+      <w:r>
+        <w:t xml:space="preserve"> </w:t>
+      </w:r>
+      <w:r>
+        <w:t xml:space="preserve">y</w:t>
+      </w:r>
+      <w:r>
+        <w:t xml:space="preserve"> </w:t>
+      </w:r>
+      <w:r>
+        <w:rPr>
+          <w:b/>
+          <w:bCs/>
+        </w:rPr>
+        <w:t xml:space="preserve">DUPLICADO</w:t>
+      </w:r>
+      <w:r>
+        <w:t xml:space="preserve"> </w:t>
+      </w:r>
+      <w:r>
+        <w:t xml:space="preserve">— marcadas en el ángulo superior izquierdo. La página 1 trae los datos del empleado, el período, el bloque de sueldo bruto (conceptos con signo), la composición laboral y el neto en letras; la página 2 abre el costo total del empleador (seguridad social, obra social, INSSJP, ART, SCVO, sindical) con una torta de porcentajes.</w:t>
+      </w:r>
+    </w:p>
+    <w:p>
+      <w:pPr>
+        <w:pStyle w:val="BodyText"/>
+      </w:pPr>
+      <w:r>
+        <w:t xml:space="preserve">Antes de imprimir el primer recibo, completá en</w:t>
+      </w:r>
+      <w:r>
+        <w:t xml:space="preserve"> </w:t>
+      </w:r>
+      <w:r>
+        <w:rPr>
+          <w:b/>
+          <w:bCs/>
+        </w:rPr>
+        <w:t xml:space="preserve">Configuración → Imputación → Recibo de haberes</w:t>
+      </w:r>
+      <w:r>
+        <w:t xml:space="preserve">: razón social, domicilio y actividad (encabezado del recibo), y el último depósito previsional — período, fecha y banco — que se muestra en todos los recibos hasta que lo actualices con el próximo F.931 pagado. Ahí mismo está el</w:t>
+      </w:r>
+      <w:r>
+        <w:t xml:space="preserve"> </w:t>
+      </w:r>
+      <w:r>
+        <w:rPr>
+          <w:b/>
+          <w:bCs/>
+        </w:rPr>
+        <w:t xml:space="preserve">tope indemnizatorio</w:t>
+      </w:r>
+      <w:r>
+        <w:t xml:space="preserve"> </w:t>
+      </w:r>
+      <w:r>
+        <w:t xml:space="preserve">que se precarga en la baja de empleado.</w:t>
+      </w:r>
+    </w:p>
+    <w:p>
+      <w:pPr>
+        <w:pStyle w:val="BodyText"/>
+      </w:pPr>
+      <w:r>
+        <w:t xml:space="preserve">Para liquidaciones cargadas</w:t>
+      </w:r>
+      <w:r>
+        <w:t xml:space="preserve"> </w:t>
+      </w:r>
+      <w:r>
+        <w:rPr>
+          <w:b/>
+          <w:bCs/>
+        </w:rPr>
+        <w:t xml:space="preserve">antes</w:t>
+      </w:r>
+      <w:r>
+        <w:t xml:space="preserve"> </w:t>
+      </w:r>
+      <w:r>
+        <w:t xml:space="preserve">de este motor (sin el detalle de contribuciones nuevo), el recibo igual se imprime: usa el total de contribuciones y ART ya guardado como si fuera todo</w:t>
+      </w:r>
+      <w:r>
+        <w:t xml:space="preserve"> </w:t>
+      </w:r>
+      <w:r>
+        <w:t xml:space="preserve">“Seguridad Social”</w:t>
+      </w:r>
+      <w:r>
+        <w:t xml:space="preserve"> </w:t>
+      </w:r>
+      <w:r>
+        <w:t xml:space="preserve">— la página 2 sale menos desglosada, pero cierra al 100 %.</w:t>
+      </w:r>
+    </w:p>
+    <w:bookmarkEnd w:id="63"/>
+    <w:bookmarkStart w:id="64" w:name="conceptos-arca-padrón-marcas-y-txt"/>
+    <w:p>
+      <w:pPr>
+        <w:pStyle w:val="Heading4"/>
+      </w:pPr>
+      <w:r>
+        <w:t xml:space="preserve">Conceptos ARCA (padrón, marcas y TXT)</w:t>
+      </w:r>
+    </w:p>
+    <w:p>
+      <w:pPr>
+        <w:pStyle w:val="FirstParagraph"/>
+      </w:pPr>
+      <w:r>
+        <w:t xml:space="preserve">El botón</w:t>
+      </w:r>
+      <w:r>
+        <w:t xml:space="preserve"> </w:t>
+      </w:r>
+      <w:r>
+        <w:rPr>
+          <w:b/>
+          <w:bCs/>
+        </w:rPr>
+        <w:t xml:space="preserve">Conceptos</w:t>
+      </w:r>
+      <w:r>
+        <w:t xml:space="preserve"> </w:t>
+      </w:r>
+      <w:r>
+        <w:t xml:space="preserve">ahora trae, para cada código propio, el</w:t>
+      </w:r>
+      <w:r>
+        <w:t xml:space="preserve"> </w:t>
+      </w:r>
+      <w:r>
+        <w:rPr>
+          <w:b/>
+          <w:bCs/>
+        </w:rPr>
+        <w:t xml:space="preserve">código ARCA</w:t>
+      </w:r>
+      <w:r>
+        <w:t xml:space="preserve"> </w:t>
+      </w:r>
+      <w:r>
+        <w:t xml:space="preserve">(de un catálogo de 142 posibles, importado del padrón real del CUIT de Vitalmet) y sus</w:t>
+      </w:r>
+      <w:r>
+        <w:t xml:space="preserve"> </w:t>
+      </w:r>
+      <w:r>
+        <w:rPr>
+          <w:b/>
+          <w:bCs/>
+        </w:rPr>
+        <w:t xml:space="preserve">15 marcas</w:t>
+      </w:r>
+      <w:r>
+        <w:t xml:space="preserve"> </w:t>
+      </w:r>
+      <w:r>
+        <w:t xml:space="preserve">(qué subsistema del F.931 suma cada concepto: SIPA, INSSJP, obra social, FSR, RENATEA, AAFF, FNE, LRT, diferencial, especial). La</w:t>
+      </w:r>
+      <w:r>
+        <w:t xml:space="preserve"> </w:t>
+      </w:r>
+      <w:r>
+        <w:rPr>
+          <w:b/>
+          <w:bCs/>
+        </w:rPr>
+        <w:t xml:space="preserve">regla</w:t>
+      </w:r>
+      <w:r>
+        <w:t xml:space="preserve"> </w:t>
+      </w:r>
+      <w:r>
+        <w:t xml:space="preserve">es la fórmula que usa el motor para calcularlo solo (dejarla vacía = concepto que siempre se carga a mano). Un concepto usado en liquidaciones no se borra, se desactiva.</w:t>
       </w:r>
     </w:p>
     <w:p>
@@ -17815,7 +17760,7 @@
         <w:pStyle w:val="Compact"/>
         <w:numPr>
           <w:ilvl w:val="0"/>
-          <w:numId w:val="1025"/>
+          <w:numId w:val="1026"/>
         </w:numPr>
       </w:pPr>
       <w:r>
@@ -17823,34 +17768,165 @@
           <w:b/>
           <w:bCs/>
         </w:rPr>
-        <w:t xml:space="preserve">Cierre RT 54:</w:t>
-      </w:r>
-      <w:r>
-        <w:t xml:space="preserve"> </w:t>
-      </w:r>
-      <w:r>
-        <w:t xml:space="preserve">costo de los bienes vendidos (511000), diferencias de cambio (424006), previsión para incobrables (112090) y su gasto (423007), impuesto a las ganancias (425001) y a pagar (213005), provisión vacaciones (214009) y anticipos de clientes (215001). Preconfiguradas por la migración 072; son las que usan los ajustes de cierre.</w:t>
-      </w:r>
-    </w:p>
-    <w:p>
-      <w:pPr>
-        <w:pStyle w:val="FirstParagraph"/>
-      </w:pPr>
-      <w:r>
-        <w:t xml:space="preserve">Completá y tocá</w:t>
-      </w:r>
-      <w:r>
-        <w:t xml:space="preserve"> </w:t>
-      </w:r>
-      <w:r>
-        <w:rPr>
-          <w:b/>
-          <w:bCs/>
-        </w:rPr>
-        <w:t xml:space="preserve">Guardar configuración</w:t>
-      </w:r>
-      <w:r>
-        <w:t xml:space="preserve">. Si dejás un campo en blanco, ese tipo de asiento automático queda desactivado.</w:t>
+        <w:t xml:space="preserve">Importar padrón…</w:t>
+      </w:r>
+      <w:r>
+        <w:t xml:space="preserve"> </w:t>
+      </w:r>
+      <w:r>
+        <w:t xml:space="preserve">lee el CSV que bajás de ARCA (Libro de Sueldos Digital → Conceptos, separado por</w:t>
+      </w:r>
+      <w:r>
+        <w:t xml:space="preserve"> </w:t>
+      </w:r>
+      <w:r>
+        <w:rPr>
+          <w:rStyle w:val="VerbatimChar"/>
+        </w:rPr>
+        <w:t xml:space="preserve">;</w:t>
+      </w:r>
+      <w:r>
+        <w:t xml:space="preserve">) y compara contra tu catálogo: da de alta como histórico inactivo lo que está en ARCA y no en el ERP, lista lo que está en el ERP y todavía no diste de alta en ARCA, y avisa si las marcas no coinciden.</w:t>
+      </w:r>
+    </w:p>
+    <w:p>
+      <w:pPr>
+        <w:pStyle w:val="Compact"/>
+        <w:numPr>
+          <w:ilvl w:val="0"/>
+          <w:numId w:val="1026"/>
+        </w:numPr>
+      </w:pPr>
+      <w:r>
+        <w:rPr>
+          <w:b/>
+          <w:bCs/>
+        </w:rPr>
+        <w:t xml:space="preserve">Exportar TXT (todos)</w:t>
+      </w:r>
+      <w:r>
+        <w:t xml:space="preserve"> </w:t>
+      </w:r>
+      <w:r>
+        <w:t xml:space="preserve">/</w:t>
+      </w:r>
+      <w:r>
+        <w:t xml:space="preserve"> </w:t>
+      </w:r>
+      <w:r>
+        <w:rPr>
+          <w:b/>
+          <w:bCs/>
+        </w:rPr>
+        <w:t xml:space="preserve">Exportar TXT (faltan en ARCA)</w:t>
+      </w:r>
+      <w:r>
+        <w:t xml:space="preserve"> </w:t>
+      </w:r>
+      <w:r>
+        <w:t xml:space="preserve">generan el archivo de carga masiva de conceptos (195 posiciones) para subir en ARCA → Libro de Sueldos Digital → Conceptos;</w:t>
+      </w:r>
+      <w:r>
+        <w:t xml:space="preserve"> </w:t>
+      </w:r>
+      <w:r>
+        <w:rPr>
+          <w:b/>
+          <w:bCs/>
+        </w:rPr>
+        <w:t xml:space="preserve">Excel ARCA</w:t>
+      </w:r>
+      <w:r>
+        <w:t xml:space="preserve"> </w:t>
+      </w:r>
+      <w:r>
+        <w:t xml:space="preserve">arma la misma información en planilla.</w:t>
+      </w:r>
+    </w:p>
+    <w:p>
+      <w:pPr>
+        <w:pStyle w:val="Compact"/>
+        <w:numPr>
+          <w:ilvl w:val="0"/>
+          <w:numId w:val="1026"/>
+        </w:numPr>
+      </w:pPr>
+      <w:r>
+        <w:rPr>
+          <w:b/>
+          <w:bCs/>
+        </w:rPr>
+        <w:t xml:space="preserve">Bloqueo del LSD:</w:t>
+      </w:r>
+      <w:r>
+        <w:t xml:space="preserve"> </w:t>
+      </w:r>
+      <w:r>
+        <w:t xml:space="preserve">antes de exportar el Libro de Sueldos Digital de una liquidación, el sistema verifica que todos los conceptos usados tengan código ARCA y no sean históricos (</w:t>
+      </w:r>
+      <w:r>
+        <w:t xml:space="preserve">“legacy”</w:t>
+      </w:r>
+      <w:r>
+        <w:t xml:space="preserve">). Si falta alguno, el preview del LSD lo lista y no deja descargar hasta que lo completes en Conceptos.</w:t>
+      </w:r>
+    </w:p>
+    <w:bookmarkEnd w:id="64"/>
+    <w:bookmarkStart w:id="65" w:name="Xb416bb6d091eb5d6a9265a5eb56ebe2b0cc72c7"/>
+    <w:p>
+      <w:pPr>
+        <w:pStyle w:val="Heading4"/>
+      </w:pPr>
+      <w:r>
+        <w:t xml:space="preserve">Preguntas para la contadora (no bloquean el uso del sistema)</w:t>
+      </w:r>
+    </w:p>
+    <w:p>
+      <w:pPr>
+        <w:pStyle w:val="Compact"/>
+        <w:numPr>
+          <w:ilvl w:val="0"/>
+          <w:numId w:val="1027"/>
+        </w:numPr>
+      </w:pPr>
+      <w:r>
+        <w:t xml:space="preserve">Cómo mapea en el LSD los códigos 224, 225 y 516 del recibo de septiembre de 2026, que no están en el padrón de ARCA.</w:t>
+      </w:r>
+    </w:p>
+    <w:p>
+      <w:pPr>
+        <w:pStyle w:val="Compact"/>
+        <w:numPr>
+          <w:ilvl w:val="0"/>
+          <w:numId w:val="1027"/>
+        </w:numPr>
+      </w:pPr>
+      <w:r>
+        <w:t xml:space="preserve">Porcentaje del aporte solidario UOM para no afiliados y valor vigente del seguro de sepelio.</w:t>
+      </w:r>
+    </w:p>
+    <w:p>
+      <w:pPr>
+        <w:pStyle w:val="Compact"/>
+        <w:numPr>
+          <w:ilvl w:val="0"/>
+          <w:numId w:val="1027"/>
+        </w:numPr>
+      </w:pPr>
+      <w:r>
+        <w:t xml:space="preserve">Si el tope de aportes se controla por quincena o por mes.</w:t>
+      </w:r>
+    </w:p>
+    <w:p>
+      <w:pPr>
+        <w:pStyle w:val="Compact"/>
+        <w:numPr>
+          <w:ilvl w:val="0"/>
+          <w:numId w:val="1027"/>
+        </w:numPr>
+      </w:pPr>
+      <w:r>
+        <w:t xml:space="preserve">Tope indemnizatorio vigente del CCT 260/75 (3 × promedio).</w:t>
       </w:r>
     </w:p>
     <w:p>
@@ -17860,15 +17936,16 @@
         </w:pict>
       </w:r>
     </w:p>
-    <w:bookmarkEnd w:id="63"/>
-    <w:bookmarkEnd w:id="64"/>
-    <w:bookmarkStart w:id="69" w:name="X9473a15fdcd54171d921b584f88070d9a9c6e2d"/>
+    <w:bookmarkEnd w:id="65"/>
+    <w:bookmarkEnd w:id="66"/>
+    <w:bookmarkEnd w:id="67"/>
+    <w:bookmarkStart w:id="71" w:name="configuración"/>
     <w:p>
       <w:pPr>
         <w:pStyle w:val="Heading2"/>
       </w:pPr>
       <w:r>
-        <w:t xml:space="preserve">13. Los 4 circuitos completos (lo más importante)</w:t>
+        <w:t xml:space="preserve">12. Configuración</w:t>
       </w:r>
     </w:p>
     <w:p>
@@ -17876,81 +17953,29 @@
         <w:pStyle w:val="FirstParagraph"/>
       </w:pPr>
       <w:r>
-        <w:t xml:space="preserve">Si entendés estos cuatro circuitos, sabés usar el ERP. Seguilos en orden.</w:t>
-      </w:r>
-    </w:p>
-    <w:bookmarkStart w:id="65" w:name="Xfc6a747a46029e6b14e9ea4e3a507ed2abe5c07"/>
+        <w:t xml:space="preserve">Tres pestañas. Las dos últimas son</w:t>
+      </w:r>
+      <w:r>
+        <w:t xml:space="preserve"> </w:t>
+      </w:r>
+      <w:r>
+        <w:rPr>
+          <w:b/>
+          <w:bCs/>
+        </w:rPr>
+        <w:t xml:space="preserve">solo para el administrador</w:t>
+      </w:r>
+      <w:r>
+        <w:t xml:space="preserve">.</w:t>
+      </w:r>
+    </w:p>
+    <w:bookmarkStart w:id="68" w:name="materiales"/>
     <w:p>
       <w:pPr>
         <w:pStyle w:val="Heading3"/>
       </w:pPr>
       <w:r>
-        <w:t xml:space="preserve">Circuito A — Vender (de la cotización al cobro)</w:t>
-      </w:r>
-    </w:p>
-    <w:p>
-      <w:pPr>
-        <w:pStyle w:val="SourceCode"/>
-      </w:pPr>
-      <w:r>
-        <w:rPr>
-          <w:rStyle w:val="VerbatimChar"/>
-        </w:rPr>
-        <w:t xml:space="preserve">1. Clientes          → cargá el cliente (si no existe)</w:t>
-      </w:r>
-      <w:r>
-        <w:br/>
-      </w:r>
-      <w:r>
-        <w:rPr>
-          <w:rStyle w:val="VerbatimChar"/>
-        </w:rPr>
-        <w:t xml:space="preserve">2. Presupuestos      → + Nuevo presupuesto → cargá ítems → mirá el margen → PDF al cliente</w:t>
-      </w:r>
-      <w:r>
-        <w:br/>
-      </w:r>
-      <w:r>
-        <w:rPr>
-          <w:rStyle w:val="VerbatimChar"/>
-        </w:rPr>
-        <w:t xml:space="preserve">3. Presupuestos      → cuando el cliente acepta: estado = aprobado → botón "Venta"</w:t>
-      </w:r>
-      <w:r>
-        <w:br/>
-      </w:r>
-      <w:r>
-        <w:rPr>
-          <w:rStyle w:val="VerbatimChar"/>
-        </w:rPr>
-        <w:t xml:space="preserve">4. Ventas            → revisá el pedido → estado = entregado → genera Remito (PDF) y Certificado</w:t>
-      </w:r>
-      <w:r>
-        <w:br/>
-      </w:r>
-      <w:r>
-        <w:rPr>
-          <w:rStyle w:val="VerbatimChar"/>
-        </w:rPr>
-        <w:t xml:space="preserve">5. Ventas            → botón "Facturar" ⚡ → AFIP devuelve el CAE → factura en PDF</w:t>
-      </w:r>
-      <w:r>
-        <w:br/>
-      </w:r>
-      <w:r>
-        <w:rPr>
-          <w:rStyle w:val="VerbatimChar"/>
-        </w:rPr>
-        <w:t xml:space="preserve">6. Cobros y Pagos    → "Cobro de cliente" → registrá la plata cuando entra</w:t>
-      </w:r>
-      <w:r>
-        <w:br/>
-      </w:r>
-      <w:r>
-        <w:rPr>
-          <w:rStyle w:val="VerbatimChar"/>
-        </w:rPr>
-        <w:t xml:space="preserve">7. Cuenta corriente  → controlá el saldo y la antigüedad de la deuda</w:t>
+        <w:t xml:space="preserve">12.1 Materiales</w:t>
       </w:r>
     </w:p>
     <w:p>
@@ -17958,110 +17983,207 @@
         <w:pStyle w:val="FirstParagraph"/>
       </w:pPr>
       <w:r>
-        <w:rPr>
-          <w:i/>
-          <w:iCs/>
-        </w:rPr>
-        <w:t xml:space="preserve">Asientos generados solos:</w:t>
-      </w:r>
-      <w:r>
-        <w:t xml:space="preserve"> </w:t>
-      </w:r>
-      <w:r>
-        <w:t xml:space="preserve">al facturar (venta) y al cobrar.</w:t>
-      </w:r>
-    </w:p>
-    <w:bookmarkEnd w:id="65"/>
-    <w:bookmarkStart w:id="66" w:name="Xb3ee42997e9ab092cf999dfe51d386c7317685c"/>
+        <w:t xml:space="preserve">El catálogo de tipos de acero / normas que después elegís en barras y certificados.</w:t>
+      </w:r>
+      <w:r>
+        <w:t xml:space="preserve"> </w:t>
+      </w:r>
+      <w:r>
+        <w:rPr>
+          <w:b/>
+          <w:bCs/>
+        </w:rPr>
+        <w:t xml:space="preserve">+ Nuevo material</w:t>
+      </w:r>
+      <w:r>
+        <w:t xml:space="preserve"> </w:t>
+      </w:r>
+      <w:r>
+        <w:t xml:space="preserve">→</w:t>
+      </w:r>
+      <w:r>
+        <w:t xml:space="preserve"> </w:t>
+      </w:r>
+      <w:r>
+        <w:rPr>
+          <w:b/>
+          <w:bCs/>
+        </w:rPr>
+        <w:t xml:space="preserve">Material / Norma</w:t>
+      </w:r>
+      <w:r>
+        <w:t xml:space="preserve"> </w:t>
+      </w:r>
+      <w:r>
+        <w:t xml:space="preserve">*,</w:t>
+      </w:r>
+      <w:r>
+        <w:t xml:space="preserve"> </w:t>
+      </w:r>
+      <w:r>
+        <w:rPr>
+          <w:b/>
+          <w:bCs/>
+        </w:rPr>
+        <w:t xml:space="preserve">Descripción</w:t>
+      </w:r>
+      <w:r>
+        <w:t xml:space="preserve">,</w:t>
+      </w:r>
+      <w:r>
+        <w:t xml:space="preserve"> </w:t>
+      </w:r>
+      <w:r>
+        <w:rPr>
+          <w:b/>
+          <w:bCs/>
+        </w:rPr>
+        <w:t xml:space="preserve">Orden</w:t>
+      </w:r>
+      <w:r>
+        <w:t xml:space="preserve">,</w:t>
+      </w:r>
+      <w:r>
+        <w:t xml:space="preserve"> </w:t>
+      </w:r>
+      <w:r>
+        <w:rPr>
+          <w:b/>
+          <w:bCs/>
+        </w:rPr>
+        <w:t xml:space="preserve">Estado</w:t>
+      </w:r>
+      <w:r>
+        <w:t xml:space="preserve"> </w:t>
+      </w:r>
+      <w:r>
+        <w:t xml:space="preserve">(activo / inactivo).</w:t>
+      </w:r>
+    </w:p>
+    <w:bookmarkEnd w:id="68"/>
+    <w:bookmarkStart w:id="69" w:name="usuarios-y-permisos-admin"/>
     <w:p>
       <w:pPr>
         <w:pStyle w:val="Heading3"/>
       </w:pPr>
       <w:r>
-        <w:t xml:space="preserve">Circuito B — Comprar (de la OC al material liberado)</w:t>
-      </w:r>
-    </w:p>
-    <w:p>
-      <w:pPr>
-        <w:pStyle w:val="SourceCode"/>
-      </w:pPr>
-      <w:r>
-        <w:rPr>
-          <w:rStyle w:val="VerbatimChar"/>
-        </w:rPr>
-        <w:t xml:space="preserve">1. Proveedores        → cargá el proveedor; si es material crítico: evaluálo y aprobalo en el AVL</w:t>
-      </w:r>
-      <w:r>
-        <w:br/>
-      </w:r>
-      <w:r>
-        <w:rPr>
-          <w:rStyle w:val="VerbatimChar"/>
-        </w:rPr>
-        <w:t xml:space="preserve">2. Compras → OC       → + Nueva OC → ítems → moneda y TC → estado = enviada/confirmada</w:t>
-      </w:r>
-      <w:r>
-        <w:br/>
-      </w:r>
-      <w:r>
-        <w:rPr>
-          <w:rStyle w:val="VerbatimChar"/>
-        </w:rPr>
-        <w:t xml:space="preserve">                        (el sistema rechaza la OC si el proveedor crítico no está aprobado)</w:t>
-      </w:r>
-      <w:r>
-        <w:br/>
-      </w:r>
-      <w:r>
-        <w:rPr>
-          <w:rStyle w:val="VerbatimChar"/>
-        </w:rPr>
-        <w:t xml:space="preserve">3. Compras → OC       → botón "Recibir" cuando llega la mercadería  (asiento GR/IR)</w:t>
-      </w:r>
-      <w:r>
-        <w:br/>
-      </w:r>
-      <w:r>
-        <w:rPr>
-          <w:rStyle w:val="VerbatimChar"/>
-        </w:rPr>
-        <w:t xml:space="preserve">                        → la materia prima entra EN CUARENTENA</w:t>
-      </w:r>
-      <w:r>
-        <w:br/>
-      </w:r>
-      <w:r>
-        <w:rPr>
-          <w:rStyle w:val="VerbatimChar"/>
-        </w:rPr>
-        <w:t xml:space="preserve">4. Inventario → Cert. MTC      → cargá el MTR con su colada y vinculalo</w:t>
-      </w:r>
-      <w:r>
-        <w:br/>
-      </w:r>
-      <w:r>
-        <w:rPr>
-          <w:rStyle w:val="VerbatimChar"/>
-        </w:rPr>
-        <w:t xml:space="preserve">5. Compras → Inspección        → verificá material + MTR → ✓ Aceptar (o ✕ Rechazar + NC)</w:t>
-      </w:r>
-      <w:r>
-        <w:br/>
-      </w:r>
-      <w:r>
-        <w:rPr>
-          <w:rStyle w:val="VerbatimChar"/>
-        </w:rPr>
-        <w:t xml:space="preserve">6. Compras → OC       → botón "Factura" cuando llega la factura     (3-way match, cancela GR/IR)</w:t>
-      </w:r>
-      <w:r>
-        <w:br/>
-      </w:r>
-      <w:r>
-        <w:rPr>
-          <w:rStyle w:val="VerbatimChar"/>
-        </w:rPr>
-        <w:t xml:space="preserve">7. Cobros y Pagos     → "Pago a proveedor" cuando pagás</w:t>
+        <w:t xml:space="preserve">12.2 Usuarios y permisos (admin)</w:t>
+      </w:r>
+    </w:p>
+    <w:p>
+      <w:pPr>
+        <w:pStyle w:val="Compact"/>
+        <w:numPr>
+          <w:ilvl w:val="0"/>
+          <w:numId w:val="1028"/>
+        </w:numPr>
+      </w:pPr>
+      <w:r>
+        <w:t xml:space="preserve">Ves y podés</w:t>
+      </w:r>
+      <w:r>
+        <w:t xml:space="preserve"> </w:t>
+      </w:r>
+      <w:r>
+        <w:rPr>
+          <w:b/>
+          <w:bCs/>
+        </w:rPr>
+        <w:t xml:space="preserve">cambiar el código de empresa</w:t>
+      </w:r>
+      <w:r>
+        <w:t xml:space="preserve"> </w:t>
+      </w:r>
+      <w:r>
+        <w:t xml:space="preserve">(el que usan los nuevos para unirse).</w:t>
+      </w:r>
+    </w:p>
+    <w:p>
+      <w:pPr>
+        <w:pStyle w:val="Compact"/>
+        <w:numPr>
+          <w:ilvl w:val="0"/>
+          <w:numId w:val="1028"/>
+        </w:numPr>
+      </w:pPr>
+      <w:r>
+        <w:t xml:space="preserve">Listás usuarios, editás su</w:t>
+      </w:r>
+      <w:r>
+        <w:t xml:space="preserve"> </w:t>
+      </w:r>
+      <w:r>
+        <w:rPr>
+          <w:b/>
+          <w:bCs/>
+        </w:rPr>
+        <w:t xml:space="preserve">rol</w:t>
+      </w:r>
+      <w:r>
+        <w:t xml:space="preserve"> </w:t>
+      </w:r>
+      <w:r>
+        <w:t xml:space="preserve">y</w:t>
+      </w:r>
+      <w:r>
+        <w:t xml:space="preserve"> </w:t>
+      </w:r>
+      <w:r>
+        <w:rPr>
+          <w:b/>
+          <w:bCs/>
+        </w:rPr>
+        <w:t xml:space="preserve">habilitás/deshabilitás módulos</w:t>
+      </w:r>
+      <w:r>
+        <w:t xml:space="preserve"> </w:t>
+      </w:r>
+      <w:r>
+        <w:t xml:space="preserve">por usuario. La lista cubre todos los módulos del sistema (inventario, producción, compras, ventas, calidad, análisis y contabilidad).</w:t>
+      </w:r>
+    </w:p>
+    <w:p>
+      <w:pPr>
+        <w:pStyle w:val="BlockText"/>
+      </w:pPr>
+      <w:r>
+        <w:rPr>
+          <w:b/>
+          <w:bCs/>
+        </w:rPr>
+        <w:t xml:space="preserve">Nota técnica:</w:t>
+      </w:r>
+      <w:r>
+        <w:t xml:space="preserve"> </w:t>
+      </w:r>
+      <w:r>
+        <w:t xml:space="preserve">los permisos por módulo hoy son</w:t>
+      </w:r>
+      <w:r>
+        <w:t xml:space="preserve"> </w:t>
+      </w:r>
+      <w:r>
+        <w:rPr>
+          <w:b/>
+          <w:bCs/>
+        </w:rPr>
+        <w:t xml:space="preserve">visuales</w:t>
+      </w:r>
+      <w:r>
+        <w:t xml:space="preserve"> </w:t>
+      </w:r>
+      <w:r>
+        <w:t xml:space="preserve">(esconden secciones del menú). No los uses como barrera de seguridad fuerte.</w:t>
+      </w:r>
+    </w:p>
+    <w:bookmarkEnd w:id="69"/>
+    <w:bookmarkStart w:id="70" w:name="imputación-contable"/>
+    <w:p>
+      <w:pPr>
+        <w:pStyle w:val="Heading3"/>
+      </w:pPr>
+      <w:r>
+        <w:t xml:space="preserve">12.3 Imputación contable</w:t>
       </w:r>
     </w:p>
     <w:p>
@@ -18070,175 +18192,257 @@
       </w:pPr>
       <w:r>
         <w:rPr>
-          <w:i/>
-          <w:iCs/>
-        </w:rPr>
-        <w:t xml:space="preserve">Asientos generados solos:</w:t>
-      </w:r>
-      <w:r>
-        <w:t xml:space="preserve"> </w:t>
-      </w:r>
-      <w:r>
-        <w:t xml:space="preserve">en la recepción (GR/IR), en la factura y en el pago.</w:t>
-      </w:r>
-    </w:p>
-    <w:bookmarkEnd w:id="66"/>
-    <w:bookmarkStart w:id="67" w:name="Xd1d7949bac4e6a12c5bcb040f4ddda9ac7470f4"/>
-    <w:p>
-      <w:pPr>
-        <w:pStyle w:val="Heading3"/>
-      </w:pPr>
-      <w:r>
-        <w:t xml:space="preserve">Circuito C — Producir (de la barra al producto)</w:t>
-      </w:r>
-    </w:p>
-    <w:p>
-      <w:pPr>
-        <w:pStyle w:val="SourceCode"/>
-      </w:pPr>
-      <w:r>
-        <w:rPr>
-          <w:rStyle w:val="VerbatimChar"/>
-        </w:rPr>
-        <w:t xml:space="preserve">1. Compras            → comprás la barra de acero (Circuito B, con inspección aceptada)</w:t>
-      </w:r>
-      <w:r>
-        <w:br/>
-      </w:r>
-      <w:r>
-        <w:rPr>
-          <w:rStyle w:val="VerbatimChar"/>
-        </w:rPr>
-        <w:t xml:space="preserve">2. Producción → OP    → + Nueva orden → elegí la barra ACEPTADA → metros consumidos → piezas</w:t>
-      </w:r>
-      <w:r>
-        <w:br/>
-      </w:r>
-      <w:r>
-        <w:rPr>
-          <w:rStyle w:val="VerbatimChar"/>
-        </w:rPr>
-        <w:t xml:space="preserve">3. Producción → OP    → Tiempos → aplicá el PQP del producto (o cargá los pasos a mano)</w:t>
-      </w:r>
-      <w:r>
-        <w:br/>
-      </w:r>
-      <w:r>
-        <w:rPr>
-          <w:rStyle w:val="VerbatimChar"/>
-        </w:rPr>
-        <w:t xml:space="preserve">4. Producción         → cronometrá los pasos; en cada HOLD/WITNESS: Calidad firma QC</w:t>
-      </w:r>
-      <w:r>
-        <w:br/>
-      </w:r>
-      <w:r>
-        <w:rPr>
-          <w:rStyle w:val="VerbatimChar"/>
-        </w:rPr>
-        <w:t xml:space="preserve">5. Producción         → botón Ensayo → registrá hidrostático/dimensional/etc. con instrumento calibrado</w:t>
-      </w:r>
-      <w:r>
-        <w:br/>
-      </w:r>
-      <w:r>
-        <w:rPr>
-          <w:rStyle w:val="VerbatimChar"/>
-        </w:rPr>
-        <w:t xml:space="preserve">6. Producción → OP    → estado = completada (solo si no quedan puntos sin firmar)</w:t>
-      </w:r>
-      <w:r>
-        <w:br/>
-      </w:r>
-      <w:r>
-        <w:rPr>
-          <w:rStyle w:val="VerbatimChar"/>
-        </w:rPr>
-        <w:t xml:space="preserve">                        → se descuenta MP y nace el Producto Terminado</w:t>
-      </w:r>
-      <w:r>
-        <w:br/>
-      </w:r>
-      <w:r>
-        <w:rPr>
-          <w:rStyle w:val="VerbatimChar"/>
-        </w:rPr>
-        <w:t xml:space="preserve">7. Análisis → Trazabilidad     → verificá la cadena certificado → colada → barra → OP → PT</w:t>
-      </w:r>
-    </w:p>
-    <w:bookmarkEnd w:id="67"/>
-    <w:bookmarkStart w:id="68" w:name="Xf9a70cdce17ec8d32f80fb3b897c3b5e5c61186"/>
-    <w:p>
-      <w:pPr>
-        <w:pStyle w:val="Heading3"/>
-      </w:pPr>
-      <w:r>
-        <w:t xml:space="preserve">Circuito D — Tratar un problema de calidad (NC → CAPA)</w:t>
-      </w:r>
-    </w:p>
-    <w:p>
-      <w:pPr>
-        <w:pStyle w:val="SourceCode"/>
-      </w:pPr>
-      <w:r>
-        <w:rPr>
-          <w:rStyle w:val="VerbatimChar"/>
-        </w:rPr>
-        <w:t xml:space="preserve">1. Se detecta el problema   → recepción rechazada, ensayo no conforme o reclamo de cliente</w:t>
-      </w:r>
-      <w:r>
-        <w:br/>
-      </w:r>
-      <w:r>
-        <w:rPr>
-          <w:rStyle w:val="VerbatimChar"/>
-        </w:rPr>
-        <w:t xml:space="preserve">2. Calidad → NCR            → + Nueva NC → origen + vínculos (OP/recepción/venta/ensayo) + descripción</w:t>
-      </w:r>
-      <w:r>
-        <w:br/>
-      </w:r>
-      <w:r>
-        <w:rPr>
-          <w:rStyle w:val="VerbatimChar"/>
-        </w:rPr>
-        <w:t xml:space="preserve">3. Definí la disposición    → retrabajo / reproceso / rechazo / concesión (con justificación) / devolución</w:t>
-      </w:r>
-      <w:r>
-        <w:br/>
-      </w:r>
-      <w:r>
-        <w:rPr>
-          <w:rStyle w:val="VerbatimChar"/>
-        </w:rPr>
-        <w:t xml:space="preserve">4. Si amerita atacar la causa: + Nueva CAPA → causa raíz → acción → responsable → fecha compromiso</w:t>
-      </w:r>
-      <w:r>
-        <w:br/>
-      </w:r>
-      <w:r>
-        <w:rPr>
-          <w:rStyle w:val="VerbatimChar"/>
-        </w:rPr>
-        <w:t xml:space="preserve">5. Implementá la acción     → cargá fecha de implementación</w:t>
-      </w:r>
-      <w:r>
-        <w:br/>
-      </w:r>
-      <w:r>
-        <w:rPr>
-          <w:rStyle w:val="VerbatimChar"/>
-        </w:rPr>
-        <w:t xml:space="preserve">6. Verificá la eficacia     → cargá cómo lo comprobaste + ¿Eficaz? → cerrá la CAPA</w:t>
-      </w:r>
-      <w:r>
-        <w:br/>
-      </w:r>
-      <w:r>
-        <w:rPr>
-          <w:rStyle w:val="VerbatimChar"/>
-        </w:rPr>
-        <w:t xml:space="preserve">7. Cerrá la NC              → (si es de origen cliente, antes marcá "Cliente notificado = Sí")</w:t>
+          <w:b/>
+          <w:bCs/>
+        </w:rPr>
+        <w:t xml:space="preserve">Clave para que los asientos automáticos funcionen.</w:t>
+      </w:r>
+      <w:r>
+        <w:t xml:space="preserve"> </w:t>
+      </w:r>
+      <w:r>
+        <w:t xml:space="preserve">Acá decís qué cuenta contable usar para cada tipo de operación:</w:t>
+      </w:r>
+    </w:p>
+    <w:p>
+      <w:pPr>
+        <w:pStyle w:val="Compact"/>
+        <w:numPr>
+          <w:ilvl w:val="0"/>
+          <w:numId w:val="1029"/>
+        </w:numPr>
+      </w:pPr>
+      <w:r>
+        <w:rPr>
+          <w:b/>
+          <w:bCs/>
+        </w:rPr>
+        <w:t xml:space="preserve">Ventas:</w:t>
+      </w:r>
+      <w:r>
+        <w:t xml:space="preserve"> </w:t>
+      </w:r>
+      <w:r>
+        <w:t xml:space="preserve">cuenta de venta, deudores por ventas, IVA débito fiscal,</w:t>
+      </w:r>
+      <w:r>
+        <w:t xml:space="preserve"> </w:t>
+      </w:r>
+      <w:r>
+        <w:rPr>
+          <w:b/>
+          <w:bCs/>
+        </w:rPr>
+        <w:t xml:space="preserve">alícuota de IVA</w:t>
+      </w:r>
+      <w:r>
+        <w:t xml:space="preserve"> </w:t>
+      </w:r>
+      <w:r>
+        <w:t xml:space="preserve">(21% por defecto), si los precios</w:t>
+      </w:r>
+      <w:r>
+        <w:t xml:space="preserve"> </w:t>
+      </w:r>
+      <w:r>
+        <w:rPr>
+          <w:b/>
+          <w:bCs/>
+        </w:rPr>
+        <w:t xml:space="preserve">incluyen IVA</w:t>
+      </w:r>
+      <w:r>
+        <w:t xml:space="preserve">, y el</w:t>
+      </w:r>
+      <w:r>
+        <w:t xml:space="preserve"> </w:t>
+      </w:r>
+      <w:r>
+        <w:rPr>
+          <w:b/>
+          <w:bCs/>
+        </w:rPr>
+        <w:t xml:space="preserve">punto de venta AFIP</w:t>
+      </w:r>
+      <w:r>
+        <w:t xml:space="preserve"> </w:t>
+      </w:r>
+      <w:r>
+        <w:t xml:space="preserve">para la facturación electrónica.</w:t>
+      </w:r>
+    </w:p>
+    <w:p>
+      <w:pPr>
+        <w:pStyle w:val="Compact"/>
+        <w:numPr>
+          <w:ilvl w:val="0"/>
+          <w:numId w:val="1029"/>
+        </w:numPr>
+      </w:pPr>
+      <w:r>
+        <w:rPr>
+          <w:b/>
+          <w:bCs/>
+        </w:rPr>
+        <w:t xml:space="preserve">Compras:</w:t>
+      </w:r>
+      <w:r>
+        <w:t xml:space="preserve"> </w:t>
+      </w:r>
+      <w:r>
+        <w:t xml:space="preserve">IVA crédito fiscal, proveedores, compra de materia prima / insumos / herramientas, servicios de terceros, y la cuenta puente</w:t>
+      </w:r>
+      <w:r>
+        <w:t xml:space="preserve"> </w:t>
+      </w:r>
+      <w:r>
+        <w:rPr>
+          <w:b/>
+          <w:bCs/>
+        </w:rPr>
+        <w:t xml:space="preserve">GR/IR</w:t>
+      </w:r>
+      <w:r>
+        <w:t xml:space="preserve"> </w:t>
+      </w:r>
+      <w:r>
+        <w:t xml:space="preserve">(facturas a recibir).</w:t>
+      </w:r>
+    </w:p>
+    <w:p>
+      <w:pPr>
+        <w:pStyle w:val="Compact"/>
+        <w:numPr>
+          <w:ilvl w:val="0"/>
+          <w:numId w:val="1029"/>
+        </w:numPr>
+      </w:pPr>
+      <w:r>
+        <w:rPr>
+          <w:b/>
+          <w:bCs/>
+        </w:rPr>
+        <w:t xml:space="preserve">Caja y banco:</w:t>
+      </w:r>
+      <w:r>
+        <w:t xml:space="preserve"> </w:t>
+      </w:r>
+      <w:r>
+        <w:t xml:space="preserve">cuenta de caja (efectivo), cuenta de banco (transferencias),</w:t>
+      </w:r>
+      <w:r>
+        <w:t xml:space="preserve"> </w:t>
+      </w:r>
+      <w:r>
+        <w:rPr>
+          <w:b/>
+          <w:bCs/>
+        </w:rPr>
+        <w:t xml:space="preserve">cheques en cartera</w:t>
+      </w:r>
+      <w:r>
+        <w:t xml:space="preserve"> </w:t>
+      </w:r>
+      <w:r>
+        <w:t xml:space="preserve">(recibidos) y</w:t>
+      </w:r>
+      <w:r>
+        <w:t xml:space="preserve"> </w:t>
+      </w:r>
+      <w:r>
+        <w:rPr>
+          <w:b/>
+          <w:bCs/>
+        </w:rPr>
+        <w:t xml:space="preserve">cheques emitidos</w:t>
+      </w:r>
+      <w:r>
+        <w:t xml:space="preserve"> </w:t>
+      </w:r>
+      <w:r>
+        <w:t xml:space="preserve">(a pagar).</w:t>
+      </w:r>
+    </w:p>
+    <w:p>
+      <w:pPr>
+        <w:pStyle w:val="Compact"/>
+        <w:numPr>
+          <w:ilvl w:val="0"/>
+          <w:numId w:val="1029"/>
+        </w:numPr>
+      </w:pPr>
+      <w:r>
+        <w:rPr>
+          <w:b/>
+          <w:bCs/>
+        </w:rPr>
+        <w:t xml:space="preserve">Retenciones sufridas:</w:t>
+      </w:r>
+      <w:r>
+        <w:t xml:space="preserve"> </w:t>
+      </w:r>
+      <w:r>
+        <w:t xml:space="preserve">las cuentas de crédito fiscal donde van las retenciones que te aplican los clientes (Ganancias, IIBB, SUSS, IVA). Vienen preconfiguradas con las cuentas del plan de Vitalmet.</w:t>
+      </w:r>
+    </w:p>
+    <w:p>
+      <w:pPr>
+        <w:pStyle w:val="Compact"/>
+        <w:numPr>
+          <w:ilvl w:val="0"/>
+          <w:numId w:val="1029"/>
+        </w:numPr>
+      </w:pPr>
+      <w:r>
+        <w:rPr>
+          <w:b/>
+          <w:bCs/>
+        </w:rPr>
+        <w:t xml:space="preserve">Stock y ajustes de inventario:</w:t>
+      </w:r>
+      <w:r>
+        <w:t xml:space="preserve"> </w:t>
+      </w:r>
+      <w:r>
+        <w:t xml:space="preserve">las cuentas de stock (materia prima, producto terminado, insumos) y la cuenta de resultado</w:t>
+      </w:r>
+      <w:r>
+        <w:t xml:space="preserve"> </w:t>
+      </w:r>
+      <w:r>
+        <w:rPr>
+          <w:b/>
+          <w:bCs/>
+        </w:rPr>
+        <w:t xml:space="preserve">AJUSTES DE INVENTARIO</w:t>
+      </w:r>
+      <w:r>
+        <w:t xml:space="preserve"> </w:t>
+      </w:r>
+      <w:r>
+        <w:t xml:space="preserve">contra la que se asientan las diferencias de ajustes y conteos físicos. Vienen preconfiguradas (114002 / 114001 / 114003 / 421099).</w:t>
+      </w:r>
+    </w:p>
+    <w:p>
+      <w:pPr>
+        <w:pStyle w:val="Compact"/>
+        <w:numPr>
+          <w:ilvl w:val="0"/>
+          <w:numId w:val="1029"/>
+        </w:numPr>
+      </w:pPr>
+      <w:r>
+        <w:rPr>
+          <w:b/>
+          <w:bCs/>
+        </w:rPr>
+        <w:t xml:space="preserve">Cierre RT 54:</w:t>
+      </w:r>
+      <w:r>
+        <w:t xml:space="preserve"> </w:t>
+      </w:r>
+      <w:r>
+        <w:t xml:space="preserve">costo de los bienes vendidos (511000), diferencias de cambio (424006), previsión para incobrables (112090) y su gasto (423007), impuesto a las ganancias (425001) y a pagar (213005), provisión vacaciones (214009) y anticipos de clientes (215001). Preconfiguradas por la migración 072; son las que usan los ajustes de cierre.</w:t>
       </w:r>
     </w:p>
     <w:p>
@@ -18246,11 +18450,20 @@
         <w:pStyle w:val="FirstParagraph"/>
       </w:pPr>
       <w:r>
-        <w:rPr>
-          <w:i/>
-          <w:iCs/>
-        </w:rPr>
-        <w:t xml:space="preserve">El sistema no te deja saltear los pasos 3, 6 y 7: son los candados del SGC.</w:t>
+        <w:t xml:space="preserve">Completá y tocá</w:t>
+      </w:r>
+      <w:r>
+        <w:t xml:space="preserve"> </w:t>
+      </w:r>
+      <w:r>
+        <w:rPr>
+          <w:b/>
+          <w:bCs/>
+        </w:rPr>
+        <w:t xml:space="preserve">Guardar configuración</w:t>
+      </w:r>
+      <w:r>
+        <w:t xml:space="preserve">. Si dejás un campo en blanco, ese tipo de asiento automático queda desactivado.</w:t>
       </w:r>
     </w:p>
     <w:p>
@@ -18260,9 +18473,409 @@
         </w:pict>
       </w:r>
     </w:p>
-    <w:bookmarkEnd w:id="68"/>
-    <w:bookmarkEnd w:id="69"/>
-    <w:bookmarkStart w:id="70" w:name="reglas-de-oro-y-errores-comunes"/>
+    <w:bookmarkEnd w:id="70"/>
+    <w:bookmarkEnd w:id="71"/>
+    <w:bookmarkStart w:id="76" w:name="X9473a15fdcd54171d921b584f88070d9a9c6e2d"/>
+    <w:p>
+      <w:pPr>
+        <w:pStyle w:val="Heading2"/>
+      </w:pPr>
+      <w:r>
+        <w:t xml:space="preserve">13. Los 4 circuitos completos (lo más importante)</w:t>
+      </w:r>
+    </w:p>
+    <w:p>
+      <w:pPr>
+        <w:pStyle w:val="FirstParagraph"/>
+      </w:pPr>
+      <w:r>
+        <w:t xml:space="preserve">Si entendés estos cuatro circuitos, sabés usar el ERP. Seguilos en orden.</w:t>
+      </w:r>
+    </w:p>
+    <w:bookmarkStart w:id="72" w:name="Xfc6a747a46029e6b14e9ea4e3a507ed2abe5c07"/>
+    <w:p>
+      <w:pPr>
+        <w:pStyle w:val="Heading3"/>
+      </w:pPr>
+      <w:r>
+        <w:t xml:space="preserve">Circuito A — Vender (de la cotización al cobro)</w:t>
+      </w:r>
+    </w:p>
+    <w:p>
+      <w:pPr>
+        <w:pStyle w:val="SourceCode"/>
+      </w:pPr>
+      <w:r>
+        <w:rPr>
+          <w:rStyle w:val="VerbatimChar"/>
+        </w:rPr>
+        <w:t xml:space="preserve">1. Clientes          → cargá el cliente (si no existe)</w:t>
+      </w:r>
+      <w:r>
+        <w:br/>
+      </w:r>
+      <w:r>
+        <w:rPr>
+          <w:rStyle w:val="VerbatimChar"/>
+        </w:rPr>
+        <w:t xml:space="preserve">2. Presupuestos      → + Nuevo presupuesto → cargá ítems → mirá el margen → PDF al cliente</w:t>
+      </w:r>
+      <w:r>
+        <w:br/>
+      </w:r>
+      <w:r>
+        <w:rPr>
+          <w:rStyle w:val="VerbatimChar"/>
+        </w:rPr>
+        <w:t xml:space="preserve">3. Presupuestos      → cuando el cliente acepta: estado = aprobado → botón "Venta"</w:t>
+      </w:r>
+      <w:r>
+        <w:br/>
+      </w:r>
+      <w:r>
+        <w:rPr>
+          <w:rStyle w:val="VerbatimChar"/>
+        </w:rPr>
+        <w:t xml:space="preserve">4. Ventas            → revisá el pedido → estado = entregado → genera Remito (PDF) y Certificado</w:t>
+      </w:r>
+      <w:r>
+        <w:br/>
+      </w:r>
+      <w:r>
+        <w:rPr>
+          <w:rStyle w:val="VerbatimChar"/>
+        </w:rPr>
+        <w:t xml:space="preserve">5. Ventas            → botón "Facturar" ⚡ → AFIP devuelve el CAE → factura en PDF</w:t>
+      </w:r>
+      <w:r>
+        <w:br/>
+      </w:r>
+      <w:r>
+        <w:rPr>
+          <w:rStyle w:val="VerbatimChar"/>
+        </w:rPr>
+        <w:t xml:space="preserve">6. Cobros y Pagos    → "Cobro de cliente" → registrá la plata cuando entra</w:t>
+      </w:r>
+      <w:r>
+        <w:br/>
+      </w:r>
+      <w:r>
+        <w:rPr>
+          <w:rStyle w:val="VerbatimChar"/>
+        </w:rPr>
+        <w:t xml:space="preserve">7. Cuenta corriente  → controlá el saldo y la antigüedad de la deuda</w:t>
+      </w:r>
+    </w:p>
+    <w:p>
+      <w:pPr>
+        <w:pStyle w:val="FirstParagraph"/>
+      </w:pPr>
+      <w:r>
+        <w:rPr>
+          <w:i/>
+          <w:iCs/>
+        </w:rPr>
+        <w:t xml:space="preserve">Asientos generados solos:</w:t>
+      </w:r>
+      <w:r>
+        <w:t xml:space="preserve"> </w:t>
+      </w:r>
+      <w:r>
+        <w:t xml:space="preserve">al facturar (venta) y al cobrar.</w:t>
+      </w:r>
+    </w:p>
+    <w:bookmarkEnd w:id="72"/>
+    <w:bookmarkStart w:id="73" w:name="Xb3ee42997e9ab092cf999dfe51d386c7317685c"/>
+    <w:p>
+      <w:pPr>
+        <w:pStyle w:val="Heading3"/>
+      </w:pPr>
+      <w:r>
+        <w:t xml:space="preserve">Circuito B — Comprar (de la OC al material liberado)</w:t>
+      </w:r>
+    </w:p>
+    <w:p>
+      <w:pPr>
+        <w:pStyle w:val="SourceCode"/>
+      </w:pPr>
+      <w:r>
+        <w:rPr>
+          <w:rStyle w:val="VerbatimChar"/>
+        </w:rPr>
+        <w:t xml:space="preserve">1. Proveedores        → cargá el proveedor; si es material crítico: evaluálo y aprobalo en el AVL</w:t>
+      </w:r>
+      <w:r>
+        <w:br/>
+      </w:r>
+      <w:r>
+        <w:rPr>
+          <w:rStyle w:val="VerbatimChar"/>
+        </w:rPr>
+        <w:t xml:space="preserve">2. Compras → OC       → + Nueva OC → ítems → moneda y TC → estado = enviada/confirmada</w:t>
+      </w:r>
+      <w:r>
+        <w:br/>
+      </w:r>
+      <w:r>
+        <w:rPr>
+          <w:rStyle w:val="VerbatimChar"/>
+        </w:rPr>
+        <w:t xml:space="preserve">                        (el sistema rechaza la OC si el proveedor crítico no está aprobado)</w:t>
+      </w:r>
+      <w:r>
+        <w:br/>
+      </w:r>
+      <w:r>
+        <w:rPr>
+          <w:rStyle w:val="VerbatimChar"/>
+        </w:rPr>
+        <w:t xml:space="preserve">3. Compras → OC       → botón "Recibir" cuando llega la mercadería  (asiento GR/IR)</w:t>
+      </w:r>
+      <w:r>
+        <w:br/>
+      </w:r>
+      <w:r>
+        <w:rPr>
+          <w:rStyle w:val="VerbatimChar"/>
+        </w:rPr>
+        <w:t xml:space="preserve">                        → la materia prima entra EN CUARENTENA</w:t>
+      </w:r>
+      <w:r>
+        <w:br/>
+      </w:r>
+      <w:r>
+        <w:rPr>
+          <w:rStyle w:val="VerbatimChar"/>
+        </w:rPr>
+        <w:t xml:space="preserve">4. Inventario → Cert. MTC      → cargá el MTR con su colada y vinculalo</w:t>
+      </w:r>
+      <w:r>
+        <w:br/>
+      </w:r>
+      <w:r>
+        <w:rPr>
+          <w:rStyle w:val="VerbatimChar"/>
+        </w:rPr>
+        <w:t xml:space="preserve">5. Compras → Inspección        → verificá material + MTR → ✓ Aceptar (o ✕ Rechazar + NC)</w:t>
+      </w:r>
+      <w:r>
+        <w:br/>
+      </w:r>
+      <w:r>
+        <w:rPr>
+          <w:rStyle w:val="VerbatimChar"/>
+        </w:rPr>
+        <w:t xml:space="preserve">6. Compras → OC       → botón "Factura" cuando llega la factura     (3-way match, cancela GR/IR)</w:t>
+      </w:r>
+      <w:r>
+        <w:br/>
+      </w:r>
+      <w:r>
+        <w:rPr>
+          <w:rStyle w:val="VerbatimChar"/>
+        </w:rPr>
+        <w:t xml:space="preserve">7. Cobros y Pagos     → "Pago a proveedor" cuando pagás</w:t>
+      </w:r>
+    </w:p>
+    <w:p>
+      <w:pPr>
+        <w:pStyle w:val="FirstParagraph"/>
+      </w:pPr>
+      <w:r>
+        <w:rPr>
+          <w:i/>
+          <w:iCs/>
+        </w:rPr>
+        <w:t xml:space="preserve">Asientos generados solos:</w:t>
+      </w:r>
+      <w:r>
+        <w:t xml:space="preserve"> </w:t>
+      </w:r>
+      <w:r>
+        <w:t xml:space="preserve">en la recepción (GR/IR), en la factura y en el pago.</w:t>
+      </w:r>
+    </w:p>
+    <w:bookmarkEnd w:id="73"/>
+    <w:bookmarkStart w:id="74" w:name="Xd1d7949bac4e6a12c5bcb040f4ddda9ac7470f4"/>
+    <w:p>
+      <w:pPr>
+        <w:pStyle w:val="Heading3"/>
+      </w:pPr>
+      <w:r>
+        <w:t xml:space="preserve">Circuito C — Producir (de la barra al producto)</w:t>
+      </w:r>
+    </w:p>
+    <w:p>
+      <w:pPr>
+        <w:pStyle w:val="SourceCode"/>
+      </w:pPr>
+      <w:r>
+        <w:rPr>
+          <w:rStyle w:val="VerbatimChar"/>
+        </w:rPr>
+        <w:t xml:space="preserve">1. Compras            → comprás la barra de acero (Circuito B, con inspección aceptada)</w:t>
+      </w:r>
+      <w:r>
+        <w:br/>
+      </w:r>
+      <w:r>
+        <w:rPr>
+          <w:rStyle w:val="VerbatimChar"/>
+        </w:rPr>
+        <w:t xml:space="preserve">2. Producción → OP    → + Nueva orden → elegí la barra ACEPTADA → metros consumidos → piezas</w:t>
+      </w:r>
+      <w:r>
+        <w:br/>
+      </w:r>
+      <w:r>
+        <w:rPr>
+          <w:rStyle w:val="VerbatimChar"/>
+        </w:rPr>
+        <w:t xml:space="preserve">3. Producción → OP    → Tiempos → aplicá el PQP del producto (o cargá los pasos a mano)</w:t>
+      </w:r>
+      <w:r>
+        <w:br/>
+      </w:r>
+      <w:r>
+        <w:rPr>
+          <w:rStyle w:val="VerbatimChar"/>
+        </w:rPr>
+        <w:t xml:space="preserve">4. Producción         → cronometrá los pasos; en cada HOLD/WITNESS: Calidad firma QC</w:t>
+      </w:r>
+      <w:r>
+        <w:br/>
+      </w:r>
+      <w:r>
+        <w:rPr>
+          <w:rStyle w:val="VerbatimChar"/>
+        </w:rPr>
+        <w:t xml:space="preserve">5. Producción         → botón Ensayo → registrá hidrostático/dimensional/etc. con instrumento calibrado</w:t>
+      </w:r>
+      <w:r>
+        <w:br/>
+      </w:r>
+      <w:r>
+        <w:rPr>
+          <w:rStyle w:val="VerbatimChar"/>
+        </w:rPr>
+        <w:t xml:space="preserve">6. Producción → OP    → estado = completada (solo si no quedan puntos sin firmar)</w:t>
+      </w:r>
+      <w:r>
+        <w:br/>
+      </w:r>
+      <w:r>
+        <w:rPr>
+          <w:rStyle w:val="VerbatimChar"/>
+        </w:rPr>
+        <w:t xml:space="preserve">                        → se descuenta MP y nace el Producto Terminado</w:t>
+      </w:r>
+      <w:r>
+        <w:br/>
+      </w:r>
+      <w:r>
+        <w:rPr>
+          <w:rStyle w:val="VerbatimChar"/>
+        </w:rPr>
+        <w:t xml:space="preserve">7. Análisis → Trazabilidad     → verificá la cadena certificado → colada → barra → OP → PT</w:t>
+      </w:r>
+    </w:p>
+    <w:bookmarkEnd w:id="74"/>
+    <w:bookmarkStart w:id="75" w:name="Xf9a70cdce17ec8d32f80fb3b897c3b5e5c61186"/>
+    <w:p>
+      <w:pPr>
+        <w:pStyle w:val="Heading3"/>
+      </w:pPr>
+      <w:r>
+        <w:t xml:space="preserve">Circuito D — Tratar un problema de calidad (NC → CAPA)</w:t>
+      </w:r>
+    </w:p>
+    <w:p>
+      <w:pPr>
+        <w:pStyle w:val="SourceCode"/>
+      </w:pPr>
+      <w:r>
+        <w:rPr>
+          <w:rStyle w:val="VerbatimChar"/>
+        </w:rPr>
+        <w:t xml:space="preserve">1. Se detecta el problema   → recepción rechazada, ensayo no conforme o reclamo de cliente</w:t>
+      </w:r>
+      <w:r>
+        <w:br/>
+      </w:r>
+      <w:r>
+        <w:rPr>
+          <w:rStyle w:val="VerbatimChar"/>
+        </w:rPr>
+        <w:t xml:space="preserve">2. Calidad → NCR            → + Nueva NC → origen + vínculos (OP/recepción/venta/ensayo) + descripción</w:t>
+      </w:r>
+      <w:r>
+        <w:br/>
+      </w:r>
+      <w:r>
+        <w:rPr>
+          <w:rStyle w:val="VerbatimChar"/>
+        </w:rPr>
+        <w:t xml:space="preserve">3. Definí la disposición    → retrabajo / reproceso / rechazo / concesión (con justificación) / devolución</w:t>
+      </w:r>
+      <w:r>
+        <w:br/>
+      </w:r>
+      <w:r>
+        <w:rPr>
+          <w:rStyle w:val="VerbatimChar"/>
+        </w:rPr>
+        <w:t xml:space="preserve">4. Si amerita atacar la causa: + Nueva CAPA → causa raíz → acción → responsable → fecha compromiso</w:t>
+      </w:r>
+      <w:r>
+        <w:br/>
+      </w:r>
+      <w:r>
+        <w:rPr>
+          <w:rStyle w:val="VerbatimChar"/>
+        </w:rPr>
+        <w:t xml:space="preserve">5. Implementá la acción     → cargá fecha de implementación</w:t>
+      </w:r>
+      <w:r>
+        <w:br/>
+      </w:r>
+      <w:r>
+        <w:rPr>
+          <w:rStyle w:val="VerbatimChar"/>
+        </w:rPr>
+        <w:t xml:space="preserve">6. Verificá la eficacia     → cargá cómo lo comprobaste + ¿Eficaz? → cerrá la CAPA</w:t>
+      </w:r>
+      <w:r>
+        <w:br/>
+      </w:r>
+      <w:r>
+        <w:rPr>
+          <w:rStyle w:val="VerbatimChar"/>
+        </w:rPr>
+        <w:t xml:space="preserve">7. Cerrá la NC              → (si es de origen cliente, antes marcá "Cliente notificado = Sí")</w:t>
+      </w:r>
+    </w:p>
+    <w:p>
+      <w:pPr>
+        <w:pStyle w:val="FirstParagraph"/>
+      </w:pPr>
+      <w:r>
+        <w:rPr>
+          <w:i/>
+          <w:iCs/>
+        </w:rPr>
+        <w:t xml:space="preserve">El sistema no te deja saltear los pasos 3, 6 y 7: son los candados del SGC.</w:t>
+      </w:r>
+    </w:p>
+    <w:p>
+      <w:r>
+        <w:pict>
+          <v:rect style="width:0;height:1.5pt" o:hralign="center" o:hrstd="t" o:hr="t"/>
+        </w:pict>
+      </w:r>
+    </w:p>
+    <w:bookmarkEnd w:id="75"/>
+    <w:bookmarkEnd w:id="76"/>
+    <w:bookmarkStart w:id="77" w:name="reglas-de-oro-y-errores-comunes"/>
     <w:p>
       <w:pPr>
         <w:pStyle w:val="Heading2"/>
@@ -19227,8 +19840,8 @@
         </w:pict>
       </w:r>
     </w:p>
-    <w:bookmarkEnd w:id="70"/>
-    <w:bookmarkStart w:id="71" w:name="preguntas-frecuentes"/>
+    <w:bookmarkEnd w:id="77"/>
+    <w:bookmarkStart w:id="78" w:name="preguntas-frecuentes"/>
     <w:p>
       <w:pPr>
         <w:pStyle w:val="Heading2"/>
@@ -19641,8 +20254,8 @@
         <w:t xml:space="preserve">Manual de usuario de VitalStock ERP. Ante dudas o errores que no figuran acá, contactá al administrador del sistema.</w:t>
       </w:r>
     </w:p>
-    <w:bookmarkEnd w:id="71"/>
-    <w:bookmarkEnd w:id="72"/>
+    <w:bookmarkEnd w:id="78"/>
+    <w:bookmarkEnd w:id="79"/>
     <w:sectPr>
       <w:footnotePr>
         <w:numRestart w:val="eachSect"/>
@@ -20230,9 +20843,75 @@
     <w:abstractNumId w:val="991"/>
   </w:num>
   <w:num w:numId="1024">
+    <w:abstractNumId w:val="99411"/>
+    <w:lvlOverride w:ilvl="0">
+      <w:startOverride w:val="1"/>
+    </w:lvlOverride>
+    <w:lvlOverride w:ilvl="1">
+      <w:startOverride w:val="1"/>
+    </w:lvlOverride>
+    <w:lvlOverride w:ilvl="2">
+      <w:startOverride w:val="1"/>
+    </w:lvlOverride>
+    <w:lvlOverride w:ilvl="3">
+      <w:startOverride w:val="1"/>
+    </w:lvlOverride>
+    <w:lvlOverride w:ilvl="4">
+      <w:startOverride w:val="1"/>
+    </w:lvlOverride>
+    <w:lvlOverride w:ilvl="5">
+      <w:startOverride w:val="1"/>
+    </w:lvlOverride>
+    <w:lvlOverride w:ilvl="6">
+      <w:startOverride w:val="1"/>
+    </w:lvlOverride>
+    <w:lvlOverride w:ilvl="7">
+      <w:startOverride w:val="1"/>
+    </w:lvlOverride>
+    <w:lvlOverride w:ilvl="8">
+      <w:startOverride w:val="1"/>
+    </w:lvlOverride>
+  </w:num>
+  <w:num w:numId="1025">
     <w:abstractNumId w:val="991"/>
   </w:num>
-  <w:num w:numId="1025">
+  <w:num w:numId="1026">
+    <w:abstractNumId w:val="991"/>
+  </w:num>
+  <w:num w:numId="1027">
+    <w:abstractNumId w:val="99411"/>
+    <w:lvlOverride w:ilvl="0">
+      <w:startOverride w:val="1"/>
+    </w:lvlOverride>
+    <w:lvlOverride w:ilvl="1">
+      <w:startOverride w:val="1"/>
+    </w:lvlOverride>
+    <w:lvlOverride w:ilvl="2">
+      <w:startOverride w:val="1"/>
+    </w:lvlOverride>
+    <w:lvlOverride w:ilvl="3">
+      <w:startOverride w:val="1"/>
+    </w:lvlOverride>
+    <w:lvlOverride w:ilvl="4">
+      <w:startOverride w:val="1"/>
+    </w:lvlOverride>
+    <w:lvlOverride w:ilvl="5">
+      <w:startOverride w:val="1"/>
+    </w:lvlOverride>
+    <w:lvlOverride w:ilvl="6">
+      <w:startOverride w:val="1"/>
+    </w:lvlOverride>
+    <w:lvlOverride w:ilvl="7">
+      <w:startOverride w:val="1"/>
+    </w:lvlOverride>
+    <w:lvlOverride w:ilvl="8">
+      <w:startOverride w:val="1"/>
+    </w:lvlOverride>
+  </w:num>
+  <w:num w:numId="1028">
+    <w:abstractNumId w:val="991"/>
+  </w:num>
+  <w:num w:numId="1029">
     <w:abstractNumId w:val="991"/>
   </w:num>
 </w:numbering>

--- a/docs/MANUAL_USUARIO.docx
+++ b/docs/MANUAL_USUARIO.docx
@@ -16841,7 +16841,23 @@
         <w:t xml:space="preserve"> </w:t>
       </w:r>
       <w:r>
-        <w:t xml:space="preserve">IMGR (ingreso mínimo garantizado), no remunerativo de paritaria, % de antigüedad, horas del mes y del día, % de presentismo, tolerancia de ausencias, sepelio, seguro de vida colectivo (SCVO), cuota sindical y redondeo del neto.</w:t>
+        <w:t xml:space="preserve">IMGR (ingreso mínimo garantizado), no remunerativo de paritaria, % de antigüedad, horas del mes y del día, % de presentismo, tolerancia de ausencias, sepelio, seguro de vida colectivo (SCVO), cuota sindical, redondeo del neto y</w:t>
+      </w:r>
+      <w:r>
+        <w:t xml:space="preserve"> </w:t>
+      </w:r>
+      <w:r>
+        <w:rPr>
+          <w:b/>
+          <w:bCs/>
+        </w:rPr>
+        <w:t xml:space="preserve">período de prueba</w:t>
+      </w:r>
+      <w:r>
+        <w:t xml:space="preserve"> </w:t>
+      </w:r>
+      <w:r>
+        <w:t xml:space="preserve">en meses (6 por ley; el CCT puede llevarlo a 8 o 12 — en período de prueba no hay indemnización ni preaviso).</w:t>
       </w:r>
     </w:p>
     <w:p>
@@ -16863,7 +16879,23 @@
         <w:t xml:space="preserve"> </w:t>
       </w:r>
       <w:r>
-        <w:t xml:space="preserve">topes mínimo y máximo de ANSES, detracción Ley 27.430, porcentajes de aportes (jubilación, INSSJP, obra social, adherentes) y de contribuciones patronales (Dec. 814/01), ART.</w:t>
+        <w:t xml:space="preserve">topes mínimo y máximo de ANSES, detracción Ley 27.430, porcentajes de aportes (jubilación, INSSJP, obra social, adherentes) y de contribuciones patronales (Dec. 814/01), ART y</w:t>
+      </w:r>
+      <w:r>
+        <w:t xml:space="preserve"> </w:t>
+      </w:r>
+      <w:r>
+        <w:rPr>
+          <w:b/>
+          <w:bCs/>
+        </w:rPr>
+        <w:t xml:space="preserve">FAL</w:t>
+      </w:r>
+      <w:r>
+        <w:t xml:space="preserve"> </w:t>
+      </w:r>
+      <w:r>
+        <w:t xml:space="preserve">(Fondo de Asistencia Laboral, Ley 27.802): desde el 1/11/2026 el 2,5 % de la base SIPA para PyME (1 % grandes empresas). El sistema ya trae cargada esa vigencia; el FAL se paga con el F.931 y baja en la misma proporción la contribución de jubilación, así que el costo total no cambia. Si ARCA posterga la fecha, editá o borrá la vigencia 2026-11-01.</w:t>
       </w:r>
     </w:p>
     <w:p>
@@ -17142,134 +17174,28 @@
         <w:t xml:space="preserve">en borrador. El empleado no queda dado de baja hasta que confirmás esa liquidación.</w:t>
       </w:r>
     </w:p>
-    <w:bookmarkEnd w:id="60"/>
-    <w:bookmarkStart w:id="61" w:name="novedades-por-período-sueldos-novedades"/>
-    <w:p>
-      <w:pPr>
-        <w:pStyle w:val="Heading4"/>
-      </w:pPr>
-      <w:r>
-        <w:t xml:space="preserve">Novedades por período (Sueldos →</w:t>
-      </w:r>
-      <w:r>
-        <w:t xml:space="preserve"> </w:t>
-      </w:r>
-      <w:r>
-        <w:rPr>
-          <w:b/>
-          <w:bCs/>
-        </w:rPr>
-        <w:t xml:space="preserve">Novedades</w:t>
-      </w:r>
-      <w:r>
-        <w:t xml:space="preserve">)</w:t>
-      </w:r>
-    </w:p>
-    <w:p>
-      <w:pPr>
-        <w:pStyle w:val="FirstParagraph"/>
-      </w:pPr>
-      <w:r>
-        <w:t xml:space="preserve">Elegí período y tipo (mensual / 1ª quincena / 2ª quincena) y completá, por empleado, días trabajados, horas normales (jornales), horas extras al 50 % y al 100 %, feriados no trabajados y trabajados, ausencias injustificadas, días de enfermedad, accidente y licencia paga (con su tipo), días sin goce de sueldo, días de vacaciones, adelanto, premio por producción y observaciones. Sin fila cargada, el motor asume el período completo sin novedades.</w:t>
-      </w:r>
-    </w:p>
     <w:p>
       <w:pPr>
         <w:pStyle w:val="BodyText"/>
       </w:pPr>
       <w:r>
-        <w:rPr>
-          <w:b/>
-          <w:bCs/>
-        </w:rPr>
-        <w:t xml:space="preserve">⏱ Precargar horas de planta</w:t>
-      </w:r>
-      <w:r>
-        <w:t xml:space="preserve"> </w:t>
-      </w:r>
-      <w:r>
-        <w:t xml:space="preserve">suma las horas productivas de los timers de Modo Planta del período (por la orden asignada al operario, vía el nombre cargado en el legajo) y las pone en</w:t>
-      </w:r>
-      <w:r>
-        <w:t xml:space="preserve"> </w:t>
-      </w:r>
-      <w:r>
-        <w:t xml:space="preserve">“Horas norm.”</w:t>
-      </w:r>
-      <w:r>
-        <w:t xml:space="preserve"> </w:t>
-      </w:r>
-      <w:r>
-        <w:t xml:space="preserve">de los jornales que la tengan vacía — no pisa lo que ya escribiste. Importante: los días de enfermedad, accidente o licencia paga van en sus propias columnas,</w:t>
-      </w:r>
-      <w:r>
-        <w:t xml:space="preserve"> </w:t>
-      </w:r>
-      <w:r>
-        <w:rPr>
-          <w:b/>
-          <w:bCs/>
-        </w:rPr>
-        <w:t xml:space="preserve">no</w:t>
-      </w:r>
-      <w:r>
-        <w:t xml:space="preserve"> </w:t>
-      </w:r>
-      <w:r>
-        <w:t xml:space="preserve">los sumes en</w:t>
-      </w:r>
-      <w:r>
-        <w:t xml:space="preserve"> </w:t>
-      </w:r>
-      <w:r>
-        <w:t xml:space="preserve">“Horas norm.”</w:t>
-      </w:r>
-      <w:r>
-        <w:t xml:space="preserve">: el motor de liquidación los computa aparte.</w:t>
-      </w:r>
-    </w:p>
-    <w:bookmarkEnd w:id="61"/>
-    <w:bookmarkStart w:id="62" w:name="liquidar-con-calcular"/>
-    <w:p>
-      <w:pPr>
-        <w:pStyle w:val="Heading4"/>
-      </w:pPr>
-      <w:r>
-        <w:t xml:space="preserve">Liquidar con Calcular</w:t>
-      </w:r>
-    </w:p>
-    <w:p>
-      <w:pPr>
-        <w:pStyle w:val="FirstParagraph"/>
-      </w:pPr>
-      <w:r>
-        <w:t xml:space="preserve">En la liquidación (Sueldos →</w:t>
-      </w:r>
-      <w:r>
-        <w:t xml:space="preserve"> </w:t>
-      </w:r>
-      <w:r>
-        <w:rPr>
-          <w:b/>
-          <w:bCs/>
-        </w:rPr>
-        <w:t xml:space="preserve">+ Liquidación</w:t>
-      </w:r>
-      <w:r>
-        <w:t xml:space="preserve">, período/tipo/fecha de pago como antes) apareció el botón</w:t>
-      </w:r>
-      <w:r>
-        <w:t xml:space="preserve"> </w:t>
-      </w:r>
-      <w:r>
-        <w:rPr>
-          <w:b/>
-          <w:bCs/>
-        </w:rPr>
-        <w:t xml:space="preserve">⚙ Calcular</w:t>
-      </w:r>
-      <w:r>
-        <w:t xml:space="preserve">: corre el motor para todos los empleados activos, usando la escala, el convenio, los parámetros previsionales, la tabla de Ganancias vigente y las novedades cargadas. Genera automáticamente el básico, antigüedad, presentismo, horas extras, feriados, licencias, vacaciones, el complemento IMGR, el no remunerativo de paritaria, los conceptos fijos y recurrentes del legajo, aportes con topes, sindicales, contribuciones y — si el empleado está marcado — la retención de Ganancias.</w:t>
+        <w:t xml:space="preserve">Cómo calcula la baja desde la</w:t>
+      </w:r>
+      <w:r>
+        <w:t xml:space="preserve"> </w:t>
+      </w:r>
+      <w:r>
+        <w:rPr>
+          <w:b/>
+          <w:bCs/>
+        </w:rPr>
+        <w:t xml:space="preserve">Ley 27.802</w:t>
+      </w:r>
+      <w:r>
+        <w:t xml:space="preserve"> </w:t>
+      </w:r>
+      <w:r>
+        <w:t xml:space="preserve">(Modernización Laboral):</w:t>
       </w:r>
     </w:p>
     <w:p>
@@ -17281,50 +17207,33 @@
         </w:numPr>
       </w:pPr>
       <w:r>
-        <w:t xml:space="preserve">Cada renglón generado por el motor queda con</w:t>
-      </w:r>
-      <w:r>
-        <w:t xml:space="preserve"> </w:t>
-      </w:r>
-      <w:r>
-        <w:rPr>
-          <w:b/>
-          <w:bCs/>
-        </w:rPr>
-        <w:t xml:space="preserve">origen</w:t>
-      </w:r>
-      <w:r>
-        <w:rPr>
-          <w:b/>
-          <w:bCs/>
-        </w:rPr>
-        <w:t xml:space="preserve"> </w:t>
-      </w:r>
-      <w:r>
-        <w:rPr>
-          <w:b/>
-          <w:bCs/>
-        </w:rPr>
-        <w:t xml:space="preserve">“auto”</w:t>
-      </w:r>
-      <w:r>
-        <w:t xml:space="preserve">; si editás un renglón a mano, pasa a</w:t>
-      </w:r>
-      <w:r>
-        <w:t xml:space="preserve"> </w:t>
-      </w:r>
-      <w:r>
-        <w:rPr>
-          <w:b/>
-          <w:bCs/>
-        </w:rPr>
-        <w:t xml:space="preserve">“manual”</w:t>
-      </w:r>
-      <w:r>
-        <w:t xml:space="preserve"> </w:t>
-      </w:r>
-      <w:r>
-        <w:t xml:space="preserve">y Calcular no lo vuelve a tocar (así podés corregir un caso puntual sin perder el resto del cálculo).</w:t>
+        <w:rPr>
+          <w:b/>
+          <w:bCs/>
+        </w:rPr>
+        <w:t xml:space="preserve">Base de la indemnización:</w:t>
+      </w:r>
+      <w:r>
+        <w:t xml:space="preserve"> </w:t>
+      </w:r>
+      <w:r>
+        <w:t xml:space="preserve">la mejor remuneración mensual, normal y habitual de los</w:t>
+      </w:r>
+      <w:r>
+        <w:t xml:space="preserve"> </w:t>
+      </w:r>
+      <w:r>
+        <w:rPr>
+          <w:b/>
+          <w:bCs/>
+        </w:rPr>
+        <w:t xml:space="preserve">últimos 12 meses</w:t>
+      </w:r>
+      <w:r>
+        <w:t xml:space="preserve"> </w:t>
+      </w:r>
+      <w:r>
+        <w:t xml:space="preserve">liquidados. No cuentan el aguinaldo ni las vacaciones. Las horas extras, feriados trabajados, premios y bonos sólo entran si se pagaron al menos 6 meses en el año, y entran promediados (últimos 6 meses o el año, lo que dé más). El preview te muestra la base usada en las alertas.</w:t>
       </w:r>
     </w:p>
     <w:p>
@@ -17336,28 +17245,17 @@
         </w:numPr>
       </w:pPr>
       <w:r>
-        <w:t xml:space="preserve">En el detalle de cada empleado, el ícono de traza junto a cada concepto muestra la fórmula exacta que usó el motor (por ejemplo</w:t>
-      </w:r>
-      <w:r>
-        <w:t xml:space="preserve"> </w:t>
-      </w:r>
-      <w:r>
-        <w:t xml:space="preserve">“4.485,97 × 90 h”</w:t>
-      </w:r>
-      <w:r>
-        <w:t xml:space="preserve"> </w:t>
-      </w:r>
-      <w:r>
-        <w:t xml:space="preserve">o</w:t>
-      </w:r>
-      <w:r>
-        <w:t xml:space="preserve"> </w:t>
-      </w:r>
-      <w:r>
-        <w:t xml:space="preserve">“básico × 1 % × 3 años”</w:t>
-      </w:r>
-      <w:r>
-        <w:t xml:space="preserve">).</w:t>
+        <w:rPr>
+          <w:b/>
+          <w:bCs/>
+        </w:rPr>
+        <w:t xml:space="preserve">Tope del convenio con piso:</w:t>
+      </w:r>
+      <w:r>
+        <w:t xml:space="preserve"> </w:t>
+      </w:r>
+      <w:r>
+        <w:t xml:space="preserve">si cargaste el tope indemnizatorio y queda por debajo del 67 % de esa remuneración, el sistema aplica el 67 %.</w:t>
       </w:r>
     </w:p>
     <w:p>
@@ -17373,13 +17271,13 @@
           <w:b/>
           <w:bCs/>
         </w:rPr>
-        <w:t xml:space="preserve">↺ Recalcular</w:t>
-      </w:r>
-      <w:r>
-        <w:t xml:space="preserve"> </w:t>
-      </w:r>
-      <w:r>
-        <w:t xml:space="preserve">(por empleado) descarta también los renglones manuales y vuelve a correr el motor de cero para ese empleado.</w:t>
+        <w:t xml:space="preserve">Período de prueba</w:t>
+      </w:r>
+      <w:r>
+        <w:t xml:space="preserve"> </w:t>
+      </w:r>
+      <w:r>
+        <w:t xml:space="preserve">(6 meses, o lo que diga Escalas y parámetros → Convenio): sólo proporcionales. No hay indemnización ni preaviso.</w:t>
       </w:r>
     </w:p>
     <w:p>
@@ -17391,39 +17289,17 @@
         </w:numPr>
       </w:pPr>
       <w:r>
-        <w:t xml:space="preserve">Volver a apretar</w:t>
-      </w:r>
-      <w:r>
-        <w:t xml:space="preserve"> </w:t>
-      </w:r>
-      <w:r>
-        <w:rPr>
-          <w:b/>
-          <w:bCs/>
-        </w:rPr>
-        <w:t xml:space="preserve">⚙ Calcular</w:t>
-      </w:r>
-      <w:r>
-        <w:t xml:space="preserve"> </w:t>
-      </w:r>
-      <w:r>
-        <w:t xml:space="preserve">para todos conserva los renglones manuales cuyo código el motor no genera en esa corrida (para no duplicar), pero</w:t>
-      </w:r>
-      <w:r>
-        <w:t xml:space="preserve"> </w:t>
-      </w:r>
-      <w:r>
-        <w:rPr>
-          <w:b/>
-          <w:bCs/>
-        </w:rPr>
-        <w:t xml:space="preserve">si el código coincide con uno que el motor sí calcula, el renglón manual se pisa</w:t>
-      </w:r>
-      <w:r>
-        <w:t xml:space="preserve"> </w:t>
-      </w:r>
-      <w:r>
-        <w:t xml:space="preserve">— si necesitás mantener ese ajuste, volvé a cargarlo después de Calcular.</w:t>
+        <w:rPr>
+          <w:b/>
+          <w:bCs/>
+        </w:rPr>
+        <w:t xml:space="preserve">Preaviso:</w:t>
+      </w:r>
+      <w:r>
+        <w:t xml:space="preserve"> </w:t>
+      </w:r>
+      <w:r>
+        <w:t xml:space="preserve">un mes hasta 5 años de antigüedad, dos meses si los supera.</w:t>
       </w:r>
     </w:p>
     <w:p>
@@ -17435,7 +17311,102 @@
         </w:numPr>
       </w:pPr>
       <w:r>
-        <w:t xml:space="preserve">El botón te avisa con alertas (no bloquean el guardado) cuando falta un valor de escala, un empleado no tiene fecha de ingreso, no hay novedad cargada, se superó un tope, se perdió el presentismo por ausencias, un préstamo llegó a la última cuota, etc.</w:t>
+        <w:rPr>
+          <w:b/>
+          <w:bCs/>
+        </w:rPr>
+        <w:t xml:space="preserve">Mutuo acuerdo (art. 241):</w:t>
+      </w:r>
+      <w:r>
+        <w:t xml:space="preserve"> </w:t>
+      </w:r>
+      <w:r>
+        <w:t xml:space="preserve">el sistema no calcula indemnización. Cargá en</w:t>
+      </w:r>
+      <w:r>
+        <w:t xml:space="preserve"> </w:t>
+      </w:r>
+      <w:r>
+        <w:rPr>
+          <w:b/>
+          <w:bCs/>
+        </w:rPr>
+        <w:t xml:space="preserve">Importe pactado</w:t>
+      </w:r>
+      <w:r>
+        <w:t xml:space="preserve"> </w:t>
+      </w:r>
+      <w:r>
+        <w:t xml:space="preserve">la suma acordada por escritura pública o ante la autoridad laboral; sale como</w:t>
+      </w:r>
+      <w:r>
+        <w:t xml:space="preserve"> </w:t>
+      </w:r>
+      <w:r>
+        <w:t xml:space="preserve">“Gratificación por cese”</w:t>
+      </w:r>
+      <w:r>
+        <w:t xml:space="preserve">.</w:t>
+      </w:r>
+    </w:p>
+    <w:p>
+      <w:pPr>
+        <w:pStyle w:val="Compact"/>
+        <w:numPr>
+          <w:ilvl w:val="0"/>
+          <w:numId w:val="1025"/>
+        </w:numPr>
+      </w:pPr>
+      <w:r>
+        <w:rPr>
+          <w:b/>
+          <w:bCs/>
+        </w:rPr>
+        <w:t xml:space="preserve">Fallecimiento:</w:t>
+      </w:r>
+      <w:r>
+        <w:t xml:space="preserve"> </w:t>
+      </w:r>
+      <w:r>
+        <w:t xml:space="preserve">la mitad de la indemnización por antigüedad, sin preaviso ni integración.</w:t>
+      </w:r>
+    </w:p>
+    <w:p>
+      <w:pPr>
+        <w:pStyle w:val="Compact"/>
+        <w:numPr>
+          <w:ilvl w:val="0"/>
+          <w:numId w:val="1025"/>
+        </w:numPr>
+      </w:pPr>
+      <w:r>
+        <w:rPr>
+          <w:b/>
+          <w:bCs/>
+        </w:rPr>
+        <w:t xml:space="preserve">Reingreso:</w:t>
+      </w:r>
+      <w:r>
+        <w:t xml:space="preserve"> </w:t>
+      </w:r>
+      <w:r>
+        <w:t xml:space="preserve">si el empleado ya había cobrado una indemnización por un cese anterior, cargá ese importe actualizado por IPC en</w:t>
+      </w:r>
+      <w:r>
+        <w:t xml:space="preserve"> </w:t>
+      </w:r>
+      <w:r>
+        <w:rPr>
+          <w:b/>
+          <w:bCs/>
+        </w:rPr>
+        <w:t xml:space="preserve">Indemnización anterior actualizada</w:t>
+      </w:r>
+      <w:r>
+        <w:t xml:space="preserve"> </w:t>
+      </w:r>
+      <w:r>
+        <w:t xml:space="preserve">y el sistema lo descuenta (nunca deja menos de un mes).</w:t>
       </w:r>
     </w:p>
     <w:p>
@@ -17447,35 +17418,85 @@
           <w:b/>
           <w:bCs/>
         </w:rPr>
-        <w:t xml:space="preserve">SAC</w:t>
-      </w:r>
-      <w:r>
-        <w:t xml:space="preserve"> </w:t>
-      </w:r>
-      <w:r>
-        <w:t xml:space="preserve">(tipo de liquidación</w:t>
-      </w:r>
-      <w:r>
-        <w:t xml:space="preserve"> </w:t>
-      </w:r>
-      <w:r>
-        <w:t xml:space="preserve">“SAC”</w:t>
-      </w:r>
-      <w:r>
-        <w:t xml:space="preserve">, período 06 o 12): calcula el aguinaldo sobre la mejor remuneración del semestre (completo o proporcional si el empleado ingresó en el semestre) — a diferencia de una liquidación mensual,</w:t>
-      </w:r>
-      <w:r>
-        <w:t xml:space="preserve"> </w:t>
-      </w:r>
-      <w:r>
-        <w:rPr>
-          <w:b/>
-          <w:bCs/>
-        </w:rPr>
-        <w:t xml:space="preserve">no vuelve a sumar el sueldo del mes</w:t>
-      </w:r>
-      <w:r>
-        <w:t xml:space="preserve">, solo el aguinaldo y lo que corresponde sobre él (aportes, contribuciones, Ganancias).</w:t>
+        <w:t xml:space="preserve">Certificado de trabajo:</w:t>
+      </w:r>
+      <w:r>
+        <w:t xml:space="preserve"> </w:t>
+      </w:r>
+      <w:r>
+        <w:t xml:space="preserve">una vez cargada la fecha de egreso, en la lista de empleados aparece el botón</w:t>
+      </w:r>
+      <w:r>
+        <w:t xml:space="preserve"> </w:t>
+      </w:r>
+      <w:r>
+        <w:rPr>
+          <w:b/>
+          <w:bCs/>
+        </w:rPr>
+        <w:t xml:space="preserve">Certificado</w:t>
+      </w:r>
+      <w:r>
+        <w:t xml:space="preserve">. Imprime el certificado del art. 80 (datos de la relación, función, remuneraciones de los últimos 12 meses, capacitaciones y constancia de aportes) y deja registrada la fecha de emisión. Hay</w:t>
+      </w:r>
+      <w:r>
+        <w:t xml:space="preserve"> </w:t>
+      </w:r>
+      <w:r>
+        <w:rPr>
+          <w:b/>
+          <w:bCs/>
+        </w:rPr>
+        <w:t xml:space="preserve">45 días hábiles</w:t>
+      </w:r>
+      <w:r>
+        <w:t xml:space="preserve"> </w:t>
+      </w:r>
+      <w:r>
+        <w:t xml:space="preserve">desde el egreso para entregarlo; mientras no lo emitas, el panel</w:t>
+      </w:r>
+      <w:r>
+        <w:t xml:space="preserve"> </w:t>
+      </w:r>
+      <w:r>
+        <w:t xml:space="preserve">“Para hoy”</w:t>
+      </w:r>
+      <w:r>
+        <w:t xml:space="preserve"> </w:t>
+      </w:r>
+      <w:r>
+        <w:t xml:space="preserve">te lo recuerda.</w:t>
+      </w:r>
+    </w:p>
+    <w:bookmarkEnd w:id="60"/>
+    <w:bookmarkStart w:id="61" w:name="novedades-por-período-sueldos-novedades"/>
+    <w:p>
+      <w:pPr>
+        <w:pStyle w:val="Heading4"/>
+      </w:pPr>
+      <w:r>
+        <w:t xml:space="preserve">Novedades por período (Sueldos →</w:t>
+      </w:r>
+      <w:r>
+        <w:t xml:space="preserve"> </w:t>
+      </w:r>
+      <w:r>
+        <w:rPr>
+          <w:b/>
+          <w:bCs/>
+        </w:rPr>
+        <w:t xml:space="preserve">Novedades</w:t>
+      </w:r>
+      <w:r>
+        <w:t xml:space="preserve">)</w:t>
+      </w:r>
+    </w:p>
+    <w:p>
+      <w:pPr>
+        <w:pStyle w:val="FirstParagraph"/>
+      </w:pPr>
+      <w:r>
+        <w:t xml:space="preserve">Elegí período y tipo (mensual / 1ª quincena / 2ª quincena) y completá, por empleado, días trabajados, horas normales (jornales), horas extras al 50 % y al 100 %, feriados no trabajados y trabajados, ausencias injustificadas, días de enfermedad, accidente y licencia paga (con su tipo), días sin goce de sueldo, días de vacaciones, adelanto, premio por producción y observaciones. Sin fila cargada, el motor asume el período completo sin novedades.</w:t>
       </w:r>
     </w:p>
     <w:p>
@@ -17487,48 +17508,60 @@
           <w:b/>
           <w:bCs/>
         </w:rPr>
-        <w:t xml:space="preserve">Liquidación final:</w:t>
-      </w:r>
-      <w:r>
-        <w:t xml:space="preserve"> </w:t>
-      </w:r>
-      <w:r>
-        <w:t xml:space="preserve">se genera desde el botón</w:t>
-      </w:r>
-      <w:r>
-        <w:t xml:space="preserve"> </w:t>
-      </w:r>
-      <w:r>
-        <w:rPr>
-          <w:b/>
-          <w:bCs/>
-        </w:rPr>
-        <w:t xml:space="preserve">Baja</w:t>
-      </w:r>
-      <w:r>
-        <w:t xml:space="preserve"> </w:t>
-      </w:r>
-      <w:r>
-        <w:t xml:space="preserve">del legajo (ver arriba), no desde</w:t>
-      </w:r>
-      <w:r>
-        <w:t xml:space="preserve"> </w:t>
-      </w:r>
-      <w:r>
-        <w:t xml:space="preserve">“+ Liquidación”</w:t>
-      </w:r>
-      <w:r>
-        <w:t xml:space="preserve">.</w:t>
-      </w:r>
-    </w:p>
-    <w:bookmarkEnd w:id="62"/>
-    <w:bookmarkStart w:id="63" w:name="recibos"/>
+        <w:t xml:space="preserve">⏱ Precargar horas de planta</w:t>
+      </w:r>
+      <w:r>
+        <w:t xml:space="preserve"> </w:t>
+      </w:r>
+      <w:r>
+        <w:t xml:space="preserve">suma las horas productivas de los timers de Modo Planta del período (por la orden asignada al operario, vía el nombre cargado en el legajo) y las pone en</w:t>
+      </w:r>
+      <w:r>
+        <w:t xml:space="preserve"> </w:t>
+      </w:r>
+      <w:r>
+        <w:t xml:space="preserve">“Horas norm.”</w:t>
+      </w:r>
+      <w:r>
+        <w:t xml:space="preserve"> </w:t>
+      </w:r>
+      <w:r>
+        <w:t xml:space="preserve">de los jornales que la tengan vacía — no pisa lo que ya escribiste. Importante: los días de enfermedad, accidente o licencia paga van en sus propias columnas,</w:t>
+      </w:r>
+      <w:r>
+        <w:t xml:space="preserve"> </w:t>
+      </w:r>
+      <w:r>
+        <w:rPr>
+          <w:b/>
+          <w:bCs/>
+        </w:rPr>
+        <w:t xml:space="preserve">no</w:t>
+      </w:r>
+      <w:r>
+        <w:t xml:space="preserve"> </w:t>
+      </w:r>
+      <w:r>
+        <w:t xml:space="preserve">los sumes en</w:t>
+      </w:r>
+      <w:r>
+        <w:t xml:space="preserve"> </w:t>
+      </w:r>
+      <w:r>
+        <w:t xml:space="preserve">“Horas norm.”</w:t>
+      </w:r>
+      <w:r>
+        <w:t xml:space="preserve">: el motor de liquidación los computa aparte.</w:t>
+      </w:r>
+    </w:p>
+    <w:bookmarkEnd w:id="61"/>
+    <w:bookmarkStart w:id="62" w:name="liquidar-con-calcular"/>
     <w:p>
       <w:pPr>
         <w:pStyle w:val="Heading4"/>
       </w:pPr>
       <w:r>
-        <w:t xml:space="preserve">Recibos</w:t>
+        <w:t xml:space="preserve">Liquidar con Calcular</w:t>
       </w:r>
     </w:p>
     <w:p>
@@ -17536,223 +17569,33 @@
         <w:pStyle w:val="FirstParagraph"/>
       </w:pPr>
       <w:r>
-        <w:t xml:space="preserve">Cada liquidación</w:t>
-      </w:r>
-      <w:r>
-        <w:t xml:space="preserve"> </w:t>
-      </w:r>
-      <w:r>
-        <w:rPr>
-          <w:b/>
-          <w:bCs/>
-        </w:rPr>
-        <w:t xml:space="preserve">confirmada</w:t>
-      </w:r>
-      <w:r>
-        <w:t xml:space="preserve"> </w:t>
-      </w:r>
-      <w:r>
-        <w:t xml:space="preserve">muestra el botón</w:t>
-      </w:r>
-      <w:r>
-        <w:t xml:space="preserve"> </w:t>
-      </w:r>
-      <w:r>
-        <w:rPr>
-          <w:b/>
-          <w:bCs/>
-        </w:rPr>
-        <w:t xml:space="preserve">🖨 Recibos</w:t>
-      </w:r>
-      <w:r>
-        <w:t xml:space="preserve">: imprime en un solo documento el recibo de haberes de todos los empleados de esa liquidación, dos páginas por empleado (idéntico al formato que emitía antes la contadora) y dos copias —</w:t>
-      </w:r>
-      <w:r>
-        <w:t xml:space="preserve"> </w:t>
-      </w:r>
-      <w:r>
-        <w:rPr>
-          <w:b/>
-          <w:bCs/>
-        </w:rPr>
-        <w:t xml:space="preserve">ORIGINAL</w:t>
-      </w:r>
-      <w:r>
-        <w:t xml:space="preserve"> </w:t>
-      </w:r>
-      <w:r>
-        <w:t xml:space="preserve">y</w:t>
-      </w:r>
-      <w:r>
-        <w:t xml:space="preserve"> </w:t>
-      </w:r>
-      <w:r>
-        <w:rPr>
-          <w:b/>
-          <w:bCs/>
-        </w:rPr>
-        <w:t xml:space="preserve">DUPLICADO</w:t>
-      </w:r>
-      <w:r>
-        <w:t xml:space="preserve"> </w:t>
-      </w:r>
-      <w:r>
-        <w:t xml:space="preserve">— marcadas en el ángulo superior izquierdo. La página 1 trae los datos del empleado, el período, el bloque de sueldo bruto (conceptos con signo), la composición laboral y el neto en letras; la página 2 abre el costo total del empleador (seguridad social, obra social, INSSJP, ART, SCVO, sindical) con una torta de porcentajes.</w:t>
-      </w:r>
-    </w:p>
-    <w:p>
-      <w:pPr>
-        <w:pStyle w:val="BodyText"/>
-      </w:pPr>
-      <w:r>
-        <w:t xml:space="preserve">Antes de imprimir el primer recibo, completá en</w:t>
-      </w:r>
-      <w:r>
-        <w:t xml:space="preserve"> </w:t>
-      </w:r>
-      <w:r>
-        <w:rPr>
-          <w:b/>
-          <w:bCs/>
-        </w:rPr>
-        <w:t xml:space="preserve">Configuración → Imputación → Recibo de haberes</w:t>
-      </w:r>
-      <w:r>
-        <w:t xml:space="preserve">: razón social, domicilio y actividad (encabezado del recibo), y el último depósito previsional — período, fecha y banco — que se muestra en todos los recibos hasta que lo actualices con el próximo F.931 pagado. Ahí mismo está el</w:t>
-      </w:r>
-      <w:r>
-        <w:t xml:space="preserve"> </w:t>
-      </w:r>
-      <w:r>
-        <w:rPr>
-          <w:b/>
-          <w:bCs/>
-        </w:rPr>
-        <w:t xml:space="preserve">tope indemnizatorio</w:t>
-      </w:r>
-      <w:r>
-        <w:t xml:space="preserve"> </w:t>
-      </w:r>
-      <w:r>
-        <w:t xml:space="preserve">que se precarga en la baja de empleado.</w:t>
-      </w:r>
-    </w:p>
-    <w:p>
-      <w:pPr>
-        <w:pStyle w:val="BodyText"/>
-      </w:pPr>
-      <w:r>
-        <w:t xml:space="preserve">Para liquidaciones cargadas</w:t>
-      </w:r>
-      <w:r>
-        <w:t xml:space="preserve"> </w:t>
-      </w:r>
-      <w:r>
-        <w:rPr>
-          <w:b/>
-          <w:bCs/>
-        </w:rPr>
-        <w:t xml:space="preserve">antes</w:t>
-      </w:r>
-      <w:r>
-        <w:t xml:space="preserve"> </w:t>
-      </w:r>
-      <w:r>
-        <w:t xml:space="preserve">de este motor (sin el detalle de contribuciones nuevo), el recibo igual se imprime: usa el total de contribuciones y ART ya guardado como si fuera todo</w:t>
-      </w:r>
-      <w:r>
-        <w:t xml:space="preserve"> </w:t>
-      </w:r>
-      <w:r>
-        <w:t xml:space="preserve">“Seguridad Social”</w:t>
-      </w:r>
-      <w:r>
-        <w:t xml:space="preserve"> </w:t>
-      </w:r>
-      <w:r>
-        <w:t xml:space="preserve">— la página 2 sale menos desglosada, pero cierra al 100 %.</w:t>
-      </w:r>
-    </w:p>
-    <w:bookmarkEnd w:id="63"/>
-    <w:bookmarkStart w:id="64" w:name="conceptos-arca-padrón-marcas-y-txt"/>
-    <w:p>
-      <w:pPr>
-        <w:pStyle w:val="Heading4"/>
-      </w:pPr>
-      <w:r>
-        <w:t xml:space="preserve">Conceptos ARCA (padrón, marcas y TXT)</w:t>
-      </w:r>
-    </w:p>
-    <w:p>
-      <w:pPr>
-        <w:pStyle w:val="FirstParagraph"/>
-      </w:pPr>
-      <w:r>
-        <w:t xml:space="preserve">El botón</w:t>
-      </w:r>
-      <w:r>
-        <w:t xml:space="preserve"> </w:t>
-      </w:r>
-      <w:r>
-        <w:rPr>
-          <w:b/>
-          <w:bCs/>
-        </w:rPr>
-        <w:t xml:space="preserve">Conceptos</w:t>
-      </w:r>
-      <w:r>
-        <w:t xml:space="preserve"> </w:t>
-      </w:r>
-      <w:r>
-        <w:t xml:space="preserve">ahora trae, para cada código propio, el</w:t>
-      </w:r>
-      <w:r>
-        <w:t xml:space="preserve"> </w:t>
-      </w:r>
-      <w:r>
-        <w:rPr>
-          <w:b/>
-          <w:bCs/>
-        </w:rPr>
-        <w:t xml:space="preserve">código ARCA</w:t>
-      </w:r>
-      <w:r>
-        <w:t xml:space="preserve"> </w:t>
-      </w:r>
-      <w:r>
-        <w:t xml:space="preserve">(de un catálogo de 142 posibles, importado del padrón real del CUIT de Vitalmet) y sus</w:t>
-      </w:r>
-      <w:r>
-        <w:t xml:space="preserve"> </w:t>
-      </w:r>
-      <w:r>
-        <w:rPr>
-          <w:b/>
-          <w:bCs/>
-        </w:rPr>
-        <w:t xml:space="preserve">15 marcas</w:t>
-      </w:r>
-      <w:r>
-        <w:t xml:space="preserve"> </w:t>
-      </w:r>
-      <w:r>
-        <w:t xml:space="preserve">(qué subsistema del F.931 suma cada concepto: SIPA, INSSJP, obra social, FSR, RENATEA, AAFF, FNE, LRT, diferencial, especial). La</w:t>
-      </w:r>
-      <w:r>
-        <w:t xml:space="preserve"> </w:t>
-      </w:r>
-      <w:r>
-        <w:rPr>
-          <w:b/>
-          <w:bCs/>
-        </w:rPr>
-        <w:t xml:space="preserve">regla</w:t>
-      </w:r>
-      <w:r>
-        <w:t xml:space="preserve"> </w:t>
-      </w:r>
-      <w:r>
-        <w:t xml:space="preserve">es la fórmula que usa el motor para calcularlo solo (dejarla vacía = concepto que siempre se carga a mano). Un concepto usado en liquidaciones no se borra, se desactiva.</w:t>
+        <w:t xml:space="preserve">En la liquidación (Sueldos →</w:t>
+      </w:r>
+      <w:r>
+        <w:t xml:space="preserve"> </w:t>
+      </w:r>
+      <w:r>
+        <w:rPr>
+          <w:b/>
+          <w:bCs/>
+        </w:rPr>
+        <w:t xml:space="preserve">+ Liquidación</w:t>
+      </w:r>
+      <w:r>
+        <w:t xml:space="preserve">, período/tipo/fecha de pago como antes) apareció el botón</w:t>
+      </w:r>
+      <w:r>
+        <w:t xml:space="preserve"> </w:t>
+      </w:r>
+      <w:r>
+        <w:rPr>
+          <w:b/>
+          <w:bCs/>
+        </w:rPr>
+        <w:t xml:space="preserve">⚙ Calcular</w:t>
+      </w:r>
+      <w:r>
+        <w:t xml:space="preserve">: corre el motor para todos los empleados activos, usando la escala, el convenio, los parámetros previsionales, la tabla de Ganancias vigente y las novedades cargadas. Genera automáticamente el básico, antigüedad, presentismo, horas extras, feriados, licencias, vacaciones, el complemento IMGR, el no remunerativo de paritaria, los conceptos fijos y recurrentes del legajo, aportes con topes, sindicales, contribuciones y — si el empleado está marcado — la retención de Ganancias.</w:t>
       </w:r>
     </w:p>
     <w:p>
@@ -17764,29 +17607,50 @@
         </w:numPr>
       </w:pPr>
       <w:r>
-        <w:rPr>
-          <w:b/>
-          <w:bCs/>
-        </w:rPr>
-        <w:t xml:space="preserve">Importar padrón…</w:t>
-      </w:r>
-      <w:r>
-        <w:t xml:space="preserve"> </w:t>
-      </w:r>
-      <w:r>
-        <w:t xml:space="preserve">lee el CSV que bajás de ARCA (Libro de Sueldos Digital → Conceptos, separado por</w:t>
-      </w:r>
-      <w:r>
-        <w:t xml:space="preserve"> </w:t>
-      </w:r>
-      <w:r>
-        <w:rPr>
-          <w:rStyle w:val="VerbatimChar"/>
-        </w:rPr>
-        <w:t xml:space="preserve">;</w:t>
-      </w:r>
-      <w:r>
-        <w:t xml:space="preserve">) y compara contra tu catálogo: da de alta como histórico inactivo lo que está en ARCA y no en el ERP, lista lo que está en el ERP y todavía no diste de alta en ARCA, y avisa si las marcas no coinciden.</w:t>
+        <w:t xml:space="preserve">Cada renglón generado por el motor queda con</w:t>
+      </w:r>
+      <w:r>
+        <w:t xml:space="preserve"> </w:t>
+      </w:r>
+      <w:r>
+        <w:rPr>
+          <w:b/>
+          <w:bCs/>
+        </w:rPr>
+        <w:t xml:space="preserve">origen</w:t>
+      </w:r>
+      <w:r>
+        <w:rPr>
+          <w:b/>
+          <w:bCs/>
+        </w:rPr>
+        <w:t xml:space="preserve"> </w:t>
+      </w:r>
+      <w:r>
+        <w:rPr>
+          <w:b/>
+          <w:bCs/>
+        </w:rPr>
+        <w:t xml:space="preserve">“auto”</w:t>
+      </w:r>
+      <w:r>
+        <w:t xml:space="preserve">; si editás un renglón a mano, pasa a</w:t>
+      </w:r>
+      <w:r>
+        <w:t xml:space="preserve"> </w:t>
+      </w:r>
+      <w:r>
+        <w:rPr>
+          <w:b/>
+          <w:bCs/>
+        </w:rPr>
+        <w:t xml:space="preserve">“manual”</w:t>
+      </w:r>
+      <w:r>
+        <w:t xml:space="preserve"> </w:t>
+      </w:r>
+      <w:r>
+        <w:t xml:space="preserve">y Calcular no lo vuelve a tocar (así podés corregir un caso puntual sin perder el resto del cálculo).</w:t>
       </w:r>
     </w:p>
     <w:p>
@@ -17798,49 +17662,28 @@
         </w:numPr>
       </w:pPr>
       <w:r>
-        <w:rPr>
-          <w:b/>
-          <w:bCs/>
-        </w:rPr>
-        <w:t xml:space="preserve">Exportar TXT (todos)</w:t>
-      </w:r>
-      <w:r>
-        <w:t xml:space="preserve"> </w:t>
-      </w:r>
-      <w:r>
-        <w:t xml:space="preserve">/</w:t>
-      </w:r>
-      <w:r>
-        <w:t xml:space="preserve"> </w:t>
-      </w:r>
-      <w:r>
-        <w:rPr>
-          <w:b/>
-          <w:bCs/>
-        </w:rPr>
-        <w:t xml:space="preserve">Exportar TXT (faltan en ARCA)</w:t>
-      </w:r>
-      <w:r>
-        <w:t xml:space="preserve"> </w:t>
-      </w:r>
-      <w:r>
-        <w:t xml:space="preserve">generan el archivo de carga masiva de conceptos (195 posiciones) para subir en ARCA → Libro de Sueldos Digital → Conceptos;</w:t>
-      </w:r>
-      <w:r>
-        <w:t xml:space="preserve"> </w:t>
-      </w:r>
-      <w:r>
-        <w:rPr>
-          <w:b/>
-          <w:bCs/>
-        </w:rPr>
-        <w:t xml:space="preserve">Excel ARCA</w:t>
-      </w:r>
-      <w:r>
-        <w:t xml:space="preserve"> </w:t>
-      </w:r>
-      <w:r>
-        <w:t xml:space="preserve">arma la misma información en planilla.</w:t>
+        <w:t xml:space="preserve">En el detalle de cada empleado, el ícono de traza junto a cada concepto muestra la fórmula exacta que usó el motor (por ejemplo</w:t>
+      </w:r>
+      <w:r>
+        <w:t xml:space="preserve"> </w:t>
+      </w:r>
+      <w:r>
+        <w:t xml:space="preserve">“4.485,97 × 90 h”</w:t>
+      </w:r>
+      <w:r>
+        <w:t xml:space="preserve"> </w:t>
+      </w:r>
+      <w:r>
+        <w:t xml:space="preserve">o</w:t>
+      </w:r>
+      <w:r>
+        <w:t xml:space="preserve"> </w:t>
+      </w:r>
+      <w:r>
+        <w:t xml:space="preserve">“básico × 1 % × 3 años”</w:t>
+      </w:r>
+      <w:r>
+        <w:t xml:space="preserve">).</w:t>
       </w:r>
     </w:p>
     <w:p>
@@ -17856,29 +17699,430 @@
           <w:b/>
           <w:bCs/>
         </w:rPr>
-        <w:t xml:space="preserve">Bloqueo del LSD:</w:t>
-      </w:r>
-      <w:r>
-        <w:t xml:space="preserve"> </w:t>
-      </w:r>
-      <w:r>
-        <w:t xml:space="preserve">antes de exportar el Libro de Sueldos Digital de una liquidación, el sistema verifica que todos los conceptos usados tengan código ARCA y no sean históricos (</w:t>
-      </w:r>
-      <w:r>
-        <w:t xml:space="preserve">“legacy”</w:t>
-      </w:r>
-      <w:r>
-        <w:t xml:space="preserve">). Si falta alguno, el preview del LSD lo lista y no deja descargar hasta que lo completes en Conceptos.</w:t>
-      </w:r>
-    </w:p>
-    <w:bookmarkEnd w:id="64"/>
-    <w:bookmarkStart w:id="65" w:name="Xb416bb6d091eb5d6a9265a5eb56ebe2b0cc72c7"/>
+        <w:t xml:space="preserve">↺ Recalcular</w:t>
+      </w:r>
+      <w:r>
+        <w:t xml:space="preserve"> </w:t>
+      </w:r>
+      <w:r>
+        <w:t xml:space="preserve">(por empleado) descarta también los renglones manuales y vuelve a correr el motor de cero para ese empleado.</w:t>
+      </w:r>
+    </w:p>
+    <w:p>
+      <w:pPr>
+        <w:pStyle w:val="Compact"/>
+        <w:numPr>
+          <w:ilvl w:val="0"/>
+          <w:numId w:val="1026"/>
+        </w:numPr>
+      </w:pPr>
+      <w:r>
+        <w:t xml:space="preserve">Volver a apretar</w:t>
+      </w:r>
+      <w:r>
+        <w:t xml:space="preserve"> </w:t>
+      </w:r>
+      <w:r>
+        <w:rPr>
+          <w:b/>
+          <w:bCs/>
+        </w:rPr>
+        <w:t xml:space="preserve">⚙ Calcular</w:t>
+      </w:r>
+      <w:r>
+        <w:t xml:space="preserve"> </w:t>
+      </w:r>
+      <w:r>
+        <w:t xml:space="preserve">para todos conserva los renglones manuales cuyo código el motor no genera en esa corrida (para no duplicar), pero</w:t>
+      </w:r>
+      <w:r>
+        <w:t xml:space="preserve"> </w:t>
+      </w:r>
+      <w:r>
+        <w:rPr>
+          <w:b/>
+          <w:bCs/>
+        </w:rPr>
+        <w:t xml:space="preserve">si el código coincide con uno que el motor sí calcula, el renglón manual se pisa</w:t>
+      </w:r>
+      <w:r>
+        <w:t xml:space="preserve"> </w:t>
+      </w:r>
+      <w:r>
+        <w:t xml:space="preserve">— si necesitás mantener ese ajuste, volvé a cargarlo después de Calcular.</w:t>
+      </w:r>
+    </w:p>
+    <w:p>
+      <w:pPr>
+        <w:pStyle w:val="Compact"/>
+        <w:numPr>
+          <w:ilvl w:val="0"/>
+          <w:numId w:val="1026"/>
+        </w:numPr>
+      </w:pPr>
+      <w:r>
+        <w:t xml:space="preserve">El botón te avisa con alertas (no bloquean el guardado) cuando falta un valor de escala, un empleado no tiene fecha de ingreso, no hay novedad cargada, se superó un tope, se perdió el presentismo por ausencias, un préstamo llegó a la última cuota, etc.</w:t>
+      </w:r>
+    </w:p>
+    <w:p>
+      <w:pPr>
+        <w:pStyle w:val="Compact"/>
+        <w:numPr>
+          <w:ilvl w:val="0"/>
+          <w:numId w:val="1026"/>
+        </w:numPr>
+      </w:pPr>
+      <w:r>
+        <w:rPr>
+          <w:b/>
+          <w:bCs/>
+        </w:rPr>
+        <w:t xml:space="preserve">Tope del 20 % de descuentos (Ley 27.802):</w:t>
+      </w:r>
+      <w:r>
+        <w:t xml:space="preserve"> </w:t>
+      </w:r>
+      <w:r>
+        <w:t xml:space="preserve">adelantos, cuotas de préstamo, embargos y seguros voluntarios no pueden superar en conjunto el 20 % de lo que cobra el empleado en dinero. Si se pasan, aparece la alerta con el importe máximo; el descuento no se recorta solo, lo decidís vos con la contadora.</w:t>
+      </w:r>
+    </w:p>
+    <w:p>
+      <w:pPr>
+        <w:pStyle w:val="Compact"/>
+        <w:numPr>
+          <w:ilvl w:val="0"/>
+          <w:numId w:val="1026"/>
+        </w:numPr>
+      </w:pPr>
+      <w:r>
+        <w:rPr>
+          <w:b/>
+          <w:bCs/>
+        </w:rPr>
+        <w:t xml:space="preserve">Jornada reducida:</w:t>
+      </w:r>
+      <w:r>
+        <w:t xml:space="preserve"> </w:t>
+      </w:r>
+      <w:r>
+        <w:t xml:space="preserve">si el legajo tiene menos de 48 horas semanales, el aporte de obra social se calcula como si trabajara tiempo completo (lo exige la ley); jubilación e INSSJP van sobre lo que cobra realmente.</w:t>
+      </w:r>
+    </w:p>
+    <w:p>
+      <w:pPr>
+        <w:pStyle w:val="FirstParagraph"/>
+      </w:pPr>
+      <w:r>
+        <w:rPr>
+          <w:b/>
+          <w:bCs/>
+        </w:rPr>
+        <w:t xml:space="preserve">SAC</w:t>
+      </w:r>
+      <w:r>
+        <w:t xml:space="preserve"> </w:t>
+      </w:r>
+      <w:r>
+        <w:t xml:space="preserve">(tipo de liquidación</w:t>
+      </w:r>
+      <w:r>
+        <w:t xml:space="preserve"> </w:t>
+      </w:r>
+      <w:r>
+        <w:t xml:space="preserve">“SAC”</w:t>
+      </w:r>
+      <w:r>
+        <w:t xml:space="preserve">, período 06 o 12): calcula el aguinaldo sobre la mejor remuneración del semestre (completo o proporcional si el empleado ingresó en el semestre) — a diferencia de una liquidación mensual,</w:t>
+      </w:r>
+      <w:r>
+        <w:t xml:space="preserve"> </w:t>
+      </w:r>
+      <w:r>
+        <w:rPr>
+          <w:b/>
+          <w:bCs/>
+        </w:rPr>
+        <w:t xml:space="preserve">no vuelve a sumar el sueldo del mes</w:t>
+      </w:r>
+      <w:r>
+        <w:t xml:space="preserve">, solo el aguinaldo y lo que corresponde sobre él (aportes, contribuciones, Ganancias).</w:t>
+      </w:r>
+    </w:p>
+    <w:p>
+      <w:pPr>
+        <w:pStyle w:val="BodyText"/>
+      </w:pPr>
+      <w:r>
+        <w:rPr>
+          <w:b/>
+          <w:bCs/>
+        </w:rPr>
+        <w:t xml:space="preserve">Liquidación final:</w:t>
+      </w:r>
+      <w:r>
+        <w:t xml:space="preserve"> </w:t>
+      </w:r>
+      <w:r>
+        <w:t xml:space="preserve">se genera desde el botón</w:t>
+      </w:r>
+      <w:r>
+        <w:t xml:space="preserve"> </w:t>
+      </w:r>
+      <w:r>
+        <w:rPr>
+          <w:b/>
+          <w:bCs/>
+        </w:rPr>
+        <w:t xml:space="preserve">Baja</w:t>
+      </w:r>
+      <w:r>
+        <w:t xml:space="preserve"> </w:t>
+      </w:r>
+      <w:r>
+        <w:t xml:space="preserve">del legajo (ver arriba), no desde</w:t>
+      </w:r>
+      <w:r>
+        <w:t xml:space="preserve"> </w:t>
+      </w:r>
+      <w:r>
+        <w:t xml:space="preserve">“+ Liquidación”</w:t>
+      </w:r>
+      <w:r>
+        <w:t xml:space="preserve">.</w:t>
+      </w:r>
+    </w:p>
+    <w:bookmarkEnd w:id="62"/>
+    <w:bookmarkStart w:id="63" w:name="recibos"/>
     <w:p>
       <w:pPr>
         <w:pStyle w:val="Heading4"/>
       </w:pPr>
       <w:r>
-        <w:t xml:space="preserve">Preguntas para la contadora (no bloquean el uso del sistema)</w:t>
+        <w:t xml:space="preserve">Recibos</w:t>
+      </w:r>
+    </w:p>
+    <w:p>
+      <w:pPr>
+        <w:pStyle w:val="FirstParagraph"/>
+      </w:pPr>
+      <w:r>
+        <w:t xml:space="preserve">Cada liquidación</w:t>
+      </w:r>
+      <w:r>
+        <w:t xml:space="preserve"> </w:t>
+      </w:r>
+      <w:r>
+        <w:rPr>
+          <w:b/>
+          <w:bCs/>
+        </w:rPr>
+        <w:t xml:space="preserve">confirmada</w:t>
+      </w:r>
+      <w:r>
+        <w:t xml:space="preserve"> </w:t>
+      </w:r>
+      <w:r>
+        <w:t xml:space="preserve">muestra el botón</w:t>
+      </w:r>
+      <w:r>
+        <w:t xml:space="preserve"> </w:t>
+      </w:r>
+      <w:r>
+        <w:rPr>
+          <w:b/>
+          <w:bCs/>
+        </w:rPr>
+        <w:t xml:space="preserve">🖨 Recibos</w:t>
+      </w:r>
+      <w:r>
+        <w:t xml:space="preserve">: imprime en un solo documento el recibo de haberes de todos los empleados de esa liquidación, dos páginas por empleado (idéntico al formato que emitía antes la contadora) y dos copias —</w:t>
+      </w:r>
+      <w:r>
+        <w:t xml:space="preserve"> </w:t>
+      </w:r>
+      <w:r>
+        <w:rPr>
+          <w:b/>
+          <w:bCs/>
+        </w:rPr>
+        <w:t xml:space="preserve">ORIGINAL</w:t>
+      </w:r>
+      <w:r>
+        <w:t xml:space="preserve"> </w:t>
+      </w:r>
+      <w:r>
+        <w:t xml:space="preserve">y</w:t>
+      </w:r>
+      <w:r>
+        <w:t xml:space="preserve"> </w:t>
+      </w:r>
+      <w:r>
+        <w:rPr>
+          <w:b/>
+          <w:bCs/>
+        </w:rPr>
+        <w:t xml:space="preserve">DUPLICADO</w:t>
+      </w:r>
+      <w:r>
+        <w:t xml:space="preserve"> </w:t>
+      </w:r>
+      <w:r>
+        <w:t xml:space="preserve">— marcadas en el ángulo superior izquierdo. La página 1 trae los datos del empleado, el período, el bloque de sueldo bruto (conceptos con signo), la composición laboral y el neto en letras; la página 2 abre el costo total del empleador (seguridad social, obra social, INSSJP, ART, SCVO, sindical) con una torta de porcentajes.</w:t>
+      </w:r>
+    </w:p>
+    <w:p>
+      <w:pPr>
+        <w:pStyle w:val="BodyText"/>
+      </w:pPr>
+      <w:r>
+        <w:t xml:space="preserve">Antes de imprimir el primer recibo, completá en</w:t>
+      </w:r>
+      <w:r>
+        <w:t xml:space="preserve"> </w:t>
+      </w:r>
+      <w:r>
+        <w:rPr>
+          <w:b/>
+          <w:bCs/>
+        </w:rPr>
+        <w:t xml:space="preserve">Configuración → Imputación → Recibo de haberes</w:t>
+      </w:r>
+      <w:r>
+        <w:t xml:space="preserve">: razón social, domicilio y actividad (encabezado del recibo), y el último depósito previsional — período, fecha y banco — que se muestra en todos los recibos hasta que lo actualices con el próximo F.931 pagado. Ahí mismo está el</w:t>
+      </w:r>
+      <w:r>
+        <w:t xml:space="preserve"> </w:t>
+      </w:r>
+      <w:r>
+        <w:rPr>
+          <w:b/>
+          <w:bCs/>
+        </w:rPr>
+        <w:t xml:space="preserve">tope indemnizatorio</w:t>
+      </w:r>
+      <w:r>
+        <w:t xml:space="preserve"> </w:t>
+      </w:r>
+      <w:r>
+        <w:t xml:space="preserve">que se precarga en la baja de empleado.</w:t>
+      </w:r>
+    </w:p>
+    <w:p>
+      <w:pPr>
+        <w:pStyle w:val="BodyText"/>
+      </w:pPr>
+      <w:r>
+        <w:t xml:space="preserve">Para liquidaciones cargadas</w:t>
+      </w:r>
+      <w:r>
+        <w:t xml:space="preserve"> </w:t>
+      </w:r>
+      <w:r>
+        <w:rPr>
+          <w:b/>
+          <w:bCs/>
+        </w:rPr>
+        <w:t xml:space="preserve">antes</w:t>
+      </w:r>
+      <w:r>
+        <w:t xml:space="preserve"> </w:t>
+      </w:r>
+      <w:r>
+        <w:t xml:space="preserve">de este motor (sin el detalle de contribuciones nuevo), el recibo igual se imprime: usa el total de contribuciones y ART ya guardado como si fuera todo</w:t>
+      </w:r>
+      <w:r>
+        <w:t xml:space="preserve"> </w:t>
+      </w:r>
+      <w:r>
+        <w:t xml:space="preserve">“Seguridad Social”</w:t>
+      </w:r>
+      <w:r>
+        <w:t xml:space="preserve"> </w:t>
+      </w:r>
+      <w:r>
+        <w:t xml:space="preserve">— la página 2 sale menos desglosada, pero cierra al 100 %.</w:t>
+      </w:r>
+    </w:p>
+    <w:bookmarkEnd w:id="63"/>
+    <w:bookmarkStart w:id="64" w:name="conceptos-arca-padrón-marcas-y-txt"/>
+    <w:p>
+      <w:pPr>
+        <w:pStyle w:val="Heading4"/>
+      </w:pPr>
+      <w:r>
+        <w:t xml:space="preserve">Conceptos ARCA (padrón, marcas y TXT)</w:t>
+      </w:r>
+    </w:p>
+    <w:p>
+      <w:pPr>
+        <w:pStyle w:val="FirstParagraph"/>
+      </w:pPr>
+      <w:r>
+        <w:t xml:space="preserve">El botón</w:t>
+      </w:r>
+      <w:r>
+        <w:t xml:space="preserve"> </w:t>
+      </w:r>
+      <w:r>
+        <w:rPr>
+          <w:b/>
+          <w:bCs/>
+        </w:rPr>
+        <w:t xml:space="preserve">Conceptos</w:t>
+      </w:r>
+      <w:r>
+        <w:t xml:space="preserve"> </w:t>
+      </w:r>
+      <w:r>
+        <w:t xml:space="preserve">ahora trae, para cada código propio, el</w:t>
+      </w:r>
+      <w:r>
+        <w:t xml:space="preserve"> </w:t>
+      </w:r>
+      <w:r>
+        <w:rPr>
+          <w:b/>
+          <w:bCs/>
+        </w:rPr>
+        <w:t xml:space="preserve">código ARCA</w:t>
+      </w:r>
+      <w:r>
+        <w:t xml:space="preserve"> </w:t>
+      </w:r>
+      <w:r>
+        <w:t xml:space="preserve">(de un catálogo de 142 posibles, importado del padrón real del CUIT de Vitalmet) y sus</w:t>
+      </w:r>
+      <w:r>
+        <w:t xml:space="preserve"> </w:t>
+      </w:r>
+      <w:r>
+        <w:rPr>
+          <w:b/>
+          <w:bCs/>
+        </w:rPr>
+        <w:t xml:space="preserve">15 marcas</w:t>
+      </w:r>
+      <w:r>
+        <w:t xml:space="preserve"> </w:t>
+      </w:r>
+      <w:r>
+        <w:t xml:space="preserve">(qué subsistema del F.931 suma cada concepto: SIPA, INSSJP, obra social, FSR, RENATEA, AAFF, FNE, LRT, diferencial, especial). La</w:t>
+      </w:r>
+      <w:r>
+        <w:t xml:space="preserve"> </w:t>
+      </w:r>
+      <w:r>
+        <w:rPr>
+          <w:b/>
+          <w:bCs/>
+        </w:rPr>
+        <w:t xml:space="preserve">regla</w:t>
+      </w:r>
+      <w:r>
+        <w:t xml:space="preserve"> </w:t>
+      </w:r>
+      <w:r>
+        <w:t xml:space="preserve">es la fórmula que usa el motor para calcularlo solo (dejarla vacía = concepto que siempre se carga a mano). Un concepto usado en liquidaciones no se borra, se desactiva.</w:t>
       </w:r>
     </w:p>
     <w:p>
@@ -17890,7 +18134,29 @@
         </w:numPr>
       </w:pPr>
       <w:r>
-        <w:t xml:space="preserve">Cómo mapea en el LSD los códigos 224, 225 y 516 del recibo de septiembre de 2026, que no están en el padrón de ARCA.</w:t>
+        <w:rPr>
+          <w:b/>
+          <w:bCs/>
+        </w:rPr>
+        <w:t xml:space="preserve">Importar padrón…</w:t>
+      </w:r>
+      <w:r>
+        <w:t xml:space="preserve"> </w:t>
+      </w:r>
+      <w:r>
+        <w:t xml:space="preserve">lee el CSV que bajás de ARCA (Libro de Sueldos Digital → Conceptos, separado por</w:t>
+      </w:r>
+      <w:r>
+        <w:t xml:space="preserve"> </w:t>
+      </w:r>
+      <w:r>
+        <w:rPr>
+          <w:rStyle w:val="VerbatimChar"/>
+        </w:rPr>
+        <w:t xml:space="preserve">;</w:t>
+      </w:r>
+      <w:r>
+        <w:t xml:space="preserve">) y compara contra tu catálogo: da de alta como histórico inactivo lo que está en ARCA y no en el ERP, lista lo que está en el ERP y todavía no diste de alta en ARCA, y avisa si las marcas no coinciden.</w:t>
       </w:r>
     </w:p>
     <w:p>
@@ -17902,7 +18168,49 @@
         </w:numPr>
       </w:pPr>
       <w:r>
-        <w:t xml:space="preserve">Porcentaje del aporte solidario UOM para no afiliados y valor vigente del seguro de sepelio.</w:t>
+        <w:rPr>
+          <w:b/>
+          <w:bCs/>
+        </w:rPr>
+        <w:t xml:space="preserve">Exportar TXT (todos)</w:t>
+      </w:r>
+      <w:r>
+        <w:t xml:space="preserve"> </w:t>
+      </w:r>
+      <w:r>
+        <w:t xml:space="preserve">/</w:t>
+      </w:r>
+      <w:r>
+        <w:t xml:space="preserve"> </w:t>
+      </w:r>
+      <w:r>
+        <w:rPr>
+          <w:b/>
+          <w:bCs/>
+        </w:rPr>
+        <w:t xml:space="preserve">Exportar TXT (faltan en ARCA)</w:t>
+      </w:r>
+      <w:r>
+        <w:t xml:space="preserve"> </w:t>
+      </w:r>
+      <w:r>
+        <w:t xml:space="preserve">generan el archivo de carga masiva de conceptos (195 posiciones) para subir en ARCA → Libro de Sueldos Digital → Conceptos;</w:t>
+      </w:r>
+      <w:r>
+        <w:t xml:space="preserve"> </w:t>
+      </w:r>
+      <w:r>
+        <w:rPr>
+          <w:b/>
+          <w:bCs/>
+        </w:rPr>
+        <w:t xml:space="preserve">Excel ARCA</w:t>
+      </w:r>
+      <w:r>
+        <w:t xml:space="preserve"> </w:t>
+      </w:r>
+      <w:r>
+        <w:t xml:space="preserve">arma la misma información en planilla.</w:t>
       </w:r>
     </w:p>
     <w:p>
@@ -17914,160 +18222,33 @@
         </w:numPr>
       </w:pPr>
       <w:r>
-        <w:t xml:space="preserve">Si el tope de aportes se controla por quincena o por mes.</w:t>
-      </w:r>
-    </w:p>
-    <w:p>
-      <w:pPr>
-        <w:pStyle w:val="Compact"/>
-        <w:numPr>
-          <w:ilvl w:val="0"/>
-          <w:numId w:val="1027"/>
-        </w:numPr>
-      </w:pPr>
-      <w:r>
-        <w:t xml:space="preserve">Tope indemnizatorio vigente del CCT 260/75 (3 × promedio).</w:t>
-      </w:r>
-    </w:p>
-    <w:p>
-      <w:r>
-        <w:pict>
-          <v:rect style="width:0;height:1.5pt" o:hralign="center" o:hrstd="t" o:hr="t"/>
-        </w:pict>
-      </w:r>
-    </w:p>
-    <w:bookmarkEnd w:id="65"/>
-    <w:bookmarkEnd w:id="66"/>
-    <w:bookmarkEnd w:id="67"/>
-    <w:bookmarkStart w:id="71" w:name="configuración"/>
-    <w:p>
-      <w:pPr>
-        <w:pStyle w:val="Heading2"/>
-      </w:pPr>
-      <w:r>
-        <w:t xml:space="preserve">12. Configuración</w:t>
-      </w:r>
-    </w:p>
-    <w:p>
-      <w:pPr>
-        <w:pStyle w:val="FirstParagraph"/>
-      </w:pPr>
-      <w:r>
-        <w:t xml:space="preserve">Tres pestañas. Las dos últimas son</w:t>
-      </w:r>
-      <w:r>
-        <w:t xml:space="preserve"> </w:t>
-      </w:r>
-      <w:r>
-        <w:rPr>
-          <w:b/>
-          <w:bCs/>
-        </w:rPr>
-        <w:t xml:space="preserve">solo para el administrador</w:t>
-      </w:r>
-      <w:r>
-        <w:t xml:space="preserve">.</w:t>
-      </w:r>
-    </w:p>
-    <w:bookmarkStart w:id="68" w:name="materiales"/>
-    <w:p>
-      <w:pPr>
-        <w:pStyle w:val="Heading3"/>
-      </w:pPr>
-      <w:r>
-        <w:t xml:space="preserve">12.1 Materiales</w:t>
-      </w:r>
-    </w:p>
-    <w:p>
-      <w:pPr>
-        <w:pStyle w:val="FirstParagraph"/>
-      </w:pPr>
-      <w:r>
-        <w:t xml:space="preserve">El catálogo de tipos de acero / normas que después elegís en barras y certificados.</w:t>
-      </w:r>
-      <w:r>
-        <w:t xml:space="preserve"> </w:t>
-      </w:r>
-      <w:r>
-        <w:rPr>
-          <w:b/>
-          <w:bCs/>
-        </w:rPr>
-        <w:t xml:space="preserve">+ Nuevo material</w:t>
-      </w:r>
-      <w:r>
-        <w:t xml:space="preserve"> </w:t>
-      </w:r>
-      <w:r>
-        <w:t xml:space="preserve">→</w:t>
-      </w:r>
-      <w:r>
-        <w:t xml:space="preserve"> </w:t>
-      </w:r>
-      <w:r>
-        <w:rPr>
-          <w:b/>
-          <w:bCs/>
-        </w:rPr>
-        <w:t xml:space="preserve">Material / Norma</w:t>
-      </w:r>
-      <w:r>
-        <w:t xml:space="preserve"> </w:t>
-      </w:r>
-      <w:r>
-        <w:t xml:space="preserve">*,</w:t>
-      </w:r>
-      <w:r>
-        <w:t xml:space="preserve"> </w:t>
-      </w:r>
-      <w:r>
-        <w:rPr>
-          <w:b/>
-          <w:bCs/>
-        </w:rPr>
-        <w:t xml:space="preserve">Descripción</w:t>
-      </w:r>
-      <w:r>
-        <w:t xml:space="preserve">,</w:t>
-      </w:r>
-      <w:r>
-        <w:t xml:space="preserve"> </w:t>
-      </w:r>
-      <w:r>
-        <w:rPr>
-          <w:b/>
-          <w:bCs/>
-        </w:rPr>
-        <w:t xml:space="preserve">Orden</w:t>
-      </w:r>
-      <w:r>
-        <w:t xml:space="preserve">,</w:t>
-      </w:r>
-      <w:r>
-        <w:t xml:space="preserve"> </w:t>
-      </w:r>
-      <w:r>
-        <w:rPr>
-          <w:b/>
-          <w:bCs/>
-        </w:rPr>
-        <w:t xml:space="preserve">Estado</w:t>
-      </w:r>
-      <w:r>
-        <w:t xml:space="preserve"> </w:t>
-      </w:r>
-      <w:r>
-        <w:t xml:space="preserve">(activo / inactivo).</w:t>
-      </w:r>
-    </w:p>
-    <w:bookmarkEnd w:id="68"/>
-    <w:bookmarkStart w:id="69" w:name="usuarios-y-permisos-admin"/>
-    <w:p>
-      <w:pPr>
-        <w:pStyle w:val="Heading3"/>
-      </w:pPr>
-      <w:r>
-        <w:t xml:space="preserve">12.2 Usuarios y permisos (admin)</w:t>
+        <w:rPr>
+          <w:b/>
+          <w:bCs/>
+        </w:rPr>
+        <w:t xml:space="preserve">Bloqueo del LSD:</w:t>
+      </w:r>
+      <w:r>
+        <w:t xml:space="preserve"> </w:t>
+      </w:r>
+      <w:r>
+        <w:t xml:space="preserve">antes de exportar el Libro de Sueldos Digital de una liquidación, el sistema verifica que todos los conceptos usados tengan código ARCA y no sean históricos (</w:t>
+      </w:r>
+      <w:r>
+        <w:t xml:space="preserve">“legacy”</w:t>
+      </w:r>
+      <w:r>
+        <w:t xml:space="preserve">). Si falta alguno, el preview del LSD lo lista y no deja descargar hasta que lo completes en Conceptos.</w:t>
+      </w:r>
+    </w:p>
+    <w:bookmarkEnd w:id="64"/>
+    <w:bookmarkStart w:id="65" w:name="Xb416bb6d091eb5d6a9265a5eb56ebe2b0cc72c7"/>
+    <w:p>
+      <w:pPr>
+        <w:pStyle w:val="Heading4"/>
+      </w:pPr>
+      <w:r>
+        <w:t xml:space="preserve">Preguntas para la contadora (no bloquean el uso del sistema)</w:t>
       </w:r>
     </w:p>
     <w:p>
@@ -18079,23 +18260,7 @@
         </w:numPr>
       </w:pPr>
       <w:r>
-        <w:t xml:space="preserve">Ves y podés</w:t>
-      </w:r>
-      <w:r>
-        <w:t xml:space="preserve"> </w:t>
-      </w:r>
-      <w:r>
-        <w:rPr>
-          <w:b/>
-          <w:bCs/>
-        </w:rPr>
-        <w:t xml:space="preserve">cambiar el código de empresa</w:t>
-      </w:r>
-      <w:r>
-        <w:t xml:space="preserve"> </w:t>
-      </w:r>
-      <w:r>
-        <w:t xml:space="preserve">(el que usan los nuevos para unirse).</w:t>
+        <w:t xml:space="preserve">Cómo mapea en el LSD los códigos 224, 225 y 516 del recibo de septiembre de 2026, que no están en el padrón de ARCA.</w:t>
       </w:r>
     </w:p>
     <w:p>
@@ -18107,83 +18272,80 @@
         </w:numPr>
       </w:pPr>
       <w:r>
-        <w:t xml:space="preserve">Listás usuarios, editás su</w:t>
-      </w:r>
-      <w:r>
-        <w:t xml:space="preserve"> </w:t>
-      </w:r>
-      <w:r>
-        <w:rPr>
-          <w:b/>
-          <w:bCs/>
-        </w:rPr>
-        <w:t xml:space="preserve">rol</w:t>
-      </w:r>
-      <w:r>
-        <w:t xml:space="preserve"> </w:t>
-      </w:r>
-      <w:r>
-        <w:t xml:space="preserve">y</w:t>
-      </w:r>
-      <w:r>
-        <w:t xml:space="preserve"> </w:t>
-      </w:r>
-      <w:r>
-        <w:rPr>
-          <w:b/>
-          <w:bCs/>
-        </w:rPr>
-        <w:t xml:space="preserve">habilitás/deshabilitás módulos</w:t>
-      </w:r>
-      <w:r>
-        <w:t xml:space="preserve"> </w:t>
-      </w:r>
-      <w:r>
-        <w:t xml:space="preserve">por usuario. La lista cubre todos los módulos del sistema (inventario, producción, compras, ventas, calidad, análisis y contabilidad).</w:t>
-      </w:r>
-    </w:p>
-    <w:p>
-      <w:pPr>
-        <w:pStyle w:val="BlockText"/>
-      </w:pPr>
-      <w:r>
-        <w:rPr>
-          <w:b/>
-          <w:bCs/>
-        </w:rPr>
-        <w:t xml:space="preserve">Nota técnica:</w:t>
-      </w:r>
-      <w:r>
-        <w:t xml:space="preserve"> </w:t>
-      </w:r>
-      <w:r>
-        <w:t xml:space="preserve">los permisos por módulo hoy son</w:t>
-      </w:r>
-      <w:r>
-        <w:t xml:space="preserve"> </w:t>
-      </w:r>
-      <w:r>
-        <w:rPr>
-          <w:b/>
-          <w:bCs/>
-        </w:rPr>
-        <w:t xml:space="preserve">visuales</w:t>
-      </w:r>
-      <w:r>
-        <w:t xml:space="preserve"> </w:t>
-      </w:r>
-      <w:r>
-        <w:t xml:space="preserve">(esconden secciones del menú). No los uses como barrera de seguridad fuerte.</w:t>
-      </w:r>
-    </w:p>
-    <w:bookmarkEnd w:id="69"/>
-    <w:bookmarkStart w:id="70" w:name="imputación-contable"/>
+        <w:t xml:space="preserve">Porcentaje del aporte solidario UOM para no afiliados y valor vigente del seguro de sepelio.</w:t>
+      </w:r>
+    </w:p>
+    <w:p>
+      <w:pPr>
+        <w:pStyle w:val="Compact"/>
+        <w:numPr>
+          <w:ilvl w:val="0"/>
+          <w:numId w:val="1028"/>
+        </w:numPr>
+      </w:pPr>
+      <w:r>
+        <w:t xml:space="preserve">Si el tope de aportes se controla por quincena o por mes.</w:t>
+      </w:r>
+    </w:p>
+    <w:p>
+      <w:pPr>
+        <w:pStyle w:val="Compact"/>
+        <w:numPr>
+          <w:ilvl w:val="0"/>
+          <w:numId w:val="1028"/>
+        </w:numPr>
+      </w:pPr>
+      <w:r>
+        <w:t xml:space="preserve">Tope indemnizatorio vigente del CCT 260/75 (3 × promedio).</w:t>
+      </w:r>
+    </w:p>
+    <w:p>
+      <w:r>
+        <w:pict>
+          <v:rect style="width:0;height:1.5pt" o:hralign="center" o:hrstd="t" o:hr="t"/>
+        </w:pict>
+      </w:r>
+    </w:p>
+    <w:bookmarkEnd w:id="65"/>
+    <w:bookmarkEnd w:id="66"/>
+    <w:bookmarkEnd w:id="67"/>
+    <w:bookmarkStart w:id="71" w:name="configuración"/>
+    <w:p>
+      <w:pPr>
+        <w:pStyle w:val="Heading2"/>
+      </w:pPr>
+      <w:r>
+        <w:t xml:space="preserve">12. Configuración</w:t>
+      </w:r>
+    </w:p>
+    <w:p>
+      <w:pPr>
+        <w:pStyle w:val="FirstParagraph"/>
+      </w:pPr>
+      <w:r>
+        <w:t xml:space="preserve">Tres pestañas. Las dos últimas son</w:t>
+      </w:r>
+      <w:r>
+        <w:t xml:space="preserve"> </w:t>
+      </w:r>
+      <w:r>
+        <w:rPr>
+          <w:b/>
+          <w:bCs/>
+        </w:rPr>
+        <w:t xml:space="preserve">solo para el administrador</w:t>
+      </w:r>
+      <w:r>
+        <w:t xml:space="preserve">.</w:t>
+      </w:r>
+    </w:p>
+    <w:bookmarkStart w:id="68" w:name="materiales"/>
     <w:p>
       <w:pPr>
         <w:pStyle w:val="Heading3"/>
       </w:pPr>
       <w:r>
-        <w:t xml:space="preserve">12.3 Imputación contable</w:t>
+        <w:t xml:space="preserve">12.1 Materiales</w:t>
       </w:r>
     </w:p>
     <w:p>
@@ -18191,17 +18353,91 @@
         <w:pStyle w:val="FirstParagraph"/>
       </w:pPr>
       <w:r>
-        <w:rPr>
-          <w:b/>
-          <w:bCs/>
-        </w:rPr>
-        <w:t xml:space="preserve">Clave para que los asientos automáticos funcionen.</w:t>
-      </w:r>
-      <w:r>
-        <w:t xml:space="preserve"> </w:t>
-      </w:r>
-      <w:r>
-        <w:t xml:space="preserve">Acá decís qué cuenta contable usar para cada tipo de operación:</w:t>
+        <w:t xml:space="preserve">El catálogo de tipos de acero / normas que después elegís en barras y certificados.</w:t>
+      </w:r>
+      <w:r>
+        <w:t xml:space="preserve"> </w:t>
+      </w:r>
+      <w:r>
+        <w:rPr>
+          <w:b/>
+          <w:bCs/>
+        </w:rPr>
+        <w:t xml:space="preserve">+ Nuevo material</w:t>
+      </w:r>
+      <w:r>
+        <w:t xml:space="preserve"> </w:t>
+      </w:r>
+      <w:r>
+        <w:t xml:space="preserve">→</w:t>
+      </w:r>
+      <w:r>
+        <w:t xml:space="preserve"> </w:t>
+      </w:r>
+      <w:r>
+        <w:rPr>
+          <w:b/>
+          <w:bCs/>
+        </w:rPr>
+        <w:t xml:space="preserve">Material / Norma</w:t>
+      </w:r>
+      <w:r>
+        <w:t xml:space="preserve"> </w:t>
+      </w:r>
+      <w:r>
+        <w:t xml:space="preserve">*,</w:t>
+      </w:r>
+      <w:r>
+        <w:t xml:space="preserve"> </w:t>
+      </w:r>
+      <w:r>
+        <w:rPr>
+          <w:b/>
+          <w:bCs/>
+        </w:rPr>
+        <w:t xml:space="preserve">Descripción</w:t>
+      </w:r>
+      <w:r>
+        <w:t xml:space="preserve">,</w:t>
+      </w:r>
+      <w:r>
+        <w:t xml:space="preserve"> </w:t>
+      </w:r>
+      <w:r>
+        <w:rPr>
+          <w:b/>
+          <w:bCs/>
+        </w:rPr>
+        <w:t xml:space="preserve">Orden</w:t>
+      </w:r>
+      <w:r>
+        <w:t xml:space="preserve">,</w:t>
+      </w:r>
+      <w:r>
+        <w:t xml:space="preserve"> </w:t>
+      </w:r>
+      <w:r>
+        <w:rPr>
+          <w:b/>
+          <w:bCs/>
+        </w:rPr>
+        <w:t xml:space="preserve">Estado</w:t>
+      </w:r>
+      <w:r>
+        <w:t xml:space="preserve"> </w:t>
+      </w:r>
+      <w:r>
+        <w:t xml:space="preserve">(activo / inactivo).</w:t>
+      </w:r>
+    </w:p>
+    <w:bookmarkEnd w:id="68"/>
+    <w:bookmarkStart w:id="69" w:name="usuarios-y-permisos-admin"/>
+    <w:p>
+      <w:pPr>
+        <w:pStyle w:val="Heading3"/>
+      </w:pPr>
+      <w:r>
+        <w:t xml:space="preserve">12.2 Usuarios y permisos (admin)</w:t>
       </w:r>
     </w:p>
     <w:p>
@@ -18213,62 +18449,23 @@
         </w:numPr>
       </w:pPr>
       <w:r>
-        <w:rPr>
-          <w:b/>
-          <w:bCs/>
-        </w:rPr>
-        <w:t xml:space="preserve">Ventas:</w:t>
-      </w:r>
-      <w:r>
-        <w:t xml:space="preserve"> </w:t>
-      </w:r>
-      <w:r>
-        <w:t xml:space="preserve">cuenta de venta, deudores por ventas, IVA débito fiscal,</w:t>
-      </w:r>
-      <w:r>
-        <w:t xml:space="preserve"> </w:t>
-      </w:r>
-      <w:r>
-        <w:rPr>
-          <w:b/>
-          <w:bCs/>
-        </w:rPr>
-        <w:t xml:space="preserve">alícuota de IVA</w:t>
-      </w:r>
-      <w:r>
-        <w:t xml:space="preserve"> </w:t>
-      </w:r>
-      <w:r>
-        <w:t xml:space="preserve">(21% por defecto), si los precios</w:t>
-      </w:r>
-      <w:r>
-        <w:t xml:space="preserve"> </w:t>
-      </w:r>
-      <w:r>
-        <w:rPr>
-          <w:b/>
-          <w:bCs/>
-        </w:rPr>
-        <w:t xml:space="preserve">incluyen IVA</w:t>
-      </w:r>
-      <w:r>
-        <w:t xml:space="preserve">, y el</w:t>
-      </w:r>
-      <w:r>
-        <w:t xml:space="preserve"> </w:t>
-      </w:r>
-      <w:r>
-        <w:rPr>
-          <w:b/>
-          <w:bCs/>
-        </w:rPr>
-        <w:t xml:space="preserve">punto de venta AFIP</w:t>
-      </w:r>
-      <w:r>
-        <w:t xml:space="preserve"> </w:t>
-      </w:r>
-      <w:r>
-        <w:t xml:space="preserve">para la facturación electrónica.</w:t>
+        <w:t xml:space="preserve">Ves y podés</w:t>
+      </w:r>
+      <w:r>
+        <w:t xml:space="preserve"> </w:t>
+      </w:r>
+      <w:r>
+        <w:rPr>
+          <w:b/>
+          <w:bCs/>
+        </w:rPr>
+        <w:t xml:space="preserve">cambiar el código de empresa</w:t>
+      </w:r>
+      <w:r>
+        <w:t xml:space="preserve"> </w:t>
+      </w:r>
+      <w:r>
+        <w:t xml:space="preserve">(el que usan los nuevos para unirse).</w:t>
       </w:r>
     </w:p>
     <w:p>
@@ -18280,33 +18477,101 @@
         </w:numPr>
       </w:pPr>
       <w:r>
-        <w:rPr>
-          <w:b/>
-          <w:bCs/>
-        </w:rPr>
-        <w:t xml:space="preserve">Compras:</w:t>
-      </w:r>
-      <w:r>
-        <w:t xml:space="preserve"> </w:t>
-      </w:r>
-      <w:r>
-        <w:t xml:space="preserve">IVA crédito fiscal, proveedores, compra de materia prima / insumos / herramientas, servicios de terceros, y la cuenta puente</w:t>
-      </w:r>
-      <w:r>
-        <w:t xml:space="preserve"> </w:t>
-      </w:r>
-      <w:r>
-        <w:rPr>
-          <w:b/>
-          <w:bCs/>
-        </w:rPr>
-        <w:t xml:space="preserve">GR/IR</w:t>
-      </w:r>
-      <w:r>
-        <w:t xml:space="preserve"> </w:t>
-      </w:r>
-      <w:r>
-        <w:t xml:space="preserve">(facturas a recibir).</w:t>
+        <w:t xml:space="preserve">Listás usuarios, editás su</w:t>
+      </w:r>
+      <w:r>
+        <w:t xml:space="preserve"> </w:t>
+      </w:r>
+      <w:r>
+        <w:rPr>
+          <w:b/>
+          <w:bCs/>
+        </w:rPr>
+        <w:t xml:space="preserve">rol</w:t>
+      </w:r>
+      <w:r>
+        <w:t xml:space="preserve"> </w:t>
+      </w:r>
+      <w:r>
+        <w:t xml:space="preserve">y</w:t>
+      </w:r>
+      <w:r>
+        <w:t xml:space="preserve"> </w:t>
+      </w:r>
+      <w:r>
+        <w:rPr>
+          <w:b/>
+          <w:bCs/>
+        </w:rPr>
+        <w:t xml:space="preserve">habilitás/deshabilitás módulos</w:t>
+      </w:r>
+      <w:r>
+        <w:t xml:space="preserve"> </w:t>
+      </w:r>
+      <w:r>
+        <w:t xml:space="preserve">por usuario. La lista cubre todos los módulos del sistema (inventario, producción, compras, ventas, calidad, análisis y contabilidad).</w:t>
+      </w:r>
+    </w:p>
+    <w:p>
+      <w:pPr>
+        <w:pStyle w:val="BlockText"/>
+      </w:pPr>
+      <w:r>
+        <w:rPr>
+          <w:b/>
+          <w:bCs/>
+        </w:rPr>
+        <w:t xml:space="preserve">Nota técnica:</w:t>
+      </w:r>
+      <w:r>
+        <w:t xml:space="preserve"> </w:t>
+      </w:r>
+      <w:r>
+        <w:t xml:space="preserve">los permisos por módulo hoy son</w:t>
+      </w:r>
+      <w:r>
+        <w:t xml:space="preserve"> </w:t>
+      </w:r>
+      <w:r>
+        <w:rPr>
+          <w:b/>
+          <w:bCs/>
+        </w:rPr>
+        <w:t xml:space="preserve">visuales</w:t>
+      </w:r>
+      <w:r>
+        <w:t xml:space="preserve"> </w:t>
+      </w:r>
+      <w:r>
+        <w:t xml:space="preserve">(esconden secciones del menú). No los uses como barrera de seguridad fuerte.</w:t>
+      </w:r>
+    </w:p>
+    <w:bookmarkEnd w:id="69"/>
+    <w:bookmarkStart w:id="70" w:name="imputación-contable"/>
+    <w:p>
+      <w:pPr>
+        <w:pStyle w:val="Heading3"/>
+      </w:pPr>
+      <w:r>
+        <w:t xml:space="preserve">12.3 Imputación contable</w:t>
+      </w:r>
+    </w:p>
+    <w:p>
+      <w:pPr>
+        <w:pStyle w:val="FirstParagraph"/>
+      </w:pPr>
+      <w:r>
+        <w:rPr>
+          <w:b/>
+          <w:bCs/>
+        </w:rPr>
+        <w:t xml:space="preserve">Clave para que los asientos automáticos funcionen.</w:t>
+      </w:r>
+      <w:r>
+        <w:t xml:space="preserve"> </w:t>
+      </w:r>
+      <w:r>
+        <w:t xml:space="preserve">Acá decís qué cuenta contable usar para cada tipo de operación:</w:t>
       </w:r>
     </w:p>
     <w:p>
@@ -18314,7 +18579,7 @@
         <w:pStyle w:val="Compact"/>
         <w:numPr>
           <w:ilvl w:val="0"/>
-          <w:numId w:val="1029"/>
+          <w:numId w:val="1030"/>
         </w:numPr>
       </w:pPr>
       <w:r>
@@ -18322,45 +18587,58 @@
           <w:b/>
           <w:bCs/>
         </w:rPr>
-        <w:t xml:space="preserve">Caja y banco:</w:t>
-      </w:r>
-      <w:r>
-        <w:t xml:space="preserve"> </w:t>
-      </w:r>
-      <w:r>
-        <w:t xml:space="preserve">cuenta de caja (efectivo), cuenta de banco (transferencias),</w:t>
-      </w:r>
-      <w:r>
-        <w:t xml:space="preserve"> </w:t>
-      </w:r>
-      <w:r>
-        <w:rPr>
-          <w:b/>
-          <w:bCs/>
-        </w:rPr>
-        <w:t xml:space="preserve">cheques en cartera</w:t>
-      </w:r>
-      <w:r>
-        <w:t xml:space="preserve"> </w:t>
-      </w:r>
-      <w:r>
-        <w:t xml:space="preserve">(recibidos) y</w:t>
-      </w:r>
-      <w:r>
-        <w:t xml:space="preserve"> </w:t>
-      </w:r>
-      <w:r>
-        <w:rPr>
-          <w:b/>
-          <w:bCs/>
-        </w:rPr>
-        <w:t xml:space="preserve">cheques emitidos</w:t>
-      </w:r>
-      <w:r>
-        <w:t xml:space="preserve"> </w:t>
-      </w:r>
-      <w:r>
-        <w:t xml:space="preserve">(a pagar).</w:t>
+        <w:t xml:space="preserve">Ventas:</w:t>
+      </w:r>
+      <w:r>
+        <w:t xml:space="preserve"> </w:t>
+      </w:r>
+      <w:r>
+        <w:t xml:space="preserve">cuenta de venta, deudores por ventas, IVA débito fiscal,</w:t>
+      </w:r>
+      <w:r>
+        <w:t xml:space="preserve"> </w:t>
+      </w:r>
+      <w:r>
+        <w:rPr>
+          <w:b/>
+          <w:bCs/>
+        </w:rPr>
+        <w:t xml:space="preserve">alícuota de IVA</w:t>
+      </w:r>
+      <w:r>
+        <w:t xml:space="preserve"> </w:t>
+      </w:r>
+      <w:r>
+        <w:t xml:space="preserve">(21% por defecto), si los precios</w:t>
+      </w:r>
+      <w:r>
+        <w:t xml:space="preserve"> </w:t>
+      </w:r>
+      <w:r>
+        <w:rPr>
+          <w:b/>
+          <w:bCs/>
+        </w:rPr>
+        <w:t xml:space="preserve">incluyen IVA</w:t>
+      </w:r>
+      <w:r>
+        <w:t xml:space="preserve">, y el</w:t>
+      </w:r>
+      <w:r>
+        <w:t xml:space="preserve"> </w:t>
+      </w:r>
+      <w:r>
+        <w:rPr>
+          <w:b/>
+          <w:bCs/>
+        </w:rPr>
+        <w:t xml:space="preserve">punto de venta AFIP</w:t>
+      </w:r>
+      <w:r>
+        <w:t xml:space="preserve"> </w:t>
+      </w:r>
+      <w:r>
+        <w:t xml:space="preserve">para la facturación electrónica.</w:t>
       </w:r>
     </w:p>
     <w:p>
@@ -18368,7 +18646,7 @@
         <w:pStyle w:val="Compact"/>
         <w:numPr>
           <w:ilvl w:val="0"/>
-          <w:numId w:val="1029"/>
+          <w:numId w:val="1030"/>
         </w:numPr>
       </w:pPr>
       <w:r>
@@ -18376,13 +18654,29 @@
           <w:b/>
           <w:bCs/>
         </w:rPr>
-        <w:t xml:space="preserve">Retenciones sufridas:</w:t>
-      </w:r>
-      <w:r>
-        <w:t xml:space="preserve"> </w:t>
-      </w:r>
-      <w:r>
-        <w:t xml:space="preserve">las cuentas de crédito fiscal donde van las retenciones que te aplican los clientes (Ganancias, IIBB, SUSS, IVA). Vienen preconfiguradas con las cuentas del plan de Vitalmet.</w:t>
+        <w:t xml:space="preserve">Compras:</w:t>
+      </w:r>
+      <w:r>
+        <w:t xml:space="preserve"> </w:t>
+      </w:r>
+      <w:r>
+        <w:t xml:space="preserve">IVA crédito fiscal, proveedores, compra de materia prima / insumos / herramientas, servicios de terceros, y la cuenta puente</w:t>
+      </w:r>
+      <w:r>
+        <w:t xml:space="preserve"> </w:t>
+      </w:r>
+      <w:r>
+        <w:rPr>
+          <w:b/>
+          <w:bCs/>
+        </w:rPr>
+        <w:t xml:space="preserve">GR/IR</w:t>
+      </w:r>
+      <w:r>
+        <w:t xml:space="preserve"> </w:t>
+      </w:r>
+      <w:r>
+        <w:t xml:space="preserve">(facturas a recibir).</w:t>
       </w:r>
     </w:p>
     <w:p>
@@ -18390,7 +18684,7 @@
         <w:pStyle w:val="Compact"/>
         <w:numPr>
           <w:ilvl w:val="0"/>
-          <w:numId w:val="1029"/>
+          <w:numId w:val="1030"/>
         </w:numPr>
       </w:pPr>
       <w:r>
@@ -18398,29 +18692,45 @@
           <w:b/>
           <w:bCs/>
         </w:rPr>
-        <w:t xml:space="preserve">Stock y ajustes de inventario:</w:t>
-      </w:r>
-      <w:r>
-        <w:t xml:space="preserve"> </w:t>
-      </w:r>
-      <w:r>
-        <w:t xml:space="preserve">las cuentas de stock (materia prima, producto terminado, insumos) y la cuenta de resultado</w:t>
-      </w:r>
-      <w:r>
-        <w:t xml:space="preserve"> </w:t>
-      </w:r>
-      <w:r>
-        <w:rPr>
-          <w:b/>
-          <w:bCs/>
-        </w:rPr>
-        <w:t xml:space="preserve">AJUSTES DE INVENTARIO</w:t>
-      </w:r>
-      <w:r>
-        <w:t xml:space="preserve"> </w:t>
-      </w:r>
-      <w:r>
-        <w:t xml:space="preserve">contra la que se asientan las diferencias de ajustes y conteos físicos. Vienen preconfiguradas (114002 / 114001 / 114003 / 421099).</w:t>
+        <w:t xml:space="preserve">Caja y banco:</w:t>
+      </w:r>
+      <w:r>
+        <w:t xml:space="preserve"> </w:t>
+      </w:r>
+      <w:r>
+        <w:t xml:space="preserve">cuenta de caja (efectivo), cuenta de banco (transferencias),</w:t>
+      </w:r>
+      <w:r>
+        <w:t xml:space="preserve"> </w:t>
+      </w:r>
+      <w:r>
+        <w:rPr>
+          <w:b/>
+          <w:bCs/>
+        </w:rPr>
+        <w:t xml:space="preserve">cheques en cartera</w:t>
+      </w:r>
+      <w:r>
+        <w:t xml:space="preserve"> </w:t>
+      </w:r>
+      <w:r>
+        <w:t xml:space="preserve">(recibidos) y</w:t>
+      </w:r>
+      <w:r>
+        <w:t xml:space="preserve"> </w:t>
+      </w:r>
+      <w:r>
+        <w:rPr>
+          <w:b/>
+          <w:bCs/>
+        </w:rPr>
+        <w:t xml:space="preserve">cheques emitidos</w:t>
+      </w:r>
+      <w:r>
+        <w:t xml:space="preserve"> </w:t>
+      </w:r>
+      <w:r>
+        <w:t xml:space="preserve">(a pagar).</w:t>
       </w:r>
     </w:p>
     <w:p>
@@ -18428,7 +18738,67 @@
         <w:pStyle w:val="Compact"/>
         <w:numPr>
           <w:ilvl w:val="0"/>
-          <w:numId w:val="1029"/>
+          <w:numId w:val="1030"/>
+        </w:numPr>
+      </w:pPr>
+      <w:r>
+        <w:rPr>
+          <w:b/>
+          <w:bCs/>
+        </w:rPr>
+        <w:t xml:space="preserve">Retenciones sufridas:</w:t>
+      </w:r>
+      <w:r>
+        <w:t xml:space="preserve"> </w:t>
+      </w:r>
+      <w:r>
+        <w:t xml:space="preserve">las cuentas de crédito fiscal donde van las retenciones que te aplican los clientes (Ganancias, IIBB, SUSS, IVA). Vienen preconfiguradas con las cuentas del plan de Vitalmet.</w:t>
+      </w:r>
+    </w:p>
+    <w:p>
+      <w:pPr>
+        <w:pStyle w:val="Compact"/>
+        <w:numPr>
+          <w:ilvl w:val="0"/>
+          <w:numId w:val="1030"/>
+        </w:numPr>
+      </w:pPr>
+      <w:r>
+        <w:rPr>
+          <w:b/>
+          <w:bCs/>
+        </w:rPr>
+        <w:t xml:space="preserve">Stock y ajustes de inventario:</w:t>
+      </w:r>
+      <w:r>
+        <w:t xml:space="preserve"> </w:t>
+      </w:r>
+      <w:r>
+        <w:t xml:space="preserve">las cuentas de stock (materia prima, producto terminado, insumos) y la cuenta de resultado</w:t>
+      </w:r>
+      <w:r>
+        <w:t xml:space="preserve"> </w:t>
+      </w:r>
+      <w:r>
+        <w:rPr>
+          <w:b/>
+          <w:bCs/>
+        </w:rPr>
+        <w:t xml:space="preserve">AJUSTES DE INVENTARIO</w:t>
+      </w:r>
+      <w:r>
+        <w:t xml:space="preserve"> </w:t>
+      </w:r>
+      <w:r>
+        <w:t xml:space="preserve">contra la que se asientan las diferencias de ajustes y conteos físicos. Vienen preconfiguradas (114002 / 114001 / 114003 / 421099).</w:t>
+      </w:r>
+    </w:p>
+    <w:p>
+      <w:pPr>
+        <w:pStyle w:val="Compact"/>
+        <w:numPr>
+          <w:ilvl w:val="0"/>
+          <w:numId w:val="1030"/>
         </w:numPr>
       </w:pPr>
       <w:r>
@@ -20879,6 +21249,9 @@
     <w:abstractNumId w:val="991"/>
   </w:num>
   <w:num w:numId="1027">
+    <w:abstractNumId w:val="991"/>
+  </w:num>
+  <w:num w:numId="1028">
     <w:abstractNumId w:val="99411"/>
     <w:lvlOverride w:ilvl="0">
       <w:startOverride w:val="1"/>
@@ -20908,10 +21281,10 @@
       <w:startOverride w:val="1"/>
     </w:lvlOverride>
   </w:num>
-  <w:num w:numId="1028">
+  <w:num w:numId="1029">
     <w:abstractNumId w:val="991"/>
   </w:num>
-  <w:num w:numId="1029">
+  <w:num w:numId="1030">
     <w:abstractNumId w:val="991"/>
   </w:num>
 </w:numbering>

--- a/docs/MANUAL_USUARIO.docx
+++ b/docs/MANUAL_USUARIO.docx
@@ -2,7 +2,7 @@
 <file path=word/document.xml><?xml version="1.0" encoding="utf-8"?>
 <w:document xmlns:w="http://schemas.openxmlformats.org/wordprocessingml/2006/main" xmlns:m="http://schemas.openxmlformats.org/officeDocument/2006/math" xmlns:r="http://schemas.openxmlformats.org/officeDocument/2006/relationships" xmlns:o="urn:schemas-microsoft-com:office:office" xmlns:v="urn:schemas-microsoft-com:vml" xmlns:w10="urn:schemas-microsoft-com:office:word" xmlns:a="http://schemas.openxmlformats.org/drawingml/2006/main" xmlns:pic="http://schemas.openxmlformats.org/drawingml/2006/picture" xmlns:wp="http://schemas.openxmlformats.org/drawingml/2006/wordprocessingDrawing">
   <w:body>
-    <w:bookmarkStart w:id="79" w:name="X49288d98bb0e101ac90548faf60c95f63953311"/>
+    <w:bookmarkStart w:id="80" w:name="X49288d98bb0e101ac90548faf60c95f63953311"/>
     <w:p>
       <w:pPr>
         <w:pStyle w:val="Heading1"/>
@@ -13935,7 +13935,7 @@
     </w:p>
     <w:bookmarkEnd w:id="49"/>
     <w:bookmarkEnd w:id="50"/>
-    <w:bookmarkStart w:id="67" w:name="contabilidad"/>
+    <w:bookmarkStart w:id="68" w:name="contabilidad"/>
     <w:p>
       <w:pPr>
         <w:pStyle w:val="Heading2"/>
@@ -16629,7 +16629,7 @@
       </w:r>
     </w:p>
     <w:bookmarkEnd w:id="58"/>
-    <w:bookmarkStart w:id="66" w:name="X5261329946751d1b2deba0ff3bf8b14c973e4de"/>
+    <w:bookmarkStart w:id="67" w:name="X5261329946751d1b2deba0ff3bf8b14c973e4de"/>
     <w:p>
       <w:pPr>
         <w:pStyle w:val="Heading3"/>
@@ -16857,7 +16857,23 @@
         <w:t xml:space="preserve"> </w:t>
       </w:r>
       <w:r>
-        <w:t xml:space="preserve">en meses (6 por ley; el CCT puede llevarlo a 8 o 12 — en período de prueba no hay indemnización ni preaviso).</w:t>
+        <w:t xml:space="preserve">en meses (6 por ley; el CCT puede llevarlo a 8 o 12 — en período de prueba no hay indemnización ni preaviso). El</w:t>
+      </w:r>
+      <w:r>
+        <w:t xml:space="preserve"> </w:t>
+      </w:r>
+      <w:r>
+        <w:rPr>
+          <w:b/>
+          <w:bCs/>
+        </w:rPr>
+        <w:t xml:space="preserve">aporte solidario</w:t>
+      </w:r>
+      <w:r>
+        <w:t xml:space="preserve"> </w:t>
+      </w:r>
+      <w:r>
+        <w:t xml:space="preserve">de los no afiliados tiene tope legal del 2 %: si cargás más, el campo te avisa en rojo y la liquidación muestra la alerta. La cuota sindical de los afiliados no tiene ese tope.</w:t>
       </w:r>
     </w:p>
     <w:p>
@@ -17047,7 +17063,55 @@
         <w:t xml:space="preserve"> </w:t>
       </w:r>
       <w:r>
-        <w:t xml:space="preserve">(fuera de convenio), horas semanales, % de antigüedad (solo fuera de convenio; en UOM lo define el convenio), fecha de ingreso reconocida (si difiere de la real, para antigüedad de otro empleador), afiliado al sindicato, cobra presentismo.</w:t>
+        <w:t xml:space="preserve">(fuera de convenio), horas semanales, % de antigüedad (solo fuera de convenio; en UOM lo define el convenio), fecha de ingreso reconocida (si difiere de la real, para antigüedad de otro empleador), afiliado al sindicato, cobra presentismo. Abajo, tres datos de la Ley 27.802 que se dejan vacíos si no aplican:</w:t>
+      </w:r>
+      <w:r>
+        <w:t xml:space="preserve"> </w:t>
+      </w:r>
+      <w:r>
+        <w:rPr>
+          <w:b/>
+          <w:bCs/>
+        </w:rPr>
+        <w:t xml:space="preserve">alta bajo RIFL</w:t>
+      </w:r>
+      <w:r>
+        <w:t xml:space="preserve"> </w:t>
+      </w:r>
+      <w:r>
+        <w:t xml:space="preserve">(contribuciones reducidas por 48 meses para altas que encuadran en el régimen de formalización; es optativo y se ejerce en ARCA al dar el alta),</w:t>
+      </w:r>
+      <w:r>
+        <w:t xml:space="preserve"> </w:t>
+      </w:r>
+      <w:r>
+        <w:rPr>
+          <w:b/>
+          <w:bCs/>
+        </w:rPr>
+        <w:t xml:space="preserve">vencimiento del contrato a plazo fijo</w:t>
+      </w:r>
+      <w:r>
+        <w:t xml:space="preserve"> </w:t>
+      </w:r>
+      <w:r>
+        <w:t xml:space="preserve">y</w:t>
+      </w:r>
+      <w:r>
+        <w:t xml:space="preserve"> </w:t>
+      </w:r>
+      <w:r>
+        <w:rPr>
+          <w:b/>
+          <w:bCs/>
+        </w:rPr>
+        <w:t xml:space="preserve">banco de horas</w:t>
+      </w:r>
+      <w:r>
+        <w:t xml:space="preserve"> </w:t>
+      </w:r>
+      <w:r>
+        <w:t xml:space="preserve">(tilde + fecha del acuerdo escrito).</w:t>
       </w:r>
     </w:p>
     <w:p>
@@ -17406,7 +17470,117 @@
         <w:t xml:space="preserve"> </w:t>
       </w:r>
       <w:r>
-        <w:t xml:space="preserve">y el sistema lo descuenta (nunca deja menos de un mes).</w:t>
+        <w:t xml:space="preserve">y la</w:t>
+      </w:r>
+      <w:r>
+        <w:t xml:space="preserve"> </w:t>
+      </w:r>
+      <w:r>
+        <w:rPr>
+          <w:b/>
+          <w:bCs/>
+        </w:rPr>
+        <w:t xml:space="preserve">Fecha de reingreso</w:t>
+      </w:r>
+      <w:r>
+        <w:t xml:space="preserve">. El sistema descuenta lo cobrado, pero nunca deja menos de lo que corresponde por el último período trabajado.</w:t>
+      </w:r>
+    </w:p>
+    <w:p>
+      <w:pPr>
+        <w:pStyle w:val="Compact"/>
+        <w:numPr>
+          <w:ilvl w:val="0"/>
+          <w:numId w:val="1025"/>
+        </w:numPr>
+      </w:pPr>
+      <w:r>
+        <w:rPr>
+          <w:b/>
+          <w:bCs/>
+        </w:rPr>
+        <w:t xml:space="preserve">Contrato a plazo fijo:</w:t>
+      </w:r>
+      <w:r>
+        <w:t xml:space="preserve"> </w:t>
+      </w:r>
+      <w:r>
+        <w:t xml:space="preserve">si vence el plazo y el contrato duró un año o más, corresponde la mitad de la indemnización (causa</w:t>
+      </w:r>
+      <w:r>
+        <w:t xml:space="preserve"> </w:t>
+      </w:r>
+      <w:r>
+        <w:t xml:space="preserve">“Fin de contrato”</w:t>
+      </w:r>
+      <w:r>
+        <w:t xml:space="preserve">). Si lo despedís antes del vencimiento, elegí</w:t>
+      </w:r>
+      <w:r>
+        <w:t xml:space="preserve"> </w:t>
+      </w:r>
+      <w:r>
+        <w:t xml:space="preserve">“Despido sin causa”</w:t>
+      </w:r>
+      <w:r>
+        <w:t xml:space="preserve">: con la fecha de vencimiento cargada, la antigüedad se cuenta hasta ese día.</w:t>
+      </w:r>
+    </w:p>
+    <w:p>
+      <w:pPr>
+        <w:pStyle w:val="Compact"/>
+        <w:numPr>
+          <w:ilvl w:val="0"/>
+          <w:numId w:val="1025"/>
+        </w:numPr>
+      </w:pPr>
+      <w:r>
+        <w:rPr>
+          <w:b/>
+          <w:bCs/>
+        </w:rPr>
+        <w:t xml:space="preserve">Base a mano:</w:t>
+      </w:r>
+      <w:r>
+        <w:t xml:space="preserve"> </w:t>
+      </w:r>
+      <w:r>
+        <w:t xml:space="preserve">si el empleado tiene sueldos liquidados fuera del sistema durante el último año, el ERP no conoce esa historia y usa el sueldo vigente. En ese caso cargá vos la mejor remuneración normal y habitual en</w:t>
+      </w:r>
+      <w:r>
+        <w:t xml:space="preserve"> </w:t>
+      </w:r>
+      <w:r>
+        <w:rPr>
+          <w:b/>
+          <w:bCs/>
+        </w:rPr>
+        <w:t xml:space="preserve">Base indemnizatoria a mano</w:t>
+      </w:r>
+      <w:r>
+        <w:t xml:space="preserve">.</w:t>
+      </w:r>
+    </w:p>
+    <w:p>
+      <w:pPr>
+        <w:pStyle w:val="Compact"/>
+        <w:numPr>
+          <w:ilvl w:val="0"/>
+          <w:numId w:val="1025"/>
+        </w:numPr>
+      </w:pPr>
+      <w:r>
+        <w:rPr>
+          <w:b/>
+          <w:bCs/>
+        </w:rPr>
+        <w:t xml:space="preserve">Saldo de banco de horas:</w:t>
+      </w:r>
+      <w:r>
+        <w:t xml:space="preserve"> </w:t>
+      </w:r>
+      <w:r>
+        <w:t xml:space="preserve">si al egreso le quedan horas a favor, el preview lo avisa para que las liquides o compenses antes.</w:t>
       </w:r>
     </w:p>
     <w:p>
@@ -17554,14 +17728,107 @@
         <w:t xml:space="preserve">: el motor de liquidación los computa aparte.</w:t>
       </w:r>
     </w:p>
+    <w:p>
+      <w:pPr>
+        <w:pStyle w:val="BodyText"/>
+      </w:pPr>
+      <w:r>
+        <w:rPr>
+          <w:b/>
+          <w:bCs/>
+        </w:rPr>
+        <w:t xml:space="preserve">Banco de horas:</w:t>
+      </w:r>
+      <w:r>
+        <w:t xml:space="preserve"> </w:t>
+      </w:r>
+      <w:r>
+        <w:t xml:space="preserve">para los empleados con acuerdo escrito cargado en el legajo se habilitan dos columnas. En</w:t>
+      </w:r>
+      <w:r>
+        <w:t xml:space="preserve"> </w:t>
+      </w:r>
+      <w:r>
+        <w:rPr>
+          <w:b/>
+          <w:bCs/>
+        </w:rPr>
+        <w:t xml:space="preserve">Banco +</w:t>
+      </w:r>
+      <w:r>
+        <w:t xml:space="preserve"> </w:t>
+      </w:r>
+      <w:r>
+        <w:t xml:space="preserve">van las horas extras trabajadas que se guardan en lugar de pagarse. En</w:t>
+      </w:r>
+      <w:r>
+        <w:t xml:space="preserve"> </w:t>
+      </w:r>
+      <w:r>
+        <w:rPr>
+          <w:b/>
+          <w:bCs/>
+        </w:rPr>
+        <w:t xml:space="preserve">Banco −</w:t>
+      </w:r>
+      <w:r>
+        <w:t xml:space="preserve"> </w:t>
+      </w:r>
+      <w:r>
+        <w:t xml:space="preserve">van las horas libres que se toma: al jornal se le pagan como horas normales; al mensualizado no le cambia el sueldo. Pasando el mouse por la celda ves el saldo. Si cargás horas de banco a alguien sin acuerdo, la liquidación avisa y no las compensa. La equivalencia es hora por hora; si el acuerdo dice otra cosa, cargá las horas ya convertidas.</w:t>
+      </w:r>
+    </w:p>
+    <w:p>
+      <w:pPr>
+        <w:pStyle w:val="BodyText"/>
+      </w:pPr>
+      <w:r>
+        <w:rPr>
+          <w:b/>
+          <w:bCs/>
+        </w:rPr>
+        <w:t xml:space="preserve">🏖 Traer vacaciones programadas</w:t>
+      </w:r>
+      <w:r>
+        <w:t xml:space="preserve"> </w:t>
+      </w:r>
+      <w:r>
+        <w:t xml:space="preserve">completa la columna</w:t>
+      </w:r>
+      <w:r>
+        <w:t xml:space="preserve"> </w:t>
+      </w:r>
+      <w:r>
+        <w:t xml:space="preserve">“Vacaciones (d)”</w:t>
+      </w:r>
+      <w:r>
+        <w:t xml:space="preserve"> </w:t>
+      </w:r>
+      <w:r>
+        <w:t xml:space="preserve">con los días cargados en Sueldos → Vacaciones que caen en el período. No pisa lo que ya escribiste.</w:t>
+      </w:r>
+    </w:p>
     <w:bookmarkEnd w:id="61"/>
-    <w:bookmarkStart w:id="62" w:name="liquidar-con-calcular"/>
+    <w:bookmarkStart w:id="62" w:name="vacaciones-sueldos-vacaciones"/>
     <w:p>
       <w:pPr>
         <w:pStyle w:val="Heading4"/>
       </w:pPr>
       <w:r>
-        <w:t xml:space="preserve">Liquidar con Calcular</w:t>
+        <w:t xml:space="preserve">Vacaciones (Sueldos →</w:t>
+      </w:r>
+      <w:r>
+        <w:t xml:space="preserve"> </w:t>
+      </w:r>
+      <w:r>
+        <w:rPr>
+          <w:b/>
+          <w:bCs/>
+        </w:rPr>
+        <w:t xml:space="preserve">Vacaciones</w:t>
+      </w:r>
+      <w:r>
+        <w:t xml:space="preserve">)</w:t>
       </w:r>
     </w:p>
     <w:p>
@@ -17569,33 +17836,47 @@
         <w:pStyle w:val="FirstParagraph"/>
       </w:pPr>
       <w:r>
-        <w:t xml:space="preserve">En la liquidación (Sueldos →</w:t>
-      </w:r>
-      <w:r>
-        <w:t xml:space="preserve"> </w:t>
-      </w:r>
-      <w:r>
-        <w:rPr>
-          <w:b/>
-          <w:bCs/>
-        </w:rPr>
-        <w:t xml:space="preserve">+ Liquidación</w:t>
-      </w:r>
-      <w:r>
-        <w:t xml:space="preserve">, período/tipo/fecha de pago como antes) apareció el botón</w:t>
-      </w:r>
-      <w:r>
-        <w:t xml:space="preserve"> </w:t>
-      </w:r>
-      <w:r>
-        <w:rPr>
-          <w:b/>
-          <w:bCs/>
-        </w:rPr>
-        <w:t xml:space="preserve">⚙ Calcular</w:t>
-      </w:r>
-      <w:r>
-        <w:t xml:space="preserve">: corre el motor para todos los empleados activos, usando la escala, el convenio, los parámetros previsionales, la tabla de Ganancias vigente y las novedades cargadas. Genera automáticamente el básico, antigüedad, presentismo, horas extras, feriados, licencias, vacaciones, el complemento IMGR, el no remunerativo de paritaria, los conceptos fijos y recurrentes del legajo, aportes con topes, sindicales, contribuciones y — si el empleado está marcado — la retención de Ganancias.</w:t>
+        <w:t xml:space="preserve">Elegí el</w:t>
+      </w:r>
+      <w:r>
+        <w:t xml:space="preserve"> </w:t>
+      </w:r>
+      <w:r>
+        <w:rPr>
+          <w:b/>
+          <w:bCs/>
+        </w:rPr>
+        <w:t xml:space="preserve">año vacacional</w:t>
+      </w:r>
+      <w:r>
+        <w:t xml:space="preserve"> </w:t>
+      </w:r>
+      <w:r>
+        <w:t xml:space="preserve">(las vacaciones de un año se toman entre el 1/10 de ese año y el 30/4 del siguiente). Arriba ves, por empleado, cuántos días le corresponden por antigüedad, cuántos tiene programados y el saldo. Con</w:t>
+      </w:r>
+      <w:r>
+        <w:t xml:space="preserve"> </w:t>
+      </w:r>
+      <w:r>
+        <w:rPr>
+          <w:b/>
+          <w:bCs/>
+        </w:rPr>
+        <w:t xml:space="preserve">+ Programar</w:t>
+      </w:r>
+      <w:r>
+        <w:t xml:space="preserve"> </w:t>
+      </w:r>
+      <w:r>
+        <w:t xml:space="preserve">cargás un tramo: fechas, fecha de notificación y, si corresponde, el tilde de acuerdo para tomarlas fuera del período legal.</w:t>
+      </w:r>
+    </w:p>
+    <w:p>
+      <w:pPr>
+        <w:pStyle w:val="BodyText"/>
+      </w:pPr>
+      <w:r>
+        <w:t xml:space="preserve">El sistema valida lo que pide la ley mientras escribís:</w:t>
       </w:r>
     </w:p>
     <w:p>
@@ -17607,50 +17888,20 @@
         </w:numPr>
       </w:pPr>
       <w:r>
-        <w:t xml:space="preserve">Cada renglón generado por el motor queda con</w:t>
-      </w:r>
-      <w:r>
-        <w:t xml:space="preserve"> </w:t>
-      </w:r>
-      <w:r>
-        <w:rPr>
-          <w:b/>
-          <w:bCs/>
-        </w:rPr>
-        <w:t xml:space="preserve">origen</w:t>
-      </w:r>
-      <w:r>
-        <w:rPr>
-          <w:b/>
-          <w:bCs/>
-        </w:rPr>
-        <w:t xml:space="preserve"> </w:t>
-      </w:r>
-      <w:r>
-        <w:rPr>
-          <w:b/>
-          <w:bCs/>
-        </w:rPr>
-        <w:t xml:space="preserve">“auto”</w:t>
-      </w:r>
-      <w:r>
-        <w:t xml:space="preserve">; si editás un renglón a mano, pasa a</w:t>
-      </w:r>
-      <w:r>
-        <w:t xml:space="preserve"> </w:t>
-      </w:r>
-      <w:r>
-        <w:rPr>
-          <w:b/>
-          <w:bCs/>
-        </w:rPr>
-        <w:t xml:space="preserve">“manual”</w:t>
-      </w:r>
-      <w:r>
-        <w:t xml:space="preserve"> </w:t>
-      </w:r>
-      <w:r>
-        <w:t xml:space="preserve">y Calcular no lo vuelve a tocar (así podés corregir un caso puntual sin perder el resto del cálculo).</w:t>
+        <w:t xml:space="preserve">Cada tramo tiene que ser de</w:t>
+      </w:r>
+      <w:r>
+        <w:t xml:space="preserve"> </w:t>
+      </w:r>
+      <w:r>
+        <w:rPr>
+          <w:b/>
+          <w:bCs/>
+        </w:rPr>
+        <w:t xml:space="preserve">7 días o más</w:t>
+      </w:r>
+      <w:r>
+        <w:t xml:space="preserve">, salvo que sea todo el saldo que le queda.</w:t>
       </w:r>
     </w:p>
     <w:p>
@@ -17662,28 +17913,20 @@
         </w:numPr>
       </w:pPr>
       <w:r>
-        <w:t xml:space="preserve">En el detalle de cada empleado, el ícono de traza junto a cada concepto muestra la fórmula exacta que usó el motor (por ejemplo</w:t>
-      </w:r>
-      <w:r>
-        <w:t xml:space="preserve"> </w:t>
-      </w:r>
-      <w:r>
-        <w:t xml:space="preserve">“4.485,97 × 90 h”</w:t>
-      </w:r>
-      <w:r>
-        <w:t xml:space="preserve"> </w:t>
-      </w:r>
-      <w:r>
-        <w:t xml:space="preserve">o</w:t>
-      </w:r>
-      <w:r>
-        <w:t xml:space="preserve"> </w:t>
-      </w:r>
-      <w:r>
-        <w:t xml:space="preserve">“básico × 1 % × 3 años”</w:t>
-      </w:r>
-      <w:r>
-        <w:t xml:space="preserve">).</w:t>
+        <w:t xml:space="preserve">La notificación escrita tiene que tener</w:t>
+      </w:r>
+      <w:r>
+        <w:t xml:space="preserve"> </w:t>
+      </w:r>
+      <w:r>
+        <w:rPr>
+          <w:b/>
+          <w:bCs/>
+        </w:rPr>
+        <w:t xml:space="preserve">30 días de anticipación</w:t>
+      </w:r>
+      <w:r>
+        <w:t xml:space="preserve">.</w:t>
       </w:r>
     </w:p>
     <w:p>
@@ -17695,17 +17938,7 @@
         </w:numPr>
       </w:pPr>
       <w:r>
-        <w:rPr>
-          <w:b/>
-          <w:bCs/>
-        </w:rPr>
-        <w:t xml:space="preserve">↺ Recalcular</w:t>
-      </w:r>
-      <w:r>
-        <w:t xml:space="preserve"> </w:t>
-      </w:r>
-      <w:r>
-        <w:t xml:space="preserve">(por empleado) descarta también los renglones manuales y vuelve a correr el motor de cero para ese empleado.</w:t>
+        <w:t xml:space="preserve">Fuera del 1/10 al 30/4 hace falta acuerdo con el trabajador.</w:t>
       </w:r>
     </w:p>
     <w:p>
@@ -17717,39 +17950,7 @@
         </w:numPr>
       </w:pPr>
       <w:r>
-        <w:t xml:space="preserve">Volver a apretar</w:t>
-      </w:r>
-      <w:r>
-        <w:t xml:space="preserve"> </w:t>
-      </w:r>
-      <w:r>
-        <w:rPr>
-          <w:b/>
-          <w:bCs/>
-        </w:rPr>
-        <w:t xml:space="preserve">⚙ Calcular</w:t>
-      </w:r>
-      <w:r>
-        <w:t xml:space="preserve"> </w:t>
-      </w:r>
-      <w:r>
-        <w:t xml:space="preserve">para todos conserva los renglones manuales cuyo código el motor no genera en esa corrida (para no duplicar), pero</w:t>
-      </w:r>
-      <w:r>
-        <w:t xml:space="preserve"> </w:t>
-      </w:r>
-      <w:r>
-        <w:rPr>
-          <w:b/>
-          <w:bCs/>
-        </w:rPr>
-        <w:t xml:space="preserve">si el código coincide con uno que el motor sí calcula, el renglón manual se pisa</w:t>
-      </w:r>
-      <w:r>
-        <w:t xml:space="preserve"> </w:t>
-      </w:r>
-      <w:r>
-        <w:t xml:space="preserve">— si necesitás mantener ese ajuste, volvé a cargarlo después de Calcular.</w:t>
+        <w:t xml:space="preserve">No puede superar los días que le corresponden.</w:t>
       </w:r>
     </w:p>
     <w:p>
@@ -17761,51 +17962,7 @@
         </w:numPr>
       </w:pPr>
       <w:r>
-        <w:t xml:space="preserve">El botón te avisa con alertas (no bloquean el guardado) cuando falta un valor de escala, un empleado no tiene fecha de ingreso, no hay novedad cargada, se superó un tope, se perdió el presentismo por ausencias, un préstamo llegó a la última cuota, etc.</w:t>
-      </w:r>
-    </w:p>
-    <w:p>
-      <w:pPr>
-        <w:pStyle w:val="Compact"/>
-        <w:numPr>
-          <w:ilvl w:val="0"/>
-          <w:numId w:val="1026"/>
-        </w:numPr>
-      </w:pPr>
-      <w:r>
-        <w:rPr>
-          <w:b/>
-          <w:bCs/>
-        </w:rPr>
-        <w:t xml:space="preserve">Tope del 20 % de descuentos (Ley 27.802):</w:t>
-      </w:r>
-      <w:r>
-        <w:t xml:space="preserve"> </w:t>
-      </w:r>
-      <w:r>
-        <w:t xml:space="preserve">adelantos, cuotas de préstamo, embargos y seguros voluntarios no pueden superar en conjunto el 20 % de lo que cobra el empleado en dinero. Si se pasan, aparece la alerta con el importe máximo; el descuento no se recorta solo, lo decidís vos con la contadora.</w:t>
-      </w:r>
-    </w:p>
-    <w:p>
-      <w:pPr>
-        <w:pStyle w:val="Compact"/>
-        <w:numPr>
-          <w:ilvl w:val="0"/>
-          <w:numId w:val="1026"/>
-        </w:numPr>
-      </w:pPr>
-      <w:r>
-        <w:rPr>
-          <w:b/>
-          <w:bCs/>
-        </w:rPr>
-        <w:t xml:space="preserve">Jornada reducida:</w:t>
-      </w:r>
-      <w:r>
-        <w:t xml:space="preserve"> </w:t>
-      </w:r>
-      <w:r>
-        <w:t xml:space="preserve">si el legajo tiene menos de 48 horas semanales, el aporte de obra social se calcula como si trabajara tiempo completo (lo exige la ley); jubilación e INSSJP van sobre lo que cobra realmente.</w:t>
+        <w:t xml:space="preserve">Avisa si el empleado lleva dos años sin vacaciones en verano: le tocan al menos una vez cada tres años.</w:t>
       </w:r>
     </w:p>
     <w:p>
@@ -17817,88 +17974,35 @@
           <w:b/>
           <w:bCs/>
         </w:rPr>
-        <w:t xml:space="preserve">SAC</w:t>
-      </w:r>
-      <w:r>
-        <w:t xml:space="preserve"> </w:t>
-      </w:r>
-      <w:r>
-        <w:t xml:space="preserve">(tipo de liquidación</w:t>
-      </w:r>
-      <w:r>
-        <w:t xml:space="preserve"> </w:t>
-      </w:r>
-      <w:r>
-        <w:t xml:space="preserve">“SAC”</w:t>
-      </w:r>
-      <w:r>
-        <w:t xml:space="preserve">, período 06 o 12): calcula el aguinaldo sobre la mejor remuneración del semestre (completo o proporcional si el empleado ingresó en el semestre) — a diferencia de una liquidación mensual,</w:t>
-      </w:r>
-      <w:r>
-        <w:t xml:space="preserve"> </w:t>
-      </w:r>
-      <w:r>
-        <w:rPr>
-          <w:b/>
-          <w:bCs/>
-        </w:rPr>
-        <w:t xml:space="preserve">no vuelve a sumar el sueldo del mes</w:t>
-      </w:r>
-      <w:r>
-        <w:t xml:space="preserve">, solo el aguinaldo y lo que corresponde sobre él (aportes, contribuciones, Ganancias).</w:t>
-      </w:r>
-    </w:p>
-    <w:p>
-      <w:pPr>
-        <w:pStyle w:val="BodyText"/>
-      </w:pPr>
-      <w:r>
-        <w:rPr>
-          <w:b/>
-          <w:bCs/>
-        </w:rPr>
-        <w:t xml:space="preserve">Liquidación final:</w:t>
-      </w:r>
-      <w:r>
-        <w:t xml:space="preserve"> </w:t>
-      </w:r>
-      <w:r>
-        <w:t xml:space="preserve">se genera desde el botón</w:t>
-      </w:r>
-      <w:r>
-        <w:t xml:space="preserve"> </w:t>
-      </w:r>
-      <w:r>
-        <w:rPr>
-          <w:b/>
-          <w:bCs/>
-        </w:rPr>
-        <w:t xml:space="preserve">Baja</w:t>
-      </w:r>
-      <w:r>
-        <w:t xml:space="preserve"> </w:t>
-      </w:r>
-      <w:r>
-        <w:t xml:space="preserve">del legajo (ver arriba), no desde</w:t>
-      </w:r>
-      <w:r>
-        <w:t xml:space="preserve"> </w:t>
-      </w:r>
-      <w:r>
-        <w:t xml:space="preserve">“+ Liquidación”</w:t>
-      </w:r>
-      <w:r>
-        <w:t xml:space="preserve">.</w:t>
+        <w:t xml:space="preserve">🖨 Notificación</w:t>
+      </w:r>
+      <w:r>
+        <w:t xml:space="preserve"> </w:t>
+      </w:r>
+      <w:r>
+        <w:t xml:space="preserve">imprime la comunicación escrita en original y duplicado, con la fecha de reintegro, y registra la fecha de notificación si estaba vacía. El panel</w:t>
+      </w:r>
+      <w:r>
+        <w:t xml:space="preserve"> </w:t>
+      </w:r>
+      <w:r>
+        <w:t xml:space="preserve">“Para hoy”</w:t>
+      </w:r>
+      <w:r>
+        <w:t xml:space="preserve"> </w:t>
+      </w:r>
+      <w:r>
+        <w:t xml:space="preserve">te avisa de las vacaciones que empiezan dentro de 45 días y todavía no se notificaron.</w:t>
       </w:r>
     </w:p>
     <w:bookmarkEnd w:id="62"/>
-    <w:bookmarkStart w:id="63" w:name="recibos"/>
+    <w:bookmarkStart w:id="63" w:name="liquidar-con-calcular"/>
     <w:p>
       <w:pPr>
         <w:pStyle w:val="Heading4"/>
       </w:pPr>
       <w:r>
-        <w:t xml:space="preserve">Recibos</w:t>
+        <w:t xml:space="preserve">Liquidar con Calcular</w:t>
       </w:r>
     </w:p>
     <w:p>
@@ -17906,223 +18010,33 @@
         <w:pStyle w:val="FirstParagraph"/>
       </w:pPr>
       <w:r>
-        <w:t xml:space="preserve">Cada liquidación</w:t>
-      </w:r>
-      <w:r>
-        <w:t xml:space="preserve"> </w:t>
-      </w:r>
-      <w:r>
-        <w:rPr>
-          <w:b/>
-          <w:bCs/>
-        </w:rPr>
-        <w:t xml:space="preserve">confirmada</w:t>
-      </w:r>
-      <w:r>
-        <w:t xml:space="preserve"> </w:t>
-      </w:r>
-      <w:r>
-        <w:t xml:space="preserve">muestra el botón</w:t>
-      </w:r>
-      <w:r>
-        <w:t xml:space="preserve"> </w:t>
-      </w:r>
-      <w:r>
-        <w:rPr>
-          <w:b/>
-          <w:bCs/>
-        </w:rPr>
-        <w:t xml:space="preserve">🖨 Recibos</w:t>
-      </w:r>
-      <w:r>
-        <w:t xml:space="preserve">: imprime en un solo documento el recibo de haberes de todos los empleados de esa liquidación, dos páginas por empleado (idéntico al formato que emitía antes la contadora) y dos copias —</w:t>
-      </w:r>
-      <w:r>
-        <w:t xml:space="preserve"> </w:t>
-      </w:r>
-      <w:r>
-        <w:rPr>
-          <w:b/>
-          <w:bCs/>
-        </w:rPr>
-        <w:t xml:space="preserve">ORIGINAL</w:t>
-      </w:r>
-      <w:r>
-        <w:t xml:space="preserve"> </w:t>
-      </w:r>
-      <w:r>
-        <w:t xml:space="preserve">y</w:t>
-      </w:r>
-      <w:r>
-        <w:t xml:space="preserve"> </w:t>
-      </w:r>
-      <w:r>
-        <w:rPr>
-          <w:b/>
-          <w:bCs/>
-        </w:rPr>
-        <w:t xml:space="preserve">DUPLICADO</w:t>
-      </w:r>
-      <w:r>
-        <w:t xml:space="preserve"> </w:t>
-      </w:r>
-      <w:r>
-        <w:t xml:space="preserve">— marcadas en el ángulo superior izquierdo. La página 1 trae los datos del empleado, el período, el bloque de sueldo bruto (conceptos con signo), la composición laboral y el neto en letras; la página 2 abre el costo total del empleador (seguridad social, obra social, INSSJP, ART, SCVO, sindical) con una torta de porcentajes.</w:t>
-      </w:r>
-    </w:p>
-    <w:p>
-      <w:pPr>
-        <w:pStyle w:val="BodyText"/>
-      </w:pPr>
-      <w:r>
-        <w:t xml:space="preserve">Antes de imprimir el primer recibo, completá en</w:t>
-      </w:r>
-      <w:r>
-        <w:t xml:space="preserve"> </w:t>
-      </w:r>
-      <w:r>
-        <w:rPr>
-          <w:b/>
-          <w:bCs/>
-        </w:rPr>
-        <w:t xml:space="preserve">Configuración → Imputación → Recibo de haberes</w:t>
-      </w:r>
-      <w:r>
-        <w:t xml:space="preserve">: razón social, domicilio y actividad (encabezado del recibo), y el último depósito previsional — período, fecha y banco — que se muestra en todos los recibos hasta que lo actualices con el próximo F.931 pagado. Ahí mismo está el</w:t>
-      </w:r>
-      <w:r>
-        <w:t xml:space="preserve"> </w:t>
-      </w:r>
-      <w:r>
-        <w:rPr>
-          <w:b/>
-          <w:bCs/>
-        </w:rPr>
-        <w:t xml:space="preserve">tope indemnizatorio</w:t>
-      </w:r>
-      <w:r>
-        <w:t xml:space="preserve"> </w:t>
-      </w:r>
-      <w:r>
-        <w:t xml:space="preserve">que se precarga en la baja de empleado.</w:t>
-      </w:r>
-    </w:p>
-    <w:p>
-      <w:pPr>
-        <w:pStyle w:val="BodyText"/>
-      </w:pPr>
-      <w:r>
-        <w:t xml:space="preserve">Para liquidaciones cargadas</w:t>
-      </w:r>
-      <w:r>
-        <w:t xml:space="preserve"> </w:t>
-      </w:r>
-      <w:r>
-        <w:rPr>
-          <w:b/>
-          <w:bCs/>
-        </w:rPr>
-        <w:t xml:space="preserve">antes</w:t>
-      </w:r>
-      <w:r>
-        <w:t xml:space="preserve"> </w:t>
-      </w:r>
-      <w:r>
-        <w:t xml:space="preserve">de este motor (sin el detalle de contribuciones nuevo), el recibo igual se imprime: usa el total de contribuciones y ART ya guardado como si fuera todo</w:t>
-      </w:r>
-      <w:r>
-        <w:t xml:space="preserve"> </w:t>
-      </w:r>
-      <w:r>
-        <w:t xml:space="preserve">“Seguridad Social”</w:t>
-      </w:r>
-      <w:r>
-        <w:t xml:space="preserve"> </w:t>
-      </w:r>
-      <w:r>
-        <w:t xml:space="preserve">— la página 2 sale menos desglosada, pero cierra al 100 %.</w:t>
-      </w:r>
-    </w:p>
-    <w:bookmarkEnd w:id="63"/>
-    <w:bookmarkStart w:id="64" w:name="conceptos-arca-padrón-marcas-y-txt"/>
-    <w:p>
-      <w:pPr>
-        <w:pStyle w:val="Heading4"/>
-      </w:pPr>
-      <w:r>
-        <w:t xml:space="preserve">Conceptos ARCA (padrón, marcas y TXT)</w:t>
-      </w:r>
-    </w:p>
-    <w:p>
-      <w:pPr>
-        <w:pStyle w:val="FirstParagraph"/>
-      </w:pPr>
-      <w:r>
-        <w:t xml:space="preserve">El botón</w:t>
-      </w:r>
-      <w:r>
-        <w:t xml:space="preserve"> </w:t>
-      </w:r>
-      <w:r>
-        <w:rPr>
-          <w:b/>
-          <w:bCs/>
-        </w:rPr>
-        <w:t xml:space="preserve">Conceptos</w:t>
-      </w:r>
-      <w:r>
-        <w:t xml:space="preserve"> </w:t>
-      </w:r>
-      <w:r>
-        <w:t xml:space="preserve">ahora trae, para cada código propio, el</w:t>
-      </w:r>
-      <w:r>
-        <w:t xml:space="preserve"> </w:t>
-      </w:r>
-      <w:r>
-        <w:rPr>
-          <w:b/>
-          <w:bCs/>
-        </w:rPr>
-        <w:t xml:space="preserve">código ARCA</w:t>
-      </w:r>
-      <w:r>
-        <w:t xml:space="preserve"> </w:t>
-      </w:r>
-      <w:r>
-        <w:t xml:space="preserve">(de un catálogo de 142 posibles, importado del padrón real del CUIT de Vitalmet) y sus</w:t>
-      </w:r>
-      <w:r>
-        <w:t xml:space="preserve"> </w:t>
-      </w:r>
-      <w:r>
-        <w:rPr>
-          <w:b/>
-          <w:bCs/>
-        </w:rPr>
-        <w:t xml:space="preserve">15 marcas</w:t>
-      </w:r>
-      <w:r>
-        <w:t xml:space="preserve"> </w:t>
-      </w:r>
-      <w:r>
-        <w:t xml:space="preserve">(qué subsistema del F.931 suma cada concepto: SIPA, INSSJP, obra social, FSR, RENATEA, AAFF, FNE, LRT, diferencial, especial). La</w:t>
-      </w:r>
-      <w:r>
-        <w:t xml:space="preserve"> </w:t>
-      </w:r>
-      <w:r>
-        <w:rPr>
-          <w:b/>
-          <w:bCs/>
-        </w:rPr>
-        <w:t xml:space="preserve">regla</w:t>
-      </w:r>
-      <w:r>
-        <w:t xml:space="preserve"> </w:t>
-      </w:r>
-      <w:r>
-        <w:t xml:space="preserve">es la fórmula que usa el motor para calcularlo solo (dejarla vacía = concepto que siempre se carga a mano). Un concepto usado en liquidaciones no se borra, se desactiva.</w:t>
+        <w:t xml:space="preserve">En la liquidación (Sueldos →</w:t>
+      </w:r>
+      <w:r>
+        <w:t xml:space="preserve"> </w:t>
+      </w:r>
+      <w:r>
+        <w:rPr>
+          <w:b/>
+          <w:bCs/>
+        </w:rPr>
+        <w:t xml:space="preserve">+ Liquidación</w:t>
+      </w:r>
+      <w:r>
+        <w:t xml:space="preserve">, período/tipo/fecha de pago como antes) apareció el botón</w:t>
+      </w:r>
+      <w:r>
+        <w:t xml:space="preserve"> </w:t>
+      </w:r>
+      <w:r>
+        <w:rPr>
+          <w:b/>
+          <w:bCs/>
+        </w:rPr>
+        <w:t xml:space="preserve">⚙ Calcular</w:t>
+      </w:r>
+      <w:r>
+        <w:t xml:space="preserve">: corre el motor para todos los empleados activos, usando la escala, el convenio, los parámetros previsionales, la tabla de Ganancias vigente y las novedades cargadas. Genera automáticamente el básico, antigüedad, presentismo, horas extras, feriados, licencias, vacaciones, el complemento IMGR, el no remunerativo de paritaria, los conceptos fijos y recurrentes del legajo, aportes con topes, sindicales, contribuciones y — si el empleado está marcado — la retención de Ganancias.</w:t>
       </w:r>
     </w:p>
     <w:p>
@@ -18134,29 +18048,50 @@
         </w:numPr>
       </w:pPr>
       <w:r>
-        <w:rPr>
-          <w:b/>
-          <w:bCs/>
-        </w:rPr>
-        <w:t xml:space="preserve">Importar padrón…</w:t>
-      </w:r>
-      <w:r>
-        <w:t xml:space="preserve"> </w:t>
-      </w:r>
-      <w:r>
-        <w:t xml:space="preserve">lee el CSV que bajás de ARCA (Libro de Sueldos Digital → Conceptos, separado por</w:t>
-      </w:r>
-      <w:r>
-        <w:t xml:space="preserve"> </w:t>
-      </w:r>
-      <w:r>
-        <w:rPr>
-          <w:rStyle w:val="VerbatimChar"/>
-        </w:rPr>
-        <w:t xml:space="preserve">;</w:t>
-      </w:r>
-      <w:r>
-        <w:t xml:space="preserve">) y compara contra tu catálogo: da de alta como histórico inactivo lo que está en ARCA y no en el ERP, lista lo que está en el ERP y todavía no diste de alta en ARCA, y avisa si las marcas no coinciden.</w:t>
+        <w:t xml:space="preserve">Cada renglón generado por el motor queda con</w:t>
+      </w:r>
+      <w:r>
+        <w:t xml:space="preserve"> </w:t>
+      </w:r>
+      <w:r>
+        <w:rPr>
+          <w:b/>
+          <w:bCs/>
+        </w:rPr>
+        <w:t xml:space="preserve">origen</w:t>
+      </w:r>
+      <w:r>
+        <w:rPr>
+          <w:b/>
+          <w:bCs/>
+        </w:rPr>
+        <w:t xml:space="preserve"> </w:t>
+      </w:r>
+      <w:r>
+        <w:rPr>
+          <w:b/>
+          <w:bCs/>
+        </w:rPr>
+        <w:t xml:space="preserve">“auto”</w:t>
+      </w:r>
+      <w:r>
+        <w:t xml:space="preserve">; si editás un renglón a mano, pasa a</w:t>
+      </w:r>
+      <w:r>
+        <w:t xml:space="preserve"> </w:t>
+      </w:r>
+      <w:r>
+        <w:rPr>
+          <w:b/>
+          <w:bCs/>
+        </w:rPr>
+        <w:t xml:space="preserve">“manual”</w:t>
+      </w:r>
+      <w:r>
+        <w:t xml:space="preserve"> </w:t>
+      </w:r>
+      <w:r>
+        <w:t xml:space="preserve">y Calcular no lo vuelve a tocar (así podés corregir un caso puntual sin perder el resto del cálculo).</w:t>
       </w:r>
     </w:p>
     <w:p>
@@ -18168,49 +18103,28 @@
         </w:numPr>
       </w:pPr>
       <w:r>
-        <w:rPr>
-          <w:b/>
-          <w:bCs/>
-        </w:rPr>
-        <w:t xml:space="preserve">Exportar TXT (todos)</w:t>
-      </w:r>
-      <w:r>
-        <w:t xml:space="preserve"> </w:t>
-      </w:r>
-      <w:r>
-        <w:t xml:space="preserve">/</w:t>
-      </w:r>
-      <w:r>
-        <w:t xml:space="preserve"> </w:t>
-      </w:r>
-      <w:r>
-        <w:rPr>
-          <w:b/>
-          <w:bCs/>
-        </w:rPr>
-        <w:t xml:space="preserve">Exportar TXT (faltan en ARCA)</w:t>
-      </w:r>
-      <w:r>
-        <w:t xml:space="preserve"> </w:t>
-      </w:r>
-      <w:r>
-        <w:t xml:space="preserve">generan el archivo de carga masiva de conceptos (195 posiciones) para subir en ARCA → Libro de Sueldos Digital → Conceptos;</w:t>
-      </w:r>
-      <w:r>
-        <w:t xml:space="preserve"> </w:t>
-      </w:r>
-      <w:r>
-        <w:rPr>
-          <w:b/>
-          <w:bCs/>
-        </w:rPr>
-        <w:t xml:space="preserve">Excel ARCA</w:t>
-      </w:r>
-      <w:r>
-        <w:t xml:space="preserve"> </w:t>
-      </w:r>
-      <w:r>
-        <w:t xml:space="preserve">arma la misma información en planilla.</w:t>
+        <w:t xml:space="preserve">En el detalle de cada empleado, el ícono de traza junto a cada concepto muestra la fórmula exacta que usó el motor (por ejemplo</w:t>
+      </w:r>
+      <w:r>
+        <w:t xml:space="preserve"> </w:t>
+      </w:r>
+      <w:r>
+        <w:t xml:space="preserve">“4.485,97 × 90 h”</w:t>
+      </w:r>
+      <w:r>
+        <w:t xml:space="preserve"> </w:t>
+      </w:r>
+      <w:r>
+        <w:t xml:space="preserve">o</w:t>
+      </w:r>
+      <w:r>
+        <w:t xml:space="preserve"> </w:t>
+      </w:r>
+      <w:r>
+        <w:t xml:space="preserve">“básico × 1 % × 3 años”</w:t>
+      </w:r>
+      <w:r>
+        <w:t xml:space="preserve">).</w:t>
       </w:r>
     </w:p>
     <w:p>
@@ -18226,29 +18140,484 @@
           <w:b/>
           <w:bCs/>
         </w:rPr>
-        <w:t xml:space="preserve">Bloqueo del LSD:</w:t>
-      </w:r>
-      <w:r>
-        <w:t xml:space="preserve"> </w:t>
-      </w:r>
-      <w:r>
-        <w:t xml:space="preserve">antes de exportar el Libro de Sueldos Digital de una liquidación, el sistema verifica que todos los conceptos usados tengan código ARCA y no sean históricos (</w:t>
-      </w:r>
-      <w:r>
-        <w:t xml:space="preserve">“legacy”</w:t>
-      </w:r>
-      <w:r>
-        <w:t xml:space="preserve">). Si falta alguno, el preview del LSD lo lista y no deja descargar hasta que lo completes en Conceptos.</w:t>
+        <w:t xml:space="preserve">↺ Recalcular</w:t>
+      </w:r>
+      <w:r>
+        <w:t xml:space="preserve"> </w:t>
+      </w:r>
+      <w:r>
+        <w:t xml:space="preserve">(por empleado) descarta también los renglones manuales y vuelve a correr el motor de cero para ese empleado.</w:t>
+      </w:r>
+    </w:p>
+    <w:p>
+      <w:pPr>
+        <w:pStyle w:val="Compact"/>
+        <w:numPr>
+          <w:ilvl w:val="0"/>
+          <w:numId w:val="1027"/>
+        </w:numPr>
+      </w:pPr>
+      <w:r>
+        <w:t xml:space="preserve">Volver a apretar</w:t>
+      </w:r>
+      <w:r>
+        <w:t xml:space="preserve"> </w:t>
+      </w:r>
+      <w:r>
+        <w:rPr>
+          <w:b/>
+          <w:bCs/>
+        </w:rPr>
+        <w:t xml:space="preserve">⚙ Calcular</w:t>
+      </w:r>
+      <w:r>
+        <w:t xml:space="preserve"> </w:t>
+      </w:r>
+      <w:r>
+        <w:t xml:space="preserve">para todos conserva los renglones manuales cuyo código el motor no genera en esa corrida (para no duplicar), pero</w:t>
+      </w:r>
+      <w:r>
+        <w:t xml:space="preserve"> </w:t>
+      </w:r>
+      <w:r>
+        <w:rPr>
+          <w:b/>
+          <w:bCs/>
+        </w:rPr>
+        <w:t xml:space="preserve">si el código coincide con uno que el motor sí calcula, el renglón manual se pisa</w:t>
+      </w:r>
+      <w:r>
+        <w:t xml:space="preserve"> </w:t>
+      </w:r>
+      <w:r>
+        <w:t xml:space="preserve">— si necesitás mantener ese ajuste, volvé a cargarlo después de Calcular.</w:t>
+      </w:r>
+    </w:p>
+    <w:p>
+      <w:pPr>
+        <w:pStyle w:val="Compact"/>
+        <w:numPr>
+          <w:ilvl w:val="0"/>
+          <w:numId w:val="1027"/>
+        </w:numPr>
+      </w:pPr>
+      <w:r>
+        <w:t xml:space="preserve">El botón te avisa con alertas (no bloquean el guardado) cuando falta un valor de escala, un empleado no tiene fecha de ingreso, no hay novedad cargada, se superó un tope, se perdió el presentismo por ausencias, un préstamo llegó a la última cuota, etc.</w:t>
+      </w:r>
+    </w:p>
+    <w:p>
+      <w:pPr>
+        <w:pStyle w:val="Compact"/>
+        <w:numPr>
+          <w:ilvl w:val="0"/>
+          <w:numId w:val="1027"/>
+        </w:numPr>
+      </w:pPr>
+      <w:r>
+        <w:rPr>
+          <w:b/>
+          <w:bCs/>
+        </w:rPr>
+        <w:t xml:space="preserve">Tope del 20 % de descuentos (Ley 27.802):</w:t>
+      </w:r>
+      <w:r>
+        <w:t xml:space="preserve"> </w:t>
+      </w:r>
+      <w:r>
+        <w:t xml:space="preserve">cuotas de préstamo y seguros voluntarios no pueden superar en conjunto el 20 % de lo que cobra el empleado en dinero. Si se pasan, aparece la alerta con el importe máximo; el descuento no se recorta solo, lo decidís vos con la contadora. Los</w:t>
+      </w:r>
+      <w:r>
+        <w:t xml:space="preserve"> </w:t>
+      </w:r>
+      <w:r>
+        <w:rPr>
+          <w:b/>
+          <w:bCs/>
+        </w:rPr>
+        <w:t xml:space="preserve">adelantos</w:t>
+      </w:r>
+      <w:r>
+        <w:t xml:space="preserve"> </w:t>
+      </w:r>
+      <w:r>
+        <w:t xml:space="preserve">van aparte: no entran en ese 20 %, pero no pueden superar el 50 % del sueldo del período. Los embargos judiciales siguen su propio régimen.</w:t>
+      </w:r>
+    </w:p>
+    <w:p>
+      <w:pPr>
+        <w:pStyle w:val="Compact"/>
+        <w:numPr>
+          <w:ilvl w:val="0"/>
+          <w:numId w:val="1027"/>
+        </w:numPr>
+      </w:pPr>
+      <w:r>
+        <w:rPr>
+          <w:b/>
+          <w:bCs/>
+        </w:rPr>
+        <w:t xml:space="preserve">RIFL:</w:t>
+      </w:r>
+      <w:r>
+        <w:t xml:space="preserve"> </w:t>
+      </w:r>
+      <w:r>
+        <w:t xml:space="preserve">si el legajo tiene fecha de alta bajo RIFL, durante 48 meses las contribuciones salen al 2 % (jubilación, fondo de empleo y asignaciones, todo junto) y 3 % (INSSJP). La alerta te dice en qué mes de los 48 está. El FAL se paga completo.</w:t>
+      </w:r>
+    </w:p>
+    <w:p>
+      <w:pPr>
+        <w:pStyle w:val="Compact"/>
+        <w:numPr>
+          <w:ilvl w:val="0"/>
+          <w:numId w:val="1027"/>
+        </w:numPr>
+      </w:pPr>
+      <w:r>
+        <w:rPr>
+          <w:b/>
+          <w:bCs/>
+        </w:rPr>
+        <w:t xml:space="preserve">Jornada reducida:</w:t>
+      </w:r>
+      <w:r>
+        <w:t xml:space="preserve"> </w:t>
+      </w:r>
+      <w:r>
+        <w:t xml:space="preserve">si el legajo tiene menos de 48 horas semanales, el aporte de obra social se calcula como si trabajara tiempo completo (lo exige la ley); jubilación e INSSJP van sobre lo que cobra realmente.</w:t>
+      </w:r>
+    </w:p>
+    <w:p>
+      <w:pPr>
+        <w:pStyle w:val="FirstParagraph"/>
+      </w:pPr>
+      <w:r>
+        <w:rPr>
+          <w:b/>
+          <w:bCs/>
+        </w:rPr>
+        <w:t xml:space="preserve">SAC</w:t>
+      </w:r>
+      <w:r>
+        <w:t xml:space="preserve"> </w:t>
+      </w:r>
+      <w:r>
+        <w:t xml:space="preserve">(tipo de liquidación</w:t>
+      </w:r>
+      <w:r>
+        <w:t xml:space="preserve"> </w:t>
+      </w:r>
+      <w:r>
+        <w:t xml:space="preserve">“SAC”</w:t>
+      </w:r>
+      <w:r>
+        <w:t xml:space="preserve">, período 06 o 12): calcula el aguinaldo sobre la mejor remuneración del semestre (completo o proporcional si el empleado ingresó en el semestre) — a diferencia de una liquidación mensual,</w:t>
+      </w:r>
+      <w:r>
+        <w:t xml:space="preserve"> </w:t>
+      </w:r>
+      <w:r>
+        <w:rPr>
+          <w:b/>
+          <w:bCs/>
+        </w:rPr>
+        <w:t xml:space="preserve">no vuelve a sumar el sueldo del mes</w:t>
+      </w:r>
+      <w:r>
+        <w:t xml:space="preserve">, solo el aguinaldo y lo que corresponde sobre él (aportes, contribuciones, Ganancias).</w:t>
+      </w:r>
+    </w:p>
+    <w:p>
+      <w:pPr>
+        <w:pStyle w:val="BodyText"/>
+      </w:pPr>
+      <w:r>
+        <w:rPr>
+          <w:b/>
+          <w:bCs/>
+        </w:rPr>
+        <w:t xml:space="preserve">Liquidación final:</w:t>
+      </w:r>
+      <w:r>
+        <w:t xml:space="preserve"> </w:t>
+      </w:r>
+      <w:r>
+        <w:t xml:space="preserve">se genera desde el botón</w:t>
+      </w:r>
+      <w:r>
+        <w:t xml:space="preserve"> </w:t>
+      </w:r>
+      <w:r>
+        <w:rPr>
+          <w:b/>
+          <w:bCs/>
+        </w:rPr>
+        <w:t xml:space="preserve">Baja</w:t>
+      </w:r>
+      <w:r>
+        <w:t xml:space="preserve"> </w:t>
+      </w:r>
+      <w:r>
+        <w:t xml:space="preserve">del legajo (ver arriba), no desde</w:t>
+      </w:r>
+      <w:r>
+        <w:t xml:space="preserve"> </w:t>
+      </w:r>
+      <w:r>
+        <w:t xml:space="preserve">“+ Liquidación”</w:t>
+      </w:r>
+      <w:r>
+        <w:t xml:space="preserve">.</w:t>
+      </w:r>
+    </w:p>
+    <w:bookmarkEnd w:id="63"/>
+    <w:bookmarkStart w:id="64" w:name="recibos"/>
+    <w:p>
+      <w:pPr>
+        <w:pStyle w:val="Heading4"/>
+      </w:pPr>
+      <w:r>
+        <w:t xml:space="preserve">Recibos</w:t>
+      </w:r>
+    </w:p>
+    <w:p>
+      <w:pPr>
+        <w:pStyle w:val="FirstParagraph"/>
+      </w:pPr>
+      <w:r>
+        <w:t xml:space="preserve">Cada liquidación</w:t>
+      </w:r>
+      <w:r>
+        <w:t xml:space="preserve"> </w:t>
+      </w:r>
+      <w:r>
+        <w:rPr>
+          <w:b/>
+          <w:bCs/>
+        </w:rPr>
+        <w:t xml:space="preserve">confirmada</w:t>
+      </w:r>
+      <w:r>
+        <w:t xml:space="preserve"> </w:t>
+      </w:r>
+      <w:r>
+        <w:t xml:space="preserve">muestra el botón</w:t>
+      </w:r>
+      <w:r>
+        <w:t xml:space="preserve"> </w:t>
+      </w:r>
+      <w:r>
+        <w:rPr>
+          <w:b/>
+          <w:bCs/>
+        </w:rPr>
+        <w:t xml:space="preserve">🖨 Recibos</w:t>
+      </w:r>
+      <w:r>
+        <w:t xml:space="preserve">: imprime en un solo documento el recibo de haberes de todos los empleados de esa liquidación, dos páginas por empleado (idéntico al formato que emitía antes la contadora) y dos copias —</w:t>
+      </w:r>
+      <w:r>
+        <w:t xml:space="preserve"> </w:t>
+      </w:r>
+      <w:r>
+        <w:rPr>
+          <w:b/>
+          <w:bCs/>
+        </w:rPr>
+        <w:t xml:space="preserve">ORIGINAL</w:t>
+      </w:r>
+      <w:r>
+        <w:t xml:space="preserve"> </w:t>
+      </w:r>
+      <w:r>
+        <w:t xml:space="preserve">y</w:t>
+      </w:r>
+      <w:r>
+        <w:t xml:space="preserve"> </w:t>
+      </w:r>
+      <w:r>
+        <w:rPr>
+          <w:b/>
+          <w:bCs/>
+        </w:rPr>
+        <w:t xml:space="preserve">DUPLICADO</w:t>
+      </w:r>
+      <w:r>
+        <w:t xml:space="preserve"> </w:t>
+      </w:r>
+      <w:r>
+        <w:t xml:space="preserve">— marcadas en el ángulo superior izquierdo. La página 1 trae los datos del empleado, el período, el bloque de sueldo bruto (conceptos con signo), la composición laboral y el neto en letras; la página 2 abre el costo total del empleador (seguridad social, obra social, INSSJP, ART, SCVO, sindical) con una torta de porcentajes.</w:t>
+      </w:r>
+    </w:p>
+    <w:p>
+      <w:pPr>
+        <w:pStyle w:val="BodyText"/>
+      </w:pPr>
+      <w:r>
+        <w:t xml:space="preserve">Antes de imprimir el primer recibo, completá en</w:t>
+      </w:r>
+      <w:r>
+        <w:t xml:space="preserve"> </w:t>
+      </w:r>
+      <w:r>
+        <w:rPr>
+          <w:b/>
+          <w:bCs/>
+        </w:rPr>
+        <w:t xml:space="preserve">Configuración → Imputación → Recibo de haberes</w:t>
+      </w:r>
+      <w:r>
+        <w:t xml:space="preserve">: razón social, domicilio y actividad (encabezado del recibo), y el último depósito previsional — período, fecha y banco — que se muestra en todos los recibos hasta que lo actualices con el próximo F.931 pagado. Ahí mismo está el</w:t>
+      </w:r>
+      <w:r>
+        <w:t xml:space="preserve"> </w:t>
+      </w:r>
+      <w:r>
+        <w:rPr>
+          <w:b/>
+          <w:bCs/>
+        </w:rPr>
+        <w:t xml:space="preserve">tope indemnizatorio</w:t>
+      </w:r>
+      <w:r>
+        <w:t xml:space="preserve"> </w:t>
+      </w:r>
+      <w:r>
+        <w:t xml:space="preserve">que se precarga en la baja de empleado.</w:t>
+      </w:r>
+    </w:p>
+    <w:p>
+      <w:pPr>
+        <w:pStyle w:val="BodyText"/>
+      </w:pPr>
+      <w:r>
+        <w:t xml:space="preserve">Para liquidaciones cargadas</w:t>
+      </w:r>
+      <w:r>
+        <w:t xml:space="preserve"> </w:t>
+      </w:r>
+      <w:r>
+        <w:rPr>
+          <w:b/>
+          <w:bCs/>
+        </w:rPr>
+        <w:t xml:space="preserve">antes</w:t>
+      </w:r>
+      <w:r>
+        <w:t xml:space="preserve"> </w:t>
+      </w:r>
+      <w:r>
+        <w:t xml:space="preserve">de este motor (sin el detalle de contribuciones nuevo), el recibo igual se imprime: usa el total de contribuciones y ART ya guardado como si fuera todo</w:t>
+      </w:r>
+      <w:r>
+        <w:t xml:space="preserve"> </w:t>
+      </w:r>
+      <w:r>
+        <w:t xml:space="preserve">“Seguridad Social”</w:t>
+      </w:r>
+      <w:r>
+        <w:t xml:space="preserve"> </w:t>
+      </w:r>
+      <w:r>
+        <w:t xml:space="preserve">— la página 2 sale menos desglosada, pero cierra al 100 %.</w:t>
       </w:r>
     </w:p>
     <w:bookmarkEnd w:id="64"/>
-    <w:bookmarkStart w:id="65" w:name="Xb416bb6d091eb5d6a9265a5eb56ebe2b0cc72c7"/>
+    <w:bookmarkStart w:id="65" w:name="conceptos-arca-padrón-marcas-y-txt"/>
     <w:p>
       <w:pPr>
         <w:pStyle w:val="Heading4"/>
       </w:pPr>
       <w:r>
-        <w:t xml:space="preserve">Preguntas para la contadora (no bloquean el uso del sistema)</w:t>
+        <w:t xml:space="preserve">Conceptos ARCA (padrón, marcas y TXT)</w:t>
+      </w:r>
+    </w:p>
+    <w:p>
+      <w:pPr>
+        <w:pStyle w:val="FirstParagraph"/>
+      </w:pPr>
+      <w:r>
+        <w:t xml:space="preserve">El botón</w:t>
+      </w:r>
+      <w:r>
+        <w:t xml:space="preserve"> </w:t>
+      </w:r>
+      <w:r>
+        <w:rPr>
+          <w:b/>
+          <w:bCs/>
+        </w:rPr>
+        <w:t xml:space="preserve">Conceptos</w:t>
+      </w:r>
+      <w:r>
+        <w:t xml:space="preserve"> </w:t>
+      </w:r>
+      <w:r>
+        <w:t xml:space="preserve">ahora trae, para cada código propio, el</w:t>
+      </w:r>
+      <w:r>
+        <w:t xml:space="preserve"> </w:t>
+      </w:r>
+      <w:r>
+        <w:rPr>
+          <w:b/>
+          <w:bCs/>
+        </w:rPr>
+        <w:t xml:space="preserve">código ARCA</w:t>
+      </w:r>
+      <w:r>
+        <w:t xml:space="preserve"> </w:t>
+      </w:r>
+      <w:r>
+        <w:t xml:space="preserve">(de un catálogo de 142 posibles, importado del padrón real del CUIT de Vitalmet) y sus</w:t>
+      </w:r>
+      <w:r>
+        <w:t xml:space="preserve"> </w:t>
+      </w:r>
+      <w:r>
+        <w:rPr>
+          <w:b/>
+          <w:bCs/>
+        </w:rPr>
+        <w:t xml:space="preserve">15 marcas</w:t>
+      </w:r>
+      <w:r>
+        <w:t xml:space="preserve"> </w:t>
+      </w:r>
+      <w:r>
+        <w:t xml:space="preserve">(qué subsistema del F.931 suma cada concepto: SIPA, INSSJP, obra social, FSR, RENATEA, AAFF, FNE, LRT, diferencial, especial). La</w:t>
+      </w:r>
+      <w:r>
+        <w:t xml:space="preserve"> </w:t>
+      </w:r>
+      <w:r>
+        <w:rPr>
+          <w:b/>
+          <w:bCs/>
+        </w:rPr>
+        <w:t xml:space="preserve">regla</w:t>
+      </w:r>
+      <w:r>
+        <w:t xml:space="preserve"> </w:t>
+      </w:r>
+      <w:r>
+        <w:t xml:space="preserve">es la fórmula que usa el motor para calcularlo solo (dejarla vacía = concepto que siempre se carga a mano). Un concepto usado en liquidaciones no se borra, se desactiva. Para los</w:t>
+      </w:r>
+      <w:r>
+        <w:t xml:space="preserve"> </w:t>
+      </w:r>
+      <w:r>
+        <w:rPr>
+          <w:b/>
+          <w:bCs/>
+        </w:rPr>
+        <w:t xml:space="preserve">beneficios sociales</w:t>
+      </w:r>
+      <w:r>
+        <w:t xml:space="preserve"> </w:t>
+      </w:r>
+      <w:r>
+        <w:t xml:space="preserve">y reintegros que la Ley 27.802 deja fuera del sueldo (comedor, gastos médicos, ropa de trabajo, guardería, útiles, sepelio, capacitación, uso del auto por km, transporte público, celular e internet, vivienda) están los conceptos 111 a 119, 121 y 122: son no remunerativos, sin aportes ni contribuciones, y se cargan a mano con comprobante.</w:t>
       </w:r>
     </w:p>
     <w:p>
@@ -18260,7 +18629,29 @@
         </w:numPr>
       </w:pPr>
       <w:r>
-        <w:t xml:space="preserve">Cómo mapea en el LSD los códigos 224, 225 y 516 del recibo de septiembre de 2026, que no están en el padrón de ARCA.</w:t>
+        <w:rPr>
+          <w:b/>
+          <w:bCs/>
+        </w:rPr>
+        <w:t xml:space="preserve">Importar padrón…</w:t>
+      </w:r>
+      <w:r>
+        <w:t xml:space="preserve"> </w:t>
+      </w:r>
+      <w:r>
+        <w:t xml:space="preserve">lee el CSV que bajás de ARCA (Libro de Sueldos Digital → Conceptos, separado por</w:t>
+      </w:r>
+      <w:r>
+        <w:t xml:space="preserve"> </w:t>
+      </w:r>
+      <w:r>
+        <w:rPr>
+          <w:rStyle w:val="VerbatimChar"/>
+        </w:rPr>
+        <w:t xml:space="preserve">;</w:t>
+      </w:r>
+      <w:r>
+        <w:t xml:space="preserve">) y compara contra tu catálogo: da de alta como histórico inactivo lo que está en ARCA y no en el ERP, lista lo que está en el ERP y todavía no diste de alta en ARCA, y avisa si las marcas no coinciden.</w:t>
       </w:r>
     </w:p>
     <w:p>
@@ -18272,7 +18663,49 @@
         </w:numPr>
       </w:pPr>
       <w:r>
-        <w:t xml:space="preserve">Porcentaje del aporte solidario UOM para no afiliados y valor vigente del seguro de sepelio.</w:t>
+        <w:rPr>
+          <w:b/>
+          <w:bCs/>
+        </w:rPr>
+        <w:t xml:space="preserve">Exportar TXT (todos)</w:t>
+      </w:r>
+      <w:r>
+        <w:t xml:space="preserve"> </w:t>
+      </w:r>
+      <w:r>
+        <w:t xml:space="preserve">/</w:t>
+      </w:r>
+      <w:r>
+        <w:t xml:space="preserve"> </w:t>
+      </w:r>
+      <w:r>
+        <w:rPr>
+          <w:b/>
+          <w:bCs/>
+        </w:rPr>
+        <w:t xml:space="preserve">Exportar TXT (faltan en ARCA)</w:t>
+      </w:r>
+      <w:r>
+        <w:t xml:space="preserve"> </w:t>
+      </w:r>
+      <w:r>
+        <w:t xml:space="preserve">generan el archivo de carga masiva de conceptos (195 posiciones) para subir en ARCA → Libro de Sueldos Digital → Conceptos;</w:t>
+      </w:r>
+      <w:r>
+        <w:t xml:space="preserve"> </w:t>
+      </w:r>
+      <w:r>
+        <w:rPr>
+          <w:b/>
+          <w:bCs/>
+        </w:rPr>
+        <w:t xml:space="preserve">Excel ARCA</w:t>
+      </w:r>
+      <w:r>
+        <w:t xml:space="preserve"> </w:t>
+      </w:r>
+      <w:r>
+        <w:t xml:space="preserve">arma la misma información en planilla.</w:t>
       </w:r>
     </w:p>
     <w:p>
@@ -18284,160 +18717,33 @@
         </w:numPr>
       </w:pPr>
       <w:r>
-        <w:t xml:space="preserve">Si el tope de aportes se controla por quincena o por mes.</w:t>
-      </w:r>
-    </w:p>
-    <w:p>
-      <w:pPr>
-        <w:pStyle w:val="Compact"/>
-        <w:numPr>
-          <w:ilvl w:val="0"/>
-          <w:numId w:val="1028"/>
-        </w:numPr>
-      </w:pPr>
-      <w:r>
-        <w:t xml:space="preserve">Tope indemnizatorio vigente del CCT 260/75 (3 × promedio).</w:t>
-      </w:r>
-    </w:p>
-    <w:p>
-      <w:r>
-        <w:pict>
-          <v:rect style="width:0;height:1.5pt" o:hralign="center" o:hrstd="t" o:hr="t"/>
-        </w:pict>
+        <w:rPr>
+          <w:b/>
+          <w:bCs/>
+        </w:rPr>
+        <w:t xml:space="preserve">Bloqueo del LSD:</w:t>
+      </w:r>
+      <w:r>
+        <w:t xml:space="preserve"> </w:t>
+      </w:r>
+      <w:r>
+        <w:t xml:space="preserve">antes de exportar el Libro de Sueldos Digital de una liquidación, el sistema verifica que todos los conceptos usados tengan código ARCA y no sean históricos (</w:t>
+      </w:r>
+      <w:r>
+        <w:t xml:space="preserve">“legacy”</w:t>
+      </w:r>
+      <w:r>
+        <w:t xml:space="preserve">). Si falta alguno, el preview del LSD lo lista y no deja descargar hasta que lo completes en Conceptos.</w:t>
       </w:r>
     </w:p>
     <w:bookmarkEnd w:id="65"/>
-    <w:bookmarkEnd w:id="66"/>
-    <w:bookmarkEnd w:id="67"/>
-    <w:bookmarkStart w:id="71" w:name="configuración"/>
-    <w:p>
-      <w:pPr>
-        <w:pStyle w:val="Heading2"/>
-      </w:pPr>
-      <w:r>
-        <w:t xml:space="preserve">12. Configuración</w:t>
-      </w:r>
-    </w:p>
-    <w:p>
-      <w:pPr>
-        <w:pStyle w:val="FirstParagraph"/>
-      </w:pPr>
-      <w:r>
-        <w:t xml:space="preserve">Tres pestañas. Las dos últimas son</w:t>
-      </w:r>
-      <w:r>
-        <w:t xml:space="preserve"> </w:t>
-      </w:r>
-      <w:r>
-        <w:rPr>
-          <w:b/>
-          <w:bCs/>
-        </w:rPr>
-        <w:t xml:space="preserve">solo para el administrador</w:t>
-      </w:r>
-      <w:r>
-        <w:t xml:space="preserve">.</w:t>
-      </w:r>
-    </w:p>
-    <w:bookmarkStart w:id="68" w:name="materiales"/>
-    <w:p>
-      <w:pPr>
-        <w:pStyle w:val="Heading3"/>
-      </w:pPr>
-      <w:r>
-        <w:t xml:space="preserve">12.1 Materiales</w:t>
-      </w:r>
-    </w:p>
-    <w:p>
-      <w:pPr>
-        <w:pStyle w:val="FirstParagraph"/>
-      </w:pPr>
-      <w:r>
-        <w:t xml:space="preserve">El catálogo de tipos de acero / normas que después elegís en barras y certificados.</w:t>
-      </w:r>
-      <w:r>
-        <w:t xml:space="preserve"> </w:t>
-      </w:r>
-      <w:r>
-        <w:rPr>
-          <w:b/>
-          <w:bCs/>
-        </w:rPr>
-        <w:t xml:space="preserve">+ Nuevo material</w:t>
-      </w:r>
-      <w:r>
-        <w:t xml:space="preserve"> </w:t>
-      </w:r>
-      <w:r>
-        <w:t xml:space="preserve">→</w:t>
-      </w:r>
-      <w:r>
-        <w:t xml:space="preserve"> </w:t>
-      </w:r>
-      <w:r>
-        <w:rPr>
-          <w:b/>
-          <w:bCs/>
-        </w:rPr>
-        <w:t xml:space="preserve">Material / Norma</w:t>
-      </w:r>
-      <w:r>
-        <w:t xml:space="preserve"> </w:t>
-      </w:r>
-      <w:r>
-        <w:t xml:space="preserve">*,</w:t>
-      </w:r>
-      <w:r>
-        <w:t xml:space="preserve"> </w:t>
-      </w:r>
-      <w:r>
-        <w:rPr>
-          <w:b/>
-          <w:bCs/>
-        </w:rPr>
-        <w:t xml:space="preserve">Descripción</w:t>
-      </w:r>
-      <w:r>
-        <w:t xml:space="preserve">,</w:t>
-      </w:r>
-      <w:r>
-        <w:t xml:space="preserve"> </w:t>
-      </w:r>
-      <w:r>
-        <w:rPr>
-          <w:b/>
-          <w:bCs/>
-        </w:rPr>
-        <w:t xml:space="preserve">Orden</w:t>
-      </w:r>
-      <w:r>
-        <w:t xml:space="preserve">,</w:t>
-      </w:r>
-      <w:r>
-        <w:t xml:space="preserve"> </w:t>
-      </w:r>
-      <w:r>
-        <w:rPr>
-          <w:b/>
-          <w:bCs/>
-        </w:rPr>
-        <w:t xml:space="preserve">Estado</w:t>
-      </w:r>
-      <w:r>
-        <w:t xml:space="preserve"> </w:t>
-      </w:r>
-      <w:r>
-        <w:t xml:space="preserve">(activo / inactivo).</w:t>
-      </w:r>
-    </w:p>
-    <w:bookmarkEnd w:id="68"/>
-    <w:bookmarkStart w:id="69" w:name="usuarios-y-permisos-admin"/>
-    <w:p>
-      <w:pPr>
-        <w:pStyle w:val="Heading3"/>
-      </w:pPr>
-      <w:r>
-        <w:t xml:space="preserve">12.2 Usuarios y permisos (admin)</w:t>
+    <w:bookmarkStart w:id="66" w:name="Xb416bb6d091eb5d6a9265a5eb56ebe2b0cc72c7"/>
+    <w:p>
+      <w:pPr>
+        <w:pStyle w:val="Heading4"/>
+      </w:pPr>
+      <w:r>
+        <w:t xml:space="preserve">Preguntas para la contadora (no bloquean el uso del sistema)</w:t>
       </w:r>
     </w:p>
     <w:p>
@@ -18449,23 +18755,7 @@
         </w:numPr>
       </w:pPr>
       <w:r>
-        <w:t xml:space="preserve">Ves y podés</w:t>
-      </w:r>
-      <w:r>
-        <w:t xml:space="preserve"> </w:t>
-      </w:r>
-      <w:r>
-        <w:rPr>
-          <w:b/>
-          <w:bCs/>
-        </w:rPr>
-        <w:t xml:space="preserve">cambiar el código de empresa</w:t>
-      </w:r>
-      <w:r>
-        <w:t xml:space="preserve"> </w:t>
-      </w:r>
-      <w:r>
-        <w:t xml:space="preserve">(el que usan los nuevos para unirse).</w:t>
+        <w:t xml:space="preserve">Cómo mapea en el LSD los códigos 224, 225 y 516 del recibo de septiembre de 2026, que no están en el padrón de ARCA.</w:t>
       </w:r>
     </w:p>
     <w:p>
@@ -18477,101 +18767,172 @@
         </w:numPr>
       </w:pPr>
       <w:r>
-        <w:t xml:space="preserve">Listás usuarios, editás su</w:t>
-      </w:r>
-      <w:r>
-        <w:t xml:space="preserve"> </w:t>
-      </w:r>
-      <w:r>
-        <w:rPr>
-          <w:b/>
-          <w:bCs/>
-        </w:rPr>
-        <w:t xml:space="preserve">rol</w:t>
-      </w:r>
-      <w:r>
-        <w:t xml:space="preserve"> </w:t>
-      </w:r>
-      <w:r>
-        <w:t xml:space="preserve">y</w:t>
-      </w:r>
-      <w:r>
-        <w:t xml:space="preserve"> </w:t>
-      </w:r>
-      <w:r>
-        <w:rPr>
-          <w:b/>
-          <w:bCs/>
-        </w:rPr>
-        <w:t xml:space="preserve">habilitás/deshabilitás módulos</w:t>
-      </w:r>
-      <w:r>
-        <w:t xml:space="preserve"> </w:t>
-      </w:r>
-      <w:r>
-        <w:t xml:space="preserve">por usuario. La lista cubre todos los módulos del sistema (inventario, producción, compras, ventas, calidad, análisis y contabilidad).</w:t>
-      </w:r>
-    </w:p>
-    <w:p>
-      <w:pPr>
-        <w:pStyle w:val="BlockText"/>
-      </w:pPr>
-      <w:r>
-        <w:rPr>
-          <w:b/>
-          <w:bCs/>
-        </w:rPr>
-        <w:t xml:space="preserve">Nota técnica:</w:t>
-      </w:r>
-      <w:r>
-        <w:t xml:space="preserve"> </w:t>
-      </w:r>
-      <w:r>
-        <w:t xml:space="preserve">los permisos por módulo hoy son</w:t>
-      </w:r>
-      <w:r>
-        <w:t xml:space="preserve"> </w:t>
-      </w:r>
-      <w:r>
-        <w:rPr>
-          <w:b/>
-          <w:bCs/>
-        </w:rPr>
-        <w:t xml:space="preserve">visuales</w:t>
-      </w:r>
-      <w:r>
-        <w:t xml:space="preserve"> </w:t>
-      </w:r>
-      <w:r>
-        <w:t xml:space="preserve">(esconden secciones del menú). No los uses como barrera de seguridad fuerte.</w:t>
+        <w:t xml:space="preserve">Porcentaje del aporte solidario UOM para no afiliados y valor vigente del seguro de sepelio.</w:t>
+      </w:r>
+    </w:p>
+    <w:p>
+      <w:pPr>
+        <w:pStyle w:val="Compact"/>
+        <w:numPr>
+          <w:ilvl w:val="0"/>
+          <w:numId w:val="1029"/>
+        </w:numPr>
+      </w:pPr>
+      <w:r>
+        <w:t xml:space="preserve">Si el tope de aportes se controla por quincena o por mes.</w:t>
+      </w:r>
+    </w:p>
+    <w:p>
+      <w:pPr>
+        <w:pStyle w:val="Compact"/>
+        <w:numPr>
+          <w:ilvl w:val="0"/>
+          <w:numId w:val="1029"/>
+        </w:numPr>
+      </w:pPr>
+      <w:r>
+        <w:t xml:space="preserve">Tope indemnizatorio vigente del CCT 260/75 (3 × promedio).</w:t>
+      </w:r>
+    </w:p>
+    <w:p>
+      <w:r>
+        <w:pict>
+          <v:rect style="width:0;height:1.5pt" o:hralign="center" o:hrstd="t" o:hr="t"/>
+        </w:pict>
+      </w:r>
+    </w:p>
+    <w:bookmarkEnd w:id="66"/>
+    <w:bookmarkEnd w:id="67"/>
+    <w:bookmarkEnd w:id="68"/>
+    <w:bookmarkStart w:id="72" w:name="configuración"/>
+    <w:p>
+      <w:pPr>
+        <w:pStyle w:val="Heading2"/>
+      </w:pPr>
+      <w:r>
+        <w:t xml:space="preserve">12. Configuración</w:t>
+      </w:r>
+    </w:p>
+    <w:p>
+      <w:pPr>
+        <w:pStyle w:val="FirstParagraph"/>
+      </w:pPr>
+      <w:r>
+        <w:t xml:space="preserve">Tres pestañas. Las dos últimas son</w:t>
+      </w:r>
+      <w:r>
+        <w:t xml:space="preserve"> </w:t>
+      </w:r>
+      <w:r>
+        <w:rPr>
+          <w:b/>
+          <w:bCs/>
+        </w:rPr>
+        <w:t xml:space="preserve">solo para el administrador</w:t>
+      </w:r>
+      <w:r>
+        <w:t xml:space="preserve">.</w:t>
+      </w:r>
+    </w:p>
+    <w:bookmarkStart w:id="69" w:name="materiales"/>
+    <w:p>
+      <w:pPr>
+        <w:pStyle w:val="Heading3"/>
+      </w:pPr>
+      <w:r>
+        <w:t xml:space="preserve">12.1 Materiales</w:t>
+      </w:r>
+    </w:p>
+    <w:p>
+      <w:pPr>
+        <w:pStyle w:val="FirstParagraph"/>
+      </w:pPr>
+      <w:r>
+        <w:t xml:space="preserve">El catálogo de tipos de acero / normas que después elegís en barras y certificados.</w:t>
+      </w:r>
+      <w:r>
+        <w:t xml:space="preserve"> </w:t>
+      </w:r>
+      <w:r>
+        <w:rPr>
+          <w:b/>
+          <w:bCs/>
+        </w:rPr>
+        <w:t xml:space="preserve">+ Nuevo material</w:t>
+      </w:r>
+      <w:r>
+        <w:t xml:space="preserve"> </w:t>
+      </w:r>
+      <w:r>
+        <w:t xml:space="preserve">→</w:t>
+      </w:r>
+      <w:r>
+        <w:t xml:space="preserve"> </w:t>
+      </w:r>
+      <w:r>
+        <w:rPr>
+          <w:b/>
+          <w:bCs/>
+        </w:rPr>
+        <w:t xml:space="preserve">Material / Norma</w:t>
+      </w:r>
+      <w:r>
+        <w:t xml:space="preserve"> </w:t>
+      </w:r>
+      <w:r>
+        <w:t xml:space="preserve">*,</w:t>
+      </w:r>
+      <w:r>
+        <w:t xml:space="preserve"> </w:t>
+      </w:r>
+      <w:r>
+        <w:rPr>
+          <w:b/>
+          <w:bCs/>
+        </w:rPr>
+        <w:t xml:space="preserve">Descripción</w:t>
+      </w:r>
+      <w:r>
+        <w:t xml:space="preserve">,</w:t>
+      </w:r>
+      <w:r>
+        <w:t xml:space="preserve"> </w:t>
+      </w:r>
+      <w:r>
+        <w:rPr>
+          <w:b/>
+          <w:bCs/>
+        </w:rPr>
+        <w:t xml:space="preserve">Orden</w:t>
+      </w:r>
+      <w:r>
+        <w:t xml:space="preserve">,</w:t>
+      </w:r>
+      <w:r>
+        <w:t xml:space="preserve"> </w:t>
+      </w:r>
+      <w:r>
+        <w:rPr>
+          <w:b/>
+          <w:bCs/>
+        </w:rPr>
+        <w:t xml:space="preserve">Estado</w:t>
+      </w:r>
+      <w:r>
+        <w:t xml:space="preserve"> </w:t>
+      </w:r>
+      <w:r>
+        <w:t xml:space="preserve">(activo / inactivo).</w:t>
       </w:r>
     </w:p>
     <w:bookmarkEnd w:id="69"/>
-    <w:bookmarkStart w:id="70" w:name="imputación-contable"/>
+    <w:bookmarkStart w:id="70" w:name="usuarios-y-permisos-admin"/>
     <w:p>
       <w:pPr>
         <w:pStyle w:val="Heading3"/>
       </w:pPr>
       <w:r>
-        <w:t xml:space="preserve">12.3 Imputación contable</w:t>
-      </w:r>
-    </w:p>
-    <w:p>
-      <w:pPr>
-        <w:pStyle w:val="FirstParagraph"/>
-      </w:pPr>
-      <w:r>
-        <w:rPr>
-          <w:b/>
-          <w:bCs/>
-        </w:rPr>
-        <w:t xml:space="preserve">Clave para que los asientos automáticos funcionen.</w:t>
-      </w:r>
-      <w:r>
-        <w:t xml:space="preserve"> </w:t>
-      </w:r>
-      <w:r>
-        <w:t xml:space="preserve">Acá decís qué cuenta contable usar para cada tipo de operación:</w:t>
+        <w:t xml:space="preserve">12.2 Usuarios y permisos (admin)</w:t>
       </w:r>
     </w:p>
     <w:p>
@@ -18583,62 +18944,23 @@
         </w:numPr>
       </w:pPr>
       <w:r>
-        <w:rPr>
-          <w:b/>
-          <w:bCs/>
-        </w:rPr>
-        <w:t xml:space="preserve">Ventas:</w:t>
-      </w:r>
-      <w:r>
-        <w:t xml:space="preserve"> </w:t>
-      </w:r>
-      <w:r>
-        <w:t xml:space="preserve">cuenta de venta, deudores por ventas, IVA débito fiscal,</w:t>
-      </w:r>
-      <w:r>
-        <w:t xml:space="preserve"> </w:t>
-      </w:r>
-      <w:r>
-        <w:rPr>
-          <w:b/>
-          <w:bCs/>
-        </w:rPr>
-        <w:t xml:space="preserve">alícuota de IVA</w:t>
-      </w:r>
-      <w:r>
-        <w:t xml:space="preserve"> </w:t>
-      </w:r>
-      <w:r>
-        <w:t xml:space="preserve">(21% por defecto), si los precios</w:t>
-      </w:r>
-      <w:r>
-        <w:t xml:space="preserve"> </w:t>
-      </w:r>
-      <w:r>
-        <w:rPr>
-          <w:b/>
-          <w:bCs/>
-        </w:rPr>
-        <w:t xml:space="preserve">incluyen IVA</w:t>
-      </w:r>
-      <w:r>
-        <w:t xml:space="preserve">, y el</w:t>
-      </w:r>
-      <w:r>
-        <w:t xml:space="preserve"> </w:t>
-      </w:r>
-      <w:r>
-        <w:rPr>
-          <w:b/>
-          <w:bCs/>
-        </w:rPr>
-        <w:t xml:space="preserve">punto de venta AFIP</w:t>
-      </w:r>
-      <w:r>
-        <w:t xml:space="preserve"> </w:t>
-      </w:r>
-      <w:r>
-        <w:t xml:space="preserve">para la facturación electrónica.</w:t>
+        <w:t xml:space="preserve">Ves y podés</w:t>
+      </w:r>
+      <w:r>
+        <w:t xml:space="preserve"> </w:t>
+      </w:r>
+      <w:r>
+        <w:rPr>
+          <w:b/>
+          <w:bCs/>
+        </w:rPr>
+        <w:t xml:space="preserve">cambiar el código de empresa</w:t>
+      </w:r>
+      <w:r>
+        <w:t xml:space="preserve"> </w:t>
+      </w:r>
+      <w:r>
+        <w:t xml:space="preserve">(el que usan los nuevos para unirse).</w:t>
       </w:r>
     </w:p>
     <w:p>
@@ -18650,33 +18972,101 @@
         </w:numPr>
       </w:pPr>
       <w:r>
-        <w:rPr>
-          <w:b/>
-          <w:bCs/>
-        </w:rPr>
-        <w:t xml:space="preserve">Compras:</w:t>
-      </w:r>
-      <w:r>
-        <w:t xml:space="preserve"> </w:t>
-      </w:r>
-      <w:r>
-        <w:t xml:space="preserve">IVA crédito fiscal, proveedores, compra de materia prima / insumos / herramientas, servicios de terceros, y la cuenta puente</w:t>
-      </w:r>
-      <w:r>
-        <w:t xml:space="preserve"> </w:t>
-      </w:r>
-      <w:r>
-        <w:rPr>
-          <w:b/>
-          <w:bCs/>
-        </w:rPr>
-        <w:t xml:space="preserve">GR/IR</w:t>
-      </w:r>
-      <w:r>
-        <w:t xml:space="preserve"> </w:t>
-      </w:r>
-      <w:r>
-        <w:t xml:space="preserve">(facturas a recibir).</w:t>
+        <w:t xml:space="preserve">Listás usuarios, editás su</w:t>
+      </w:r>
+      <w:r>
+        <w:t xml:space="preserve"> </w:t>
+      </w:r>
+      <w:r>
+        <w:rPr>
+          <w:b/>
+          <w:bCs/>
+        </w:rPr>
+        <w:t xml:space="preserve">rol</w:t>
+      </w:r>
+      <w:r>
+        <w:t xml:space="preserve"> </w:t>
+      </w:r>
+      <w:r>
+        <w:t xml:space="preserve">y</w:t>
+      </w:r>
+      <w:r>
+        <w:t xml:space="preserve"> </w:t>
+      </w:r>
+      <w:r>
+        <w:rPr>
+          <w:b/>
+          <w:bCs/>
+        </w:rPr>
+        <w:t xml:space="preserve">habilitás/deshabilitás módulos</w:t>
+      </w:r>
+      <w:r>
+        <w:t xml:space="preserve"> </w:t>
+      </w:r>
+      <w:r>
+        <w:t xml:space="preserve">por usuario. La lista cubre todos los módulos del sistema (inventario, producción, compras, ventas, calidad, análisis y contabilidad).</w:t>
+      </w:r>
+    </w:p>
+    <w:p>
+      <w:pPr>
+        <w:pStyle w:val="BlockText"/>
+      </w:pPr>
+      <w:r>
+        <w:rPr>
+          <w:b/>
+          <w:bCs/>
+        </w:rPr>
+        <w:t xml:space="preserve">Nota técnica:</w:t>
+      </w:r>
+      <w:r>
+        <w:t xml:space="preserve"> </w:t>
+      </w:r>
+      <w:r>
+        <w:t xml:space="preserve">los permisos por módulo hoy son</w:t>
+      </w:r>
+      <w:r>
+        <w:t xml:space="preserve"> </w:t>
+      </w:r>
+      <w:r>
+        <w:rPr>
+          <w:b/>
+          <w:bCs/>
+        </w:rPr>
+        <w:t xml:space="preserve">visuales</w:t>
+      </w:r>
+      <w:r>
+        <w:t xml:space="preserve"> </w:t>
+      </w:r>
+      <w:r>
+        <w:t xml:space="preserve">(esconden secciones del menú). No los uses como barrera de seguridad fuerte.</w:t>
+      </w:r>
+    </w:p>
+    <w:bookmarkEnd w:id="70"/>
+    <w:bookmarkStart w:id="71" w:name="imputación-contable"/>
+    <w:p>
+      <w:pPr>
+        <w:pStyle w:val="Heading3"/>
+      </w:pPr>
+      <w:r>
+        <w:t xml:space="preserve">12.3 Imputación contable</w:t>
+      </w:r>
+    </w:p>
+    <w:p>
+      <w:pPr>
+        <w:pStyle w:val="FirstParagraph"/>
+      </w:pPr>
+      <w:r>
+        <w:rPr>
+          <w:b/>
+          <w:bCs/>
+        </w:rPr>
+        <w:t xml:space="preserve">Clave para que los asientos automáticos funcionen.</w:t>
+      </w:r>
+      <w:r>
+        <w:t xml:space="preserve"> </w:t>
+      </w:r>
+      <w:r>
+        <w:t xml:space="preserve">Acá decís qué cuenta contable usar para cada tipo de operación:</w:t>
       </w:r>
     </w:p>
     <w:p>
@@ -18684,7 +19074,7 @@
         <w:pStyle w:val="Compact"/>
         <w:numPr>
           <w:ilvl w:val="0"/>
-          <w:numId w:val="1030"/>
+          <w:numId w:val="1031"/>
         </w:numPr>
       </w:pPr>
       <w:r>
@@ -18692,45 +19082,58 @@
           <w:b/>
           <w:bCs/>
         </w:rPr>
-        <w:t xml:space="preserve">Caja y banco:</w:t>
-      </w:r>
-      <w:r>
-        <w:t xml:space="preserve"> </w:t>
-      </w:r>
-      <w:r>
-        <w:t xml:space="preserve">cuenta de caja (efectivo), cuenta de banco (transferencias),</w:t>
-      </w:r>
-      <w:r>
-        <w:t xml:space="preserve"> </w:t>
-      </w:r>
-      <w:r>
-        <w:rPr>
-          <w:b/>
-          <w:bCs/>
-        </w:rPr>
-        <w:t xml:space="preserve">cheques en cartera</w:t>
-      </w:r>
-      <w:r>
-        <w:t xml:space="preserve"> </w:t>
-      </w:r>
-      <w:r>
-        <w:t xml:space="preserve">(recibidos) y</w:t>
-      </w:r>
-      <w:r>
-        <w:t xml:space="preserve"> </w:t>
-      </w:r>
-      <w:r>
-        <w:rPr>
-          <w:b/>
-          <w:bCs/>
-        </w:rPr>
-        <w:t xml:space="preserve">cheques emitidos</w:t>
-      </w:r>
-      <w:r>
-        <w:t xml:space="preserve"> </w:t>
-      </w:r>
-      <w:r>
-        <w:t xml:space="preserve">(a pagar).</w:t>
+        <w:t xml:space="preserve">Ventas:</w:t>
+      </w:r>
+      <w:r>
+        <w:t xml:space="preserve"> </w:t>
+      </w:r>
+      <w:r>
+        <w:t xml:space="preserve">cuenta de venta, deudores por ventas, IVA débito fiscal,</w:t>
+      </w:r>
+      <w:r>
+        <w:t xml:space="preserve"> </w:t>
+      </w:r>
+      <w:r>
+        <w:rPr>
+          <w:b/>
+          <w:bCs/>
+        </w:rPr>
+        <w:t xml:space="preserve">alícuota de IVA</w:t>
+      </w:r>
+      <w:r>
+        <w:t xml:space="preserve"> </w:t>
+      </w:r>
+      <w:r>
+        <w:t xml:space="preserve">(21% por defecto), si los precios</w:t>
+      </w:r>
+      <w:r>
+        <w:t xml:space="preserve"> </w:t>
+      </w:r>
+      <w:r>
+        <w:rPr>
+          <w:b/>
+          <w:bCs/>
+        </w:rPr>
+        <w:t xml:space="preserve">incluyen IVA</w:t>
+      </w:r>
+      <w:r>
+        <w:t xml:space="preserve">, y el</w:t>
+      </w:r>
+      <w:r>
+        <w:t xml:space="preserve"> </w:t>
+      </w:r>
+      <w:r>
+        <w:rPr>
+          <w:b/>
+          <w:bCs/>
+        </w:rPr>
+        <w:t xml:space="preserve">punto de venta AFIP</w:t>
+      </w:r>
+      <w:r>
+        <w:t xml:space="preserve"> </w:t>
+      </w:r>
+      <w:r>
+        <w:t xml:space="preserve">para la facturación electrónica.</w:t>
       </w:r>
     </w:p>
     <w:p>
@@ -18738,7 +19141,7 @@
         <w:pStyle w:val="Compact"/>
         <w:numPr>
           <w:ilvl w:val="0"/>
-          <w:numId w:val="1030"/>
+          <w:numId w:val="1031"/>
         </w:numPr>
       </w:pPr>
       <w:r>
@@ -18746,13 +19149,29 @@
           <w:b/>
           <w:bCs/>
         </w:rPr>
-        <w:t xml:space="preserve">Retenciones sufridas:</w:t>
-      </w:r>
-      <w:r>
-        <w:t xml:space="preserve"> </w:t>
-      </w:r>
-      <w:r>
-        <w:t xml:space="preserve">las cuentas de crédito fiscal donde van las retenciones que te aplican los clientes (Ganancias, IIBB, SUSS, IVA). Vienen preconfiguradas con las cuentas del plan de Vitalmet.</w:t>
+        <w:t xml:space="preserve">Compras:</w:t>
+      </w:r>
+      <w:r>
+        <w:t xml:space="preserve"> </w:t>
+      </w:r>
+      <w:r>
+        <w:t xml:space="preserve">IVA crédito fiscal, proveedores, compra de materia prima / insumos / herramientas, servicios de terceros, y la cuenta puente</w:t>
+      </w:r>
+      <w:r>
+        <w:t xml:space="preserve"> </w:t>
+      </w:r>
+      <w:r>
+        <w:rPr>
+          <w:b/>
+          <w:bCs/>
+        </w:rPr>
+        <w:t xml:space="preserve">GR/IR</w:t>
+      </w:r>
+      <w:r>
+        <w:t xml:space="preserve"> </w:t>
+      </w:r>
+      <w:r>
+        <w:t xml:space="preserve">(facturas a recibir).</w:t>
       </w:r>
     </w:p>
     <w:p>
@@ -18760,7 +19179,7 @@
         <w:pStyle w:val="Compact"/>
         <w:numPr>
           <w:ilvl w:val="0"/>
-          <w:numId w:val="1030"/>
+          <w:numId w:val="1031"/>
         </w:numPr>
       </w:pPr>
       <w:r>
@@ -18768,29 +19187,45 @@
           <w:b/>
           <w:bCs/>
         </w:rPr>
-        <w:t xml:space="preserve">Stock y ajustes de inventario:</w:t>
-      </w:r>
-      <w:r>
-        <w:t xml:space="preserve"> </w:t>
-      </w:r>
-      <w:r>
-        <w:t xml:space="preserve">las cuentas de stock (materia prima, producto terminado, insumos) y la cuenta de resultado</w:t>
-      </w:r>
-      <w:r>
-        <w:t xml:space="preserve"> </w:t>
-      </w:r>
-      <w:r>
-        <w:rPr>
-          <w:b/>
-          <w:bCs/>
-        </w:rPr>
-        <w:t xml:space="preserve">AJUSTES DE INVENTARIO</w:t>
-      </w:r>
-      <w:r>
-        <w:t xml:space="preserve"> </w:t>
-      </w:r>
-      <w:r>
-        <w:t xml:space="preserve">contra la que se asientan las diferencias de ajustes y conteos físicos. Vienen preconfiguradas (114002 / 114001 / 114003 / 421099).</w:t>
+        <w:t xml:space="preserve">Caja y banco:</w:t>
+      </w:r>
+      <w:r>
+        <w:t xml:space="preserve"> </w:t>
+      </w:r>
+      <w:r>
+        <w:t xml:space="preserve">cuenta de caja (efectivo), cuenta de banco (transferencias),</w:t>
+      </w:r>
+      <w:r>
+        <w:t xml:space="preserve"> </w:t>
+      </w:r>
+      <w:r>
+        <w:rPr>
+          <w:b/>
+          <w:bCs/>
+        </w:rPr>
+        <w:t xml:space="preserve">cheques en cartera</w:t>
+      </w:r>
+      <w:r>
+        <w:t xml:space="preserve"> </w:t>
+      </w:r>
+      <w:r>
+        <w:t xml:space="preserve">(recibidos) y</w:t>
+      </w:r>
+      <w:r>
+        <w:t xml:space="preserve"> </w:t>
+      </w:r>
+      <w:r>
+        <w:rPr>
+          <w:b/>
+          <w:bCs/>
+        </w:rPr>
+        <w:t xml:space="preserve">cheques emitidos</w:t>
+      </w:r>
+      <w:r>
+        <w:t xml:space="preserve"> </w:t>
+      </w:r>
+      <w:r>
+        <w:t xml:space="preserve">(a pagar).</w:t>
       </w:r>
     </w:p>
     <w:p>
@@ -18798,7 +19233,67 @@
         <w:pStyle w:val="Compact"/>
         <w:numPr>
           <w:ilvl w:val="0"/>
-          <w:numId w:val="1030"/>
+          <w:numId w:val="1031"/>
+        </w:numPr>
+      </w:pPr>
+      <w:r>
+        <w:rPr>
+          <w:b/>
+          <w:bCs/>
+        </w:rPr>
+        <w:t xml:space="preserve">Retenciones sufridas:</w:t>
+      </w:r>
+      <w:r>
+        <w:t xml:space="preserve"> </w:t>
+      </w:r>
+      <w:r>
+        <w:t xml:space="preserve">las cuentas de crédito fiscal donde van las retenciones que te aplican los clientes (Ganancias, IIBB, SUSS, IVA). Vienen preconfiguradas con las cuentas del plan de Vitalmet.</w:t>
+      </w:r>
+    </w:p>
+    <w:p>
+      <w:pPr>
+        <w:pStyle w:val="Compact"/>
+        <w:numPr>
+          <w:ilvl w:val="0"/>
+          <w:numId w:val="1031"/>
+        </w:numPr>
+      </w:pPr>
+      <w:r>
+        <w:rPr>
+          <w:b/>
+          <w:bCs/>
+        </w:rPr>
+        <w:t xml:space="preserve">Stock y ajustes de inventario:</w:t>
+      </w:r>
+      <w:r>
+        <w:t xml:space="preserve"> </w:t>
+      </w:r>
+      <w:r>
+        <w:t xml:space="preserve">las cuentas de stock (materia prima, producto terminado, insumos) y la cuenta de resultado</w:t>
+      </w:r>
+      <w:r>
+        <w:t xml:space="preserve"> </w:t>
+      </w:r>
+      <w:r>
+        <w:rPr>
+          <w:b/>
+          <w:bCs/>
+        </w:rPr>
+        <w:t xml:space="preserve">AJUSTES DE INVENTARIO</w:t>
+      </w:r>
+      <w:r>
+        <w:t xml:space="preserve"> </w:t>
+      </w:r>
+      <w:r>
+        <w:t xml:space="preserve">contra la que se asientan las diferencias de ajustes y conteos físicos. Vienen preconfiguradas (114002 / 114001 / 114003 / 421099).</w:t>
+      </w:r>
+    </w:p>
+    <w:p>
+      <w:pPr>
+        <w:pStyle w:val="Compact"/>
+        <w:numPr>
+          <w:ilvl w:val="0"/>
+          <w:numId w:val="1031"/>
         </w:numPr>
       </w:pPr>
       <w:r>
@@ -18843,9 +19338,9 @@
         </w:pict>
       </w:r>
     </w:p>
-    <w:bookmarkEnd w:id="70"/>
     <w:bookmarkEnd w:id="71"/>
-    <w:bookmarkStart w:id="76" w:name="X9473a15fdcd54171d921b584f88070d9a9c6e2d"/>
+    <w:bookmarkEnd w:id="72"/>
+    <w:bookmarkStart w:id="77" w:name="X9473a15fdcd54171d921b584f88070d9a9c6e2d"/>
     <w:p>
       <w:pPr>
         <w:pStyle w:val="Heading2"/>
@@ -18862,7 +19357,7 @@
         <w:t xml:space="preserve">Si entendés estos cuatro circuitos, sabés usar el ERP. Seguilos en orden.</w:t>
       </w:r>
     </w:p>
-    <w:bookmarkStart w:id="72" w:name="Xfc6a747a46029e6b14e9ea4e3a507ed2abe5c07"/>
+    <w:bookmarkStart w:id="73" w:name="Xfc6a747a46029e6b14e9ea4e3a507ed2abe5c07"/>
     <w:p>
       <w:pPr>
         <w:pStyle w:val="Heading3"/>
@@ -18954,8 +19449,8 @@
         <w:t xml:space="preserve">al facturar (venta) y al cobrar.</w:t>
       </w:r>
     </w:p>
-    <w:bookmarkEnd w:id="72"/>
-    <w:bookmarkStart w:id="73" w:name="Xb3ee42997e9ab092cf999dfe51d386c7317685c"/>
+    <w:bookmarkEnd w:id="73"/>
+    <w:bookmarkStart w:id="74" w:name="Xb3ee42997e9ab092cf999dfe51d386c7317685c"/>
     <w:p>
       <w:pPr>
         <w:pStyle w:val="Heading3"/>
@@ -19065,8 +19560,8 @@
         <w:t xml:space="preserve">en la recepción (GR/IR), en la factura y en el pago.</w:t>
       </w:r>
     </w:p>
-    <w:bookmarkEnd w:id="73"/>
-    <w:bookmarkStart w:id="74" w:name="Xd1d7949bac4e6a12c5bcb040f4ddda9ac7470f4"/>
+    <w:bookmarkEnd w:id="74"/>
+    <w:bookmarkStart w:id="75" w:name="Xd1d7949bac4e6a12c5bcb040f4ddda9ac7470f4"/>
     <w:p>
       <w:pPr>
         <w:pStyle w:val="Heading3"/>
@@ -19149,8 +19644,8 @@
         <w:t xml:space="preserve">7. Análisis → Trazabilidad     → verificá la cadena certificado → colada → barra → OP → PT</w:t>
       </w:r>
     </w:p>
-    <w:bookmarkEnd w:id="74"/>
-    <w:bookmarkStart w:id="75" w:name="Xf9a70cdce17ec8d32f80fb3b897c3b5e5c61186"/>
+    <w:bookmarkEnd w:id="75"/>
+    <w:bookmarkStart w:id="76" w:name="Xf9a70cdce17ec8d32f80fb3b897c3b5e5c61186"/>
     <w:p>
       <w:pPr>
         <w:pStyle w:val="Heading3"/>
@@ -19243,9 +19738,9 @@
         </w:pict>
       </w:r>
     </w:p>
-    <w:bookmarkEnd w:id="75"/>
     <w:bookmarkEnd w:id="76"/>
-    <w:bookmarkStart w:id="77" w:name="reglas-de-oro-y-errores-comunes"/>
+    <w:bookmarkEnd w:id="77"/>
+    <w:bookmarkStart w:id="78" w:name="reglas-de-oro-y-errores-comunes"/>
     <w:p>
       <w:pPr>
         <w:pStyle w:val="Heading2"/>
@@ -20210,8 +20705,8 @@
         </w:pict>
       </w:r>
     </w:p>
-    <w:bookmarkEnd w:id="77"/>
-    <w:bookmarkStart w:id="78" w:name="preguntas-frecuentes"/>
+    <w:bookmarkEnd w:id="78"/>
+    <w:bookmarkStart w:id="79" w:name="preguntas-frecuentes"/>
     <w:p>
       <w:pPr>
         <w:pStyle w:val="Heading2"/>
@@ -20624,8 +21119,8 @@
         <w:t xml:space="preserve">Manual de usuario de VitalStock ERP. Ante dudas o errores que no figuran acá, contactá al administrador del sistema.</w:t>
       </w:r>
     </w:p>
-    <w:bookmarkEnd w:id="78"/>
     <w:bookmarkEnd w:id="79"/>
+    <w:bookmarkEnd w:id="80"/>
     <w:sectPr>
       <w:footnotePr>
         <w:numRestart w:val="eachSect"/>
@@ -21252,6 +21747,9 @@
     <w:abstractNumId w:val="991"/>
   </w:num>
   <w:num w:numId="1028">
+    <w:abstractNumId w:val="991"/>
+  </w:num>
+  <w:num w:numId="1029">
     <w:abstractNumId w:val="99411"/>
     <w:lvlOverride w:ilvl="0">
       <w:startOverride w:val="1"/>
@@ -21281,10 +21779,10 @@
       <w:startOverride w:val="1"/>
     </w:lvlOverride>
   </w:num>
-  <w:num w:numId="1029">
+  <w:num w:numId="1030">
     <w:abstractNumId w:val="991"/>
   </w:num>
-  <w:num w:numId="1030">
+  <w:num w:numId="1031">
     <w:abstractNumId w:val="991"/>
   </w:num>
 </w:numbering>

--- a/docs/MANUAL_USUARIO.docx
+++ b/docs/MANUAL_USUARIO.docx
@@ -11020,7 +11020,23 @@
         <w:t xml:space="preserve"> </w:t>
       </w:r>
       <w:r>
-        <w:t xml:space="preserve">(comprobante con QR para imprimir o mandar) y</w:t>
+        <w:t xml:space="preserve">(muestra número, CAE y vencimiento, y ofrece abrir la página de</w:t>
+      </w:r>
+      <w:r>
+        <w:t xml:space="preserve"> </w:t>
+      </w:r>
+      <w:r>
+        <w:rPr>
+          <w:b/>
+          <w:bCs/>
+        </w:rPr>
+        <w:t xml:space="preserve">Constatación de Comprobantes</w:t>
+      </w:r>
+      <w:r>
+        <w:t xml:space="preserve"> </w:t>
+      </w:r>
+      <w:r>
+        <w:t xml:space="preserve">de ARCA con los datos precargados: escribís el captcha y ARCA confirma que el comprobante está autorizado) y</w:t>
       </w:r>
       <w:r>
         <w:t xml:space="preserve"> </w:t>
@@ -11036,7 +11052,146 @@
         <w:t xml:space="preserve"> </w:t>
       </w:r>
       <w:r>
-        <w:t xml:space="preserve">sobre cualquier factura.</w:t>
+        <w:t xml:space="preserve">sobre cualquier factura. El ERP todavía</w:t>
+      </w:r>
+      <w:r>
+        <w:t xml:space="preserve"> </w:t>
+      </w:r>
+      <w:r>
+        <w:rPr>
+          <w:b/>
+          <w:bCs/>
+        </w:rPr>
+        <w:t xml:space="preserve">no arma el PDF de la factura</w:t>
+      </w:r>
+      <w:r>
+        <w:t xml:space="preserve"> </w:t>
+      </w:r>
+      <w:r>
+        <w:t xml:space="preserve">para mandar al cliente.</w:t>
+      </w:r>
+    </w:p>
+    <w:p>
+      <w:pPr>
+        <w:pStyle w:val="Compact"/>
+        <w:numPr>
+          <w:ilvl w:val="0"/>
+          <w:numId w:val="1014"/>
+        </w:numPr>
+      </w:pPr>
+      <w:r>
+        <w:rPr>
+          <w:b/>
+          <w:bCs/>
+        </w:rPr>
+        <w:t xml:space="preserve">Si ARCA rechaza un comprobante</w:t>
+      </w:r>
+      <w:r>
+        <w:t xml:space="preserve">, el cartel rojo muestra el</w:t>
+      </w:r>
+      <w:r>
+        <w:t xml:space="preserve"> </w:t>
+      </w:r>
+      <w:r>
+        <w:rPr>
+          <w:b/>
+          <w:bCs/>
+        </w:rPr>
+        <w:t xml:space="preserve">código y el motivo</w:t>
+      </w:r>
+      <w:r>
+        <w:t xml:space="preserve"> </w:t>
+      </w:r>
+      <w:r>
+        <w:t xml:space="preserve">que devolvió ARCA (ej.:</w:t>
+      </w:r>
+      <w:r>
+        <w:t xml:space="preserve"> </w:t>
+      </w:r>
+      <w:r>
+        <w:rPr>
+          <w:rStyle w:val="VerbatimChar"/>
+        </w:rPr>
+        <w:t xml:space="preserve">[10247] La CUIT receptora informada está inactiva o es inválida</w:t>
+      </w:r>
+      <w:r>
+        <w:t xml:space="preserve">). Corregí lo que indica (CUIT o condición fiscal del cliente en su ficha, importes) y volvé a facturar: un rechazo no consume número ni CAE.</w:t>
+      </w:r>
+    </w:p>
+    <w:p>
+      <w:pPr>
+        <w:pStyle w:val="Compact"/>
+        <w:numPr>
+          <w:ilvl w:val="0"/>
+          <w:numId w:val="1014"/>
+        </w:numPr>
+      </w:pPr>
+      <w:r>
+        <w:rPr>
+          <w:b/>
+          <w:bCs/>
+        </w:rPr>
+        <w:t xml:space="preserve">Dónde ver una factura en ARCA:</w:t>
+      </w:r>
+      <w:r>
+        <w:t xml:space="preserve"> </w:t>
+      </w:r>
+      <w:r>
+        <w:t xml:space="preserve">las emitidas por el ERP</w:t>
+      </w:r>
+      <w:r>
+        <w:t xml:space="preserve"> </w:t>
+      </w:r>
+      <w:r>
+        <w:rPr>
+          <w:b/>
+          <w:bCs/>
+        </w:rPr>
+        <w:t xml:space="preserve">no</w:t>
+      </w:r>
+      <w:r>
+        <w:t xml:space="preserve"> </w:t>
+      </w:r>
+      <w:r>
+        <w:t xml:space="preserve">aparecen en</w:t>
+      </w:r>
+      <w:r>
+        <w:t xml:space="preserve"> </w:t>
+      </w:r>
+      <w:r>
+        <w:t xml:space="preserve">“Comprobantes en línea”</w:t>
+      </w:r>
+      <w:r>
+        <w:t xml:space="preserve">; aparecen en</w:t>
+      </w:r>
+      <w:r>
+        <w:t xml:space="preserve"> </w:t>
+      </w:r>
+      <w:r>
+        <w:rPr>
+          <w:b/>
+          <w:bCs/>
+        </w:rPr>
+        <w:t xml:space="preserve">Mis Comprobantes → Emitidos</w:t>
+      </w:r>
+      <w:r>
+        <w:t xml:space="preserve"> </w:t>
+      </w:r>
+      <w:r>
+        <w:t xml:space="preserve">(punto de venta 4), normalmente</w:t>
+      </w:r>
+      <w:r>
+        <w:t xml:space="preserve"> </w:t>
+      </w:r>
+      <w:r>
+        <w:rPr>
+          <w:b/>
+          <w:bCs/>
+        </w:rPr>
+        <w:t xml:space="preserve">al día siguiente</w:t>
+      </w:r>
+      <w:r>
+        <w:t xml:space="preserve">.</w:t>
       </w:r>
     </w:p>
     <w:p>

--- a/docs/MANUAL_USUARIO.docx
+++ b/docs/MANUAL_USUARIO.docx
@@ -8585,20 +8585,45 @@
         <w:t xml:space="preserve"> </w:t>
       </w:r>
       <w:r>
-        <w:t xml:space="preserve">con el saldo de cada una (las vencidas en rojo). Tildá las que cancelás; el monto a imputar se completa con el saldo y podés bajarlo para un</w:t>
-      </w:r>
-      <w:r>
-        <w:t xml:space="preserve"> </w:t>
-      </w:r>
-      <w:r>
-        <w:rPr>
-          <w:b/>
-          <w:bCs/>
-        </w:rPr>
-        <w:t xml:space="preserve">pago parcial</w:t>
-      </w:r>
-      <w:r>
-        <w:t xml:space="preserve">.</w:t>
+        <w:t xml:space="preserve">con el saldo de cada una (las vencidas en rojo). Tildá las que pagás. El monto a imputar de cada factura tildada</w:t>
+      </w:r>
+      <w:r>
+        <w:t xml:space="preserve"> </w:t>
+      </w:r>
+      <w:r>
+        <w:rPr>
+          <w:b/>
+          <w:bCs/>
+        </w:rPr>
+        <w:t xml:space="preserve">sigue solo al total de los medios</w:t>
+      </w:r>
+      <w:r>
+        <w:t xml:space="preserve">: si la factura es de $121.000 y cargás una transferencia de $40.000, se imputan $40.000 y la factura queda con saldo $81.000 (abajo de la fila ves</w:t>
+      </w:r>
+      <w:r>
+        <w:t xml:space="preserve"> </w:t>
+      </w:r>
+      <w:r>
+        <w:t xml:space="preserve">“pago parcial · quedan…”</w:t>
+      </w:r>
+      <w:r>
+        <w:t xml:space="preserve">). Si preferís fijar el importe a mano, escribilo en la columna</w:t>
+      </w:r>
+      <w:r>
+        <w:t xml:space="preserve"> </w:t>
+      </w:r>
+      <w:r>
+        <w:rPr>
+          <w:b/>
+          <w:bCs/>
+        </w:rPr>
+        <w:t xml:space="preserve">Imputar</w:t>
+      </w:r>
+      <w:r>
+        <w:t xml:space="preserve"> </w:t>
+      </w:r>
+      <w:r>
+        <w:t xml:space="preserve">(borrá el número para que vuelva a ser automático).</w:t>
       </w:r>
       <w:r>
         <w:t xml:space="preserve"> </w:t>
@@ -8614,19 +8639,79 @@
         <w:t xml:space="preserve"> </w:t>
       </w:r>
       <w:r>
-        <w:t xml:space="preserve">reparte el total de los medios entre las facturas, la más vieja primero.</w:t>
-      </w:r>
-    </w:p>
-    <w:p>
-      <w:pPr>
-        <w:pStyle w:val="Compact"/>
-        <w:numPr>
-          <w:ilvl w:val="0"/>
-          <w:numId w:val="1012"/>
-        </w:numPr>
-      </w:pPr>
-      <w:r>
-        <w:t xml:space="preserve">Cargá los</w:t>
+        <w:t xml:space="preserve">reparte el total de los medios entre todas las facturas, la más vieja primero.</w:t>
+      </w:r>
+    </w:p>
+    <w:p>
+      <w:pPr>
+        <w:pStyle w:val="FirstParagraph"/>
+      </w:pPr>
+      <w:r>
+        <w:rPr>
+          <w:b/>
+          <w:bCs/>
+        </w:rPr>
+        <w:t xml:space="preserve">Pagar en partes (pago parcial):</w:t>
+      </w:r>
+      <w:r>
+        <w:t xml:space="preserve"> </w:t>
+      </w:r>
+      <w:r>
+        <w:t xml:space="preserve">desde el botón</w:t>
+      </w:r>
+      <w:r>
+        <w:t xml:space="preserve"> </w:t>
+      </w:r>
+      <w:r>
+        <w:rPr>
+          <w:b/>
+          <w:bCs/>
+        </w:rPr>
+        <w:t xml:space="preserve">Pagar</w:t>
+      </w:r>
+      <w:r>
+        <w:t xml:space="preserve"> </w:t>
+      </w:r>
+      <w:r>
+        <w:t xml:space="preserve">de la factura, la OP se abre con la factura tildada y el medio cargado con el saldo completo. Bajá el monto del medio a lo que pagás hoy y registrá. La factura queda marcada</w:t>
+      </w:r>
+      <w:r>
+        <w:t xml:space="preserve"> </w:t>
+      </w:r>
+      <w:r>
+        <w:rPr>
+          <w:b/>
+          <w:bCs/>
+        </w:rPr>
+        <w:t xml:space="preserve">PARCIAL</w:t>
+      </w:r>
+      <w:r>
+        <w:t xml:space="preserve"> </w:t>
+      </w:r>
+      <w:r>
+        <w:t xml:space="preserve">en la lista con lo pagado y el saldo; la próxima vez que apretás</w:t>
+      </w:r>
+      <w:r>
+        <w:t xml:space="preserve"> </w:t>
+      </w:r>
+      <w:r>
+        <w:rPr>
+          <w:b/>
+          <w:bCs/>
+        </w:rPr>
+        <w:t xml:space="preserve">Pagar</w:t>
+      </w:r>
+      <w:r>
+        <w:t xml:space="preserve"> </w:t>
+      </w:r>
+      <w:r>
+        <w:t xml:space="preserve">sale sólo el saldo que falta. Podés hacer tantas OPs como cuotas haya; cada una lleva su asiento y su PDF.</w:t>
+      </w:r>
+      <w:r>
+        <w:t xml:space="preserve"> </w:t>
+      </w:r>
+      <w:r>
+        <w:t xml:space="preserve">3. Cargá los</w:t>
       </w:r>
       <w:r>
         <w:t xml:space="preserve"> </w:t>
@@ -8702,17 +8787,11 @@
       <w:r>
         <w:t xml:space="preserve">. Podés combinar los que quieras: una transferencia más dos cheques para la misma factura, por ejemplo.</w:t>
       </w:r>
-    </w:p>
-    <w:p>
-      <w:pPr>
-        <w:pStyle w:val="Compact"/>
-        <w:numPr>
-          <w:ilvl w:val="0"/>
-          <w:numId w:val="1012"/>
-        </w:numPr>
-      </w:pPr>
-      <w:r>
-        <w:t xml:space="preserve">La barra de abajo muestra</w:t>
+      <w:r>
+        <w:t xml:space="preserve"> </w:t>
+      </w:r>
+      <w:r>
+        <w:t xml:space="preserve">4. La barra de abajo muestra</w:t>
       </w:r>
       <w:r>
         <w:t xml:space="preserve"> </w:t>
@@ -8759,15 +8838,15 @@
       <w:r>
         <w:t xml:space="preserve">(lo que no imputaste a ninguna factura: queda como saldo a favor con el proveedor y descuenta de su deuda). Si hay diferencia el sistema te avisa antes de registrar.</w:t>
       </w:r>
-    </w:p>
-    <w:p>
-      <w:pPr>
-        <w:pStyle w:val="Compact"/>
-        <w:numPr>
-          <w:ilvl w:val="0"/>
-          <w:numId w:val="1012"/>
-        </w:numPr>
-      </w:pPr>
+      <w:r>
+        <w:t xml:space="preserve"> </w:t>
+      </w:r>
+      <w:r>
+        <w:t xml:space="preserve">5.</w:t>
+      </w:r>
+      <w:r>
+        <w:t xml:space="preserve"> </w:t>
+      </w:r>
       <w:r>
         <w:rPr>
           <w:b/>
@@ -8809,7 +8888,7 @@
     </w:p>
     <w:p>
       <w:pPr>
-        <w:pStyle w:val="FirstParagraph"/>
+        <w:pStyle w:val="BodyText"/>
       </w:pPr>
       <w:r>
         <w:rPr>

--- a/docs/MANUAL_USUARIO.docx
+++ b/docs/MANUAL_USUARIO.docx
@@ -11927,22 +11927,137 @@
         <w:t xml:space="preserve">también están acá.</w:t>
       </w:r>
     </w:p>
-    <w:bookmarkEnd w:id="37"/>
-    <w:bookmarkStart w:id="38" w:name="cuenta-corriente"/>
-    <w:p>
-      <w:pPr>
-        <w:pStyle w:val="Heading3"/>
-      </w:pPr>
-      <w:r>
-        <w:t xml:space="preserve">8.5 Cuenta corriente</w:t>
-      </w:r>
-    </w:p>
     <w:p>
       <w:pPr>
         <w:pStyle w:val="FirstParagraph"/>
       </w:pPr>
       <w:r>
-        <w:t xml:space="preserve">Muestra cuánto te debe cada cliente y desde hace cuánto.</w:t>
+        <w:rPr>
+          <w:b/>
+          <w:bCs/>
+        </w:rPr>
+        <w:t xml:space="preserve">Imprimir facturas, notas de crédito y notas de débito.</w:t>
+      </w:r>
+      <w:r>
+        <w:t xml:space="preserve"> </w:t>
+      </w:r>
+      <w:r>
+        <w:t xml:space="preserve">Cada fila tiene el botón</w:t>
+      </w:r>
+      <w:r>
+        <w:t xml:space="preserve"> </w:t>
+      </w:r>
+      <w:r>
+        <w:rPr>
+          <w:b/>
+          <w:bCs/>
+        </w:rPr>
+        <w:t xml:space="preserve">PDF</w:t>
+      </w:r>
+      <w:r>
+        <w:t xml:space="preserve">: baja el comprobante listo para imprimir o mandar por mail, con la letra y el código, los datos de Vitalmet y del cliente, el detalle, los totales (en las A con el IVA discriminado por alícuota; en las B a precio final con el</w:t>
+      </w:r>
+      <w:r>
+        <w:t xml:space="preserve"> </w:t>
+      </w:r>
+      <w:r>
+        <w:t xml:space="preserve">“IVA contenido”</w:t>
+      </w:r>
+      <w:r>
+        <w:t xml:space="preserve"> </w:t>
+      </w:r>
+      <w:r>
+        <w:t xml:space="preserve">de la Ley 27.743), el</w:t>
+      </w:r>
+      <w:r>
+        <w:t xml:space="preserve"> </w:t>
+      </w:r>
+      <w:r>
+        <w:rPr>
+          <w:b/>
+          <w:bCs/>
+        </w:rPr>
+        <w:t xml:space="preserve">CAE con su vencimiento</w:t>
+      </w:r>
+      <w:r>
+        <w:t xml:space="preserve"> </w:t>
+      </w:r>
+      <w:r>
+        <w:t xml:space="preserve">y el</w:t>
+      </w:r>
+      <w:r>
+        <w:t xml:space="preserve"> </w:t>
+      </w:r>
+      <w:r>
+        <w:rPr>
+          <w:b/>
+          <w:bCs/>
+        </w:rPr>
+        <w:t xml:space="preserve">código QR</w:t>
+      </w:r>
+      <w:r>
+        <w:t xml:space="preserve"> </w:t>
+      </w:r>
+      <w:r>
+        <w:t xml:space="preserve">de ARCA. Las NC y ND muestran además el comprobante o período al que están asociadas. El botón</w:t>
+      </w:r>
+      <w:r>
+        <w:t xml:space="preserve"> </w:t>
+      </w:r>
+      <w:r>
+        <w:rPr>
+          <w:b/>
+          <w:bCs/>
+        </w:rPr>
+        <w:t xml:space="preserve">PDF</w:t>
+      </w:r>
+      <w:r>
+        <w:t xml:space="preserve"> </w:t>
+      </w:r>
+      <w:r>
+        <w:t xml:space="preserve">de la barra arma</w:t>
+      </w:r>
+      <w:r>
+        <w:t xml:space="preserve"> </w:t>
+      </w:r>
+      <w:r>
+        <w:rPr>
+          <w:b/>
+          <w:bCs/>
+        </w:rPr>
+        <w:t xml:space="preserve">un solo archivo con todos los comprobantes filtrados</w:t>
+      </w:r>
+      <w:r>
+        <w:t xml:space="preserve">, uno por hoja y en orden cronológico (hasta 200): filtrá por cliente, tipo o fechas y sacás, por ejemplo, todas las facturas del mes. En</w:t>
+      </w:r>
+      <w:r>
+        <w:t xml:space="preserve"> </w:t>
+      </w:r>
+      <w:r>
+        <w:rPr>
+          <w:b/>
+          <w:bCs/>
+        </w:rPr>
+        <w:t xml:space="preserve">Ventas</w:t>
+      </w:r>
+      <w:r>
+        <w:t xml:space="preserve">, las ventas facturadas tienen el botón</w:t>
+      </w:r>
+      <w:r>
+        <w:t xml:space="preserve"> </w:t>
+      </w:r>
+      <w:r>
+        <w:rPr>
+          <w:b/>
+          <w:bCs/>
+        </w:rPr>
+        <w:t xml:space="preserve">Factura</w:t>
+      </w:r>
+      <w:r>
+        <w:t xml:space="preserve"> </w:t>
+      </w:r>
+      <w:r>
+        <w:t xml:space="preserve">que baja el mismo PDF.</w:t>
       </w:r>
     </w:p>
     <w:p>
@@ -11954,33 +12069,7 @@
         </w:numPr>
       </w:pPr>
       <w:r>
-        <w:rPr>
-          <w:b/>
-          <w:bCs/>
-        </w:rPr>
-        <w:t xml:space="preserve">Cargos:</w:t>
-      </w:r>
-      <w:r>
-        <w:t xml:space="preserve"> </w:t>
-      </w:r>
-      <w:r>
-        <w:t xml:space="preserve">ventas facturadas o entregadas (los pedidos pendientes de entrega</w:t>
-      </w:r>
-      <w:r>
-        <w:t xml:space="preserve"> </w:t>
-      </w:r>
-      <w:r>
-        <w:rPr>
-          <w:b/>
-          <w:bCs/>
-        </w:rPr>
-        <w:t xml:space="preserve">no</w:t>
-      </w:r>
-      <w:r>
-        <w:t xml:space="preserve"> </w:t>
-      </w:r>
-      <w:r>
-        <w:t xml:space="preserve">cuentan).</w:t>
+        <w:t xml:space="preserve">El detalle impreso es el que se informó a ARCA al pedir el CAE. Si un comprobante viejo no lo tiene guardado, el PDF sale igual con los importes autorizados y un detalle resumido, y el sistema te avisa.</w:t>
       </w:r>
     </w:p>
     <w:p>
@@ -11996,22 +12085,42 @@
           <w:b/>
           <w:bCs/>
         </w:rPr>
-        <w:t xml:space="preserve">Cobrado:</w:t>
-      </w:r>
-      <w:r>
-        <w:t xml:space="preserve"> </w:t>
-      </w:r>
-      <w:r>
-        <w:t xml:space="preserve">lo que se registró en</w:t>
-      </w:r>
-      <w:r>
-        <w:t xml:space="preserve"> </w:t>
-      </w:r>
-      <w:r>
-        <w:t xml:space="preserve">“Cobros y Pagos”</w:t>
-      </w:r>
-      <w:r>
-        <w:t xml:space="preserve">.</w:t>
+        <w:t xml:space="preserve">Ingresos Brutos</w:t>
+      </w:r>
+      <w:r>
+        <w:t xml:space="preserve"> </w:t>
+      </w:r>
+      <w:r>
+        <w:t xml:space="preserve">e</w:t>
+      </w:r>
+      <w:r>
+        <w:t xml:space="preserve"> </w:t>
+      </w:r>
+      <w:r>
+        <w:rPr>
+          <w:b/>
+          <w:bCs/>
+        </w:rPr>
+        <w:t xml:space="preserve">inicio de actividades</w:t>
+      </w:r>
+      <w:r>
+        <w:t xml:space="preserve"> </w:t>
+      </w:r>
+      <w:r>
+        <w:t xml:space="preserve">del emisor se cargan una sola vez en</w:t>
+      </w:r>
+      <w:r>
+        <w:t xml:space="preserve"> </w:t>
+      </w:r>
+      <w:r>
+        <w:rPr>
+          <w:b/>
+          <w:bCs/>
+        </w:rPr>
+        <w:t xml:space="preserve">Configuración → Imputación contable → Datos del emisor en facturas, NC y ND</w:t>
+      </w:r>
+      <w:r>
+        <w:t xml:space="preserve">. Mientras falten, salen con una raya y el sistema te lo recuerda al imprimir.</w:t>
       </w:r>
     </w:p>
     <w:p>
@@ -12023,123 +12132,30 @@
         </w:numPr>
       </w:pPr>
       <w:r>
-        <w:rPr>
-          <w:b/>
-          <w:bCs/>
-        </w:rPr>
-        <w:t xml:space="preserve">Saldo</w:t>
-      </w:r>
-      <w:r>
-        <w:t xml:space="preserve"> </w:t>
-      </w:r>
-      <w:r>
-        <w:t xml:space="preserve">y</w:t>
-      </w:r>
-      <w:r>
-        <w:t xml:space="preserve"> </w:t>
-      </w:r>
-      <w:r>
-        <w:rPr>
-          <w:b/>
-          <w:bCs/>
-        </w:rPr>
-        <w:t xml:space="preserve">aging</w:t>
-      </w:r>
-      <w:r>
-        <w:t xml:space="preserve"> </w:t>
-      </w:r>
-      <w:r>
-        <w:t xml:space="preserve">(antigüedad): columnas</w:t>
-      </w:r>
-      <w:r>
-        <w:t xml:space="preserve"> </w:t>
-      </w:r>
-      <w:r>
-        <w:rPr>
-          <w:b/>
-          <w:bCs/>
-        </w:rPr>
-        <w:t xml:space="preserve">Al día</w:t>
-      </w:r>
-      <w:r>
-        <w:t xml:space="preserve">,</w:t>
-      </w:r>
-      <w:r>
-        <w:t xml:space="preserve"> </w:t>
-      </w:r>
-      <w:r>
-        <w:rPr>
-          <w:b/>
-          <w:bCs/>
-        </w:rPr>
-        <w:t xml:space="preserve">1-30</w:t>
-      </w:r>
-      <w:r>
-        <w:t xml:space="preserve">,</w:t>
-      </w:r>
-      <w:r>
-        <w:t xml:space="preserve"> </w:t>
-      </w:r>
-      <w:r>
-        <w:rPr>
-          <w:b/>
-          <w:bCs/>
-        </w:rPr>
-        <w:t xml:space="preserve">31-60</w:t>
-      </w:r>
-      <w:r>
-        <w:t xml:space="preserve">,</w:t>
-      </w:r>
-      <w:r>
-        <w:t xml:space="preserve"> </w:t>
-      </w:r>
-      <w:r>
-        <w:rPr>
-          <w:b/>
-          <w:bCs/>
-        </w:rPr>
-        <w:t xml:space="preserve">61-90</w:t>
-      </w:r>
-      <w:r>
-        <w:t xml:space="preserve">,</w:t>
-      </w:r>
-      <w:r>
-        <w:t xml:space="preserve"> </w:t>
-      </w:r>
-      <w:r>
-        <w:rPr>
-          <w:b/>
-          <w:bCs/>
-        </w:rPr>
-        <w:t xml:space="preserve">+90 días</w:t>
+        <w:t xml:space="preserve">Los comprobantes emitidos en homologación (pruebas) salen con la marca</w:t>
+      </w:r>
+      <w:r>
+        <w:t xml:space="preserve"> </w:t>
+      </w:r>
+      <w:r>
+        <w:rPr>
+          <w:b/>
+          <w:bCs/>
+        </w:rPr>
+        <w:t xml:space="preserve">SIN VALIDEZ FISCAL</w:t>
       </w:r>
       <w:r>
         <w:t xml:space="preserve">.</w:t>
       </w:r>
     </w:p>
-    <w:p>
-      <w:pPr>
-        <w:pStyle w:val="Compact"/>
-        <w:numPr>
-          <w:ilvl w:val="0"/>
-          <w:numId w:val="1016"/>
-        </w:numPr>
-      </w:pPr>
-      <w:r>
-        <w:t xml:space="preserve">La imputación es</w:t>
-      </w:r>
-      <w:r>
-        <w:t xml:space="preserve"> </w:t>
-      </w:r>
-      <w:r>
-        <w:rPr>
-          <w:b/>
-          <w:bCs/>
-        </w:rPr>
-        <w:t xml:space="preserve">FIFO</w:t>
-      </w:r>
-      <w:r>
-        <w:t xml:space="preserve">: los cobros se aplican primero a las facturas más viejas.</w:t>
+    <w:bookmarkEnd w:id="37"/>
+    <w:bookmarkStart w:id="38" w:name="cuenta-corriente"/>
+    <w:p>
+      <w:pPr>
+        <w:pStyle w:val="Heading3"/>
+      </w:pPr>
+      <w:r>
+        <w:t xml:space="preserve">8.5 Cuenta corriente</w:t>
       </w:r>
     </w:p>
     <w:p>
@@ -12147,412 +12163,7 @@
         <w:pStyle w:val="FirstParagraph"/>
       </w:pPr>
       <w:r>
-        <w:t xml:space="preserve">Tocá un cliente para ver el detalle por factura. Exportás con</w:t>
-      </w:r>
-      <w:r>
-        <w:t xml:space="preserve"> </w:t>
-      </w:r>
-      <w:r>
-        <w:rPr>
-          <w:b/>
-          <w:bCs/>
-        </w:rPr>
-        <w:t xml:space="preserve">Excel</w:t>
-      </w:r>
-      <w:r>
-        <w:t xml:space="preserve">.</w:t>
-      </w:r>
-    </w:p>
-    <w:bookmarkEnd w:id="38"/>
-    <w:bookmarkStart w:id="39" w:name="Xf0886934132c9b4757c37c042c9c0a13efdc437"/>
-    <w:p>
-      <w:pPr>
-        <w:pStyle w:val="Heading3"/>
-      </w:pPr>
-      <w:r>
-        <w:t xml:space="preserve">8.6 Mailings (recordatorios y avisos automáticos)</w:t>
-      </w:r>
-    </w:p>
-    <w:p>
-      <w:pPr>
-        <w:pStyle w:val="FirstParagraph"/>
-      </w:pPr>
-      <w:r>
-        <w:t xml:space="preserve">El ERP genera mails solos, pero</w:t>
-      </w:r>
-      <w:r>
-        <w:t xml:space="preserve"> </w:t>
-      </w:r>
-      <w:r>
-        <w:rPr>
-          <w:b/>
-          <w:bCs/>
-        </w:rPr>
-        <w:t xml:space="preserve">nada sale sin tu aprobación</w:t>
-      </w:r>
-      <w:r>
-        <w:t xml:space="preserve">: todo pasa por la cola de</w:t>
-      </w:r>
-      <w:r>
-        <w:t xml:space="preserve"> </w:t>
-      </w:r>
-      <w:r>
-        <w:rPr>
-          <w:b/>
-          <w:bCs/>
-        </w:rPr>
-        <w:t xml:space="preserve">Ventas → Mailings</w:t>
-      </w:r>
-      <w:r>
-        <w:t xml:space="preserve">.</w:t>
-      </w:r>
-    </w:p>
-    <w:p>
-      <w:pPr>
-        <w:pStyle w:val="BodyText"/>
-      </w:pPr>
-      <w:r>
-        <w:rPr>
-          <w:b/>
-          <w:bCs/>
-        </w:rPr>
-        <w:t xml:space="preserve">Qué se genera automáticamente (una vez por día, al abrir el ERP):</w:t>
-      </w:r>
-      <w:r>
-        <w:t xml:space="preserve"> </w:t>
-      </w:r>
-      <w:r>
-        <w:t xml:space="preserve">-</w:t>
-      </w:r>
-      <w:r>
-        <w:t xml:space="preserve"> </w:t>
-      </w:r>
-      <w:r>
-        <w:rPr>
-          <w:b/>
-          <w:bCs/>
-        </w:rPr>
-        <w:t xml:space="preserve">Recordatorio de cobranza</w:t>
-      </w:r>
-      <w:r>
-        <w:t xml:space="preserve"> </w:t>
-      </w:r>
-      <w:r>
-        <w:t xml:space="preserve">— clientes con saldo vencido en cuenta corriente (con detalle de comprobantes y días de atraso).</w:t>
-      </w:r>
-      <w:r>
-        <w:t xml:space="preserve"> </w:t>
-      </w:r>
-      <w:r>
-        <w:t xml:space="preserve">-</w:t>
-      </w:r>
-      <w:r>
-        <w:t xml:space="preserve"> </w:t>
-      </w:r>
-      <w:r>
-        <w:rPr>
-          <w:b/>
-          <w:bCs/>
-        </w:rPr>
-        <w:t xml:space="preserve">Seguimiento de presupuesto</w:t>
-      </w:r>
-      <w:r>
-        <w:t xml:space="preserve"> </w:t>
-      </w:r>
-      <w:r>
-        <w:t xml:space="preserve">— presupuestos enviados hace 7+ días sin respuesta.</w:t>
-      </w:r>
-      <w:r>
-        <w:t xml:space="preserve"> </w:t>
-      </w:r>
-      <w:r>
-        <w:t xml:space="preserve">-</w:t>
-      </w:r>
-      <w:r>
-        <w:t xml:space="preserve"> </w:t>
-      </w:r>
-      <w:r>
-        <w:rPr>
-          <w:b/>
-          <w:bCs/>
-        </w:rPr>
-        <w:t xml:space="preserve">Reactivación</w:t>
-      </w:r>
-      <w:r>
-        <w:t xml:space="preserve"> </w:t>
-      </w:r>
-      <w:r>
-        <w:t xml:space="preserve">— clientes con historial que llevan 90+ días sin comprar (máximo un mail cada 60 días; si además deben plata, primero va la cobranza).</w:t>
-      </w:r>
-    </w:p>
-    <w:p>
-      <w:pPr>
-        <w:pStyle w:val="BodyText"/>
-      </w:pPr>
-      <w:r>
-        <w:rPr>
-          <w:b/>
-          <w:bCs/>
-        </w:rPr>
-        <w:t xml:space="preserve">Qué se genera por evento:</w:t>
-      </w:r>
-      <w:r>
-        <w:t xml:space="preserve"> </w:t>
-      </w:r>
-      <w:r>
-        <w:t xml:space="preserve">-</w:t>
-      </w:r>
-      <w:r>
-        <w:t xml:space="preserve"> </w:t>
-      </w:r>
-      <w:r>
-        <w:rPr>
-          <w:b/>
-          <w:bCs/>
-        </w:rPr>
-        <w:t xml:space="preserve">Pedido confirmado</w:t>
-      </w:r>
-      <w:r>
-        <w:t xml:space="preserve"> </w:t>
-      </w:r>
-      <w:r>
-        <w:t xml:space="preserve">— al convertir un presupuesto en venta.</w:t>
-      </w:r>
-      <w:r>
-        <w:t xml:space="preserve"> </w:t>
-      </w:r>
-      <w:r>
-        <w:t xml:space="preserve">-</w:t>
-      </w:r>
-      <w:r>
-        <w:t xml:space="preserve"> </w:t>
-      </w:r>
-      <w:r>
-        <w:rPr>
-          <w:b/>
-          <w:bCs/>
-        </w:rPr>
-        <w:t xml:space="preserve">Pedido despachado</w:t>
-      </w:r>
-      <w:r>
-        <w:t xml:space="preserve"> </w:t>
-      </w:r>
-      <w:r>
-        <w:t xml:space="preserve">— al pasar una venta a</w:t>
-      </w:r>
-      <w:r>
-        <w:t xml:space="preserve"> </w:t>
-      </w:r>
-      <w:r>
-        <w:rPr>
-          <w:rStyle w:val="VerbatimChar"/>
-        </w:rPr>
-        <w:t xml:space="preserve">entregado</w:t>
-      </w:r>
-      <w:r>
-        <w:t xml:space="preserve">.</w:t>
-      </w:r>
-    </w:p>
-    <w:p>
-      <w:pPr>
-        <w:pStyle w:val="BodyText"/>
-      </w:pPr>
-      <w:r>
-        <w:rPr>
-          <w:b/>
-          <w:bCs/>
-        </w:rPr>
-        <w:t xml:space="preserve">Cómo funciona la cola:</w:t>
-      </w:r>
-      <w:r>
-        <w:t xml:space="preserve"> </w:t>
-      </w:r>
-      <w:r>
-        <w:t xml:space="preserve">cada mail queda</w:t>
-      </w:r>
-      <w:r>
-        <w:t xml:space="preserve"> </w:t>
-      </w:r>
-      <w:r>
-        <w:rPr>
-          <w:b/>
-          <w:bCs/>
-        </w:rPr>
-        <w:t xml:space="preserve">PENDIENTE</w:t>
-      </w:r>
-      <w:r>
-        <w:t xml:space="preserve"> </w:t>
-      </w:r>
-      <w:r>
-        <w:t xml:space="preserve">hasta que lo apruebes (podés editarlo antes con</w:t>
-      </w:r>
-      <w:r>
-        <w:t xml:space="preserve"> </w:t>
-      </w:r>
-      <w:r>
-        <w:rPr>
-          <w:b/>
-          <w:bCs/>
-        </w:rPr>
-        <w:t xml:space="preserve">Ver / Editar</w:t>
-      </w:r>
-      <w:r>
-        <w:t xml:space="preserve">, o cancelarlo). Los aprobados</w:t>
-      </w:r>
-      <w:r>
-        <w:t xml:space="preserve"> </w:t>
-      </w:r>
-      <w:r>
-        <w:rPr>
-          <w:b/>
-          <w:bCs/>
-        </w:rPr>
-        <w:t xml:space="preserve">salen solos</w:t>
-      </w:r>
-      <w:r>
-        <w:t xml:space="preserve">: un proceso del servidor los despacha</w:t>
-      </w:r>
-      <w:r>
-        <w:t xml:space="preserve"> </w:t>
-      </w:r>
-      <w:r>
-        <w:rPr>
-          <w:b/>
-          <w:bCs/>
-        </w:rPr>
-        <w:t xml:space="preserve">cada 15 minutos en horario laboral</w:t>
-      </w:r>
-      <w:r>
-        <w:t xml:space="preserve"> </w:t>
-      </w:r>
-      <w:r>
-        <w:t xml:space="preserve">(configurable), aunque nadie tenga el ERP abierto. Lo enviado queda en el</w:t>
-      </w:r>
-      <w:r>
-        <w:t xml:space="preserve"> </w:t>
-      </w:r>
-      <w:r>
-        <w:rPr>
-          <w:b/>
-          <w:bCs/>
-        </w:rPr>
-        <w:t xml:space="preserve">historial</w:t>
-      </w:r>
-      <w:r>
-        <w:t xml:space="preserve">.</w:t>
-      </w:r>
-    </w:p>
-    <w:p>
-      <w:pPr>
-        <w:pStyle w:val="BodyText"/>
-      </w:pPr>
-      <w:r>
-        <w:t xml:space="preserve">Los textos salen de</w:t>
-      </w:r>
-      <w:r>
-        <w:t xml:space="preserve"> </w:t>
-      </w:r>
-      <w:r>
-        <w:rPr>
-          <w:b/>
-          <w:bCs/>
-        </w:rPr>
-        <w:t xml:space="preserve">plantillas editables</w:t>
-      </w:r>
-      <w:r>
-        <w:t xml:space="preserve"> </w:t>
-      </w:r>
-      <w:r>
-        <w:t xml:space="preserve">(pestaña Templates) con variables como</w:t>
-      </w:r>
-      <w:r>
-        <w:t xml:space="preserve"> </w:t>
-      </w:r>
-      <w:r>
-        <w:rPr>
-          <w:rStyle w:val="VerbatimChar"/>
-        </w:rPr>
-        <w:t xml:space="preserve">{cliente}</w:t>
-      </w:r>
-      <w:r>
-        <w:t xml:space="preserve">,</w:t>
-      </w:r>
-      <w:r>
-        <w:t xml:space="preserve"> </w:t>
-      </w:r>
-      <w:r>
-        <w:rPr>
-          <w:rStyle w:val="VerbatimChar"/>
-        </w:rPr>
-        <w:t xml:space="preserve">{monto}</w:t>
-      </w:r>
-      <w:r>
-        <w:t xml:space="preserve">,</w:t>
-      </w:r>
-      <w:r>
-        <w:t xml:space="preserve"> </w:t>
-      </w:r>
-      <w:r>
-        <w:rPr>
-          <w:rStyle w:val="VerbatimChar"/>
-        </w:rPr>
-        <w:t xml:space="preserve">{nro}</w:t>
-      </w:r>
-      <w:r>
-        <w:t xml:space="preserve">.</w:t>
-      </w:r>
-    </w:p>
-    <w:p>
-      <w:pPr>
-        <w:pStyle w:val="BlockText"/>
-      </w:pPr>
-      <w:r>
-        <w:rPr>
-          <w:b/>
-          <w:bCs/>
-        </w:rPr>
-        <w:t xml:space="preserve">Requisito para el envío real:</w:t>
-      </w:r>
-      <w:r>
-        <w:t xml:space="preserve"> </w:t>
-      </w:r>
-      <w:r>
-        <w:t xml:space="preserve">la casilla de Office 365 tiene que estar conectada (integración con Microsoft, se configura una sola vez). Hasta entonces los mails aprobados quedan esperando en la cola, no se pierden.</w:t>
-      </w:r>
-    </w:p>
-    <w:p>
-      <w:r>
-        <w:pict>
-          <v:rect style="width:0;height:1.5pt" o:hralign="center" o:hrstd="t" o:hr="t"/>
-        </w:pict>
-      </w:r>
-    </w:p>
-    <w:bookmarkEnd w:id="39"/>
-    <w:bookmarkEnd w:id="40"/>
-    <w:bookmarkStart w:id="43" w:name="análisis-costos-y-trazabilidad"/>
-    <w:p>
-      <w:pPr>
-        <w:pStyle w:val="Heading2"/>
-      </w:pPr>
-      <w:r>
-        <w:t xml:space="preserve">9. Análisis (costos y trazabilidad)</w:t>
-      </w:r>
-    </w:p>
-    <w:bookmarkStart w:id="41" w:name="costos-y-rentabilidad"/>
-    <w:p>
-      <w:pPr>
-        <w:pStyle w:val="Heading3"/>
-      </w:pPr>
-      <w:r>
-        <w:t xml:space="preserve">9.1 Costos y rentabilidad</w:t>
-      </w:r>
-    </w:p>
-    <w:p>
-      <w:pPr>
-        <w:pStyle w:val="FirstParagraph"/>
-      </w:pPr>
-      <w:r>
-        <w:t xml:space="preserve">Calcula el costo real de cada pieza y su margen.</w:t>
+        <w:t xml:space="preserve">Muestra cuánto te debe cada cliente y desde hace cuánto.</w:t>
       </w:r>
     </w:p>
     <w:p>
@@ -12564,52 +12175,33 @@
         </w:numPr>
       </w:pPr>
       <w:r>
-        <w:t xml:space="preserve">Configurá una vez:</w:t>
-      </w:r>
-      <w:r>
-        <w:t xml:space="preserve"> </w:t>
-      </w:r>
-      <w:r>
-        <w:rPr>
-          <w:b/>
-          <w:bCs/>
-        </w:rPr>
-        <w:t xml:space="preserve">Tarifa operario (USD/h)</w:t>
-      </w:r>
-      <w:r>
-        <w:t xml:space="preserve"> </w:t>
-      </w:r>
-      <w:r>
-        <w:t xml:space="preserve">y</w:t>
-      </w:r>
-      <w:r>
-        <w:t xml:space="preserve"> </w:t>
-      </w:r>
-      <w:r>
-        <w:rPr>
-          <w:b/>
-          <w:bCs/>
-        </w:rPr>
-        <w:t xml:space="preserve">Overhead %</w:t>
-      </w:r>
-      <w:r>
-        <w:t xml:space="preserve"> </w:t>
-      </w:r>
-      <w:r>
-        <w:t xml:space="preserve">(gastos indirectos: luz, alquiler…). Tocá</w:t>
-      </w:r>
-      <w:r>
-        <w:t xml:space="preserve"> </w:t>
-      </w:r>
-      <w:r>
-        <w:rPr>
-          <w:b/>
-          <w:bCs/>
-        </w:rPr>
-        <w:t xml:space="preserve">Guardar config</w:t>
-      </w:r>
-      <w:r>
-        <w:t xml:space="preserve">.</w:t>
+        <w:rPr>
+          <w:b/>
+          <w:bCs/>
+        </w:rPr>
+        <w:t xml:space="preserve">Cargos:</w:t>
+      </w:r>
+      <w:r>
+        <w:t xml:space="preserve"> </w:t>
+      </w:r>
+      <w:r>
+        <w:t xml:space="preserve">ventas facturadas o entregadas (los pedidos pendientes de entrega</w:t>
+      </w:r>
+      <w:r>
+        <w:t xml:space="preserve"> </w:t>
+      </w:r>
+      <w:r>
+        <w:rPr>
+          <w:b/>
+          <w:bCs/>
+        </w:rPr>
+        <w:t xml:space="preserve">no</w:t>
+      </w:r>
+      <w:r>
+        <w:t xml:space="preserve"> </w:t>
+      </w:r>
+      <w:r>
+        <w:t xml:space="preserve">cuentan).</w:t>
       </w:r>
     </w:p>
     <w:p>
@@ -12621,17 +12213,23 @@
         </w:numPr>
       </w:pPr>
       <w:r>
-        <w:t xml:space="preserve">Tocá</w:t>
-      </w:r>
-      <w:r>
-        <w:t xml:space="preserve"> </w:t>
-      </w:r>
-      <w:r>
-        <w:rPr>
-          <w:b/>
-          <w:bCs/>
-        </w:rPr>
-        <w:t xml:space="preserve">↻ Recalcular</w:t>
+        <w:rPr>
+          <w:b/>
+          <w:bCs/>
+        </w:rPr>
+        <w:t xml:space="preserve">Cobrado:</w:t>
+      </w:r>
+      <w:r>
+        <w:t xml:space="preserve"> </w:t>
+      </w:r>
+      <w:r>
+        <w:t xml:space="preserve">lo que se registró en</w:t>
+      </w:r>
+      <w:r>
+        <w:t xml:space="preserve"> </w:t>
+      </w:r>
+      <w:r>
+        <w:t xml:space="preserve">“Cobros y Pagos”</w:t>
       </w:r>
       <w:r>
         <w:t xml:space="preserve">.</w:t>
@@ -12643,6 +12241,629 @@
         <w:numPr>
           <w:ilvl w:val="0"/>
           <w:numId w:val="1017"/>
+        </w:numPr>
+      </w:pPr>
+      <w:r>
+        <w:rPr>
+          <w:b/>
+          <w:bCs/>
+        </w:rPr>
+        <w:t xml:space="preserve">Saldo</w:t>
+      </w:r>
+      <w:r>
+        <w:t xml:space="preserve"> </w:t>
+      </w:r>
+      <w:r>
+        <w:t xml:space="preserve">y</w:t>
+      </w:r>
+      <w:r>
+        <w:t xml:space="preserve"> </w:t>
+      </w:r>
+      <w:r>
+        <w:rPr>
+          <w:b/>
+          <w:bCs/>
+        </w:rPr>
+        <w:t xml:space="preserve">aging</w:t>
+      </w:r>
+      <w:r>
+        <w:t xml:space="preserve"> </w:t>
+      </w:r>
+      <w:r>
+        <w:t xml:space="preserve">(antigüedad): columnas</w:t>
+      </w:r>
+      <w:r>
+        <w:t xml:space="preserve"> </w:t>
+      </w:r>
+      <w:r>
+        <w:rPr>
+          <w:b/>
+          <w:bCs/>
+        </w:rPr>
+        <w:t xml:space="preserve">Al día</w:t>
+      </w:r>
+      <w:r>
+        <w:t xml:space="preserve">,</w:t>
+      </w:r>
+      <w:r>
+        <w:t xml:space="preserve"> </w:t>
+      </w:r>
+      <w:r>
+        <w:rPr>
+          <w:b/>
+          <w:bCs/>
+        </w:rPr>
+        <w:t xml:space="preserve">1-30</w:t>
+      </w:r>
+      <w:r>
+        <w:t xml:space="preserve">,</w:t>
+      </w:r>
+      <w:r>
+        <w:t xml:space="preserve"> </w:t>
+      </w:r>
+      <w:r>
+        <w:rPr>
+          <w:b/>
+          <w:bCs/>
+        </w:rPr>
+        <w:t xml:space="preserve">31-60</w:t>
+      </w:r>
+      <w:r>
+        <w:t xml:space="preserve">,</w:t>
+      </w:r>
+      <w:r>
+        <w:t xml:space="preserve"> </w:t>
+      </w:r>
+      <w:r>
+        <w:rPr>
+          <w:b/>
+          <w:bCs/>
+        </w:rPr>
+        <w:t xml:space="preserve">61-90</w:t>
+      </w:r>
+      <w:r>
+        <w:t xml:space="preserve">,</w:t>
+      </w:r>
+      <w:r>
+        <w:t xml:space="preserve"> </w:t>
+      </w:r>
+      <w:r>
+        <w:rPr>
+          <w:b/>
+          <w:bCs/>
+        </w:rPr>
+        <w:t xml:space="preserve">+90 días</w:t>
+      </w:r>
+      <w:r>
+        <w:t xml:space="preserve">.</w:t>
+      </w:r>
+    </w:p>
+    <w:p>
+      <w:pPr>
+        <w:pStyle w:val="Compact"/>
+        <w:numPr>
+          <w:ilvl w:val="0"/>
+          <w:numId w:val="1017"/>
+        </w:numPr>
+      </w:pPr>
+      <w:r>
+        <w:t xml:space="preserve">La imputación es</w:t>
+      </w:r>
+      <w:r>
+        <w:t xml:space="preserve"> </w:t>
+      </w:r>
+      <w:r>
+        <w:rPr>
+          <w:b/>
+          <w:bCs/>
+        </w:rPr>
+        <w:t xml:space="preserve">FIFO</w:t>
+      </w:r>
+      <w:r>
+        <w:t xml:space="preserve">: los cobros se aplican primero a las facturas más viejas.</w:t>
+      </w:r>
+    </w:p>
+    <w:p>
+      <w:pPr>
+        <w:pStyle w:val="FirstParagraph"/>
+      </w:pPr>
+      <w:r>
+        <w:t xml:space="preserve">Tocá un cliente para ver el detalle por factura. Exportás con</w:t>
+      </w:r>
+      <w:r>
+        <w:t xml:space="preserve"> </w:t>
+      </w:r>
+      <w:r>
+        <w:rPr>
+          <w:b/>
+          <w:bCs/>
+        </w:rPr>
+        <w:t xml:space="preserve">Excel</w:t>
+      </w:r>
+      <w:r>
+        <w:t xml:space="preserve">.</w:t>
+      </w:r>
+    </w:p>
+    <w:bookmarkEnd w:id="38"/>
+    <w:bookmarkStart w:id="39" w:name="Xf0886934132c9b4757c37c042c9c0a13efdc437"/>
+    <w:p>
+      <w:pPr>
+        <w:pStyle w:val="Heading3"/>
+      </w:pPr>
+      <w:r>
+        <w:t xml:space="preserve">8.6 Mailings (recordatorios y avisos automáticos)</w:t>
+      </w:r>
+    </w:p>
+    <w:p>
+      <w:pPr>
+        <w:pStyle w:val="FirstParagraph"/>
+      </w:pPr>
+      <w:r>
+        <w:t xml:space="preserve">El ERP genera mails solos, pero</w:t>
+      </w:r>
+      <w:r>
+        <w:t xml:space="preserve"> </w:t>
+      </w:r>
+      <w:r>
+        <w:rPr>
+          <w:b/>
+          <w:bCs/>
+        </w:rPr>
+        <w:t xml:space="preserve">nada sale sin tu aprobación</w:t>
+      </w:r>
+      <w:r>
+        <w:t xml:space="preserve">: todo pasa por la cola de</w:t>
+      </w:r>
+      <w:r>
+        <w:t xml:space="preserve"> </w:t>
+      </w:r>
+      <w:r>
+        <w:rPr>
+          <w:b/>
+          <w:bCs/>
+        </w:rPr>
+        <w:t xml:space="preserve">Ventas → Mailings</w:t>
+      </w:r>
+      <w:r>
+        <w:t xml:space="preserve">.</w:t>
+      </w:r>
+    </w:p>
+    <w:p>
+      <w:pPr>
+        <w:pStyle w:val="BodyText"/>
+      </w:pPr>
+      <w:r>
+        <w:rPr>
+          <w:b/>
+          <w:bCs/>
+        </w:rPr>
+        <w:t xml:space="preserve">Qué se genera automáticamente (una vez por día, al abrir el ERP):</w:t>
+      </w:r>
+      <w:r>
+        <w:t xml:space="preserve"> </w:t>
+      </w:r>
+      <w:r>
+        <w:t xml:space="preserve">-</w:t>
+      </w:r>
+      <w:r>
+        <w:t xml:space="preserve"> </w:t>
+      </w:r>
+      <w:r>
+        <w:rPr>
+          <w:b/>
+          <w:bCs/>
+        </w:rPr>
+        <w:t xml:space="preserve">Recordatorio de cobranza</w:t>
+      </w:r>
+      <w:r>
+        <w:t xml:space="preserve"> </w:t>
+      </w:r>
+      <w:r>
+        <w:t xml:space="preserve">— clientes con saldo vencido en cuenta corriente (con detalle de comprobantes y días de atraso).</w:t>
+      </w:r>
+      <w:r>
+        <w:t xml:space="preserve"> </w:t>
+      </w:r>
+      <w:r>
+        <w:t xml:space="preserve">-</w:t>
+      </w:r>
+      <w:r>
+        <w:t xml:space="preserve"> </w:t>
+      </w:r>
+      <w:r>
+        <w:rPr>
+          <w:b/>
+          <w:bCs/>
+        </w:rPr>
+        <w:t xml:space="preserve">Seguimiento de presupuesto</w:t>
+      </w:r>
+      <w:r>
+        <w:t xml:space="preserve"> </w:t>
+      </w:r>
+      <w:r>
+        <w:t xml:space="preserve">— presupuestos enviados hace 7+ días sin respuesta.</w:t>
+      </w:r>
+      <w:r>
+        <w:t xml:space="preserve"> </w:t>
+      </w:r>
+      <w:r>
+        <w:t xml:space="preserve">-</w:t>
+      </w:r>
+      <w:r>
+        <w:t xml:space="preserve"> </w:t>
+      </w:r>
+      <w:r>
+        <w:rPr>
+          <w:b/>
+          <w:bCs/>
+        </w:rPr>
+        <w:t xml:space="preserve">Reactivación</w:t>
+      </w:r>
+      <w:r>
+        <w:t xml:space="preserve"> </w:t>
+      </w:r>
+      <w:r>
+        <w:t xml:space="preserve">— clientes con historial que llevan 90+ días sin comprar (máximo un mail cada 60 días; si además deben plata, primero va la cobranza).</w:t>
+      </w:r>
+    </w:p>
+    <w:p>
+      <w:pPr>
+        <w:pStyle w:val="BodyText"/>
+      </w:pPr>
+      <w:r>
+        <w:rPr>
+          <w:b/>
+          <w:bCs/>
+        </w:rPr>
+        <w:t xml:space="preserve">Qué se genera por evento:</w:t>
+      </w:r>
+      <w:r>
+        <w:t xml:space="preserve"> </w:t>
+      </w:r>
+      <w:r>
+        <w:t xml:space="preserve">-</w:t>
+      </w:r>
+      <w:r>
+        <w:t xml:space="preserve"> </w:t>
+      </w:r>
+      <w:r>
+        <w:rPr>
+          <w:b/>
+          <w:bCs/>
+        </w:rPr>
+        <w:t xml:space="preserve">Pedido confirmado</w:t>
+      </w:r>
+      <w:r>
+        <w:t xml:space="preserve"> </w:t>
+      </w:r>
+      <w:r>
+        <w:t xml:space="preserve">— al convertir un presupuesto en venta.</w:t>
+      </w:r>
+      <w:r>
+        <w:t xml:space="preserve"> </w:t>
+      </w:r>
+      <w:r>
+        <w:t xml:space="preserve">-</w:t>
+      </w:r>
+      <w:r>
+        <w:t xml:space="preserve"> </w:t>
+      </w:r>
+      <w:r>
+        <w:rPr>
+          <w:b/>
+          <w:bCs/>
+        </w:rPr>
+        <w:t xml:space="preserve">Pedido despachado</w:t>
+      </w:r>
+      <w:r>
+        <w:t xml:space="preserve"> </w:t>
+      </w:r>
+      <w:r>
+        <w:t xml:space="preserve">— al pasar una venta a</w:t>
+      </w:r>
+      <w:r>
+        <w:t xml:space="preserve"> </w:t>
+      </w:r>
+      <w:r>
+        <w:rPr>
+          <w:rStyle w:val="VerbatimChar"/>
+        </w:rPr>
+        <w:t xml:space="preserve">entregado</w:t>
+      </w:r>
+      <w:r>
+        <w:t xml:space="preserve">.</w:t>
+      </w:r>
+    </w:p>
+    <w:p>
+      <w:pPr>
+        <w:pStyle w:val="BodyText"/>
+      </w:pPr>
+      <w:r>
+        <w:rPr>
+          <w:b/>
+          <w:bCs/>
+        </w:rPr>
+        <w:t xml:space="preserve">Cómo funciona la cola:</w:t>
+      </w:r>
+      <w:r>
+        <w:t xml:space="preserve"> </w:t>
+      </w:r>
+      <w:r>
+        <w:t xml:space="preserve">cada mail queda</w:t>
+      </w:r>
+      <w:r>
+        <w:t xml:space="preserve"> </w:t>
+      </w:r>
+      <w:r>
+        <w:rPr>
+          <w:b/>
+          <w:bCs/>
+        </w:rPr>
+        <w:t xml:space="preserve">PENDIENTE</w:t>
+      </w:r>
+      <w:r>
+        <w:t xml:space="preserve"> </w:t>
+      </w:r>
+      <w:r>
+        <w:t xml:space="preserve">hasta que lo apruebes (podés editarlo antes con</w:t>
+      </w:r>
+      <w:r>
+        <w:t xml:space="preserve"> </w:t>
+      </w:r>
+      <w:r>
+        <w:rPr>
+          <w:b/>
+          <w:bCs/>
+        </w:rPr>
+        <w:t xml:space="preserve">Ver / Editar</w:t>
+      </w:r>
+      <w:r>
+        <w:t xml:space="preserve">, o cancelarlo). Los aprobados</w:t>
+      </w:r>
+      <w:r>
+        <w:t xml:space="preserve"> </w:t>
+      </w:r>
+      <w:r>
+        <w:rPr>
+          <w:b/>
+          <w:bCs/>
+        </w:rPr>
+        <w:t xml:space="preserve">salen solos</w:t>
+      </w:r>
+      <w:r>
+        <w:t xml:space="preserve">: un proceso del servidor los despacha</w:t>
+      </w:r>
+      <w:r>
+        <w:t xml:space="preserve"> </w:t>
+      </w:r>
+      <w:r>
+        <w:rPr>
+          <w:b/>
+          <w:bCs/>
+        </w:rPr>
+        <w:t xml:space="preserve">cada 15 minutos en horario laboral</w:t>
+      </w:r>
+      <w:r>
+        <w:t xml:space="preserve"> </w:t>
+      </w:r>
+      <w:r>
+        <w:t xml:space="preserve">(configurable), aunque nadie tenga el ERP abierto. Lo enviado queda en el</w:t>
+      </w:r>
+      <w:r>
+        <w:t xml:space="preserve"> </w:t>
+      </w:r>
+      <w:r>
+        <w:rPr>
+          <w:b/>
+          <w:bCs/>
+        </w:rPr>
+        <w:t xml:space="preserve">historial</w:t>
+      </w:r>
+      <w:r>
+        <w:t xml:space="preserve">.</w:t>
+      </w:r>
+    </w:p>
+    <w:p>
+      <w:pPr>
+        <w:pStyle w:val="BodyText"/>
+      </w:pPr>
+      <w:r>
+        <w:t xml:space="preserve">Los textos salen de</w:t>
+      </w:r>
+      <w:r>
+        <w:t xml:space="preserve"> </w:t>
+      </w:r>
+      <w:r>
+        <w:rPr>
+          <w:b/>
+          <w:bCs/>
+        </w:rPr>
+        <w:t xml:space="preserve">plantillas editables</w:t>
+      </w:r>
+      <w:r>
+        <w:t xml:space="preserve"> </w:t>
+      </w:r>
+      <w:r>
+        <w:t xml:space="preserve">(pestaña Templates) con variables como</w:t>
+      </w:r>
+      <w:r>
+        <w:t xml:space="preserve"> </w:t>
+      </w:r>
+      <w:r>
+        <w:rPr>
+          <w:rStyle w:val="VerbatimChar"/>
+        </w:rPr>
+        <w:t xml:space="preserve">{cliente}</w:t>
+      </w:r>
+      <w:r>
+        <w:t xml:space="preserve">,</w:t>
+      </w:r>
+      <w:r>
+        <w:t xml:space="preserve"> </w:t>
+      </w:r>
+      <w:r>
+        <w:rPr>
+          <w:rStyle w:val="VerbatimChar"/>
+        </w:rPr>
+        <w:t xml:space="preserve">{monto}</w:t>
+      </w:r>
+      <w:r>
+        <w:t xml:space="preserve">,</w:t>
+      </w:r>
+      <w:r>
+        <w:t xml:space="preserve"> </w:t>
+      </w:r>
+      <w:r>
+        <w:rPr>
+          <w:rStyle w:val="VerbatimChar"/>
+        </w:rPr>
+        <w:t xml:space="preserve">{nro}</w:t>
+      </w:r>
+      <w:r>
+        <w:t xml:space="preserve">.</w:t>
+      </w:r>
+    </w:p>
+    <w:p>
+      <w:pPr>
+        <w:pStyle w:val="BlockText"/>
+      </w:pPr>
+      <w:r>
+        <w:rPr>
+          <w:b/>
+          <w:bCs/>
+        </w:rPr>
+        <w:t xml:space="preserve">Requisito para el envío real:</w:t>
+      </w:r>
+      <w:r>
+        <w:t xml:space="preserve"> </w:t>
+      </w:r>
+      <w:r>
+        <w:t xml:space="preserve">la casilla de Office 365 tiene que estar conectada (integración con Microsoft, se configura una sola vez). Hasta entonces los mails aprobados quedan esperando en la cola, no se pierden.</w:t>
+      </w:r>
+    </w:p>
+    <w:p>
+      <w:r>
+        <w:pict>
+          <v:rect style="width:0;height:1.5pt" o:hralign="center" o:hrstd="t" o:hr="t"/>
+        </w:pict>
+      </w:r>
+    </w:p>
+    <w:bookmarkEnd w:id="39"/>
+    <w:bookmarkEnd w:id="40"/>
+    <w:bookmarkStart w:id="43" w:name="análisis-costos-y-trazabilidad"/>
+    <w:p>
+      <w:pPr>
+        <w:pStyle w:val="Heading2"/>
+      </w:pPr>
+      <w:r>
+        <w:t xml:space="preserve">9. Análisis (costos y trazabilidad)</w:t>
+      </w:r>
+    </w:p>
+    <w:bookmarkStart w:id="41" w:name="costos-y-rentabilidad"/>
+    <w:p>
+      <w:pPr>
+        <w:pStyle w:val="Heading3"/>
+      </w:pPr>
+      <w:r>
+        <w:t xml:space="preserve">9.1 Costos y rentabilidad</w:t>
+      </w:r>
+    </w:p>
+    <w:p>
+      <w:pPr>
+        <w:pStyle w:val="FirstParagraph"/>
+      </w:pPr>
+      <w:r>
+        <w:t xml:space="preserve">Calcula el costo real de cada pieza y su margen.</w:t>
+      </w:r>
+    </w:p>
+    <w:p>
+      <w:pPr>
+        <w:pStyle w:val="Compact"/>
+        <w:numPr>
+          <w:ilvl w:val="0"/>
+          <w:numId w:val="1018"/>
+        </w:numPr>
+      </w:pPr>
+      <w:r>
+        <w:t xml:space="preserve">Configurá una vez:</w:t>
+      </w:r>
+      <w:r>
+        <w:t xml:space="preserve"> </w:t>
+      </w:r>
+      <w:r>
+        <w:rPr>
+          <w:b/>
+          <w:bCs/>
+        </w:rPr>
+        <w:t xml:space="preserve">Tarifa operario (USD/h)</w:t>
+      </w:r>
+      <w:r>
+        <w:t xml:space="preserve"> </w:t>
+      </w:r>
+      <w:r>
+        <w:t xml:space="preserve">y</w:t>
+      </w:r>
+      <w:r>
+        <w:t xml:space="preserve"> </w:t>
+      </w:r>
+      <w:r>
+        <w:rPr>
+          <w:b/>
+          <w:bCs/>
+        </w:rPr>
+        <w:t xml:space="preserve">Overhead %</w:t>
+      </w:r>
+      <w:r>
+        <w:t xml:space="preserve"> </w:t>
+      </w:r>
+      <w:r>
+        <w:t xml:space="preserve">(gastos indirectos: luz, alquiler…). Tocá</w:t>
+      </w:r>
+      <w:r>
+        <w:t xml:space="preserve"> </w:t>
+      </w:r>
+      <w:r>
+        <w:rPr>
+          <w:b/>
+          <w:bCs/>
+        </w:rPr>
+        <w:t xml:space="preserve">Guardar config</w:t>
+      </w:r>
+      <w:r>
+        <w:t xml:space="preserve">.</w:t>
+      </w:r>
+    </w:p>
+    <w:p>
+      <w:pPr>
+        <w:pStyle w:val="Compact"/>
+        <w:numPr>
+          <w:ilvl w:val="0"/>
+          <w:numId w:val="1018"/>
+        </w:numPr>
+      </w:pPr>
+      <w:r>
+        <w:t xml:space="preserve">Tocá</w:t>
+      </w:r>
+      <w:r>
+        <w:t xml:space="preserve"> </w:t>
+      </w:r>
+      <w:r>
+        <w:rPr>
+          <w:b/>
+          <w:bCs/>
+        </w:rPr>
+        <w:t xml:space="preserve">↻ Recalcular</w:t>
+      </w:r>
+      <w:r>
+        <w:t xml:space="preserve">.</w:t>
+      </w:r>
+    </w:p>
+    <w:p>
+      <w:pPr>
+        <w:pStyle w:val="Compact"/>
+        <w:numPr>
+          <w:ilvl w:val="0"/>
+          <w:numId w:val="1018"/>
         </w:numPr>
       </w:pPr>
       <w:r>
@@ -14465,7 +14686,7 @@
         <w:pStyle w:val="Compact"/>
         <w:numPr>
           <w:ilvl w:val="0"/>
-          <w:numId w:val="1018"/>
+          <w:numId w:val="1019"/>
         </w:numPr>
       </w:pPr>
       <w:r>
@@ -14510,7 +14731,7 @@
         <w:pStyle w:val="Compact"/>
         <w:numPr>
           <w:ilvl w:val="0"/>
-          <w:numId w:val="1018"/>
+          <w:numId w:val="1019"/>
         </w:numPr>
       </w:pPr>
       <w:r>
@@ -14577,7 +14798,7 @@
         <w:pStyle w:val="Compact"/>
         <w:numPr>
           <w:ilvl w:val="0"/>
-          <w:numId w:val="1018"/>
+          <w:numId w:val="1019"/>
         </w:numPr>
       </w:pPr>
       <w:r>
@@ -14643,7 +14864,7 @@
         <w:pStyle w:val="Compact"/>
         <w:numPr>
           <w:ilvl w:val="0"/>
-          <w:numId w:val="1018"/>
+          <w:numId w:val="1019"/>
         </w:numPr>
       </w:pPr>
       <w:r>
@@ -14892,7 +15113,7 @@
         <w:pStyle w:val="Compact"/>
         <w:numPr>
           <w:ilvl w:val="0"/>
-          <w:numId w:val="1019"/>
+          <w:numId w:val="1020"/>
         </w:numPr>
       </w:pPr>
       <w:r>
@@ -14907,505 +15128,6 @@
       </w:r>
       <w:r>
         <w:t xml:space="preserve">los grupos.</w:t>
-      </w:r>
-    </w:p>
-    <w:p>
-      <w:pPr>
-        <w:pStyle w:val="Compact"/>
-        <w:numPr>
-          <w:ilvl w:val="0"/>
-          <w:numId w:val="1019"/>
-        </w:numPr>
-      </w:pPr>
-      <w:r>
-        <w:rPr>
-          <w:b/>
-          <w:bCs/>
-        </w:rPr>
-        <w:t xml:space="preserve">+ Nueva cuenta:</w:t>
-      </w:r>
-      <w:r>
-        <w:t xml:space="preserve"> </w:t>
-      </w:r>
-      <w:r>
-        <w:rPr>
-          <w:b/>
-          <w:bCs/>
-        </w:rPr>
-        <w:t xml:space="preserve">Código</w:t>
-      </w:r>
-      <w:r>
-        <w:t xml:space="preserve"> </w:t>
-      </w:r>
-      <w:r>
-        <w:rPr>
-          <w:i/>
-          <w:iCs/>
-        </w:rPr>
-        <w:t xml:space="preserve">,</w:t>
-      </w:r>
-      <w:r>
-        <w:rPr>
-          <w:i/>
-          <w:iCs/>
-        </w:rPr>
-        <w:t xml:space="preserve"> </w:t>
-      </w:r>
-      <w:r>
-        <w:rPr>
-          <w:b/>
-          <w:bCs/>
-          <w:i/>
-          <w:iCs/>
-        </w:rPr>
-        <w:t xml:space="preserve">Nombre</w:t>
-      </w:r>
-      <w:r>
-        <w:rPr>
-          <w:i/>
-          <w:iCs/>
-        </w:rPr>
-        <w:t xml:space="preserve"> </w:t>
-      </w:r>
-      <w:r>
-        <w:t xml:space="preserve">,</w:t>
-      </w:r>
-      <w:r>
-        <w:t xml:space="preserve"> </w:t>
-      </w:r>
-      <w:r>
-        <w:rPr>
-          <w:b/>
-          <w:bCs/>
-        </w:rPr>
-        <w:t xml:space="preserve">Tipo</w:t>
-      </w:r>
-      <w:r>
-        <w:t xml:space="preserve"> </w:t>
-      </w:r>
-      <w:r>
-        <w:t xml:space="preserve">(Activo / Pasivo / Patrimonio Neto / Ingreso / Gasto / Resultado),</w:t>
-      </w:r>
-      <w:r>
-        <w:t xml:space="preserve"> </w:t>
-      </w:r>
-      <w:r>
-        <w:rPr>
-          <w:b/>
-          <w:bCs/>
-        </w:rPr>
-        <w:t xml:space="preserve">Cuenta padre</w:t>
-      </w:r>
-      <w:r>
-        <w:t xml:space="preserve">,</w:t>
-      </w:r>
-      <w:r>
-        <w:t xml:space="preserve"> </w:t>
-      </w:r>
-      <w:r>
-        <w:rPr>
-          <w:b/>
-          <w:bCs/>
-        </w:rPr>
-        <w:t xml:space="preserve">Imputable</w:t>
-      </w:r>
-      <w:r>
-        <w:t xml:space="preserve"> </w:t>
-      </w:r>
-      <w:r>
-        <w:t xml:space="preserve">(si se pueden cargar asientos ahí),</w:t>
-      </w:r>
-      <w:r>
-        <w:t xml:space="preserve"> </w:t>
-      </w:r>
-      <w:r>
-        <w:rPr>
-          <w:b/>
-          <w:bCs/>
-        </w:rPr>
-        <w:t xml:space="preserve">Activa</w:t>
-      </w:r>
-      <w:r>
-        <w:t xml:space="preserve">,</w:t>
-      </w:r>
-      <w:r>
-        <w:t xml:space="preserve"> </w:t>
-      </w:r>
-      <w:r>
-        <w:rPr>
-          <w:b/>
-          <w:bCs/>
-        </w:rPr>
-        <w:t xml:space="preserve">Ajustable</w:t>
-      </w:r>
-      <w:r>
-        <w:t xml:space="preserve"> </w:t>
-      </w:r>
-      <w:r>
-        <w:t xml:space="preserve">(para ajuste por inflación).</w:t>
-      </w:r>
-    </w:p>
-    <w:p>
-      <w:pPr>
-        <w:pStyle w:val="Compact"/>
-        <w:numPr>
-          <w:ilvl w:val="0"/>
-          <w:numId w:val="1019"/>
-        </w:numPr>
-      </w:pPr>
-      <w:r>
-        <w:t xml:space="preserve">Filtrá por tipo, activa o ajustable.</w:t>
-      </w:r>
-    </w:p>
-    <w:bookmarkEnd w:id="51"/>
-    <w:bookmarkStart w:id="52" w:name="asientos-contables"/>
-    <w:p>
-      <w:pPr>
-        <w:pStyle w:val="Heading3"/>
-      </w:pPr>
-      <w:r>
-        <w:t xml:space="preserve">11.2 Asientos contables</w:t>
-      </w:r>
-    </w:p>
-    <w:p>
-      <w:pPr>
-        <w:pStyle w:val="FirstParagraph"/>
-      </w:pPr>
-      <w:r>
-        <w:t xml:space="preserve">Lista de todos los asientos (debe = haber).</w:t>
-      </w:r>
-    </w:p>
-    <w:p>
-      <w:pPr>
-        <w:pStyle w:val="BodyText"/>
-      </w:pPr>
-      <w:r>
-        <w:rPr>
-          <w:b/>
-          <w:bCs/>
-        </w:rPr>
-        <w:t xml:space="preserve">Para cargar un asiento manual:</w:t>
-      </w:r>
-      <w:r>
-        <w:t xml:space="preserve"> </w:t>
-      </w:r>
-      <w:r>
-        <w:t xml:space="preserve">1.</w:t>
-      </w:r>
-      <w:r>
-        <w:t xml:space="preserve"> </w:t>
-      </w:r>
-      <w:r>
-        <w:rPr>
-          <w:b/>
-          <w:bCs/>
-        </w:rPr>
-        <w:t xml:space="preserve">+ Nuevo asiento</w:t>
-      </w:r>
-      <w:r>
-        <w:t xml:space="preserve">.</w:t>
-      </w:r>
-      <w:r>
-        <w:t xml:space="preserve"> </w:t>
-      </w:r>
-      <w:r>
-        <w:t xml:space="preserve">2.</w:t>
-      </w:r>
-      <w:r>
-        <w:t xml:space="preserve"> </w:t>
-      </w:r>
-      <w:r>
-        <w:rPr>
-          <w:b/>
-          <w:bCs/>
-        </w:rPr>
-        <w:t xml:space="preserve">Fecha</w:t>
-      </w:r>
-      <w:r>
-        <w:t xml:space="preserve"> </w:t>
-      </w:r>
-      <w:r>
-        <w:rPr>
-          <w:i/>
-          <w:iCs/>
-        </w:rPr>
-        <w:t xml:space="preserve">,</w:t>
-      </w:r>
-      <w:r>
-        <w:rPr>
-          <w:i/>
-          <w:iCs/>
-        </w:rPr>
-        <w:t xml:space="preserve"> </w:t>
-      </w:r>
-      <w:r>
-        <w:rPr>
-          <w:b/>
-          <w:bCs/>
-          <w:i/>
-          <w:iCs/>
-        </w:rPr>
-        <w:t xml:space="preserve">Descripción</w:t>
-      </w:r>
-      <w:r>
-        <w:rPr>
-          <w:i/>
-          <w:iCs/>
-        </w:rPr>
-        <w:t xml:space="preserve"> </w:t>
-      </w:r>
-      <w:r>
-        <w:t xml:space="preserve">,</w:t>
-      </w:r>
-      <w:r>
-        <w:t xml:space="preserve"> </w:t>
-      </w:r>
-      <w:r>
-        <w:rPr>
-          <w:b/>
-          <w:bCs/>
-        </w:rPr>
-        <w:t xml:space="preserve">Comprobante</w:t>
-      </w:r>
-      <w:r>
-        <w:t xml:space="preserve">,</w:t>
-      </w:r>
-      <w:r>
-        <w:t xml:space="preserve"> </w:t>
-      </w:r>
-      <w:r>
-        <w:rPr>
-          <w:b/>
-          <w:bCs/>
-        </w:rPr>
-        <w:t xml:space="preserve">Tipo</w:t>
-      </w:r>
-      <w:r>
-        <w:t xml:space="preserve"> </w:t>
-      </w:r>
-      <w:r>
-        <w:t xml:space="preserve">(manual / factura / cobro / pago / cierre / ajuste…),</w:t>
-      </w:r>
-      <w:r>
-        <w:t xml:space="preserve"> </w:t>
-      </w:r>
-      <w:r>
-        <w:rPr>
-          <w:b/>
-          <w:bCs/>
-        </w:rPr>
-        <w:t xml:space="preserve">Moneda</w:t>
-      </w:r>
-      <w:r>
-        <w:t xml:space="preserve">.</w:t>
-      </w:r>
-      <w:r>
-        <w:t xml:space="preserve"> </w:t>
-      </w:r>
-      <w:r>
-        <w:t xml:space="preserve">3.</w:t>
-      </w:r>
-      <w:r>
-        <w:t xml:space="preserve"> </w:t>
-      </w:r>
-      <w:r>
-        <w:rPr>
-          <w:b/>
-          <w:bCs/>
-        </w:rPr>
-        <w:t xml:space="preserve">Líneas:</w:t>
-      </w:r>
-      <w:r>
-        <w:t xml:space="preserve"> </w:t>
-      </w:r>
-      <w:r>
-        <w:t xml:space="preserve">agregá cuenta + monto en</w:t>
-      </w:r>
-      <w:r>
-        <w:t xml:space="preserve"> </w:t>
-      </w:r>
-      <w:r>
-        <w:rPr>
-          <w:b/>
-          <w:bCs/>
-        </w:rPr>
-        <w:t xml:space="preserve">Debe</w:t>
-      </w:r>
-      <w:r>
-        <w:t xml:space="preserve"> </w:t>
-      </w:r>
-      <w:r>
-        <w:t xml:space="preserve">o</w:t>
-      </w:r>
-      <w:r>
-        <w:t xml:space="preserve"> </w:t>
-      </w:r>
-      <w:r>
-        <w:rPr>
-          <w:b/>
-          <w:bCs/>
-        </w:rPr>
-        <w:t xml:space="preserve">Haber</w:t>
-      </w:r>
-      <w:r>
-        <w:t xml:space="preserve">. El</w:t>
-      </w:r>
-      <w:r>
-        <w:t xml:space="preserve"> </w:t>
-      </w:r>
-      <w:r>
-        <w:rPr>
-          <w:b/>
-          <w:bCs/>
-        </w:rPr>
-        <w:t xml:space="preserve">total Debe</w:t>
-      </w:r>
-      <w:r>
-        <w:t xml:space="preserve"> </w:t>
-      </w:r>
-      <w:r>
-        <w:t xml:space="preserve">tiene que ser</w:t>
-      </w:r>
-      <w:r>
-        <w:t xml:space="preserve"> </w:t>
-      </w:r>
-      <w:r>
-        <w:rPr>
-          <w:b/>
-          <w:bCs/>
-        </w:rPr>
-        <w:t xml:space="preserve">igual al total Haber</w:t>
-      </w:r>
-      <w:r>
-        <w:t xml:space="preserve"> </w:t>
-      </w:r>
-      <w:r>
-        <w:t xml:space="preserve">(si no, no deja guardar).</w:t>
-      </w:r>
-      <w:r>
-        <w:t xml:space="preserve"> </w:t>
-      </w:r>
-      <w:r>
-        <w:t xml:space="preserve">4. Guardá.</w:t>
-      </w:r>
-    </w:p>
-    <w:p>
-      <w:pPr>
-        <w:pStyle w:val="BodyText"/>
-      </w:pPr>
-      <w:r>
-        <w:rPr>
-          <w:b/>
-          <w:bCs/>
-        </w:rPr>
-        <w:t xml:space="preserve">Estados:</w:t>
-      </w:r>
-      <w:r>
-        <w:t xml:space="preserve"> </w:t>
-      </w:r>
-      <w:r>
-        <w:rPr>
-          <w:rStyle w:val="VerbatimChar"/>
-        </w:rPr>
-        <w:t xml:space="preserve">borrador → confirmado → (anulado)</w:t>
-      </w:r>
-      <w:r>
-        <w:t xml:space="preserve">.</w:t>
-      </w:r>
-      <w:r>
-        <w:t xml:space="preserve"> </w:t>
-      </w:r>
-      <w:r>
-        <w:t xml:space="preserve">-</w:t>
-      </w:r>
-      <w:r>
-        <w:t xml:space="preserve"> </w:t>
-      </w:r>
-      <w:r>
-        <w:rPr>
-          <w:b/>
-          <w:bCs/>
-        </w:rPr>
-        <w:t xml:space="preserve">Editar / Eliminar:</w:t>
-      </w:r>
-      <w:r>
-        <w:t xml:space="preserve"> </w:t>
-      </w:r>
-      <w:r>
-        <w:t xml:space="preserve">solo si está en</w:t>
-      </w:r>
-      <w:r>
-        <w:t xml:space="preserve"> </w:t>
-      </w:r>
-      <w:r>
-        <w:rPr>
-          <w:rStyle w:val="VerbatimChar"/>
-        </w:rPr>
-        <w:t xml:space="preserve">borrador</w:t>
-      </w:r>
-      <w:r>
-        <w:t xml:space="preserve">.</w:t>
-      </w:r>
-      <w:r>
-        <w:t xml:space="preserve"> </w:t>
-      </w:r>
-      <w:r>
-        <w:t xml:space="preserve">-</w:t>
-      </w:r>
-      <w:r>
-        <w:t xml:space="preserve"> </w:t>
-      </w:r>
-      <w:r>
-        <w:rPr>
-          <w:b/>
-          <w:bCs/>
-        </w:rPr>
-        <w:t xml:space="preserve">Anular:</w:t>
-      </w:r>
-      <w:r>
-        <w:t xml:space="preserve"> </w:t>
-      </w:r>
-      <w:r>
-        <w:t xml:space="preserve">genera un asiento inverso (no se borra, se contra-asienta).</w:t>
-      </w:r>
-    </w:p>
-    <w:p>
-      <w:pPr>
-        <w:pStyle w:val="BlockText"/>
-      </w:pPr>
-      <w:r>
-        <w:t xml:space="preserve">La numeración la pone la base de datos: es correlativa y no se repite.</w:t>
-      </w:r>
-    </w:p>
-    <w:bookmarkEnd w:id="52"/>
-    <w:bookmarkStart w:id="53" w:name="cobros-y-pagos"/>
-    <w:p>
-      <w:pPr>
-        <w:pStyle w:val="Heading3"/>
-      </w:pPr>
-      <w:r>
-        <w:t xml:space="preserve">11.3 Cobros y pagos</w:t>
-      </w:r>
-    </w:p>
-    <w:p>
-      <w:pPr>
-        <w:pStyle w:val="FirstParagraph"/>
-      </w:pPr>
-      <w:r>
-        <w:t xml:space="preserve">El lugar para registrar</w:t>
-      </w:r>
-      <w:r>
-        <w:t xml:space="preserve"> </w:t>
-      </w:r>
-      <w:r>
-        <w:rPr>
-          <w:b/>
-          <w:bCs/>
-        </w:rPr>
-        <w:t xml:space="preserve">plata que entra o sale</w:t>
-      </w:r>
-      <w:r>
-        <w:t xml:space="preserve">.</w:t>
       </w:r>
     </w:p>
     <w:p>
@@ -15417,55 +15139,131 @@
         </w:numPr>
       </w:pPr>
       <w:r>
-        <w:t xml:space="preserve">Elegí la pestaña:</w:t>
-      </w:r>
-      <w:r>
-        <w:t xml:space="preserve"> </w:t>
-      </w:r>
-      <w:r>
-        <w:rPr>
-          <w:b/>
-          <w:bCs/>
-        </w:rPr>
-        <w:t xml:space="preserve">Cobro de cliente</w:t>
-      </w:r>
-      <w:r>
-        <w:t xml:space="preserve"> </w:t>
-      </w:r>
-      <w:r>
-        <w:t xml:space="preserve">o</w:t>
-      </w:r>
-      <w:r>
-        <w:t xml:space="preserve"> </w:t>
-      </w:r>
-      <w:r>
-        <w:rPr>
-          <w:b/>
-          <w:bCs/>
-        </w:rPr>
-        <w:t xml:space="preserve">Pago a proveedor</w:t>
-      </w:r>
-      <w:r>
-        <w:t xml:space="preserve"> </w:t>
-      </w:r>
-      <w:r>
-        <w:t xml:space="preserve">(esta última abre directamente una</w:t>
-      </w:r>
-      <w:r>
-        <w:t xml:space="preserve"> </w:t>
-      </w:r>
-      <w:r>
-        <w:rPr>
-          <w:b/>
-          <w:bCs/>
-        </w:rPr>
-        <w:t xml:space="preserve">orden de pago</w:t>
-      </w:r>
-      <w:r>
-        <w:t xml:space="preserve"> </w:t>
-      </w:r>
-      <w:r>
-        <w:t xml:space="preserve">— ver 7.5 — con medios múltiples e imputación a facturas).</w:t>
+        <w:rPr>
+          <w:b/>
+          <w:bCs/>
+        </w:rPr>
+        <w:t xml:space="preserve">+ Nueva cuenta:</w:t>
+      </w:r>
+      <w:r>
+        <w:t xml:space="preserve"> </w:t>
+      </w:r>
+      <w:r>
+        <w:rPr>
+          <w:b/>
+          <w:bCs/>
+        </w:rPr>
+        <w:t xml:space="preserve">Código</w:t>
+      </w:r>
+      <w:r>
+        <w:t xml:space="preserve"> </w:t>
+      </w:r>
+      <w:r>
+        <w:rPr>
+          <w:i/>
+          <w:iCs/>
+        </w:rPr>
+        <w:t xml:space="preserve">,</w:t>
+      </w:r>
+      <w:r>
+        <w:rPr>
+          <w:i/>
+          <w:iCs/>
+        </w:rPr>
+        <w:t xml:space="preserve"> </w:t>
+      </w:r>
+      <w:r>
+        <w:rPr>
+          <w:b/>
+          <w:bCs/>
+          <w:i/>
+          <w:iCs/>
+        </w:rPr>
+        <w:t xml:space="preserve">Nombre</w:t>
+      </w:r>
+      <w:r>
+        <w:rPr>
+          <w:i/>
+          <w:iCs/>
+        </w:rPr>
+        <w:t xml:space="preserve"> </w:t>
+      </w:r>
+      <w:r>
+        <w:t xml:space="preserve">,</w:t>
+      </w:r>
+      <w:r>
+        <w:t xml:space="preserve"> </w:t>
+      </w:r>
+      <w:r>
+        <w:rPr>
+          <w:b/>
+          <w:bCs/>
+        </w:rPr>
+        <w:t xml:space="preserve">Tipo</w:t>
+      </w:r>
+      <w:r>
+        <w:t xml:space="preserve"> </w:t>
+      </w:r>
+      <w:r>
+        <w:t xml:space="preserve">(Activo / Pasivo / Patrimonio Neto / Ingreso / Gasto / Resultado),</w:t>
+      </w:r>
+      <w:r>
+        <w:t xml:space="preserve"> </w:t>
+      </w:r>
+      <w:r>
+        <w:rPr>
+          <w:b/>
+          <w:bCs/>
+        </w:rPr>
+        <w:t xml:space="preserve">Cuenta padre</w:t>
+      </w:r>
+      <w:r>
+        <w:t xml:space="preserve">,</w:t>
+      </w:r>
+      <w:r>
+        <w:t xml:space="preserve"> </w:t>
+      </w:r>
+      <w:r>
+        <w:rPr>
+          <w:b/>
+          <w:bCs/>
+        </w:rPr>
+        <w:t xml:space="preserve">Imputable</w:t>
+      </w:r>
+      <w:r>
+        <w:t xml:space="preserve"> </w:t>
+      </w:r>
+      <w:r>
+        <w:t xml:space="preserve">(si se pueden cargar asientos ahí),</w:t>
+      </w:r>
+      <w:r>
+        <w:t xml:space="preserve"> </w:t>
+      </w:r>
+      <w:r>
+        <w:rPr>
+          <w:b/>
+          <w:bCs/>
+        </w:rPr>
+        <w:t xml:space="preserve">Activa</w:t>
+      </w:r>
+      <w:r>
+        <w:t xml:space="preserve">,</w:t>
+      </w:r>
+      <w:r>
+        <w:t xml:space="preserve"> </w:t>
+      </w:r>
+      <w:r>
+        <w:rPr>
+          <w:b/>
+          <w:bCs/>
+        </w:rPr>
+        <w:t xml:space="preserve">Ajustable</w:t>
+      </w:r>
+      <w:r>
+        <w:t xml:space="preserve"> </w:t>
+      </w:r>
+      <w:r>
+        <w:t xml:space="preserve">(para ajuste por inflación).</w:t>
       </w:r>
     </w:p>
     <w:p>
@@ -15477,7 +15275,62 @@
         </w:numPr>
       </w:pPr>
       <w:r>
-        <w:t xml:space="preserve">Para un cobro completá</w:t>
+        <w:t xml:space="preserve">Filtrá por tipo, activa o ajustable.</w:t>
+      </w:r>
+    </w:p>
+    <w:bookmarkEnd w:id="51"/>
+    <w:bookmarkStart w:id="52" w:name="asientos-contables"/>
+    <w:p>
+      <w:pPr>
+        <w:pStyle w:val="Heading3"/>
+      </w:pPr>
+      <w:r>
+        <w:t xml:space="preserve">11.2 Asientos contables</w:t>
+      </w:r>
+    </w:p>
+    <w:p>
+      <w:pPr>
+        <w:pStyle w:val="FirstParagraph"/>
+      </w:pPr>
+      <w:r>
+        <w:t xml:space="preserve">Lista de todos los asientos (debe = haber).</w:t>
+      </w:r>
+    </w:p>
+    <w:p>
+      <w:pPr>
+        <w:pStyle w:val="BodyText"/>
+      </w:pPr>
+      <w:r>
+        <w:rPr>
+          <w:b/>
+          <w:bCs/>
+        </w:rPr>
+        <w:t xml:space="preserve">Para cargar un asiento manual:</w:t>
+      </w:r>
+      <w:r>
+        <w:t xml:space="preserve"> </w:t>
+      </w:r>
+      <w:r>
+        <w:t xml:space="preserve">1.</w:t>
+      </w:r>
+      <w:r>
+        <w:t xml:space="preserve"> </w:t>
+      </w:r>
+      <w:r>
+        <w:rPr>
+          <w:b/>
+          <w:bCs/>
+        </w:rPr>
+        <w:t xml:space="preserve">+ Nuevo asiento</w:t>
+      </w:r>
+      <w:r>
+        <w:t xml:space="preserve">.</w:t>
+      </w:r>
+      <w:r>
+        <w:t xml:space="preserve"> </w:t>
+      </w:r>
+      <w:r>
+        <w:t xml:space="preserve">2.</w:t>
       </w:r>
       <w:r>
         <w:t xml:space="preserve"> </w:t>
@@ -15490,17 +15343,37 @@
         <w:t xml:space="preserve">Fecha</w:t>
       </w:r>
       <w:r>
+        <w:t xml:space="preserve"> </w:t>
+      </w:r>
+      <w:r>
+        <w:rPr>
+          <w:i/>
+          <w:iCs/>
+        </w:rPr>
         <w:t xml:space="preserve">,</w:t>
       </w:r>
       <w:r>
-        <w:t xml:space="preserve"> </w:t>
-      </w:r>
-      <w:r>
-        <w:rPr>
-          <w:b/>
-          <w:bCs/>
-        </w:rPr>
-        <w:t xml:space="preserve">Cliente</w:t>
+        <w:rPr>
+          <w:i/>
+          <w:iCs/>
+        </w:rPr>
+        <w:t xml:space="preserve"> </w:t>
+      </w:r>
+      <w:r>
+        <w:rPr>
+          <w:b/>
+          <w:bCs/>
+          <w:i/>
+          <w:iCs/>
+        </w:rPr>
+        <w:t xml:space="preserve">Descripción</w:t>
+      </w:r>
+      <w:r>
+        <w:rPr>
+          <w:i/>
+          <w:iCs/>
+        </w:rPr>
+        <w:t xml:space="preserve"> </w:t>
       </w:r>
       <w:r>
         <w:t xml:space="preserve">,</w:t>
@@ -15513,7 +15386,7 @@
           <w:b/>
           <w:bCs/>
         </w:rPr>
-        <w:t xml:space="preserve">Monto</w:t>
+        <w:t xml:space="preserve">Comprobante</w:t>
       </w:r>
       <w:r>
         <w:t xml:space="preserve">,</w:t>
@@ -15526,68 +15399,231 @@
           <w:b/>
           <w:bCs/>
         </w:rPr>
+        <w:t xml:space="preserve">Tipo</w:t>
+      </w:r>
+      <w:r>
+        <w:t xml:space="preserve"> </w:t>
+      </w:r>
+      <w:r>
+        <w:t xml:space="preserve">(manual / factura / cobro / pago / cierre / ajuste…),</w:t>
+      </w:r>
+      <w:r>
+        <w:t xml:space="preserve"> </w:t>
+      </w:r>
+      <w:r>
+        <w:rPr>
+          <w:b/>
+          <w:bCs/>
+        </w:rPr>
         <w:t xml:space="preserve">Moneda</w:t>
       </w:r>
       <w:r>
-        <w:t xml:space="preserve"> </w:t>
-      </w:r>
-      <w:r>
-        <w:t xml:space="preserve">(y</w:t>
-      </w:r>
-      <w:r>
-        <w:t xml:space="preserve"> </w:t>
-      </w:r>
-      <w:r>
-        <w:rPr>
-          <w:b/>
-          <w:bCs/>
-        </w:rPr>
-        <w:t xml:space="preserve">TC</w:t>
-      </w:r>
-      <w:r>
-        <w:t xml:space="preserve"> </w:t>
-      </w:r>
-      <w:r>
-        <w:t xml:space="preserve">si es en pesos),</w:t>
-      </w:r>
-      <w:r>
-        <w:t xml:space="preserve"> </w:t>
-      </w:r>
-      <w:r>
-        <w:rPr>
-          <w:b/>
-          <w:bCs/>
-        </w:rPr>
-        <w:t xml:space="preserve">Método</w:t>
-      </w:r>
-      <w:r>
-        <w:t xml:space="preserve"> </w:t>
-      </w:r>
-      <w:r>
-        <w:t xml:space="preserve">(caja / banco / cheque diferido),</w:t>
-      </w:r>
-      <w:r>
-        <w:t xml:space="preserve"> </w:t>
-      </w:r>
-      <w:r>
-        <w:rPr>
-          <w:b/>
-          <w:bCs/>
-        </w:rPr>
-        <w:t xml:space="preserve">Comprobante / recibo</w:t>
-      </w:r>
-      <w:r>
-        <w:t xml:space="preserve">,</w:t>
-      </w:r>
-      <w:r>
-        <w:t xml:space="preserve"> </w:t>
-      </w:r>
-      <w:r>
-        <w:rPr>
-          <w:b/>
-          <w:bCs/>
-        </w:rPr>
-        <w:t xml:space="preserve">Observaciones</w:t>
+        <w:t xml:space="preserve">.</w:t>
+      </w:r>
+      <w:r>
+        <w:t xml:space="preserve"> </w:t>
+      </w:r>
+      <w:r>
+        <w:t xml:space="preserve">3.</w:t>
+      </w:r>
+      <w:r>
+        <w:t xml:space="preserve"> </w:t>
+      </w:r>
+      <w:r>
+        <w:rPr>
+          <w:b/>
+          <w:bCs/>
+        </w:rPr>
+        <w:t xml:space="preserve">Líneas:</w:t>
+      </w:r>
+      <w:r>
+        <w:t xml:space="preserve"> </w:t>
+      </w:r>
+      <w:r>
+        <w:t xml:space="preserve">agregá cuenta + monto en</w:t>
+      </w:r>
+      <w:r>
+        <w:t xml:space="preserve"> </w:t>
+      </w:r>
+      <w:r>
+        <w:rPr>
+          <w:b/>
+          <w:bCs/>
+        </w:rPr>
+        <w:t xml:space="preserve">Debe</w:t>
+      </w:r>
+      <w:r>
+        <w:t xml:space="preserve"> </w:t>
+      </w:r>
+      <w:r>
+        <w:t xml:space="preserve">o</w:t>
+      </w:r>
+      <w:r>
+        <w:t xml:space="preserve"> </w:t>
+      </w:r>
+      <w:r>
+        <w:rPr>
+          <w:b/>
+          <w:bCs/>
+        </w:rPr>
+        <w:t xml:space="preserve">Haber</w:t>
+      </w:r>
+      <w:r>
+        <w:t xml:space="preserve">. El</w:t>
+      </w:r>
+      <w:r>
+        <w:t xml:space="preserve"> </w:t>
+      </w:r>
+      <w:r>
+        <w:rPr>
+          <w:b/>
+          <w:bCs/>
+        </w:rPr>
+        <w:t xml:space="preserve">total Debe</w:t>
+      </w:r>
+      <w:r>
+        <w:t xml:space="preserve"> </w:t>
+      </w:r>
+      <w:r>
+        <w:t xml:space="preserve">tiene que ser</w:t>
+      </w:r>
+      <w:r>
+        <w:t xml:space="preserve"> </w:t>
+      </w:r>
+      <w:r>
+        <w:rPr>
+          <w:b/>
+          <w:bCs/>
+        </w:rPr>
+        <w:t xml:space="preserve">igual al total Haber</w:t>
+      </w:r>
+      <w:r>
+        <w:t xml:space="preserve"> </w:t>
+      </w:r>
+      <w:r>
+        <w:t xml:space="preserve">(si no, no deja guardar).</w:t>
+      </w:r>
+      <w:r>
+        <w:t xml:space="preserve"> </w:t>
+      </w:r>
+      <w:r>
+        <w:t xml:space="preserve">4. Guardá.</w:t>
+      </w:r>
+    </w:p>
+    <w:p>
+      <w:pPr>
+        <w:pStyle w:val="BodyText"/>
+      </w:pPr>
+      <w:r>
+        <w:rPr>
+          <w:b/>
+          <w:bCs/>
+        </w:rPr>
+        <w:t xml:space="preserve">Estados:</w:t>
+      </w:r>
+      <w:r>
+        <w:t xml:space="preserve"> </w:t>
+      </w:r>
+      <w:r>
+        <w:rPr>
+          <w:rStyle w:val="VerbatimChar"/>
+        </w:rPr>
+        <w:t xml:space="preserve">borrador → confirmado → (anulado)</w:t>
+      </w:r>
+      <w:r>
+        <w:t xml:space="preserve">.</w:t>
+      </w:r>
+      <w:r>
+        <w:t xml:space="preserve"> </w:t>
+      </w:r>
+      <w:r>
+        <w:t xml:space="preserve">-</w:t>
+      </w:r>
+      <w:r>
+        <w:t xml:space="preserve"> </w:t>
+      </w:r>
+      <w:r>
+        <w:rPr>
+          <w:b/>
+          <w:bCs/>
+        </w:rPr>
+        <w:t xml:space="preserve">Editar / Eliminar:</w:t>
+      </w:r>
+      <w:r>
+        <w:t xml:space="preserve"> </w:t>
+      </w:r>
+      <w:r>
+        <w:t xml:space="preserve">solo si está en</w:t>
+      </w:r>
+      <w:r>
+        <w:t xml:space="preserve"> </w:t>
+      </w:r>
+      <w:r>
+        <w:rPr>
+          <w:rStyle w:val="VerbatimChar"/>
+        </w:rPr>
+        <w:t xml:space="preserve">borrador</w:t>
+      </w:r>
+      <w:r>
+        <w:t xml:space="preserve">.</w:t>
+      </w:r>
+      <w:r>
+        <w:t xml:space="preserve"> </w:t>
+      </w:r>
+      <w:r>
+        <w:t xml:space="preserve">-</w:t>
+      </w:r>
+      <w:r>
+        <w:t xml:space="preserve"> </w:t>
+      </w:r>
+      <w:r>
+        <w:rPr>
+          <w:b/>
+          <w:bCs/>
+        </w:rPr>
+        <w:t xml:space="preserve">Anular:</w:t>
+      </w:r>
+      <w:r>
+        <w:t xml:space="preserve"> </w:t>
+      </w:r>
+      <w:r>
+        <w:t xml:space="preserve">genera un asiento inverso (no se borra, se contra-asienta).</w:t>
+      </w:r>
+    </w:p>
+    <w:p>
+      <w:pPr>
+        <w:pStyle w:val="BlockText"/>
+      </w:pPr>
+      <w:r>
+        <w:t xml:space="preserve">La numeración la pone la base de datos: es correlativa y no se repite.</w:t>
+      </w:r>
+    </w:p>
+    <w:bookmarkEnd w:id="52"/>
+    <w:bookmarkStart w:id="53" w:name="cobros-y-pagos"/>
+    <w:p>
+      <w:pPr>
+        <w:pStyle w:val="Heading3"/>
+      </w:pPr>
+      <w:r>
+        <w:t xml:space="preserve">11.3 Cobros y pagos</w:t>
+      </w:r>
+    </w:p>
+    <w:p>
+      <w:pPr>
+        <w:pStyle w:val="FirstParagraph"/>
+      </w:pPr>
+      <w:r>
+        <w:t xml:space="preserve">El lugar para registrar</w:t>
+      </w:r>
+      <w:r>
+        <w:t xml:space="preserve"> </w:t>
+      </w:r>
+      <w:r>
+        <w:rPr>
+          <w:b/>
+          <w:bCs/>
+        </w:rPr>
+        <w:t xml:space="preserve">plata que entra o sale</w:t>
       </w:r>
       <w:r>
         <w:t xml:space="preserve">.</w:t>
@@ -15598,7 +15634,192 @@
         <w:pStyle w:val="Compact"/>
         <w:numPr>
           <w:ilvl w:val="0"/>
-          <w:numId w:val="1020"/>
+          <w:numId w:val="1021"/>
+        </w:numPr>
+      </w:pPr>
+      <w:r>
+        <w:t xml:space="preserve">Elegí la pestaña:</w:t>
+      </w:r>
+      <w:r>
+        <w:t xml:space="preserve"> </w:t>
+      </w:r>
+      <w:r>
+        <w:rPr>
+          <w:b/>
+          <w:bCs/>
+        </w:rPr>
+        <w:t xml:space="preserve">Cobro de cliente</w:t>
+      </w:r>
+      <w:r>
+        <w:t xml:space="preserve"> </w:t>
+      </w:r>
+      <w:r>
+        <w:t xml:space="preserve">o</w:t>
+      </w:r>
+      <w:r>
+        <w:t xml:space="preserve"> </w:t>
+      </w:r>
+      <w:r>
+        <w:rPr>
+          <w:b/>
+          <w:bCs/>
+        </w:rPr>
+        <w:t xml:space="preserve">Pago a proveedor</w:t>
+      </w:r>
+      <w:r>
+        <w:t xml:space="preserve"> </w:t>
+      </w:r>
+      <w:r>
+        <w:t xml:space="preserve">(esta última abre directamente una</w:t>
+      </w:r>
+      <w:r>
+        <w:t xml:space="preserve"> </w:t>
+      </w:r>
+      <w:r>
+        <w:rPr>
+          <w:b/>
+          <w:bCs/>
+        </w:rPr>
+        <w:t xml:space="preserve">orden de pago</w:t>
+      </w:r>
+      <w:r>
+        <w:t xml:space="preserve"> </w:t>
+      </w:r>
+      <w:r>
+        <w:t xml:space="preserve">— ver 7.5 — con medios múltiples e imputación a facturas).</w:t>
+      </w:r>
+    </w:p>
+    <w:p>
+      <w:pPr>
+        <w:pStyle w:val="Compact"/>
+        <w:numPr>
+          <w:ilvl w:val="0"/>
+          <w:numId w:val="1021"/>
+        </w:numPr>
+      </w:pPr>
+      <w:r>
+        <w:t xml:space="preserve">Para un cobro completá</w:t>
+      </w:r>
+      <w:r>
+        <w:t xml:space="preserve"> </w:t>
+      </w:r>
+      <w:r>
+        <w:rPr>
+          <w:b/>
+          <w:bCs/>
+        </w:rPr>
+        <w:t xml:space="preserve">Fecha</w:t>
+      </w:r>
+      <w:r>
+        <w:t xml:space="preserve">,</w:t>
+      </w:r>
+      <w:r>
+        <w:t xml:space="preserve"> </w:t>
+      </w:r>
+      <w:r>
+        <w:rPr>
+          <w:b/>
+          <w:bCs/>
+        </w:rPr>
+        <w:t xml:space="preserve">Cliente</w:t>
+      </w:r>
+      <w:r>
+        <w:t xml:space="preserve">,</w:t>
+      </w:r>
+      <w:r>
+        <w:t xml:space="preserve"> </w:t>
+      </w:r>
+      <w:r>
+        <w:rPr>
+          <w:b/>
+          <w:bCs/>
+        </w:rPr>
+        <w:t xml:space="preserve">Monto</w:t>
+      </w:r>
+      <w:r>
+        <w:t xml:space="preserve">,</w:t>
+      </w:r>
+      <w:r>
+        <w:t xml:space="preserve"> </w:t>
+      </w:r>
+      <w:r>
+        <w:rPr>
+          <w:b/>
+          <w:bCs/>
+        </w:rPr>
+        <w:t xml:space="preserve">Moneda</w:t>
+      </w:r>
+      <w:r>
+        <w:t xml:space="preserve"> </w:t>
+      </w:r>
+      <w:r>
+        <w:t xml:space="preserve">(y</w:t>
+      </w:r>
+      <w:r>
+        <w:t xml:space="preserve"> </w:t>
+      </w:r>
+      <w:r>
+        <w:rPr>
+          <w:b/>
+          <w:bCs/>
+        </w:rPr>
+        <w:t xml:space="preserve">TC</w:t>
+      </w:r>
+      <w:r>
+        <w:t xml:space="preserve"> </w:t>
+      </w:r>
+      <w:r>
+        <w:t xml:space="preserve">si es en pesos),</w:t>
+      </w:r>
+      <w:r>
+        <w:t xml:space="preserve"> </w:t>
+      </w:r>
+      <w:r>
+        <w:rPr>
+          <w:b/>
+          <w:bCs/>
+        </w:rPr>
+        <w:t xml:space="preserve">Método</w:t>
+      </w:r>
+      <w:r>
+        <w:t xml:space="preserve"> </w:t>
+      </w:r>
+      <w:r>
+        <w:t xml:space="preserve">(caja / banco / cheque diferido),</w:t>
+      </w:r>
+      <w:r>
+        <w:t xml:space="preserve"> </w:t>
+      </w:r>
+      <w:r>
+        <w:rPr>
+          <w:b/>
+          <w:bCs/>
+        </w:rPr>
+        <w:t xml:space="preserve">Comprobante / recibo</w:t>
+      </w:r>
+      <w:r>
+        <w:t xml:space="preserve">,</w:t>
+      </w:r>
+      <w:r>
+        <w:t xml:space="preserve"> </w:t>
+      </w:r>
+      <w:r>
+        <w:rPr>
+          <w:b/>
+          <w:bCs/>
+        </w:rPr>
+        <w:t xml:space="preserve">Observaciones</w:t>
+      </w:r>
+      <w:r>
+        <w:t xml:space="preserve">.</w:t>
+      </w:r>
+    </w:p>
+    <w:p>
+      <w:pPr>
+        <w:pStyle w:val="Compact"/>
+        <w:numPr>
+          <w:ilvl w:val="0"/>
+          <w:numId w:val="1021"/>
         </w:numPr>
       </w:pPr>
       <w:r>
@@ -16349,7 +16570,7 @@
         <w:pStyle w:val="Compact"/>
         <w:numPr>
           <w:ilvl w:val="0"/>
-          <w:numId w:val="1021"/>
+          <w:numId w:val="1022"/>
         </w:numPr>
       </w:pPr>
       <w:r>
@@ -16457,7 +16678,7 @@
         <w:pStyle w:val="Compact"/>
         <w:numPr>
           <w:ilvl w:val="0"/>
-          <w:numId w:val="1021"/>
+          <w:numId w:val="1022"/>
         </w:numPr>
       </w:pPr>
       <w:r>
@@ -16498,7 +16719,7 @@
         <w:pStyle w:val="Compact"/>
         <w:numPr>
           <w:ilvl w:val="0"/>
-          <w:numId w:val="1021"/>
+          <w:numId w:val="1022"/>
         </w:numPr>
       </w:pPr>
       <w:r>
@@ -17026,7 +17247,7 @@
         <w:pStyle w:val="Compact"/>
         <w:numPr>
           <w:ilvl w:val="0"/>
-          <w:numId w:val="1022"/>
+          <w:numId w:val="1023"/>
         </w:numPr>
       </w:pPr>
       <w:r>
@@ -17044,60 +17265,6 @@
       </w:r>
       <w:r>
         <w:t xml:space="preserve">.</w:t>
-      </w:r>
-    </w:p>
-    <w:p>
-      <w:pPr>
-        <w:pStyle w:val="Compact"/>
-        <w:numPr>
-          <w:ilvl w:val="0"/>
-          <w:numId w:val="1022"/>
-        </w:numPr>
-      </w:pPr>
-      <w:r>
-        <w:rPr>
-          <w:b/>
-          <w:bCs/>
-        </w:rPr>
-        <w:t xml:space="preserve">Importá el extracto</w:t>
-      </w:r>
-      <w:r>
-        <w:t xml:space="preserve"> </w:t>
-      </w:r>
-      <w:r>
-        <w:t xml:space="preserve">del banco (CSV/XLS).</w:t>
-      </w:r>
-    </w:p>
-    <w:p>
-      <w:pPr>
-        <w:pStyle w:val="Compact"/>
-        <w:numPr>
-          <w:ilvl w:val="0"/>
-          <w:numId w:val="1022"/>
-        </w:numPr>
-      </w:pPr>
-      <w:r>
-        <w:rPr>
-          <w:b/>
-          <w:bCs/>
-        </w:rPr>
-        <w:t xml:space="preserve">Conciliá:</w:t>
-      </w:r>
-      <w:r>
-        <w:t xml:space="preserve"> </w:t>
-      </w:r>
-      <w:r>
-        <w:t xml:space="preserve">emparejá cada línea del extracto con su asiento. Los no conciliados quedan marcados.</w:t>
-      </w:r>
-    </w:p>
-    <w:bookmarkEnd w:id="57"/>
-    <w:bookmarkStart w:id="58" w:name="cierre-períodos-y-ajuste-por-inflación"/>
-    <w:p>
-      <w:pPr>
-        <w:pStyle w:val="Heading3"/>
-      </w:pPr>
-      <w:r>
-        <w:t xml:space="preserve">11.8 Cierre, períodos y ajuste por inflación</w:t>
       </w:r>
     </w:p>
     <w:p>
@@ -17113,26 +17280,13 @@
           <w:b/>
           <w:bCs/>
         </w:rPr>
-        <w:t xml:space="preserve">Períodos mensuales:</w:t>
-      </w:r>
-      <w:r>
-        <w:t xml:space="preserve"> </w:t>
-      </w:r>
-      <w:r>
-        <w:t xml:space="preserve">cerrás un mes para que</w:t>
-      </w:r>
-      <w:r>
-        <w:t xml:space="preserve"> </w:t>
-      </w:r>
-      <w:r>
-        <w:rPr>
-          <w:b/>
-          <w:bCs/>
-        </w:rPr>
-        <w:t xml:space="preserve">nadie cargue asientos en él</w:t>
-      </w:r>
-      <w:r>
-        <w:t xml:space="preserve">. Si necesitás corregir, lo reabre el administrador.</w:t>
+        <w:t xml:space="preserve">Importá el extracto</w:t>
+      </w:r>
+      <w:r>
+        <w:t xml:space="preserve"> </w:t>
+      </w:r>
+      <w:r>
+        <w:t xml:space="preserve">del banco (CSV/XLS).</w:t>
       </w:r>
     </w:p>
     <w:p>
@@ -17148,13 +17302,23 @@
           <w:b/>
           <w:bCs/>
         </w:rPr>
-        <w:t xml:space="preserve">Índices IPC:</w:t>
-      </w:r>
-      <w:r>
-        <w:t xml:space="preserve"> </w:t>
-      </w:r>
-      <w:r>
-        <w:t xml:space="preserve">cargá el IPC del INDEC mes a mes (es la misma serie que publica la FACPCE). Es la base para el ajuste por inflación; cuanto más completa, más exacta la anticuación.</w:t>
+        <w:t xml:space="preserve">Conciliá:</w:t>
+      </w:r>
+      <w:r>
+        <w:t xml:space="preserve"> </w:t>
+      </w:r>
+      <w:r>
+        <w:t xml:space="preserve">emparejá cada línea del extracto con su asiento. Los no conciliados quedan marcados.</w:t>
+      </w:r>
+    </w:p>
+    <w:bookmarkEnd w:id="57"/>
+    <w:bookmarkStart w:id="58" w:name="cierre-períodos-y-ajuste-por-inflación"/>
+    <w:p>
+      <w:pPr>
+        <w:pStyle w:val="Heading3"/>
+      </w:pPr>
+      <w:r>
+        <w:t xml:space="preserve">11.8 Cierre, períodos y ajuste por inflación</w:t>
       </w:r>
     </w:p>
     <w:p>
@@ -17162,7 +17326,7 @@
         <w:pStyle w:val="Compact"/>
         <w:numPr>
           <w:ilvl w:val="0"/>
-          <w:numId w:val="1023"/>
+          <w:numId w:val="1024"/>
         </w:numPr>
       </w:pPr>
       <w:r>
@@ -17170,97 +17334,26 @@
           <w:b/>
           <w:bCs/>
         </w:rPr>
-        <w:t xml:space="preserve">Ajuste por inflación (RT 54):</w:t>
-      </w:r>
-      <w:r>
-        <w:t xml:space="preserve"> </w:t>
-      </w:r>
-      <w:r>
-        <w:t xml:space="preserve">elegí el</w:t>
-      </w:r>
-      <w:r>
-        <w:t xml:space="preserve"> </w:t>
-      </w:r>
-      <w:r>
-        <w:rPr>
-          <w:b/>
-          <w:bCs/>
-        </w:rPr>
-        <w:t xml:space="preserve">mes de cierre</w:t>
-      </w:r>
-      <w:r>
-        <w:t xml:space="preserve">,</w:t>
-      </w:r>
-      <w:r>
-        <w:t xml:space="preserve"> </w:t>
-      </w:r>
-      <w:r>
-        <w:rPr>
-          <w:b/>
-          <w:bCs/>
-        </w:rPr>
-        <w:t xml:space="preserve">Calcular preview</w:t>
-      </w:r>
-      <w:r>
-        <w:t xml:space="preserve">, revisá y</w:t>
-      </w:r>
-      <w:r>
-        <w:t xml:space="preserve"> </w:t>
-      </w:r>
-      <w:r>
-        <w:rPr>
-          <w:b/>
-          <w:bCs/>
-        </w:rPr>
-        <w:t xml:space="preserve">Generar asiento</w:t>
-      </w:r>
-      <w:r>
-        <w:t xml:space="preserve">. Cada partida de las cuentas no monetarias se reexpresa por el índice de su mes de origen (anticuación mensual); si ya registraste un ajuste anterior, lo previo a esa fecha se lleva con un solo coeficiente y lo posterior mes a mes. El Capital se ajusta contra</w:t>
-      </w:r>
-      <w:r>
-        <w:t xml:space="preserve"> </w:t>
-      </w:r>
-      <w:r>
-        <w:rPr>
-          <w:b/>
-          <w:bCs/>
-        </w:rPr>
-        <w:t xml:space="preserve">Ajuste de capital</w:t>
-      </w:r>
-      <w:r>
-        <w:t xml:space="preserve"> </w:t>
-      </w:r>
-      <w:r>
-        <w:t xml:space="preserve">(312000) y la contrapartida es el</w:t>
-      </w:r>
-      <w:r>
-        <w:t xml:space="preserve"> </w:t>
-      </w:r>
-      <w:r>
-        <w:rPr>
-          <w:b/>
-          <w:bCs/>
-        </w:rPr>
-        <w:t xml:space="preserve">RECPAM</w:t>
-      </w:r>
-      <w:r>
-        <w:t xml:space="preserve">. Pasá el mouse por una fila para ver el detalle por mes. Si falta el IPC de algún mes, se usa el anterior y el sistema avisa. Hacé el ajuste</w:t>
-      </w:r>
-      <w:r>
-        <w:t xml:space="preserve"> </w:t>
-      </w:r>
-      <w:r>
-        <w:rPr>
-          <w:b/>
-          <w:bCs/>
-        </w:rPr>
-        <w:t xml:space="preserve">antes</w:t>
-      </w:r>
-      <w:r>
-        <w:t xml:space="preserve"> </w:t>
-      </w:r>
-      <w:r>
-        <w:t xml:space="preserve">de refundir resultados.</w:t>
+        <w:t xml:space="preserve">Períodos mensuales:</w:t>
+      </w:r>
+      <w:r>
+        <w:t xml:space="preserve"> </w:t>
+      </w:r>
+      <w:r>
+        <w:t xml:space="preserve">cerrás un mes para que</w:t>
+      </w:r>
+      <w:r>
+        <w:t xml:space="preserve"> </w:t>
+      </w:r>
+      <w:r>
+        <w:rPr>
+          <w:b/>
+          <w:bCs/>
+        </w:rPr>
+        <w:t xml:space="preserve">nadie cargue asientos en él</w:t>
+      </w:r>
+      <w:r>
+        <w:t xml:space="preserve">. Si necesitás corregir, lo reabre el administrador.</w:t>
       </w:r>
     </w:p>
     <w:p>
@@ -17268,7 +17361,7 @@
         <w:pStyle w:val="Compact"/>
         <w:numPr>
           <w:ilvl w:val="0"/>
-          <w:numId w:val="1023"/>
+          <w:numId w:val="1024"/>
         </w:numPr>
       </w:pPr>
       <w:r>
@@ -17276,13 +17369,13 @@
           <w:b/>
           <w:bCs/>
         </w:rPr>
-        <w:t xml:space="preserve">Histórico vs Ajustado:</w:t>
-      </w:r>
-      <w:r>
-        <w:t xml:space="preserve"> </w:t>
-      </w:r>
-      <w:r>
-        <w:t xml:space="preserve">muestra cada cuenta a valor nominal y reexpresada desde cero a la fecha de corte (no cuenta los ajustes ya registrados).</w:t>
+        <w:t xml:space="preserve">Índices IPC:</w:t>
+      </w:r>
+      <w:r>
+        <w:t xml:space="preserve"> </w:t>
+      </w:r>
+      <w:r>
+        <w:t xml:space="preserve">cargá el IPC del INDEC mes a mes (es la misma serie que publica la FACPCE). Es la base para el ajuste por inflación; cuanto más completa, más exacta la anticuación.</w:t>
       </w:r>
     </w:p>
     <w:p>
@@ -17290,7 +17383,7 @@
         <w:pStyle w:val="Compact"/>
         <w:numPr>
           <w:ilvl w:val="0"/>
-          <w:numId w:val="1023"/>
+          <w:numId w:val="1024"/>
         </w:numPr>
       </w:pPr>
       <w:r>
@@ -17298,29 +17391,97 @@
           <w:b/>
           <w:bCs/>
         </w:rPr>
-        <w:t xml:space="preserve">Comparativo entre ejercicios:</w:t>
-      </w:r>
-      <w:r>
-        <w:t xml:space="preserve"> </w:t>
-      </w:r>
-      <w:r>
-        <w:t xml:space="preserve">con</w:t>
-      </w:r>
-      <w:r>
-        <w:t xml:space="preserve"> </w:t>
-      </w:r>
-      <w:r>
-        <w:rPr>
-          <w:b/>
-          <w:bCs/>
-        </w:rPr>
-        <w:t xml:space="preserve">Moneda homogénea</w:t>
-      </w:r>
-      <w:r>
-        <w:t xml:space="preserve"> </w:t>
-      </w:r>
-      <w:r>
-        <w:t xml:space="preserve">tildado, el período A se lleva a moneda del período B (IPC B / IPC A) para que las cifras sean comparables, como pide la RT 54.</w:t>
+        <w:t xml:space="preserve">Ajuste por inflación (RT 54):</w:t>
+      </w:r>
+      <w:r>
+        <w:t xml:space="preserve"> </w:t>
+      </w:r>
+      <w:r>
+        <w:t xml:space="preserve">elegí el</w:t>
+      </w:r>
+      <w:r>
+        <w:t xml:space="preserve"> </w:t>
+      </w:r>
+      <w:r>
+        <w:rPr>
+          <w:b/>
+          <w:bCs/>
+        </w:rPr>
+        <w:t xml:space="preserve">mes de cierre</w:t>
+      </w:r>
+      <w:r>
+        <w:t xml:space="preserve">,</w:t>
+      </w:r>
+      <w:r>
+        <w:t xml:space="preserve"> </w:t>
+      </w:r>
+      <w:r>
+        <w:rPr>
+          <w:b/>
+          <w:bCs/>
+        </w:rPr>
+        <w:t xml:space="preserve">Calcular preview</w:t>
+      </w:r>
+      <w:r>
+        <w:t xml:space="preserve">, revisá y</w:t>
+      </w:r>
+      <w:r>
+        <w:t xml:space="preserve"> </w:t>
+      </w:r>
+      <w:r>
+        <w:rPr>
+          <w:b/>
+          <w:bCs/>
+        </w:rPr>
+        <w:t xml:space="preserve">Generar asiento</w:t>
+      </w:r>
+      <w:r>
+        <w:t xml:space="preserve">. Cada partida de las cuentas no monetarias se reexpresa por el índice de su mes de origen (anticuación mensual); si ya registraste un ajuste anterior, lo previo a esa fecha se lleva con un solo coeficiente y lo posterior mes a mes. El Capital se ajusta contra</w:t>
+      </w:r>
+      <w:r>
+        <w:t xml:space="preserve"> </w:t>
+      </w:r>
+      <w:r>
+        <w:rPr>
+          <w:b/>
+          <w:bCs/>
+        </w:rPr>
+        <w:t xml:space="preserve">Ajuste de capital</w:t>
+      </w:r>
+      <w:r>
+        <w:t xml:space="preserve"> </w:t>
+      </w:r>
+      <w:r>
+        <w:t xml:space="preserve">(312000) y la contrapartida es el</w:t>
+      </w:r>
+      <w:r>
+        <w:t xml:space="preserve"> </w:t>
+      </w:r>
+      <w:r>
+        <w:rPr>
+          <w:b/>
+          <w:bCs/>
+        </w:rPr>
+        <w:t xml:space="preserve">RECPAM</w:t>
+      </w:r>
+      <w:r>
+        <w:t xml:space="preserve">. Pasá el mouse por una fila para ver el detalle por mes. Si falta el IPC de algún mes, se usa el anterior y el sistema avisa. Hacé el ajuste</w:t>
+      </w:r>
+      <w:r>
+        <w:t xml:space="preserve"> </w:t>
+      </w:r>
+      <w:r>
+        <w:rPr>
+          <w:b/>
+          <w:bCs/>
+        </w:rPr>
+        <w:t xml:space="preserve">antes</w:t>
+      </w:r>
+      <w:r>
+        <w:t xml:space="preserve"> </w:t>
+      </w:r>
+      <w:r>
+        <w:t xml:space="preserve">de refundir resultados.</w:t>
       </w:r>
     </w:p>
     <w:p>
@@ -17328,7 +17489,7 @@
         <w:pStyle w:val="Compact"/>
         <w:numPr>
           <w:ilvl w:val="0"/>
-          <w:numId w:val="1023"/>
+          <w:numId w:val="1024"/>
         </w:numPr>
       </w:pPr>
       <w:r>
@@ -17336,42 +17497,13 @@
           <w:b/>
           <w:bCs/>
         </w:rPr>
-        <w:t xml:space="preserve">Cierre y apertura:</w:t>
-      </w:r>
-      <w:r>
-        <w:t xml:space="preserve"> </w:t>
-      </w:r>
-      <w:r>
-        <w:t xml:space="preserve">cierre del ejercicio en pasos (refundición de resultados → pasaje a resultados no asignados → cierre patrimonial → apertura). Usá</w:t>
-      </w:r>
-      <w:r>
-        <w:t xml:space="preserve"> </w:t>
-      </w:r>
-      <w:r>
-        <w:rPr>
-          <w:b/>
-          <w:bCs/>
-        </w:rPr>
-        <w:t xml:space="preserve">Calcular preview</w:t>
-      </w:r>
-      <w:r>
-        <w:t xml:space="preserve"> </w:t>
-      </w:r>
-      <w:r>
-        <w:t xml:space="preserve">antes de</w:t>
-      </w:r>
-      <w:r>
-        <w:t xml:space="preserve"> </w:t>
-      </w:r>
-      <w:r>
-        <w:rPr>
-          <w:b/>
-          <w:bCs/>
-        </w:rPr>
-        <w:t xml:space="preserve">Generar asientos</w:t>
-      </w:r>
-      <w:r>
-        <w:t xml:space="preserve">.</w:t>
+        <w:t xml:space="preserve">Histórico vs Ajustado:</w:t>
+      </w:r>
+      <w:r>
+        <w:t xml:space="preserve"> </w:t>
+      </w:r>
+      <w:r>
+        <w:t xml:space="preserve">muestra cada cuenta a valor nominal y reexpresada desde cero a la fecha de corte (no cuenta los ajustes ya registrados).</w:t>
       </w:r>
     </w:p>
     <w:p>
@@ -17379,7 +17511,96 @@
         <w:pStyle w:val="Compact"/>
         <w:numPr>
           <w:ilvl w:val="0"/>
-          <w:numId w:val="1023"/>
+          <w:numId w:val="1024"/>
+        </w:numPr>
+      </w:pPr>
+      <w:r>
+        <w:rPr>
+          <w:b/>
+          <w:bCs/>
+        </w:rPr>
+        <w:t xml:space="preserve">Comparativo entre ejercicios:</w:t>
+      </w:r>
+      <w:r>
+        <w:t xml:space="preserve"> </w:t>
+      </w:r>
+      <w:r>
+        <w:t xml:space="preserve">con</w:t>
+      </w:r>
+      <w:r>
+        <w:t xml:space="preserve"> </w:t>
+      </w:r>
+      <w:r>
+        <w:rPr>
+          <w:b/>
+          <w:bCs/>
+        </w:rPr>
+        <w:t xml:space="preserve">Moneda homogénea</w:t>
+      </w:r>
+      <w:r>
+        <w:t xml:space="preserve"> </w:t>
+      </w:r>
+      <w:r>
+        <w:t xml:space="preserve">tildado, el período A se lleva a moneda del período B (IPC B / IPC A) para que las cifras sean comparables, como pide la RT 54.</w:t>
+      </w:r>
+    </w:p>
+    <w:p>
+      <w:pPr>
+        <w:pStyle w:val="Compact"/>
+        <w:numPr>
+          <w:ilvl w:val="0"/>
+          <w:numId w:val="1024"/>
+        </w:numPr>
+      </w:pPr>
+      <w:r>
+        <w:rPr>
+          <w:b/>
+          <w:bCs/>
+        </w:rPr>
+        <w:t xml:space="preserve">Cierre y apertura:</w:t>
+      </w:r>
+      <w:r>
+        <w:t xml:space="preserve"> </w:t>
+      </w:r>
+      <w:r>
+        <w:t xml:space="preserve">cierre del ejercicio en pasos (refundición de resultados → pasaje a resultados no asignados → cierre patrimonial → apertura). Usá</w:t>
+      </w:r>
+      <w:r>
+        <w:t xml:space="preserve"> </w:t>
+      </w:r>
+      <w:r>
+        <w:rPr>
+          <w:b/>
+          <w:bCs/>
+        </w:rPr>
+        <w:t xml:space="preserve">Calcular preview</w:t>
+      </w:r>
+      <w:r>
+        <w:t xml:space="preserve"> </w:t>
+      </w:r>
+      <w:r>
+        <w:t xml:space="preserve">antes de</w:t>
+      </w:r>
+      <w:r>
+        <w:t xml:space="preserve"> </w:t>
+      </w:r>
+      <w:r>
+        <w:rPr>
+          <w:b/>
+          <w:bCs/>
+        </w:rPr>
+        <w:t xml:space="preserve">Generar asientos</w:t>
+      </w:r>
+      <w:r>
+        <w:t xml:space="preserve">.</w:t>
+      </w:r>
+    </w:p>
+    <w:p>
+      <w:pPr>
+        <w:pStyle w:val="Compact"/>
+        <w:numPr>
+          <w:ilvl w:val="0"/>
+          <w:numId w:val="1024"/>
         </w:numPr>
       </w:pPr>
       <w:r>
@@ -17465,7 +17686,7 @@
         <w:pStyle w:val="Compact"/>
         <w:numPr>
           <w:ilvl w:val="1"/>
-          <w:numId w:val="1024"/>
+          <w:numId w:val="1025"/>
         </w:numPr>
       </w:pPr>
       <w:r>
@@ -17487,7 +17708,7 @@
         <w:pStyle w:val="Compact"/>
         <w:numPr>
           <w:ilvl w:val="1"/>
-          <w:numId w:val="1024"/>
+          <w:numId w:val="1025"/>
         </w:numPr>
       </w:pPr>
       <w:r>
@@ -17509,7 +17730,7 @@
         <w:pStyle w:val="Compact"/>
         <w:numPr>
           <w:ilvl w:val="1"/>
-          <w:numId w:val="1024"/>
+          <w:numId w:val="1025"/>
         </w:numPr>
       </w:pPr>
       <w:r>
@@ -17531,7 +17752,7 @@
         <w:pStyle w:val="Compact"/>
         <w:numPr>
           <w:ilvl w:val="1"/>
-          <w:numId w:val="1024"/>
+          <w:numId w:val="1025"/>
         </w:numPr>
       </w:pPr>
       <w:r>
@@ -17553,7 +17774,7 @@
         <w:pStyle w:val="Compact"/>
         <w:numPr>
           <w:ilvl w:val="1"/>
-          <w:numId w:val="1024"/>
+          <w:numId w:val="1025"/>
         </w:numPr>
       </w:pPr>
       <w:r>
@@ -17588,7 +17809,7 @@
         <w:pStyle w:val="Compact"/>
         <w:numPr>
           <w:ilvl w:val="0"/>
-          <w:numId w:val="1023"/>
+          <w:numId w:val="1024"/>
         </w:numPr>
       </w:pPr>
       <w:r>
@@ -17716,7 +17937,7 @@
         <w:pStyle w:val="Compact"/>
         <w:numPr>
           <w:ilvl w:val="0"/>
-          <w:numId w:val="1023"/>
+          <w:numId w:val="1024"/>
         </w:numPr>
       </w:pPr>
       <w:r>
@@ -17767,7 +17988,7 @@
         <w:pStyle w:val="Compact"/>
         <w:numPr>
           <w:ilvl w:val="0"/>
-          <w:numId w:val="1023"/>
+          <w:numId w:val="1024"/>
         </w:numPr>
       </w:pPr>
       <w:r>
@@ -17938,193 +18159,6 @@
       </w:r>
       <w:r>
         <w:t xml:space="preserve">(cada cambio se carga con la fecha desde la que rige; el motor usa siempre la vigente al último día del período que estás liquidando):</w:t>
-      </w:r>
-    </w:p>
-    <w:p>
-      <w:pPr>
-        <w:pStyle w:val="Compact"/>
-        <w:numPr>
-          <w:ilvl w:val="0"/>
-          <w:numId w:val="1025"/>
-        </w:numPr>
-      </w:pPr>
-      <w:r>
-        <w:rPr>
-          <w:b/>
-          <w:bCs/>
-        </w:rPr>
-        <w:t xml:space="preserve">Escala salarial:</w:t>
-      </w:r>
-      <w:r>
-        <w:t xml:space="preserve"> </w:t>
-      </w:r>
-      <w:r>
-        <w:t xml:space="preserve">valor hora o básico mensual por categoría UOM (Ingresante, Operario, Oficial…) y por categoría mensualizada (Administrativo, Técnico).</w:t>
-      </w:r>
-      <w:r>
-        <w:t xml:space="preserve"> </w:t>
-      </w:r>
-      <w:r>
-        <w:rPr>
-          <w:b/>
-          <w:bCs/>
-        </w:rPr>
-        <w:t xml:space="preserve">+ Nueva vigencia</w:t>
-      </w:r>
-      <w:r>
-        <w:t xml:space="preserve"> </w:t>
-      </w:r>
-      <w:r>
-        <w:t xml:space="preserve">copia la tabla actual a una fecha nueva aplicando un % de aumento parejo. Si una categoría queda en 0, el motor avisa al liquidar a un empleado de esa categoría.</w:t>
-      </w:r>
-    </w:p>
-    <w:p>
-      <w:pPr>
-        <w:pStyle w:val="Compact"/>
-        <w:numPr>
-          <w:ilvl w:val="0"/>
-          <w:numId w:val="1025"/>
-        </w:numPr>
-      </w:pPr>
-      <w:r>
-        <w:rPr>
-          <w:b/>
-          <w:bCs/>
-        </w:rPr>
-        <w:t xml:space="preserve">Convenio:</w:t>
-      </w:r>
-      <w:r>
-        <w:t xml:space="preserve"> </w:t>
-      </w:r>
-      <w:r>
-        <w:t xml:space="preserve">IMGR (ingreso mínimo garantizado), no remunerativo de paritaria, % de antigüedad, horas del mes y del día, % de presentismo, tolerancia de ausencias, sepelio, seguro de vida colectivo (SCVO), cuota sindical, redondeo del neto y</w:t>
-      </w:r>
-      <w:r>
-        <w:t xml:space="preserve"> </w:t>
-      </w:r>
-      <w:r>
-        <w:rPr>
-          <w:b/>
-          <w:bCs/>
-        </w:rPr>
-        <w:t xml:space="preserve">período de prueba</w:t>
-      </w:r>
-      <w:r>
-        <w:t xml:space="preserve"> </w:t>
-      </w:r>
-      <w:r>
-        <w:t xml:space="preserve">en meses (6 por ley; el CCT puede llevarlo a 8 o 12 — en período de prueba no hay indemnización ni preaviso). El</w:t>
-      </w:r>
-      <w:r>
-        <w:t xml:space="preserve"> </w:t>
-      </w:r>
-      <w:r>
-        <w:rPr>
-          <w:b/>
-          <w:bCs/>
-        </w:rPr>
-        <w:t xml:space="preserve">aporte solidario</w:t>
-      </w:r>
-      <w:r>
-        <w:t xml:space="preserve"> </w:t>
-      </w:r>
-      <w:r>
-        <w:t xml:space="preserve">de los no afiliados tiene tope legal del 2 %: si cargás más, el campo te avisa en rojo y la liquidación muestra la alerta. La cuota sindical de los afiliados no tiene ese tope.</w:t>
-      </w:r>
-    </w:p>
-    <w:p>
-      <w:pPr>
-        <w:pStyle w:val="Compact"/>
-        <w:numPr>
-          <w:ilvl w:val="0"/>
-          <w:numId w:val="1025"/>
-        </w:numPr>
-      </w:pPr>
-      <w:r>
-        <w:rPr>
-          <w:b/>
-          <w:bCs/>
-        </w:rPr>
-        <w:t xml:space="preserve">Previsional:</w:t>
-      </w:r>
-      <w:r>
-        <w:t xml:space="preserve"> </w:t>
-      </w:r>
-      <w:r>
-        <w:t xml:space="preserve">topes mínimo y máximo de ANSES, detracción Ley 27.430, porcentajes de aportes (jubilación, INSSJP, obra social, adherentes) y de contribuciones patronales (Dec. 814/01), ART y</w:t>
-      </w:r>
-      <w:r>
-        <w:t xml:space="preserve"> </w:t>
-      </w:r>
-      <w:r>
-        <w:rPr>
-          <w:b/>
-          <w:bCs/>
-        </w:rPr>
-        <w:t xml:space="preserve">FAL</w:t>
-      </w:r>
-      <w:r>
-        <w:t xml:space="preserve"> </w:t>
-      </w:r>
-      <w:r>
-        <w:t xml:space="preserve">(Fondo de Asistencia Laboral, Ley 27.802): desde el 1/11/2026 el 2,5 % de la base SIPA para PyME (1 % grandes empresas). El sistema ya trae cargada esa vigencia; el FAL se paga con el F.931 y baja en la misma proporción la contribución de jubilación, así que el costo total no cambia. Si ARCA posterga la fecha, editá o borrá la vigencia 2026-11-01.</w:t>
-      </w:r>
-    </w:p>
-    <w:p>
-      <w:pPr>
-        <w:pStyle w:val="Compact"/>
-        <w:numPr>
-          <w:ilvl w:val="0"/>
-          <w:numId w:val="1025"/>
-        </w:numPr>
-      </w:pPr>
-      <w:r>
-        <w:rPr>
-          <w:b/>
-          <w:bCs/>
-        </w:rPr>
-        <w:t xml:space="preserve">Ganancias:</w:t>
-      </w:r>
-      <w:r>
-        <w:t xml:space="preserve"> </w:t>
-      </w:r>
-      <w:r>
-        <w:t xml:space="preserve">las tablas semestrales (enero y julio) con el Ganancia No Imponible, deducción especial, cónyuge, hijo, hijo con discapacidad y los 9 tramos de la escala. Cargá la tabla nueva apenas ARCA publique los valores del semestre.</w:t>
-      </w:r>
-    </w:p>
-    <w:p>
-      <w:pPr>
-        <w:pStyle w:val="FirstParagraph"/>
-      </w:pPr>
-      <w:r>
-        <w:t xml:space="preserve">Estos parámetros son de configuración: sus alertas (categoría sin valor, parámetro vacío) se ven solo al entrar a esta página, no en el panel</w:t>
-      </w:r>
-      <w:r>
-        <w:t xml:space="preserve"> </w:t>
-      </w:r>
-      <w:r>
-        <w:t xml:space="preserve">“Para hoy”</w:t>
-      </w:r>
-      <w:r>
-        <w:t xml:space="preserve">.</w:t>
-      </w:r>
-    </w:p>
-    <w:bookmarkEnd w:id="59"/>
-    <w:bookmarkStart w:id="60" w:name="legajo-del-empleado"/>
-    <w:p>
-      <w:pPr>
-        <w:pStyle w:val="Heading4"/>
-      </w:pPr>
-      <w:r>
-        <w:t xml:space="preserve">Legajo del empleado</w:t>
-      </w:r>
-    </w:p>
-    <w:p>
-      <w:pPr>
-        <w:pStyle w:val="FirstParagraph"/>
-      </w:pPr>
-      <w:r>
-        <w:t xml:space="preserve">El modal de empleado tiene cinco pestañas:</w:t>
       </w:r>
     </w:p>
     <w:p>
@@ -18140,22 +18174,29 @@
           <w:b/>
           <w:bCs/>
         </w:rPr>
-        <w:t xml:space="preserve">Datos:</w:t>
-      </w:r>
-      <w:r>
-        <w:t xml:space="preserve"> </w:t>
-      </w:r>
-      <w:r>
-        <w:t xml:space="preserve">legajo, nombre, CUIL, centro de costo, modalidad (jornal / mensualizado), fecha de ingreso, categoría, obra social, nombre tal como figura en las órdenes de producción (para</w:t>
-      </w:r>
-      <w:r>
-        <w:t xml:space="preserve"> </w:t>
-      </w:r>
-      <w:r>
-        <w:t xml:space="preserve">“Traer horas de planta”</w:t>
-      </w:r>
-      <w:r>
-        <w:t xml:space="preserve">), tarea, contratación, lugar de pago, banco.</w:t>
+        <w:t xml:space="preserve">Escala salarial:</w:t>
+      </w:r>
+      <w:r>
+        <w:t xml:space="preserve"> </w:t>
+      </w:r>
+      <w:r>
+        <w:t xml:space="preserve">valor hora o básico mensual por categoría UOM (Ingresante, Operario, Oficial…) y por categoría mensualizada (Administrativo, Técnico).</w:t>
+      </w:r>
+      <w:r>
+        <w:t xml:space="preserve"> </w:t>
+      </w:r>
+      <w:r>
+        <w:rPr>
+          <w:b/>
+          <w:bCs/>
+        </w:rPr>
+        <w:t xml:space="preserve">+ Nueva vigencia</w:t>
+      </w:r>
+      <w:r>
+        <w:t xml:space="preserve"> </w:t>
+      </w:r>
+      <w:r>
+        <w:t xml:space="preserve">copia la tabla actual a una fecha nueva aplicando un % de aumento parejo. Si una categoría queda en 0, el motor avisa al liquidar a un empleado de esa categoría.</w:t>
       </w:r>
     </w:p>
     <w:p>
@@ -18171,103 +18212,45 @@
           <w:b/>
           <w:bCs/>
         </w:rPr>
-        <w:t xml:space="preserve">Remuneración:</w:t>
-      </w:r>
-      <w:r>
-        <w:t xml:space="preserve"> </w:t>
-      </w:r>
-      <w:r>
-        <w:rPr>
-          <w:b/>
-          <w:bCs/>
-        </w:rPr>
-        <w:t xml:space="preserve">convenio</w:t>
-      </w:r>
-      <w:r>
-        <w:t xml:space="preserve"> </w:t>
-      </w:r>
-      <w:r>
-        <w:t xml:space="preserve">(UOM o fuera de convenio — cambia qué campos siguen),</w:t>
-      </w:r>
-      <w:r>
-        <w:t xml:space="preserve"> </w:t>
-      </w:r>
-      <w:r>
-        <w:rPr>
-          <w:b/>
-          <w:bCs/>
-        </w:rPr>
-        <w:t xml:space="preserve">categoría de la escala salarial</w:t>
-      </w:r>
-      <w:r>
-        <w:t xml:space="preserve"> </w:t>
-      </w:r>
-      <w:r>
-        <w:t xml:space="preserve">(UOM) o</w:t>
-      </w:r>
-      <w:r>
-        <w:t xml:space="preserve"> </w:t>
-      </w:r>
-      <w:r>
-        <w:rPr>
-          <w:b/>
-          <w:bCs/>
-        </w:rPr>
-        <w:t xml:space="preserve">sueldo pactado</w:t>
-      </w:r>
-      <w:r>
-        <w:t xml:space="preserve"> </w:t>
-      </w:r>
-      <w:r>
-        <w:t xml:space="preserve">(fuera de convenio), horas semanales, % de antigüedad (solo fuera de convenio; en UOM lo define el convenio), fecha de ingreso reconocida (si difiere de la real, para antigüedad de otro empleador), afiliado al sindicato, cobra presentismo. Abajo, tres datos de la Ley 27.802 que se dejan vacíos si no aplican:</w:t>
-      </w:r>
-      <w:r>
-        <w:t xml:space="preserve"> </w:t>
-      </w:r>
-      <w:r>
-        <w:rPr>
-          <w:b/>
-          <w:bCs/>
-        </w:rPr>
-        <w:t xml:space="preserve">alta bajo RIFL</w:t>
-      </w:r>
-      <w:r>
-        <w:t xml:space="preserve"> </w:t>
-      </w:r>
-      <w:r>
-        <w:t xml:space="preserve">(contribuciones reducidas por 48 meses para altas que encuadran en el régimen de formalización; es optativo y se ejerce en ARCA al dar el alta),</w:t>
-      </w:r>
-      <w:r>
-        <w:t xml:space="preserve"> </w:t>
-      </w:r>
-      <w:r>
-        <w:rPr>
-          <w:b/>
-          <w:bCs/>
-        </w:rPr>
-        <w:t xml:space="preserve">vencimiento del contrato a plazo fijo</w:t>
-      </w:r>
-      <w:r>
-        <w:t xml:space="preserve"> </w:t>
-      </w:r>
-      <w:r>
-        <w:t xml:space="preserve">y</w:t>
-      </w:r>
-      <w:r>
-        <w:t xml:space="preserve"> </w:t>
-      </w:r>
-      <w:r>
-        <w:rPr>
-          <w:b/>
-          <w:bCs/>
-        </w:rPr>
-        <w:t xml:space="preserve">banco de horas</w:t>
-      </w:r>
-      <w:r>
-        <w:t xml:space="preserve"> </w:t>
-      </w:r>
-      <w:r>
-        <w:t xml:space="preserve">(tilde + fecha del acuerdo escrito).</w:t>
+        <w:t xml:space="preserve">Convenio:</w:t>
+      </w:r>
+      <w:r>
+        <w:t xml:space="preserve"> </w:t>
+      </w:r>
+      <w:r>
+        <w:t xml:space="preserve">IMGR (ingreso mínimo garantizado), no remunerativo de paritaria, % de antigüedad, horas del mes y del día, % de presentismo, tolerancia de ausencias, sepelio, seguro de vida colectivo (SCVO), cuota sindical, redondeo del neto y</w:t>
+      </w:r>
+      <w:r>
+        <w:t xml:space="preserve"> </w:t>
+      </w:r>
+      <w:r>
+        <w:rPr>
+          <w:b/>
+          <w:bCs/>
+        </w:rPr>
+        <w:t xml:space="preserve">período de prueba</w:t>
+      </w:r>
+      <w:r>
+        <w:t xml:space="preserve"> </w:t>
+      </w:r>
+      <w:r>
+        <w:t xml:space="preserve">en meses (6 por ley; el CCT puede llevarlo a 8 o 12 — en período de prueba no hay indemnización ni preaviso). El</w:t>
+      </w:r>
+      <w:r>
+        <w:t xml:space="preserve"> </w:t>
+      </w:r>
+      <w:r>
+        <w:rPr>
+          <w:b/>
+          <w:bCs/>
+        </w:rPr>
+        <w:t xml:space="preserve">aporte solidario</w:t>
+      </w:r>
+      <w:r>
+        <w:t xml:space="preserve"> </w:t>
+      </w:r>
+      <w:r>
+        <w:t xml:space="preserve">de los no afiliados tiene tope legal del 2 %: si cargás más, el campo te avisa en rojo y la liquidación muestra la alerta. La cuota sindical de los afiliados no tiene ese tope.</w:t>
       </w:r>
     </w:p>
     <w:p>
@@ -18283,25 +18266,29 @@
           <w:b/>
           <w:bCs/>
         </w:rPr>
-        <w:t xml:space="preserve">Conceptos fijos:</w:t>
-      </w:r>
-      <w:r>
-        <w:t xml:space="preserve"> </w:t>
-      </w:r>
-      <w:r>
-        <w:t xml:space="preserve">adicionales fijos que se pagan todos los meses (% del básico o importe, ej. tarea peligrosa, título) y conceptos recurrentes con vigencia y cuotas (préstamos, cuotas de cualquier tipo) — cada cuota liquidada avanza sola el contador de</w:t>
-      </w:r>
-      <w:r>
-        <w:t xml:space="preserve"> </w:t>
-      </w:r>
-      <w:r>
-        <w:t xml:space="preserve">“pagas”</w:t>
-      </w:r>
-      <w:r>
-        <w:t xml:space="preserve"> </w:t>
-      </w:r>
-      <w:r>
-        <w:t xml:space="preserve">al confirmar.</w:t>
+        <w:t xml:space="preserve">Previsional:</w:t>
+      </w:r>
+      <w:r>
+        <w:t xml:space="preserve"> </w:t>
+      </w:r>
+      <w:r>
+        <w:t xml:space="preserve">topes mínimo y máximo de ANSES, detracción Ley 27.430, porcentajes de aportes (jubilación, INSSJP, obra social, adherentes) y de contribuciones patronales (Dec. 814/01), ART y</w:t>
+      </w:r>
+      <w:r>
+        <w:t xml:space="preserve"> </w:t>
+      </w:r>
+      <w:r>
+        <w:rPr>
+          <w:b/>
+          <w:bCs/>
+        </w:rPr>
+        <w:t xml:space="preserve">FAL</w:t>
+      </w:r>
+      <w:r>
+        <w:t xml:space="preserve"> </w:t>
+      </w:r>
+      <w:r>
+        <w:t xml:space="preserve">(Fondo de Asistencia Laboral, Ley 27.802): desde el 1/11/2026 el 2,5 % de la base SIPA para PyME (1 % grandes empresas). El sistema ya trae cargada esa vigencia; el FAL se paga con el F.931 y baja en la misma proporción la contribución de jubilación, así que el costo total no cambia. Si ARCA posterga la fecha, editá o borrá la vigencia 2026-11-01.</w:t>
       </w:r>
     </w:p>
     <w:p>
@@ -18323,41 +18310,7 @@
         <w:t xml:space="preserve"> </w:t>
       </w:r>
       <w:r>
-        <w:t xml:space="preserve">tildá</w:t>
-      </w:r>
-      <w:r>
-        <w:t xml:space="preserve"> </w:t>
-      </w:r>
-      <w:r>
-        <w:t xml:space="preserve">“Se retiene Impuesto a las Ganancias”</w:t>
-      </w:r>
-      <w:r>
-        <w:t xml:space="preserve"> </w:t>
-      </w:r>
-      <w:r>
-        <w:t xml:space="preserve">solo para los empleados alcanzados (4ª categoría); hijos con discapacidad; y la lista de deducciones informadas por F.572 web (alquiler, servicio doméstico, cuota médica, seguro de vida, intereses hipotecarios, donaciones, gastos educativos) con el importe mensual y el período de vigencia.</w:t>
-      </w:r>
-    </w:p>
-    <w:p>
-      <w:pPr>
-        <w:pStyle w:val="Compact"/>
-        <w:numPr>
-          <w:ilvl w:val="0"/>
-          <w:numId w:val="1026"/>
-        </w:numPr>
-      </w:pPr>
-      <w:r>
-        <w:rPr>
-          <w:b/>
-          <w:bCs/>
-        </w:rPr>
-        <w:t xml:space="preserve">ARCA:</w:t>
-      </w:r>
-      <w:r>
-        <w:t xml:space="preserve"> </w:t>
-      </w:r>
-      <w:r>
-        <w:t xml:space="preserve">los datos del F.931/LSD que ya existían (CBU, forma de pago, obra social, cónyuge, hijos, marcas, códigos de situación/condición/actividad/modalidad).</w:t>
+        <w:t xml:space="preserve">las tablas semestrales (enero y julio) con el Ganancia No Imponible, deducción especial, cónyuge, hijo, hijo con discapacidad y los 9 tramos de la escala. Cargá la tabla nueva apenas ARCA publique los valores del semestre.</w:t>
       </w:r>
     </w:p>
     <w:p>
@@ -18365,57 +18318,34 @@
         <w:pStyle w:val="FirstParagraph"/>
       </w:pPr>
       <w:r>
-        <w:rPr>
-          <w:b/>
-          <w:bCs/>
-        </w:rPr>
-        <w:t xml:space="preserve">Baja de empleado</w:t>
-      </w:r>
-      <w:r>
-        <w:t xml:space="preserve"> </w:t>
-      </w:r>
-      <w:r>
-        <w:t xml:space="preserve">(botón en el legajo, oculto si ya está dado de baja): fecha de egreso, causa (renuncia, despido sin causa, despido con causa, mutuo acuerdo, fin de contrato, fallecimiento), si hubo preaviso otorgado, tope indemnizatorio del CCT (se precarga desde Configuración) y días de vacaciones ya gozadas en el año. El preview muestra los renglones que va a generar (proporcionales del mes, SAC proporcional, vacaciones no gozadas y, si corresponde, indemnización por antigüedad + preaviso + integración del mes) antes de crear la liquidación de tipo</w:t>
-      </w:r>
-      <w:r>
-        <w:t xml:space="preserve"> </w:t>
-      </w:r>
-      <w:r>
-        <w:rPr>
-          <w:b/>
-          <w:bCs/>
-        </w:rPr>
-        <w:t xml:space="preserve">final</w:t>
-      </w:r>
-      <w:r>
-        <w:t xml:space="preserve"> </w:t>
-      </w:r>
-      <w:r>
-        <w:t xml:space="preserve">en borrador. El empleado no queda dado de baja hasta que confirmás esa liquidación.</w:t>
-      </w:r>
-    </w:p>
-    <w:p>
-      <w:pPr>
-        <w:pStyle w:val="BodyText"/>
-      </w:pPr>
-      <w:r>
-        <w:t xml:space="preserve">Cómo calcula la baja desde la</w:t>
-      </w:r>
-      <w:r>
-        <w:t xml:space="preserve"> </w:t>
-      </w:r>
-      <w:r>
-        <w:rPr>
-          <w:b/>
-          <w:bCs/>
-        </w:rPr>
-        <w:t xml:space="preserve">Ley 27.802</w:t>
-      </w:r>
-      <w:r>
-        <w:t xml:space="preserve"> </w:t>
-      </w:r>
-      <w:r>
-        <w:t xml:space="preserve">(Modernización Laboral):</w:t>
+        <w:t xml:space="preserve">Estos parámetros son de configuración: sus alertas (categoría sin valor, parámetro vacío) se ven solo al entrar a esta página, no en el panel</w:t>
+      </w:r>
+      <w:r>
+        <w:t xml:space="preserve"> </w:t>
+      </w:r>
+      <w:r>
+        <w:t xml:space="preserve">“Para hoy”</w:t>
+      </w:r>
+      <w:r>
+        <w:t xml:space="preserve">.</w:t>
+      </w:r>
+    </w:p>
+    <w:bookmarkEnd w:id="59"/>
+    <w:bookmarkStart w:id="60" w:name="legajo-del-empleado"/>
+    <w:p>
+      <w:pPr>
+        <w:pStyle w:val="Heading4"/>
+      </w:pPr>
+      <w:r>
+        <w:t xml:space="preserve">Legajo del empleado</w:t>
+      </w:r>
+    </w:p>
+    <w:p>
+      <w:pPr>
+        <w:pStyle w:val="FirstParagraph"/>
+      </w:pPr>
+      <w:r>
+        <w:t xml:space="preserve">El modal de empleado tiene cinco pestañas:</w:t>
       </w:r>
     </w:p>
     <w:p>
@@ -18431,29 +18361,22 @@
           <w:b/>
           <w:bCs/>
         </w:rPr>
-        <w:t xml:space="preserve">Base de la indemnización:</w:t>
-      </w:r>
-      <w:r>
-        <w:t xml:space="preserve"> </w:t>
-      </w:r>
-      <w:r>
-        <w:t xml:space="preserve">la mejor remuneración mensual, normal y habitual de los</w:t>
-      </w:r>
-      <w:r>
-        <w:t xml:space="preserve"> </w:t>
-      </w:r>
-      <w:r>
-        <w:rPr>
-          <w:b/>
-          <w:bCs/>
-        </w:rPr>
-        <w:t xml:space="preserve">últimos 12 meses</w:t>
-      </w:r>
-      <w:r>
-        <w:t xml:space="preserve"> </w:t>
-      </w:r>
-      <w:r>
-        <w:t xml:space="preserve">liquidados. No cuentan el aguinaldo ni las vacaciones. Las horas extras, feriados trabajados, premios y bonos sólo entran si se pagaron al menos 6 meses en el año, y entran promediados (últimos 6 meses o el año, lo que dé más). El preview te muestra la base usada en las alertas.</w:t>
+        <w:t xml:space="preserve">Datos:</w:t>
+      </w:r>
+      <w:r>
+        <w:t xml:space="preserve"> </w:t>
+      </w:r>
+      <w:r>
+        <w:t xml:space="preserve">legajo, nombre, CUIL, centro de costo, modalidad (jornal / mensualizado), fecha de ingreso, categoría, obra social, nombre tal como figura en las órdenes de producción (para</w:t>
+      </w:r>
+      <w:r>
+        <w:t xml:space="preserve"> </w:t>
+      </w:r>
+      <w:r>
+        <w:t xml:space="preserve">“Traer horas de planta”</w:t>
+      </w:r>
+      <w:r>
+        <w:t xml:space="preserve">), tarea, contratación, lugar de pago, banco.</w:t>
       </w:r>
     </w:p>
     <w:p>
@@ -18469,13 +18392,103 @@
           <w:b/>
           <w:bCs/>
         </w:rPr>
-        <w:t xml:space="preserve">Tope del convenio con piso:</w:t>
-      </w:r>
-      <w:r>
-        <w:t xml:space="preserve"> </w:t>
-      </w:r>
-      <w:r>
-        <w:t xml:space="preserve">si cargaste el tope indemnizatorio y queda por debajo del 67 % de esa remuneración, el sistema aplica el 67 %.</w:t>
+        <w:t xml:space="preserve">Remuneración:</w:t>
+      </w:r>
+      <w:r>
+        <w:t xml:space="preserve"> </w:t>
+      </w:r>
+      <w:r>
+        <w:rPr>
+          <w:b/>
+          <w:bCs/>
+        </w:rPr>
+        <w:t xml:space="preserve">convenio</w:t>
+      </w:r>
+      <w:r>
+        <w:t xml:space="preserve"> </w:t>
+      </w:r>
+      <w:r>
+        <w:t xml:space="preserve">(UOM o fuera de convenio — cambia qué campos siguen),</w:t>
+      </w:r>
+      <w:r>
+        <w:t xml:space="preserve"> </w:t>
+      </w:r>
+      <w:r>
+        <w:rPr>
+          <w:b/>
+          <w:bCs/>
+        </w:rPr>
+        <w:t xml:space="preserve">categoría de la escala salarial</w:t>
+      </w:r>
+      <w:r>
+        <w:t xml:space="preserve"> </w:t>
+      </w:r>
+      <w:r>
+        <w:t xml:space="preserve">(UOM) o</w:t>
+      </w:r>
+      <w:r>
+        <w:t xml:space="preserve"> </w:t>
+      </w:r>
+      <w:r>
+        <w:rPr>
+          <w:b/>
+          <w:bCs/>
+        </w:rPr>
+        <w:t xml:space="preserve">sueldo pactado</w:t>
+      </w:r>
+      <w:r>
+        <w:t xml:space="preserve"> </w:t>
+      </w:r>
+      <w:r>
+        <w:t xml:space="preserve">(fuera de convenio), horas semanales, % de antigüedad (solo fuera de convenio; en UOM lo define el convenio), fecha de ingreso reconocida (si difiere de la real, para antigüedad de otro empleador), afiliado al sindicato, cobra presentismo. Abajo, tres datos de la Ley 27.802 que se dejan vacíos si no aplican:</w:t>
+      </w:r>
+      <w:r>
+        <w:t xml:space="preserve"> </w:t>
+      </w:r>
+      <w:r>
+        <w:rPr>
+          <w:b/>
+          <w:bCs/>
+        </w:rPr>
+        <w:t xml:space="preserve">alta bajo RIFL</w:t>
+      </w:r>
+      <w:r>
+        <w:t xml:space="preserve"> </w:t>
+      </w:r>
+      <w:r>
+        <w:t xml:space="preserve">(contribuciones reducidas por 48 meses para altas que encuadran en el régimen de formalización; es optativo y se ejerce en ARCA al dar el alta),</w:t>
+      </w:r>
+      <w:r>
+        <w:t xml:space="preserve"> </w:t>
+      </w:r>
+      <w:r>
+        <w:rPr>
+          <w:b/>
+          <w:bCs/>
+        </w:rPr>
+        <w:t xml:space="preserve">vencimiento del contrato a plazo fijo</w:t>
+      </w:r>
+      <w:r>
+        <w:t xml:space="preserve"> </w:t>
+      </w:r>
+      <w:r>
+        <w:t xml:space="preserve">y</w:t>
+      </w:r>
+      <w:r>
+        <w:t xml:space="preserve"> </w:t>
+      </w:r>
+      <w:r>
+        <w:rPr>
+          <w:b/>
+          <w:bCs/>
+        </w:rPr>
+        <w:t xml:space="preserve">banco de horas</w:t>
+      </w:r>
+      <w:r>
+        <w:t xml:space="preserve"> </w:t>
+      </w:r>
+      <w:r>
+        <w:t xml:space="preserve">(tilde + fecha del acuerdo escrito).</w:t>
       </w:r>
     </w:p>
     <w:p>
@@ -18491,13 +18504,25 @@
           <w:b/>
           <w:bCs/>
         </w:rPr>
-        <w:t xml:space="preserve">Período de prueba</w:t>
-      </w:r>
-      <w:r>
-        <w:t xml:space="preserve"> </w:t>
-      </w:r>
-      <w:r>
-        <w:t xml:space="preserve">(6 meses, o lo que diga Escalas y parámetros → Convenio): sólo proporcionales. No hay indemnización ni preaviso.</w:t>
+        <w:t xml:space="preserve">Conceptos fijos:</w:t>
+      </w:r>
+      <w:r>
+        <w:t xml:space="preserve"> </w:t>
+      </w:r>
+      <w:r>
+        <w:t xml:space="preserve">adicionales fijos que se pagan todos los meses (% del básico o importe, ej. tarea peligrosa, título) y conceptos recurrentes con vigencia y cuotas (préstamos, cuotas de cualquier tipo) — cada cuota liquidada avanza sola el contador de</w:t>
+      </w:r>
+      <w:r>
+        <w:t xml:space="preserve"> </w:t>
+      </w:r>
+      <w:r>
+        <w:t xml:space="preserve">“pagas”</w:t>
+      </w:r>
+      <w:r>
+        <w:t xml:space="preserve"> </w:t>
+      </w:r>
+      <w:r>
+        <w:t xml:space="preserve">al confirmar.</w:t>
       </w:r>
     </w:p>
     <w:p>
@@ -18513,13 +18538,25 @@
           <w:b/>
           <w:bCs/>
         </w:rPr>
-        <w:t xml:space="preserve">Preaviso:</w:t>
-      </w:r>
-      <w:r>
-        <w:t xml:space="preserve"> </w:t>
-      </w:r>
-      <w:r>
-        <w:t xml:space="preserve">un mes hasta 5 años de antigüedad, dos meses si los supera.</w:t>
+        <w:t xml:space="preserve">Ganancias:</w:t>
+      </w:r>
+      <w:r>
+        <w:t xml:space="preserve"> </w:t>
+      </w:r>
+      <w:r>
+        <w:t xml:space="preserve">tildá</w:t>
+      </w:r>
+      <w:r>
+        <w:t xml:space="preserve"> </w:t>
+      </w:r>
+      <w:r>
+        <w:t xml:space="preserve">“Se retiene Impuesto a las Ganancias”</w:t>
+      </w:r>
+      <w:r>
+        <w:t xml:space="preserve"> </w:t>
+      </w:r>
+      <w:r>
+        <w:t xml:space="preserve">solo para los empleados alcanzados (4ª categoría); hijos con discapacidad; y la lista de deducciones informadas por F.572 web (alquiler, servicio doméstico, cuota médica, seguro de vida, intereses hipotecarios, donaciones, gastos educativos) con el importe mensual y el período de vigencia.</w:t>
       </w:r>
     </w:p>
     <w:p>
@@ -18535,208 +18572,13 @@
           <w:b/>
           <w:bCs/>
         </w:rPr>
-        <w:t xml:space="preserve">Mutuo acuerdo (art. 241):</w:t>
-      </w:r>
-      <w:r>
-        <w:t xml:space="preserve"> </w:t>
-      </w:r>
-      <w:r>
-        <w:t xml:space="preserve">el sistema no calcula indemnización. Cargá en</w:t>
-      </w:r>
-      <w:r>
-        <w:t xml:space="preserve"> </w:t>
-      </w:r>
-      <w:r>
-        <w:rPr>
-          <w:b/>
-          <w:bCs/>
-        </w:rPr>
-        <w:t xml:space="preserve">Importe pactado</w:t>
-      </w:r>
-      <w:r>
-        <w:t xml:space="preserve"> </w:t>
-      </w:r>
-      <w:r>
-        <w:t xml:space="preserve">la suma acordada por escritura pública o ante la autoridad laboral; sale como</w:t>
-      </w:r>
-      <w:r>
-        <w:t xml:space="preserve"> </w:t>
-      </w:r>
-      <w:r>
-        <w:t xml:space="preserve">“Gratificación por cese”</w:t>
-      </w:r>
-      <w:r>
-        <w:t xml:space="preserve">.</w:t>
-      </w:r>
-    </w:p>
-    <w:p>
-      <w:pPr>
-        <w:pStyle w:val="Compact"/>
-        <w:numPr>
-          <w:ilvl w:val="0"/>
-          <w:numId w:val="1027"/>
-        </w:numPr>
-      </w:pPr>
-      <w:r>
-        <w:rPr>
-          <w:b/>
-          <w:bCs/>
-        </w:rPr>
-        <w:t xml:space="preserve">Fallecimiento:</w:t>
-      </w:r>
-      <w:r>
-        <w:t xml:space="preserve"> </w:t>
-      </w:r>
-      <w:r>
-        <w:t xml:space="preserve">la mitad de la indemnización por antigüedad, sin preaviso ni integración.</w:t>
-      </w:r>
-    </w:p>
-    <w:p>
-      <w:pPr>
-        <w:pStyle w:val="Compact"/>
-        <w:numPr>
-          <w:ilvl w:val="0"/>
-          <w:numId w:val="1027"/>
-        </w:numPr>
-      </w:pPr>
-      <w:r>
-        <w:rPr>
-          <w:b/>
-          <w:bCs/>
-        </w:rPr>
-        <w:t xml:space="preserve">Reingreso:</w:t>
-      </w:r>
-      <w:r>
-        <w:t xml:space="preserve"> </w:t>
-      </w:r>
-      <w:r>
-        <w:t xml:space="preserve">si el empleado ya había cobrado una indemnización por un cese anterior, cargá ese importe actualizado por IPC en</w:t>
-      </w:r>
-      <w:r>
-        <w:t xml:space="preserve"> </w:t>
-      </w:r>
-      <w:r>
-        <w:rPr>
-          <w:b/>
-          <w:bCs/>
-        </w:rPr>
-        <w:t xml:space="preserve">Indemnización anterior actualizada</w:t>
-      </w:r>
-      <w:r>
-        <w:t xml:space="preserve"> </w:t>
-      </w:r>
-      <w:r>
-        <w:t xml:space="preserve">y la</w:t>
-      </w:r>
-      <w:r>
-        <w:t xml:space="preserve"> </w:t>
-      </w:r>
-      <w:r>
-        <w:rPr>
-          <w:b/>
-          <w:bCs/>
-        </w:rPr>
-        <w:t xml:space="preserve">Fecha de reingreso</w:t>
-      </w:r>
-      <w:r>
-        <w:t xml:space="preserve">. El sistema descuenta lo cobrado, pero nunca deja menos de lo que corresponde por el último período trabajado.</w:t>
-      </w:r>
-    </w:p>
-    <w:p>
-      <w:pPr>
-        <w:pStyle w:val="Compact"/>
-        <w:numPr>
-          <w:ilvl w:val="0"/>
-          <w:numId w:val="1027"/>
-        </w:numPr>
-      </w:pPr>
-      <w:r>
-        <w:rPr>
-          <w:b/>
-          <w:bCs/>
-        </w:rPr>
-        <w:t xml:space="preserve">Contrato a plazo fijo:</w:t>
-      </w:r>
-      <w:r>
-        <w:t xml:space="preserve"> </w:t>
-      </w:r>
-      <w:r>
-        <w:t xml:space="preserve">si vence el plazo y el contrato duró un año o más, corresponde la mitad de la indemnización (causa</w:t>
-      </w:r>
-      <w:r>
-        <w:t xml:space="preserve"> </w:t>
-      </w:r>
-      <w:r>
-        <w:t xml:space="preserve">“Fin de contrato”</w:t>
-      </w:r>
-      <w:r>
-        <w:t xml:space="preserve">). Si lo despedís antes del vencimiento, elegí</w:t>
-      </w:r>
-      <w:r>
-        <w:t xml:space="preserve"> </w:t>
-      </w:r>
-      <w:r>
-        <w:t xml:space="preserve">“Despido sin causa”</w:t>
-      </w:r>
-      <w:r>
-        <w:t xml:space="preserve">: con la fecha de vencimiento cargada, la antigüedad se cuenta hasta ese día.</w:t>
-      </w:r>
-    </w:p>
-    <w:p>
-      <w:pPr>
-        <w:pStyle w:val="Compact"/>
-        <w:numPr>
-          <w:ilvl w:val="0"/>
-          <w:numId w:val="1027"/>
-        </w:numPr>
-      </w:pPr>
-      <w:r>
-        <w:rPr>
-          <w:b/>
-          <w:bCs/>
-        </w:rPr>
-        <w:t xml:space="preserve">Base a mano:</w:t>
-      </w:r>
-      <w:r>
-        <w:t xml:space="preserve"> </w:t>
-      </w:r>
-      <w:r>
-        <w:t xml:space="preserve">si el empleado tiene sueldos liquidados fuera del sistema durante el último año, el ERP no conoce esa historia y usa el sueldo vigente. En ese caso cargá vos la mejor remuneración normal y habitual en</w:t>
-      </w:r>
-      <w:r>
-        <w:t xml:space="preserve"> </w:t>
-      </w:r>
-      <w:r>
-        <w:rPr>
-          <w:b/>
-          <w:bCs/>
-        </w:rPr>
-        <w:t xml:space="preserve">Base indemnizatoria a mano</w:t>
-      </w:r>
-      <w:r>
-        <w:t xml:space="preserve">.</w:t>
-      </w:r>
-    </w:p>
-    <w:p>
-      <w:pPr>
-        <w:pStyle w:val="Compact"/>
-        <w:numPr>
-          <w:ilvl w:val="0"/>
-          <w:numId w:val="1027"/>
-        </w:numPr>
-      </w:pPr>
-      <w:r>
-        <w:rPr>
-          <w:b/>
-          <w:bCs/>
-        </w:rPr>
-        <w:t xml:space="preserve">Saldo de banco de horas:</w:t>
-      </w:r>
-      <w:r>
-        <w:t xml:space="preserve"> </w:t>
-      </w:r>
-      <w:r>
-        <w:t xml:space="preserve">si al egreso le quedan horas a favor, el preview lo avisa para que las liquides o compenses antes.</w:t>
+        <w:t xml:space="preserve">ARCA:</w:t>
+      </w:r>
+      <w:r>
+        <w:t xml:space="preserve"> </w:t>
+      </w:r>
+      <w:r>
+        <w:t xml:space="preserve">los datos del F.931/LSD que ya existían (CBU, forma de pago, obra social, cónyuge, hijos, marcas, códigos de situación/condición/actividad/modalidad).</w:t>
       </w:r>
     </w:p>
     <w:p>
@@ -18748,85 +18590,29 @@
           <w:b/>
           <w:bCs/>
         </w:rPr>
-        <w:t xml:space="preserve">Certificado de trabajo:</w:t>
-      </w:r>
-      <w:r>
-        <w:t xml:space="preserve"> </w:t>
-      </w:r>
-      <w:r>
-        <w:t xml:space="preserve">una vez cargada la fecha de egreso, en la lista de empleados aparece el botón</w:t>
-      </w:r>
-      <w:r>
-        <w:t xml:space="preserve"> </w:t>
-      </w:r>
-      <w:r>
-        <w:rPr>
-          <w:b/>
-          <w:bCs/>
-        </w:rPr>
-        <w:t xml:space="preserve">Certificado</w:t>
-      </w:r>
-      <w:r>
-        <w:t xml:space="preserve">. Imprime el certificado del art. 80 (datos de la relación, función, remuneraciones de los últimos 12 meses, capacitaciones y constancia de aportes) y deja registrada la fecha de emisión. Hay</w:t>
-      </w:r>
-      <w:r>
-        <w:t xml:space="preserve"> </w:t>
-      </w:r>
-      <w:r>
-        <w:rPr>
-          <w:b/>
-          <w:bCs/>
-        </w:rPr>
-        <w:t xml:space="preserve">45 días hábiles</w:t>
-      </w:r>
-      <w:r>
-        <w:t xml:space="preserve"> </w:t>
-      </w:r>
-      <w:r>
-        <w:t xml:space="preserve">desde el egreso para entregarlo; mientras no lo emitas, el panel</w:t>
-      </w:r>
-      <w:r>
-        <w:t xml:space="preserve"> </w:t>
-      </w:r>
-      <w:r>
-        <w:t xml:space="preserve">“Para hoy”</w:t>
-      </w:r>
-      <w:r>
-        <w:t xml:space="preserve"> </w:t>
-      </w:r>
-      <w:r>
-        <w:t xml:space="preserve">te lo recuerda.</w:t>
-      </w:r>
-    </w:p>
-    <w:bookmarkEnd w:id="60"/>
-    <w:bookmarkStart w:id="61" w:name="novedades-por-período-sueldos-novedades"/>
-    <w:p>
-      <w:pPr>
-        <w:pStyle w:val="Heading4"/>
-      </w:pPr>
-      <w:r>
-        <w:t xml:space="preserve">Novedades por período (Sueldos →</w:t>
-      </w:r>
-      <w:r>
-        <w:t xml:space="preserve"> </w:t>
-      </w:r>
-      <w:r>
-        <w:rPr>
-          <w:b/>
-          <w:bCs/>
-        </w:rPr>
-        <w:t xml:space="preserve">Novedades</w:t>
-      </w:r>
-      <w:r>
-        <w:t xml:space="preserve">)</w:t>
-      </w:r>
-    </w:p>
-    <w:p>
-      <w:pPr>
-        <w:pStyle w:val="FirstParagraph"/>
-      </w:pPr>
-      <w:r>
-        <w:t xml:space="preserve">Elegí período y tipo (mensual / 1ª quincena / 2ª quincena) y completá, por empleado, días trabajados, horas normales (jornales), horas extras al 50 % y al 100 %, feriados no trabajados y trabajados, ausencias injustificadas, días de enfermedad, accidente y licencia paga (con su tipo), días sin goce de sueldo, días de vacaciones, adelanto, premio por producción y observaciones. Sin fila cargada, el motor asume el período completo sin novedades.</w:t>
+        <w:t xml:space="preserve">Baja de empleado</w:t>
+      </w:r>
+      <w:r>
+        <w:t xml:space="preserve"> </w:t>
+      </w:r>
+      <w:r>
+        <w:t xml:space="preserve">(botón en el legajo, oculto si ya está dado de baja): fecha de egreso, causa (renuncia, despido sin causa, despido con causa, mutuo acuerdo, fin de contrato, fallecimiento), si hubo preaviso otorgado, tope indemnizatorio del CCT (se precarga desde Configuración) y días de vacaciones ya gozadas en el año. El preview muestra los renglones que va a generar (proporcionales del mes, SAC proporcional, vacaciones no gozadas y, si corresponde, indemnización por antigüedad + preaviso + integración del mes) antes de crear la liquidación de tipo</w:t>
+      </w:r>
+      <w:r>
+        <w:t xml:space="preserve"> </w:t>
+      </w:r>
+      <w:r>
+        <w:rPr>
+          <w:b/>
+          <w:bCs/>
+        </w:rPr>
+        <w:t xml:space="preserve">final</w:t>
+      </w:r>
+      <w:r>
+        <w:t xml:space="preserve"> </w:t>
+      </w:r>
+      <w:r>
+        <w:t xml:space="preserve">en borrador. El empleado no queda dado de baja hasta que confirmás esa liquidación.</w:t>
       </w:r>
     </w:p>
     <w:p>
@@ -18834,205 +18620,23 @@
         <w:pStyle w:val="BodyText"/>
       </w:pPr>
       <w:r>
-        <w:rPr>
-          <w:b/>
-          <w:bCs/>
-        </w:rPr>
-        <w:t xml:space="preserve">⏱ Precargar horas de planta</w:t>
-      </w:r>
-      <w:r>
-        <w:t xml:space="preserve"> </w:t>
-      </w:r>
-      <w:r>
-        <w:t xml:space="preserve">suma las horas productivas de los timers de Modo Planta del período (por la orden asignada al operario, vía el nombre cargado en el legajo) y las pone en</w:t>
-      </w:r>
-      <w:r>
-        <w:t xml:space="preserve"> </w:t>
-      </w:r>
-      <w:r>
-        <w:t xml:space="preserve">“Horas norm.”</w:t>
-      </w:r>
-      <w:r>
-        <w:t xml:space="preserve"> </w:t>
-      </w:r>
-      <w:r>
-        <w:t xml:space="preserve">de los jornales que la tengan vacía — no pisa lo que ya escribiste. Importante: los días de enfermedad, accidente o licencia paga van en sus propias columnas,</w:t>
-      </w:r>
-      <w:r>
-        <w:t xml:space="preserve"> </w:t>
-      </w:r>
-      <w:r>
-        <w:rPr>
-          <w:b/>
-          <w:bCs/>
-        </w:rPr>
-        <w:t xml:space="preserve">no</w:t>
-      </w:r>
-      <w:r>
-        <w:t xml:space="preserve"> </w:t>
-      </w:r>
-      <w:r>
-        <w:t xml:space="preserve">los sumes en</w:t>
-      </w:r>
-      <w:r>
-        <w:t xml:space="preserve"> </w:t>
-      </w:r>
-      <w:r>
-        <w:t xml:space="preserve">“Horas norm.”</w:t>
-      </w:r>
-      <w:r>
-        <w:t xml:space="preserve">: el motor de liquidación los computa aparte.</w:t>
-      </w:r>
-    </w:p>
-    <w:p>
-      <w:pPr>
-        <w:pStyle w:val="BodyText"/>
-      </w:pPr>
-      <w:r>
-        <w:rPr>
-          <w:b/>
-          <w:bCs/>
-        </w:rPr>
-        <w:t xml:space="preserve">Banco de horas:</w:t>
-      </w:r>
-      <w:r>
-        <w:t xml:space="preserve"> </w:t>
-      </w:r>
-      <w:r>
-        <w:t xml:space="preserve">para los empleados con acuerdo escrito cargado en el legajo se habilitan dos columnas. En</w:t>
-      </w:r>
-      <w:r>
-        <w:t xml:space="preserve"> </w:t>
-      </w:r>
-      <w:r>
-        <w:rPr>
-          <w:b/>
-          <w:bCs/>
-        </w:rPr>
-        <w:t xml:space="preserve">Banco +</w:t>
-      </w:r>
-      <w:r>
-        <w:t xml:space="preserve"> </w:t>
-      </w:r>
-      <w:r>
-        <w:t xml:space="preserve">van las horas extras trabajadas que se guardan en lugar de pagarse. En</w:t>
-      </w:r>
-      <w:r>
-        <w:t xml:space="preserve"> </w:t>
-      </w:r>
-      <w:r>
-        <w:rPr>
-          <w:b/>
-          <w:bCs/>
-        </w:rPr>
-        <w:t xml:space="preserve">Banco −</w:t>
-      </w:r>
-      <w:r>
-        <w:t xml:space="preserve"> </w:t>
-      </w:r>
-      <w:r>
-        <w:t xml:space="preserve">van las horas libres que se toma: al jornal se le pagan como horas normales; al mensualizado no le cambia el sueldo. Pasando el mouse por la celda ves el saldo. Si cargás horas de banco a alguien sin acuerdo, la liquidación avisa y no las compensa. La equivalencia es hora por hora; si el acuerdo dice otra cosa, cargá las horas ya convertidas.</w:t>
-      </w:r>
-    </w:p>
-    <w:p>
-      <w:pPr>
-        <w:pStyle w:val="BodyText"/>
-      </w:pPr>
-      <w:r>
-        <w:rPr>
-          <w:b/>
-          <w:bCs/>
-        </w:rPr>
-        <w:t xml:space="preserve">🏖 Traer vacaciones programadas</w:t>
-      </w:r>
-      <w:r>
-        <w:t xml:space="preserve"> </w:t>
-      </w:r>
-      <w:r>
-        <w:t xml:space="preserve">completa la columna</w:t>
-      </w:r>
-      <w:r>
-        <w:t xml:space="preserve"> </w:t>
-      </w:r>
-      <w:r>
-        <w:t xml:space="preserve">“Vacaciones (d)”</w:t>
-      </w:r>
-      <w:r>
-        <w:t xml:space="preserve"> </w:t>
-      </w:r>
-      <w:r>
-        <w:t xml:space="preserve">con los días cargados en Sueldos → Vacaciones que caen en el período. No pisa lo que ya escribiste.</w:t>
-      </w:r>
-    </w:p>
-    <w:bookmarkEnd w:id="61"/>
-    <w:bookmarkStart w:id="62" w:name="vacaciones-sueldos-vacaciones"/>
-    <w:p>
-      <w:pPr>
-        <w:pStyle w:val="Heading4"/>
-      </w:pPr>
-      <w:r>
-        <w:t xml:space="preserve">Vacaciones (Sueldos →</w:t>
-      </w:r>
-      <w:r>
-        <w:t xml:space="preserve"> </w:t>
-      </w:r>
-      <w:r>
-        <w:rPr>
-          <w:b/>
-          <w:bCs/>
-        </w:rPr>
-        <w:t xml:space="preserve">Vacaciones</w:t>
-      </w:r>
-      <w:r>
-        <w:t xml:space="preserve">)</w:t>
-      </w:r>
-    </w:p>
-    <w:p>
-      <w:pPr>
-        <w:pStyle w:val="FirstParagraph"/>
-      </w:pPr>
-      <w:r>
-        <w:t xml:space="preserve">Elegí el</w:t>
-      </w:r>
-      <w:r>
-        <w:t xml:space="preserve"> </w:t>
-      </w:r>
-      <w:r>
-        <w:rPr>
-          <w:b/>
-          <w:bCs/>
-        </w:rPr>
-        <w:t xml:space="preserve">año vacacional</w:t>
-      </w:r>
-      <w:r>
-        <w:t xml:space="preserve"> </w:t>
-      </w:r>
-      <w:r>
-        <w:t xml:space="preserve">(las vacaciones de un año se toman entre el 1/10 de ese año y el 30/4 del siguiente). Arriba ves, por empleado, cuántos días le corresponden por antigüedad, cuántos tiene programados y el saldo. Con</w:t>
-      </w:r>
-      <w:r>
-        <w:t xml:space="preserve"> </w:t>
-      </w:r>
-      <w:r>
-        <w:rPr>
-          <w:b/>
-          <w:bCs/>
-        </w:rPr>
-        <w:t xml:space="preserve">+ Programar</w:t>
-      </w:r>
-      <w:r>
-        <w:t xml:space="preserve"> </w:t>
-      </w:r>
-      <w:r>
-        <w:t xml:space="preserve">cargás un tramo: fechas, fecha de notificación y, si corresponde, el tilde de acuerdo para tomarlas fuera del período legal.</w:t>
-      </w:r>
-    </w:p>
-    <w:p>
-      <w:pPr>
-        <w:pStyle w:val="BodyText"/>
-      </w:pPr>
-      <w:r>
-        <w:t xml:space="preserve">El sistema valida lo que pide la ley mientras escribís:</w:t>
+        <w:t xml:space="preserve">Cómo calcula la baja desde la</w:t>
+      </w:r>
+      <w:r>
+        <w:t xml:space="preserve"> </w:t>
+      </w:r>
+      <w:r>
+        <w:rPr>
+          <w:b/>
+          <w:bCs/>
+        </w:rPr>
+        <w:t xml:space="preserve">Ley 27.802</w:t>
+      </w:r>
+      <w:r>
+        <w:t xml:space="preserve"> </w:t>
+      </w:r>
+      <w:r>
+        <w:t xml:space="preserve">(Modernización Laboral):</w:t>
       </w:r>
     </w:p>
     <w:p>
@@ -19044,20 +18648,33 @@
         </w:numPr>
       </w:pPr>
       <w:r>
-        <w:t xml:space="preserve">Cada tramo tiene que ser de</w:t>
-      </w:r>
-      <w:r>
-        <w:t xml:space="preserve"> </w:t>
-      </w:r>
-      <w:r>
-        <w:rPr>
-          <w:b/>
-          <w:bCs/>
-        </w:rPr>
-        <w:t xml:space="preserve">7 días o más</w:t>
-      </w:r>
-      <w:r>
-        <w:t xml:space="preserve">, salvo que sea todo el saldo que le queda.</w:t>
+        <w:rPr>
+          <w:b/>
+          <w:bCs/>
+        </w:rPr>
+        <w:t xml:space="preserve">Base de la indemnización:</w:t>
+      </w:r>
+      <w:r>
+        <w:t xml:space="preserve"> </w:t>
+      </w:r>
+      <w:r>
+        <w:t xml:space="preserve">la mejor remuneración mensual, normal y habitual de los</w:t>
+      </w:r>
+      <w:r>
+        <w:t xml:space="preserve"> </w:t>
+      </w:r>
+      <w:r>
+        <w:rPr>
+          <w:b/>
+          <w:bCs/>
+        </w:rPr>
+        <w:t xml:space="preserve">últimos 12 meses</w:t>
+      </w:r>
+      <w:r>
+        <w:t xml:space="preserve"> </w:t>
+      </w:r>
+      <w:r>
+        <w:t xml:space="preserve">liquidados. No cuentan el aguinaldo ni las vacaciones. Las horas extras, feriados trabajados, premios y bonos sólo entran si se pagaron al menos 6 meses en el año, y entran promediados (últimos 6 meses o el año, lo que dé más). El preview te muestra la base usada en las alertas.</w:t>
       </w:r>
     </w:p>
     <w:p>
@@ -19069,20 +18686,17 @@
         </w:numPr>
       </w:pPr>
       <w:r>
-        <w:t xml:space="preserve">La notificación escrita tiene que tener</w:t>
-      </w:r>
-      <w:r>
-        <w:t xml:space="preserve"> </w:t>
-      </w:r>
-      <w:r>
-        <w:rPr>
-          <w:b/>
-          <w:bCs/>
-        </w:rPr>
-        <w:t xml:space="preserve">30 días de anticipación</w:t>
-      </w:r>
-      <w:r>
-        <w:t xml:space="preserve">.</w:t>
+        <w:rPr>
+          <w:b/>
+          <w:bCs/>
+        </w:rPr>
+        <w:t xml:space="preserve">Tope del convenio con piso:</w:t>
+      </w:r>
+      <w:r>
+        <w:t xml:space="preserve"> </w:t>
+      </w:r>
+      <w:r>
+        <w:t xml:space="preserve">si cargaste el tope indemnizatorio y queda por debajo del 67 % de esa remuneración, el sistema aplica el 67 %.</w:t>
       </w:r>
     </w:p>
     <w:p>
@@ -19094,7 +18708,17 @@
         </w:numPr>
       </w:pPr>
       <w:r>
-        <w:t xml:space="preserve">Fuera del 1/10 al 30/4 hace falta acuerdo con el trabajador.</w:t>
+        <w:rPr>
+          <w:b/>
+          <w:bCs/>
+        </w:rPr>
+        <w:t xml:space="preserve">Período de prueba</w:t>
+      </w:r>
+      <w:r>
+        <w:t xml:space="preserve"> </w:t>
+      </w:r>
+      <w:r>
+        <w:t xml:space="preserve">(6 meses, o lo que diga Escalas y parámetros → Convenio): sólo proporcionales. No hay indemnización ni preaviso.</w:t>
       </w:r>
     </w:p>
     <w:p>
@@ -19106,7 +18730,17 @@
         </w:numPr>
       </w:pPr>
       <w:r>
-        <w:t xml:space="preserve">No puede superar los días que le corresponden.</w:t>
+        <w:rPr>
+          <w:b/>
+          <w:bCs/>
+        </w:rPr>
+        <w:t xml:space="preserve">Preaviso:</w:t>
+      </w:r>
+      <w:r>
+        <w:t xml:space="preserve"> </w:t>
+      </w:r>
+      <w:r>
+        <w:t xml:space="preserve">un mes hasta 5 años de antigüedad, dos meses si los supera.</w:t>
       </w:r>
     </w:p>
     <w:p>
@@ -19118,7 +18752,212 @@
         </w:numPr>
       </w:pPr>
       <w:r>
-        <w:t xml:space="preserve">Avisa si el empleado lleva dos años sin vacaciones en verano: le tocan al menos una vez cada tres años.</w:t>
+        <w:rPr>
+          <w:b/>
+          <w:bCs/>
+        </w:rPr>
+        <w:t xml:space="preserve">Mutuo acuerdo (art. 241):</w:t>
+      </w:r>
+      <w:r>
+        <w:t xml:space="preserve"> </w:t>
+      </w:r>
+      <w:r>
+        <w:t xml:space="preserve">el sistema no calcula indemnización. Cargá en</w:t>
+      </w:r>
+      <w:r>
+        <w:t xml:space="preserve"> </w:t>
+      </w:r>
+      <w:r>
+        <w:rPr>
+          <w:b/>
+          <w:bCs/>
+        </w:rPr>
+        <w:t xml:space="preserve">Importe pactado</w:t>
+      </w:r>
+      <w:r>
+        <w:t xml:space="preserve"> </w:t>
+      </w:r>
+      <w:r>
+        <w:t xml:space="preserve">la suma acordada por escritura pública o ante la autoridad laboral; sale como</w:t>
+      </w:r>
+      <w:r>
+        <w:t xml:space="preserve"> </w:t>
+      </w:r>
+      <w:r>
+        <w:t xml:space="preserve">“Gratificación por cese”</w:t>
+      </w:r>
+      <w:r>
+        <w:t xml:space="preserve">.</w:t>
+      </w:r>
+    </w:p>
+    <w:p>
+      <w:pPr>
+        <w:pStyle w:val="Compact"/>
+        <w:numPr>
+          <w:ilvl w:val="0"/>
+          <w:numId w:val="1028"/>
+        </w:numPr>
+      </w:pPr>
+      <w:r>
+        <w:rPr>
+          <w:b/>
+          <w:bCs/>
+        </w:rPr>
+        <w:t xml:space="preserve">Fallecimiento:</w:t>
+      </w:r>
+      <w:r>
+        <w:t xml:space="preserve"> </w:t>
+      </w:r>
+      <w:r>
+        <w:t xml:space="preserve">la mitad de la indemnización por antigüedad, sin preaviso ni integración.</w:t>
+      </w:r>
+    </w:p>
+    <w:p>
+      <w:pPr>
+        <w:pStyle w:val="Compact"/>
+        <w:numPr>
+          <w:ilvl w:val="0"/>
+          <w:numId w:val="1028"/>
+        </w:numPr>
+      </w:pPr>
+      <w:r>
+        <w:rPr>
+          <w:b/>
+          <w:bCs/>
+        </w:rPr>
+        <w:t xml:space="preserve">Reingreso:</w:t>
+      </w:r>
+      <w:r>
+        <w:t xml:space="preserve"> </w:t>
+      </w:r>
+      <w:r>
+        <w:t xml:space="preserve">si el empleado ya había cobrado una indemnización por un cese anterior, cargá ese importe actualizado por IPC en</w:t>
+      </w:r>
+      <w:r>
+        <w:t xml:space="preserve"> </w:t>
+      </w:r>
+      <w:r>
+        <w:rPr>
+          <w:b/>
+          <w:bCs/>
+        </w:rPr>
+        <w:t xml:space="preserve">Indemnización anterior actualizada</w:t>
+      </w:r>
+      <w:r>
+        <w:t xml:space="preserve"> </w:t>
+      </w:r>
+      <w:r>
+        <w:t xml:space="preserve">y la</w:t>
+      </w:r>
+      <w:r>
+        <w:t xml:space="preserve"> </w:t>
+      </w:r>
+      <w:r>
+        <w:rPr>
+          <w:b/>
+          <w:bCs/>
+        </w:rPr>
+        <w:t xml:space="preserve">Fecha de reingreso</w:t>
+      </w:r>
+      <w:r>
+        <w:t xml:space="preserve">. El sistema descuenta lo cobrado, pero nunca deja menos de lo que corresponde por el último período trabajado.</w:t>
+      </w:r>
+    </w:p>
+    <w:p>
+      <w:pPr>
+        <w:pStyle w:val="Compact"/>
+        <w:numPr>
+          <w:ilvl w:val="0"/>
+          <w:numId w:val="1028"/>
+        </w:numPr>
+      </w:pPr>
+      <w:r>
+        <w:rPr>
+          <w:b/>
+          <w:bCs/>
+        </w:rPr>
+        <w:t xml:space="preserve">Contrato a plazo fijo:</w:t>
+      </w:r>
+      <w:r>
+        <w:t xml:space="preserve"> </w:t>
+      </w:r>
+      <w:r>
+        <w:t xml:space="preserve">si vence el plazo y el contrato duró un año o más, corresponde la mitad de la indemnización (causa</w:t>
+      </w:r>
+      <w:r>
+        <w:t xml:space="preserve"> </w:t>
+      </w:r>
+      <w:r>
+        <w:t xml:space="preserve">“Fin de contrato”</w:t>
+      </w:r>
+      <w:r>
+        <w:t xml:space="preserve">). Si lo despedís antes del vencimiento, elegí</w:t>
+      </w:r>
+      <w:r>
+        <w:t xml:space="preserve"> </w:t>
+      </w:r>
+      <w:r>
+        <w:t xml:space="preserve">“Despido sin causa”</w:t>
+      </w:r>
+      <w:r>
+        <w:t xml:space="preserve">: con la fecha de vencimiento cargada, la antigüedad se cuenta hasta ese día.</w:t>
+      </w:r>
+    </w:p>
+    <w:p>
+      <w:pPr>
+        <w:pStyle w:val="Compact"/>
+        <w:numPr>
+          <w:ilvl w:val="0"/>
+          <w:numId w:val="1028"/>
+        </w:numPr>
+      </w:pPr>
+      <w:r>
+        <w:rPr>
+          <w:b/>
+          <w:bCs/>
+        </w:rPr>
+        <w:t xml:space="preserve">Base a mano:</w:t>
+      </w:r>
+      <w:r>
+        <w:t xml:space="preserve"> </w:t>
+      </w:r>
+      <w:r>
+        <w:t xml:space="preserve">si el empleado tiene sueldos liquidados fuera del sistema durante el último año, el ERP no conoce esa historia y usa el sueldo vigente. En ese caso cargá vos la mejor remuneración normal y habitual en</w:t>
+      </w:r>
+      <w:r>
+        <w:t xml:space="preserve"> </w:t>
+      </w:r>
+      <w:r>
+        <w:rPr>
+          <w:b/>
+          <w:bCs/>
+        </w:rPr>
+        <w:t xml:space="preserve">Base indemnizatoria a mano</w:t>
+      </w:r>
+      <w:r>
+        <w:t xml:space="preserve">.</w:t>
+      </w:r>
+    </w:p>
+    <w:p>
+      <w:pPr>
+        <w:pStyle w:val="Compact"/>
+        <w:numPr>
+          <w:ilvl w:val="0"/>
+          <w:numId w:val="1028"/>
+        </w:numPr>
+      </w:pPr>
+      <w:r>
+        <w:rPr>
+          <w:b/>
+          <w:bCs/>
+        </w:rPr>
+        <w:t xml:space="preserve">Saldo de banco de horas:</w:t>
+      </w:r>
+      <w:r>
+        <w:t xml:space="preserve"> </w:t>
+      </w:r>
+      <w:r>
+        <w:t xml:space="preserve">si al egreso le quedan horas a favor, el preview lo avisa para que las liquides o compenses antes.</w:t>
       </w:r>
     </w:p>
     <w:p>
@@ -19130,13 +18969,42 @@
           <w:b/>
           <w:bCs/>
         </w:rPr>
-        <w:t xml:space="preserve">🖨 Notificación</w:t>
-      </w:r>
-      <w:r>
-        <w:t xml:space="preserve"> </w:t>
-      </w:r>
-      <w:r>
-        <w:t xml:space="preserve">imprime la comunicación escrita en original y duplicado, con la fecha de reintegro, y registra la fecha de notificación si estaba vacía. El panel</w:t>
+        <w:t xml:space="preserve">Certificado de trabajo:</w:t>
+      </w:r>
+      <w:r>
+        <w:t xml:space="preserve"> </w:t>
+      </w:r>
+      <w:r>
+        <w:t xml:space="preserve">una vez cargada la fecha de egreso, en la lista de empleados aparece el botón</w:t>
+      </w:r>
+      <w:r>
+        <w:t xml:space="preserve"> </w:t>
+      </w:r>
+      <w:r>
+        <w:rPr>
+          <w:b/>
+          <w:bCs/>
+        </w:rPr>
+        <w:t xml:space="preserve">Certificado</w:t>
+      </w:r>
+      <w:r>
+        <w:t xml:space="preserve">. Imprime el certificado del art. 80 (datos de la relación, función, remuneraciones de los últimos 12 meses, capacitaciones y constancia de aportes) y deja registrada la fecha de emisión. Hay</w:t>
+      </w:r>
+      <w:r>
+        <w:t xml:space="preserve"> </w:t>
+      </w:r>
+      <w:r>
+        <w:rPr>
+          <w:b/>
+          <w:bCs/>
+        </w:rPr>
+        <w:t xml:space="preserve">45 días hábiles</w:t>
+      </w:r>
+      <w:r>
+        <w:t xml:space="preserve"> </w:t>
+      </w:r>
+      <w:r>
+        <w:t xml:space="preserve">desde el egreso para entregarlo; mientras no lo emitas, el panel</w:t>
       </w:r>
       <w:r>
         <w:t xml:space="preserve"> </w:t>
@@ -19148,17 +19016,30 @@
         <w:t xml:space="preserve"> </w:t>
       </w:r>
       <w:r>
-        <w:t xml:space="preserve">te avisa de las vacaciones que empiezan dentro de 45 días y todavía no se notificaron.</w:t>
-      </w:r>
-    </w:p>
-    <w:bookmarkEnd w:id="62"/>
-    <w:bookmarkStart w:id="63" w:name="liquidar-con-calcular"/>
+        <w:t xml:space="preserve">te lo recuerda.</w:t>
+      </w:r>
+    </w:p>
+    <w:bookmarkEnd w:id="60"/>
+    <w:bookmarkStart w:id="61" w:name="novedades-por-período-sueldos-novedades"/>
     <w:p>
       <w:pPr>
         <w:pStyle w:val="Heading4"/>
       </w:pPr>
       <w:r>
-        <w:t xml:space="preserve">Liquidar con Calcular</w:t>
+        <w:t xml:space="preserve">Novedades por período (Sueldos →</w:t>
+      </w:r>
+      <w:r>
+        <w:t xml:space="preserve"> </w:t>
+      </w:r>
+      <w:r>
+        <w:rPr>
+          <w:b/>
+          <w:bCs/>
+        </w:rPr>
+        <w:t xml:space="preserve">Novedades</w:t>
+      </w:r>
+      <w:r>
+        <w:t xml:space="preserve">)</w:t>
       </w:r>
     </w:p>
     <w:p>
@@ -19166,33 +19047,213 @@
         <w:pStyle w:val="FirstParagraph"/>
       </w:pPr>
       <w:r>
-        <w:t xml:space="preserve">En la liquidación (Sueldos →</w:t>
-      </w:r>
-      <w:r>
-        <w:t xml:space="preserve"> </w:t>
-      </w:r>
-      <w:r>
-        <w:rPr>
-          <w:b/>
-          <w:bCs/>
-        </w:rPr>
-        <w:t xml:space="preserve">+ Liquidación</w:t>
-      </w:r>
-      <w:r>
-        <w:t xml:space="preserve">, período/tipo/fecha de pago como antes) apareció el botón</w:t>
-      </w:r>
-      <w:r>
-        <w:t xml:space="preserve"> </w:t>
-      </w:r>
-      <w:r>
-        <w:rPr>
-          <w:b/>
-          <w:bCs/>
-        </w:rPr>
-        <w:t xml:space="preserve">⚙ Calcular</w:t>
-      </w:r>
-      <w:r>
-        <w:t xml:space="preserve">: corre el motor para todos los empleados activos, usando la escala, el convenio, los parámetros previsionales, la tabla de Ganancias vigente y las novedades cargadas. Genera automáticamente el básico, antigüedad, presentismo, horas extras, feriados, licencias, vacaciones, el complemento IMGR, el no remunerativo de paritaria, los conceptos fijos y recurrentes del legajo, aportes con topes, sindicales, contribuciones y — si el empleado está marcado — la retención de Ganancias.</w:t>
+        <w:t xml:space="preserve">Elegí período y tipo (mensual / 1ª quincena / 2ª quincena) y completá, por empleado, días trabajados, horas normales (jornales), horas extras al 50 % y al 100 %, feriados no trabajados y trabajados, ausencias injustificadas, días de enfermedad, accidente y licencia paga (con su tipo), días sin goce de sueldo, días de vacaciones, adelanto, premio por producción y observaciones. Sin fila cargada, el motor asume el período completo sin novedades.</w:t>
+      </w:r>
+    </w:p>
+    <w:p>
+      <w:pPr>
+        <w:pStyle w:val="BodyText"/>
+      </w:pPr>
+      <w:r>
+        <w:rPr>
+          <w:b/>
+          <w:bCs/>
+        </w:rPr>
+        <w:t xml:space="preserve">⏱ Precargar horas de planta</w:t>
+      </w:r>
+      <w:r>
+        <w:t xml:space="preserve"> </w:t>
+      </w:r>
+      <w:r>
+        <w:t xml:space="preserve">suma las horas productivas de los timers de Modo Planta del período (por la orden asignada al operario, vía el nombre cargado en el legajo) y las pone en</w:t>
+      </w:r>
+      <w:r>
+        <w:t xml:space="preserve"> </w:t>
+      </w:r>
+      <w:r>
+        <w:t xml:space="preserve">“Horas norm.”</w:t>
+      </w:r>
+      <w:r>
+        <w:t xml:space="preserve"> </w:t>
+      </w:r>
+      <w:r>
+        <w:t xml:space="preserve">de los jornales que la tengan vacía — no pisa lo que ya escribiste. Importante: los días de enfermedad, accidente o licencia paga van en sus propias columnas,</w:t>
+      </w:r>
+      <w:r>
+        <w:t xml:space="preserve"> </w:t>
+      </w:r>
+      <w:r>
+        <w:rPr>
+          <w:b/>
+          <w:bCs/>
+        </w:rPr>
+        <w:t xml:space="preserve">no</w:t>
+      </w:r>
+      <w:r>
+        <w:t xml:space="preserve"> </w:t>
+      </w:r>
+      <w:r>
+        <w:t xml:space="preserve">los sumes en</w:t>
+      </w:r>
+      <w:r>
+        <w:t xml:space="preserve"> </w:t>
+      </w:r>
+      <w:r>
+        <w:t xml:space="preserve">“Horas norm.”</w:t>
+      </w:r>
+      <w:r>
+        <w:t xml:space="preserve">: el motor de liquidación los computa aparte.</w:t>
+      </w:r>
+    </w:p>
+    <w:p>
+      <w:pPr>
+        <w:pStyle w:val="BodyText"/>
+      </w:pPr>
+      <w:r>
+        <w:rPr>
+          <w:b/>
+          <w:bCs/>
+        </w:rPr>
+        <w:t xml:space="preserve">Banco de horas:</w:t>
+      </w:r>
+      <w:r>
+        <w:t xml:space="preserve"> </w:t>
+      </w:r>
+      <w:r>
+        <w:t xml:space="preserve">para los empleados con acuerdo escrito cargado en el legajo se habilitan dos columnas. En</w:t>
+      </w:r>
+      <w:r>
+        <w:t xml:space="preserve"> </w:t>
+      </w:r>
+      <w:r>
+        <w:rPr>
+          <w:b/>
+          <w:bCs/>
+        </w:rPr>
+        <w:t xml:space="preserve">Banco +</w:t>
+      </w:r>
+      <w:r>
+        <w:t xml:space="preserve"> </w:t>
+      </w:r>
+      <w:r>
+        <w:t xml:space="preserve">van las horas extras trabajadas que se guardan en lugar de pagarse. En</w:t>
+      </w:r>
+      <w:r>
+        <w:t xml:space="preserve"> </w:t>
+      </w:r>
+      <w:r>
+        <w:rPr>
+          <w:b/>
+          <w:bCs/>
+        </w:rPr>
+        <w:t xml:space="preserve">Banco −</w:t>
+      </w:r>
+      <w:r>
+        <w:t xml:space="preserve"> </w:t>
+      </w:r>
+      <w:r>
+        <w:t xml:space="preserve">van las horas libres que se toma: al jornal se le pagan como horas normales; al mensualizado no le cambia el sueldo. Pasando el mouse por la celda ves el saldo. Si cargás horas de banco a alguien sin acuerdo, la liquidación avisa y no las compensa. La equivalencia es hora por hora; si el acuerdo dice otra cosa, cargá las horas ya convertidas.</w:t>
+      </w:r>
+    </w:p>
+    <w:p>
+      <w:pPr>
+        <w:pStyle w:val="BodyText"/>
+      </w:pPr>
+      <w:r>
+        <w:rPr>
+          <w:b/>
+          <w:bCs/>
+        </w:rPr>
+        <w:t xml:space="preserve">🏖 Traer vacaciones programadas</w:t>
+      </w:r>
+      <w:r>
+        <w:t xml:space="preserve"> </w:t>
+      </w:r>
+      <w:r>
+        <w:t xml:space="preserve">completa la columna</w:t>
+      </w:r>
+      <w:r>
+        <w:t xml:space="preserve"> </w:t>
+      </w:r>
+      <w:r>
+        <w:t xml:space="preserve">“Vacaciones (d)”</w:t>
+      </w:r>
+      <w:r>
+        <w:t xml:space="preserve"> </w:t>
+      </w:r>
+      <w:r>
+        <w:t xml:space="preserve">con los días cargados en Sueldos → Vacaciones que caen en el período. No pisa lo que ya escribiste.</w:t>
+      </w:r>
+    </w:p>
+    <w:bookmarkEnd w:id="61"/>
+    <w:bookmarkStart w:id="62" w:name="vacaciones-sueldos-vacaciones"/>
+    <w:p>
+      <w:pPr>
+        <w:pStyle w:val="Heading4"/>
+      </w:pPr>
+      <w:r>
+        <w:t xml:space="preserve">Vacaciones (Sueldos →</w:t>
+      </w:r>
+      <w:r>
+        <w:t xml:space="preserve"> </w:t>
+      </w:r>
+      <w:r>
+        <w:rPr>
+          <w:b/>
+          <w:bCs/>
+        </w:rPr>
+        <w:t xml:space="preserve">Vacaciones</w:t>
+      </w:r>
+      <w:r>
+        <w:t xml:space="preserve">)</w:t>
+      </w:r>
+    </w:p>
+    <w:p>
+      <w:pPr>
+        <w:pStyle w:val="FirstParagraph"/>
+      </w:pPr>
+      <w:r>
+        <w:t xml:space="preserve">Elegí el</w:t>
+      </w:r>
+      <w:r>
+        <w:t xml:space="preserve"> </w:t>
+      </w:r>
+      <w:r>
+        <w:rPr>
+          <w:b/>
+          <w:bCs/>
+        </w:rPr>
+        <w:t xml:space="preserve">año vacacional</w:t>
+      </w:r>
+      <w:r>
+        <w:t xml:space="preserve"> </w:t>
+      </w:r>
+      <w:r>
+        <w:t xml:space="preserve">(las vacaciones de un año se toman entre el 1/10 de ese año y el 30/4 del siguiente). Arriba ves, por empleado, cuántos días le corresponden por antigüedad, cuántos tiene programados y el saldo. Con</w:t>
+      </w:r>
+      <w:r>
+        <w:t xml:space="preserve"> </w:t>
+      </w:r>
+      <w:r>
+        <w:rPr>
+          <w:b/>
+          <w:bCs/>
+        </w:rPr>
+        <w:t xml:space="preserve">+ Programar</w:t>
+      </w:r>
+      <w:r>
+        <w:t xml:space="preserve"> </w:t>
+      </w:r>
+      <w:r>
+        <w:t xml:space="preserve">cargás un tramo: fechas, fecha de notificación y, si corresponde, el tilde de acuerdo para tomarlas fuera del período legal.</w:t>
+      </w:r>
+    </w:p>
+    <w:p>
+      <w:pPr>
+        <w:pStyle w:val="BodyText"/>
+      </w:pPr>
+      <w:r>
+        <w:t xml:space="preserve">El sistema valida lo que pide la ley mientras escribís:</w:t>
       </w:r>
     </w:p>
     <w:p>
@@ -19204,50 +19265,20 @@
         </w:numPr>
       </w:pPr>
       <w:r>
-        <w:t xml:space="preserve">Cada renglón generado por el motor queda con</w:t>
-      </w:r>
-      <w:r>
-        <w:t xml:space="preserve"> </w:t>
-      </w:r>
-      <w:r>
-        <w:rPr>
-          <w:b/>
-          <w:bCs/>
-        </w:rPr>
-        <w:t xml:space="preserve">origen</w:t>
-      </w:r>
-      <w:r>
-        <w:rPr>
-          <w:b/>
-          <w:bCs/>
-        </w:rPr>
-        <w:t xml:space="preserve"> </w:t>
-      </w:r>
-      <w:r>
-        <w:rPr>
-          <w:b/>
-          <w:bCs/>
-        </w:rPr>
-        <w:t xml:space="preserve">“auto”</w:t>
-      </w:r>
-      <w:r>
-        <w:t xml:space="preserve">; si editás un renglón a mano, pasa a</w:t>
-      </w:r>
-      <w:r>
-        <w:t xml:space="preserve"> </w:t>
-      </w:r>
-      <w:r>
-        <w:rPr>
-          <w:b/>
-          <w:bCs/>
-        </w:rPr>
-        <w:t xml:space="preserve">“manual”</w:t>
-      </w:r>
-      <w:r>
-        <w:t xml:space="preserve"> </w:t>
-      </w:r>
-      <w:r>
-        <w:t xml:space="preserve">y Calcular no lo vuelve a tocar (así podés corregir un caso puntual sin perder el resto del cálculo).</w:t>
+        <w:t xml:space="preserve">Cada tramo tiene que ser de</w:t>
+      </w:r>
+      <w:r>
+        <w:t xml:space="preserve"> </w:t>
+      </w:r>
+      <w:r>
+        <w:rPr>
+          <w:b/>
+          <w:bCs/>
+        </w:rPr>
+        <w:t xml:space="preserve">7 días o más</w:t>
+      </w:r>
+      <w:r>
+        <w:t xml:space="preserve">, salvo que sea todo el saldo que le queda.</w:t>
       </w:r>
     </w:p>
     <w:p>
@@ -19259,28 +19290,20 @@
         </w:numPr>
       </w:pPr>
       <w:r>
-        <w:t xml:space="preserve">En el detalle de cada empleado, el ícono de traza junto a cada concepto muestra la fórmula exacta que usó el motor (por ejemplo</w:t>
-      </w:r>
-      <w:r>
-        <w:t xml:space="preserve"> </w:t>
-      </w:r>
-      <w:r>
-        <w:t xml:space="preserve">“4.485,97 × 90 h”</w:t>
-      </w:r>
-      <w:r>
-        <w:t xml:space="preserve"> </w:t>
-      </w:r>
-      <w:r>
-        <w:t xml:space="preserve">o</w:t>
-      </w:r>
-      <w:r>
-        <w:t xml:space="preserve"> </w:t>
-      </w:r>
-      <w:r>
-        <w:t xml:space="preserve">“básico × 1 % × 3 años”</w:t>
-      </w:r>
-      <w:r>
-        <w:t xml:space="preserve">).</w:t>
+        <w:t xml:space="preserve">La notificación escrita tiene que tener</w:t>
+      </w:r>
+      <w:r>
+        <w:t xml:space="preserve"> </w:t>
+      </w:r>
+      <w:r>
+        <w:rPr>
+          <w:b/>
+          <w:bCs/>
+        </w:rPr>
+        <w:t xml:space="preserve">30 días de anticipación</w:t>
+      </w:r>
+      <w:r>
+        <w:t xml:space="preserve">.</w:t>
       </w:r>
     </w:p>
     <w:p>
@@ -19292,17 +19315,7 @@
         </w:numPr>
       </w:pPr>
       <w:r>
-        <w:rPr>
-          <w:b/>
-          <w:bCs/>
-        </w:rPr>
-        <w:t xml:space="preserve">↺ Recalcular</w:t>
-      </w:r>
-      <w:r>
-        <w:t xml:space="preserve"> </w:t>
-      </w:r>
-      <w:r>
-        <w:t xml:space="preserve">(por empleado) descarta también los renglones manuales y vuelve a correr el motor de cero para ese empleado.</w:t>
+        <w:t xml:space="preserve">Fuera del 1/10 al 30/4 hace falta acuerdo con el trabajador.</w:t>
       </w:r>
     </w:p>
     <w:p>
@@ -19314,39 +19327,7 @@
         </w:numPr>
       </w:pPr>
       <w:r>
-        <w:t xml:space="preserve">Volver a apretar</w:t>
-      </w:r>
-      <w:r>
-        <w:t xml:space="preserve"> </w:t>
-      </w:r>
-      <w:r>
-        <w:rPr>
-          <w:b/>
-          <w:bCs/>
-        </w:rPr>
-        <w:t xml:space="preserve">⚙ Calcular</w:t>
-      </w:r>
-      <w:r>
-        <w:t xml:space="preserve"> </w:t>
-      </w:r>
-      <w:r>
-        <w:t xml:space="preserve">para todos conserva los renglones manuales cuyo código el motor no genera en esa corrida (para no duplicar), pero</w:t>
-      </w:r>
-      <w:r>
-        <w:t xml:space="preserve"> </w:t>
-      </w:r>
-      <w:r>
-        <w:rPr>
-          <w:b/>
-          <w:bCs/>
-        </w:rPr>
-        <w:t xml:space="preserve">si el código coincide con uno que el motor sí calcula, el renglón manual se pisa</w:t>
-      </w:r>
-      <w:r>
-        <w:t xml:space="preserve"> </w:t>
-      </w:r>
-      <w:r>
-        <w:t xml:space="preserve">— si necesitás mantener ese ajuste, volvé a cargarlo después de Calcular.</w:t>
+        <w:t xml:space="preserve">No puede superar los días que le corresponden.</w:t>
       </w:r>
     </w:p>
     <w:p>
@@ -19358,89 +19339,7 @@
         </w:numPr>
       </w:pPr>
       <w:r>
-        <w:t xml:space="preserve">El botón te avisa con alertas (no bloquean el guardado) cuando falta un valor de escala, un empleado no tiene fecha de ingreso, no hay novedad cargada, se superó un tope, se perdió el presentismo por ausencias, un préstamo llegó a la última cuota, etc.</w:t>
-      </w:r>
-    </w:p>
-    <w:p>
-      <w:pPr>
-        <w:pStyle w:val="Compact"/>
-        <w:numPr>
-          <w:ilvl w:val="0"/>
-          <w:numId w:val="1029"/>
-        </w:numPr>
-      </w:pPr>
-      <w:r>
-        <w:rPr>
-          <w:b/>
-          <w:bCs/>
-        </w:rPr>
-        <w:t xml:space="preserve">Tope del 20 % de descuentos (Ley 27.802):</w:t>
-      </w:r>
-      <w:r>
-        <w:t xml:space="preserve"> </w:t>
-      </w:r>
-      <w:r>
-        <w:t xml:space="preserve">cuotas de préstamo y seguros voluntarios no pueden superar en conjunto el 20 % de lo que cobra el empleado en dinero. Si se pasan, aparece la alerta con el importe máximo; el descuento no se recorta solo, lo decidís vos con la contadora. Los</w:t>
-      </w:r>
-      <w:r>
-        <w:t xml:space="preserve"> </w:t>
-      </w:r>
-      <w:r>
-        <w:rPr>
-          <w:b/>
-          <w:bCs/>
-        </w:rPr>
-        <w:t xml:space="preserve">adelantos</w:t>
-      </w:r>
-      <w:r>
-        <w:t xml:space="preserve"> </w:t>
-      </w:r>
-      <w:r>
-        <w:t xml:space="preserve">van aparte: no entran en ese 20 %, pero no pueden superar el 50 % del sueldo del período. Los embargos judiciales siguen su propio régimen.</w:t>
-      </w:r>
-    </w:p>
-    <w:p>
-      <w:pPr>
-        <w:pStyle w:val="Compact"/>
-        <w:numPr>
-          <w:ilvl w:val="0"/>
-          <w:numId w:val="1029"/>
-        </w:numPr>
-      </w:pPr>
-      <w:r>
-        <w:rPr>
-          <w:b/>
-          <w:bCs/>
-        </w:rPr>
-        <w:t xml:space="preserve">RIFL:</w:t>
-      </w:r>
-      <w:r>
-        <w:t xml:space="preserve"> </w:t>
-      </w:r>
-      <w:r>
-        <w:t xml:space="preserve">si el legajo tiene fecha de alta bajo RIFL, durante 48 meses las contribuciones salen al 2 % (jubilación, fondo de empleo y asignaciones, todo junto) y 3 % (INSSJP). La alerta te dice en qué mes de los 48 está. El FAL se paga completo.</w:t>
-      </w:r>
-    </w:p>
-    <w:p>
-      <w:pPr>
-        <w:pStyle w:val="Compact"/>
-        <w:numPr>
-          <w:ilvl w:val="0"/>
-          <w:numId w:val="1029"/>
-        </w:numPr>
-      </w:pPr>
-      <w:r>
-        <w:rPr>
-          <w:b/>
-          <w:bCs/>
-        </w:rPr>
-        <w:t xml:space="preserve">Jornada reducida:</w:t>
-      </w:r>
-      <w:r>
-        <w:t xml:space="preserve"> </w:t>
-      </w:r>
-      <w:r>
-        <w:t xml:space="preserve">si el legajo tiene menos de 48 horas semanales, el aporte de obra social se calcula como si trabajara tiempo completo (lo exige la ley); jubilación e INSSJP van sobre lo que cobra realmente.</w:t>
+        <w:t xml:space="preserve">Avisa si el empleado lleva dos años sin vacaciones en verano: le tocan al menos una vez cada tres años.</w:t>
       </w:r>
     </w:p>
     <w:p>
@@ -19452,88 +19351,35 @@
           <w:b/>
           <w:bCs/>
         </w:rPr>
-        <w:t xml:space="preserve">SAC</w:t>
-      </w:r>
-      <w:r>
-        <w:t xml:space="preserve"> </w:t>
-      </w:r>
-      <w:r>
-        <w:t xml:space="preserve">(tipo de liquidación</w:t>
-      </w:r>
-      <w:r>
-        <w:t xml:space="preserve"> </w:t>
-      </w:r>
-      <w:r>
-        <w:t xml:space="preserve">“SAC”</w:t>
-      </w:r>
-      <w:r>
-        <w:t xml:space="preserve">, período 06 o 12): calcula el aguinaldo sobre la mejor remuneración del semestre (completo o proporcional si el empleado ingresó en el semestre) — a diferencia de una liquidación mensual,</w:t>
-      </w:r>
-      <w:r>
-        <w:t xml:space="preserve"> </w:t>
-      </w:r>
-      <w:r>
-        <w:rPr>
-          <w:b/>
-          <w:bCs/>
-        </w:rPr>
-        <w:t xml:space="preserve">no vuelve a sumar el sueldo del mes</w:t>
-      </w:r>
-      <w:r>
-        <w:t xml:space="preserve">, solo el aguinaldo y lo que corresponde sobre él (aportes, contribuciones, Ganancias).</w:t>
-      </w:r>
-    </w:p>
-    <w:p>
-      <w:pPr>
-        <w:pStyle w:val="BodyText"/>
-      </w:pPr>
-      <w:r>
-        <w:rPr>
-          <w:b/>
-          <w:bCs/>
-        </w:rPr>
-        <w:t xml:space="preserve">Liquidación final:</w:t>
-      </w:r>
-      <w:r>
-        <w:t xml:space="preserve"> </w:t>
-      </w:r>
-      <w:r>
-        <w:t xml:space="preserve">se genera desde el botón</w:t>
-      </w:r>
-      <w:r>
-        <w:t xml:space="preserve"> </w:t>
-      </w:r>
-      <w:r>
-        <w:rPr>
-          <w:b/>
-          <w:bCs/>
-        </w:rPr>
-        <w:t xml:space="preserve">Baja</w:t>
-      </w:r>
-      <w:r>
-        <w:t xml:space="preserve"> </w:t>
-      </w:r>
-      <w:r>
-        <w:t xml:space="preserve">del legajo (ver arriba), no desde</w:t>
-      </w:r>
-      <w:r>
-        <w:t xml:space="preserve"> </w:t>
-      </w:r>
-      <w:r>
-        <w:t xml:space="preserve">“+ Liquidación”</w:t>
-      </w:r>
-      <w:r>
-        <w:t xml:space="preserve">.</w:t>
-      </w:r>
-    </w:p>
-    <w:bookmarkEnd w:id="63"/>
-    <w:bookmarkStart w:id="64" w:name="recibos"/>
+        <w:t xml:space="preserve">🖨 Notificación</w:t>
+      </w:r>
+      <w:r>
+        <w:t xml:space="preserve"> </w:t>
+      </w:r>
+      <w:r>
+        <w:t xml:space="preserve">imprime la comunicación escrita en original y duplicado, con la fecha de reintegro, y registra la fecha de notificación si estaba vacía. El panel</w:t>
+      </w:r>
+      <w:r>
+        <w:t xml:space="preserve"> </w:t>
+      </w:r>
+      <w:r>
+        <w:t xml:space="preserve">“Para hoy”</w:t>
+      </w:r>
+      <w:r>
+        <w:t xml:space="preserve"> </w:t>
+      </w:r>
+      <w:r>
+        <w:t xml:space="preserve">te avisa de las vacaciones que empiezan dentro de 45 días y todavía no se notificaron.</w:t>
+      </w:r>
+    </w:p>
+    <w:bookmarkEnd w:id="62"/>
+    <w:bookmarkStart w:id="63" w:name="liquidar-con-calcular"/>
     <w:p>
       <w:pPr>
         <w:pStyle w:val="Heading4"/>
       </w:pPr>
       <w:r>
-        <w:t xml:space="preserve">Recibos</w:t>
+        <w:t xml:space="preserve">Liquidar con Calcular</w:t>
       </w:r>
     </w:p>
     <w:p>
@@ -19541,239 +19387,33 @@
         <w:pStyle w:val="FirstParagraph"/>
       </w:pPr>
       <w:r>
-        <w:t xml:space="preserve">Cada liquidación</w:t>
-      </w:r>
-      <w:r>
-        <w:t xml:space="preserve"> </w:t>
-      </w:r>
-      <w:r>
-        <w:rPr>
-          <w:b/>
-          <w:bCs/>
-        </w:rPr>
-        <w:t xml:space="preserve">confirmada</w:t>
-      </w:r>
-      <w:r>
-        <w:t xml:space="preserve"> </w:t>
-      </w:r>
-      <w:r>
-        <w:t xml:space="preserve">muestra el botón</w:t>
-      </w:r>
-      <w:r>
-        <w:t xml:space="preserve"> </w:t>
-      </w:r>
-      <w:r>
-        <w:rPr>
-          <w:b/>
-          <w:bCs/>
-        </w:rPr>
-        <w:t xml:space="preserve">🖨 Recibos</w:t>
-      </w:r>
-      <w:r>
-        <w:t xml:space="preserve">: imprime en un solo documento el recibo de haberes de todos los empleados de esa liquidación, dos páginas por empleado (idéntico al formato que emitía antes la contadora) y dos copias —</w:t>
-      </w:r>
-      <w:r>
-        <w:t xml:space="preserve"> </w:t>
-      </w:r>
-      <w:r>
-        <w:rPr>
-          <w:b/>
-          <w:bCs/>
-        </w:rPr>
-        <w:t xml:space="preserve">ORIGINAL</w:t>
-      </w:r>
-      <w:r>
-        <w:t xml:space="preserve"> </w:t>
-      </w:r>
-      <w:r>
-        <w:t xml:space="preserve">y</w:t>
-      </w:r>
-      <w:r>
-        <w:t xml:space="preserve"> </w:t>
-      </w:r>
-      <w:r>
-        <w:rPr>
-          <w:b/>
-          <w:bCs/>
-        </w:rPr>
-        <w:t xml:space="preserve">DUPLICADO</w:t>
-      </w:r>
-      <w:r>
-        <w:t xml:space="preserve"> </w:t>
-      </w:r>
-      <w:r>
-        <w:t xml:space="preserve">— marcadas en el ángulo superior izquierdo. La página 1 trae los datos del empleado, el período, el bloque de sueldo bruto (conceptos con signo), la composición laboral y el neto en letras; la página 2 abre el costo total del empleador (seguridad social, obra social, INSSJP, ART, SCVO, sindical) con una torta de porcentajes.</w:t>
-      </w:r>
-    </w:p>
-    <w:p>
-      <w:pPr>
-        <w:pStyle w:val="BodyText"/>
-      </w:pPr>
-      <w:r>
-        <w:t xml:space="preserve">Antes de imprimir el primer recibo, completá en</w:t>
-      </w:r>
-      <w:r>
-        <w:t xml:space="preserve"> </w:t>
-      </w:r>
-      <w:r>
-        <w:rPr>
-          <w:b/>
-          <w:bCs/>
-        </w:rPr>
-        <w:t xml:space="preserve">Configuración → Imputación → Recibo de haberes</w:t>
-      </w:r>
-      <w:r>
-        <w:t xml:space="preserve">: razón social, domicilio y actividad (encabezado del recibo), y el último depósito previsional — período, fecha y banco — que se muestra en todos los recibos hasta que lo actualices con el próximo F.931 pagado. Ahí mismo está el</w:t>
-      </w:r>
-      <w:r>
-        <w:t xml:space="preserve"> </w:t>
-      </w:r>
-      <w:r>
-        <w:rPr>
-          <w:b/>
-          <w:bCs/>
-        </w:rPr>
-        <w:t xml:space="preserve">tope indemnizatorio</w:t>
-      </w:r>
-      <w:r>
-        <w:t xml:space="preserve"> </w:t>
-      </w:r>
-      <w:r>
-        <w:t xml:space="preserve">que se precarga en la baja de empleado.</w:t>
-      </w:r>
-    </w:p>
-    <w:p>
-      <w:pPr>
-        <w:pStyle w:val="BodyText"/>
-      </w:pPr>
-      <w:r>
-        <w:t xml:space="preserve">Para liquidaciones cargadas</w:t>
-      </w:r>
-      <w:r>
-        <w:t xml:space="preserve"> </w:t>
-      </w:r>
-      <w:r>
-        <w:rPr>
-          <w:b/>
-          <w:bCs/>
-        </w:rPr>
-        <w:t xml:space="preserve">antes</w:t>
-      </w:r>
-      <w:r>
-        <w:t xml:space="preserve"> </w:t>
-      </w:r>
-      <w:r>
-        <w:t xml:space="preserve">de este motor (sin el detalle de contribuciones nuevo), el recibo igual se imprime: usa el total de contribuciones y ART ya guardado como si fuera todo</w:t>
-      </w:r>
-      <w:r>
-        <w:t xml:space="preserve"> </w:t>
-      </w:r>
-      <w:r>
-        <w:t xml:space="preserve">“Seguridad Social”</w:t>
-      </w:r>
-      <w:r>
-        <w:t xml:space="preserve"> </w:t>
-      </w:r>
-      <w:r>
-        <w:t xml:space="preserve">— la página 2 sale menos desglosada, pero cierra al 100 %.</w:t>
-      </w:r>
-    </w:p>
-    <w:bookmarkEnd w:id="64"/>
-    <w:bookmarkStart w:id="65" w:name="conceptos-arca-padrón-marcas-y-txt"/>
-    <w:p>
-      <w:pPr>
-        <w:pStyle w:val="Heading4"/>
-      </w:pPr>
-      <w:r>
-        <w:t xml:space="preserve">Conceptos ARCA (padrón, marcas y TXT)</w:t>
-      </w:r>
-    </w:p>
-    <w:p>
-      <w:pPr>
-        <w:pStyle w:val="FirstParagraph"/>
-      </w:pPr>
-      <w:r>
-        <w:t xml:space="preserve">El botón</w:t>
-      </w:r>
-      <w:r>
-        <w:t xml:space="preserve"> </w:t>
-      </w:r>
-      <w:r>
-        <w:rPr>
-          <w:b/>
-          <w:bCs/>
-        </w:rPr>
-        <w:t xml:space="preserve">Conceptos</w:t>
-      </w:r>
-      <w:r>
-        <w:t xml:space="preserve"> </w:t>
-      </w:r>
-      <w:r>
-        <w:t xml:space="preserve">ahora trae, para cada código propio, el</w:t>
-      </w:r>
-      <w:r>
-        <w:t xml:space="preserve"> </w:t>
-      </w:r>
-      <w:r>
-        <w:rPr>
-          <w:b/>
-          <w:bCs/>
-        </w:rPr>
-        <w:t xml:space="preserve">código ARCA</w:t>
-      </w:r>
-      <w:r>
-        <w:t xml:space="preserve"> </w:t>
-      </w:r>
-      <w:r>
-        <w:t xml:space="preserve">(de un catálogo de 142 posibles, importado del padrón real del CUIT de Vitalmet) y sus</w:t>
-      </w:r>
-      <w:r>
-        <w:t xml:space="preserve"> </w:t>
-      </w:r>
-      <w:r>
-        <w:rPr>
-          <w:b/>
-          <w:bCs/>
-        </w:rPr>
-        <w:t xml:space="preserve">15 marcas</w:t>
-      </w:r>
-      <w:r>
-        <w:t xml:space="preserve"> </w:t>
-      </w:r>
-      <w:r>
-        <w:t xml:space="preserve">(qué subsistema del F.931 suma cada concepto: SIPA, INSSJP, obra social, FSR, RENATEA, AAFF, FNE, LRT, diferencial, especial). La</w:t>
-      </w:r>
-      <w:r>
-        <w:t xml:space="preserve"> </w:t>
-      </w:r>
-      <w:r>
-        <w:rPr>
-          <w:b/>
-          <w:bCs/>
-        </w:rPr>
-        <w:t xml:space="preserve">regla</w:t>
-      </w:r>
-      <w:r>
-        <w:t xml:space="preserve"> </w:t>
-      </w:r>
-      <w:r>
-        <w:t xml:space="preserve">es la fórmula que usa el motor para calcularlo solo (dejarla vacía = concepto que siempre se carga a mano). Un concepto usado en liquidaciones no se borra, se desactiva. Para los</w:t>
-      </w:r>
-      <w:r>
-        <w:t xml:space="preserve"> </w:t>
-      </w:r>
-      <w:r>
-        <w:rPr>
-          <w:b/>
-          <w:bCs/>
-        </w:rPr>
-        <w:t xml:space="preserve">beneficios sociales</w:t>
-      </w:r>
-      <w:r>
-        <w:t xml:space="preserve"> </w:t>
-      </w:r>
-      <w:r>
-        <w:t xml:space="preserve">y reintegros que la Ley 27.802 deja fuera del sueldo (comedor, gastos médicos, ropa de trabajo, guardería, útiles, sepelio, capacitación, uso del auto por km, transporte público, celular e internet, vivienda) están los conceptos 111 a 119, 121 y 122: son no remunerativos, sin aportes ni contribuciones, y se cargan a mano con comprobante.</w:t>
+        <w:t xml:space="preserve">En la liquidación (Sueldos →</w:t>
+      </w:r>
+      <w:r>
+        <w:t xml:space="preserve"> </w:t>
+      </w:r>
+      <w:r>
+        <w:rPr>
+          <w:b/>
+          <w:bCs/>
+        </w:rPr>
+        <w:t xml:space="preserve">+ Liquidación</w:t>
+      </w:r>
+      <w:r>
+        <w:t xml:space="preserve">, período/tipo/fecha de pago como antes) apareció el botón</w:t>
+      </w:r>
+      <w:r>
+        <w:t xml:space="preserve"> </w:t>
+      </w:r>
+      <w:r>
+        <w:rPr>
+          <w:b/>
+          <w:bCs/>
+        </w:rPr>
+        <w:t xml:space="preserve">⚙ Calcular</w:t>
+      </w:r>
+      <w:r>
+        <w:t xml:space="preserve">: corre el motor para todos los empleados activos, usando la escala, el convenio, los parámetros previsionales, la tabla de Ganancias vigente y las novedades cargadas. Genera automáticamente el básico, antigüedad, presentismo, horas extras, feriados, licencias, vacaciones, el complemento IMGR, el no remunerativo de paritaria, los conceptos fijos y recurrentes del legajo, aportes con topes, sindicales, contribuciones y — si el empleado está marcado — la retención de Ganancias.</w:t>
       </w:r>
     </w:p>
     <w:p>
@@ -19785,29 +19425,50 @@
         </w:numPr>
       </w:pPr>
       <w:r>
-        <w:rPr>
-          <w:b/>
-          <w:bCs/>
-        </w:rPr>
-        <w:t xml:space="preserve">Importar padrón…</w:t>
-      </w:r>
-      <w:r>
-        <w:t xml:space="preserve"> </w:t>
-      </w:r>
-      <w:r>
-        <w:t xml:space="preserve">lee el CSV que bajás de ARCA (Libro de Sueldos Digital → Conceptos, separado por</w:t>
-      </w:r>
-      <w:r>
-        <w:t xml:space="preserve"> </w:t>
-      </w:r>
-      <w:r>
-        <w:rPr>
-          <w:rStyle w:val="VerbatimChar"/>
-        </w:rPr>
-        <w:t xml:space="preserve">;</w:t>
-      </w:r>
-      <w:r>
-        <w:t xml:space="preserve">) y compara contra tu catálogo: da de alta como histórico inactivo lo que está en ARCA y no en el ERP, lista lo que está en el ERP y todavía no diste de alta en ARCA, y avisa si las marcas no coinciden.</w:t>
+        <w:t xml:space="preserve">Cada renglón generado por el motor queda con</w:t>
+      </w:r>
+      <w:r>
+        <w:t xml:space="preserve"> </w:t>
+      </w:r>
+      <w:r>
+        <w:rPr>
+          <w:b/>
+          <w:bCs/>
+        </w:rPr>
+        <w:t xml:space="preserve">origen</w:t>
+      </w:r>
+      <w:r>
+        <w:rPr>
+          <w:b/>
+          <w:bCs/>
+        </w:rPr>
+        <w:t xml:space="preserve"> </w:t>
+      </w:r>
+      <w:r>
+        <w:rPr>
+          <w:b/>
+          <w:bCs/>
+        </w:rPr>
+        <w:t xml:space="preserve">“auto”</w:t>
+      </w:r>
+      <w:r>
+        <w:t xml:space="preserve">; si editás un renglón a mano, pasa a</w:t>
+      </w:r>
+      <w:r>
+        <w:t xml:space="preserve"> </w:t>
+      </w:r>
+      <w:r>
+        <w:rPr>
+          <w:b/>
+          <w:bCs/>
+        </w:rPr>
+        <w:t xml:space="preserve">“manual”</w:t>
+      </w:r>
+      <w:r>
+        <w:t xml:space="preserve"> </w:t>
+      </w:r>
+      <w:r>
+        <w:t xml:space="preserve">y Calcular no lo vuelve a tocar (así podés corregir un caso puntual sin perder el resto del cálculo).</w:t>
       </w:r>
     </w:p>
     <w:p>
@@ -19819,49 +19480,28 @@
         </w:numPr>
       </w:pPr>
       <w:r>
-        <w:rPr>
-          <w:b/>
-          <w:bCs/>
-        </w:rPr>
-        <w:t xml:space="preserve">Exportar TXT (todos)</w:t>
-      </w:r>
-      <w:r>
-        <w:t xml:space="preserve"> </w:t>
-      </w:r>
-      <w:r>
-        <w:t xml:space="preserve">/</w:t>
-      </w:r>
-      <w:r>
-        <w:t xml:space="preserve"> </w:t>
-      </w:r>
-      <w:r>
-        <w:rPr>
-          <w:b/>
-          <w:bCs/>
-        </w:rPr>
-        <w:t xml:space="preserve">Exportar TXT (faltan en ARCA)</w:t>
-      </w:r>
-      <w:r>
-        <w:t xml:space="preserve"> </w:t>
-      </w:r>
-      <w:r>
-        <w:t xml:space="preserve">generan el archivo de carga masiva de conceptos (195 posiciones) para subir en ARCA → Libro de Sueldos Digital → Conceptos;</w:t>
-      </w:r>
-      <w:r>
-        <w:t xml:space="preserve"> </w:t>
-      </w:r>
-      <w:r>
-        <w:rPr>
-          <w:b/>
-          <w:bCs/>
-        </w:rPr>
-        <w:t xml:space="preserve">Excel ARCA</w:t>
-      </w:r>
-      <w:r>
-        <w:t xml:space="preserve"> </w:t>
-      </w:r>
-      <w:r>
-        <w:t xml:space="preserve">arma la misma información en planilla.</w:t>
+        <w:t xml:space="preserve">En el detalle de cada empleado, el ícono de traza junto a cada concepto muestra la fórmula exacta que usó el motor (por ejemplo</w:t>
+      </w:r>
+      <w:r>
+        <w:t xml:space="preserve"> </w:t>
+      </w:r>
+      <w:r>
+        <w:t xml:space="preserve">“4.485,97 × 90 h”</w:t>
+      </w:r>
+      <w:r>
+        <w:t xml:space="preserve"> </w:t>
+      </w:r>
+      <w:r>
+        <w:t xml:space="preserve">o</w:t>
+      </w:r>
+      <w:r>
+        <w:t xml:space="preserve"> </w:t>
+      </w:r>
+      <w:r>
+        <w:t xml:space="preserve">“básico × 1 % × 3 años”</w:t>
+      </w:r>
+      <w:r>
+        <w:t xml:space="preserve">).</w:t>
       </w:r>
     </w:p>
     <w:p>
@@ -19877,29 +19517,484 @@
           <w:b/>
           <w:bCs/>
         </w:rPr>
-        <w:t xml:space="preserve">Bloqueo del LSD:</w:t>
-      </w:r>
-      <w:r>
-        <w:t xml:space="preserve"> </w:t>
-      </w:r>
-      <w:r>
-        <w:t xml:space="preserve">antes de exportar el Libro de Sueldos Digital de una liquidación, el sistema verifica que todos los conceptos usados tengan código ARCA y no sean históricos (</w:t>
-      </w:r>
-      <w:r>
-        <w:t xml:space="preserve">“legacy”</w:t>
-      </w:r>
-      <w:r>
-        <w:t xml:space="preserve">). Si falta alguno, el preview del LSD lo lista y no deja descargar hasta que lo completes en Conceptos.</w:t>
-      </w:r>
-    </w:p>
-    <w:bookmarkEnd w:id="65"/>
-    <w:bookmarkStart w:id="66" w:name="Xb416bb6d091eb5d6a9265a5eb56ebe2b0cc72c7"/>
+        <w:t xml:space="preserve">↺ Recalcular</w:t>
+      </w:r>
+      <w:r>
+        <w:t xml:space="preserve"> </w:t>
+      </w:r>
+      <w:r>
+        <w:t xml:space="preserve">(por empleado) descarta también los renglones manuales y vuelve a correr el motor de cero para ese empleado.</w:t>
+      </w:r>
+    </w:p>
+    <w:p>
+      <w:pPr>
+        <w:pStyle w:val="Compact"/>
+        <w:numPr>
+          <w:ilvl w:val="0"/>
+          <w:numId w:val="1030"/>
+        </w:numPr>
+      </w:pPr>
+      <w:r>
+        <w:t xml:space="preserve">Volver a apretar</w:t>
+      </w:r>
+      <w:r>
+        <w:t xml:space="preserve"> </w:t>
+      </w:r>
+      <w:r>
+        <w:rPr>
+          <w:b/>
+          <w:bCs/>
+        </w:rPr>
+        <w:t xml:space="preserve">⚙ Calcular</w:t>
+      </w:r>
+      <w:r>
+        <w:t xml:space="preserve"> </w:t>
+      </w:r>
+      <w:r>
+        <w:t xml:space="preserve">para todos conserva los renglones manuales cuyo código el motor no genera en esa corrida (para no duplicar), pero</w:t>
+      </w:r>
+      <w:r>
+        <w:t xml:space="preserve"> </w:t>
+      </w:r>
+      <w:r>
+        <w:rPr>
+          <w:b/>
+          <w:bCs/>
+        </w:rPr>
+        <w:t xml:space="preserve">si el código coincide con uno que el motor sí calcula, el renglón manual se pisa</w:t>
+      </w:r>
+      <w:r>
+        <w:t xml:space="preserve"> </w:t>
+      </w:r>
+      <w:r>
+        <w:t xml:space="preserve">— si necesitás mantener ese ajuste, volvé a cargarlo después de Calcular.</w:t>
+      </w:r>
+    </w:p>
+    <w:p>
+      <w:pPr>
+        <w:pStyle w:val="Compact"/>
+        <w:numPr>
+          <w:ilvl w:val="0"/>
+          <w:numId w:val="1030"/>
+        </w:numPr>
+      </w:pPr>
+      <w:r>
+        <w:t xml:space="preserve">El botón te avisa con alertas (no bloquean el guardado) cuando falta un valor de escala, un empleado no tiene fecha de ingreso, no hay novedad cargada, se superó un tope, se perdió el presentismo por ausencias, un préstamo llegó a la última cuota, etc.</w:t>
+      </w:r>
+    </w:p>
+    <w:p>
+      <w:pPr>
+        <w:pStyle w:val="Compact"/>
+        <w:numPr>
+          <w:ilvl w:val="0"/>
+          <w:numId w:val="1030"/>
+        </w:numPr>
+      </w:pPr>
+      <w:r>
+        <w:rPr>
+          <w:b/>
+          <w:bCs/>
+        </w:rPr>
+        <w:t xml:space="preserve">Tope del 20 % de descuentos (Ley 27.802):</w:t>
+      </w:r>
+      <w:r>
+        <w:t xml:space="preserve"> </w:t>
+      </w:r>
+      <w:r>
+        <w:t xml:space="preserve">cuotas de préstamo y seguros voluntarios no pueden superar en conjunto el 20 % de lo que cobra el empleado en dinero. Si se pasan, aparece la alerta con el importe máximo; el descuento no se recorta solo, lo decidís vos con la contadora. Los</w:t>
+      </w:r>
+      <w:r>
+        <w:t xml:space="preserve"> </w:t>
+      </w:r>
+      <w:r>
+        <w:rPr>
+          <w:b/>
+          <w:bCs/>
+        </w:rPr>
+        <w:t xml:space="preserve">adelantos</w:t>
+      </w:r>
+      <w:r>
+        <w:t xml:space="preserve"> </w:t>
+      </w:r>
+      <w:r>
+        <w:t xml:space="preserve">van aparte: no entran en ese 20 %, pero no pueden superar el 50 % del sueldo del período. Los embargos judiciales siguen su propio régimen.</w:t>
+      </w:r>
+    </w:p>
+    <w:p>
+      <w:pPr>
+        <w:pStyle w:val="Compact"/>
+        <w:numPr>
+          <w:ilvl w:val="0"/>
+          <w:numId w:val="1030"/>
+        </w:numPr>
+      </w:pPr>
+      <w:r>
+        <w:rPr>
+          <w:b/>
+          <w:bCs/>
+        </w:rPr>
+        <w:t xml:space="preserve">RIFL:</w:t>
+      </w:r>
+      <w:r>
+        <w:t xml:space="preserve"> </w:t>
+      </w:r>
+      <w:r>
+        <w:t xml:space="preserve">si el legajo tiene fecha de alta bajo RIFL, durante 48 meses las contribuciones salen al 2 % (jubilación, fondo de empleo y asignaciones, todo junto) y 3 % (INSSJP). La alerta te dice en qué mes de los 48 está. El FAL se paga completo.</w:t>
+      </w:r>
+    </w:p>
+    <w:p>
+      <w:pPr>
+        <w:pStyle w:val="Compact"/>
+        <w:numPr>
+          <w:ilvl w:val="0"/>
+          <w:numId w:val="1030"/>
+        </w:numPr>
+      </w:pPr>
+      <w:r>
+        <w:rPr>
+          <w:b/>
+          <w:bCs/>
+        </w:rPr>
+        <w:t xml:space="preserve">Jornada reducida:</w:t>
+      </w:r>
+      <w:r>
+        <w:t xml:space="preserve"> </w:t>
+      </w:r>
+      <w:r>
+        <w:t xml:space="preserve">si el legajo tiene menos de 48 horas semanales, el aporte de obra social se calcula como si trabajara tiempo completo (lo exige la ley); jubilación e INSSJP van sobre lo que cobra realmente.</w:t>
+      </w:r>
+    </w:p>
+    <w:p>
+      <w:pPr>
+        <w:pStyle w:val="FirstParagraph"/>
+      </w:pPr>
+      <w:r>
+        <w:rPr>
+          <w:b/>
+          <w:bCs/>
+        </w:rPr>
+        <w:t xml:space="preserve">SAC</w:t>
+      </w:r>
+      <w:r>
+        <w:t xml:space="preserve"> </w:t>
+      </w:r>
+      <w:r>
+        <w:t xml:space="preserve">(tipo de liquidación</w:t>
+      </w:r>
+      <w:r>
+        <w:t xml:space="preserve"> </w:t>
+      </w:r>
+      <w:r>
+        <w:t xml:space="preserve">“SAC”</w:t>
+      </w:r>
+      <w:r>
+        <w:t xml:space="preserve">, período 06 o 12): calcula el aguinaldo sobre la mejor remuneración del semestre (completo o proporcional si el empleado ingresó en el semestre) — a diferencia de una liquidación mensual,</w:t>
+      </w:r>
+      <w:r>
+        <w:t xml:space="preserve"> </w:t>
+      </w:r>
+      <w:r>
+        <w:rPr>
+          <w:b/>
+          <w:bCs/>
+        </w:rPr>
+        <w:t xml:space="preserve">no vuelve a sumar el sueldo del mes</w:t>
+      </w:r>
+      <w:r>
+        <w:t xml:space="preserve">, solo el aguinaldo y lo que corresponde sobre él (aportes, contribuciones, Ganancias).</w:t>
+      </w:r>
+    </w:p>
+    <w:p>
+      <w:pPr>
+        <w:pStyle w:val="BodyText"/>
+      </w:pPr>
+      <w:r>
+        <w:rPr>
+          <w:b/>
+          <w:bCs/>
+        </w:rPr>
+        <w:t xml:space="preserve">Liquidación final:</w:t>
+      </w:r>
+      <w:r>
+        <w:t xml:space="preserve"> </w:t>
+      </w:r>
+      <w:r>
+        <w:t xml:space="preserve">se genera desde el botón</w:t>
+      </w:r>
+      <w:r>
+        <w:t xml:space="preserve"> </w:t>
+      </w:r>
+      <w:r>
+        <w:rPr>
+          <w:b/>
+          <w:bCs/>
+        </w:rPr>
+        <w:t xml:space="preserve">Baja</w:t>
+      </w:r>
+      <w:r>
+        <w:t xml:space="preserve"> </w:t>
+      </w:r>
+      <w:r>
+        <w:t xml:space="preserve">del legajo (ver arriba), no desde</w:t>
+      </w:r>
+      <w:r>
+        <w:t xml:space="preserve"> </w:t>
+      </w:r>
+      <w:r>
+        <w:t xml:space="preserve">“+ Liquidación”</w:t>
+      </w:r>
+      <w:r>
+        <w:t xml:space="preserve">.</w:t>
+      </w:r>
+    </w:p>
+    <w:bookmarkEnd w:id="63"/>
+    <w:bookmarkStart w:id="64" w:name="recibos"/>
     <w:p>
       <w:pPr>
         <w:pStyle w:val="Heading4"/>
       </w:pPr>
       <w:r>
-        <w:t xml:space="preserve">Preguntas para la contadora (no bloquean el uso del sistema)</w:t>
+        <w:t xml:space="preserve">Recibos</w:t>
+      </w:r>
+    </w:p>
+    <w:p>
+      <w:pPr>
+        <w:pStyle w:val="FirstParagraph"/>
+      </w:pPr>
+      <w:r>
+        <w:t xml:space="preserve">Cada liquidación</w:t>
+      </w:r>
+      <w:r>
+        <w:t xml:space="preserve"> </w:t>
+      </w:r>
+      <w:r>
+        <w:rPr>
+          <w:b/>
+          <w:bCs/>
+        </w:rPr>
+        <w:t xml:space="preserve">confirmada</w:t>
+      </w:r>
+      <w:r>
+        <w:t xml:space="preserve"> </w:t>
+      </w:r>
+      <w:r>
+        <w:t xml:space="preserve">muestra el botón</w:t>
+      </w:r>
+      <w:r>
+        <w:t xml:space="preserve"> </w:t>
+      </w:r>
+      <w:r>
+        <w:rPr>
+          <w:b/>
+          <w:bCs/>
+        </w:rPr>
+        <w:t xml:space="preserve">🖨 Recibos</w:t>
+      </w:r>
+      <w:r>
+        <w:t xml:space="preserve">: imprime en un solo documento el recibo de haberes de todos los empleados de esa liquidación, dos páginas por empleado (idéntico al formato que emitía antes la contadora) y dos copias —</w:t>
+      </w:r>
+      <w:r>
+        <w:t xml:space="preserve"> </w:t>
+      </w:r>
+      <w:r>
+        <w:rPr>
+          <w:b/>
+          <w:bCs/>
+        </w:rPr>
+        <w:t xml:space="preserve">ORIGINAL</w:t>
+      </w:r>
+      <w:r>
+        <w:t xml:space="preserve"> </w:t>
+      </w:r>
+      <w:r>
+        <w:t xml:space="preserve">y</w:t>
+      </w:r>
+      <w:r>
+        <w:t xml:space="preserve"> </w:t>
+      </w:r>
+      <w:r>
+        <w:rPr>
+          <w:b/>
+          <w:bCs/>
+        </w:rPr>
+        <w:t xml:space="preserve">DUPLICADO</w:t>
+      </w:r>
+      <w:r>
+        <w:t xml:space="preserve"> </w:t>
+      </w:r>
+      <w:r>
+        <w:t xml:space="preserve">— marcadas en el ángulo superior izquierdo. La página 1 trae los datos del empleado, el período, el bloque de sueldo bruto (conceptos con signo), la composición laboral y el neto en letras; la página 2 abre el costo total del empleador (seguridad social, obra social, INSSJP, ART, SCVO, sindical) con una torta de porcentajes.</w:t>
+      </w:r>
+    </w:p>
+    <w:p>
+      <w:pPr>
+        <w:pStyle w:val="BodyText"/>
+      </w:pPr>
+      <w:r>
+        <w:t xml:space="preserve">Antes de imprimir el primer recibo, completá en</w:t>
+      </w:r>
+      <w:r>
+        <w:t xml:space="preserve"> </w:t>
+      </w:r>
+      <w:r>
+        <w:rPr>
+          <w:b/>
+          <w:bCs/>
+        </w:rPr>
+        <w:t xml:space="preserve">Configuración → Imputación → Recibo de haberes</w:t>
+      </w:r>
+      <w:r>
+        <w:t xml:space="preserve">: razón social, domicilio y actividad (encabezado del recibo), y el último depósito previsional — período, fecha y banco — que se muestra en todos los recibos hasta que lo actualices con el próximo F.931 pagado. Ahí mismo está el</w:t>
+      </w:r>
+      <w:r>
+        <w:t xml:space="preserve"> </w:t>
+      </w:r>
+      <w:r>
+        <w:rPr>
+          <w:b/>
+          <w:bCs/>
+        </w:rPr>
+        <w:t xml:space="preserve">tope indemnizatorio</w:t>
+      </w:r>
+      <w:r>
+        <w:t xml:space="preserve"> </w:t>
+      </w:r>
+      <w:r>
+        <w:t xml:space="preserve">que se precarga en la baja de empleado.</w:t>
+      </w:r>
+    </w:p>
+    <w:p>
+      <w:pPr>
+        <w:pStyle w:val="BodyText"/>
+      </w:pPr>
+      <w:r>
+        <w:t xml:space="preserve">Para liquidaciones cargadas</w:t>
+      </w:r>
+      <w:r>
+        <w:t xml:space="preserve"> </w:t>
+      </w:r>
+      <w:r>
+        <w:rPr>
+          <w:b/>
+          <w:bCs/>
+        </w:rPr>
+        <w:t xml:space="preserve">antes</w:t>
+      </w:r>
+      <w:r>
+        <w:t xml:space="preserve"> </w:t>
+      </w:r>
+      <w:r>
+        <w:t xml:space="preserve">de este motor (sin el detalle de contribuciones nuevo), el recibo igual se imprime: usa el total de contribuciones y ART ya guardado como si fuera todo</w:t>
+      </w:r>
+      <w:r>
+        <w:t xml:space="preserve"> </w:t>
+      </w:r>
+      <w:r>
+        <w:t xml:space="preserve">“Seguridad Social”</w:t>
+      </w:r>
+      <w:r>
+        <w:t xml:space="preserve"> </w:t>
+      </w:r>
+      <w:r>
+        <w:t xml:space="preserve">— la página 2 sale menos desglosada, pero cierra al 100 %.</w:t>
+      </w:r>
+    </w:p>
+    <w:bookmarkEnd w:id="64"/>
+    <w:bookmarkStart w:id="65" w:name="conceptos-arca-padrón-marcas-y-txt"/>
+    <w:p>
+      <w:pPr>
+        <w:pStyle w:val="Heading4"/>
+      </w:pPr>
+      <w:r>
+        <w:t xml:space="preserve">Conceptos ARCA (padrón, marcas y TXT)</w:t>
+      </w:r>
+    </w:p>
+    <w:p>
+      <w:pPr>
+        <w:pStyle w:val="FirstParagraph"/>
+      </w:pPr>
+      <w:r>
+        <w:t xml:space="preserve">El botón</w:t>
+      </w:r>
+      <w:r>
+        <w:t xml:space="preserve"> </w:t>
+      </w:r>
+      <w:r>
+        <w:rPr>
+          <w:b/>
+          <w:bCs/>
+        </w:rPr>
+        <w:t xml:space="preserve">Conceptos</w:t>
+      </w:r>
+      <w:r>
+        <w:t xml:space="preserve"> </w:t>
+      </w:r>
+      <w:r>
+        <w:t xml:space="preserve">ahora trae, para cada código propio, el</w:t>
+      </w:r>
+      <w:r>
+        <w:t xml:space="preserve"> </w:t>
+      </w:r>
+      <w:r>
+        <w:rPr>
+          <w:b/>
+          <w:bCs/>
+        </w:rPr>
+        <w:t xml:space="preserve">código ARCA</w:t>
+      </w:r>
+      <w:r>
+        <w:t xml:space="preserve"> </w:t>
+      </w:r>
+      <w:r>
+        <w:t xml:space="preserve">(de un catálogo de 142 posibles, importado del padrón real del CUIT de Vitalmet) y sus</w:t>
+      </w:r>
+      <w:r>
+        <w:t xml:space="preserve"> </w:t>
+      </w:r>
+      <w:r>
+        <w:rPr>
+          <w:b/>
+          <w:bCs/>
+        </w:rPr>
+        <w:t xml:space="preserve">15 marcas</w:t>
+      </w:r>
+      <w:r>
+        <w:t xml:space="preserve"> </w:t>
+      </w:r>
+      <w:r>
+        <w:t xml:space="preserve">(qué subsistema del F.931 suma cada concepto: SIPA, INSSJP, obra social, FSR, RENATEA, AAFF, FNE, LRT, diferencial, especial). La</w:t>
+      </w:r>
+      <w:r>
+        <w:t xml:space="preserve"> </w:t>
+      </w:r>
+      <w:r>
+        <w:rPr>
+          <w:b/>
+          <w:bCs/>
+        </w:rPr>
+        <w:t xml:space="preserve">regla</w:t>
+      </w:r>
+      <w:r>
+        <w:t xml:space="preserve"> </w:t>
+      </w:r>
+      <w:r>
+        <w:t xml:space="preserve">es la fórmula que usa el motor para calcularlo solo (dejarla vacía = concepto que siempre se carga a mano). Un concepto usado en liquidaciones no se borra, se desactiva. Para los</w:t>
+      </w:r>
+      <w:r>
+        <w:t xml:space="preserve"> </w:t>
+      </w:r>
+      <w:r>
+        <w:rPr>
+          <w:b/>
+          <w:bCs/>
+        </w:rPr>
+        <w:t xml:space="preserve">beneficios sociales</w:t>
+      </w:r>
+      <w:r>
+        <w:t xml:space="preserve"> </w:t>
+      </w:r>
+      <w:r>
+        <w:t xml:space="preserve">y reintegros que la Ley 27.802 deja fuera del sueldo (comedor, gastos médicos, ropa de trabajo, guardería, útiles, sepelio, capacitación, uso del auto por km, transporte público, celular e internet, vivienda) están los conceptos 111 a 119, 121 y 122: son no remunerativos, sin aportes ni contribuciones, y se cargan a mano con comprobante.</w:t>
       </w:r>
     </w:p>
     <w:p>
@@ -19911,7 +20006,29 @@
         </w:numPr>
       </w:pPr>
       <w:r>
-        <w:t xml:space="preserve">Cómo mapea en el LSD los códigos 224, 225 y 516 del recibo de septiembre de 2026, que no están en el padrón de ARCA.</w:t>
+        <w:rPr>
+          <w:b/>
+          <w:bCs/>
+        </w:rPr>
+        <w:t xml:space="preserve">Importar padrón…</w:t>
+      </w:r>
+      <w:r>
+        <w:t xml:space="preserve"> </w:t>
+      </w:r>
+      <w:r>
+        <w:t xml:space="preserve">lee el CSV que bajás de ARCA (Libro de Sueldos Digital → Conceptos, separado por</w:t>
+      </w:r>
+      <w:r>
+        <w:t xml:space="preserve"> </w:t>
+      </w:r>
+      <w:r>
+        <w:rPr>
+          <w:rStyle w:val="VerbatimChar"/>
+        </w:rPr>
+        <w:t xml:space="preserve">;</w:t>
+      </w:r>
+      <w:r>
+        <w:t xml:space="preserve">) y compara contra tu catálogo: da de alta como histórico inactivo lo que está en ARCA y no en el ERP, lista lo que está en el ERP y todavía no diste de alta en ARCA, y avisa si las marcas no coinciden.</w:t>
       </w:r>
     </w:p>
     <w:p>
@@ -19923,7 +20040,49 @@
         </w:numPr>
       </w:pPr>
       <w:r>
-        <w:t xml:space="preserve">Porcentaje del aporte solidario UOM para no afiliados y valor vigente del seguro de sepelio.</w:t>
+        <w:rPr>
+          <w:b/>
+          <w:bCs/>
+        </w:rPr>
+        <w:t xml:space="preserve">Exportar TXT (todos)</w:t>
+      </w:r>
+      <w:r>
+        <w:t xml:space="preserve"> </w:t>
+      </w:r>
+      <w:r>
+        <w:t xml:space="preserve">/</w:t>
+      </w:r>
+      <w:r>
+        <w:t xml:space="preserve"> </w:t>
+      </w:r>
+      <w:r>
+        <w:rPr>
+          <w:b/>
+          <w:bCs/>
+        </w:rPr>
+        <w:t xml:space="preserve">Exportar TXT (faltan en ARCA)</w:t>
+      </w:r>
+      <w:r>
+        <w:t xml:space="preserve"> </w:t>
+      </w:r>
+      <w:r>
+        <w:t xml:space="preserve">generan el archivo de carga masiva de conceptos (195 posiciones) para subir en ARCA → Libro de Sueldos Digital → Conceptos;</w:t>
+      </w:r>
+      <w:r>
+        <w:t xml:space="preserve"> </w:t>
+      </w:r>
+      <w:r>
+        <w:rPr>
+          <w:b/>
+          <w:bCs/>
+        </w:rPr>
+        <w:t xml:space="preserve">Excel ARCA</w:t>
+      </w:r>
+      <w:r>
+        <w:t xml:space="preserve"> </w:t>
+      </w:r>
+      <w:r>
+        <w:t xml:space="preserve">arma la misma información en planilla.</w:t>
       </w:r>
     </w:p>
     <w:p>
@@ -19935,160 +20094,33 @@
         </w:numPr>
       </w:pPr>
       <w:r>
-        <w:t xml:space="preserve">Si el tope de aportes se controla por quincena o por mes.</w:t>
-      </w:r>
-    </w:p>
-    <w:p>
-      <w:pPr>
-        <w:pStyle w:val="Compact"/>
-        <w:numPr>
-          <w:ilvl w:val="0"/>
-          <w:numId w:val="1031"/>
-        </w:numPr>
-      </w:pPr>
-      <w:r>
-        <w:t xml:space="preserve">Tope indemnizatorio vigente del CCT 260/75 (3 × promedio).</w:t>
-      </w:r>
-    </w:p>
-    <w:p>
-      <w:r>
-        <w:pict>
-          <v:rect style="width:0;height:1.5pt" o:hralign="center" o:hrstd="t" o:hr="t"/>
-        </w:pict>
-      </w:r>
-    </w:p>
-    <w:bookmarkEnd w:id="66"/>
-    <w:bookmarkEnd w:id="67"/>
-    <w:bookmarkEnd w:id="68"/>
-    <w:bookmarkStart w:id="72" w:name="configuración"/>
-    <w:p>
-      <w:pPr>
-        <w:pStyle w:val="Heading2"/>
-      </w:pPr>
-      <w:r>
-        <w:t xml:space="preserve">12. Configuración</w:t>
-      </w:r>
-    </w:p>
-    <w:p>
-      <w:pPr>
-        <w:pStyle w:val="FirstParagraph"/>
-      </w:pPr>
-      <w:r>
-        <w:t xml:space="preserve">Tres pestañas. Las dos últimas son</w:t>
-      </w:r>
-      <w:r>
-        <w:t xml:space="preserve"> </w:t>
-      </w:r>
-      <w:r>
-        <w:rPr>
-          <w:b/>
-          <w:bCs/>
-        </w:rPr>
-        <w:t xml:space="preserve">solo para el administrador</w:t>
-      </w:r>
-      <w:r>
-        <w:t xml:space="preserve">.</w:t>
-      </w:r>
-    </w:p>
-    <w:bookmarkStart w:id="69" w:name="materiales"/>
-    <w:p>
-      <w:pPr>
-        <w:pStyle w:val="Heading3"/>
-      </w:pPr>
-      <w:r>
-        <w:t xml:space="preserve">12.1 Materiales</w:t>
-      </w:r>
-    </w:p>
-    <w:p>
-      <w:pPr>
-        <w:pStyle w:val="FirstParagraph"/>
-      </w:pPr>
-      <w:r>
-        <w:t xml:space="preserve">El catálogo de tipos de acero / normas que después elegís en barras y certificados.</w:t>
-      </w:r>
-      <w:r>
-        <w:t xml:space="preserve"> </w:t>
-      </w:r>
-      <w:r>
-        <w:rPr>
-          <w:b/>
-          <w:bCs/>
-        </w:rPr>
-        <w:t xml:space="preserve">+ Nuevo material</w:t>
-      </w:r>
-      <w:r>
-        <w:t xml:space="preserve"> </w:t>
-      </w:r>
-      <w:r>
-        <w:t xml:space="preserve">→</w:t>
-      </w:r>
-      <w:r>
-        <w:t xml:space="preserve"> </w:t>
-      </w:r>
-      <w:r>
-        <w:rPr>
-          <w:b/>
-          <w:bCs/>
-        </w:rPr>
-        <w:t xml:space="preserve">Material / Norma</w:t>
-      </w:r>
-      <w:r>
-        <w:t xml:space="preserve"> </w:t>
-      </w:r>
-      <w:r>
-        <w:t xml:space="preserve">*,</w:t>
-      </w:r>
-      <w:r>
-        <w:t xml:space="preserve"> </w:t>
-      </w:r>
-      <w:r>
-        <w:rPr>
-          <w:b/>
-          <w:bCs/>
-        </w:rPr>
-        <w:t xml:space="preserve">Descripción</w:t>
-      </w:r>
-      <w:r>
-        <w:t xml:space="preserve">,</w:t>
-      </w:r>
-      <w:r>
-        <w:t xml:space="preserve"> </w:t>
-      </w:r>
-      <w:r>
-        <w:rPr>
-          <w:b/>
-          <w:bCs/>
-        </w:rPr>
-        <w:t xml:space="preserve">Orden</w:t>
-      </w:r>
-      <w:r>
-        <w:t xml:space="preserve">,</w:t>
-      </w:r>
-      <w:r>
-        <w:t xml:space="preserve"> </w:t>
-      </w:r>
-      <w:r>
-        <w:rPr>
-          <w:b/>
-          <w:bCs/>
-        </w:rPr>
-        <w:t xml:space="preserve">Estado</w:t>
-      </w:r>
-      <w:r>
-        <w:t xml:space="preserve"> </w:t>
-      </w:r>
-      <w:r>
-        <w:t xml:space="preserve">(activo / inactivo).</w:t>
-      </w:r>
-    </w:p>
-    <w:bookmarkEnd w:id="69"/>
-    <w:bookmarkStart w:id="70" w:name="usuarios-y-permisos-admin"/>
-    <w:p>
-      <w:pPr>
-        <w:pStyle w:val="Heading3"/>
-      </w:pPr>
-      <w:r>
-        <w:t xml:space="preserve">12.2 Usuarios y permisos (admin)</w:t>
+        <w:rPr>
+          <w:b/>
+          <w:bCs/>
+        </w:rPr>
+        <w:t xml:space="preserve">Bloqueo del LSD:</w:t>
+      </w:r>
+      <w:r>
+        <w:t xml:space="preserve"> </w:t>
+      </w:r>
+      <w:r>
+        <w:t xml:space="preserve">antes de exportar el Libro de Sueldos Digital de una liquidación, el sistema verifica que todos los conceptos usados tengan código ARCA y no sean históricos (</w:t>
+      </w:r>
+      <w:r>
+        <w:t xml:space="preserve">“legacy”</w:t>
+      </w:r>
+      <w:r>
+        <w:t xml:space="preserve">). Si falta alguno, el preview del LSD lo lista y no deja descargar hasta que lo completes en Conceptos.</w:t>
+      </w:r>
+    </w:p>
+    <w:bookmarkEnd w:id="65"/>
+    <w:bookmarkStart w:id="66" w:name="Xb416bb6d091eb5d6a9265a5eb56ebe2b0cc72c7"/>
+    <w:p>
+      <w:pPr>
+        <w:pStyle w:val="Heading4"/>
+      </w:pPr>
+      <w:r>
+        <w:t xml:space="preserve">Preguntas para la contadora (no bloquean el uso del sistema)</w:t>
       </w:r>
     </w:p>
     <w:p>
@@ -20100,23 +20132,7 @@
         </w:numPr>
       </w:pPr>
       <w:r>
-        <w:t xml:space="preserve">Ves y podés</w:t>
-      </w:r>
-      <w:r>
-        <w:t xml:space="preserve"> </w:t>
-      </w:r>
-      <w:r>
-        <w:rPr>
-          <w:b/>
-          <w:bCs/>
-        </w:rPr>
-        <w:t xml:space="preserve">cambiar el código de empresa</w:t>
-      </w:r>
-      <w:r>
-        <w:t xml:space="preserve"> </w:t>
-      </w:r>
-      <w:r>
-        <w:t xml:space="preserve">(el que usan los nuevos para unirse).</w:t>
+        <w:t xml:space="preserve">Cómo mapea en el LSD los códigos 224, 225 y 516 del recibo de septiembre de 2026, que no están en el padrón de ARCA.</w:t>
       </w:r>
     </w:p>
     <w:p>
@@ -20128,83 +20144,80 @@
         </w:numPr>
       </w:pPr>
       <w:r>
-        <w:t xml:space="preserve">Listás usuarios, editás su</w:t>
-      </w:r>
-      <w:r>
-        <w:t xml:space="preserve"> </w:t>
-      </w:r>
-      <w:r>
-        <w:rPr>
-          <w:b/>
-          <w:bCs/>
-        </w:rPr>
-        <w:t xml:space="preserve">rol</w:t>
-      </w:r>
-      <w:r>
-        <w:t xml:space="preserve"> </w:t>
-      </w:r>
-      <w:r>
-        <w:t xml:space="preserve">y</w:t>
-      </w:r>
-      <w:r>
-        <w:t xml:space="preserve"> </w:t>
-      </w:r>
-      <w:r>
-        <w:rPr>
-          <w:b/>
-          <w:bCs/>
-        </w:rPr>
-        <w:t xml:space="preserve">habilitás/deshabilitás módulos</w:t>
-      </w:r>
-      <w:r>
-        <w:t xml:space="preserve"> </w:t>
-      </w:r>
-      <w:r>
-        <w:t xml:space="preserve">por usuario. La lista cubre todos los módulos del sistema (inventario, producción, compras, ventas, calidad, análisis y contabilidad).</w:t>
-      </w:r>
-    </w:p>
-    <w:p>
-      <w:pPr>
-        <w:pStyle w:val="BlockText"/>
-      </w:pPr>
-      <w:r>
-        <w:rPr>
-          <w:b/>
-          <w:bCs/>
-        </w:rPr>
-        <w:t xml:space="preserve">Nota técnica:</w:t>
-      </w:r>
-      <w:r>
-        <w:t xml:space="preserve"> </w:t>
-      </w:r>
-      <w:r>
-        <w:t xml:space="preserve">los permisos por módulo hoy son</w:t>
-      </w:r>
-      <w:r>
-        <w:t xml:space="preserve"> </w:t>
-      </w:r>
-      <w:r>
-        <w:rPr>
-          <w:b/>
-          <w:bCs/>
-        </w:rPr>
-        <w:t xml:space="preserve">visuales</w:t>
-      </w:r>
-      <w:r>
-        <w:t xml:space="preserve"> </w:t>
-      </w:r>
-      <w:r>
-        <w:t xml:space="preserve">(esconden secciones del menú). No los uses como barrera de seguridad fuerte.</w:t>
-      </w:r>
-    </w:p>
-    <w:bookmarkEnd w:id="70"/>
-    <w:bookmarkStart w:id="71" w:name="imputación-contable"/>
+        <w:t xml:space="preserve">Porcentaje del aporte solidario UOM para no afiliados y valor vigente del seguro de sepelio.</w:t>
+      </w:r>
+    </w:p>
+    <w:p>
+      <w:pPr>
+        <w:pStyle w:val="Compact"/>
+        <w:numPr>
+          <w:ilvl w:val="0"/>
+          <w:numId w:val="1032"/>
+        </w:numPr>
+      </w:pPr>
+      <w:r>
+        <w:t xml:space="preserve">Si el tope de aportes se controla por quincena o por mes.</w:t>
+      </w:r>
+    </w:p>
+    <w:p>
+      <w:pPr>
+        <w:pStyle w:val="Compact"/>
+        <w:numPr>
+          <w:ilvl w:val="0"/>
+          <w:numId w:val="1032"/>
+        </w:numPr>
+      </w:pPr>
+      <w:r>
+        <w:t xml:space="preserve">Tope indemnizatorio vigente del CCT 260/75 (3 × promedio).</w:t>
+      </w:r>
+    </w:p>
+    <w:p>
+      <w:r>
+        <w:pict>
+          <v:rect style="width:0;height:1.5pt" o:hralign="center" o:hrstd="t" o:hr="t"/>
+        </w:pict>
+      </w:r>
+    </w:p>
+    <w:bookmarkEnd w:id="66"/>
+    <w:bookmarkEnd w:id="67"/>
+    <w:bookmarkEnd w:id="68"/>
+    <w:bookmarkStart w:id="72" w:name="configuración"/>
+    <w:p>
+      <w:pPr>
+        <w:pStyle w:val="Heading2"/>
+      </w:pPr>
+      <w:r>
+        <w:t xml:space="preserve">12. Configuración</w:t>
+      </w:r>
+    </w:p>
+    <w:p>
+      <w:pPr>
+        <w:pStyle w:val="FirstParagraph"/>
+      </w:pPr>
+      <w:r>
+        <w:t xml:space="preserve">Tres pestañas. Las dos últimas son</w:t>
+      </w:r>
+      <w:r>
+        <w:t xml:space="preserve"> </w:t>
+      </w:r>
+      <w:r>
+        <w:rPr>
+          <w:b/>
+          <w:bCs/>
+        </w:rPr>
+        <w:t xml:space="preserve">solo para el administrador</w:t>
+      </w:r>
+      <w:r>
+        <w:t xml:space="preserve">.</w:t>
+      </w:r>
+    </w:p>
+    <w:bookmarkStart w:id="69" w:name="materiales"/>
     <w:p>
       <w:pPr>
         <w:pStyle w:val="Heading3"/>
       </w:pPr>
       <w:r>
-        <w:t xml:space="preserve">12.3 Imputación contable</w:t>
+        <w:t xml:space="preserve">12.1 Materiales</w:t>
       </w:r>
     </w:p>
     <w:p>
@@ -20212,17 +20225,91 @@
         <w:pStyle w:val="FirstParagraph"/>
       </w:pPr>
       <w:r>
-        <w:rPr>
-          <w:b/>
-          <w:bCs/>
-        </w:rPr>
-        <w:t xml:space="preserve">Clave para que los asientos automáticos funcionen.</w:t>
-      </w:r>
-      <w:r>
-        <w:t xml:space="preserve"> </w:t>
-      </w:r>
-      <w:r>
-        <w:t xml:space="preserve">Acá decís qué cuenta contable usar para cada tipo de operación:</w:t>
+        <w:t xml:space="preserve">El catálogo de tipos de acero / normas que después elegís en barras y certificados.</w:t>
+      </w:r>
+      <w:r>
+        <w:t xml:space="preserve"> </w:t>
+      </w:r>
+      <w:r>
+        <w:rPr>
+          <w:b/>
+          <w:bCs/>
+        </w:rPr>
+        <w:t xml:space="preserve">+ Nuevo material</w:t>
+      </w:r>
+      <w:r>
+        <w:t xml:space="preserve"> </w:t>
+      </w:r>
+      <w:r>
+        <w:t xml:space="preserve">→</w:t>
+      </w:r>
+      <w:r>
+        <w:t xml:space="preserve"> </w:t>
+      </w:r>
+      <w:r>
+        <w:rPr>
+          <w:b/>
+          <w:bCs/>
+        </w:rPr>
+        <w:t xml:space="preserve">Material / Norma</w:t>
+      </w:r>
+      <w:r>
+        <w:t xml:space="preserve"> </w:t>
+      </w:r>
+      <w:r>
+        <w:t xml:space="preserve">*,</w:t>
+      </w:r>
+      <w:r>
+        <w:t xml:space="preserve"> </w:t>
+      </w:r>
+      <w:r>
+        <w:rPr>
+          <w:b/>
+          <w:bCs/>
+        </w:rPr>
+        <w:t xml:space="preserve">Descripción</w:t>
+      </w:r>
+      <w:r>
+        <w:t xml:space="preserve">,</w:t>
+      </w:r>
+      <w:r>
+        <w:t xml:space="preserve"> </w:t>
+      </w:r>
+      <w:r>
+        <w:rPr>
+          <w:b/>
+          <w:bCs/>
+        </w:rPr>
+        <w:t xml:space="preserve">Orden</w:t>
+      </w:r>
+      <w:r>
+        <w:t xml:space="preserve">,</w:t>
+      </w:r>
+      <w:r>
+        <w:t xml:space="preserve"> </w:t>
+      </w:r>
+      <w:r>
+        <w:rPr>
+          <w:b/>
+          <w:bCs/>
+        </w:rPr>
+        <w:t xml:space="preserve">Estado</w:t>
+      </w:r>
+      <w:r>
+        <w:t xml:space="preserve"> </w:t>
+      </w:r>
+      <w:r>
+        <w:t xml:space="preserve">(activo / inactivo).</w:t>
+      </w:r>
+    </w:p>
+    <w:bookmarkEnd w:id="69"/>
+    <w:bookmarkStart w:id="70" w:name="usuarios-y-permisos-admin"/>
+    <w:p>
+      <w:pPr>
+        <w:pStyle w:val="Heading3"/>
+      </w:pPr>
+      <w:r>
+        <w:t xml:space="preserve">12.2 Usuarios y permisos (admin)</w:t>
       </w:r>
     </w:p>
     <w:p>
@@ -20234,62 +20321,23 @@
         </w:numPr>
       </w:pPr>
       <w:r>
-        <w:rPr>
-          <w:b/>
-          <w:bCs/>
-        </w:rPr>
-        <w:t xml:space="preserve">Ventas:</w:t>
-      </w:r>
-      <w:r>
-        <w:t xml:space="preserve"> </w:t>
-      </w:r>
-      <w:r>
-        <w:t xml:space="preserve">cuenta de venta, deudores por ventas, IVA débito fiscal,</w:t>
-      </w:r>
-      <w:r>
-        <w:t xml:space="preserve"> </w:t>
-      </w:r>
-      <w:r>
-        <w:rPr>
-          <w:b/>
-          <w:bCs/>
-        </w:rPr>
-        <w:t xml:space="preserve">alícuota de IVA</w:t>
-      </w:r>
-      <w:r>
-        <w:t xml:space="preserve"> </w:t>
-      </w:r>
-      <w:r>
-        <w:t xml:space="preserve">(21% por defecto), si los precios</w:t>
-      </w:r>
-      <w:r>
-        <w:t xml:space="preserve"> </w:t>
-      </w:r>
-      <w:r>
-        <w:rPr>
-          <w:b/>
-          <w:bCs/>
-        </w:rPr>
-        <w:t xml:space="preserve">incluyen IVA</w:t>
-      </w:r>
-      <w:r>
-        <w:t xml:space="preserve">, y el</w:t>
-      </w:r>
-      <w:r>
-        <w:t xml:space="preserve"> </w:t>
-      </w:r>
-      <w:r>
-        <w:rPr>
-          <w:b/>
-          <w:bCs/>
-        </w:rPr>
-        <w:t xml:space="preserve">punto de venta AFIP</w:t>
-      </w:r>
-      <w:r>
-        <w:t xml:space="preserve"> </w:t>
-      </w:r>
-      <w:r>
-        <w:t xml:space="preserve">para la facturación electrónica.</w:t>
+        <w:t xml:space="preserve">Ves y podés</w:t>
+      </w:r>
+      <w:r>
+        <w:t xml:space="preserve"> </w:t>
+      </w:r>
+      <w:r>
+        <w:rPr>
+          <w:b/>
+          <w:bCs/>
+        </w:rPr>
+        <w:t xml:space="preserve">cambiar el código de empresa</w:t>
+      </w:r>
+      <w:r>
+        <w:t xml:space="preserve"> </w:t>
+      </w:r>
+      <w:r>
+        <w:t xml:space="preserve">(el que usan los nuevos para unirse).</w:t>
       </w:r>
     </w:p>
     <w:p>
@@ -20301,33 +20349,101 @@
         </w:numPr>
       </w:pPr>
       <w:r>
-        <w:rPr>
-          <w:b/>
-          <w:bCs/>
-        </w:rPr>
-        <w:t xml:space="preserve">Compras:</w:t>
-      </w:r>
-      <w:r>
-        <w:t xml:space="preserve"> </w:t>
-      </w:r>
-      <w:r>
-        <w:t xml:space="preserve">IVA crédito fiscal, proveedores, compra de materia prima / insumos / herramientas, servicios de terceros, y la cuenta puente</w:t>
-      </w:r>
-      <w:r>
-        <w:t xml:space="preserve"> </w:t>
-      </w:r>
-      <w:r>
-        <w:rPr>
-          <w:b/>
-          <w:bCs/>
-        </w:rPr>
-        <w:t xml:space="preserve">GR/IR</w:t>
-      </w:r>
-      <w:r>
-        <w:t xml:space="preserve"> </w:t>
-      </w:r>
-      <w:r>
-        <w:t xml:space="preserve">(facturas a recibir).</w:t>
+        <w:t xml:space="preserve">Listás usuarios, editás su</w:t>
+      </w:r>
+      <w:r>
+        <w:t xml:space="preserve"> </w:t>
+      </w:r>
+      <w:r>
+        <w:rPr>
+          <w:b/>
+          <w:bCs/>
+        </w:rPr>
+        <w:t xml:space="preserve">rol</w:t>
+      </w:r>
+      <w:r>
+        <w:t xml:space="preserve"> </w:t>
+      </w:r>
+      <w:r>
+        <w:t xml:space="preserve">y</w:t>
+      </w:r>
+      <w:r>
+        <w:t xml:space="preserve"> </w:t>
+      </w:r>
+      <w:r>
+        <w:rPr>
+          <w:b/>
+          <w:bCs/>
+        </w:rPr>
+        <w:t xml:space="preserve">habilitás/deshabilitás módulos</w:t>
+      </w:r>
+      <w:r>
+        <w:t xml:space="preserve"> </w:t>
+      </w:r>
+      <w:r>
+        <w:t xml:space="preserve">por usuario. La lista cubre todos los módulos del sistema (inventario, producción, compras, ventas, calidad, análisis y contabilidad).</w:t>
+      </w:r>
+    </w:p>
+    <w:p>
+      <w:pPr>
+        <w:pStyle w:val="BlockText"/>
+      </w:pPr>
+      <w:r>
+        <w:rPr>
+          <w:b/>
+          <w:bCs/>
+        </w:rPr>
+        <w:t xml:space="preserve">Nota técnica:</w:t>
+      </w:r>
+      <w:r>
+        <w:t xml:space="preserve"> </w:t>
+      </w:r>
+      <w:r>
+        <w:t xml:space="preserve">los permisos por módulo hoy son</w:t>
+      </w:r>
+      <w:r>
+        <w:t xml:space="preserve"> </w:t>
+      </w:r>
+      <w:r>
+        <w:rPr>
+          <w:b/>
+          <w:bCs/>
+        </w:rPr>
+        <w:t xml:space="preserve">visuales</w:t>
+      </w:r>
+      <w:r>
+        <w:t xml:space="preserve"> </w:t>
+      </w:r>
+      <w:r>
+        <w:t xml:space="preserve">(esconden secciones del menú). No los uses como barrera de seguridad fuerte.</w:t>
+      </w:r>
+    </w:p>
+    <w:bookmarkEnd w:id="70"/>
+    <w:bookmarkStart w:id="71" w:name="imputación-contable"/>
+    <w:p>
+      <w:pPr>
+        <w:pStyle w:val="Heading3"/>
+      </w:pPr>
+      <w:r>
+        <w:t xml:space="preserve">12.3 Imputación contable</w:t>
+      </w:r>
+    </w:p>
+    <w:p>
+      <w:pPr>
+        <w:pStyle w:val="FirstParagraph"/>
+      </w:pPr>
+      <w:r>
+        <w:rPr>
+          <w:b/>
+          <w:bCs/>
+        </w:rPr>
+        <w:t xml:space="preserve">Clave para que los asientos automáticos funcionen.</w:t>
+      </w:r>
+      <w:r>
+        <w:t xml:space="preserve"> </w:t>
+      </w:r>
+      <w:r>
+        <w:t xml:space="preserve">Acá decís qué cuenta contable usar para cada tipo de operación:</w:t>
       </w:r>
     </w:p>
     <w:p>
@@ -20335,7 +20451,7 @@
         <w:pStyle w:val="Compact"/>
         <w:numPr>
           <w:ilvl w:val="0"/>
-          <w:numId w:val="1033"/>
+          <w:numId w:val="1034"/>
         </w:numPr>
       </w:pPr>
       <w:r>
@@ -20343,45 +20459,58 @@
           <w:b/>
           <w:bCs/>
         </w:rPr>
-        <w:t xml:space="preserve">Caja y banco:</w:t>
-      </w:r>
-      <w:r>
-        <w:t xml:space="preserve"> </w:t>
-      </w:r>
-      <w:r>
-        <w:t xml:space="preserve">cuenta de caja (efectivo), cuenta de banco (transferencias),</w:t>
-      </w:r>
-      <w:r>
-        <w:t xml:space="preserve"> </w:t>
-      </w:r>
-      <w:r>
-        <w:rPr>
-          <w:b/>
-          <w:bCs/>
-        </w:rPr>
-        <w:t xml:space="preserve">cheques en cartera</w:t>
-      </w:r>
-      <w:r>
-        <w:t xml:space="preserve"> </w:t>
-      </w:r>
-      <w:r>
-        <w:t xml:space="preserve">(recibidos) y</w:t>
-      </w:r>
-      <w:r>
-        <w:t xml:space="preserve"> </w:t>
-      </w:r>
-      <w:r>
-        <w:rPr>
-          <w:b/>
-          <w:bCs/>
-        </w:rPr>
-        <w:t xml:space="preserve">cheques emitidos</w:t>
-      </w:r>
-      <w:r>
-        <w:t xml:space="preserve"> </w:t>
-      </w:r>
-      <w:r>
-        <w:t xml:space="preserve">(a pagar).</w:t>
+        <w:t xml:space="preserve">Ventas:</w:t>
+      </w:r>
+      <w:r>
+        <w:t xml:space="preserve"> </w:t>
+      </w:r>
+      <w:r>
+        <w:t xml:space="preserve">cuenta de venta, deudores por ventas, IVA débito fiscal,</w:t>
+      </w:r>
+      <w:r>
+        <w:t xml:space="preserve"> </w:t>
+      </w:r>
+      <w:r>
+        <w:rPr>
+          <w:b/>
+          <w:bCs/>
+        </w:rPr>
+        <w:t xml:space="preserve">alícuota de IVA</w:t>
+      </w:r>
+      <w:r>
+        <w:t xml:space="preserve"> </w:t>
+      </w:r>
+      <w:r>
+        <w:t xml:space="preserve">(21% por defecto), si los precios</w:t>
+      </w:r>
+      <w:r>
+        <w:t xml:space="preserve"> </w:t>
+      </w:r>
+      <w:r>
+        <w:rPr>
+          <w:b/>
+          <w:bCs/>
+        </w:rPr>
+        <w:t xml:space="preserve">incluyen IVA</w:t>
+      </w:r>
+      <w:r>
+        <w:t xml:space="preserve">, y el</w:t>
+      </w:r>
+      <w:r>
+        <w:t xml:space="preserve"> </w:t>
+      </w:r>
+      <w:r>
+        <w:rPr>
+          <w:b/>
+          <w:bCs/>
+        </w:rPr>
+        <w:t xml:space="preserve">punto de venta AFIP</w:t>
+      </w:r>
+      <w:r>
+        <w:t xml:space="preserve"> </w:t>
+      </w:r>
+      <w:r>
+        <w:t xml:space="preserve">para la facturación electrónica.</w:t>
       </w:r>
     </w:p>
     <w:p>
@@ -20389,7 +20518,7 @@
         <w:pStyle w:val="Compact"/>
         <w:numPr>
           <w:ilvl w:val="0"/>
-          <w:numId w:val="1033"/>
+          <w:numId w:val="1034"/>
         </w:numPr>
       </w:pPr>
       <w:r>
@@ -20397,13 +20526,29 @@
           <w:b/>
           <w:bCs/>
         </w:rPr>
-        <w:t xml:space="preserve">Retenciones sufridas:</w:t>
-      </w:r>
-      <w:r>
-        <w:t xml:space="preserve"> </w:t>
-      </w:r>
-      <w:r>
-        <w:t xml:space="preserve">las cuentas de crédito fiscal donde van las retenciones que te aplican los clientes (Ganancias, IIBB, SUSS, IVA). Vienen preconfiguradas con las cuentas del plan de Vitalmet.</w:t>
+        <w:t xml:space="preserve">Compras:</w:t>
+      </w:r>
+      <w:r>
+        <w:t xml:space="preserve"> </w:t>
+      </w:r>
+      <w:r>
+        <w:t xml:space="preserve">IVA crédito fiscal, proveedores, compra de materia prima / insumos / herramientas, servicios de terceros, y la cuenta puente</w:t>
+      </w:r>
+      <w:r>
+        <w:t xml:space="preserve"> </w:t>
+      </w:r>
+      <w:r>
+        <w:rPr>
+          <w:b/>
+          <w:bCs/>
+        </w:rPr>
+        <w:t xml:space="preserve">GR/IR</w:t>
+      </w:r>
+      <w:r>
+        <w:t xml:space="preserve"> </w:t>
+      </w:r>
+      <w:r>
+        <w:t xml:space="preserve">(facturas a recibir).</w:t>
       </w:r>
     </w:p>
     <w:p>
@@ -20411,7 +20556,7 @@
         <w:pStyle w:val="Compact"/>
         <w:numPr>
           <w:ilvl w:val="0"/>
-          <w:numId w:val="1033"/>
+          <w:numId w:val="1034"/>
         </w:numPr>
       </w:pPr>
       <w:r>
@@ -20419,29 +20564,45 @@
           <w:b/>
           <w:bCs/>
         </w:rPr>
-        <w:t xml:space="preserve">Stock y ajustes de inventario:</w:t>
-      </w:r>
-      <w:r>
-        <w:t xml:space="preserve"> </w:t>
-      </w:r>
-      <w:r>
-        <w:t xml:space="preserve">las cuentas de stock (materia prima, producto terminado, insumos) y la cuenta de resultado</w:t>
-      </w:r>
-      <w:r>
-        <w:t xml:space="preserve"> </w:t>
-      </w:r>
-      <w:r>
-        <w:rPr>
-          <w:b/>
-          <w:bCs/>
-        </w:rPr>
-        <w:t xml:space="preserve">AJUSTES DE INVENTARIO</w:t>
-      </w:r>
-      <w:r>
-        <w:t xml:space="preserve"> </w:t>
-      </w:r>
-      <w:r>
-        <w:t xml:space="preserve">contra la que se asientan las diferencias de ajustes y conteos físicos. Vienen preconfiguradas (114002 / 114001 / 114003 / 421099).</w:t>
+        <w:t xml:space="preserve">Caja y banco:</w:t>
+      </w:r>
+      <w:r>
+        <w:t xml:space="preserve"> </w:t>
+      </w:r>
+      <w:r>
+        <w:t xml:space="preserve">cuenta de caja (efectivo), cuenta de banco (transferencias),</w:t>
+      </w:r>
+      <w:r>
+        <w:t xml:space="preserve"> </w:t>
+      </w:r>
+      <w:r>
+        <w:rPr>
+          <w:b/>
+          <w:bCs/>
+        </w:rPr>
+        <w:t xml:space="preserve">cheques en cartera</w:t>
+      </w:r>
+      <w:r>
+        <w:t xml:space="preserve"> </w:t>
+      </w:r>
+      <w:r>
+        <w:t xml:space="preserve">(recibidos) y</w:t>
+      </w:r>
+      <w:r>
+        <w:t xml:space="preserve"> </w:t>
+      </w:r>
+      <w:r>
+        <w:rPr>
+          <w:b/>
+          <w:bCs/>
+        </w:rPr>
+        <w:t xml:space="preserve">cheques emitidos</w:t>
+      </w:r>
+      <w:r>
+        <w:t xml:space="preserve"> </w:t>
+      </w:r>
+      <w:r>
+        <w:t xml:space="preserve">(a pagar).</w:t>
       </w:r>
     </w:p>
     <w:p>
@@ -20449,7 +20610,67 @@
         <w:pStyle w:val="Compact"/>
         <w:numPr>
           <w:ilvl w:val="0"/>
-          <w:numId w:val="1033"/>
+          <w:numId w:val="1034"/>
+        </w:numPr>
+      </w:pPr>
+      <w:r>
+        <w:rPr>
+          <w:b/>
+          <w:bCs/>
+        </w:rPr>
+        <w:t xml:space="preserve">Retenciones sufridas:</w:t>
+      </w:r>
+      <w:r>
+        <w:t xml:space="preserve"> </w:t>
+      </w:r>
+      <w:r>
+        <w:t xml:space="preserve">las cuentas de crédito fiscal donde van las retenciones que te aplican los clientes (Ganancias, IIBB, SUSS, IVA). Vienen preconfiguradas con las cuentas del plan de Vitalmet.</w:t>
+      </w:r>
+    </w:p>
+    <w:p>
+      <w:pPr>
+        <w:pStyle w:val="Compact"/>
+        <w:numPr>
+          <w:ilvl w:val="0"/>
+          <w:numId w:val="1034"/>
+        </w:numPr>
+      </w:pPr>
+      <w:r>
+        <w:rPr>
+          <w:b/>
+          <w:bCs/>
+        </w:rPr>
+        <w:t xml:space="preserve">Stock y ajustes de inventario:</w:t>
+      </w:r>
+      <w:r>
+        <w:t xml:space="preserve"> </w:t>
+      </w:r>
+      <w:r>
+        <w:t xml:space="preserve">las cuentas de stock (materia prima, producto terminado, insumos) y la cuenta de resultado</w:t>
+      </w:r>
+      <w:r>
+        <w:t xml:space="preserve"> </w:t>
+      </w:r>
+      <w:r>
+        <w:rPr>
+          <w:b/>
+          <w:bCs/>
+        </w:rPr>
+        <w:t xml:space="preserve">AJUSTES DE INVENTARIO</w:t>
+      </w:r>
+      <w:r>
+        <w:t xml:space="preserve"> </w:t>
+      </w:r>
+      <w:r>
+        <w:t xml:space="preserve">contra la que se asientan las diferencias de ajustes y conteos físicos. Vienen preconfiguradas (114002 / 114001 / 114003 / 421099).</w:t>
+      </w:r>
+    </w:p>
+    <w:p>
+      <w:pPr>
+        <w:pStyle w:val="Compact"/>
+        <w:numPr>
+          <w:ilvl w:val="0"/>
+          <w:numId w:val="1034"/>
         </w:numPr>
       </w:pPr>
       <w:r>
@@ -22798,6 +23019,9 @@
     <w:abstractNumId w:val="991"/>
   </w:num>
   <w:num w:numId="1017">
+    <w:abstractNumId w:val="991"/>
+  </w:num>
+  <w:num w:numId="1018">
     <w:abstractNumId w:val="99411"/>
     <w:lvlOverride w:ilvl="0">
       <w:startOverride w:val="1"/>
@@ -22827,13 +23051,13 @@
       <w:startOverride w:val="1"/>
     </w:lvlOverride>
   </w:num>
-  <w:num w:numId="1018">
-    <w:abstractNumId w:val="991"/>
-  </w:num>
   <w:num w:numId="1019">
     <w:abstractNumId w:val="991"/>
   </w:num>
   <w:num w:numId="1020">
+    <w:abstractNumId w:val="991"/>
+  </w:num>
+  <w:num w:numId="1021">
     <w:abstractNumId w:val="99411"/>
     <w:lvlOverride w:ilvl="0">
       <w:startOverride w:val="1"/>
@@ -22863,10 +23087,10 @@
       <w:startOverride w:val="1"/>
     </w:lvlOverride>
   </w:num>
-  <w:num w:numId="1021">
+  <w:num w:numId="1022">
     <w:abstractNumId w:val="991"/>
   </w:num>
-  <w:num w:numId="1022">
+  <w:num w:numId="1023">
     <w:abstractNumId w:val="99411"/>
     <w:lvlOverride w:ilvl="0">
       <w:startOverride w:val="1"/>
@@ -22896,10 +23120,10 @@
       <w:startOverride w:val="1"/>
     </w:lvlOverride>
   </w:num>
-  <w:num w:numId="1023">
+  <w:num w:numId="1024">
     <w:abstractNumId w:val="991"/>
   </w:num>
-  <w:num w:numId="1024">
+  <w:num w:numId="1025">
     <w:abstractNumId w:val="99411"/>
     <w:lvlOverride w:ilvl="0">
       <w:startOverride w:val="1"/>
@@ -22929,10 +23153,10 @@
       <w:startOverride w:val="1"/>
     </w:lvlOverride>
   </w:num>
-  <w:num w:numId="1025">
+  <w:num w:numId="1026">
     <w:abstractNumId w:val="991"/>
   </w:num>
-  <w:num w:numId="1026">
+  <w:num w:numId="1027">
     <w:abstractNumId w:val="99411"/>
     <w:lvlOverride w:ilvl="0">
       <w:startOverride w:val="1"/>
@@ -22962,9 +23186,6 @@
       <w:startOverride w:val="1"/>
     </w:lvlOverride>
   </w:num>
-  <w:num w:numId="1027">
-    <w:abstractNumId w:val="991"/>
-  </w:num>
   <w:num w:numId="1028">
     <w:abstractNumId w:val="991"/>
   </w:num>
@@ -22975,6 +23196,9 @@
     <w:abstractNumId w:val="991"/>
   </w:num>
   <w:num w:numId="1031">
+    <w:abstractNumId w:val="991"/>
+  </w:num>
+  <w:num w:numId="1032">
     <w:abstractNumId w:val="99411"/>
     <w:lvlOverride w:ilvl="0">
       <w:startOverride w:val="1"/>
@@ -23004,10 +23228,10 @@
       <w:startOverride w:val="1"/>
     </w:lvlOverride>
   </w:num>
-  <w:num w:numId="1032">
+  <w:num w:numId="1033">
     <w:abstractNumId w:val="991"/>
   </w:num>
-  <w:num w:numId="1033">
+  <w:num w:numId="1034">
     <w:abstractNumId w:val="991"/>
   </w:num>
 </w:numbering>

--- a/docs/MANUAL_USUARIO.docx
+++ b/docs/MANUAL_USUARIO.docx
@@ -12121,6 +12121,92 @@
       </w:r>
       <w:r>
         <w:t xml:space="preserve">. Mientras falten, salen con una raya y el sistema te lo recuerda al imprimir.</w:t>
+      </w:r>
+    </w:p>
+    <w:p>
+      <w:pPr>
+        <w:pStyle w:val="Compact"/>
+        <w:numPr>
+          <w:ilvl w:val="0"/>
+          <w:numId w:val="1016"/>
+        </w:numPr>
+      </w:pPr>
+      <w:r>
+        <w:rPr>
+          <w:b/>
+          <w:bCs/>
+        </w:rPr>
+        <w:t xml:space="preserve">Ejemplares:</w:t>
+      </w:r>
+      <w:r>
+        <w:t xml:space="preserve"> </w:t>
+      </w:r>
+      <w:r>
+        <w:t xml:space="preserve">el selector de la barra define cuántas hojas lleva cada comprobante:</w:t>
+      </w:r>
+      <w:r>
+        <w:t xml:space="preserve"> </w:t>
+      </w:r>
+      <w:r>
+        <w:rPr>
+          <w:b/>
+          <w:bCs/>
+        </w:rPr>
+        <w:t xml:space="preserve">original + duplicado + triplicado</w:t>
+      </w:r>
+      <w:r>
+        <w:t xml:space="preserve"> </w:t>
+      </w:r>
+      <w:r>
+        <w:t xml:space="preserve">(lo que viene elegido),</w:t>
+      </w:r>
+      <w:r>
+        <w:t xml:space="preserve"> </w:t>
+      </w:r>
+      <w:r>
+        <w:rPr>
+          <w:b/>
+          <w:bCs/>
+        </w:rPr>
+        <w:t xml:space="preserve">original + duplicado</w:t>
+      </w:r>
+      <w:r>
+        <w:t xml:space="preserve"> </w:t>
+      </w:r>
+      <w:r>
+        <w:t xml:space="preserve">o</w:t>
+      </w:r>
+      <w:r>
+        <w:t xml:space="preserve"> </w:t>
+      </w:r>
+      <w:r>
+        <w:rPr>
+          <w:b/>
+          <w:bCs/>
+        </w:rPr>
+        <w:t xml:space="preserve">sólo original</w:t>
+      </w:r>
+      <w:r>
+        <w:t xml:space="preserve"> </w:t>
+      </w:r>
+      <w:r>
+        <w:t xml:space="preserve">(cómodo para mandar por mail). Queda guardado en tu navegador y vale también para el botón</w:t>
+      </w:r>
+      <w:r>
+        <w:t xml:space="preserve"> </w:t>
+      </w:r>
+      <w:r>
+        <w:rPr>
+          <w:b/>
+          <w:bCs/>
+        </w:rPr>
+        <w:t xml:space="preserve">Factura</w:t>
+      </w:r>
+      <w:r>
+        <w:t xml:space="preserve"> </w:t>
+      </w:r>
+      <w:r>
+        <w:t xml:space="preserve">de Ventas.</w:t>
       </w:r>
     </w:p>
     <w:p>

--- a/docs/MANUAL_USUARIO.docx
+++ b/docs/MANUAL_USUARIO.docx
@@ -11435,6 +11435,130 @@
       </w:r>
       <w:r>
         <w:t xml:space="preserve">de facturar.</w:t>
+      </w:r>
+    </w:p>
+    <w:p>
+      <w:pPr>
+        <w:pStyle w:val="FirstParagraph"/>
+      </w:pPr>
+      <w:r>
+        <w:rPr>
+          <w:b/>
+          <w:bCs/>
+        </w:rPr>
+        <w:t xml:space="preserve">Datos de la entrega en el remito.</w:t>
+      </w:r>
+      <w:r>
+        <w:t xml:space="preserve"> </w:t>
+      </w:r>
+      <w:r>
+        <w:t xml:space="preserve">El botón</w:t>
+      </w:r>
+      <w:r>
+        <w:t xml:space="preserve"> </w:t>
+      </w:r>
+      <w:r>
+        <w:rPr>
+          <w:b/>
+          <w:bCs/>
+        </w:rPr>
+        <w:t xml:space="preserve">Remito</w:t>
+      </w:r>
+      <w:r>
+        <w:t xml:space="preserve"> </w:t>
+      </w:r>
+      <w:r>
+        <w:t xml:space="preserve">de cada venta abre primero una ventana con los datos que tiene que llevar el remito:</w:t>
+      </w:r>
+      <w:r>
+        <w:t xml:space="preserve"> </w:t>
+      </w:r>
+      <w:r>
+        <w:rPr>
+          <w:b/>
+          <w:bCs/>
+        </w:rPr>
+        <w:t xml:space="preserve">domicilio de entrega</w:t>
+      </w:r>
+      <w:r>
+        <w:t xml:space="preserve"> </w:t>
+      </w:r>
+      <w:r>
+        <w:t xml:space="preserve">(viene el del cliente; cambialo si se entrega en otro lado),</w:t>
+      </w:r>
+      <w:r>
+        <w:t xml:space="preserve"> </w:t>
+      </w:r>
+      <w:r>
+        <w:rPr>
+          <w:b/>
+          <w:bCs/>
+        </w:rPr>
+        <w:t xml:space="preserve">transporte</w:t>
+      </w:r>
+      <w:r>
+        <w:t xml:space="preserve">,</w:t>
+      </w:r>
+      <w:r>
+        <w:t xml:space="preserve"> </w:t>
+      </w:r>
+      <w:r>
+        <w:rPr>
+          <w:b/>
+          <w:bCs/>
+        </w:rPr>
+        <w:t xml:space="preserve">N° de orden de compra del cliente</w:t>
+      </w:r>
+      <w:r>
+        <w:t xml:space="preserve">,</w:t>
+      </w:r>
+      <w:r>
+        <w:t xml:space="preserve"> </w:t>
+      </w:r>
+      <w:r>
+        <w:rPr>
+          <w:b/>
+          <w:bCs/>
+        </w:rPr>
+        <w:t xml:space="preserve">cantidad de bultos</w:t>
+      </w:r>
+      <w:r>
+        <w:t xml:space="preserve"> </w:t>
+      </w:r>
+      <w:r>
+        <w:t xml:space="preserve">y</w:t>
+      </w:r>
+      <w:r>
+        <w:t xml:space="preserve"> </w:t>
+      </w:r>
+      <w:r>
+        <w:rPr>
+          <w:b/>
+          <w:bCs/>
+        </w:rPr>
+        <w:t xml:space="preserve">valor declarado</w:t>
+      </w:r>
+      <w:r>
+        <w:t xml:space="preserve"> </w:t>
+      </w:r>
+      <w:r>
+        <w:t xml:space="preserve">(viene el total de la venta sin IVA, en dólares; podés corregirlo o pasarlo a pesos). Con</w:t>
+      </w:r>
+      <w:r>
+        <w:t xml:space="preserve"> </w:t>
+      </w:r>
+      <w:r>
+        <w:rPr>
+          <w:b/>
+          <w:bCs/>
+        </w:rPr>
+        <w:t xml:space="preserve">Guardar y generar remito</w:t>
+      </w:r>
+      <w:r>
+        <w:t xml:space="preserve"> </w:t>
+      </w:r>
+      <w:r>
+        <w:t xml:space="preserve">los datos quedan guardados en la venta y baja el PDF; la próxima vez que lo abras ya vienen cargados. En el saldo de una entrega parcial, la orden de compra, el domicilio y el transporte se traen de la venta original. Un campo que dejes vacío sale con una raya.</w:t>
       </w:r>
     </w:p>
     <w:bookmarkEnd w:id="36"/>

--- a/docs/MANUAL_USUARIO.docx
+++ b/docs/MANUAL_USUARIO.docx
@@ -2,7 +2,7 @@
 <file path=word/document.xml><?xml version="1.0" encoding="utf-8"?>
 <w:document xmlns:w="http://schemas.openxmlformats.org/wordprocessingml/2006/main" xmlns:m="http://schemas.openxmlformats.org/officeDocument/2006/math" xmlns:r="http://schemas.openxmlformats.org/officeDocument/2006/relationships" xmlns:o="urn:schemas-microsoft-com:office:office" xmlns:v="urn:schemas-microsoft-com:vml" xmlns:w10="urn:schemas-microsoft-com:office:word" xmlns:a="http://schemas.openxmlformats.org/drawingml/2006/main" xmlns:pic="http://schemas.openxmlformats.org/drawingml/2006/picture" xmlns:wp="http://schemas.openxmlformats.org/drawingml/2006/wordprocessingDrawing">
   <w:body>
-    <w:bookmarkStart w:id="81" w:name="X49288d98bb0e101ac90548faf60c95f63953311"/>
+    <w:bookmarkStart w:id="83" w:name="X49288d98bb0e101ac90548faf60c95f63953311"/>
     <w:p>
       <w:pPr>
         <w:pStyle w:val="Heading1"/>
@@ -12676,7 +12676,20 @@
         <w:pStyle w:val="FirstParagraph"/>
       </w:pPr>
       <w:r>
-        <w:t xml:space="preserve">Muestra cuánto te debe cada cliente y desde hace cuánto.</w:t>
+        <w:t xml:space="preserve">Muestra cuánto te debe cada cliente,</w:t>
+      </w:r>
+      <w:r>
+        <w:t xml:space="preserve"> </w:t>
+      </w:r>
+      <w:r>
+        <w:rPr>
+          <w:b/>
+          <w:bCs/>
+        </w:rPr>
+        <w:t xml:space="preserve">factura por factura</w:t>
+      </w:r>
+      <w:r>
+        <w:t xml:space="preserve">, y desde hace cuánto.</w:t>
       </w:r>
     </w:p>
     <w:p>
@@ -12692,29 +12705,13 @@
           <w:b/>
           <w:bCs/>
         </w:rPr>
-        <w:t xml:space="preserve">Cargos:</w:t>
-      </w:r>
-      <w:r>
-        <w:t xml:space="preserve"> </w:t>
-      </w:r>
-      <w:r>
-        <w:t xml:space="preserve">ventas facturadas o entregadas (los pedidos pendientes de entrega</w:t>
-      </w:r>
-      <w:r>
-        <w:t xml:space="preserve"> </w:t>
-      </w:r>
-      <w:r>
-        <w:rPr>
-          <w:b/>
-          <w:bCs/>
-        </w:rPr>
-        <w:t xml:space="preserve">no</w:t>
-      </w:r>
-      <w:r>
-        <w:t xml:space="preserve"> </w:t>
-      </w:r>
-      <w:r>
-        <w:t xml:space="preserve">cuentan).</w:t>
+        <w:t xml:space="preserve">Saldo $:</w:t>
+      </w:r>
+      <w:r>
+        <w:t xml:space="preserve"> </w:t>
+      </w:r>
+      <w:r>
+        <w:t xml:space="preserve">lo que falta cobrar de cada factura y nota de débito, en pesos (que es lo que dice el comprobante).</w:t>
       </w:r>
     </w:p>
     <w:p>
@@ -12730,22 +12727,13 @@
           <w:b/>
           <w:bCs/>
         </w:rPr>
-        <w:t xml:space="preserve">Cobrado:</w:t>
-      </w:r>
-      <w:r>
-        <w:t xml:space="preserve"> </w:t>
-      </w:r>
-      <w:r>
-        <w:t xml:space="preserve">lo que se registró en</w:t>
-      </w:r>
-      <w:r>
-        <w:t xml:space="preserve"> </w:t>
-      </w:r>
-      <w:r>
-        <w:t xml:space="preserve">“Cobros y Pagos”</w:t>
-      </w:r>
-      <w:r>
-        <w:t xml:space="preserve">.</w:t>
+        <w:t xml:space="preserve">Saldo USD:</w:t>
+      </w:r>
+      <w:r>
+        <w:t xml:space="preserve"> </w:t>
+      </w:r>
+      <w:r>
+        <w:t xml:space="preserve">el mismo saldo pasado a dólares al tipo de cambio con el que se facturó. Si lleva un asterisco, parte está estimada al dólar de hoy (comprobante viejo sin tipo de cambio guardado, o venta sin facturar).</w:t>
       </w:r>
     </w:p>
     <w:p>
@@ -12761,29 +12749,13 @@
           <w:b/>
           <w:bCs/>
         </w:rPr>
-        <w:t xml:space="preserve">Saldo</w:t>
-      </w:r>
-      <w:r>
-        <w:t xml:space="preserve"> </w:t>
-      </w:r>
-      <w:r>
-        <w:t xml:space="preserve">y</w:t>
-      </w:r>
-      <w:r>
-        <w:t xml:space="preserve"> </w:t>
-      </w:r>
-      <w:r>
-        <w:rPr>
-          <w:b/>
-          <w:bCs/>
-        </w:rPr>
-        <w:t xml:space="preserve">aging</w:t>
-      </w:r>
-      <w:r>
-        <w:t xml:space="preserve"> </w:t>
-      </w:r>
-      <w:r>
-        <w:t xml:space="preserve">(antigüedad): columnas</w:t>
+        <w:t xml:space="preserve">Antigüedad:</w:t>
+      </w:r>
+      <w:r>
+        <w:t xml:space="preserve"> </w:t>
+      </w:r>
+      <w:r>
+        <w:t xml:space="preserve">columnas</w:t>
       </w:r>
       <w:r>
         <w:t xml:space="preserve"> </w:t>
@@ -12848,7 +12820,7 @@
         <w:t xml:space="preserve">+90 días</w:t>
       </w:r>
       <w:r>
-        <w:t xml:space="preserve">.</w:t>
+        <w:t xml:space="preserve">. Con el selector de arriba las ves en pesos o en dólares.</w:t>
       </w:r>
     </w:p>
     <w:p>
@@ -12860,20 +12832,55 @@
         </w:numPr>
       </w:pPr>
       <w:r>
-        <w:t xml:space="preserve">La imputación es</w:t>
-      </w:r>
-      <w:r>
-        <w:t xml:space="preserve"> </w:t>
-      </w:r>
-      <w:r>
-        <w:rPr>
-          <w:b/>
-          <w:bCs/>
-        </w:rPr>
-        <w:t xml:space="preserve">FIFO</w:t>
-      </w:r>
-      <w:r>
-        <w:t xml:space="preserve">: los cobros se aplican primero a las facturas más viejas.</w:t>
+        <w:rPr>
+          <w:b/>
+          <w:bCs/>
+        </w:rPr>
+        <w:t xml:space="preserve">Sin facturar:</w:t>
+      </w:r>
+      <w:r>
+        <w:t xml:space="preserve"> </w:t>
+      </w:r>
+      <w:r>
+        <w:t xml:space="preserve">ventas entregadas que todavía no tienen factura en el sistema. Se muestran en dólares (los pedidos pendientes de entrega</w:t>
+      </w:r>
+      <w:r>
+        <w:t xml:space="preserve"> </w:t>
+      </w:r>
+      <w:r>
+        <w:rPr>
+          <w:b/>
+          <w:bCs/>
+        </w:rPr>
+        <w:t xml:space="preserve">no</w:t>
+      </w:r>
+      <w:r>
+        <w:t xml:space="preserve"> </w:t>
+      </w:r>
+      <w:r>
+        <w:t xml:space="preserve">cuentan).</w:t>
+      </w:r>
+    </w:p>
+    <w:p>
+      <w:pPr>
+        <w:pStyle w:val="Compact"/>
+        <w:numPr>
+          <w:ilvl w:val="0"/>
+          <w:numId w:val="1018"/>
+        </w:numPr>
+      </w:pPr>
+      <w:r>
+        <w:rPr>
+          <w:b/>
+          <w:bCs/>
+        </w:rPr>
+        <w:t xml:space="preserve">A favor:</w:t>
+      </w:r>
+      <w:r>
+        <w:t xml:space="preserve"> </w:t>
+      </w:r>
+      <w:r>
+        <w:t xml:space="preserve">cobros o notas de crédito por encima de lo facturado.</w:t>
       </w:r>
     </w:p>
     <w:p>
@@ -12881,7 +12888,67 @@
         <w:pStyle w:val="FirstParagraph"/>
       </w:pPr>
       <w:r>
-        <w:t xml:space="preserve">Tocá un cliente para ver el detalle por factura. Exportás con</w:t>
+        <w:rPr>
+          <w:b/>
+          <w:bCs/>
+        </w:rPr>
+        <w:t xml:space="preserve">Qué baja la deuda:</w:t>
+      </w:r>
+      <w:r>
+        <w:t xml:space="preserve"> </w:t>
+      </w:r>
+      <w:r>
+        <w:t xml:space="preserve">un</w:t>
+      </w:r>
+      <w:r>
+        <w:t xml:space="preserve"> </w:t>
+      </w:r>
+      <w:r>
+        <w:rPr>
+          <w:b/>
+          <w:bCs/>
+        </w:rPr>
+        <w:t xml:space="preserve">recibo</w:t>
+      </w:r>
+      <w:r>
+        <w:t xml:space="preserve"> </w:t>
+      </w:r>
+      <w:r>
+        <w:t xml:space="preserve">baja las facturas a las que lo imputaste. Lo que queda a cuenta, las notas de crédito sin factura asociada y los cobros viejos cargados sin recibo se aplican solos a la factura más vieja.</w:t>
+      </w:r>
+    </w:p>
+    <w:p>
+      <w:pPr>
+        <w:pStyle w:val="BodyText"/>
+      </w:pPr>
+      <w:r>
+        <w:rPr>
+          <w:b/>
+          <w:bCs/>
+        </w:rPr>
+        <w:t xml:space="preserve">Detalle</w:t>
+      </w:r>
+      <w:r>
+        <w:t xml:space="preserve"> </w:t>
+      </w:r>
+      <w:r>
+        <w:t xml:space="preserve">muestra los comprobantes del cliente con su saldo y, abajo, los cobros y notas de crédito.</w:t>
+      </w:r>
+      <w:r>
+        <w:t xml:space="preserve"> </w:t>
+      </w:r>
+      <w:r>
+        <w:rPr>
+          <w:b/>
+          <w:bCs/>
+        </w:rPr>
+        <w:t xml:space="preserve">Cobrar</w:t>
+      </w:r>
+      <w:r>
+        <w:t xml:space="preserve"> </w:t>
+      </w:r>
+      <w:r>
+        <w:t xml:space="preserve">abre el recibo con ese cliente (o con esa factura ya tildada). Exportás con</w:t>
       </w:r>
       <w:r>
         <w:t xml:space="preserve"> </w:t>
@@ -15491,7 +15558,7 @@
     </w:p>
     <w:bookmarkEnd w:id="50"/>
     <w:bookmarkEnd w:id="51"/>
-    <w:bookmarkStart w:id="69" w:name="contabilidad"/>
+    <w:bookmarkStart w:id="71" w:name="contabilidad"/>
     <w:p>
       <w:pPr>
         <w:pStyle w:val="Heading2"/>
@@ -16112,7 +16179,7 @@
       </w:r>
     </w:p>
     <w:bookmarkEnd w:id="53"/>
-    <w:bookmarkStart w:id="54" w:name="cobros-y-pagos"/>
+    <w:bookmarkStart w:id="56" w:name="cobros-y-pagos"/>
     <w:p>
       <w:pPr>
         <w:pStyle w:val="Heading3"/>
@@ -16140,6 +16207,55 @@
       </w:r>
       <w:r>
         <w:t xml:space="preserve">.</w:t>
+      </w:r>
+    </w:p>
+    <w:bookmarkStart w:id="54" w:name="Xdd61640be147d82ae1aa244f8498462f244e3ab"/>
+    <w:p>
+      <w:pPr>
+        <w:pStyle w:val="Heading4"/>
+      </w:pPr>
+      <w:r>
+        <w:t xml:space="preserve">Recibo con imputación a facturas (la forma recomendada de cobrar)</w:t>
+      </w:r>
+    </w:p>
+    <w:p>
+      <w:pPr>
+        <w:pStyle w:val="FirstParagraph"/>
+      </w:pPr>
+      <w:r>
+        <w:t xml:space="preserve">Botón</w:t>
+      </w:r>
+      <w:r>
+        <w:t xml:space="preserve"> </w:t>
+      </w:r>
+      <w:r>
+        <w:rPr>
+          <w:b/>
+          <w:bCs/>
+        </w:rPr>
+        <w:t xml:space="preserve">+ Recibo con imputación a facturas</w:t>
+      </w:r>
+      <w:r>
+        <w:t xml:space="preserve"> </w:t>
+      </w:r>
+      <w:r>
+        <w:t xml:space="preserve">(o</w:t>
+      </w:r>
+      <w:r>
+        <w:t xml:space="preserve"> </w:t>
+      </w:r>
+      <w:r>
+        <w:rPr>
+          <w:b/>
+          <w:bCs/>
+        </w:rPr>
+        <w:t xml:space="preserve">Cobrar</w:t>
+      </w:r>
+      <w:r>
+        <w:t xml:space="preserve"> </w:t>
+      </w:r>
+      <w:r>
+        <w:t xml:space="preserve">desde la cuenta corriente):</w:t>
       </w:r>
     </w:p>
     <w:p>
@@ -16151,55 +16267,20 @@
         </w:numPr>
       </w:pPr>
       <w:r>
-        <w:t xml:space="preserve">Elegí la pestaña:</w:t>
-      </w:r>
-      <w:r>
-        <w:t xml:space="preserve"> </w:t>
-      </w:r>
-      <w:r>
-        <w:rPr>
-          <w:b/>
-          <w:bCs/>
-        </w:rPr>
-        <w:t xml:space="preserve">Cobro de cliente</w:t>
-      </w:r>
-      <w:r>
-        <w:t xml:space="preserve"> </w:t>
-      </w:r>
-      <w:r>
-        <w:t xml:space="preserve">o</w:t>
-      </w:r>
-      <w:r>
-        <w:t xml:space="preserve"> </w:t>
-      </w:r>
-      <w:r>
-        <w:rPr>
-          <w:b/>
-          <w:bCs/>
-        </w:rPr>
-        <w:t xml:space="preserve">Pago a proveedor</w:t>
-      </w:r>
-      <w:r>
-        <w:t xml:space="preserve"> </w:t>
-      </w:r>
-      <w:r>
-        <w:t xml:space="preserve">(esta última abre directamente una</w:t>
-      </w:r>
-      <w:r>
-        <w:t xml:space="preserve"> </w:t>
-      </w:r>
-      <w:r>
-        <w:rPr>
-          <w:b/>
-          <w:bCs/>
-        </w:rPr>
-        <w:t xml:space="preserve">orden de pago</w:t>
-      </w:r>
-      <w:r>
-        <w:t xml:space="preserve"> </w:t>
-      </w:r>
-      <w:r>
-        <w:t xml:space="preserve">— ver 7.5 — con medios múltiples e imputación a facturas).</w:t>
+        <w:t xml:space="preserve">Elegí el</w:t>
+      </w:r>
+      <w:r>
+        <w:t xml:space="preserve"> </w:t>
+      </w:r>
+      <w:r>
+        <w:rPr>
+          <w:b/>
+          <w:bCs/>
+        </w:rPr>
+        <w:t xml:space="preserve">cliente</w:t>
+      </w:r>
+      <w:r>
+        <w:t xml:space="preserve">: aparecen sus facturas y notas de débito con saldo.</w:t>
       </w:r>
     </w:p>
     <w:p>
@@ -16211,120 +16292,17 @@
         </w:numPr>
       </w:pPr>
       <w:r>
-        <w:t xml:space="preserve">Para un cobro completá</w:t>
-      </w:r>
-      <w:r>
-        <w:t xml:space="preserve"> </w:t>
-      </w:r>
-      <w:r>
-        <w:rPr>
-          <w:b/>
-          <w:bCs/>
-        </w:rPr>
-        <w:t xml:space="preserve">Fecha</w:t>
-      </w:r>
-      <w:r>
-        <w:t xml:space="preserve">,</w:t>
-      </w:r>
-      <w:r>
-        <w:t xml:space="preserve"> </w:t>
-      </w:r>
-      <w:r>
-        <w:rPr>
-          <w:b/>
-          <w:bCs/>
-        </w:rPr>
-        <w:t xml:space="preserve">Cliente</w:t>
-      </w:r>
-      <w:r>
-        <w:t xml:space="preserve">,</w:t>
-      </w:r>
-      <w:r>
-        <w:t xml:space="preserve"> </w:t>
-      </w:r>
-      <w:r>
-        <w:rPr>
-          <w:b/>
-          <w:bCs/>
-        </w:rPr>
-        <w:t xml:space="preserve">Monto</w:t>
-      </w:r>
-      <w:r>
-        <w:t xml:space="preserve">,</w:t>
-      </w:r>
-      <w:r>
-        <w:t xml:space="preserve"> </w:t>
-      </w:r>
-      <w:r>
-        <w:rPr>
-          <w:b/>
-          <w:bCs/>
-        </w:rPr>
-        <w:t xml:space="preserve">Moneda</w:t>
-      </w:r>
-      <w:r>
-        <w:t xml:space="preserve"> </w:t>
-      </w:r>
-      <w:r>
-        <w:t xml:space="preserve">(y</w:t>
-      </w:r>
-      <w:r>
-        <w:t xml:space="preserve"> </w:t>
-      </w:r>
-      <w:r>
-        <w:rPr>
-          <w:b/>
-          <w:bCs/>
-        </w:rPr>
-        <w:t xml:space="preserve">TC</w:t>
-      </w:r>
-      <w:r>
-        <w:t xml:space="preserve"> </w:t>
-      </w:r>
-      <w:r>
-        <w:t xml:space="preserve">si es en pesos),</w:t>
-      </w:r>
-      <w:r>
-        <w:t xml:space="preserve"> </w:t>
-      </w:r>
-      <w:r>
-        <w:rPr>
-          <w:b/>
-          <w:bCs/>
-        </w:rPr>
-        <w:t xml:space="preserve">Método</w:t>
-      </w:r>
-      <w:r>
-        <w:t xml:space="preserve"> </w:t>
-      </w:r>
-      <w:r>
-        <w:t xml:space="preserve">(caja / banco / cheque diferido),</w:t>
-      </w:r>
-      <w:r>
-        <w:t xml:space="preserve"> </w:t>
-      </w:r>
-      <w:r>
-        <w:rPr>
-          <w:b/>
-          <w:bCs/>
-        </w:rPr>
-        <w:t xml:space="preserve">Comprobante / recibo</w:t>
-      </w:r>
-      <w:r>
-        <w:t xml:space="preserve">,</w:t>
-      </w:r>
-      <w:r>
-        <w:t xml:space="preserve"> </w:t>
-      </w:r>
-      <w:r>
-        <w:rPr>
-          <w:b/>
-          <w:bCs/>
-        </w:rPr>
-        <w:t xml:space="preserve">Observaciones</w:t>
-      </w:r>
-      <w:r>
-        <w:t xml:space="preserve">.</w:t>
+        <w:rPr>
+          <w:b/>
+          <w:bCs/>
+        </w:rPr>
+        <w:t xml:space="preserve">Tildá</w:t>
+      </w:r>
+      <w:r>
+        <w:t xml:space="preserve"> </w:t>
+      </w:r>
+      <w:r>
+        <w:t xml:space="preserve">las que te está pagando.</w:t>
       </w:r>
     </w:p>
     <w:p>
@@ -16336,6 +16314,421 @@
         </w:numPr>
       </w:pPr>
       <w:r>
+        <w:t xml:space="preserve">Cargá los</w:t>
+      </w:r>
+      <w:r>
+        <w:t xml:space="preserve"> </w:t>
+      </w:r>
+      <w:r>
+        <w:rPr>
+          <w:b/>
+          <w:bCs/>
+        </w:rPr>
+        <w:t xml:space="preserve">valores recibidos</w:t>
+      </w:r>
+      <w:r>
+        <w:t xml:space="preserve">, uno por renglón:</w:t>
+      </w:r>
+      <w:r>
+        <w:t xml:space="preserve"> </w:t>
+      </w:r>
+      <w:r>
+        <w:rPr>
+          <w:b/>
+          <w:bCs/>
+        </w:rPr>
+        <w:t xml:space="preserve">Transferencia</w:t>
+      </w:r>
+      <w:r>
+        <w:t xml:space="preserve"> </w:t>
+      </w:r>
+      <w:r>
+        <w:t xml:space="preserve">(elegís la cuenta bancaria),</w:t>
+      </w:r>
+      <w:r>
+        <w:t xml:space="preserve"> </w:t>
+      </w:r>
+      <w:r>
+        <w:rPr>
+          <w:b/>
+          <w:bCs/>
+        </w:rPr>
+        <w:t xml:space="preserve">Cheque de terceros</w:t>
+      </w:r>
+      <w:r>
+        <w:t xml:space="preserve"> </w:t>
+      </w:r>
+      <w:r>
+        <w:t xml:space="preserve">(número, banco y fecha de pago: entra solo a la cartera de cheques),</w:t>
+      </w:r>
+      <w:r>
+        <w:t xml:space="preserve"> </w:t>
+      </w:r>
+      <w:r>
+        <w:rPr>
+          <w:b/>
+          <w:bCs/>
+        </w:rPr>
+        <w:t xml:space="preserve">Caja</w:t>
+      </w:r>
+      <w:r>
+        <w:t xml:space="preserve"> </w:t>
+      </w:r>
+      <w:r>
+        <w:t xml:space="preserve">o</w:t>
+      </w:r>
+      <w:r>
+        <w:t xml:space="preserve"> </w:t>
+      </w:r>
+      <w:r>
+        <w:rPr>
+          <w:b/>
+          <w:bCs/>
+        </w:rPr>
+        <w:t xml:space="preserve">Retención sufrida</w:t>
+      </w:r>
+      <w:r>
+        <w:t xml:space="preserve"> </w:t>
+      </w:r>
+      <w:r>
+        <w:t xml:space="preserve">(impuesto, Nº de certificado y jurisdicción si es IIBB). Podés combinar varios.</w:t>
+      </w:r>
+    </w:p>
+    <w:p>
+      <w:pPr>
+        <w:pStyle w:val="Compact"/>
+        <w:numPr>
+          <w:ilvl w:val="0"/>
+          <w:numId w:val="1022"/>
+        </w:numPr>
+      </w:pPr>
+      <w:r>
+        <w:t xml:space="preserve">La imputación se reparte sola entre las facturas tildadas, la más vieja primero. Si te pagan una parte, cargá lo que entró y queda marcada</w:t>
+      </w:r>
+      <w:r>
+        <w:t xml:space="preserve"> </w:t>
+      </w:r>
+      <w:r>
+        <w:rPr>
+          <w:b/>
+          <w:bCs/>
+        </w:rPr>
+        <w:t xml:space="preserve">PARCIAL</w:t>
+      </w:r>
+      <w:r>
+        <w:t xml:space="preserve">; también podés escribir a mano cuánto va a cada una.</w:t>
+      </w:r>
+    </w:p>
+    <w:p>
+      <w:pPr>
+        <w:pStyle w:val="Compact"/>
+        <w:numPr>
+          <w:ilvl w:val="0"/>
+          <w:numId w:val="1022"/>
+        </w:numPr>
+      </w:pPr>
+      <w:r>
+        <w:rPr>
+          <w:b/>
+          <w:bCs/>
+        </w:rPr>
+        <w:t xml:space="preserve">Registrar recibo.</w:t>
+      </w:r>
+      <w:r>
+        <w:t xml:space="preserve"> </w:t>
+      </w:r>
+      <w:r>
+        <w:t xml:space="preserve">Se arma el asiento (cada valor contra Deudores), se numera</w:t>
+      </w:r>
+      <w:r>
+        <w:t xml:space="preserve"> </w:t>
+      </w:r>
+      <w:r>
+        <w:rPr>
+          <w:b/>
+          <w:bCs/>
+        </w:rPr>
+        <w:t xml:space="preserve">REC-nnnn</w:t>
+      </w:r>
+      <w:r>
+        <w:t xml:space="preserve"> </w:t>
+      </w:r>
+      <w:r>
+        <w:t xml:space="preserve">y te ofrece el</w:t>
+      </w:r>
+      <w:r>
+        <w:t xml:space="preserve"> </w:t>
+      </w:r>
+      <w:r>
+        <w:rPr>
+          <w:b/>
+          <w:bCs/>
+        </w:rPr>
+        <w:t xml:space="preserve">PDF</w:t>
+      </w:r>
+      <w:r>
+        <w:t xml:space="preserve">, que lista los comprobantes cancelados.</w:t>
+      </w:r>
+    </w:p>
+    <w:p>
+      <w:pPr>
+        <w:pStyle w:val="FirstParagraph"/>
+      </w:pPr>
+      <w:r>
+        <w:t xml:space="preserve">Si cobrás</w:t>
+      </w:r>
+      <w:r>
+        <w:t xml:space="preserve"> </w:t>
+      </w:r>
+      <w:r>
+        <w:rPr>
+          <w:b/>
+          <w:bCs/>
+        </w:rPr>
+        <w:t xml:space="preserve">en dólares</w:t>
+      </w:r>
+      <w:r>
+        <w:t xml:space="preserve">, elegí moneda USD y el tipo de cambio: las facturas (en pesos) se cancelan por el equivalente. Lo que no imputás a ninguna factura queda</w:t>
+      </w:r>
+      <w:r>
+        <w:t xml:space="preserve"> </w:t>
+      </w:r>
+      <w:r>
+        <w:rPr>
+          <w:b/>
+          <w:bCs/>
+        </w:rPr>
+        <w:t xml:space="preserve">a cuenta</w:t>
+      </w:r>
+      <w:r>
+        <w:t xml:space="preserve"> </w:t>
+      </w:r>
+      <w:r>
+        <w:t xml:space="preserve">del cliente (te lo avisa antes de registrar).</w:t>
+      </w:r>
+    </w:p>
+    <w:p>
+      <w:pPr>
+        <w:pStyle w:val="BodyText"/>
+      </w:pPr>
+      <w:r>
+        <w:rPr>
+          <w:b/>
+          <w:bCs/>
+        </w:rPr>
+        <w:t xml:space="preserve">Anular un recibo:</w:t>
+      </w:r>
+      <w:r>
+        <w:t xml:space="preserve"> </w:t>
+      </w:r>
+      <w:r>
+        <w:t xml:space="preserve">desde la lista de movimientos, con motivo. Las facturas vuelven a quedar con saldo y los cheques que todavía están en cartera se anulan. Si un cheque ya se depositó, se endosó o fue rechazado, primero hay que resolver el cheque.</w:t>
+      </w:r>
+    </w:p>
+    <w:bookmarkEnd w:id="54"/>
+    <w:bookmarkStart w:id="55" w:name="cobro-simple-sin-imputar"/>
+    <w:p>
+      <w:pPr>
+        <w:pStyle w:val="Heading4"/>
+      </w:pPr>
+      <w:r>
+        <w:t xml:space="preserve">Cobro simple (sin imputar)</w:t>
+      </w:r>
+    </w:p>
+    <w:p>
+      <w:pPr>
+        <w:pStyle w:val="Compact"/>
+        <w:numPr>
+          <w:ilvl w:val="0"/>
+          <w:numId w:val="1023"/>
+        </w:numPr>
+      </w:pPr>
+      <w:r>
+        <w:t xml:space="preserve">Elegí la pestaña:</w:t>
+      </w:r>
+      <w:r>
+        <w:t xml:space="preserve"> </w:t>
+      </w:r>
+      <w:r>
+        <w:rPr>
+          <w:b/>
+          <w:bCs/>
+        </w:rPr>
+        <w:t xml:space="preserve">Cobro de cliente</w:t>
+      </w:r>
+      <w:r>
+        <w:t xml:space="preserve"> </w:t>
+      </w:r>
+      <w:r>
+        <w:t xml:space="preserve">o</w:t>
+      </w:r>
+      <w:r>
+        <w:t xml:space="preserve"> </w:t>
+      </w:r>
+      <w:r>
+        <w:rPr>
+          <w:b/>
+          <w:bCs/>
+        </w:rPr>
+        <w:t xml:space="preserve">Pago a proveedor</w:t>
+      </w:r>
+      <w:r>
+        <w:t xml:space="preserve"> </w:t>
+      </w:r>
+      <w:r>
+        <w:t xml:space="preserve">(esta última abre directamente una</w:t>
+      </w:r>
+      <w:r>
+        <w:t xml:space="preserve"> </w:t>
+      </w:r>
+      <w:r>
+        <w:rPr>
+          <w:b/>
+          <w:bCs/>
+        </w:rPr>
+        <w:t xml:space="preserve">orden de pago</w:t>
+      </w:r>
+      <w:r>
+        <w:t xml:space="preserve"> </w:t>
+      </w:r>
+      <w:r>
+        <w:t xml:space="preserve">— ver 7.5 — con medios múltiples e imputación a facturas).</w:t>
+      </w:r>
+    </w:p>
+    <w:p>
+      <w:pPr>
+        <w:pStyle w:val="Compact"/>
+        <w:numPr>
+          <w:ilvl w:val="0"/>
+          <w:numId w:val="1023"/>
+        </w:numPr>
+      </w:pPr>
+      <w:r>
+        <w:t xml:space="preserve">Para un cobro completá</w:t>
+      </w:r>
+      <w:r>
+        <w:t xml:space="preserve"> </w:t>
+      </w:r>
+      <w:r>
+        <w:rPr>
+          <w:b/>
+          <w:bCs/>
+        </w:rPr>
+        <w:t xml:space="preserve">Fecha</w:t>
+      </w:r>
+      <w:r>
+        <w:t xml:space="preserve">,</w:t>
+      </w:r>
+      <w:r>
+        <w:t xml:space="preserve"> </w:t>
+      </w:r>
+      <w:r>
+        <w:rPr>
+          <w:b/>
+          <w:bCs/>
+        </w:rPr>
+        <w:t xml:space="preserve">Cliente</w:t>
+      </w:r>
+      <w:r>
+        <w:t xml:space="preserve">,</w:t>
+      </w:r>
+      <w:r>
+        <w:t xml:space="preserve"> </w:t>
+      </w:r>
+      <w:r>
+        <w:rPr>
+          <w:b/>
+          <w:bCs/>
+        </w:rPr>
+        <w:t xml:space="preserve">Monto</w:t>
+      </w:r>
+      <w:r>
+        <w:t xml:space="preserve">,</w:t>
+      </w:r>
+      <w:r>
+        <w:t xml:space="preserve"> </w:t>
+      </w:r>
+      <w:r>
+        <w:rPr>
+          <w:b/>
+          <w:bCs/>
+        </w:rPr>
+        <w:t xml:space="preserve">Moneda</w:t>
+      </w:r>
+      <w:r>
+        <w:t xml:space="preserve"> </w:t>
+      </w:r>
+      <w:r>
+        <w:t xml:space="preserve">(y</w:t>
+      </w:r>
+      <w:r>
+        <w:t xml:space="preserve"> </w:t>
+      </w:r>
+      <w:r>
+        <w:rPr>
+          <w:b/>
+          <w:bCs/>
+        </w:rPr>
+        <w:t xml:space="preserve">TC</w:t>
+      </w:r>
+      <w:r>
+        <w:t xml:space="preserve"> </w:t>
+      </w:r>
+      <w:r>
+        <w:t xml:space="preserve">si es en pesos),</w:t>
+      </w:r>
+      <w:r>
+        <w:t xml:space="preserve"> </w:t>
+      </w:r>
+      <w:r>
+        <w:rPr>
+          <w:b/>
+          <w:bCs/>
+        </w:rPr>
+        <w:t xml:space="preserve">Método</w:t>
+      </w:r>
+      <w:r>
+        <w:t xml:space="preserve"> </w:t>
+      </w:r>
+      <w:r>
+        <w:t xml:space="preserve">(caja / banco / cheque diferido),</w:t>
+      </w:r>
+      <w:r>
+        <w:t xml:space="preserve"> </w:t>
+      </w:r>
+      <w:r>
+        <w:rPr>
+          <w:b/>
+          <w:bCs/>
+        </w:rPr>
+        <w:t xml:space="preserve">Comprobante / recibo</w:t>
+      </w:r>
+      <w:r>
+        <w:t xml:space="preserve">,</w:t>
+      </w:r>
+      <w:r>
+        <w:t xml:space="preserve"> </w:t>
+      </w:r>
+      <w:r>
+        <w:rPr>
+          <w:b/>
+          <w:bCs/>
+        </w:rPr>
+        <w:t xml:space="preserve">Observaciones</w:t>
+      </w:r>
+      <w:r>
+        <w:t xml:space="preserve">.</w:t>
+      </w:r>
+    </w:p>
+    <w:p>
+      <w:pPr>
+        <w:pStyle w:val="Compact"/>
+        <w:numPr>
+          <w:ilvl w:val="0"/>
+          <w:numId w:val="1023"/>
+        </w:numPr>
+      </w:pPr>
+      <w:r>
         <w:rPr>
           <w:b/>
           <w:bCs/>
@@ -16704,8 +17097,9 @@
         <w:t xml:space="preserve">lista las retenciones que te practicaron los clientes (las de cobros anulados aparecen tachadas y no suman).</w:t>
       </w:r>
     </w:p>
-    <w:bookmarkEnd w:id="54"/>
-    <w:bookmarkStart w:id="55" w:name="cheques"/>
+    <w:bookmarkEnd w:id="55"/>
+    <w:bookmarkEnd w:id="56"/>
+    <w:bookmarkStart w:id="57" w:name="cheques"/>
     <w:p>
       <w:pPr>
         <w:pStyle w:val="Heading3"/>
@@ -17034,8 +17428,8 @@
         <w:t xml:space="preserve">no generan asiento.</w:t>
       </w:r>
     </w:p>
-    <w:bookmarkEnd w:id="55"/>
-    <w:bookmarkStart w:id="56" w:name="libros-y-estados-contables"/>
+    <w:bookmarkEnd w:id="57"/>
+    <w:bookmarkStart w:id="58" w:name="libros-y-estados-contables"/>
     <w:p>
       <w:pPr>
         <w:pStyle w:val="Heading3"/>
@@ -17083,7 +17477,7 @@
         <w:pStyle w:val="Compact"/>
         <w:numPr>
           <w:ilvl w:val="0"/>
-          <w:numId w:val="1023"/>
+          <w:numId w:val="1024"/>
         </w:numPr>
       </w:pPr>
       <w:r>
@@ -17191,7 +17585,7 @@
         <w:pStyle w:val="Compact"/>
         <w:numPr>
           <w:ilvl w:val="0"/>
-          <w:numId w:val="1023"/>
+          <w:numId w:val="1024"/>
         </w:numPr>
       </w:pPr>
       <w:r>
@@ -17232,7 +17626,7 @@
         <w:pStyle w:val="Compact"/>
         <w:numPr>
           <w:ilvl w:val="0"/>
-          <w:numId w:val="1023"/>
+          <w:numId w:val="1024"/>
         </w:numPr>
       </w:pPr>
       <w:r>
@@ -17698,8 +18092,8 @@
         <w:t xml:space="preserve">(foto valorizada del stock a hoy: MP por lote y por material con promedio ponderado, PT e insumos — respaldo de Bienes de Cambio del balance) y plan de cuentas.</w:t>
       </w:r>
     </w:p>
-    <w:bookmarkEnd w:id="56"/>
-    <w:bookmarkStart w:id="57" w:name="correlatividad"/>
+    <w:bookmarkEnd w:id="58"/>
+    <w:bookmarkStart w:id="59" w:name="correlatividad"/>
     <w:p>
       <w:pPr>
         <w:pStyle w:val="Heading3"/>
@@ -17745,93 +18139,14 @@
         <w:t xml:space="preserve">. Revisalo antes de cierres o auditorías.</w:t>
       </w:r>
     </w:p>
-    <w:bookmarkEnd w:id="57"/>
-    <w:bookmarkStart w:id="58" w:name="conciliación-bancaria"/>
+    <w:bookmarkEnd w:id="59"/>
+    <w:bookmarkStart w:id="60" w:name="conciliación-bancaria"/>
     <w:p>
       <w:pPr>
         <w:pStyle w:val="Heading3"/>
       </w:pPr>
       <w:r>
         <w:t xml:space="preserve">11.7 Conciliación bancaria</w:t>
-      </w:r>
-    </w:p>
-    <w:p>
-      <w:pPr>
-        <w:pStyle w:val="Compact"/>
-        <w:numPr>
-          <w:ilvl w:val="0"/>
-          <w:numId w:val="1024"/>
-        </w:numPr>
-      </w:pPr>
-      <w:r>
-        <w:t xml:space="preserve">Definí las</w:t>
-      </w:r>
-      <w:r>
-        <w:t xml:space="preserve"> </w:t>
-      </w:r>
-      <w:r>
-        <w:rPr>
-          <w:b/>
-          <w:bCs/>
-        </w:rPr>
-        <w:t xml:space="preserve">cuentas bancarias</w:t>
-      </w:r>
-      <w:r>
-        <w:t xml:space="preserve">.</w:t>
-      </w:r>
-    </w:p>
-    <w:p>
-      <w:pPr>
-        <w:pStyle w:val="Compact"/>
-        <w:numPr>
-          <w:ilvl w:val="0"/>
-          <w:numId w:val="1024"/>
-        </w:numPr>
-      </w:pPr>
-      <w:r>
-        <w:rPr>
-          <w:b/>
-          <w:bCs/>
-        </w:rPr>
-        <w:t xml:space="preserve">Importá el extracto</w:t>
-      </w:r>
-      <w:r>
-        <w:t xml:space="preserve"> </w:t>
-      </w:r>
-      <w:r>
-        <w:t xml:space="preserve">del banco (CSV/XLS).</w:t>
-      </w:r>
-    </w:p>
-    <w:p>
-      <w:pPr>
-        <w:pStyle w:val="Compact"/>
-        <w:numPr>
-          <w:ilvl w:val="0"/>
-          <w:numId w:val="1024"/>
-        </w:numPr>
-      </w:pPr>
-      <w:r>
-        <w:rPr>
-          <w:b/>
-          <w:bCs/>
-        </w:rPr>
-        <w:t xml:space="preserve">Conciliá:</w:t>
-      </w:r>
-      <w:r>
-        <w:t xml:space="preserve"> </w:t>
-      </w:r>
-      <w:r>
-        <w:t xml:space="preserve">emparejá cada línea del extracto con su asiento. Los no conciliados quedan marcados.</w:t>
-      </w:r>
-    </w:p>
-    <w:bookmarkEnd w:id="58"/>
-    <w:bookmarkStart w:id="59" w:name="cierre-períodos-y-ajuste-por-inflación"/>
-    <w:p>
-      <w:pPr>
-        <w:pStyle w:val="Heading3"/>
-      </w:pPr>
-      <w:r>
-        <w:t xml:space="preserve">11.8 Cierre, períodos y ajuste por inflación</w:t>
       </w:r>
     </w:p>
     <w:p>
@@ -17843,30 +18158,20 @@
         </w:numPr>
       </w:pPr>
       <w:r>
-        <w:rPr>
-          <w:b/>
-          <w:bCs/>
-        </w:rPr>
-        <w:t xml:space="preserve">Períodos mensuales:</w:t>
-      </w:r>
-      <w:r>
-        <w:t xml:space="preserve"> </w:t>
-      </w:r>
-      <w:r>
-        <w:t xml:space="preserve">cerrás un mes para que</w:t>
-      </w:r>
-      <w:r>
-        <w:t xml:space="preserve"> </w:t>
-      </w:r>
-      <w:r>
-        <w:rPr>
-          <w:b/>
-          <w:bCs/>
-        </w:rPr>
-        <w:t xml:space="preserve">nadie cargue asientos en él</w:t>
-      </w:r>
-      <w:r>
-        <w:t xml:space="preserve">. Si necesitás corregir, lo reabre el administrador.</w:t>
+        <w:t xml:space="preserve">Definí las</w:t>
+      </w:r>
+      <w:r>
+        <w:t xml:space="preserve"> </w:t>
+      </w:r>
+      <w:r>
+        <w:rPr>
+          <w:b/>
+          <w:bCs/>
+        </w:rPr>
+        <w:t xml:space="preserve">cuentas bancarias</w:t>
+      </w:r>
+      <w:r>
+        <w:t xml:space="preserve">.</w:t>
       </w:r>
     </w:p>
     <w:p>
@@ -17882,13 +18187,13 @@
           <w:b/>
           <w:bCs/>
         </w:rPr>
-        <w:t xml:space="preserve">Índices IPC:</w:t>
-      </w:r>
-      <w:r>
-        <w:t xml:space="preserve"> </w:t>
-      </w:r>
-      <w:r>
-        <w:t xml:space="preserve">cargá el IPC del INDEC mes a mes (es la misma serie que publica la FACPCE). Es la base para el ajuste por inflación; cuanto más completa, más exacta la anticuación.</w:t>
+        <w:t xml:space="preserve">Importá el extracto</w:t>
+      </w:r>
+      <w:r>
+        <w:t xml:space="preserve"> </w:t>
+      </w:r>
+      <w:r>
+        <w:t xml:space="preserve">del banco (CSV/XLS).</w:t>
       </w:r>
     </w:p>
     <w:p>
@@ -17904,97 +18209,23 @@
           <w:b/>
           <w:bCs/>
         </w:rPr>
-        <w:t xml:space="preserve">Ajuste por inflación (RT 54):</w:t>
-      </w:r>
-      <w:r>
-        <w:t xml:space="preserve"> </w:t>
-      </w:r>
-      <w:r>
-        <w:t xml:space="preserve">elegí el</w:t>
-      </w:r>
-      <w:r>
-        <w:t xml:space="preserve"> </w:t>
-      </w:r>
-      <w:r>
-        <w:rPr>
-          <w:b/>
-          <w:bCs/>
-        </w:rPr>
-        <w:t xml:space="preserve">mes de cierre</w:t>
-      </w:r>
-      <w:r>
-        <w:t xml:space="preserve">,</w:t>
-      </w:r>
-      <w:r>
-        <w:t xml:space="preserve"> </w:t>
-      </w:r>
-      <w:r>
-        <w:rPr>
-          <w:b/>
-          <w:bCs/>
-        </w:rPr>
-        <w:t xml:space="preserve">Calcular preview</w:t>
-      </w:r>
-      <w:r>
-        <w:t xml:space="preserve">, revisá y</w:t>
-      </w:r>
-      <w:r>
-        <w:t xml:space="preserve"> </w:t>
-      </w:r>
-      <w:r>
-        <w:rPr>
-          <w:b/>
-          <w:bCs/>
-        </w:rPr>
-        <w:t xml:space="preserve">Generar asiento</w:t>
-      </w:r>
-      <w:r>
-        <w:t xml:space="preserve">. Cada partida de las cuentas no monetarias se reexpresa por el índice de su mes de origen (anticuación mensual); si ya registraste un ajuste anterior, lo previo a esa fecha se lleva con un solo coeficiente y lo posterior mes a mes. El Capital se ajusta contra</w:t>
-      </w:r>
-      <w:r>
-        <w:t xml:space="preserve"> </w:t>
-      </w:r>
-      <w:r>
-        <w:rPr>
-          <w:b/>
-          <w:bCs/>
-        </w:rPr>
-        <w:t xml:space="preserve">Ajuste de capital</w:t>
-      </w:r>
-      <w:r>
-        <w:t xml:space="preserve"> </w:t>
-      </w:r>
-      <w:r>
-        <w:t xml:space="preserve">(312000) y la contrapartida es el</w:t>
-      </w:r>
-      <w:r>
-        <w:t xml:space="preserve"> </w:t>
-      </w:r>
-      <w:r>
-        <w:rPr>
-          <w:b/>
-          <w:bCs/>
-        </w:rPr>
-        <w:t xml:space="preserve">RECPAM</w:t>
-      </w:r>
-      <w:r>
-        <w:t xml:space="preserve">. Pasá el mouse por una fila para ver el detalle por mes. Si falta el IPC de algún mes, se usa el anterior y el sistema avisa. Hacé el ajuste</w:t>
-      </w:r>
-      <w:r>
-        <w:t xml:space="preserve"> </w:t>
-      </w:r>
-      <w:r>
-        <w:rPr>
-          <w:b/>
-          <w:bCs/>
-        </w:rPr>
-        <w:t xml:space="preserve">antes</w:t>
-      </w:r>
-      <w:r>
-        <w:t xml:space="preserve"> </w:t>
-      </w:r>
-      <w:r>
-        <w:t xml:space="preserve">de refundir resultados.</w:t>
+        <w:t xml:space="preserve">Conciliá:</w:t>
+      </w:r>
+      <w:r>
+        <w:t xml:space="preserve"> </w:t>
+      </w:r>
+      <w:r>
+        <w:t xml:space="preserve">emparejá cada línea del extracto con su asiento. Los no conciliados quedan marcados.</w:t>
+      </w:r>
+    </w:p>
+    <w:bookmarkEnd w:id="60"/>
+    <w:bookmarkStart w:id="61" w:name="cierre-períodos-y-ajuste-por-inflación"/>
+    <w:p>
+      <w:pPr>
+        <w:pStyle w:val="Heading3"/>
+      </w:pPr>
+      <w:r>
+        <w:t xml:space="preserve">11.8 Cierre, períodos y ajuste por inflación</w:t>
       </w:r>
     </w:p>
     <w:p>
@@ -18002,7 +18233,7 @@
         <w:pStyle w:val="Compact"/>
         <w:numPr>
           <w:ilvl w:val="0"/>
-          <w:numId w:val="1025"/>
+          <w:numId w:val="1026"/>
         </w:numPr>
       </w:pPr>
       <w:r>
@@ -18010,13 +18241,26 @@
           <w:b/>
           <w:bCs/>
         </w:rPr>
-        <w:t xml:space="preserve">Histórico vs Ajustado:</w:t>
-      </w:r>
-      <w:r>
-        <w:t xml:space="preserve"> </w:t>
-      </w:r>
-      <w:r>
-        <w:t xml:space="preserve">muestra cada cuenta a valor nominal y reexpresada desde cero a la fecha de corte (no cuenta los ajustes ya registrados).</w:t>
+        <w:t xml:space="preserve">Períodos mensuales:</w:t>
+      </w:r>
+      <w:r>
+        <w:t xml:space="preserve"> </w:t>
+      </w:r>
+      <w:r>
+        <w:t xml:space="preserve">cerrás un mes para que</w:t>
+      </w:r>
+      <w:r>
+        <w:t xml:space="preserve"> </w:t>
+      </w:r>
+      <w:r>
+        <w:rPr>
+          <w:b/>
+          <w:bCs/>
+        </w:rPr>
+        <w:t xml:space="preserve">nadie cargue asientos en él</w:t>
+      </w:r>
+      <w:r>
+        <w:t xml:space="preserve">. Si necesitás corregir, lo reabre el administrador.</w:t>
       </w:r>
     </w:p>
     <w:p>
@@ -18024,7 +18268,7 @@
         <w:pStyle w:val="Compact"/>
         <w:numPr>
           <w:ilvl w:val="0"/>
-          <w:numId w:val="1025"/>
+          <w:numId w:val="1026"/>
         </w:numPr>
       </w:pPr>
       <w:r>
@@ -18032,29 +18276,13 @@
           <w:b/>
           <w:bCs/>
         </w:rPr>
-        <w:t xml:space="preserve">Comparativo entre ejercicios:</w:t>
-      </w:r>
-      <w:r>
-        <w:t xml:space="preserve"> </w:t>
-      </w:r>
-      <w:r>
-        <w:t xml:space="preserve">con</w:t>
-      </w:r>
-      <w:r>
-        <w:t xml:space="preserve"> </w:t>
-      </w:r>
-      <w:r>
-        <w:rPr>
-          <w:b/>
-          <w:bCs/>
-        </w:rPr>
-        <w:t xml:space="preserve">Moneda homogénea</w:t>
-      </w:r>
-      <w:r>
-        <w:t xml:space="preserve"> </w:t>
-      </w:r>
-      <w:r>
-        <w:t xml:space="preserve">tildado, el período A se lleva a moneda del período B (IPC B / IPC A) para que las cifras sean comparables, como pide la RT 54.</w:t>
+        <w:t xml:space="preserve">Índices IPC:</w:t>
+      </w:r>
+      <w:r>
+        <w:t xml:space="preserve"> </w:t>
+      </w:r>
+      <w:r>
+        <w:t xml:space="preserve">cargá el IPC del INDEC mes a mes (es la misma serie que publica la FACPCE). Es la base para el ajuste por inflación; cuanto más completa, más exacta la anticuación.</w:t>
       </w:r>
     </w:p>
     <w:p>
@@ -18062,7 +18290,7 @@
         <w:pStyle w:val="Compact"/>
         <w:numPr>
           <w:ilvl w:val="0"/>
-          <w:numId w:val="1025"/>
+          <w:numId w:val="1026"/>
         </w:numPr>
       </w:pPr>
       <w:r>
@@ -18070,13 +18298,26 @@
           <w:b/>
           <w:bCs/>
         </w:rPr>
-        <w:t xml:space="preserve">Cierre y apertura:</w:t>
-      </w:r>
-      <w:r>
-        <w:t xml:space="preserve"> </w:t>
-      </w:r>
-      <w:r>
-        <w:t xml:space="preserve">cierre del ejercicio en pasos (refundición de resultados → pasaje a resultados no asignados → cierre patrimonial → apertura). Usá</w:t>
+        <w:t xml:space="preserve">Ajuste por inflación (RT 54):</w:t>
+      </w:r>
+      <w:r>
+        <w:t xml:space="preserve"> </w:t>
+      </w:r>
+      <w:r>
+        <w:t xml:space="preserve">elegí el</w:t>
+      </w:r>
+      <w:r>
+        <w:t xml:space="preserve"> </w:t>
+      </w:r>
+      <w:r>
+        <w:rPr>
+          <w:b/>
+          <w:bCs/>
+        </w:rPr>
+        <w:t xml:space="preserve">mes de cierre</w:t>
+      </w:r>
+      <w:r>
+        <w:t xml:space="preserve">,</w:t>
       </w:r>
       <w:r>
         <w:t xml:space="preserve"> </w:t>
@@ -18089,23 +18330,65 @@
         <w:t xml:space="preserve">Calcular preview</w:t>
       </w:r>
       <w:r>
-        <w:t xml:space="preserve"> </w:t>
-      </w:r>
-      <w:r>
-        <w:t xml:space="preserve">antes de</w:t>
-      </w:r>
-      <w:r>
-        <w:t xml:space="preserve"> </w:t>
-      </w:r>
-      <w:r>
-        <w:rPr>
-          <w:b/>
-          <w:bCs/>
-        </w:rPr>
-        <w:t xml:space="preserve">Generar asientos</w:t>
-      </w:r>
-      <w:r>
-        <w:t xml:space="preserve">.</w:t>
+        <w:t xml:space="preserve">, revisá y</w:t>
+      </w:r>
+      <w:r>
+        <w:t xml:space="preserve"> </w:t>
+      </w:r>
+      <w:r>
+        <w:rPr>
+          <w:b/>
+          <w:bCs/>
+        </w:rPr>
+        <w:t xml:space="preserve">Generar asiento</w:t>
+      </w:r>
+      <w:r>
+        <w:t xml:space="preserve">. Cada partida de las cuentas no monetarias se reexpresa por el índice de su mes de origen (anticuación mensual); si ya registraste un ajuste anterior, lo previo a esa fecha se lleva con un solo coeficiente y lo posterior mes a mes. El Capital se ajusta contra</w:t>
+      </w:r>
+      <w:r>
+        <w:t xml:space="preserve"> </w:t>
+      </w:r>
+      <w:r>
+        <w:rPr>
+          <w:b/>
+          <w:bCs/>
+        </w:rPr>
+        <w:t xml:space="preserve">Ajuste de capital</w:t>
+      </w:r>
+      <w:r>
+        <w:t xml:space="preserve"> </w:t>
+      </w:r>
+      <w:r>
+        <w:t xml:space="preserve">(312000) y la contrapartida es el</w:t>
+      </w:r>
+      <w:r>
+        <w:t xml:space="preserve"> </w:t>
+      </w:r>
+      <w:r>
+        <w:rPr>
+          <w:b/>
+          <w:bCs/>
+        </w:rPr>
+        <w:t xml:space="preserve">RECPAM</w:t>
+      </w:r>
+      <w:r>
+        <w:t xml:space="preserve">. Pasá el mouse por una fila para ver el detalle por mes. Si falta el IPC de algún mes, se usa el anterior y el sistema avisa. Hacé el ajuste</w:t>
+      </w:r>
+      <w:r>
+        <w:t xml:space="preserve"> </w:t>
+      </w:r>
+      <w:r>
+        <w:rPr>
+          <w:b/>
+          <w:bCs/>
+        </w:rPr>
+        <w:t xml:space="preserve">antes</w:t>
+      </w:r>
+      <w:r>
+        <w:t xml:space="preserve"> </w:t>
+      </w:r>
+      <w:r>
+        <w:t xml:space="preserve">de refundir resultados.</w:t>
       </w:r>
     </w:p>
     <w:p>
@@ -18113,7 +18396,118 @@
         <w:pStyle w:val="Compact"/>
         <w:numPr>
           <w:ilvl w:val="0"/>
-          <w:numId w:val="1025"/>
+          <w:numId w:val="1026"/>
+        </w:numPr>
+      </w:pPr>
+      <w:r>
+        <w:rPr>
+          <w:b/>
+          <w:bCs/>
+        </w:rPr>
+        <w:t xml:space="preserve">Histórico vs Ajustado:</w:t>
+      </w:r>
+      <w:r>
+        <w:t xml:space="preserve"> </w:t>
+      </w:r>
+      <w:r>
+        <w:t xml:space="preserve">muestra cada cuenta a valor nominal y reexpresada desde cero a la fecha de corte (no cuenta los ajustes ya registrados).</w:t>
+      </w:r>
+    </w:p>
+    <w:p>
+      <w:pPr>
+        <w:pStyle w:val="Compact"/>
+        <w:numPr>
+          <w:ilvl w:val="0"/>
+          <w:numId w:val="1026"/>
+        </w:numPr>
+      </w:pPr>
+      <w:r>
+        <w:rPr>
+          <w:b/>
+          <w:bCs/>
+        </w:rPr>
+        <w:t xml:space="preserve">Comparativo entre ejercicios:</w:t>
+      </w:r>
+      <w:r>
+        <w:t xml:space="preserve"> </w:t>
+      </w:r>
+      <w:r>
+        <w:t xml:space="preserve">con</w:t>
+      </w:r>
+      <w:r>
+        <w:t xml:space="preserve"> </w:t>
+      </w:r>
+      <w:r>
+        <w:rPr>
+          <w:b/>
+          <w:bCs/>
+        </w:rPr>
+        <w:t xml:space="preserve">Moneda homogénea</w:t>
+      </w:r>
+      <w:r>
+        <w:t xml:space="preserve"> </w:t>
+      </w:r>
+      <w:r>
+        <w:t xml:space="preserve">tildado, el período A se lleva a moneda del período B (IPC B / IPC A) para que las cifras sean comparables, como pide la RT 54.</w:t>
+      </w:r>
+    </w:p>
+    <w:p>
+      <w:pPr>
+        <w:pStyle w:val="Compact"/>
+        <w:numPr>
+          <w:ilvl w:val="0"/>
+          <w:numId w:val="1026"/>
+        </w:numPr>
+      </w:pPr>
+      <w:r>
+        <w:rPr>
+          <w:b/>
+          <w:bCs/>
+        </w:rPr>
+        <w:t xml:space="preserve">Cierre y apertura:</w:t>
+      </w:r>
+      <w:r>
+        <w:t xml:space="preserve"> </w:t>
+      </w:r>
+      <w:r>
+        <w:t xml:space="preserve">cierre del ejercicio en pasos (refundición de resultados → pasaje a resultados no asignados → cierre patrimonial → apertura). Usá</w:t>
+      </w:r>
+      <w:r>
+        <w:t xml:space="preserve"> </w:t>
+      </w:r>
+      <w:r>
+        <w:rPr>
+          <w:b/>
+          <w:bCs/>
+        </w:rPr>
+        <w:t xml:space="preserve">Calcular preview</w:t>
+      </w:r>
+      <w:r>
+        <w:t xml:space="preserve"> </w:t>
+      </w:r>
+      <w:r>
+        <w:t xml:space="preserve">antes de</w:t>
+      </w:r>
+      <w:r>
+        <w:t xml:space="preserve"> </w:t>
+      </w:r>
+      <w:r>
+        <w:rPr>
+          <w:b/>
+          <w:bCs/>
+        </w:rPr>
+        <w:t xml:space="preserve">Generar asientos</w:t>
+      </w:r>
+      <w:r>
+        <w:t xml:space="preserve">.</w:t>
+      </w:r>
+    </w:p>
+    <w:p>
+      <w:pPr>
+        <w:pStyle w:val="Compact"/>
+        <w:numPr>
+          <w:ilvl w:val="0"/>
+          <w:numId w:val="1026"/>
         </w:numPr>
       </w:pPr>
       <w:r>
@@ -18199,7 +18593,7 @@
         <w:pStyle w:val="Compact"/>
         <w:numPr>
           <w:ilvl w:val="1"/>
-          <w:numId w:val="1026"/>
+          <w:numId w:val="1027"/>
         </w:numPr>
       </w:pPr>
       <w:r>
@@ -18221,7 +18615,7 @@
         <w:pStyle w:val="Compact"/>
         <w:numPr>
           <w:ilvl w:val="1"/>
-          <w:numId w:val="1026"/>
+          <w:numId w:val="1027"/>
         </w:numPr>
       </w:pPr>
       <w:r>
@@ -18243,7 +18637,7 @@
         <w:pStyle w:val="Compact"/>
         <w:numPr>
           <w:ilvl w:val="1"/>
-          <w:numId w:val="1026"/>
+          <w:numId w:val="1027"/>
         </w:numPr>
       </w:pPr>
       <w:r>
@@ -18265,7 +18659,7 @@
         <w:pStyle w:val="Compact"/>
         <w:numPr>
           <w:ilvl w:val="1"/>
-          <w:numId w:val="1026"/>
+          <w:numId w:val="1027"/>
         </w:numPr>
       </w:pPr>
       <w:r>
@@ -18287,7 +18681,7 @@
         <w:pStyle w:val="Compact"/>
         <w:numPr>
           <w:ilvl w:val="1"/>
-          <w:numId w:val="1026"/>
+          <w:numId w:val="1027"/>
         </w:numPr>
       </w:pPr>
       <w:r>
@@ -18322,7 +18716,7 @@
         <w:pStyle w:val="Compact"/>
         <w:numPr>
           <w:ilvl w:val="0"/>
-          <w:numId w:val="1025"/>
+          <w:numId w:val="1026"/>
         </w:numPr>
       </w:pPr>
       <w:r>
@@ -18450,7 +18844,7 @@
         <w:pStyle w:val="Compact"/>
         <w:numPr>
           <w:ilvl w:val="0"/>
-          <w:numId w:val="1025"/>
+          <w:numId w:val="1026"/>
         </w:numPr>
       </w:pPr>
       <w:r>
@@ -18501,7 +18895,7 @@
         <w:pStyle w:val="Compact"/>
         <w:numPr>
           <w:ilvl w:val="0"/>
-          <w:numId w:val="1025"/>
+          <w:numId w:val="1026"/>
         </w:numPr>
       </w:pPr>
       <w:r>
@@ -18518,8 +18912,8 @@
         <w:t xml:space="preserve">cada cuenta imputable tiene un rubro (Plan de cuentas → Editar) que define dónde se expone en los estados contables y alimenta el reporte de Ratios.</w:t>
       </w:r>
     </w:p>
-    <w:bookmarkEnd w:id="59"/>
-    <w:bookmarkStart w:id="68" w:name="X5261329946751d1b2deba0ff3bf8b14c973e4de"/>
+    <w:bookmarkEnd w:id="61"/>
+    <w:bookmarkStart w:id="70" w:name="X5261329946751d1b2deba0ff3bf8b14c973e4de"/>
     <w:p>
       <w:pPr>
         <w:pStyle w:val="Heading3"/>
@@ -18628,7 +19022,7 @@
         <w:t xml:space="preserve">del período.</w:t>
       </w:r>
     </w:p>
-    <w:bookmarkStart w:id="60" w:name="X59352d794e45ba73ec24f97a1ff6f63202d1261"/>
+    <w:bookmarkStart w:id="62" w:name="X59352d794e45ba73ec24f97a1ff6f63202d1261"/>
     <w:p>
       <w:pPr>
         <w:pStyle w:val="Heading4"/>
@@ -18672,193 +19066,6 @@
       </w:r>
       <w:r>
         <w:t xml:space="preserve">(cada cambio se carga con la fecha desde la que rige; el motor usa siempre la vigente al último día del período que estás liquidando):</w:t>
-      </w:r>
-    </w:p>
-    <w:p>
-      <w:pPr>
-        <w:pStyle w:val="Compact"/>
-        <w:numPr>
-          <w:ilvl w:val="0"/>
-          <w:numId w:val="1027"/>
-        </w:numPr>
-      </w:pPr>
-      <w:r>
-        <w:rPr>
-          <w:b/>
-          <w:bCs/>
-        </w:rPr>
-        <w:t xml:space="preserve">Escala salarial:</w:t>
-      </w:r>
-      <w:r>
-        <w:t xml:space="preserve"> </w:t>
-      </w:r>
-      <w:r>
-        <w:t xml:space="preserve">valor hora o básico mensual por categoría UOM (Ingresante, Operario, Oficial…) y por categoría mensualizada (Administrativo, Técnico).</w:t>
-      </w:r>
-      <w:r>
-        <w:t xml:space="preserve"> </w:t>
-      </w:r>
-      <w:r>
-        <w:rPr>
-          <w:b/>
-          <w:bCs/>
-        </w:rPr>
-        <w:t xml:space="preserve">+ Nueva vigencia</w:t>
-      </w:r>
-      <w:r>
-        <w:t xml:space="preserve"> </w:t>
-      </w:r>
-      <w:r>
-        <w:t xml:space="preserve">copia la tabla actual a una fecha nueva aplicando un % de aumento parejo. Si una categoría queda en 0, el motor avisa al liquidar a un empleado de esa categoría.</w:t>
-      </w:r>
-    </w:p>
-    <w:p>
-      <w:pPr>
-        <w:pStyle w:val="Compact"/>
-        <w:numPr>
-          <w:ilvl w:val="0"/>
-          <w:numId w:val="1027"/>
-        </w:numPr>
-      </w:pPr>
-      <w:r>
-        <w:rPr>
-          <w:b/>
-          <w:bCs/>
-        </w:rPr>
-        <w:t xml:space="preserve">Convenio:</w:t>
-      </w:r>
-      <w:r>
-        <w:t xml:space="preserve"> </w:t>
-      </w:r>
-      <w:r>
-        <w:t xml:space="preserve">IMGR (ingreso mínimo garantizado), no remunerativo de paritaria, % de antigüedad, horas del mes y del día, % de presentismo, tolerancia de ausencias, sepelio, seguro de vida colectivo (SCVO), cuota sindical, redondeo del neto y</w:t>
-      </w:r>
-      <w:r>
-        <w:t xml:space="preserve"> </w:t>
-      </w:r>
-      <w:r>
-        <w:rPr>
-          <w:b/>
-          <w:bCs/>
-        </w:rPr>
-        <w:t xml:space="preserve">período de prueba</w:t>
-      </w:r>
-      <w:r>
-        <w:t xml:space="preserve"> </w:t>
-      </w:r>
-      <w:r>
-        <w:t xml:space="preserve">en meses (6 por ley; el CCT puede llevarlo a 8 o 12 — en período de prueba no hay indemnización ni preaviso). El</w:t>
-      </w:r>
-      <w:r>
-        <w:t xml:space="preserve"> </w:t>
-      </w:r>
-      <w:r>
-        <w:rPr>
-          <w:b/>
-          <w:bCs/>
-        </w:rPr>
-        <w:t xml:space="preserve">aporte solidario</w:t>
-      </w:r>
-      <w:r>
-        <w:t xml:space="preserve"> </w:t>
-      </w:r>
-      <w:r>
-        <w:t xml:space="preserve">de los no afiliados tiene tope legal del 2 %: si cargás más, el campo te avisa en rojo y la liquidación muestra la alerta. La cuota sindical de los afiliados no tiene ese tope.</w:t>
-      </w:r>
-    </w:p>
-    <w:p>
-      <w:pPr>
-        <w:pStyle w:val="Compact"/>
-        <w:numPr>
-          <w:ilvl w:val="0"/>
-          <w:numId w:val="1027"/>
-        </w:numPr>
-      </w:pPr>
-      <w:r>
-        <w:rPr>
-          <w:b/>
-          <w:bCs/>
-        </w:rPr>
-        <w:t xml:space="preserve">Previsional:</w:t>
-      </w:r>
-      <w:r>
-        <w:t xml:space="preserve"> </w:t>
-      </w:r>
-      <w:r>
-        <w:t xml:space="preserve">topes mínimo y máximo de ANSES, detracción Ley 27.430, porcentajes de aportes (jubilación, INSSJP, obra social, adherentes) y de contribuciones patronales (Dec. 814/01), ART y</w:t>
-      </w:r>
-      <w:r>
-        <w:t xml:space="preserve"> </w:t>
-      </w:r>
-      <w:r>
-        <w:rPr>
-          <w:b/>
-          <w:bCs/>
-        </w:rPr>
-        <w:t xml:space="preserve">FAL</w:t>
-      </w:r>
-      <w:r>
-        <w:t xml:space="preserve"> </w:t>
-      </w:r>
-      <w:r>
-        <w:t xml:space="preserve">(Fondo de Asistencia Laboral, Ley 27.802): desde el 1/11/2026 el 2,5 % de la base SIPA para PyME (1 % grandes empresas). El sistema ya trae cargada esa vigencia; el FAL se paga con el F.931 y baja en la misma proporción la contribución de jubilación, así que el costo total no cambia. Si ARCA posterga la fecha, editá o borrá la vigencia 2026-11-01.</w:t>
-      </w:r>
-    </w:p>
-    <w:p>
-      <w:pPr>
-        <w:pStyle w:val="Compact"/>
-        <w:numPr>
-          <w:ilvl w:val="0"/>
-          <w:numId w:val="1027"/>
-        </w:numPr>
-      </w:pPr>
-      <w:r>
-        <w:rPr>
-          <w:b/>
-          <w:bCs/>
-        </w:rPr>
-        <w:t xml:space="preserve">Ganancias:</w:t>
-      </w:r>
-      <w:r>
-        <w:t xml:space="preserve"> </w:t>
-      </w:r>
-      <w:r>
-        <w:t xml:space="preserve">las tablas semestrales (enero y julio) con el Ganancia No Imponible, deducción especial, cónyuge, hijo, hijo con discapacidad y los 9 tramos de la escala. Cargá la tabla nueva apenas ARCA publique los valores del semestre.</w:t>
-      </w:r>
-    </w:p>
-    <w:p>
-      <w:pPr>
-        <w:pStyle w:val="FirstParagraph"/>
-      </w:pPr>
-      <w:r>
-        <w:t xml:space="preserve">Estos parámetros son de configuración: sus alertas (categoría sin valor, parámetro vacío) se ven solo al entrar a esta página, no en el panel</w:t>
-      </w:r>
-      <w:r>
-        <w:t xml:space="preserve"> </w:t>
-      </w:r>
-      <w:r>
-        <w:t xml:space="preserve">“Para hoy”</w:t>
-      </w:r>
-      <w:r>
-        <w:t xml:space="preserve">.</w:t>
-      </w:r>
-    </w:p>
-    <w:bookmarkEnd w:id="60"/>
-    <w:bookmarkStart w:id="61" w:name="legajo-del-empleado"/>
-    <w:p>
-      <w:pPr>
-        <w:pStyle w:val="Heading4"/>
-      </w:pPr>
-      <w:r>
-        <w:t xml:space="preserve">Legajo del empleado</w:t>
-      </w:r>
-    </w:p>
-    <w:p>
-      <w:pPr>
-        <w:pStyle w:val="FirstParagraph"/>
-      </w:pPr>
-      <w:r>
-        <w:t xml:space="preserve">El modal de empleado tiene cinco pestañas:</w:t>
       </w:r>
     </w:p>
     <w:p>
@@ -18874,22 +19081,29 @@
           <w:b/>
           <w:bCs/>
         </w:rPr>
-        <w:t xml:space="preserve">Datos:</w:t>
-      </w:r>
-      <w:r>
-        <w:t xml:space="preserve"> </w:t>
-      </w:r>
-      <w:r>
-        <w:t xml:space="preserve">legajo, nombre, CUIL, centro de costo, modalidad (jornal / mensualizado), fecha de ingreso, categoría, obra social, nombre tal como figura en las órdenes de producción (para</w:t>
-      </w:r>
-      <w:r>
-        <w:t xml:space="preserve"> </w:t>
-      </w:r>
-      <w:r>
-        <w:t xml:space="preserve">“Traer horas de planta”</w:t>
-      </w:r>
-      <w:r>
-        <w:t xml:space="preserve">), tarea, contratación, lugar de pago, banco.</w:t>
+        <w:t xml:space="preserve">Escala salarial:</w:t>
+      </w:r>
+      <w:r>
+        <w:t xml:space="preserve"> </w:t>
+      </w:r>
+      <w:r>
+        <w:t xml:space="preserve">valor hora o básico mensual por categoría UOM (Ingresante, Operario, Oficial…) y por categoría mensualizada (Administrativo, Técnico).</w:t>
+      </w:r>
+      <w:r>
+        <w:t xml:space="preserve"> </w:t>
+      </w:r>
+      <w:r>
+        <w:rPr>
+          <w:b/>
+          <w:bCs/>
+        </w:rPr>
+        <w:t xml:space="preserve">+ Nueva vigencia</w:t>
+      </w:r>
+      <w:r>
+        <w:t xml:space="preserve"> </w:t>
+      </w:r>
+      <w:r>
+        <w:t xml:space="preserve">copia la tabla actual a una fecha nueva aplicando un % de aumento parejo. Si una categoría queda en 0, el motor avisa al liquidar a un empleado de esa categoría.</w:t>
       </w:r>
     </w:p>
     <w:p>
@@ -18905,103 +19119,45 @@
           <w:b/>
           <w:bCs/>
         </w:rPr>
-        <w:t xml:space="preserve">Remuneración:</w:t>
-      </w:r>
-      <w:r>
-        <w:t xml:space="preserve"> </w:t>
-      </w:r>
-      <w:r>
-        <w:rPr>
-          <w:b/>
-          <w:bCs/>
-        </w:rPr>
-        <w:t xml:space="preserve">convenio</w:t>
-      </w:r>
-      <w:r>
-        <w:t xml:space="preserve"> </w:t>
-      </w:r>
-      <w:r>
-        <w:t xml:space="preserve">(UOM o fuera de convenio — cambia qué campos siguen),</w:t>
-      </w:r>
-      <w:r>
-        <w:t xml:space="preserve"> </w:t>
-      </w:r>
-      <w:r>
-        <w:rPr>
-          <w:b/>
-          <w:bCs/>
-        </w:rPr>
-        <w:t xml:space="preserve">categoría de la escala salarial</w:t>
-      </w:r>
-      <w:r>
-        <w:t xml:space="preserve"> </w:t>
-      </w:r>
-      <w:r>
-        <w:t xml:space="preserve">(UOM) o</w:t>
-      </w:r>
-      <w:r>
-        <w:t xml:space="preserve"> </w:t>
-      </w:r>
-      <w:r>
-        <w:rPr>
-          <w:b/>
-          <w:bCs/>
-        </w:rPr>
-        <w:t xml:space="preserve">sueldo pactado</w:t>
-      </w:r>
-      <w:r>
-        <w:t xml:space="preserve"> </w:t>
-      </w:r>
-      <w:r>
-        <w:t xml:space="preserve">(fuera de convenio), horas semanales, % de antigüedad (solo fuera de convenio; en UOM lo define el convenio), fecha de ingreso reconocida (si difiere de la real, para antigüedad de otro empleador), afiliado al sindicato, cobra presentismo. Abajo, tres datos de la Ley 27.802 que se dejan vacíos si no aplican:</w:t>
-      </w:r>
-      <w:r>
-        <w:t xml:space="preserve"> </w:t>
-      </w:r>
-      <w:r>
-        <w:rPr>
-          <w:b/>
-          <w:bCs/>
-        </w:rPr>
-        <w:t xml:space="preserve">alta bajo RIFL</w:t>
-      </w:r>
-      <w:r>
-        <w:t xml:space="preserve"> </w:t>
-      </w:r>
-      <w:r>
-        <w:t xml:space="preserve">(contribuciones reducidas por 48 meses para altas que encuadran en el régimen de formalización; es optativo y se ejerce en ARCA al dar el alta),</w:t>
-      </w:r>
-      <w:r>
-        <w:t xml:space="preserve"> </w:t>
-      </w:r>
-      <w:r>
-        <w:rPr>
-          <w:b/>
-          <w:bCs/>
-        </w:rPr>
-        <w:t xml:space="preserve">vencimiento del contrato a plazo fijo</w:t>
-      </w:r>
-      <w:r>
-        <w:t xml:space="preserve"> </w:t>
-      </w:r>
-      <w:r>
-        <w:t xml:space="preserve">y</w:t>
-      </w:r>
-      <w:r>
-        <w:t xml:space="preserve"> </w:t>
-      </w:r>
-      <w:r>
-        <w:rPr>
-          <w:b/>
-          <w:bCs/>
-        </w:rPr>
-        <w:t xml:space="preserve">banco de horas</w:t>
-      </w:r>
-      <w:r>
-        <w:t xml:space="preserve"> </w:t>
-      </w:r>
-      <w:r>
-        <w:t xml:space="preserve">(tilde + fecha del acuerdo escrito).</w:t>
+        <w:t xml:space="preserve">Convenio:</w:t>
+      </w:r>
+      <w:r>
+        <w:t xml:space="preserve"> </w:t>
+      </w:r>
+      <w:r>
+        <w:t xml:space="preserve">IMGR (ingreso mínimo garantizado), no remunerativo de paritaria, % de antigüedad, horas del mes y del día, % de presentismo, tolerancia de ausencias, sepelio, seguro de vida colectivo (SCVO), cuota sindical, redondeo del neto y</w:t>
+      </w:r>
+      <w:r>
+        <w:t xml:space="preserve"> </w:t>
+      </w:r>
+      <w:r>
+        <w:rPr>
+          <w:b/>
+          <w:bCs/>
+        </w:rPr>
+        <w:t xml:space="preserve">período de prueba</w:t>
+      </w:r>
+      <w:r>
+        <w:t xml:space="preserve"> </w:t>
+      </w:r>
+      <w:r>
+        <w:t xml:space="preserve">en meses (6 por ley; el CCT puede llevarlo a 8 o 12 — en período de prueba no hay indemnización ni preaviso). El</w:t>
+      </w:r>
+      <w:r>
+        <w:t xml:space="preserve"> </w:t>
+      </w:r>
+      <w:r>
+        <w:rPr>
+          <w:b/>
+          <w:bCs/>
+        </w:rPr>
+        <w:t xml:space="preserve">aporte solidario</w:t>
+      </w:r>
+      <w:r>
+        <w:t xml:space="preserve"> </w:t>
+      </w:r>
+      <w:r>
+        <w:t xml:space="preserve">de los no afiliados tiene tope legal del 2 %: si cargás más, el campo te avisa en rojo y la liquidación muestra la alerta. La cuota sindical de los afiliados no tiene ese tope.</w:t>
       </w:r>
     </w:p>
     <w:p>
@@ -19017,25 +19173,29 @@
           <w:b/>
           <w:bCs/>
         </w:rPr>
-        <w:t xml:space="preserve">Conceptos fijos:</w:t>
-      </w:r>
-      <w:r>
-        <w:t xml:space="preserve"> </w:t>
-      </w:r>
-      <w:r>
-        <w:t xml:space="preserve">adicionales fijos que se pagan todos los meses (% del básico o importe, ej. tarea peligrosa, título) y conceptos recurrentes con vigencia y cuotas (préstamos, cuotas de cualquier tipo) — cada cuota liquidada avanza sola el contador de</w:t>
-      </w:r>
-      <w:r>
-        <w:t xml:space="preserve"> </w:t>
-      </w:r>
-      <w:r>
-        <w:t xml:space="preserve">“pagas”</w:t>
-      </w:r>
-      <w:r>
-        <w:t xml:space="preserve"> </w:t>
-      </w:r>
-      <w:r>
-        <w:t xml:space="preserve">al confirmar.</w:t>
+        <w:t xml:space="preserve">Previsional:</w:t>
+      </w:r>
+      <w:r>
+        <w:t xml:space="preserve"> </w:t>
+      </w:r>
+      <w:r>
+        <w:t xml:space="preserve">topes mínimo y máximo de ANSES, detracción Ley 27.430, porcentajes de aportes (jubilación, INSSJP, obra social, adherentes) y de contribuciones patronales (Dec. 814/01), ART y</w:t>
+      </w:r>
+      <w:r>
+        <w:t xml:space="preserve"> </w:t>
+      </w:r>
+      <w:r>
+        <w:rPr>
+          <w:b/>
+          <w:bCs/>
+        </w:rPr>
+        <w:t xml:space="preserve">FAL</w:t>
+      </w:r>
+      <w:r>
+        <w:t xml:space="preserve"> </w:t>
+      </w:r>
+      <w:r>
+        <w:t xml:space="preserve">(Fondo de Asistencia Laboral, Ley 27.802): desde el 1/11/2026 el 2,5 % de la base SIPA para PyME (1 % grandes empresas). El sistema ya trae cargada esa vigencia; el FAL se paga con el F.931 y baja en la misma proporción la contribución de jubilación, así que el costo total no cambia. Si ARCA posterga la fecha, editá o borrá la vigencia 2026-11-01.</w:t>
       </w:r>
     </w:p>
     <w:p>
@@ -19057,41 +19217,7 @@
         <w:t xml:space="preserve"> </w:t>
       </w:r>
       <w:r>
-        <w:t xml:space="preserve">tildá</w:t>
-      </w:r>
-      <w:r>
-        <w:t xml:space="preserve"> </w:t>
-      </w:r>
-      <w:r>
-        <w:t xml:space="preserve">“Se retiene Impuesto a las Ganancias”</w:t>
-      </w:r>
-      <w:r>
-        <w:t xml:space="preserve"> </w:t>
-      </w:r>
-      <w:r>
-        <w:t xml:space="preserve">solo para los empleados alcanzados (4ª categoría); hijos con discapacidad; y la lista de deducciones informadas por F.572 web (alquiler, servicio doméstico, cuota médica, seguro de vida, intereses hipotecarios, donaciones, gastos educativos) con el importe mensual y el período de vigencia.</w:t>
-      </w:r>
-    </w:p>
-    <w:p>
-      <w:pPr>
-        <w:pStyle w:val="Compact"/>
-        <w:numPr>
-          <w:ilvl w:val="0"/>
-          <w:numId w:val="1028"/>
-        </w:numPr>
-      </w:pPr>
-      <w:r>
-        <w:rPr>
-          <w:b/>
-          <w:bCs/>
-        </w:rPr>
-        <w:t xml:space="preserve">ARCA:</w:t>
-      </w:r>
-      <w:r>
-        <w:t xml:space="preserve"> </w:t>
-      </w:r>
-      <w:r>
-        <w:t xml:space="preserve">los datos del F.931/LSD que ya existían (CBU, forma de pago, obra social, cónyuge, hijos, marcas, códigos de situación/condición/actividad/modalidad).</w:t>
+        <w:t xml:space="preserve">las tablas semestrales (enero y julio) con el Ganancia No Imponible, deducción especial, cónyuge, hijo, hijo con discapacidad y los 9 tramos de la escala. Cargá la tabla nueva apenas ARCA publique los valores del semestre.</w:t>
       </w:r>
     </w:p>
     <w:p>
@@ -19099,57 +19225,34 @@
         <w:pStyle w:val="FirstParagraph"/>
       </w:pPr>
       <w:r>
-        <w:rPr>
-          <w:b/>
-          <w:bCs/>
-        </w:rPr>
-        <w:t xml:space="preserve">Baja de empleado</w:t>
-      </w:r>
-      <w:r>
-        <w:t xml:space="preserve"> </w:t>
-      </w:r>
-      <w:r>
-        <w:t xml:space="preserve">(botón en el legajo, oculto si ya está dado de baja): fecha de egreso, causa (renuncia, despido sin causa, despido con causa, mutuo acuerdo, fin de contrato, fallecimiento), si hubo preaviso otorgado, tope indemnizatorio del CCT (se precarga desde Configuración) y días de vacaciones ya gozadas en el año. El preview muestra los renglones que va a generar (proporcionales del mes, SAC proporcional, vacaciones no gozadas y, si corresponde, indemnización por antigüedad + preaviso + integración del mes) antes de crear la liquidación de tipo</w:t>
-      </w:r>
-      <w:r>
-        <w:t xml:space="preserve"> </w:t>
-      </w:r>
-      <w:r>
-        <w:rPr>
-          <w:b/>
-          <w:bCs/>
-        </w:rPr>
-        <w:t xml:space="preserve">final</w:t>
-      </w:r>
-      <w:r>
-        <w:t xml:space="preserve"> </w:t>
-      </w:r>
-      <w:r>
-        <w:t xml:space="preserve">en borrador. El empleado no queda dado de baja hasta que confirmás esa liquidación.</w:t>
-      </w:r>
-    </w:p>
-    <w:p>
-      <w:pPr>
-        <w:pStyle w:val="BodyText"/>
-      </w:pPr>
-      <w:r>
-        <w:t xml:space="preserve">Cómo calcula la baja desde la</w:t>
-      </w:r>
-      <w:r>
-        <w:t xml:space="preserve"> </w:t>
-      </w:r>
-      <w:r>
-        <w:rPr>
-          <w:b/>
-          <w:bCs/>
-        </w:rPr>
-        <w:t xml:space="preserve">Ley 27.802</w:t>
-      </w:r>
-      <w:r>
-        <w:t xml:space="preserve"> </w:t>
-      </w:r>
-      <w:r>
-        <w:t xml:space="preserve">(Modernización Laboral):</w:t>
+        <w:t xml:space="preserve">Estos parámetros son de configuración: sus alertas (categoría sin valor, parámetro vacío) se ven solo al entrar a esta página, no en el panel</w:t>
+      </w:r>
+      <w:r>
+        <w:t xml:space="preserve"> </w:t>
+      </w:r>
+      <w:r>
+        <w:t xml:space="preserve">“Para hoy”</w:t>
+      </w:r>
+      <w:r>
+        <w:t xml:space="preserve">.</w:t>
+      </w:r>
+    </w:p>
+    <w:bookmarkEnd w:id="62"/>
+    <w:bookmarkStart w:id="63" w:name="legajo-del-empleado"/>
+    <w:p>
+      <w:pPr>
+        <w:pStyle w:val="Heading4"/>
+      </w:pPr>
+      <w:r>
+        <w:t xml:space="preserve">Legajo del empleado</w:t>
+      </w:r>
+    </w:p>
+    <w:p>
+      <w:pPr>
+        <w:pStyle w:val="FirstParagraph"/>
+      </w:pPr>
+      <w:r>
+        <w:t xml:space="preserve">El modal de empleado tiene cinco pestañas:</w:t>
       </w:r>
     </w:p>
     <w:p>
@@ -19165,29 +19268,22 @@
           <w:b/>
           <w:bCs/>
         </w:rPr>
-        <w:t xml:space="preserve">Base de la indemnización:</w:t>
-      </w:r>
-      <w:r>
-        <w:t xml:space="preserve"> </w:t>
-      </w:r>
-      <w:r>
-        <w:t xml:space="preserve">la mejor remuneración mensual, normal y habitual de los</w:t>
-      </w:r>
-      <w:r>
-        <w:t xml:space="preserve"> </w:t>
-      </w:r>
-      <w:r>
-        <w:rPr>
-          <w:b/>
-          <w:bCs/>
-        </w:rPr>
-        <w:t xml:space="preserve">últimos 12 meses</w:t>
-      </w:r>
-      <w:r>
-        <w:t xml:space="preserve"> </w:t>
-      </w:r>
-      <w:r>
-        <w:t xml:space="preserve">liquidados. No cuentan el aguinaldo ni las vacaciones. Las horas extras, feriados trabajados, premios y bonos sólo entran si se pagaron al menos 6 meses en el año, y entran promediados (últimos 6 meses o el año, lo que dé más). El preview te muestra la base usada en las alertas.</w:t>
+        <w:t xml:space="preserve">Datos:</w:t>
+      </w:r>
+      <w:r>
+        <w:t xml:space="preserve"> </w:t>
+      </w:r>
+      <w:r>
+        <w:t xml:space="preserve">legajo, nombre, CUIL, centro de costo, modalidad (jornal / mensualizado), fecha de ingreso, categoría, obra social, nombre tal como figura en las órdenes de producción (para</w:t>
+      </w:r>
+      <w:r>
+        <w:t xml:space="preserve"> </w:t>
+      </w:r>
+      <w:r>
+        <w:t xml:space="preserve">“Traer horas de planta”</w:t>
+      </w:r>
+      <w:r>
+        <w:t xml:space="preserve">), tarea, contratación, lugar de pago, banco.</w:t>
       </w:r>
     </w:p>
     <w:p>
@@ -19203,13 +19299,103 @@
           <w:b/>
           <w:bCs/>
         </w:rPr>
-        <w:t xml:space="preserve">Tope del convenio con piso:</w:t>
-      </w:r>
-      <w:r>
-        <w:t xml:space="preserve"> </w:t>
-      </w:r>
-      <w:r>
-        <w:t xml:space="preserve">si cargaste el tope indemnizatorio y queda por debajo del 67 % de esa remuneración, el sistema aplica el 67 %.</w:t>
+        <w:t xml:space="preserve">Remuneración:</w:t>
+      </w:r>
+      <w:r>
+        <w:t xml:space="preserve"> </w:t>
+      </w:r>
+      <w:r>
+        <w:rPr>
+          <w:b/>
+          <w:bCs/>
+        </w:rPr>
+        <w:t xml:space="preserve">convenio</w:t>
+      </w:r>
+      <w:r>
+        <w:t xml:space="preserve"> </w:t>
+      </w:r>
+      <w:r>
+        <w:t xml:space="preserve">(UOM o fuera de convenio — cambia qué campos siguen),</w:t>
+      </w:r>
+      <w:r>
+        <w:t xml:space="preserve"> </w:t>
+      </w:r>
+      <w:r>
+        <w:rPr>
+          <w:b/>
+          <w:bCs/>
+        </w:rPr>
+        <w:t xml:space="preserve">categoría de la escala salarial</w:t>
+      </w:r>
+      <w:r>
+        <w:t xml:space="preserve"> </w:t>
+      </w:r>
+      <w:r>
+        <w:t xml:space="preserve">(UOM) o</w:t>
+      </w:r>
+      <w:r>
+        <w:t xml:space="preserve"> </w:t>
+      </w:r>
+      <w:r>
+        <w:rPr>
+          <w:b/>
+          <w:bCs/>
+        </w:rPr>
+        <w:t xml:space="preserve">sueldo pactado</w:t>
+      </w:r>
+      <w:r>
+        <w:t xml:space="preserve"> </w:t>
+      </w:r>
+      <w:r>
+        <w:t xml:space="preserve">(fuera de convenio), horas semanales, % de antigüedad (solo fuera de convenio; en UOM lo define el convenio), fecha de ingreso reconocida (si difiere de la real, para antigüedad de otro empleador), afiliado al sindicato, cobra presentismo. Abajo, tres datos de la Ley 27.802 que se dejan vacíos si no aplican:</w:t>
+      </w:r>
+      <w:r>
+        <w:t xml:space="preserve"> </w:t>
+      </w:r>
+      <w:r>
+        <w:rPr>
+          <w:b/>
+          <w:bCs/>
+        </w:rPr>
+        <w:t xml:space="preserve">alta bajo RIFL</w:t>
+      </w:r>
+      <w:r>
+        <w:t xml:space="preserve"> </w:t>
+      </w:r>
+      <w:r>
+        <w:t xml:space="preserve">(contribuciones reducidas por 48 meses para altas que encuadran en el régimen de formalización; es optativo y se ejerce en ARCA al dar el alta),</w:t>
+      </w:r>
+      <w:r>
+        <w:t xml:space="preserve"> </w:t>
+      </w:r>
+      <w:r>
+        <w:rPr>
+          <w:b/>
+          <w:bCs/>
+        </w:rPr>
+        <w:t xml:space="preserve">vencimiento del contrato a plazo fijo</w:t>
+      </w:r>
+      <w:r>
+        <w:t xml:space="preserve"> </w:t>
+      </w:r>
+      <w:r>
+        <w:t xml:space="preserve">y</w:t>
+      </w:r>
+      <w:r>
+        <w:t xml:space="preserve"> </w:t>
+      </w:r>
+      <w:r>
+        <w:rPr>
+          <w:b/>
+          <w:bCs/>
+        </w:rPr>
+        <w:t xml:space="preserve">banco de horas</w:t>
+      </w:r>
+      <w:r>
+        <w:t xml:space="preserve"> </w:t>
+      </w:r>
+      <w:r>
+        <w:t xml:space="preserve">(tilde + fecha del acuerdo escrito).</w:t>
       </w:r>
     </w:p>
     <w:p>
@@ -19225,13 +19411,25 @@
           <w:b/>
           <w:bCs/>
         </w:rPr>
-        <w:t xml:space="preserve">Período de prueba</w:t>
-      </w:r>
-      <w:r>
-        <w:t xml:space="preserve"> </w:t>
-      </w:r>
-      <w:r>
-        <w:t xml:space="preserve">(6 meses, o lo que diga Escalas y parámetros → Convenio): sólo proporcionales. No hay indemnización ni preaviso.</w:t>
+        <w:t xml:space="preserve">Conceptos fijos:</w:t>
+      </w:r>
+      <w:r>
+        <w:t xml:space="preserve"> </w:t>
+      </w:r>
+      <w:r>
+        <w:t xml:space="preserve">adicionales fijos que se pagan todos los meses (% del básico o importe, ej. tarea peligrosa, título) y conceptos recurrentes con vigencia y cuotas (préstamos, cuotas de cualquier tipo) — cada cuota liquidada avanza sola el contador de</w:t>
+      </w:r>
+      <w:r>
+        <w:t xml:space="preserve"> </w:t>
+      </w:r>
+      <w:r>
+        <w:t xml:space="preserve">“pagas”</w:t>
+      </w:r>
+      <w:r>
+        <w:t xml:space="preserve"> </w:t>
+      </w:r>
+      <w:r>
+        <w:t xml:space="preserve">al confirmar.</w:t>
       </w:r>
     </w:p>
     <w:p>
@@ -19247,13 +19445,25 @@
           <w:b/>
           <w:bCs/>
         </w:rPr>
-        <w:t xml:space="preserve">Preaviso:</w:t>
-      </w:r>
-      <w:r>
-        <w:t xml:space="preserve"> </w:t>
-      </w:r>
-      <w:r>
-        <w:t xml:space="preserve">un mes hasta 5 años de antigüedad, dos meses si los supera.</w:t>
+        <w:t xml:space="preserve">Ganancias:</w:t>
+      </w:r>
+      <w:r>
+        <w:t xml:space="preserve"> </w:t>
+      </w:r>
+      <w:r>
+        <w:t xml:space="preserve">tildá</w:t>
+      </w:r>
+      <w:r>
+        <w:t xml:space="preserve"> </w:t>
+      </w:r>
+      <w:r>
+        <w:t xml:space="preserve">“Se retiene Impuesto a las Ganancias”</w:t>
+      </w:r>
+      <w:r>
+        <w:t xml:space="preserve"> </w:t>
+      </w:r>
+      <w:r>
+        <w:t xml:space="preserve">solo para los empleados alcanzados (4ª categoría); hijos con discapacidad; y la lista de deducciones informadas por F.572 web (alquiler, servicio doméstico, cuota médica, seguro de vida, intereses hipotecarios, donaciones, gastos educativos) con el importe mensual y el período de vigencia.</w:t>
       </w:r>
     </w:p>
     <w:p>
@@ -19269,208 +19479,13 @@
           <w:b/>
           <w:bCs/>
         </w:rPr>
-        <w:t xml:space="preserve">Mutuo acuerdo (art. 241):</w:t>
-      </w:r>
-      <w:r>
-        <w:t xml:space="preserve"> </w:t>
-      </w:r>
-      <w:r>
-        <w:t xml:space="preserve">el sistema no calcula indemnización. Cargá en</w:t>
-      </w:r>
-      <w:r>
-        <w:t xml:space="preserve"> </w:t>
-      </w:r>
-      <w:r>
-        <w:rPr>
-          <w:b/>
-          <w:bCs/>
-        </w:rPr>
-        <w:t xml:space="preserve">Importe pactado</w:t>
-      </w:r>
-      <w:r>
-        <w:t xml:space="preserve"> </w:t>
-      </w:r>
-      <w:r>
-        <w:t xml:space="preserve">la suma acordada por escritura pública o ante la autoridad laboral; sale como</w:t>
-      </w:r>
-      <w:r>
-        <w:t xml:space="preserve"> </w:t>
-      </w:r>
-      <w:r>
-        <w:t xml:space="preserve">“Gratificación por cese”</w:t>
-      </w:r>
-      <w:r>
-        <w:t xml:space="preserve">.</w:t>
-      </w:r>
-    </w:p>
-    <w:p>
-      <w:pPr>
-        <w:pStyle w:val="Compact"/>
-        <w:numPr>
-          <w:ilvl w:val="0"/>
-          <w:numId w:val="1029"/>
-        </w:numPr>
-      </w:pPr>
-      <w:r>
-        <w:rPr>
-          <w:b/>
-          <w:bCs/>
-        </w:rPr>
-        <w:t xml:space="preserve">Fallecimiento:</w:t>
-      </w:r>
-      <w:r>
-        <w:t xml:space="preserve"> </w:t>
-      </w:r>
-      <w:r>
-        <w:t xml:space="preserve">la mitad de la indemnización por antigüedad, sin preaviso ni integración.</w:t>
-      </w:r>
-    </w:p>
-    <w:p>
-      <w:pPr>
-        <w:pStyle w:val="Compact"/>
-        <w:numPr>
-          <w:ilvl w:val="0"/>
-          <w:numId w:val="1029"/>
-        </w:numPr>
-      </w:pPr>
-      <w:r>
-        <w:rPr>
-          <w:b/>
-          <w:bCs/>
-        </w:rPr>
-        <w:t xml:space="preserve">Reingreso:</w:t>
-      </w:r>
-      <w:r>
-        <w:t xml:space="preserve"> </w:t>
-      </w:r>
-      <w:r>
-        <w:t xml:space="preserve">si el empleado ya había cobrado una indemnización por un cese anterior, cargá ese importe actualizado por IPC en</w:t>
-      </w:r>
-      <w:r>
-        <w:t xml:space="preserve"> </w:t>
-      </w:r>
-      <w:r>
-        <w:rPr>
-          <w:b/>
-          <w:bCs/>
-        </w:rPr>
-        <w:t xml:space="preserve">Indemnización anterior actualizada</w:t>
-      </w:r>
-      <w:r>
-        <w:t xml:space="preserve"> </w:t>
-      </w:r>
-      <w:r>
-        <w:t xml:space="preserve">y la</w:t>
-      </w:r>
-      <w:r>
-        <w:t xml:space="preserve"> </w:t>
-      </w:r>
-      <w:r>
-        <w:rPr>
-          <w:b/>
-          <w:bCs/>
-        </w:rPr>
-        <w:t xml:space="preserve">Fecha de reingreso</w:t>
-      </w:r>
-      <w:r>
-        <w:t xml:space="preserve">. El sistema descuenta lo cobrado, pero nunca deja menos de lo que corresponde por el último período trabajado.</w:t>
-      </w:r>
-    </w:p>
-    <w:p>
-      <w:pPr>
-        <w:pStyle w:val="Compact"/>
-        <w:numPr>
-          <w:ilvl w:val="0"/>
-          <w:numId w:val="1029"/>
-        </w:numPr>
-      </w:pPr>
-      <w:r>
-        <w:rPr>
-          <w:b/>
-          <w:bCs/>
-        </w:rPr>
-        <w:t xml:space="preserve">Contrato a plazo fijo:</w:t>
-      </w:r>
-      <w:r>
-        <w:t xml:space="preserve"> </w:t>
-      </w:r>
-      <w:r>
-        <w:t xml:space="preserve">si vence el plazo y el contrato duró un año o más, corresponde la mitad de la indemnización (causa</w:t>
-      </w:r>
-      <w:r>
-        <w:t xml:space="preserve"> </w:t>
-      </w:r>
-      <w:r>
-        <w:t xml:space="preserve">“Fin de contrato”</w:t>
-      </w:r>
-      <w:r>
-        <w:t xml:space="preserve">). Si lo despedís antes del vencimiento, elegí</w:t>
-      </w:r>
-      <w:r>
-        <w:t xml:space="preserve"> </w:t>
-      </w:r>
-      <w:r>
-        <w:t xml:space="preserve">“Despido sin causa”</w:t>
-      </w:r>
-      <w:r>
-        <w:t xml:space="preserve">: con la fecha de vencimiento cargada, la antigüedad se cuenta hasta ese día.</w:t>
-      </w:r>
-    </w:p>
-    <w:p>
-      <w:pPr>
-        <w:pStyle w:val="Compact"/>
-        <w:numPr>
-          <w:ilvl w:val="0"/>
-          <w:numId w:val="1029"/>
-        </w:numPr>
-      </w:pPr>
-      <w:r>
-        <w:rPr>
-          <w:b/>
-          <w:bCs/>
-        </w:rPr>
-        <w:t xml:space="preserve">Base a mano:</w:t>
-      </w:r>
-      <w:r>
-        <w:t xml:space="preserve"> </w:t>
-      </w:r>
-      <w:r>
-        <w:t xml:space="preserve">si el empleado tiene sueldos liquidados fuera del sistema durante el último año, el ERP no conoce esa historia y usa el sueldo vigente. En ese caso cargá vos la mejor remuneración normal y habitual en</w:t>
-      </w:r>
-      <w:r>
-        <w:t xml:space="preserve"> </w:t>
-      </w:r>
-      <w:r>
-        <w:rPr>
-          <w:b/>
-          <w:bCs/>
-        </w:rPr>
-        <w:t xml:space="preserve">Base indemnizatoria a mano</w:t>
-      </w:r>
-      <w:r>
-        <w:t xml:space="preserve">.</w:t>
-      </w:r>
-    </w:p>
-    <w:p>
-      <w:pPr>
-        <w:pStyle w:val="Compact"/>
-        <w:numPr>
-          <w:ilvl w:val="0"/>
-          <w:numId w:val="1029"/>
-        </w:numPr>
-      </w:pPr>
-      <w:r>
-        <w:rPr>
-          <w:b/>
-          <w:bCs/>
-        </w:rPr>
-        <w:t xml:space="preserve">Saldo de banco de horas:</w:t>
-      </w:r>
-      <w:r>
-        <w:t xml:space="preserve"> </w:t>
-      </w:r>
-      <w:r>
-        <w:t xml:space="preserve">si al egreso le quedan horas a favor, el preview lo avisa para que las liquides o compenses antes.</w:t>
+        <w:t xml:space="preserve">ARCA:</w:t>
+      </w:r>
+      <w:r>
+        <w:t xml:space="preserve"> </w:t>
+      </w:r>
+      <w:r>
+        <w:t xml:space="preserve">los datos del F.931/LSD que ya existían (CBU, forma de pago, obra social, cónyuge, hijos, marcas, códigos de situación/condición/actividad/modalidad).</w:t>
       </w:r>
     </w:p>
     <w:p>
@@ -19482,85 +19497,29 @@
           <w:b/>
           <w:bCs/>
         </w:rPr>
-        <w:t xml:space="preserve">Certificado de trabajo:</w:t>
-      </w:r>
-      <w:r>
-        <w:t xml:space="preserve"> </w:t>
-      </w:r>
-      <w:r>
-        <w:t xml:space="preserve">una vez cargada la fecha de egreso, en la lista de empleados aparece el botón</w:t>
-      </w:r>
-      <w:r>
-        <w:t xml:space="preserve"> </w:t>
-      </w:r>
-      <w:r>
-        <w:rPr>
-          <w:b/>
-          <w:bCs/>
-        </w:rPr>
-        <w:t xml:space="preserve">Certificado</w:t>
-      </w:r>
-      <w:r>
-        <w:t xml:space="preserve">. Imprime el certificado del art. 80 (datos de la relación, función, remuneraciones de los últimos 12 meses, capacitaciones y constancia de aportes) y deja registrada la fecha de emisión. Hay</w:t>
-      </w:r>
-      <w:r>
-        <w:t xml:space="preserve"> </w:t>
-      </w:r>
-      <w:r>
-        <w:rPr>
-          <w:b/>
-          <w:bCs/>
-        </w:rPr>
-        <w:t xml:space="preserve">45 días hábiles</w:t>
-      </w:r>
-      <w:r>
-        <w:t xml:space="preserve"> </w:t>
-      </w:r>
-      <w:r>
-        <w:t xml:space="preserve">desde el egreso para entregarlo; mientras no lo emitas, el panel</w:t>
-      </w:r>
-      <w:r>
-        <w:t xml:space="preserve"> </w:t>
-      </w:r>
-      <w:r>
-        <w:t xml:space="preserve">“Para hoy”</w:t>
-      </w:r>
-      <w:r>
-        <w:t xml:space="preserve"> </w:t>
-      </w:r>
-      <w:r>
-        <w:t xml:space="preserve">te lo recuerda.</w:t>
-      </w:r>
-    </w:p>
-    <w:bookmarkEnd w:id="61"/>
-    <w:bookmarkStart w:id="62" w:name="novedades-por-período-sueldos-novedades"/>
-    <w:p>
-      <w:pPr>
-        <w:pStyle w:val="Heading4"/>
-      </w:pPr>
-      <w:r>
-        <w:t xml:space="preserve">Novedades por período (Sueldos →</w:t>
-      </w:r>
-      <w:r>
-        <w:t xml:space="preserve"> </w:t>
-      </w:r>
-      <w:r>
-        <w:rPr>
-          <w:b/>
-          <w:bCs/>
-        </w:rPr>
-        <w:t xml:space="preserve">Novedades</w:t>
-      </w:r>
-      <w:r>
-        <w:t xml:space="preserve">)</w:t>
-      </w:r>
-    </w:p>
-    <w:p>
-      <w:pPr>
-        <w:pStyle w:val="FirstParagraph"/>
-      </w:pPr>
-      <w:r>
-        <w:t xml:space="preserve">Elegí período y tipo (mensual / 1ª quincena / 2ª quincena) y completá, por empleado, días trabajados, horas normales (jornales), horas extras al 50 % y al 100 %, feriados no trabajados y trabajados, ausencias injustificadas, días de enfermedad, accidente y licencia paga (con su tipo), días sin goce de sueldo, días de vacaciones, adelanto, premio por producción y observaciones. Sin fila cargada, el motor asume el período completo sin novedades.</w:t>
+        <w:t xml:space="preserve">Baja de empleado</w:t>
+      </w:r>
+      <w:r>
+        <w:t xml:space="preserve"> </w:t>
+      </w:r>
+      <w:r>
+        <w:t xml:space="preserve">(botón en el legajo, oculto si ya está dado de baja): fecha de egreso, causa (renuncia, despido sin causa, despido con causa, mutuo acuerdo, fin de contrato, fallecimiento), si hubo preaviso otorgado, tope indemnizatorio del CCT (se precarga desde Configuración) y días de vacaciones ya gozadas en el año. El preview muestra los renglones que va a generar (proporcionales del mes, SAC proporcional, vacaciones no gozadas y, si corresponde, indemnización por antigüedad + preaviso + integración del mes) antes de crear la liquidación de tipo</w:t>
+      </w:r>
+      <w:r>
+        <w:t xml:space="preserve"> </w:t>
+      </w:r>
+      <w:r>
+        <w:rPr>
+          <w:b/>
+          <w:bCs/>
+        </w:rPr>
+        <w:t xml:space="preserve">final</w:t>
+      </w:r>
+      <w:r>
+        <w:t xml:space="preserve"> </w:t>
+      </w:r>
+      <w:r>
+        <w:t xml:space="preserve">en borrador. El empleado no queda dado de baja hasta que confirmás esa liquidación.</w:t>
       </w:r>
     </w:p>
     <w:p>
@@ -19568,205 +19527,23 @@
         <w:pStyle w:val="BodyText"/>
       </w:pPr>
       <w:r>
-        <w:rPr>
-          <w:b/>
-          <w:bCs/>
-        </w:rPr>
-        <w:t xml:space="preserve">⏱ Precargar horas de planta</w:t>
-      </w:r>
-      <w:r>
-        <w:t xml:space="preserve"> </w:t>
-      </w:r>
-      <w:r>
-        <w:t xml:space="preserve">suma las horas productivas de los timers de Modo Planta del período (por la orden asignada al operario, vía el nombre cargado en el legajo) y las pone en</w:t>
-      </w:r>
-      <w:r>
-        <w:t xml:space="preserve"> </w:t>
-      </w:r>
-      <w:r>
-        <w:t xml:space="preserve">“Horas norm.”</w:t>
-      </w:r>
-      <w:r>
-        <w:t xml:space="preserve"> </w:t>
-      </w:r>
-      <w:r>
-        <w:t xml:space="preserve">de los jornales que la tengan vacía — no pisa lo que ya escribiste. Importante: los días de enfermedad, accidente o licencia paga van en sus propias columnas,</w:t>
-      </w:r>
-      <w:r>
-        <w:t xml:space="preserve"> </w:t>
-      </w:r>
-      <w:r>
-        <w:rPr>
-          <w:b/>
-          <w:bCs/>
-        </w:rPr>
-        <w:t xml:space="preserve">no</w:t>
-      </w:r>
-      <w:r>
-        <w:t xml:space="preserve"> </w:t>
-      </w:r>
-      <w:r>
-        <w:t xml:space="preserve">los sumes en</w:t>
-      </w:r>
-      <w:r>
-        <w:t xml:space="preserve"> </w:t>
-      </w:r>
-      <w:r>
-        <w:t xml:space="preserve">“Horas norm.”</w:t>
-      </w:r>
-      <w:r>
-        <w:t xml:space="preserve">: el motor de liquidación los computa aparte.</w:t>
-      </w:r>
-    </w:p>
-    <w:p>
-      <w:pPr>
-        <w:pStyle w:val="BodyText"/>
-      </w:pPr>
-      <w:r>
-        <w:rPr>
-          <w:b/>
-          <w:bCs/>
-        </w:rPr>
-        <w:t xml:space="preserve">Banco de horas:</w:t>
-      </w:r>
-      <w:r>
-        <w:t xml:space="preserve"> </w:t>
-      </w:r>
-      <w:r>
-        <w:t xml:space="preserve">para los empleados con acuerdo escrito cargado en el legajo se habilitan dos columnas. En</w:t>
-      </w:r>
-      <w:r>
-        <w:t xml:space="preserve"> </w:t>
-      </w:r>
-      <w:r>
-        <w:rPr>
-          <w:b/>
-          <w:bCs/>
-        </w:rPr>
-        <w:t xml:space="preserve">Banco +</w:t>
-      </w:r>
-      <w:r>
-        <w:t xml:space="preserve"> </w:t>
-      </w:r>
-      <w:r>
-        <w:t xml:space="preserve">van las horas extras trabajadas que se guardan en lugar de pagarse. En</w:t>
-      </w:r>
-      <w:r>
-        <w:t xml:space="preserve"> </w:t>
-      </w:r>
-      <w:r>
-        <w:rPr>
-          <w:b/>
-          <w:bCs/>
-        </w:rPr>
-        <w:t xml:space="preserve">Banco −</w:t>
-      </w:r>
-      <w:r>
-        <w:t xml:space="preserve"> </w:t>
-      </w:r>
-      <w:r>
-        <w:t xml:space="preserve">van las horas libres que se toma: al jornal se le pagan como horas normales; al mensualizado no le cambia el sueldo. Pasando el mouse por la celda ves el saldo. Si cargás horas de banco a alguien sin acuerdo, la liquidación avisa y no las compensa. La equivalencia es hora por hora; si el acuerdo dice otra cosa, cargá las horas ya convertidas.</w:t>
-      </w:r>
-    </w:p>
-    <w:p>
-      <w:pPr>
-        <w:pStyle w:val="BodyText"/>
-      </w:pPr>
-      <w:r>
-        <w:rPr>
-          <w:b/>
-          <w:bCs/>
-        </w:rPr>
-        <w:t xml:space="preserve">🏖 Traer vacaciones programadas</w:t>
-      </w:r>
-      <w:r>
-        <w:t xml:space="preserve"> </w:t>
-      </w:r>
-      <w:r>
-        <w:t xml:space="preserve">completa la columna</w:t>
-      </w:r>
-      <w:r>
-        <w:t xml:space="preserve"> </w:t>
-      </w:r>
-      <w:r>
-        <w:t xml:space="preserve">“Vacaciones (d)”</w:t>
-      </w:r>
-      <w:r>
-        <w:t xml:space="preserve"> </w:t>
-      </w:r>
-      <w:r>
-        <w:t xml:space="preserve">con los días cargados en Sueldos → Vacaciones que caen en el período. No pisa lo que ya escribiste.</w:t>
-      </w:r>
-    </w:p>
-    <w:bookmarkEnd w:id="62"/>
-    <w:bookmarkStart w:id="63" w:name="vacaciones-sueldos-vacaciones"/>
-    <w:p>
-      <w:pPr>
-        <w:pStyle w:val="Heading4"/>
-      </w:pPr>
-      <w:r>
-        <w:t xml:space="preserve">Vacaciones (Sueldos →</w:t>
-      </w:r>
-      <w:r>
-        <w:t xml:space="preserve"> </w:t>
-      </w:r>
-      <w:r>
-        <w:rPr>
-          <w:b/>
-          <w:bCs/>
-        </w:rPr>
-        <w:t xml:space="preserve">Vacaciones</w:t>
-      </w:r>
-      <w:r>
-        <w:t xml:space="preserve">)</w:t>
-      </w:r>
-    </w:p>
-    <w:p>
-      <w:pPr>
-        <w:pStyle w:val="FirstParagraph"/>
-      </w:pPr>
-      <w:r>
-        <w:t xml:space="preserve">Elegí el</w:t>
-      </w:r>
-      <w:r>
-        <w:t xml:space="preserve"> </w:t>
-      </w:r>
-      <w:r>
-        <w:rPr>
-          <w:b/>
-          <w:bCs/>
-        </w:rPr>
-        <w:t xml:space="preserve">año vacacional</w:t>
-      </w:r>
-      <w:r>
-        <w:t xml:space="preserve"> </w:t>
-      </w:r>
-      <w:r>
-        <w:t xml:space="preserve">(las vacaciones de un año se toman entre el 1/10 de ese año y el 30/4 del siguiente). Arriba ves, por empleado, cuántos días le corresponden por antigüedad, cuántos tiene programados y el saldo. Con</w:t>
-      </w:r>
-      <w:r>
-        <w:t xml:space="preserve"> </w:t>
-      </w:r>
-      <w:r>
-        <w:rPr>
-          <w:b/>
-          <w:bCs/>
-        </w:rPr>
-        <w:t xml:space="preserve">+ Programar</w:t>
-      </w:r>
-      <w:r>
-        <w:t xml:space="preserve"> </w:t>
-      </w:r>
-      <w:r>
-        <w:t xml:space="preserve">cargás un tramo: fechas, fecha de notificación y, si corresponde, el tilde de acuerdo para tomarlas fuera del período legal.</w:t>
-      </w:r>
-    </w:p>
-    <w:p>
-      <w:pPr>
-        <w:pStyle w:val="BodyText"/>
-      </w:pPr>
-      <w:r>
-        <w:t xml:space="preserve">El sistema valida lo que pide la ley mientras escribís:</w:t>
+        <w:t xml:space="preserve">Cómo calcula la baja desde la</w:t>
+      </w:r>
+      <w:r>
+        <w:t xml:space="preserve"> </w:t>
+      </w:r>
+      <w:r>
+        <w:rPr>
+          <w:b/>
+          <w:bCs/>
+        </w:rPr>
+        <w:t xml:space="preserve">Ley 27.802</w:t>
+      </w:r>
+      <w:r>
+        <w:t xml:space="preserve"> </w:t>
+      </w:r>
+      <w:r>
+        <w:t xml:space="preserve">(Modernización Laboral):</w:t>
       </w:r>
     </w:p>
     <w:p>
@@ -19778,20 +19555,33 @@
         </w:numPr>
       </w:pPr>
       <w:r>
-        <w:t xml:space="preserve">Cada tramo tiene que ser de</w:t>
-      </w:r>
-      <w:r>
-        <w:t xml:space="preserve"> </w:t>
-      </w:r>
-      <w:r>
-        <w:rPr>
-          <w:b/>
-          <w:bCs/>
-        </w:rPr>
-        <w:t xml:space="preserve">7 días o más</w:t>
-      </w:r>
-      <w:r>
-        <w:t xml:space="preserve">, salvo que sea todo el saldo que le queda.</w:t>
+        <w:rPr>
+          <w:b/>
+          <w:bCs/>
+        </w:rPr>
+        <w:t xml:space="preserve">Base de la indemnización:</w:t>
+      </w:r>
+      <w:r>
+        <w:t xml:space="preserve"> </w:t>
+      </w:r>
+      <w:r>
+        <w:t xml:space="preserve">la mejor remuneración mensual, normal y habitual de los</w:t>
+      </w:r>
+      <w:r>
+        <w:t xml:space="preserve"> </w:t>
+      </w:r>
+      <w:r>
+        <w:rPr>
+          <w:b/>
+          <w:bCs/>
+        </w:rPr>
+        <w:t xml:space="preserve">últimos 12 meses</w:t>
+      </w:r>
+      <w:r>
+        <w:t xml:space="preserve"> </w:t>
+      </w:r>
+      <w:r>
+        <w:t xml:space="preserve">liquidados. No cuentan el aguinaldo ni las vacaciones. Las horas extras, feriados trabajados, premios y bonos sólo entran si se pagaron al menos 6 meses en el año, y entran promediados (últimos 6 meses o el año, lo que dé más). El preview te muestra la base usada en las alertas.</w:t>
       </w:r>
     </w:p>
     <w:p>
@@ -19803,20 +19593,17 @@
         </w:numPr>
       </w:pPr>
       <w:r>
-        <w:t xml:space="preserve">La notificación escrita tiene que tener</w:t>
-      </w:r>
-      <w:r>
-        <w:t xml:space="preserve"> </w:t>
-      </w:r>
-      <w:r>
-        <w:rPr>
-          <w:b/>
-          <w:bCs/>
-        </w:rPr>
-        <w:t xml:space="preserve">30 días de anticipación</w:t>
-      </w:r>
-      <w:r>
-        <w:t xml:space="preserve">.</w:t>
+        <w:rPr>
+          <w:b/>
+          <w:bCs/>
+        </w:rPr>
+        <w:t xml:space="preserve">Tope del convenio con piso:</w:t>
+      </w:r>
+      <w:r>
+        <w:t xml:space="preserve"> </w:t>
+      </w:r>
+      <w:r>
+        <w:t xml:space="preserve">si cargaste el tope indemnizatorio y queda por debajo del 67 % de esa remuneración, el sistema aplica el 67 %.</w:t>
       </w:r>
     </w:p>
     <w:p>
@@ -19828,7 +19615,17 @@
         </w:numPr>
       </w:pPr>
       <w:r>
-        <w:t xml:space="preserve">Fuera del 1/10 al 30/4 hace falta acuerdo con el trabajador.</w:t>
+        <w:rPr>
+          <w:b/>
+          <w:bCs/>
+        </w:rPr>
+        <w:t xml:space="preserve">Período de prueba</w:t>
+      </w:r>
+      <w:r>
+        <w:t xml:space="preserve"> </w:t>
+      </w:r>
+      <w:r>
+        <w:t xml:space="preserve">(6 meses, o lo que diga Escalas y parámetros → Convenio): sólo proporcionales. No hay indemnización ni preaviso.</w:t>
       </w:r>
     </w:p>
     <w:p>
@@ -19840,7 +19637,17 @@
         </w:numPr>
       </w:pPr>
       <w:r>
-        <w:t xml:space="preserve">No puede superar los días que le corresponden.</w:t>
+        <w:rPr>
+          <w:b/>
+          <w:bCs/>
+        </w:rPr>
+        <w:t xml:space="preserve">Preaviso:</w:t>
+      </w:r>
+      <w:r>
+        <w:t xml:space="preserve"> </w:t>
+      </w:r>
+      <w:r>
+        <w:t xml:space="preserve">un mes hasta 5 años de antigüedad, dos meses si los supera.</w:t>
       </w:r>
     </w:p>
     <w:p>
@@ -19852,7 +19659,212 @@
         </w:numPr>
       </w:pPr>
       <w:r>
-        <w:t xml:space="preserve">Avisa si el empleado lleva dos años sin vacaciones en verano: le tocan al menos una vez cada tres años.</w:t>
+        <w:rPr>
+          <w:b/>
+          <w:bCs/>
+        </w:rPr>
+        <w:t xml:space="preserve">Mutuo acuerdo (art. 241):</w:t>
+      </w:r>
+      <w:r>
+        <w:t xml:space="preserve"> </w:t>
+      </w:r>
+      <w:r>
+        <w:t xml:space="preserve">el sistema no calcula indemnización. Cargá en</w:t>
+      </w:r>
+      <w:r>
+        <w:t xml:space="preserve"> </w:t>
+      </w:r>
+      <w:r>
+        <w:rPr>
+          <w:b/>
+          <w:bCs/>
+        </w:rPr>
+        <w:t xml:space="preserve">Importe pactado</w:t>
+      </w:r>
+      <w:r>
+        <w:t xml:space="preserve"> </w:t>
+      </w:r>
+      <w:r>
+        <w:t xml:space="preserve">la suma acordada por escritura pública o ante la autoridad laboral; sale como</w:t>
+      </w:r>
+      <w:r>
+        <w:t xml:space="preserve"> </w:t>
+      </w:r>
+      <w:r>
+        <w:t xml:space="preserve">“Gratificación por cese”</w:t>
+      </w:r>
+      <w:r>
+        <w:t xml:space="preserve">.</w:t>
+      </w:r>
+    </w:p>
+    <w:p>
+      <w:pPr>
+        <w:pStyle w:val="Compact"/>
+        <w:numPr>
+          <w:ilvl w:val="0"/>
+          <w:numId w:val="1030"/>
+        </w:numPr>
+      </w:pPr>
+      <w:r>
+        <w:rPr>
+          <w:b/>
+          <w:bCs/>
+        </w:rPr>
+        <w:t xml:space="preserve">Fallecimiento:</w:t>
+      </w:r>
+      <w:r>
+        <w:t xml:space="preserve"> </w:t>
+      </w:r>
+      <w:r>
+        <w:t xml:space="preserve">la mitad de la indemnización por antigüedad, sin preaviso ni integración.</w:t>
+      </w:r>
+    </w:p>
+    <w:p>
+      <w:pPr>
+        <w:pStyle w:val="Compact"/>
+        <w:numPr>
+          <w:ilvl w:val="0"/>
+          <w:numId w:val="1030"/>
+        </w:numPr>
+      </w:pPr>
+      <w:r>
+        <w:rPr>
+          <w:b/>
+          <w:bCs/>
+        </w:rPr>
+        <w:t xml:space="preserve">Reingreso:</w:t>
+      </w:r>
+      <w:r>
+        <w:t xml:space="preserve"> </w:t>
+      </w:r>
+      <w:r>
+        <w:t xml:space="preserve">si el empleado ya había cobrado una indemnización por un cese anterior, cargá ese importe actualizado por IPC en</w:t>
+      </w:r>
+      <w:r>
+        <w:t xml:space="preserve"> </w:t>
+      </w:r>
+      <w:r>
+        <w:rPr>
+          <w:b/>
+          <w:bCs/>
+        </w:rPr>
+        <w:t xml:space="preserve">Indemnización anterior actualizada</w:t>
+      </w:r>
+      <w:r>
+        <w:t xml:space="preserve"> </w:t>
+      </w:r>
+      <w:r>
+        <w:t xml:space="preserve">y la</w:t>
+      </w:r>
+      <w:r>
+        <w:t xml:space="preserve"> </w:t>
+      </w:r>
+      <w:r>
+        <w:rPr>
+          <w:b/>
+          <w:bCs/>
+        </w:rPr>
+        <w:t xml:space="preserve">Fecha de reingreso</w:t>
+      </w:r>
+      <w:r>
+        <w:t xml:space="preserve">. El sistema descuenta lo cobrado, pero nunca deja menos de lo que corresponde por el último período trabajado.</w:t>
+      </w:r>
+    </w:p>
+    <w:p>
+      <w:pPr>
+        <w:pStyle w:val="Compact"/>
+        <w:numPr>
+          <w:ilvl w:val="0"/>
+          <w:numId w:val="1030"/>
+        </w:numPr>
+      </w:pPr>
+      <w:r>
+        <w:rPr>
+          <w:b/>
+          <w:bCs/>
+        </w:rPr>
+        <w:t xml:space="preserve">Contrato a plazo fijo:</w:t>
+      </w:r>
+      <w:r>
+        <w:t xml:space="preserve"> </w:t>
+      </w:r>
+      <w:r>
+        <w:t xml:space="preserve">si vence el plazo y el contrato duró un año o más, corresponde la mitad de la indemnización (causa</w:t>
+      </w:r>
+      <w:r>
+        <w:t xml:space="preserve"> </w:t>
+      </w:r>
+      <w:r>
+        <w:t xml:space="preserve">“Fin de contrato”</w:t>
+      </w:r>
+      <w:r>
+        <w:t xml:space="preserve">). Si lo despedís antes del vencimiento, elegí</w:t>
+      </w:r>
+      <w:r>
+        <w:t xml:space="preserve"> </w:t>
+      </w:r>
+      <w:r>
+        <w:t xml:space="preserve">“Despido sin causa”</w:t>
+      </w:r>
+      <w:r>
+        <w:t xml:space="preserve">: con la fecha de vencimiento cargada, la antigüedad se cuenta hasta ese día.</w:t>
+      </w:r>
+    </w:p>
+    <w:p>
+      <w:pPr>
+        <w:pStyle w:val="Compact"/>
+        <w:numPr>
+          <w:ilvl w:val="0"/>
+          <w:numId w:val="1030"/>
+        </w:numPr>
+      </w:pPr>
+      <w:r>
+        <w:rPr>
+          <w:b/>
+          <w:bCs/>
+        </w:rPr>
+        <w:t xml:space="preserve">Base a mano:</w:t>
+      </w:r>
+      <w:r>
+        <w:t xml:space="preserve"> </w:t>
+      </w:r>
+      <w:r>
+        <w:t xml:space="preserve">si el empleado tiene sueldos liquidados fuera del sistema durante el último año, el ERP no conoce esa historia y usa el sueldo vigente. En ese caso cargá vos la mejor remuneración normal y habitual en</w:t>
+      </w:r>
+      <w:r>
+        <w:t xml:space="preserve"> </w:t>
+      </w:r>
+      <w:r>
+        <w:rPr>
+          <w:b/>
+          <w:bCs/>
+        </w:rPr>
+        <w:t xml:space="preserve">Base indemnizatoria a mano</w:t>
+      </w:r>
+      <w:r>
+        <w:t xml:space="preserve">.</w:t>
+      </w:r>
+    </w:p>
+    <w:p>
+      <w:pPr>
+        <w:pStyle w:val="Compact"/>
+        <w:numPr>
+          <w:ilvl w:val="0"/>
+          <w:numId w:val="1030"/>
+        </w:numPr>
+      </w:pPr>
+      <w:r>
+        <w:rPr>
+          <w:b/>
+          <w:bCs/>
+        </w:rPr>
+        <w:t xml:space="preserve">Saldo de banco de horas:</w:t>
+      </w:r>
+      <w:r>
+        <w:t xml:space="preserve"> </w:t>
+      </w:r>
+      <w:r>
+        <w:t xml:space="preserve">si al egreso le quedan horas a favor, el preview lo avisa para que las liquides o compenses antes.</w:t>
       </w:r>
     </w:p>
     <w:p>
@@ -19864,13 +19876,42 @@
           <w:b/>
           <w:bCs/>
         </w:rPr>
-        <w:t xml:space="preserve">🖨 Notificación</w:t>
-      </w:r>
-      <w:r>
-        <w:t xml:space="preserve"> </w:t>
-      </w:r>
-      <w:r>
-        <w:t xml:space="preserve">imprime la comunicación escrita en original y duplicado, con la fecha de reintegro, y registra la fecha de notificación si estaba vacía. El panel</w:t>
+        <w:t xml:space="preserve">Certificado de trabajo:</w:t>
+      </w:r>
+      <w:r>
+        <w:t xml:space="preserve"> </w:t>
+      </w:r>
+      <w:r>
+        <w:t xml:space="preserve">una vez cargada la fecha de egreso, en la lista de empleados aparece el botón</w:t>
+      </w:r>
+      <w:r>
+        <w:t xml:space="preserve"> </w:t>
+      </w:r>
+      <w:r>
+        <w:rPr>
+          <w:b/>
+          <w:bCs/>
+        </w:rPr>
+        <w:t xml:space="preserve">Certificado</w:t>
+      </w:r>
+      <w:r>
+        <w:t xml:space="preserve">. Imprime el certificado del art. 80 (datos de la relación, función, remuneraciones de los últimos 12 meses, capacitaciones y constancia de aportes) y deja registrada la fecha de emisión. Hay</w:t>
+      </w:r>
+      <w:r>
+        <w:t xml:space="preserve"> </w:t>
+      </w:r>
+      <w:r>
+        <w:rPr>
+          <w:b/>
+          <w:bCs/>
+        </w:rPr>
+        <w:t xml:space="preserve">45 días hábiles</w:t>
+      </w:r>
+      <w:r>
+        <w:t xml:space="preserve"> </w:t>
+      </w:r>
+      <w:r>
+        <w:t xml:space="preserve">desde el egreso para entregarlo; mientras no lo emitas, el panel</w:t>
       </w:r>
       <w:r>
         <w:t xml:space="preserve"> </w:t>
@@ -19882,17 +19923,30 @@
         <w:t xml:space="preserve"> </w:t>
       </w:r>
       <w:r>
-        <w:t xml:space="preserve">te avisa de las vacaciones que empiezan dentro de 45 días y todavía no se notificaron.</w:t>
+        <w:t xml:space="preserve">te lo recuerda.</w:t>
       </w:r>
     </w:p>
     <w:bookmarkEnd w:id="63"/>
-    <w:bookmarkStart w:id="64" w:name="liquidar-con-calcular"/>
+    <w:bookmarkStart w:id="64" w:name="novedades-por-período-sueldos-novedades"/>
     <w:p>
       <w:pPr>
         <w:pStyle w:val="Heading4"/>
       </w:pPr>
       <w:r>
-        <w:t xml:space="preserve">Liquidar con Calcular</w:t>
+        <w:t xml:space="preserve">Novedades por período (Sueldos →</w:t>
+      </w:r>
+      <w:r>
+        <w:t xml:space="preserve"> </w:t>
+      </w:r>
+      <w:r>
+        <w:rPr>
+          <w:b/>
+          <w:bCs/>
+        </w:rPr>
+        <w:t xml:space="preserve">Novedades</w:t>
+      </w:r>
+      <w:r>
+        <w:t xml:space="preserve">)</w:t>
       </w:r>
     </w:p>
     <w:p>
@@ -19900,33 +19954,213 @@
         <w:pStyle w:val="FirstParagraph"/>
       </w:pPr>
       <w:r>
-        <w:t xml:space="preserve">En la liquidación (Sueldos →</w:t>
-      </w:r>
-      <w:r>
-        <w:t xml:space="preserve"> </w:t>
-      </w:r>
-      <w:r>
-        <w:rPr>
-          <w:b/>
-          <w:bCs/>
-        </w:rPr>
-        <w:t xml:space="preserve">+ Liquidación</w:t>
-      </w:r>
-      <w:r>
-        <w:t xml:space="preserve">, período/tipo/fecha de pago como antes) apareció el botón</w:t>
-      </w:r>
-      <w:r>
-        <w:t xml:space="preserve"> </w:t>
-      </w:r>
-      <w:r>
-        <w:rPr>
-          <w:b/>
-          <w:bCs/>
-        </w:rPr>
-        <w:t xml:space="preserve">⚙ Calcular</w:t>
-      </w:r>
-      <w:r>
-        <w:t xml:space="preserve">: corre el motor para todos los empleados activos, usando la escala, el convenio, los parámetros previsionales, la tabla de Ganancias vigente y las novedades cargadas. Genera automáticamente el básico, antigüedad, presentismo, horas extras, feriados, licencias, vacaciones, el complemento IMGR, el no remunerativo de paritaria, los conceptos fijos y recurrentes del legajo, aportes con topes, sindicales, contribuciones y — si el empleado está marcado — la retención de Ganancias.</w:t>
+        <w:t xml:space="preserve">Elegí período y tipo (mensual / 1ª quincena / 2ª quincena) y completá, por empleado, días trabajados, horas normales (jornales), horas extras al 50 % y al 100 %, feriados no trabajados y trabajados, ausencias injustificadas, días de enfermedad, accidente y licencia paga (con su tipo), días sin goce de sueldo, días de vacaciones, adelanto, premio por producción y observaciones. Sin fila cargada, el motor asume el período completo sin novedades.</w:t>
+      </w:r>
+    </w:p>
+    <w:p>
+      <w:pPr>
+        <w:pStyle w:val="BodyText"/>
+      </w:pPr>
+      <w:r>
+        <w:rPr>
+          <w:b/>
+          <w:bCs/>
+        </w:rPr>
+        <w:t xml:space="preserve">⏱ Precargar horas de planta</w:t>
+      </w:r>
+      <w:r>
+        <w:t xml:space="preserve"> </w:t>
+      </w:r>
+      <w:r>
+        <w:t xml:space="preserve">suma las horas productivas de los timers de Modo Planta del período (por la orden asignada al operario, vía el nombre cargado en el legajo) y las pone en</w:t>
+      </w:r>
+      <w:r>
+        <w:t xml:space="preserve"> </w:t>
+      </w:r>
+      <w:r>
+        <w:t xml:space="preserve">“Horas norm.”</w:t>
+      </w:r>
+      <w:r>
+        <w:t xml:space="preserve"> </w:t>
+      </w:r>
+      <w:r>
+        <w:t xml:space="preserve">de los jornales que la tengan vacía — no pisa lo que ya escribiste. Importante: los días de enfermedad, accidente o licencia paga van en sus propias columnas,</w:t>
+      </w:r>
+      <w:r>
+        <w:t xml:space="preserve"> </w:t>
+      </w:r>
+      <w:r>
+        <w:rPr>
+          <w:b/>
+          <w:bCs/>
+        </w:rPr>
+        <w:t xml:space="preserve">no</w:t>
+      </w:r>
+      <w:r>
+        <w:t xml:space="preserve"> </w:t>
+      </w:r>
+      <w:r>
+        <w:t xml:space="preserve">los sumes en</w:t>
+      </w:r>
+      <w:r>
+        <w:t xml:space="preserve"> </w:t>
+      </w:r>
+      <w:r>
+        <w:t xml:space="preserve">“Horas norm.”</w:t>
+      </w:r>
+      <w:r>
+        <w:t xml:space="preserve">: el motor de liquidación los computa aparte.</w:t>
+      </w:r>
+    </w:p>
+    <w:p>
+      <w:pPr>
+        <w:pStyle w:val="BodyText"/>
+      </w:pPr>
+      <w:r>
+        <w:rPr>
+          <w:b/>
+          <w:bCs/>
+        </w:rPr>
+        <w:t xml:space="preserve">Banco de horas:</w:t>
+      </w:r>
+      <w:r>
+        <w:t xml:space="preserve"> </w:t>
+      </w:r>
+      <w:r>
+        <w:t xml:space="preserve">para los empleados con acuerdo escrito cargado en el legajo se habilitan dos columnas. En</w:t>
+      </w:r>
+      <w:r>
+        <w:t xml:space="preserve"> </w:t>
+      </w:r>
+      <w:r>
+        <w:rPr>
+          <w:b/>
+          <w:bCs/>
+        </w:rPr>
+        <w:t xml:space="preserve">Banco +</w:t>
+      </w:r>
+      <w:r>
+        <w:t xml:space="preserve"> </w:t>
+      </w:r>
+      <w:r>
+        <w:t xml:space="preserve">van las horas extras trabajadas que se guardan en lugar de pagarse. En</w:t>
+      </w:r>
+      <w:r>
+        <w:t xml:space="preserve"> </w:t>
+      </w:r>
+      <w:r>
+        <w:rPr>
+          <w:b/>
+          <w:bCs/>
+        </w:rPr>
+        <w:t xml:space="preserve">Banco −</w:t>
+      </w:r>
+      <w:r>
+        <w:t xml:space="preserve"> </w:t>
+      </w:r>
+      <w:r>
+        <w:t xml:space="preserve">van las horas libres que se toma: al jornal se le pagan como horas normales; al mensualizado no le cambia el sueldo. Pasando el mouse por la celda ves el saldo. Si cargás horas de banco a alguien sin acuerdo, la liquidación avisa y no las compensa. La equivalencia es hora por hora; si el acuerdo dice otra cosa, cargá las horas ya convertidas.</w:t>
+      </w:r>
+    </w:p>
+    <w:p>
+      <w:pPr>
+        <w:pStyle w:val="BodyText"/>
+      </w:pPr>
+      <w:r>
+        <w:rPr>
+          <w:b/>
+          <w:bCs/>
+        </w:rPr>
+        <w:t xml:space="preserve">🏖 Traer vacaciones programadas</w:t>
+      </w:r>
+      <w:r>
+        <w:t xml:space="preserve"> </w:t>
+      </w:r>
+      <w:r>
+        <w:t xml:space="preserve">completa la columna</w:t>
+      </w:r>
+      <w:r>
+        <w:t xml:space="preserve"> </w:t>
+      </w:r>
+      <w:r>
+        <w:t xml:space="preserve">“Vacaciones (d)”</w:t>
+      </w:r>
+      <w:r>
+        <w:t xml:space="preserve"> </w:t>
+      </w:r>
+      <w:r>
+        <w:t xml:space="preserve">con los días cargados en Sueldos → Vacaciones que caen en el período. No pisa lo que ya escribiste.</w:t>
+      </w:r>
+    </w:p>
+    <w:bookmarkEnd w:id="64"/>
+    <w:bookmarkStart w:id="65" w:name="vacaciones-sueldos-vacaciones"/>
+    <w:p>
+      <w:pPr>
+        <w:pStyle w:val="Heading4"/>
+      </w:pPr>
+      <w:r>
+        <w:t xml:space="preserve">Vacaciones (Sueldos →</w:t>
+      </w:r>
+      <w:r>
+        <w:t xml:space="preserve"> </w:t>
+      </w:r>
+      <w:r>
+        <w:rPr>
+          <w:b/>
+          <w:bCs/>
+        </w:rPr>
+        <w:t xml:space="preserve">Vacaciones</w:t>
+      </w:r>
+      <w:r>
+        <w:t xml:space="preserve">)</w:t>
+      </w:r>
+    </w:p>
+    <w:p>
+      <w:pPr>
+        <w:pStyle w:val="FirstParagraph"/>
+      </w:pPr>
+      <w:r>
+        <w:t xml:space="preserve">Elegí el</w:t>
+      </w:r>
+      <w:r>
+        <w:t xml:space="preserve"> </w:t>
+      </w:r>
+      <w:r>
+        <w:rPr>
+          <w:b/>
+          <w:bCs/>
+        </w:rPr>
+        <w:t xml:space="preserve">año vacacional</w:t>
+      </w:r>
+      <w:r>
+        <w:t xml:space="preserve"> </w:t>
+      </w:r>
+      <w:r>
+        <w:t xml:space="preserve">(las vacaciones de un año se toman entre el 1/10 de ese año y el 30/4 del siguiente). Arriba ves, por empleado, cuántos días le corresponden por antigüedad, cuántos tiene programados y el saldo. Con</w:t>
+      </w:r>
+      <w:r>
+        <w:t xml:space="preserve"> </w:t>
+      </w:r>
+      <w:r>
+        <w:rPr>
+          <w:b/>
+          <w:bCs/>
+        </w:rPr>
+        <w:t xml:space="preserve">+ Programar</w:t>
+      </w:r>
+      <w:r>
+        <w:t xml:space="preserve"> </w:t>
+      </w:r>
+      <w:r>
+        <w:t xml:space="preserve">cargás un tramo: fechas, fecha de notificación y, si corresponde, el tilde de acuerdo para tomarlas fuera del período legal.</w:t>
+      </w:r>
+    </w:p>
+    <w:p>
+      <w:pPr>
+        <w:pStyle w:val="BodyText"/>
+      </w:pPr>
+      <w:r>
+        <w:t xml:space="preserve">El sistema valida lo que pide la ley mientras escribís:</w:t>
       </w:r>
     </w:p>
     <w:p>
@@ -19938,50 +20172,20 @@
         </w:numPr>
       </w:pPr>
       <w:r>
-        <w:t xml:space="preserve">Cada renglón generado por el motor queda con</w:t>
-      </w:r>
-      <w:r>
-        <w:t xml:space="preserve"> </w:t>
-      </w:r>
-      <w:r>
-        <w:rPr>
-          <w:b/>
-          <w:bCs/>
-        </w:rPr>
-        <w:t xml:space="preserve">origen</w:t>
-      </w:r>
-      <w:r>
-        <w:rPr>
-          <w:b/>
-          <w:bCs/>
-        </w:rPr>
-        <w:t xml:space="preserve"> </w:t>
-      </w:r>
-      <w:r>
-        <w:rPr>
-          <w:b/>
-          <w:bCs/>
-        </w:rPr>
-        <w:t xml:space="preserve">“auto”</w:t>
-      </w:r>
-      <w:r>
-        <w:t xml:space="preserve">; si editás un renglón a mano, pasa a</w:t>
-      </w:r>
-      <w:r>
-        <w:t xml:space="preserve"> </w:t>
-      </w:r>
-      <w:r>
-        <w:rPr>
-          <w:b/>
-          <w:bCs/>
-        </w:rPr>
-        <w:t xml:space="preserve">“manual”</w:t>
-      </w:r>
-      <w:r>
-        <w:t xml:space="preserve"> </w:t>
-      </w:r>
-      <w:r>
-        <w:t xml:space="preserve">y Calcular no lo vuelve a tocar (así podés corregir un caso puntual sin perder el resto del cálculo).</w:t>
+        <w:t xml:space="preserve">Cada tramo tiene que ser de</w:t>
+      </w:r>
+      <w:r>
+        <w:t xml:space="preserve"> </w:t>
+      </w:r>
+      <w:r>
+        <w:rPr>
+          <w:b/>
+          <w:bCs/>
+        </w:rPr>
+        <w:t xml:space="preserve">7 días o más</w:t>
+      </w:r>
+      <w:r>
+        <w:t xml:space="preserve">, salvo que sea todo el saldo que le queda.</w:t>
       </w:r>
     </w:p>
     <w:p>
@@ -19993,28 +20197,20 @@
         </w:numPr>
       </w:pPr>
       <w:r>
-        <w:t xml:space="preserve">En el detalle de cada empleado, el ícono de traza junto a cada concepto muestra la fórmula exacta que usó el motor (por ejemplo</w:t>
-      </w:r>
-      <w:r>
-        <w:t xml:space="preserve"> </w:t>
-      </w:r>
-      <w:r>
-        <w:t xml:space="preserve">“4.485,97 × 90 h”</w:t>
-      </w:r>
-      <w:r>
-        <w:t xml:space="preserve"> </w:t>
-      </w:r>
-      <w:r>
-        <w:t xml:space="preserve">o</w:t>
-      </w:r>
-      <w:r>
-        <w:t xml:space="preserve"> </w:t>
-      </w:r>
-      <w:r>
-        <w:t xml:space="preserve">“básico × 1 % × 3 años”</w:t>
-      </w:r>
-      <w:r>
-        <w:t xml:space="preserve">).</w:t>
+        <w:t xml:space="preserve">La notificación escrita tiene que tener</w:t>
+      </w:r>
+      <w:r>
+        <w:t xml:space="preserve"> </w:t>
+      </w:r>
+      <w:r>
+        <w:rPr>
+          <w:b/>
+          <w:bCs/>
+        </w:rPr>
+        <w:t xml:space="preserve">30 días de anticipación</w:t>
+      </w:r>
+      <w:r>
+        <w:t xml:space="preserve">.</w:t>
       </w:r>
     </w:p>
     <w:p>
@@ -20026,17 +20222,7 @@
         </w:numPr>
       </w:pPr>
       <w:r>
-        <w:rPr>
-          <w:b/>
-          <w:bCs/>
-        </w:rPr>
-        <w:t xml:space="preserve">↺ Recalcular</w:t>
-      </w:r>
-      <w:r>
-        <w:t xml:space="preserve"> </w:t>
-      </w:r>
-      <w:r>
-        <w:t xml:space="preserve">(por empleado) descarta también los renglones manuales y vuelve a correr el motor de cero para ese empleado.</w:t>
+        <w:t xml:space="preserve">Fuera del 1/10 al 30/4 hace falta acuerdo con el trabajador.</w:t>
       </w:r>
     </w:p>
     <w:p>
@@ -20048,39 +20234,7 @@
         </w:numPr>
       </w:pPr>
       <w:r>
-        <w:t xml:space="preserve">Volver a apretar</w:t>
-      </w:r>
-      <w:r>
-        <w:t xml:space="preserve"> </w:t>
-      </w:r>
-      <w:r>
-        <w:rPr>
-          <w:b/>
-          <w:bCs/>
-        </w:rPr>
-        <w:t xml:space="preserve">⚙ Calcular</w:t>
-      </w:r>
-      <w:r>
-        <w:t xml:space="preserve"> </w:t>
-      </w:r>
-      <w:r>
-        <w:t xml:space="preserve">para todos conserva los renglones manuales cuyo código el motor no genera en esa corrida (para no duplicar), pero</w:t>
-      </w:r>
-      <w:r>
-        <w:t xml:space="preserve"> </w:t>
-      </w:r>
-      <w:r>
-        <w:rPr>
-          <w:b/>
-          <w:bCs/>
-        </w:rPr>
-        <w:t xml:space="preserve">si el código coincide con uno que el motor sí calcula, el renglón manual se pisa</w:t>
-      </w:r>
-      <w:r>
-        <w:t xml:space="preserve"> </w:t>
-      </w:r>
-      <w:r>
-        <w:t xml:space="preserve">— si necesitás mantener ese ajuste, volvé a cargarlo después de Calcular.</w:t>
+        <w:t xml:space="preserve">No puede superar los días que le corresponden.</w:t>
       </w:r>
     </w:p>
     <w:p>
@@ -20092,89 +20246,7 @@
         </w:numPr>
       </w:pPr>
       <w:r>
-        <w:t xml:space="preserve">El botón te avisa con alertas (no bloquean el guardado) cuando falta un valor de escala, un empleado no tiene fecha de ingreso, no hay novedad cargada, se superó un tope, se perdió el presentismo por ausencias, un préstamo llegó a la última cuota, etc.</w:t>
-      </w:r>
-    </w:p>
-    <w:p>
-      <w:pPr>
-        <w:pStyle w:val="Compact"/>
-        <w:numPr>
-          <w:ilvl w:val="0"/>
-          <w:numId w:val="1031"/>
-        </w:numPr>
-      </w:pPr>
-      <w:r>
-        <w:rPr>
-          <w:b/>
-          <w:bCs/>
-        </w:rPr>
-        <w:t xml:space="preserve">Tope del 20 % de descuentos (Ley 27.802):</w:t>
-      </w:r>
-      <w:r>
-        <w:t xml:space="preserve"> </w:t>
-      </w:r>
-      <w:r>
-        <w:t xml:space="preserve">cuotas de préstamo y seguros voluntarios no pueden superar en conjunto el 20 % de lo que cobra el empleado en dinero. Si se pasan, aparece la alerta con el importe máximo; el descuento no se recorta solo, lo decidís vos con la contadora. Los</w:t>
-      </w:r>
-      <w:r>
-        <w:t xml:space="preserve"> </w:t>
-      </w:r>
-      <w:r>
-        <w:rPr>
-          <w:b/>
-          <w:bCs/>
-        </w:rPr>
-        <w:t xml:space="preserve">adelantos</w:t>
-      </w:r>
-      <w:r>
-        <w:t xml:space="preserve"> </w:t>
-      </w:r>
-      <w:r>
-        <w:t xml:space="preserve">van aparte: no entran en ese 20 %, pero no pueden superar el 50 % del sueldo del período. Los embargos judiciales siguen su propio régimen.</w:t>
-      </w:r>
-    </w:p>
-    <w:p>
-      <w:pPr>
-        <w:pStyle w:val="Compact"/>
-        <w:numPr>
-          <w:ilvl w:val="0"/>
-          <w:numId w:val="1031"/>
-        </w:numPr>
-      </w:pPr>
-      <w:r>
-        <w:rPr>
-          <w:b/>
-          <w:bCs/>
-        </w:rPr>
-        <w:t xml:space="preserve">RIFL:</w:t>
-      </w:r>
-      <w:r>
-        <w:t xml:space="preserve"> </w:t>
-      </w:r>
-      <w:r>
-        <w:t xml:space="preserve">si el legajo tiene fecha de alta bajo RIFL, durante 48 meses las contribuciones salen al 2 % (jubilación, fondo de empleo y asignaciones, todo junto) y 3 % (INSSJP). La alerta te dice en qué mes de los 48 está. El FAL se paga completo.</w:t>
-      </w:r>
-    </w:p>
-    <w:p>
-      <w:pPr>
-        <w:pStyle w:val="Compact"/>
-        <w:numPr>
-          <w:ilvl w:val="0"/>
-          <w:numId w:val="1031"/>
-        </w:numPr>
-      </w:pPr>
-      <w:r>
-        <w:rPr>
-          <w:b/>
-          <w:bCs/>
-        </w:rPr>
-        <w:t xml:space="preserve">Jornada reducida:</w:t>
-      </w:r>
-      <w:r>
-        <w:t xml:space="preserve"> </w:t>
-      </w:r>
-      <w:r>
-        <w:t xml:space="preserve">si el legajo tiene menos de 48 horas semanales, el aporte de obra social se calcula como si trabajara tiempo completo (lo exige la ley); jubilación e INSSJP van sobre lo que cobra realmente.</w:t>
+        <w:t xml:space="preserve">Avisa si el empleado lleva dos años sin vacaciones en verano: le tocan al menos una vez cada tres años.</w:t>
       </w:r>
     </w:p>
     <w:p>
@@ -20186,88 +20258,35 @@
           <w:b/>
           <w:bCs/>
         </w:rPr>
-        <w:t xml:space="preserve">SAC</w:t>
-      </w:r>
-      <w:r>
-        <w:t xml:space="preserve"> </w:t>
-      </w:r>
-      <w:r>
-        <w:t xml:space="preserve">(tipo de liquidación</w:t>
-      </w:r>
-      <w:r>
-        <w:t xml:space="preserve"> </w:t>
-      </w:r>
-      <w:r>
-        <w:t xml:space="preserve">“SAC”</w:t>
-      </w:r>
-      <w:r>
-        <w:t xml:space="preserve">, período 06 o 12): calcula el aguinaldo sobre la mejor remuneración del semestre (completo o proporcional si el empleado ingresó en el semestre) — a diferencia de una liquidación mensual,</w:t>
-      </w:r>
-      <w:r>
-        <w:t xml:space="preserve"> </w:t>
-      </w:r>
-      <w:r>
-        <w:rPr>
-          <w:b/>
-          <w:bCs/>
-        </w:rPr>
-        <w:t xml:space="preserve">no vuelve a sumar el sueldo del mes</w:t>
-      </w:r>
-      <w:r>
-        <w:t xml:space="preserve">, solo el aguinaldo y lo que corresponde sobre él (aportes, contribuciones, Ganancias).</w:t>
-      </w:r>
-    </w:p>
-    <w:p>
-      <w:pPr>
-        <w:pStyle w:val="BodyText"/>
-      </w:pPr>
-      <w:r>
-        <w:rPr>
-          <w:b/>
-          <w:bCs/>
-        </w:rPr>
-        <w:t xml:space="preserve">Liquidación final:</w:t>
-      </w:r>
-      <w:r>
-        <w:t xml:space="preserve"> </w:t>
-      </w:r>
-      <w:r>
-        <w:t xml:space="preserve">se genera desde el botón</w:t>
-      </w:r>
-      <w:r>
-        <w:t xml:space="preserve"> </w:t>
-      </w:r>
-      <w:r>
-        <w:rPr>
-          <w:b/>
-          <w:bCs/>
-        </w:rPr>
-        <w:t xml:space="preserve">Baja</w:t>
-      </w:r>
-      <w:r>
-        <w:t xml:space="preserve"> </w:t>
-      </w:r>
-      <w:r>
-        <w:t xml:space="preserve">del legajo (ver arriba), no desde</w:t>
-      </w:r>
-      <w:r>
-        <w:t xml:space="preserve"> </w:t>
-      </w:r>
-      <w:r>
-        <w:t xml:space="preserve">“+ Liquidación”</w:t>
-      </w:r>
-      <w:r>
-        <w:t xml:space="preserve">.</w:t>
-      </w:r>
-    </w:p>
-    <w:bookmarkEnd w:id="64"/>
-    <w:bookmarkStart w:id="65" w:name="recibos"/>
+        <w:t xml:space="preserve">🖨 Notificación</w:t>
+      </w:r>
+      <w:r>
+        <w:t xml:space="preserve"> </w:t>
+      </w:r>
+      <w:r>
+        <w:t xml:space="preserve">imprime la comunicación escrita en original y duplicado, con la fecha de reintegro, y registra la fecha de notificación si estaba vacía. El panel</w:t>
+      </w:r>
+      <w:r>
+        <w:t xml:space="preserve"> </w:t>
+      </w:r>
+      <w:r>
+        <w:t xml:space="preserve">“Para hoy”</w:t>
+      </w:r>
+      <w:r>
+        <w:t xml:space="preserve"> </w:t>
+      </w:r>
+      <w:r>
+        <w:t xml:space="preserve">te avisa de las vacaciones que empiezan dentro de 45 días y todavía no se notificaron.</w:t>
+      </w:r>
+    </w:p>
+    <w:bookmarkEnd w:id="65"/>
+    <w:bookmarkStart w:id="66" w:name="liquidar-con-calcular"/>
     <w:p>
       <w:pPr>
         <w:pStyle w:val="Heading4"/>
       </w:pPr>
       <w:r>
-        <w:t xml:space="preserve">Recibos</w:t>
+        <w:t xml:space="preserve">Liquidar con Calcular</w:t>
       </w:r>
     </w:p>
     <w:p>
@@ -20275,239 +20294,33 @@
         <w:pStyle w:val="FirstParagraph"/>
       </w:pPr>
       <w:r>
-        <w:t xml:space="preserve">Cada liquidación</w:t>
-      </w:r>
-      <w:r>
-        <w:t xml:space="preserve"> </w:t>
-      </w:r>
-      <w:r>
-        <w:rPr>
-          <w:b/>
-          <w:bCs/>
-        </w:rPr>
-        <w:t xml:space="preserve">confirmada</w:t>
-      </w:r>
-      <w:r>
-        <w:t xml:space="preserve"> </w:t>
-      </w:r>
-      <w:r>
-        <w:t xml:space="preserve">muestra el botón</w:t>
-      </w:r>
-      <w:r>
-        <w:t xml:space="preserve"> </w:t>
-      </w:r>
-      <w:r>
-        <w:rPr>
-          <w:b/>
-          <w:bCs/>
-        </w:rPr>
-        <w:t xml:space="preserve">🖨 Recibos</w:t>
-      </w:r>
-      <w:r>
-        <w:t xml:space="preserve">: imprime en un solo documento el recibo de haberes de todos los empleados de esa liquidación, dos páginas por empleado (idéntico al formato que emitía antes la contadora) y dos copias —</w:t>
-      </w:r>
-      <w:r>
-        <w:t xml:space="preserve"> </w:t>
-      </w:r>
-      <w:r>
-        <w:rPr>
-          <w:b/>
-          <w:bCs/>
-        </w:rPr>
-        <w:t xml:space="preserve">ORIGINAL</w:t>
-      </w:r>
-      <w:r>
-        <w:t xml:space="preserve"> </w:t>
-      </w:r>
-      <w:r>
-        <w:t xml:space="preserve">y</w:t>
-      </w:r>
-      <w:r>
-        <w:t xml:space="preserve"> </w:t>
-      </w:r>
-      <w:r>
-        <w:rPr>
-          <w:b/>
-          <w:bCs/>
-        </w:rPr>
-        <w:t xml:space="preserve">DUPLICADO</w:t>
-      </w:r>
-      <w:r>
-        <w:t xml:space="preserve"> </w:t>
-      </w:r>
-      <w:r>
-        <w:t xml:space="preserve">— marcadas en el ángulo superior izquierdo. La página 1 trae los datos del empleado, el período, el bloque de sueldo bruto (conceptos con signo), la composición laboral y el neto en letras; la página 2 abre el costo total del empleador (seguridad social, obra social, INSSJP, ART, SCVO, sindical) con una torta de porcentajes.</w:t>
-      </w:r>
-    </w:p>
-    <w:p>
-      <w:pPr>
-        <w:pStyle w:val="BodyText"/>
-      </w:pPr>
-      <w:r>
-        <w:t xml:space="preserve">Antes de imprimir el primer recibo, completá en</w:t>
-      </w:r>
-      <w:r>
-        <w:t xml:space="preserve"> </w:t>
-      </w:r>
-      <w:r>
-        <w:rPr>
-          <w:b/>
-          <w:bCs/>
-        </w:rPr>
-        <w:t xml:space="preserve">Configuración → Imputación → Recibo de haberes</w:t>
-      </w:r>
-      <w:r>
-        <w:t xml:space="preserve">: razón social, domicilio y actividad (encabezado del recibo), y el último depósito previsional — período, fecha y banco — que se muestra en todos los recibos hasta que lo actualices con el próximo F.931 pagado. Ahí mismo está el</w:t>
-      </w:r>
-      <w:r>
-        <w:t xml:space="preserve"> </w:t>
-      </w:r>
-      <w:r>
-        <w:rPr>
-          <w:b/>
-          <w:bCs/>
-        </w:rPr>
-        <w:t xml:space="preserve">tope indemnizatorio</w:t>
-      </w:r>
-      <w:r>
-        <w:t xml:space="preserve"> </w:t>
-      </w:r>
-      <w:r>
-        <w:t xml:space="preserve">que se precarga en la baja de empleado.</w:t>
-      </w:r>
-    </w:p>
-    <w:p>
-      <w:pPr>
-        <w:pStyle w:val="BodyText"/>
-      </w:pPr>
-      <w:r>
-        <w:t xml:space="preserve">Para liquidaciones cargadas</w:t>
-      </w:r>
-      <w:r>
-        <w:t xml:space="preserve"> </w:t>
-      </w:r>
-      <w:r>
-        <w:rPr>
-          <w:b/>
-          <w:bCs/>
-        </w:rPr>
-        <w:t xml:space="preserve">antes</w:t>
-      </w:r>
-      <w:r>
-        <w:t xml:space="preserve"> </w:t>
-      </w:r>
-      <w:r>
-        <w:t xml:space="preserve">de este motor (sin el detalle de contribuciones nuevo), el recibo igual se imprime: usa el total de contribuciones y ART ya guardado como si fuera todo</w:t>
-      </w:r>
-      <w:r>
-        <w:t xml:space="preserve"> </w:t>
-      </w:r>
-      <w:r>
-        <w:t xml:space="preserve">“Seguridad Social”</w:t>
-      </w:r>
-      <w:r>
-        <w:t xml:space="preserve"> </w:t>
-      </w:r>
-      <w:r>
-        <w:t xml:space="preserve">— la página 2 sale menos desglosada, pero cierra al 100 %.</w:t>
-      </w:r>
-    </w:p>
-    <w:bookmarkEnd w:id="65"/>
-    <w:bookmarkStart w:id="66" w:name="conceptos-arca-padrón-marcas-y-txt"/>
-    <w:p>
-      <w:pPr>
-        <w:pStyle w:val="Heading4"/>
-      </w:pPr>
-      <w:r>
-        <w:t xml:space="preserve">Conceptos ARCA (padrón, marcas y TXT)</w:t>
-      </w:r>
-    </w:p>
-    <w:p>
-      <w:pPr>
-        <w:pStyle w:val="FirstParagraph"/>
-      </w:pPr>
-      <w:r>
-        <w:t xml:space="preserve">El botón</w:t>
-      </w:r>
-      <w:r>
-        <w:t xml:space="preserve"> </w:t>
-      </w:r>
-      <w:r>
-        <w:rPr>
-          <w:b/>
-          <w:bCs/>
-        </w:rPr>
-        <w:t xml:space="preserve">Conceptos</w:t>
-      </w:r>
-      <w:r>
-        <w:t xml:space="preserve"> </w:t>
-      </w:r>
-      <w:r>
-        <w:t xml:space="preserve">ahora trae, para cada código propio, el</w:t>
-      </w:r>
-      <w:r>
-        <w:t xml:space="preserve"> </w:t>
-      </w:r>
-      <w:r>
-        <w:rPr>
-          <w:b/>
-          <w:bCs/>
-        </w:rPr>
-        <w:t xml:space="preserve">código ARCA</w:t>
-      </w:r>
-      <w:r>
-        <w:t xml:space="preserve"> </w:t>
-      </w:r>
-      <w:r>
-        <w:t xml:space="preserve">(de un catálogo de 142 posibles, importado del padrón real del CUIT de Vitalmet) y sus</w:t>
-      </w:r>
-      <w:r>
-        <w:t xml:space="preserve"> </w:t>
-      </w:r>
-      <w:r>
-        <w:rPr>
-          <w:b/>
-          <w:bCs/>
-        </w:rPr>
-        <w:t xml:space="preserve">15 marcas</w:t>
-      </w:r>
-      <w:r>
-        <w:t xml:space="preserve"> </w:t>
-      </w:r>
-      <w:r>
-        <w:t xml:space="preserve">(qué subsistema del F.931 suma cada concepto: SIPA, INSSJP, obra social, FSR, RENATEA, AAFF, FNE, LRT, diferencial, especial). La</w:t>
-      </w:r>
-      <w:r>
-        <w:t xml:space="preserve"> </w:t>
-      </w:r>
-      <w:r>
-        <w:rPr>
-          <w:b/>
-          <w:bCs/>
-        </w:rPr>
-        <w:t xml:space="preserve">regla</w:t>
-      </w:r>
-      <w:r>
-        <w:t xml:space="preserve"> </w:t>
-      </w:r>
-      <w:r>
-        <w:t xml:space="preserve">es la fórmula que usa el motor para calcularlo solo (dejarla vacía = concepto que siempre se carga a mano). Un concepto usado en liquidaciones no se borra, se desactiva. Para los</w:t>
-      </w:r>
-      <w:r>
-        <w:t xml:space="preserve"> </w:t>
-      </w:r>
-      <w:r>
-        <w:rPr>
-          <w:b/>
-          <w:bCs/>
-        </w:rPr>
-        <w:t xml:space="preserve">beneficios sociales</w:t>
-      </w:r>
-      <w:r>
-        <w:t xml:space="preserve"> </w:t>
-      </w:r>
-      <w:r>
-        <w:t xml:space="preserve">y reintegros que la Ley 27.802 deja fuera del sueldo (comedor, gastos médicos, ropa de trabajo, guardería, útiles, sepelio, capacitación, uso del auto por km, transporte público, celular e internet, vivienda) están los conceptos 111 a 119, 121 y 122: son no remunerativos, sin aportes ni contribuciones, y se cargan a mano con comprobante.</w:t>
+        <w:t xml:space="preserve">En la liquidación (Sueldos →</w:t>
+      </w:r>
+      <w:r>
+        <w:t xml:space="preserve"> </w:t>
+      </w:r>
+      <w:r>
+        <w:rPr>
+          <w:b/>
+          <w:bCs/>
+        </w:rPr>
+        <w:t xml:space="preserve">+ Liquidación</w:t>
+      </w:r>
+      <w:r>
+        <w:t xml:space="preserve">, período/tipo/fecha de pago como antes) apareció el botón</w:t>
+      </w:r>
+      <w:r>
+        <w:t xml:space="preserve"> </w:t>
+      </w:r>
+      <w:r>
+        <w:rPr>
+          <w:b/>
+          <w:bCs/>
+        </w:rPr>
+        <w:t xml:space="preserve">⚙ Calcular</w:t>
+      </w:r>
+      <w:r>
+        <w:t xml:space="preserve">: corre el motor para todos los empleados activos, usando la escala, el convenio, los parámetros previsionales, la tabla de Ganancias vigente y las novedades cargadas. Genera automáticamente el básico, antigüedad, presentismo, horas extras, feriados, licencias, vacaciones, el complemento IMGR, el no remunerativo de paritaria, los conceptos fijos y recurrentes del legajo, aportes con topes, sindicales, contribuciones y — si el empleado está marcado — la retención de Ganancias.</w:t>
       </w:r>
     </w:p>
     <w:p>
@@ -20519,29 +20332,50 @@
         </w:numPr>
       </w:pPr>
       <w:r>
-        <w:rPr>
-          <w:b/>
-          <w:bCs/>
-        </w:rPr>
-        <w:t xml:space="preserve">Importar padrón…</w:t>
-      </w:r>
-      <w:r>
-        <w:t xml:space="preserve"> </w:t>
-      </w:r>
-      <w:r>
-        <w:t xml:space="preserve">lee el CSV que bajás de ARCA (Libro de Sueldos Digital → Conceptos, separado por</w:t>
-      </w:r>
-      <w:r>
-        <w:t xml:space="preserve"> </w:t>
-      </w:r>
-      <w:r>
-        <w:rPr>
-          <w:rStyle w:val="VerbatimChar"/>
-        </w:rPr>
-        <w:t xml:space="preserve">;</w:t>
-      </w:r>
-      <w:r>
-        <w:t xml:space="preserve">) y compara contra tu catálogo: da de alta como histórico inactivo lo que está en ARCA y no en el ERP, lista lo que está en el ERP y todavía no diste de alta en ARCA, y avisa si las marcas no coinciden.</w:t>
+        <w:t xml:space="preserve">Cada renglón generado por el motor queda con</w:t>
+      </w:r>
+      <w:r>
+        <w:t xml:space="preserve"> </w:t>
+      </w:r>
+      <w:r>
+        <w:rPr>
+          <w:b/>
+          <w:bCs/>
+        </w:rPr>
+        <w:t xml:space="preserve">origen</w:t>
+      </w:r>
+      <w:r>
+        <w:rPr>
+          <w:b/>
+          <w:bCs/>
+        </w:rPr>
+        <w:t xml:space="preserve"> </w:t>
+      </w:r>
+      <w:r>
+        <w:rPr>
+          <w:b/>
+          <w:bCs/>
+        </w:rPr>
+        <w:t xml:space="preserve">“auto”</w:t>
+      </w:r>
+      <w:r>
+        <w:t xml:space="preserve">; si editás un renglón a mano, pasa a</w:t>
+      </w:r>
+      <w:r>
+        <w:t xml:space="preserve"> </w:t>
+      </w:r>
+      <w:r>
+        <w:rPr>
+          <w:b/>
+          <w:bCs/>
+        </w:rPr>
+        <w:t xml:space="preserve">“manual”</w:t>
+      </w:r>
+      <w:r>
+        <w:t xml:space="preserve"> </w:t>
+      </w:r>
+      <w:r>
+        <w:t xml:space="preserve">y Calcular no lo vuelve a tocar (así podés corregir un caso puntual sin perder el resto del cálculo).</w:t>
       </w:r>
     </w:p>
     <w:p>
@@ -20553,49 +20387,28 @@
         </w:numPr>
       </w:pPr>
       <w:r>
-        <w:rPr>
-          <w:b/>
-          <w:bCs/>
-        </w:rPr>
-        <w:t xml:space="preserve">Exportar TXT (todos)</w:t>
-      </w:r>
-      <w:r>
-        <w:t xml:space="preserve"> </w:t>
-      </w:r>
-      <w:r>
-        <w:t xml:space="preserve">/</w:t>
-      </w:r>
-      <w:r>
-        <w:t xml:space="preserve"> </w:t>
-      </w:r>
-      <w:r>
-        <w:rPr>
-          <w:b/>
-          <w:bCs/>
-        </w:rPr>
-        <w:t xml:space="preserve">Exportar TXT (faltan en ARCA)</w:t>
-      </w:r>
-      <w:r>
-        <w:t xml:space="preserve"> </w:t>
-      </w:r>
-      <w:r>
-        <w:t xml:space="preserve">generan el archivo de carga masiva de conceptos (195 posiciones) para subir en ARCA → Libro de Sueldos Digital → Conceptos;</w:t>
-      </w:r>
-      <w:r>
-        <w:t xml:space="preserve"> </w:t>
-      </w:r>
-      <w:r>
-        <w:rPr>
-          <w:b/>
-          <w:bCs/>
-        </w:rPr>
-        <w:t xml:space="preserve">Excel ARCA</w:t>
-      </w:r>
-      <w:r>
-        <w:t xml:space="preserve"> </w:t>
-      </w:r>
-      <w:r>
-        <w:t xml:space="preserve">arma la misma información en planilla.</w:t>
+        <w:t xml:space="preserve">En el detalle de cada empleado, el ícono de traza junto a cada concepto muestra la fórmula exacta que usó el motor (por ejemplo</w:t>
+      </w:r>
+      <w:r>
+        <w:t xml:space="preserve"> </w:t>
+      </w:r>
+      <w:r>
+        <w:t xml:space="preserve">“4.485,97 × 90 h”</w:t>
+      </w:r>
+      <w:r>
+        <w:t xml:space="preserve"> </w:t>
+      </w:r>
+      <w:r>
+        <w:t xml:space="preserve">o</w:t>
+      </w:r>
+      <w:r>
+        <w:t xml:space="preserve"> </w:t>
+      </w:r>
+      <w:r>
+        <w:t xml:space="preserve">“básico × 1 % × 3 años”</w:t>
+      </w:r>
+      <w:r>
+        <w:t xml:space="preserve">).</w:t>
       </w:r>
     </w:p>
     <w:p>
@@ -20611,29 +20424,484 @@
           <w:b/>
           <w:bCs/>
         </w:rPr>
-        <w:t xml:space="preserve">Bloqueo del LSD:</w:t>
-      </w:r>
-      <w:r>
-        <w:t xml:space="preserve"> </w:t>
-      </w:r>
-      <w:r>
-        <w:t xml:space="preserve">antes de exportar el Libro de Sueldos Digital de una liquidación, el sistema verifica que todos los conceptos usados tengan código ARCA y no sean históricos (</w:t>
-      </w:r>
-      <w:r>
-        <w:t xml:space="preserve">“legacy”</w:t>
-      </w:r>
-      <w:r>
-        <w:t xml:space="preserve">). Si falta alguno, el preview del LSD lo lista y no deja descargar hasta que lo completes en Conceptos.</w:t>
+        <w:t xml:space="preserve">↺ Recalcular</w:t>
+      </w:r>
+      <w:r>
+        <w:t xml:space="preserve"> </w:t>
+      </w:r>
+      <w:r>
+        <w:t xml:space="preserve">(por empleado) descarta también los renglones manuales y vuelve a correr el motor de cero para ese empleado.</w:t>
+      </w:r>
+    </w:p>
+    <w:p>
+      <w:pPr>
+        <w:pStyle w:val="Compact"/>
+        <w:numPr>
+          <w:ilvl w:val="0"/>
+          <w:numId w:val="1032"/>
+        </w:numPr>
+      </w:pPr>
+      <w:r>
+        <w:t xml:space="preserve">Volver a apretar</w:t>
+      </w:r>
+      <w:r>
+        <w:t xml:space="preserve"> </w:t>
+      </w:r>
+      <w:r>
+        <w:rPr>
+          <w:b/>
+          <w:bCs/>
+        </w:rPr>
+        <w:t xml:space="preserve">⚙ Calcular</w:t>
+      </w:r>
+      <w:r>
+        <w:t xml:space="preserve"> </w:t>
+      </w:r>
+      <w:r>
+        <w:t xml:space="preserve">para todos conserva los renglones manuales cuyo código el motor no genera en esa corrida (para no duplicar), pero</w:t>
+      </w:r>
+      <w:r>
+        <w:t xml:space="preserve"> </w:t>
+      </w:r>
+      <w:r>
+        <w:rPr>
+          <w:b/>
+          <w:bCs/>
+        </w:rPr>
+        <w:t xml:space="preserve">si el código coincide con uno que el motor sí calcula, el renglón manual se pisa</w:t>
+      </w:r>
+      <w:r>
+        <w:t xml:space="preserve"> </w:t>
+      </w:r>
+      <w:r>
+        <w:t xml:space="preserve">— si necesitás mantener ese ajuste, volvé a cargarlo después de Calcular.</w:t>
+      </w:r>
+    </w:p>
+    <w:p>
+      <w:pPr>
+        <w:pStyle w:val="Compact"/>
+        <w:numPr>
+          <w:ilvl w:val="0"/>
+          <w:numId w:val="1032"/>
+        </w:numPr>
+      </w:pPr>
+      <w:r>
+        <w:t xml:space="preserve">El botón te avisa con alertas (no bloquean el guardado) cuando falta un valor de escala, un empleado no tiene fecha de ingreso, no hay novedad cargada, se superó un tope, se perdió el presentismo por ausencias, un préstamo llegó a la última cuota, etc.</w:t>
+      </w:r>
+    </w:p>
+    <w:p>
+      <w:pPr>
+        <w:pStyle w:val="Compact"/>
+        <w:numPr>
+          <w:ilvl w:val="0"/>
+          <w:numId w:val="1032"/>
+        </w:numPr>
+      </w:pPr>
+      <w:r>
+        <w:rPr>
+          <w:b/>
+          <w:bCs/>
+        </w:rPr>
+        <w:t xml:space="preserve">Tope del 20 % de descuentos (Ley 27.802):</w:t>
+      </w:r>
+      <w:r>
+        <w:t xml:space="preserve"> </w:t>
+      </w:r>
+      <w:r>
+        <w:t xml:space="preserve">cuotas de préstamo y seguros voluntarios no pueden superar en conjunto el 20 % de lo que cobra el empleado en dinero. Si se pasan, aparece la alerta con el importe máximo; el descuento no se recorta solo, lo decidís vos con la contadora. Los</w:t>
+      </w:r>
+      <w:r>
+        <w:t xml:space="preserve"> </w:t>
+      </w:r>
+      <w:r>
+        <w:rPr>
+          <w:b/>
+          <w:bCs/>
+        </w:rPr>
+        <w:t xml:space="preserve">adelantos</w:t>
+      </w:r>
+      <w:r>
+        <w:t xml:space="preserve"> </w:t>
+      </w:r>
+      <w:r>
+        <w:t xml:space="preserve">van aparte: no entran en ese 20 %, pero no pueden superar el 50 % del sueldo del período. Los embargos judiciales siguen su propio régimen.</w:t>
+      </w:r>
+    </w:p>
+    <w:p>
+      <w:pPr>
+        <w:pStyle w:val="Compact"/>
+        <w:numPr>
+          <w:ilvl w:val="0"/>
+          <w:numId w:val="1032"/>
+        </w:numPr>
+      </w:pPr>
+      <w:r>
+        <w:rPr>
+          <w:b/>
+          <w:bCs/>
+        </w:rPr>
+        <w:t xml:space="preserve">RIFL:</w:t>
+      </w:r>
+      <w:r>
+        <w:t xml:space="preserve"> </w:t>
+      </w:r>
+      <w:r>
+        <w:t xml:space="preserve">si el legajo tiene fecha de alta bajo RIFL, durante 48 meses las contribuciones salen al 2 % (jubilación, fondo de empleo y asignaciones, todo junto) y 3 % (INSSJP). La alerta te dice en qué mes de los 48 está. El FAL se paga completo.</w:t>
+      </w:r>
+    </w:p>
+    <w:p>
+      <w:pPr>
+        <w:pStyle w:val="Compact"/>
+        <w:numPr>
+          <w:ilvl w:val="0"/>
+          <w:numId w:val="1032"/>
+        </w:numPr>
+      </w:pPr>
+      <w:r>
+        <w:rPr>
+          <w:b/>
+          <w:bCs/>
+        </w:rPr>
+        <w:t xml:space="preserve">Jornada reducida:</w:t>
+      </w:r>
+      <w:r>
+        <w:t xml:space="preserve"> </w:t>
+      </w:r>
+      <w:r>
+        <w:t xml:space="preserve">si el legajo tiene menos de 48 horas semanales, el aporte de obra social se calcula como si trabajara tiempo completo (lo exige la ley); jubilación e INSSJP van sobre lo que cobra realmente.</w:t>
+      </w:r>
+    </w:p>
+    <w:p>
+      <w:pPr>
+        <w:pStyle w:val="FirstParagraph"/>
+      </w:pPr>
+      <w:r>
+        <w:rPr>
+          <w:b/>
+          <w:bCs/>
+        </w:rPr>
+        <w:t xml:space="preserve">SAC</w:t>
+      </w:r>
+      <w:r>
+        <w:t xml:space="preserve"> </w:t>
+      </w:r>
+      <w:r>
+        <w:t xml:space="preserve">(tipo de liquidación</w:t>
+      </w:r>
+      <w:r>
+        <w:t xml:space="preserve"> </w:t>
+      </w:r>
+      <w:r>
+        <w:t xml:space="preserve">“SAC”</w:t>
+      </w:r>
+      <w:r>
+        <w:t xml:space="preserve">, período 06 o 12): calcula el aguinaldo sobre la mejor remuneración del semestre (completo o proporcional si el empleado ingresó en el semestre) — a diferencia de una liquidación mensual,</w:t>
+      </w:r>
+      <w:r>
+        <w:t xml:space="preserve"> </w:t>
+      </w:r>
+      <w:r>
+        <w:rPr>
+          <w:b/>
+          <w:bCs/>
+        </w:rPr>
+        <w:t xml:space="preserve">no vuelve a sumar el sueldo del mes</w:t>
+      </w:r>
+      <w:r>
+        <w:t xml:space="preserve">, solo el aguinaldo y lo que corresponde sobre él (aportes, contribuciones, Ganancias).</w:t>
+      </w:r>
+    </w:p>
+    <w:p>
+      <w:pPr>
+        <w:pStyle w:val="BodyText"/>
+      </w:pPr>
+      <w:r>
+        <w:rPr>
+          <w:b/>
+          <w:bCs/>
+        </w:rPr>
+        <w:t xml:space="preserve">Liquidación final:</w:t>
+      </w:r>
+      <w:r>
+        <w:t xml:space="preserve"> </w:t>
+      </w:r>
+      <w:r>
+        <w:t xml:space="preserve">se genera desde el botón</w:t>
+      </w:r>
+      <w:r>
+        <w:t xml:space="preserve"> </w:t>
+      </w:r>
+      <w:r>
+        <w:rPr>
+          <w:b/>
+          <w:bCs/>
+        </w:rPr>
+        <w:t xml:space="preserve">Baja</w:t>
+      </w:r>
+      <w:r>
+        <w:t xml:space="preserve"> </w:t>
+      </w:r>
+      <w:r>
+        <w:t xml:space="preserve">del legajo (ver arriba), no desde</w:t>
+      </w:r>
+      <w:r>
+        <w:t xml:space="preserve"> </w:t>
+      </w:r>
+      <w:r>
+        <w:t xml:space="preserve">“+ Liquidación”</w:t>
+      </w:r>
+      <w:r>
+        <w:t xml:space="preserve">.</w:t>
       </w:r>
     </w:p>
     <w:bookmarkEnd w:id="66"/>
-    <w:bookmarkStart w:id="67" w:name="Xb416bb6d091eb5d6a9265a5eb56ebe2b0cc72c7"/>
+    <w:bookmarkStart w:id="67" w:name="recibos"/>
     <w:p>
       <w:pPr>
         <w:pStyle w:val="Heading4"/>
       </w:pPr>
       <w:r>
-        <w:t xml:space="preserve">Preguntas para la contadora (no bloquean el uso del sistema)</w:t>
+        <w:t xml:space="preserve">Recibos</w:t>
+      </w:r>
+    </w:p>
+    <w:p>
+      <w:pPr>
+        <w:pStyle w:val="FirstParagraph"/>
+      </w:pPr>
+      <w:r>
+        <w:t xml:space="preserve">Cada liquidación</w:t>
+      </w:r>
+      <w:r>
+        <w:t xml:space="preserve"> </w:t>
+      </w:r>
+      <w:r>
+        <w:rPr>
+          <w:b/>
+          <w:bCs/>
+        </w:rPr>
+        <w:t xml:space="preserve">confirmada</w:t>
+      </w:r>
+      <w:r>
+        <w:t xml:space="preserve"> </w:t>
+      </w:r>
+      <w:r>
+        <w:t xml:space="preserve">muestra el botón</w:t>
+      </w:r>
+      <w:r>
+        <w:t xml:space="preserve"> </w:t>
+      </w:r>
+      <w:r>
+        <w:rPr>
+          <w:b/>
+          <w:bCs/>
+        </w:rPr>
+        <w:t xml:space="preserve">🖨 Recibos</w:t>
+      </w:r>
+      <w:r>
+        <w:t xml:space="preserve">: imprime en un solo documento el recibo de haberes de todos los empleados de esa liquidación, dos páginas por empleado (idéntico al formato que emitía antes la contadora) y dos copias —</w:t>
+      </w:r>
+      <w:r>
+        <w:t xml:space="preserve"> </w:t>
+      </w:r>
+      <w:r>
+        <w:rPr>
+          <w:b/>
+          <w:bCs/>
+        </w:rPr>
+        <w:t xml:space="preserve">ORIGINAL</w:t>
+      </w:r>
+      <w:r>
+        <w:t xml:space="preserve"> </w:t>
+      </w:r>
+      <w:r>
+        <w:t xml:space="preserve">y</w:t>
+      </w:r>
+      <w:r>
+        <w:t xml:space="preserve"> </w:t>
+      </w:r>
+      <w:r>
+        <w:rPr>
+          <w:b/>
+          <w:bCs/>
+        </w:rPr>
+        <w:t xml:space="preserve">DUPLICADO</w:t>
+      </w:r>
+      <w:r>
+        <w:t xml:space="preserve"> </w:t>
+      </w:r>
+      <w:r>
+        <w:t xml:space="preserve">— marcadas en el ángulo superior izquierdo. La página 1 trae los datos del empleado, el período, el bloque de sueldo bruto (conceptos con signo), la composición laboral y el neto en letras; la página 2 abre el costo total del empleador (seguridad social, obra social, INSSJP, ART, SCVO, sindical) con una torta de porcentajes.</w:t>
+      </w:r>
+    </w:p>
+    <w:p>
+      <w:pPr>
+        <w:pStyle w:val="BodyText"/>
+      </w:pPr>
+      <w:r>
+        <w:t xml:space="preserve">Antes de imprimir el primer recibo, completá en</w:t>
+      </w:r>
+      <w:r>
+        <w:t xml:space="preserve"> </w:t>
+      </w:r>
+      <w:r>
+        <w:rPr>
+          <w:b/>
+          <w:bCs/>
+        </w:rPr>
+        <w:t xml:space="preserve">Configuración → Imputación → Recibo de haberes</w:t>
+      </w:r>
+      <w:r>
+        <w:t xml:space="preserve">: razón social, domicilio y actividad (encabezado del recibo), y el último depósito previsional — período, fecha y banco — que se muestra en todos los recibos hasta que lo actualices con el próximo F.931 pagado. Ahí mismo está el</w:t>
+      </w:r>
+      <w:r>
+        <w:t xml:space="preserve"> </w:t>
+      </w:r>
+      <w:r>
+        <w:rPr>
+          <w:b/>
+          <w:bCs/>
+        </w:rPr>
+        <w:t xml:space="preserve">tope indemnizatorio</w:t>
+      </w:r>
+      <w:r>
+        <w:t xml:space="preserve"> </w:t>
+      </w:r>
+      <w:r>
+        <w:t xml:space="preserve">que se precarga en la baja de empleado.</w:t>
+      </w:r>
+    </w:p>
+    <w:p>
+      <w:pPr>
+        <w:pStyle w:val="BodyText"/>
+      </w:pPr>
+      <w:r>
+        <w:t xml:space="preserve">Para liquidaciones cargadas</w:t>
+      </w:r>
+      <w:r>
+        <w:t xml:space="preserve"> </w:t>
+      </w:r>
+      <w:r>
+        <w:rPr>
+          <w:b/>
+          <w:bCs/>
+        </w:rPr>
+        <w:t xml:space="preserve">antes</w:t>
+      </w:r>
+      <w:r>
+        <w:t xml:space="preserve"> </w:t>
+      </w:r>
+      <w:r>
+        <w:t xml:space="preserve">de este motor (sin el detalle de contribuciones nuevo), el recibo igual se imprime: usa el total de contribuciones y ART ya guardado como si fuera todo</w:t>
+      </w:r>
+      <w:r>
+        <w:t xml:space="preserve"> </w:t>
+      </w:r>
+      <w:r>
+        <w:t xml:space="preserve">“Seguridad Social”</w:t>
+      </w:r>
+      <w:r>
+        <w:t xml:space="preserve"> </w:t>
+      </w:r>
+      <w:r>
+        <w:t xml:space="preserve">— la página 2 sale menos desglosada, pero cierra al 100 %.</w:t>
+      </w:r>
+    </w:p>
+    <w:bookmarkEnd w:id="67"/>
+    <w:bookmarkStart w:id="68" w:name="conceptos-arca-padrón-marcas-y-txt"/>
+    <w:p>
+      <w:pPr>
+        <w:pStyle w:val="Heading4"/>
+      </w:pPr>
+      <w:r>
+        <w:t xml:space="preserve">Conceptos ARCA (padrón, marcas y TXT)</w:t>
+      </w:r>
+    </w:p>
+    <w:p>
+      <w:pPr>
+        <w:pStyle w:val="FirstParagraph"/>
+      </w:pPr>
+      <w:r>
+        <w:t xml:space="preserve">El botón</w:t>
+      </w:r>
+      <w:r>
+        <w:t xml:space="preserve"> </w:t>
+      </w:r>
+      <w:r>
+        <w:rPr>
+          <w:b/>
+          <w:bCs/>
+        </w:rPr>
+        <w:t xml:space="preserve">Conceptos</w:t>
+      </w:r>
+      <w:r>
+        <w:t xml:space="preserve"> </w:t>
+      </w:r>
+      <w:r>
+        <w:t xml:space="preserve">ahora trae, para cada código propio, el</w:t>
+      </w:r>
+      <w:r>
+        <w:t xml:space="preserve"> </w:t>
+      </w:r>
+      <w:r>
+        <w:rPr>
+          <w:b/>
+          <w:bCs/>
+        </w:rPr>
+        <w:t xml:space="preserve">código ARCA</w:t>
+      </w:r>
+      <w:r>
+        <w:t xml:space="preserve"> </w:t>
+      </w:r>
+      <w:r>
+        <w:t xml:space="preserve">(de un catálogo de 142 posibles, importado del padrón real del CUIT de Vitalmet) y sus</w:t>
+      </w:r>
+      <w:r>
+        <w:t xml:space="preserve"> </w:t>
+      </w:r>
+      <w:r>
+        <w:rPr>
+          <w:b/>
+          <w:bCs/>
+        </w:rPr>
+        <w:t xml:space="preserve">15 marcas</w:t>
+      </w:r>
+      <w:r>
+        <w:t xml:space="preserve"> </w:t>
+      </w:r>
+      <w:r>
+        <w:t xml:space="preserve">(qué subsistema del F.931 suma cada concepto: SIPA, INSSJP, obra social, FSR, RENATEA, AAFF, FNE, LRT, diferencial, especial). La</w:t>
+      </w:r>
+      <w:r>
+        <w:t xml:space="preserve"> </w:t>
+      </w:r>
+      <w:r>
+        <w:rPr>
+          <w:b/>
+          <w:bCs/>
+        </w:rPr>
+        <w:t xml:space="preserve">regla</w:t>
+      </w:r>
+      <w:r>
+        <w:t xml:space="preserve"> </w:t>
+      </w:r>
+      <w:r>
+        <w:t xml:space="preserve">es la fórmula que usa el motor para calcularlo solo (dejarla vacía = concepto que siempre se carga a mano). Un concepto usado en liquidaciones no se borra, se desactiva. Para los</w:t>
+      </w:r>
+      <w:r>
+        <w:t xml:space="preserve"> </w:t>
+      </w:r>
+      <w:r>
+        <w:rPr>
+          <w:b/>
+          <w:bCs/>
+        </w:rPr>
+        <w:t xml:space="preserve">beneficios sociales</w:t>
+      </w:r>
+      <w:r>
+        <w:t xml:space="preserve"> </w:t>
+      </w:r>
+      <w:r>
+        <w:t xml:space="preserve">y reintegros que la Ley 27.802 deja fuera del sueldo (comedor, gastos médicos, ropa de trabajo, guardería, útiles, sepelio, capacitación, uso del auto por km, transporte público, celular e internet, vivienda) están los conceptos 111 a 119, 121 y 122: son no remunerativos, sin aportes ni contribuciones, y se cargan a mano con comprobante.</w:t>
       </w:r>
     </w:p>
     <w:p>
@@ -20645,7 +20913,29 @@
         </w:numPr>
       </w:pPr>
       <w:r>
-        <w:t xml:space="preserve">Cómo mapea en el LSD los códigos 224, 225 y 516 del recibo de septiembre de 2026, que no están en el padrón de ARCA.</w:t>
+        <w:rPr>
+          <w:b/>
+          <w:bCs/>
+        </w:rPr>
+        <w:t xml:space="preserve">Importar padrón…</w:t>
+      </w:r>
+      <w:r>
+        <w:t xml:space="preserve"> </w:t>
+      </w:r>
+      <w:r>
+        <w:t xml:space="preserve">lee el CSV que bajás de ARCA (Libro de Sueldos Digital → Conceptos, separado por</w:t>
+      </w:r>
+      <w:r>
+        <w:t xml:space="preserve"> </w:t>
+      </w:r>
+      <w:r>
+        <w:rPr>
+          <w:rStyle w:val="VerbatimChar"/>
+        </w:rPr>
+        <w:t xml:space="preserve">;</w:t>
+      </w:r>
+      <w:r>
+        <w:t xml:space="preserve">) y compara contra tu catálogo: da de alta como histórico inactivo lo que está en ARCA y no en el ERP, lista lo que está en el ERP y todavía no diste de alta en ARCA, y avisa si las marcas no coinciden.</w:t>
       </w:r>
     </w:p>
     <w:p>
@@ -20657,7 +20947,49 @@
         </w:numPr>
       </w:pPr>
       <w:r>
-        <w:t xml:space="preserve">Porcentaje del aporte solidario UOM para no afiliados y valor vigente del seguro de sepelio.</w:t>
+        <w:rPr>
+          <w:b/>
+          <w:bCs/>
+        </w:rPr>
+        <w:t xml:space="preserve">Exportar TXT (todos)</w:t>
+      </w:r>
+      <w:r>
+        <w:t xml:space="preserve"> </w:t>
+      </w:r>
+      <w:r>
+        <w:t xml:space="preserve">/</w:t>
+      </w:r>
+      <w:r>
+        <w:t xml:space="preserve"> </w:t>
+      </w:r>
+      <w:r>
+        <w:rPr>
+          <w:b/>
+          <w:bCs/>
+        </w:rPr>
+        <w:t xml:space="preserve">Exportar TXT (faltan en ARCA)</w:t>
+      </w:r>
+      <w:r>
+        <w:t xml:space="preserve"> </w:t>
+      </w:r>
+      <w:r>
+        <w:t xml:space="preserve">generan el archivo de carga masiva de conceptos (195 posiciones) para subir en ARCA → Libro de Sueldos Digital → Conceptos;</w:t>
+      </w:r>
+      <w:r>
+        <w:t xml:space="preserve"> </w:t>
+      </w:r>
+      <w:r>
+        <w:rPr>
+          <w:b/>
+          <w:bCs/>
+        </w:rPr>
+        <w:t xml:space="preserve">Excel ARCA</w:t>
+      </w:r>
+      <w:r>
+        <w:t xml:space="preserve"> </w:t>
+      </w:r>
+      <w:r>
+        <w:t xml:space="preserve">arma la misma información en planilla.</w:t>
       </w:r>
     </w:p>
     <w:p>
@@ -20669,160 +21001,33 @@
         </w:numPr>
       </w:pPr>
       <w:r>
-        <w:t xml:space="preserve">Si el tope de aportes se controla por quincena o por mes.</w:t>
-      </w:r>
-    </w:p>
-    <w:p>
-      <w:pPr>
-        <w:pStyle w:val="Compact"/>
-        <w:numPr>
-          <w:ilvl w:val="0"/>
-          <w:numId w:val="1033"/>
-        </w:numPr>
-      </w:pPr>
-      <w:r>
-        <w:t xml:space="preserve">Tope indemnizatorio vigente del CCT 260/75 (3 × promedio).</w:t>
-      </w:r>
-    </w:p>
-    <w:p>
-      <w:r>
-        <w:pict>
-          <v:rect style="width:0;height:1.5pt" o:hralign="center" o:hrstd="t" o:hr="t"/>
-        </w:pict>
-      </w:r>
-    </w:p>
-    <w:bookmarkEnd w:id="67"/>
+        <w:rPr>
+          <w:b/>
+          <w:bCs/>
+        </w:rPr>
+        <w:t xml:space="preserve">Bloqueo del LSD:</w:t>
+      </w:r>
+      <w:r>
+        <w:t xml:space="preserve"> </w:t>
+      </w:r>
+      <w:r>
+        <w:t xml:space="preserve">antes de exportar el Libro de Sueldos Digital de una liquidación, el sistema verifica que todos los conceptos usados tengan código ARCA y no sean históricos (</w:t>
+      </w:r>
+      <w:r>
+        <w:t xml:space="preserve">“legacy”</w:t>
+      </w:r>
+      <w:r>
+        <w:t xml:space="preserve">). Si falta alguno, el preview del LSD lo lista y no deja descargar hasta que lo completes en Conceptos.</w:t>
+      </w:r>
+    </w:p>
     <w:bookmarkEnd w:id="68"/>
-    <w:bookmarkEnd w:id="69"/>
-    <w:bookmarkStart w:id="73" w:name="configuración"/>
-    <w:p>
-      <w:pPr>
-        <w:pStyle w:val="Heading2"/>
-      </w:pPr>
-      <w:r>
-        <w:t xml:space="preserve">12. Configuración</w:t>
-      </w:r>
-    </w:p>
-    <w:p>
-      <w:pPr>
-        <w:pStyle w:val="FirstParagraph"/>
-      </w:pPr>
-      <w:r>
-        <w:t xml:space="preserve">Tres pestañas. Las dos últimas son</w:t>
-      </w:r>
-      <w:r>
-        <w:t xml:space="preserve"> </w:t>
-      </w:r>
-      <w:r>
-        <w:rPr>
-          <w:b/>
-          <w:bCs/>
-        </w:rPr>
-        <w:t xml:space="preserve">solo para el administrador</w:t>
-      </w:r>
-      <w:r>
-        <w:t xml:space="preserve">.</w:t>
-      </w:r>
-    </w:p>
-    <w:bookmarkStart w:id="70" w:name="materiales"/>
-    <w:p>
-      <w:pPr>
-        <w:pStyle w:val="Heading3"/>
-      </w:pPr>
-      <w:r>
-        <w:t xml:space="preserve">12.1 Materiales</w:t>
-      </w:r>
-    </w:p>
-    <w:p>
-      <w:pPr>
-        <w:pStyle w:val="FirstParagraph"/>
-      </w:pPr>
-      <w:r>
-        <w:t xml:space="preserve">El catálogo de tipos de acero / normas que después elegís en barras y certificados.</w:t>
-      </w:r>
-      <w:r>
-        <w:t xml:space="preserve"> </w:t>
-      </w:r>
-      <w:r>
-        <w:rPr>
-          <w:b/>
-          <w:bCs/>
-        </w:rPr>
-        <w:t xml:space="preserve">+ Nuevo material</w:t>
-      </w:r>
-      <w:r>
-        <w:t xml:space="preserve"> </w:t>
-      </w:r>
-      <w:r>
-        <w:t xml:space="preserve">→</w:t>
-      </w:r>
-      <w:r>
-        <w:t xml:space="preserve"> </w:t>
-      </w:r>
-      <w:r>
-        <w:rPr>
-          <w:b/>
-          <w:bCs/>
-        </w:rPr>
-        <w:t xml:space="preserve">Material / Norma</w:t>
-      </w:r>
-      <w:r>
-        <w:t xml:space="preserve"> </w:t>
-      </w:r>
-      <w:r>
-        <w:t xml:space="preserve">*,</w:t>
-      </w:r>
-      <w:r>
-        <w:t xml:space="preserve"> </w:t>
-      </w:r>
-      <w:r>
-        <w:rPr>
-          <w:b/>
-          <w:bCs/>
-        </w:rPr>
-        <w:t xml:space="preserve">Descripción</w:t>
-      </w:r>
-      <w:r>
-        <w:t xml:space="preserve">,</w:t>
-      </w:r>
-      <w:r>
-        <w:t xml:space="preserve"> </w:t>
-      </w:r>
-      <w:r>
-        <w:rPr>
-          <w:b/>
-          <w:bCs/>
-        </w:rPr>
-        <w:t xml:space="preserve">Orden</w:t>
-      </w:r>
-      <w:r>
-        <w:t xml:space="preserve">,</w:t>
-      </w:r>
-      <w:r>
-        <w:t xml:space="preserve"> </w:t>
-      </w:r>
-      <w:r>
-        <w:rPr>
-          <w:b/>
-          <w:bCs/>
-        </w:rPr>
-        <w:t xml:space="preserve">Estado</w:t>
-      </w:r>
-      <w:r>
-        <w:t xml:space="preserve"> </w:t>
-      </w:r>
-      <w:r>
-        <w:t xml:space="preserve">(activo / inactivo).</w:t>
-      </w:r>
-    </w:p>
-    <w:bookmarkEnd w:id="70"/>
-    <w:bookmarkStart w:id="71" w:name="usuarios-y-permisos-admin"/>
-    <w:p>
-      <w:pPr>
-        <w:pStyle w:val="Heading3"/>
-      </w:pPr>
-      <w:r>
-        <w:t xml:space="preserve">12.2 Usuarios y permisos (admin)</w:t>
+    <w:bookmarkStart w:id="69" w:name="Xb416bb6d091eb5d6a9265a5eb56ebe2b0cc72c7"/>
+    <w:p>
+      <w:pPr>
+        <w:pStyle w:val="Heading4"/>
+      </w:pPr>
+      <w:r>
+        <w:t xml:space="preserve">Preguntas para la contadora (no bloquean el uso del sistema)</w:t>
       </w:r>
     </w:p>
     <w:p>
@@ -20834,23 +21039,7 @@
         </w:numPr>
       </w:pPr>
       <w:r>
-        <w:t xml:space="preserve">Ves y podés</w:t>
-      </w:r>
-      <w:r>
-        <w:t xml:space="preserve"> </w:t>
-      </w:r>
-      <w:r>
-        <w:rPr>
-          <w:b/>
-          <w:bCs/>
-        </w:rPr>
-        <w:t xml:space="preserve">cambiar el código de empresa</w:t>
-      </w:r>
-      <w:r>
-        <w:t xml:space="preserve"> </w:t>
-      </w:r>
-      <w:r>
-        <w:t xml:space="preserve">(el que usan los nuevos para unirse).</w:t>
+        <w:t xml:space="preserve">Cómo mapea en el LSD los códigos 224, 225 y 516 del recibo de septiembre de 2026, que no están en el padrón de ARCA.</w:t>
       </w:r>
     </w:p>
     <w:p>
@@ -20862,83 +21051,80 @@
         </w:numPr>
       </w:pPr>
       <w:r>
-        <w:t xml:space="preserve">Listás usuarios, editás su</w:t>
-      </w:r>
-      <w:r>
-        <w:t xml:space="preserve"> </w:t>
-      </w:r>
-      <w:r>
-        <w:rPr>
-          <w:b/>
-          <w:bCs/>
-        </w:rPr>
-        <w:t xml:space="preserve">rol</w:t>
-      </w:r>
-      <w:r>
-        <w:t xml:space="preserve"> </w:t>
-      </w:r>
-      <w:r>
-        <w:t xml:space="preserve">y</w:t>
-      </w:r>
-      <w:r>
-        <w:t xml:space="preserve"> </w:t>
-      </w:r>
-      <w:r>
-        <w:rPr>
-          <w:b/>
-          <w:bCs/>
-        </w:rPr>
-        <w:t xml:space="preserve">habilitás/deshabilitás módulos</w:t>
-      </w:r>
-      <w:r>
-        <w:t xml:space="preserve"> </w:t>
-      </w:r>
-      <w:r>
-        <w:t xml:space="preserve">por usuario. La lista cubre todos los módulos del sistema (inventario, producción, compras, ventas, calidad, análisis y contabilidad).</w:t>
-      </w:r>
-    </w:p>
-    <w:p>
-      <w:pPr>
-        <w:pStyle w:val="BlockText"/>
-      </w:pPr>
-      <w:r>
-        <w:rPr>
-          <w:b/>
-          <w:bCs/>
-        </w:rPr>
-        <w:t xml:space="preserve">Nota técnica:</w:t>
-      </w:r>
-      <w:r>
-        <w:t xml:space="preserve"> </w:t>
-      </w:r>
-      <w:r>
-        <w:t xml:space="preserve">los permisos por módulo hoy son</w:t>
-      </w:r>
-      <w:r>
-        <w:t xml:space="preserve"> </w:t>
-      </w:r>
-      <w:r>
-        <w:rPr>
-          <w:b/>
-          <w:bCs/>
-        </w:rPr>
-        <w:t xml:space="preserve">visuales</w:t>
-      </w:r>
-      <w:r>
-        <w:t xml:space="preserve"> </w:t>
-      </w:r>
-      <w:r>
-        <w:t xml:space="preserve">(esconden secciones del menú). No los uses como barrera de seguridad fuerte.</w:t>
-      </w:r>
-    </w:p>
+        <w:t xml:space="preserve">Porcentaje del aporte solidario UOM para no afiliados y valor vigente del seguro de sepelio.</w:t>
+      </w:r>
+    </w:p>
+    <w:p>
+      <w:pPr>
+        <w:pStyle w:val="Compact"/>
+        <w:numPr>
+          <w:ilvl w:val="0"/>
+          <w:numId w:val="1034"/>
+        </w:numPr>
+      </w:pPr>
+      <w:r>
+        <w:t xml:space="preserve">Si el tope de aportes se controla por quincena o por mes.</w:t>
+      </w:r>
+    </w:p>
+    <w:p>
+      <w:pPr>
+        <w:pStyle w:val="Compact"/>
+        <w:numPr>
+          <w:ilvl w:val="0"/>
+          <w:numId w:val="1034"/>
+        </w:numPr>
+      </w:pPr>
+      <w:r>
+        <w:t xml:space="preserve">Tope indemnizatorio vigente del CCT 260/75 (3 × promedio).</w:t>
+      </w:r>
+    </w:p>
+    <w:p>
+      <w:r>
+        <w:pict>
+          <v:rect style="width:0;height:1.5pt" o:hralign="center" o:hrstd="t" o:hr="t"/>
+        </w:pict>
+      </w:r>
+    </w:p>
+    <w:bookmarkEnd w:id="69"/>
+    <w:bookmarkEnd w:id="70"/>
     <w:bookmarkEnd w:id="71"/>
-    <w:bookmarkStart w:id="72" w:name="imputación-contable"/>
+    <w:bookmarkStart w:id="75" w:name="configuración"/>
+    <w:p>
+      <w:pPr>
+        <w:pStyle w:val="Heading2"/>
+      </w:pPr>
+      <w:r>
+        <w:t xml:space="preserve">12. Configuración</w:t>
+      </w:r>
+    </w:p>
+    <w:p>
+      <w:pPr>
+        <w:pStyle w:val="FirstParagraph"/>
+      </w:pPr>
+      <w:r>
+        <w:t xml:space="preserve">Tres pestañas. Las dos últimas son</w:t>
+      </w:r>
+      <w:r>
+        <w:t xml:space="preserve"> </w:t>
+      </w:r>
+      <w:r>
+        <w:rPr>
+          <w:b/>
+          <w:bCs/>
+        </w:rPr>
+        <w:t xml:space="preserve">solo para el administrador</w:t>
+      </w:r>
+      <w:r>
+        <w:t xml:space="preserve">.</w:t>
+      </w:r>
+    </w:p>
+    <w:bookmarkStart w:id="72" w:name="materiales"/>
     <w:p>
       <w:pPr>
         <w:pStyle w:val="Heading3"/>
       </w:pPr>
       <w:r>
-        <w:t xml:space="preserve">12.3 Imputación contable</w:t>
+        <w:t xml:space="preserve">12.1 Materiales</w:t>
       </w:r>
     </w:p>
     <w:p>
@@ -20946,17 +21132,91 @@
         <w:pStyle w:val="FirstParagraph"/>
       </w:pPr>
       <w:r>
-        <w:rPr>
-          <w:b/>
-          <w:bCs/>
-        </w:rPr>
-        <w:t xml:space="preserve">Clave para que los asientos automáticos funcionen.</w:t>
-      </w:r>
-      <w:r>
-        <w:t xml:space="preserve"> </w:t>
-      </w:r>
-      <w:r>
-        <w:t xml:space="preserve">Acá decís qué cuenta contable usar para cada tipo de operación:</w:t>
+        <w:t xml:space="preserve">El catálogo de tipos de acero / normas que después elegís en barras y certificados.</w:t>
+      </w:r>
+      <w:r>
+        <w:t xml:space="preserve"> </w:t>
+      </w:r>
+      <w:r>
+        <w:rPr>
+          <w:b/>
+          <w:bCs/>
+        </w:rPr>
+        <w:t xml:space="preserve">+ Nuevo material</w:t>
+      </w:r>
+      <w:r>
+        <w:t xml:space="preserve"> </w:t>
+      </w:r>
+      <w:r>
+        <w:t xml:space="preserve">→</w:t>
+      </w:r>
+      <w:r>
+        <w:t xml:space="preserve"> </w:t>
+      </w:r>
+      <w:r>
+        <w:rPr>
+          <w:b/>
+          <w:bCs/>
+        </w:rPr>
+        <w:t xml:space="preserve">Material / Norma</w:t>
+      </w:r>
+      <w:r>
+        <w:t xml:space="preserve"> </w:t>
+      </w:r>
+      <w:r>
+        <w:t xml:space="preserve">*,</w:t>
+      </w:r>
+      <w:r>
+        <w:t xml:space="preserve"> </w:t>
+      </w:r>
+      <w:r>
+        <w:rPr>
+          <w:b/>
+          <w:bCs/>
+        </w:rPr>
+        <w:t xml:space="preserve">Descripción</w:t>
+      </w:r>
+      <w:r>
+        <w:t xml:space="preserve">,</w:t>
+      </w:r>
+      <w:r>
+        <w:t xml:space="preserve"> </w:t>
+      </w:r>
+      <w:r>
+        <w:rPr>
+          <w:b/>
+          <w:bCs/>
+        </w:rPr>
+        <w:t xml:space="preserve">Orden</w:t>
+      </w:r>
+      <w:r>
+        <w:t xml:space="preserve">,</w:t>
+      </w:r>
+      <w:r>
+        <w:t xml:space="preserve"> </w:t>
+      </w:r>
+      <w:r>
+        <w:rPr>
+          <w:b/>
+          <w:bCs/>
+        </w:rPr>
+        <w:t xml:space="preserve">Estado</w:t>
+      </w:r>
+      <w:r>
+        <w:t xml:space="preserve"> </w:t>
+      </w:r>
+      <w:r>
+        <w:t xml:space="preserve">(activo / inactivo).</w:t>
+      </w:r>
+    </w:p>
+    <w:bookmarkEnd w:id="72"/>
+    <w:bookmarkStart w:id="73" w:name="usuarios-y-permisos-admin"/>
+    <w:p>
+      <w:pPr>
+        <w:pStyle w:val="Heading3"/>
+      </w:pPr>
+      <w:r>
+        <w:t xml:space="preserve">12.2 Usuarios y permisos (admin)</w:t>
       </w:r>
     </w:p>
     <w:p>
@@ -20968,62 +21228,23 @@
         </w:numPr>
       </w:pPr>
       <w:r>
-        <w:rPr>
-          <w:b/>
-          <w:bCs/>
-        </w:rPr>
-        <w:t xml:space="preserve">Ventas:</w:t>
-      </w:r>
-      <w:r>
-        <w:t xml:space="preserve"> </w:t>
-      </w:r>
-      <w:r>
-        <w:t xml:space="preserve">cuenta de venta, deudores por ventas, IVA débito fiscal,</w:t>
-      </w:r>
-      <w:r>
-        <w:t xml:space="preserve"> </w:t>
-      </w:r>
-      <w:r>
-        <w:rPr>
-          <w:b/>
-          <w:bCs/>
-        </w:rPr>
-        <w:t xml:space="preserve">alícuota de IVA</w:t>
-      </w:r>
-      <w:r>
-        <w:t xml:space="preserve"> </w:t>
-      </w:r>
-      <w:r>
-        <w:t xml:space="preserve">(21% por defecto), si los precios</w:t>
-      </w:r>
-      <w:r>
-        <w:t xml:space="preserve"> </w:t>
-      </w:r>
-      <w:r>
-        <w:rPr>
-          <w:b/>
-          <w:bCs/>
-        </w:rPr>
-        <w:t xml:space="preserve">incluyen IVA</w:t>
-      </w:r>
-      <w:r>
-        <w:t xml:space="preserve">, y el</w:t>
-      </w:r>
-      <w:r>
-        <w:t xml:space="preserve"> </w:t>
-      </w:r>
-      <w:r>
-        <w:rPr>
-          <w:b/>
-          <w:bCs/>
-        </w:rPr>
-        <w:t xml:space="preserve">punto de venta AFIP</w:t>
-      </w:r>
-      <w:r>
-        <w:t xml:space="preserve"> </w:t>
-      </w:r>
-      <w:r>
-        <w:t xml:space="preserve">para la facturación electrónica.</w:t>
+        <w:t xml:space="preserve">Ves y podés</w:t>
+      </w:r>
+      <w:r>
+        <w:t xml:space="preserve"> </w:t>
+      </w:r>
+      <w:r>
+        <w:rPr>
+          <w:b/>
+          <w:bCs/>
+        </w:rPr>
+        <w:t xml:space="preserve">cambiar el código de empresa</w:t>
+      </w:r>
+      <w:r>
+        <w:t xml:space="preserve"> </w:t>
+      </w:r>
+      <w:r>
+        <w:t xml:space="preserve">(el que usan los nuevos para unirse).</w:t>
       </w:r>
     </w:p>
     <w:p>
@@ -21035,33 +21256,101 @@
         </w:numPr>
       </w:pPr>
       <w:r>
-        <w:rPr>
-          <w:b/>
-          <w:bCs/>
-        </w:rPr>
-        <w:t xml:space="preserve">Compras:</w:t>
-      </w:r>
-      <w:r>
-        <w:t xml:space="preserve"> </w:t>
-      </w:r>
-      <w:r>
-        <w:t xml:space="preserve">IVA crédito fiscal, proveedores, compra de materia prima / insumos / herramientas, servicios de terceros, y la cuenta puente</w:t>
-      </w:r>
-      <w:r>
-        <w:t xml:space="preserve"> </w:t>
-      </w:r>
-      <w:r>
-        <w:rPr>
-          <w:b/>
-          <w:bCs/>
-        </w:rPr>
-        <w:t xml:space="preserve">GR/IR</w:t>
-      </w:r>
-      <w:r>
-        <w:t xml:space="preserve"> </w:t>
-      </w:r>
-      <w:r>
-        <w:t xml:space="preserve">(facturas a recibir).</w:t>
+        <w:t xml:space="preserve">Listás usuarios, editás su</w:t>
+      </w:r>
+      <w:r>
+        <w:t xml:space="preserve"> </w:t>
+      </w:r>
+      <w:r>
+        <w:rPr>
+          <w:b/>
+          <w:bCs/>
+        </w:rPr>
+        <w:t xml:space="preserve">rol</w:t>
+      </w:r>
+      <w:r>
+        <w:t xml:space="preserve"> </w:t>
+      </w:r>
+      <w:r>
+        <w:t xml:space="preserve">y</w:t>
+      </w:r>
+      <w:r>
+        <w:t xml:space="preserve"> </w:t>
+      </w:r>
+      <w:r>
+        <w:rPr>
+          <w:b/>
+          <w:bCs/>
+        </w:rPr>
+        <w:t xml:space="preserve">habilitás/deshabilitás módulos</w:t>
+      </w:r>
+      <w:r>
+        <w:t xml:space="preserve"> </w:t>
+      </w:r>
+      <w:r>
+        <w:t xml:space="preserve">por usuario. La lista cubre todos los módulos del sistema (inventario, producción, compras, ventas, calidad, análisis y contabilidad).</w:t>
+      </w:r>
+    </w:p>
+    <w:p>
+      <w:pPr>
+        <w:pStyle w:val="BlockText"/>
+      </w:pPr>
+      <w:r>
+        <w:rPr>
+          <w:b/>
+          <w:bCs/>
+        </w:rPr>
+        <w:t xml:space="preserve">Nota técnica:</w:t>
+      </w:r>
+      <w:r>
+        <w:t xml:space="preserve"> </w:t>
+      </w:r>
+      <w:r>
+        <w:t xml:space="preserve">los permisos por módulo hoy son</w:t>
+      </w:r>
+      <w:r>
+        <w:t xml:space="preserve"> </w:t>
+      </w:r>
+      <w:r>
+        <w:rPr>
+          <w:b/>
+          <w:bCs/>
+        </w:rPr>
+        <w:t xml:space="preserve">visuales</w:t>
+      </w:r>
+      <w:r>
+        <w:t xml:space="preserve"> </w:t>
+      </w:r>
+      <w:r>
+        <w:t xml:space="preserve">(esconden secciones del menú). No los uses como barrera de seguridad fuerte.</w:t>
+      </w:r>
+    </w:p>
+    <w:bookmarkEnd w:id="73"/>
+    <w:bookmarkStart w:id="74" w:name="imputación-contable"/>
+    <w:p>
+      <w:pPr>
+        <w:pStyle w:val="Heading3"/>
+      </w:pPr>
+      <w:r>
+        <w:t xml:space="preserve">12.3 Imputación contable</w:t>
+      </w:r>
+    </w:p>
+    <w:p>
+      <w:pPr>
+        <w:pStyle w:val="FirstParagraph"/>
+      </w:pPr>
+      <w:r>
+        <w:rPr>
+          <w:b/>
+          <w:bCs/>
+        </w:rPr>
+        <w:t xml:space="preserve">Clave para que los asientos automáticos funcionen.</w:t>
+      </w:r>
+      <w:r>
+        <w:t xml:space="preserve"> </w:t>
+      </w:r>
+      <w:r>
+        <w:t xml:space="preserve">Acá decís qué cuenta contable usar para cada tipo de operación:</w:t>
       </w:r>
     </w:p>
     <w:p>
@@ -21069,7 +21358,7 @@
         <w:pStyle w:val="Compact"/>
         <w:numPr>
           <w:ilvl w:val="0"/>
-          <w:numId w:val="1035"/>
+          <w:numId w:val="1036"/>
         </w:numPr>
       </w:pPr>
       <w:r>
@@ -21077,45 +21366,58 @@
           <w:b/>
           <w:bCs/>
         </w:rPr>
-        <w:t xml:space="preserve">Caja y banco:</w:t>
-      </w:r>
-      <w:r>
-        <w:t xml:space="preserve"> </w:t>
-      </w:r>
-      <w:r>
-        <w:t xml:space="preserve">cuenta de caja (efectivo), cuenta de banco (transferencias),</w:t>
-      </w:r>
-      <w:r>
-        <w:t xml:space="preserve"> </w:t>
-      </w:r>
-      <w:r>
-        <w:rPr>
-          <w:b/>
-          <w:bCs/>
-        </w:rPr>
-        <w:t xml:space="preserve">cheques en cartera</w:t>
-      </w:r>
-      <w:r>
-        <w:t xml:space="preserve"> </w:t>
-      </w:r>
-      <w:r>
-        <w:t xml:space="preserve">(recibidos) y</w:t>
-      </w:r>
-      <w:r>
-        <w:t xml:space="preserve"> </w:t>
-      </w:r>
-      <w:r>
-        <w:rPr>
-          <w:b/>
-          <w:bCs/>
-        </w:rPr>
-        <w:t xml:space="preserve">cheques emitidos</w:t>
-      </w:r>
-      <w:r>
-        <w:t xml:space="preserve"> </w:t>
-      </w:r>
-      <w:r>
-        <w:t xml:space="preserve">(a pagar).</w:t>
+        <w:t xml:space="preserve">Ventas:</w:t>
+      </w:r>
+      <w:r>
+        <w:t xml:space="preserve"> </w:t>
+      </w:r>
+      <w:r>
+        <w:t xml:space="preserve">cuenta de venta, deudores por ventas, IVA débito fiscal,</w:t>
+      </w:r>
+      <w:r>
+        <w:t xml:space="preserve"> </w:t>
+      </w:r>
+      <w:r>
+        <w:rPr>
+          <w:b/>
+          <w:bCs/>
+        </w:rPr>
+        <w:t xml:space="preserve">alícuota de IVA</w:t>
+      </w:r>
+      <w:r>
+        <w:t xml:space="preserve"> </w:t>
+      </w:r>
+      <w:r>
+        <w:t xml:space="preserve">(21% por defecto), si los precios</w:t>
+      </w:r>
+      <w:r>
+        <w:t xml:space="preserve"> </w:t>
+      </w:r>
+      <w:r>
+        <w:rPr>
+          <w:b/>
+          <w:bCs/>
+        </w:rPr>
+        <w:t xml:space="preserve">incluyen IVA</w:t>
+      </w:r>
+      <w:r>
+        <w:t xml:space="preserve">, y el</w:t>
+      </w:r>
+      <w:r>
+        <w:t xml:space="preserve"> </w:t>
+      </w:r>
+      <w:r>
+        <w:rPr>
+          <w:b/>
+          <w:bCs/>
+        </w:rPr>
+        <w:t xml:space="preserve">punto de venta AFIP</w:t>
+      </w:r>
+      <w:r>
+        <w:t xml:space="preserve"> </w:t>
+      </w:r>
+      <w:r>
+        <w:t xml:space="preserve">para la facturación electrónica.</w:t>
       </w:r>
     </w:p>
     <w:p>
@@ -21123,7 +21425,7 @@
         <w:pStyle w:val="Compact"/>
         <w:numPr>
           <w:ilvl w:val="0"/>
-          <w:numId w:val="1035"/>
+          <w:numId w:val="1036"/>
         </w:numPr>
       </w:pPr>
       <w:r>
@@ -21131,13 +21433,29 @@
           <w:b/>
           <w:bCs/>
         </w:rPr>
-        <w:t xml:space="preserve">Retenciones sufridas:</w:t>
-      </w:r>
-      <w:r>
-        <w:t xml:space="preserve"> </w:t>
-      </w:r>
-      <w:r>
-        <w:t xml:space="preserve">las cuentas de crédito fiscal donde van las retenciones que te aplican los clientes (Ganancias, IIBB, SUSS, IVA). Vienen preconfiguradas con las cuentas del plan de Vitalmet.</w:t>
+        <w:t xml:space="preserve">Compras:</w:t>
+      </w:r>
+      <w:r>
+        <w:t xml:space="preserve"> </w:t>
+      </w:r>
+      <w:r>
+        <w:t xml:space="preserve">IVA crédito fiscal, proveedores, compra de materia prima / insumos / herramientas, servicios de terceros, y la cuenta puente</w:t>
+      </w:r>
+      <w:r>
+        <w:t xml:space="preserve"> </w:t>
+      </w:r>
+      <w:r>
+        <w:rPr>
+          <w:b/>
+          <w:bCs/>
+        </w:rPr>
+        <w:t xml:space="preserve">GR/IR</w:t>
+      </w:r>
+      <w:r>
+        <w:t xml:space="preserve"> </w:t>
+      </w:r>
+      <w:r>
+        <w:t xml:space="preserve">(facturas a recibir).</w:t>
       </w:r>
     </w:p>
     <w:p>
@@ -21145,7 +21463,7 @@
         <w:pStyle w:val="Compact"/>
         <w:numPr>
           <w:ilvl w:val="0"/>
-          <w:numId w:val="1035"/>
+          <w:numId w:val="1036"/>
         </w:numPr>
       </w:pPr>
       <w:r>
@@ -21153,29 +21471,45 @@
           <w:b/>
           <w:bCs/>
         </w:rPr>
-        <w:t xml:space="preserve">Stock y ajustes de inventario:</w:t>
-      </w:r>
-      <w:r>
-        <w:t xml:space="preserve"> </w:t>
-      </w:r>
-      <w:r>
-        <w:t xml:space="preserve">las cuentas de stock (materia prima, producto terminado, insumos) y la cuenta de resultado</w:t>
-      </w:r>
-      <w:r>
-        <w:t xml:space="preserve"> </w:t>
-      </w:r>
-      <w:r>
-        <w:rPr>
-          <w:b/>
-          <w:bCs/>
-        </w:rPr>
-        <w:t xml:space="preserve">AJUSTES DE INVENTARIO</w:t>
-      </w:r>
-      <w:r>
-        <w:t xml:space="preserve"> </w:t>
-      </w:r>
-      <w:r>
-        <w:t xml:space="preserve">contra la que se asientan las diferencias de ajustes y conteos físicos. Vienen preconfiguradas (114002 / 114001 / 114003 / 421099).</w:t>
+        <w:t xml:space="preserve">Caja y banco:</w:t>
+      </w:r>
+      <w:r>
+        <w:t xml:space="preserve"> </w:t>
+      </w:r>
+      <w:r>
+        <w:t xml:space="preserve">cuenta de caja (efectivo), cuenta de banco (transferencias),</w:t>
+      </w:r>
+      <w:r>
+        <w:t xml:space="preserve"> </w:t>
+      </w:r>
+      <w:r>
+        <w:rPr>
+          <w:b/>
+          <w:bCs/>
+        </w:rPr>
+        <w:t xml:space="preserve">cheques en cartera</w:t>
+      </w:r>
+      <w:r>
+        <w:t xml:space="preserve"> </w:t>
+      </w:r>
+      <w:r>
+        <w:t xml:space="preserve">(recibidos) y</w:t>
+      </w:r>
+      <w:r>
+        <w:t xml:space="preserve"> </w:t>
+      </w:r>
+      <w:r>
+        <w:rPr>
+          <w:b/>
+          <w:bCs/>
+        </w:rPr>
+        <w:t xml:space="preserve">cheques emitidos</w:t>
+      </w:r>
+      <w:r>
+        <w:t xml:space="preserve"> </w:t>
+      </w:r>
+      <w:r>
+        <w:t xml:space="preserve">(a pagar).</w:t>
       </w:r>
     </w:p>
     <w:p>
@@ -21183,7 +21517,67 @@
         <w:pStyle w:val="Compact"/>
         <w:numPr>
           <w:ilvl w:val="0"/>
-          <w:numId w:val="1035"/>
+          <w:numId w:val="1036"/>
+        </w:numPr>
+      </w:pPr>
+      <w:r>
+        <w:rPr>
+          <w:b/>
+          <w:bCs/>
+        </w:rPr>
+        <w:t xml:space="preserve">Retenciones sufridas:</w:t>
+      </w:r>
+      <w:r>
+        <w:t xml:space="preserve"> </w:t>
+      </w:r>
+      <w:r>
+        <w:t xml:space="preserve">las cuentas de crédito fiscal donde van las retenciones que te aplican los clientes (Ganancias, IIBB, SUSS, IVA). Vienen preconfiguradas con las cuentas del plan de Vitalmet.</w:t>
+      </w:r>
+    </w:p>
+    <w:p>
+      <w:pPr>
+        <w:pStyle w:val="Compact"/>
+        <w:numPr>
+          <w:ilvl w:val="0"/>
+          <w:numId w:val="1036"/>
+        </w:numPr>
+      </w:pPr>
+      <w:r>
+        <w:rPr>
+          <w:b/>
+          <w:bCs/>
+        </w:rPr>
+        <w:t xml:space="preserve">Stock y ajustes de inventario:</w:t>
+      </w:r>
+      <w:r>
+        <w:t xml:space="preserve"> </w:t>
+      </w:r>
+      <w:r>
+        <w:t xml:space="preserve">las cuentas de stock (materia prima, producto terminado, insumos) y la cuenta de resultado</w:t>
+      </w:r>
+      <w:r>
+        <w:t xml:space="preserve"> </w:t>
+      </w:r>
+      <w:r>
+        <w:rPr>
+          <w:b/>
+          <w:bCs/>
+        </w:rPr>
+        <w:t xml:space="preserve">AJUSTES DE INVENTARIO</w:t>
+      </w:r>
+      <w:r>
+        <w:t xml:space="preserve"> </w:t>
+      </w:r>
+      <w:r>
+        <w:t xml:space="preserve">contra la que se asientan las diferencias de ajustes y conteos físicos. Vienen preconfiguradas (114002 / 114001 / 114003 / 421099).</w:t>
+      </w:r>
+    </w:p>
+    <w:p>
+      <w:pPr>
+        <w:pStyle w:val="Compact"/>
+        <w:numPr>
+          <w:ilvl w:val="0"/>
+          <w:numId w:val="1036"/>
         </w:numPr>
       </w:pPr>
       <w:r>
@@ -21228,9 +21622,9 @@
         </w:pict>
       </w:r>
     </w:p>
-    <w:bookmarkEnd w:id="72"/>
-    <w:bookmarkEnd w:id="73"/>
-    <w:bookmarkStart w:id="78" w:name="X9473a15fdcd54171d921b584f88070d9a9c6e2d"/>
+    <w:bookmarkEnd w:id="74"/>
+    <w:bookmarkEnd w:id="75"/>
+    <w:bookmarkStart w:id="80" w:name="X9473a15fdcd54171d921b584f88070d9a9c6e2d"/>
     <w:p>
       <w:pPr>
         <w:pStyle w:val="Heading2"/>
@@ -21310,7 +21704,7 @@
         <w:t xml:space="preserve">y actualizarlos cuando ARCA los cambie.</w:t>
       </w:r>
     </w:p>
-    <w:bookmarkStart w:id="74" w:name="Xfc6a747a46029e6b14e9ea4e3a507ed2abe5c07"/>
+    <w:bookmarkStart w:id="76" w:name="Xfc6a747a46029e6b14e9ea4e3a507ed2abe5c07"/>
     <w:p>
       <w:pPr>
         <w:pStyle w:val="Heading3"/>
@@ -21402,8 +21796,8 @@
         <w:t xml:space="preserve">al facturar (venta) y al cobrar.</w:t>
       </w:r>
     </w:p>
-    <w:bookmarkEnd w:id="74"/>
-    <w:bookmarkStart w:id="75" w:name="Xb3ee42997e9ab092cf999dfe51d386c7317685c"/>
+    <w:bookmarkEnd w:id="76"/>
+    <w:bookmarkStart w:id="77" w:name="Xb3ee42997e9ab092cf999dfe51d386c7317685c"/>
     <w:p>
       <w:pPr>
         <w:pStyle w:val="Heading3"/>
@@ -21513,8 +21907,8 @@
         <w:t xml:space="preserve">en la recepción (GR/IR), en la factura y en el pago.</w:t>
       </w:r>
     </w:p>
-    <w:bookmarkEnd w:id="75"/>
-    <w:bookmarkStart w:id="76" w:name="Xd1d7949bac4e6a12c5bcb040f4ddda9ac7470f4"/>
+    <w:bookmarkEnd w:id="77"/>
+    <w:bookmarkStart w:id="78" w:name="Xd1d7949bac4e6a12c5bcb040f4ddda9ac7470f4"/>
     <w:p>
       <w:pPr>
         <w:pStyle w:val="Heading3"/>
@@ -21597,8 +21991,8 @@
         <w:t xml:space="preserve">7. Análisis → Trazabilidad     → verificá la cadena certificado → colada → barra → OP → PT</w:t>
       </w:r>
     </w:p>
-    <w:bookmarkEnd w:id="76"/>
-    <w:bookmarkStart w:id="77" w:name="Xf9a70cdce17ec8d32f80fb3b897c3b5e5c61186"/>
+    <w:bookmarkEnd w:id="78"/>
+    <w:bookmarkStart w:id="79" w:name="Xf9a70cdce17ec8d32f80fb3b897c3b5e5c61186"/>
     <w:p>
       <w:pPr>
         <w:pStyle w:val="Heading3"/>
@@ -21691,9 +22085,9 @@
         </w:pict>
       </w:r>
     </w:p>
-    <w:bookmarkEnd w:id="77"/>
-    <w:bookmarkEnd w:id="78"/>
-    <w:bookmarkStart w:id="79" w:name="reglas-de-oro-y-errores-comunes"/>
+    <w:bookmarkEnd w:id="79"/>
+    <w:bookmarkEnd w:id="80"/>
+    <w:bookmarkStart w:id="81" w:name="reglas-de-oro-y-errores-comunes"/>
     <w:p>
       <w:pPr>
         <w:pStyle w:val="Heading2"/>
@@ -22658,8 +23052,8 @@
         </w:pict>
       </w:r>
     </w:p>
-    <w:bookmarkEnd w:id="79"/>
-    <w:bookmarkStart w:id="80" w:name="preguntas-frecuentes"/>
+    <w:bookmarkEnd w:id="81"/>
+    <w:bookmarkStart w:id="82" w:name="preguntas-frecuentes"/>
     <w:p>
       <w:pPr>
         <w:pStyle w:val="Heading2"/>
@@ -23072,8 +23466,8 @@
         <w:t xml:space="preserve">Manual de usuario de VitalStock ERP. Ante dudas o errores que no figuran acá, contactá al administrador del sistema.</w:t>
       </w:r>
     </w:p>
-    <w:bookmarkEnd w:id="80"/>
-    <w:bookmarkEnd w:id="81"/>
+    <w:bookmarkEnd w:id="82"/>
+    <w:bookmarkEnd w:id="83"/>
     <w:sectPr>
       <w:footnotePr>
         <w:numRestart w:val="eachSect"/>
@@ -23631,9 +24025,6 @@
     </w:lvlOverride>
   </w:num>
   <w:num w:numId="1023">
-    <w:abstractNumId w:val="991"/>
-  </w:num>
-  <w:num w:numId="1024">
     <w:abstractNumId w:val="99411"/>
     <w:lvlOverride w:ilvl="0">
       <w:startOverride w:val="1"/>
@@ -23663,10 +24054,10 @@
       <w:startOverride w:val="1"/>
     </w:lvlOverride>
   </w:num>
-  <w:num w:numId="1025">
+  <w:num w:numId="1024">
     <w:abstractNumId w:val="991"/>
   </w:num>
-  <w:num w:numId="1026">
+  <w:num w:numId="1025">
     <w:abstractNumId w:val="99411"/>
     <w:lvlOverride w:ilvl="0">
       <w:startOverride w:val="1"/>
@@ -23696,10 +24087,10 @@
       <w:startOverride w:val="1"/>
     </w:lvlOverride>
   </w:num>
-  <w:num w:numId="1027">
+  <w:num w:numId="1026">
     <w:abstractNumId w:val="991"/>
   </w:num>
-  <w:num w:numId="1028">
+  <w:num w:numId="1027">
     <w:abstractNumId w:val="99411"/>
     <w:lvlOverride w:ilvl="0">
       <w:startOverride w:val="1"/>
@@ -23729,19 +24120,10 @@
       <w:startOverride w:val="1"/>
     </w:lvlOverride>
   </w:num>
-  <w:num w:numId="1029">
+  <w:num w:numId="1028">
     <w:abstractNumId w:val="991"/>
   </w:num>
-  <w:num w:numId="1030">
-    <w:abstractNumId w:val="991"/>
-  </w:num>
-  <w:num w:numId="1031">
-    <w:abstractNumId w:val="991"/>
-  </w:num>
-  <w:num w:numId="1032">
-    <w:abstractNumId w:val="991"/>
-  </w:num>
-  <w:num w:numId="1033">
+  <w:num w:numId="1029">
     <w:abstractNumId w:val="99411"/>
     <w:lvlOverride w:ilvl="0">
       <w:startOverride w:val="1"/>
@@ -23771,10 +24153,52 @@
       <w:startOverride w:val="1"/>
     </w:lvlOverride>
   </w:num>
-  <w:num w:numId="1034">
+  <w:num w:numId="1030">
     <w:abstractNumId w:val="991"/>
   </w:num>
+  <w:num w:numId="1031">
+    <w:abstractNumId w:val="991"/>
+  </w:num>
+  <w:num w:numId="1032">
+    <w:abstractNumId w:val="991"/>
+  </w:num>
+  <w:num w:numId="1033">
+    <w:abstractNumId w:val="991"/>
+  </w:num>
+  <w:num w:numId="1034">
+    <w:abstractNumId w:val="99411"/>
+    <w:lvlOverride w:ilvl="0">
+      <w:startOverride w:val="1"/>
+    </w:lvlOverride>
+    <w:lvlOverride w:ilvl="1">
+      <w:startOverride w:val="1"/>
+    </w:lvlOverride>
+    <w:lvlOverride w:ilvl="2">
+      <w:startOverride w:val="1"/>
+    </w:lvlOverride>
+    <w:lvlOverride w:ilvl="3">
+      <w:startOverride w:val="1"/>
+    </w:lvlOverride>
+    <w:lvlOverride w:ilvl="4">
+      <w:startOverride w:val="1"/>
+    </w:lvlOverride>
+    <w:lvlOverride w:ilvl="5">
+      <w:startOverride w:val="1"/>
+    </w:lvlOverride>
+    <w:lvlOverride w:ilvl="6">
+      <w:startOverride w:val="1"/>
+    </w:lvlOverride>
+    <w:lvlOverride w:ilvl="7">
+      <w:startOverride w:val="1"/>
+    </w:lvlOverride>
+    <w:lvlOverride w:ilvl="8">
+      <w:startOverride w:val="1"/>
+    </w:lvlOverride>
+  </w:num>
   <w:num w:numId="1035">
+    <w:abstractNumId w:val="991"/>
+  </w:num>
+  <w:num w:numId="1036">
     <w:abstractNumId w:val="991"/>
   </w:num>
 </w:numbering>

--- a/docs/MANUAL_USUARIO.docx
+++ b/docs/MANUAL_USUARIO.docx
@@ -2,7 +2,7 @@
 <file path=word/document.xml><?xml version="1.0" encoding="utf-8"?>
 <w:document xmlns:w="http://schemas.openxmlformats.org/wordprocessingml/2006/main" xmlns:m="http://schemas.openxmlformats.org/officeDocument/2006/math" xmlns:r="http://schemas.openxmlformats.org/officeDocument/2006/relationships" xmlns:o="urn:schemas-microsoft-com:office:office" xmlns:v="urn:schemas-microsoft-com:vml" xmlns:w10="urn:schemas-microsoft-com:office:word" xmlns:a="http://schemas.openxmlformats.org/drawingml/2006/main" xmlns:pic="http://schemas.openxmlformats.org/drawingml/2006/picture" xmlns:wp="http://schemas.openxmlformats.org/drawingml/2006/wordprocessingDrawing">
   <w:body>
-    <w:bookmarkStart w:id="83" w:name="X49288d98bb0e101ac90548faf60c95f63953311"/>
+    <w:bookmarkStart w:id="84" w:name="X49288d98bb0e101ac90548faf60c95f63953311"/>
     <w:p>
       <w:pPr>
         <w:pStyle w:val="Heading1"/>
@@ -15558,7 +15558,7 @@
     </w:p>
     <w:bookmarkEnd w:id="50"/>
     <w:bookmarkEnd w:id="51"/>
-    <w:bookmarkStart w:id="71" w:name="contabilidad"/>
+    <w:bookmarkStart w:id="72" w:name="contabilidad"/>
     <w:p>
       <w:pPr>
         <w:pStyle w:val="Heading2"/>
@@ -18219,7 +18219,7 @@
       </w:r>
     </w:p>
     <w:bookmarkEnd w:id="60"/>
-    <w:bookmarkStart w:id="61" w:name="cierre-períodos-y-ajuste-por-inflación"/>
+    <w:bookmarkStart w:id="62" w:name="cierre-períodos-y-ajuste-por-inflación"/>
     <w:p>
       <w:pPr>
         <w:pStyle w:val="Heading3"/>
@@ -18912,14 +18912,13 @@
         <w:t xml:space="preserve">cada cuenta imputable tiene un rubro (Plan de cuentas → Editar) que define dónde se expone en los estados contables y alimenta el reporte de Ratios.</w:t>
       </w:r>
     </w:p>
-    <w:bookmarkEnd w:id="61"/>
-    <w:bookmarkStart w:id="70" w:name="X5261329946751d1b2deba0ff3bf8b14c973e4de"/>
-    <w:p>
-      <w:pPr>
-        <w:pStyle w:val="Heading3"/>
-      </w:pPr>
-      <w:r>
-        <w:t xml:space="preserve">11.9 Sueldos: motor de liquidación completo (UOM + fuera de convenio + Ganancias + ARCA)</w:t>
+    <w:bookmarkStart w:id="61" w:name="liquidación-mensual-de-iva"/>
+    <w:p>
+      <w:pPr>
+        <w:pStyle w:val="Heading4"/>
+      </w:pPr>
+      <w:r>
+        <w:t xml:space="preserve">Liquidación mensual de IVA</w:t>
       </w:r>
     </w:p>
     <w:p>
@@ -18927,145 +18926,33 @@
         <w:pStyle w:val="FirstParagraph"/>
       </w:pPr>
       <w:r>
-        <w:t xml:space="preserve">Desde septiembre de 2026 el ERP</w:t>
-      </w:r>
-      <w:r>
-        <w:t xml:space="preserve"> </w:t>
-      </w:r>
-      <w:r>
-        <w:rPr>
-          <w:b/>
-          <w:bCs/>
-        </w:rPr>
-        <w:t xml:space="preserve">liquida sueldos</w:t>
-      </w:r>
-      <w:r>
-        <w:t xml:space="preserve">: calcula el recibo completo (básico, antigüedad, presentismo, horas extras, feriados, licencias, vacaciones, no remunerativo de paritaria, aportes, Impuesto a las Ganancias 4ª categoría y contribuciones patronales), lo contabiliza y lo imprime. La contadora sigue revisando y confirmando cada liquidación — el sistema no reemplaza su control, se lo simplifica. Planta liquida bajo el convenio</w:t>
-      </w:r>
-      <w:r>
-        <w:t xml:space="preserve"> </w:t>
-      </w:r>
-      <w:r>
-        <w:rPr>
-          <w:b/>
-          <w:bCs/>
-        </w:rPr>
-        <w:t xml:space="preserve">UOM CCT 260/75 rama 17</w:t>
-      </w:r>
-      <w:r>
-        <w:t xml:space="preserve">; administración,</w:t>
-      </w:r>
-      <w:r>
-        <w:t xml:space="preserve"> </w:t>
-      </w:r>
-      <w:r>
-        <w:rPr>
-          <w:b/>
-          <w:bCs/>
-        </w:rPr>
-        <w:t xml:space="preserve">fuera de convenio</w:t>
-      </w:r>
-      <w:r>
-        <w:t xml:space="preserve">.</w:t>
-      </w:r>
-    </w:p>
-    <w:p>
-      <w:pPr>
-        <w:pStyle w:val="BodyText"/>
-      </w:pPr>
-      <w:r>
-        <w:t xml:space="preserve">Antes de liquidar el primer período hay que cargar tres cosas, en este orden:</w:t>
-      </w:r>
-      <w:r>
-        <w:t xml:space="preserve"> </w:t>
-      </w:r>
-      <w:r>
-        <w:rPr>
-          <w:b/>
-          <w:bCs/>
-        </w:rPr>
-        <w:t xml:space="preserve">Escalas y parámetros</w:t>
-      </w:r>
-      <w:r>
-        <w:t xml:space="preserve">, el</w:t>
-      </w:r>
-      <w:r>
-        <w:t xml:space="preserve"> </w:t>
-      </w:r>
-      <w:r>
-        <w:rPr>
-          <w:b/>
-          <w:bCs/>
-        </w:rPr>
-        <w:t xml:space="preserve">legajo</w:t>
-      </w:r>
-      <w:r>
-        <w:t xml:space="preserve"> </w:t>
-      </w:r>
-      <w:r>
-        <w:t xml:space="preserve">de cada empleado y las</w:t>
-      </w:r>
-      <w:r>
-        <w:t xml:space="preserve"> </w:t>
-      </w:r>
-      <w:r>
-        <w:rPr>
-          <w:b/>
-          <w:bCs/>
-        </w:rPr>
-        <w:t xml:space="preserve">novedades</w:t>
-      </w:r>
-      <w:r>
-        <w:t xml:space="preserve"> </w:t>
-      </w:r>
-      <w:r>
-        <w:t xml:space="preserve">del período.</w:t>
-      </w:r>
-    </w:p>
-    <w:bookmarkStart w:id="62" w:name="X59352d794e45ba73ec24f97a1ff6f63202d1261"/>
-    <w:p>
-      <w:pPr>
-        <w:pStyle w:val="Heading4"/>
-      </w:pPr>
-      <w:r>
-        <w:t xml:space="preserve">Escalas y parámetros (Sueldos → Novedades →</w:t>
-      </w:r>
-      <w:r>
-        <w:t xml:space="preserve"> </w:t>
-      </w:r>
-      <w:r>
-        <w:rPr>
-          <w:b/>
-          <w:bCs/>
-        </w:rPr>
-        <w:t xml:space="preserve">Escalas y parámetros</w:t>
-      </w:r>
-      <w:r>
-        <w:t xml:space="preserve">, solo administrador)</w:t>
-      </w:r>
-    </w:p>
-    <w:p>
-      <w:pPr>
-        <w:pStyle w:val="FirstParagraph"/>
-      </w:pPr>
-      <w:r>
-        <w:t xml:space="preserve">Cuatro pestañas, todas con</w:t>
-      </w:r>
-      <w:r>
-        <w:t xml:space="preserve"> </w:t>
-      </w:r>
-      <w:r>
-        <w:rPr>
-          <w:b/>
-          <w:bCs/>
-        </w:rPr>
-        <w:t xml:space="preserve">historial por vigencia</w:t>
-      </w:r>
-      <w:r>
-        <w:t xml:space="preserve"> </w:t>
-      </w:r>
-      <w:r>
-        <w:t xml:space="preserve">(cada cambio se carga con la fecha desde la que rige; el motor usa siempre la vigente al último día del período que estás liquidando):</w:t>
+        <w:t xml:space="preserve">En</w:t>
+      </w:r>
+      <w:r>
+        <w:t xml:space="preserve"> </w:t>
+      </w:r>
+      <w:r>
+        <w:rPr>
+          <w:b/>
+          <w:bCs/>
+        </w:rPr>
+        <w:t xml:space="preserve">Contabilidad → Cierre e inflación → Períodos mensuales</w:t>
+      </w:r>
+      <w:r>
+        <w:t xml:space="preserve">, botón</w:t>
+      </w:r>
+      <w:r>
+        <w:t xml:space="preserve"> </w:t>
+      </w:r>
+      <w:r>
+        <w:rPr>
+          <w:b/>
+          <w:bCs/>
+        </w:rPr>
+        <w:t xml:space="preserve">Liquidar IVA del mes</w:t>
+      </w:r>
+      <w:r>
+        <w:t xml:space="preserve">:</w:t>
       </w:r>
     </w:p>
     <w:p>
@@ -19077,33 +18964,84 @@
         </w:numPr>
       </w:pPr>
       <w:r>
-        <w:rPr>
-          <w:b/>
-          <w:bCs/>
-        </w:rPr>
-        <w:t xml:space="preserve">Escala salarial:</w:t>
-      </w:r>
-      <w:r>
-        <w:t xml:space="preserve"> </w:t>
-      </w:r>
-      <w:r>
-        <w:t xml:space="preserve">valor hora o básico mensual por categoría UOM (Ingresante, Operario, Oficial…) y por categoría mensualizada (Administrativo, Técnico).</w:t>
-      </w:r>
-      <w:r>
-        <w:t xml:space="preserve"> </w:t>
-      </w:r>
-      <w:r>
-        <w:rPr>
-          <w:b/>
-          <w:bCs/>
-        </w:rPr>
-        <w:t xml:space="preserve">+ Nueva vigencia</w:t>
-      </w:r>
-      <w:r>
-        <w:t xml:space="preserve"> </w:t>
-      </w:r>
-      <w:r>
-        <w:t xml:space="preserve">copia la tabla actual a una fecha nueva aplicando un % de aumento parejo. Si una categoría queda en 0, el motor avisa al liquidar a un empleado de esa categoría.</w:t>
+        <w:t xml:space="preserve">Elegí el</w:t>
+      </w:r>
+      <w:r>
+        <w:t xml:space="preserve"> </w:t>
+      </w:r>
+      <w:r>
+        <w:rPr>
+          <w:b/>
+          <w:bCs/>
+        </w:rPr>
+        <w:t xml:space="preserve">mes</w:t>
+      </w:r>
+      <w:r>
+        <w:t xml:space="preserve"> </w:t>
+      </w:r>
+      <w:r>
+        <w:t xml:space="preserve">y tocá</w:t>
+      </w:r>
+      <w:r>
+        <w:t xml:space="preserve"> </w:t>
+      </w:r>
+      <w:r>
+        <w:rPr>
+          <w:b/>
+          <w:bCs/>
+        </w:rPr>
+        <w:t xml:space="preserve">Calcular</w:t>
+      </w:r>
+      <w:r>
+        <w:t xml:space="preserve">. El sistema toma el</w:t>
+      </w:r>
+      <w:r>
+        <w:t xml:space="preserve"> </w:t>
+      </w:r>
+      <w:r>
+        <w:rPr>
+          <w:b/>
+          <w:bCs/>
+        </w:rPr>
+        <w:t xml:space="preserve">débito fiscal</w:t>
+      </w:r>
+      <w:r>
+        <w:t xml:space="preserve"> </w:t>
+      </w:r>
+      <w:r>
+        <w:t xml:space="preserve">de las facturas, notas de débito y crédito emitidas, el</w:t>
+      </w:r>
+      <w:r>
+        <w:t xml:space="preserve"> </w:t>
+      </w:r>
+      <w:r>
+        <w:rPr>
+          <w:b/>
+          <w:bCs/>
+        </w:rPr>
+        <w:t xml:space="preserve">crédito fiscal</w:t>
+      </w:r>
+      <w:r>
+        <w:t xml:space="preserve"> </w:t>
+      </w:r>
+      <w:r>
+        <w:t xml:space="preserve">de las compras (por fecha contable) y las</w:t>
+      </w:r>
+      <w:r>
+        <w:t xml:space="preserve"> </w:t>
+      </w:r>
+      <w:r>
+        <w:rPr>
+          <w:b/>
+          <w:bCs/>
+        </w:rPr>
+        <w:t xml:space="preserve">percepciones y retenciones de IVA</w:t>
+      </w:r>
+      <w:r>
+        <w:t xml:space="preserve"> </w:t>
+      </w:r>
+      <w:r>
+        <w:t xml:space="preserve">del mes.</w:t>
       </w:r>
     </w:p>
     <w:p>
@@ -19115,49 +19053,55 @@
         </w:numPr>
       </w:pPr>
       <w:r>
-        <w:rPr>
-          <w:b/>
-          <w:bCs/>
-        </w:rPr>
-        <w:t xml:space="preserve">Convenio:</w:t>
-      </w:r>
-      <w:r>
-        <w:t xml:space="preserve"> </w:t>
-      </w:r>
-      <w:r>
-        <w:t xml:space="preserve">IMGR (ingreso mínimo garantizado), no remunerativo de paritaria, % de antigüedad, horas del mes y del día, % de presentismo, tolerancia de ausencias, sepelio, seguro de vida colectivo (SCVO), cuota sindical, redondeo del neto y</w:t>
-      </w:r>
-      <w:r>
-        <w:t xml:space="preserve"> </w:t>
-      </w:r>
-      <w:r>
-        <w:rPr>
-          <w:b/>
-          <w:bCs/>
-        </w:rPr>
-        <w:t xml:space="preserve">período de prueba</w:t>
-      </w:r>
-      <w:r>
-        <w:t xml:space="preserve"> </w:t>
-      </w:r>
-      <w:r>
-        <w:t xml:space="preserve">en meses (6 por ley; el CCT puede llevarlo a 8 o 12 — en período de prueba no hay indemnización ni preaviso). El</w:t>
-      </w:r>
-      <w:r>
-        <w:t xml:space="preserve"> </w:t>
-      </w:r>
-      <w:r>
-        <w:rPr>
-          <w:b/>
-          <w:bCs/>
-        </w:rPr>
-        <w:t xml:space="preserve">aporte solidario</w:t>
-      </w:r>
-      <w:r>
-        <w:t xml:space="preserve"> </w:t>
-      </w:r>
-      <w:r>
-        <w:t xml:space="preserve">de los no afiliados tiene tope legal del 2 %: si cargás más, el campo te avisa en rojo y la liquidación muestra la alerta. La cuota sindical de los afiliados no tiene ese tope.</w:t>
+        <w:t xml:space="preserve">Trae solo lo que viene del mes anterior: el</w:t>
+      </w:r>
+      <w:r>
+        <w:t xml:space="preserve"> </w:t>
+      </w:r>
+      <w:r>
+        <w:rPr>
+          <w:b/>
+          <w:bCs/>
+        </w:rPr>
+        <w:t xml:space="preserve">saldo técnico a favor</w:t>
+      </w:r>
+      <w:r>
+        <w:t xml:space="preserve"> </w:t>
+      </w:r>
+      <w:r>
+        <w:t xml:space="preserve">y la</w:t>
+      </w:r>
+      <w:r>
+        <w:t xml:space="preserve"> </w:t>
+      </w:r>
+      <w:r>
+        <w:rPr>
+          <w:b/>
+          <w:bCs/>
+        </w:rPr>
+        <w:t xml:space="preserve">libre disponibilidad</w:t>
+      </w:r>
+      <w:r>
+        <w:t xml:space="preserve"> </w:t>
+      </w:r>
+      <w:r>
+        <w:t xml:space="preserve">(percepciones y retenciones que no se usaron). Salen de los saldos de las cuentas contables.</w:t>
+      </w:r>
+      <w:r>
+        <w:t xml:space="preserve"> </w:t>
+      </w:r>
+      <w:r>
+        <w:rPr>
+          <w:b/>
+          <w:bCs/>
+        </w:rPr>
+        <w:t xml:space="preserve">La primera vez revisalos</w:t>
+      </w:r>
+      <w:r>
+        <w:t xml:space="preserve"> </w:t>
+      </w:r>
+      <w:r>
+        <w:t xml:space="preserve">contra la última declaración jurada y corregilos si hace falta.</w:t>
       </w:r>
     </w:p>
     <w:p>
@@ -19169,33 +19113,36 @@
         </w:numPr>
       </w:pPr>
       <w:r>
-        <w:rPr>
-          <w:b/>
-          <w:bCs/>
-        </w:rPr>
-        <w:t xml:space="preserve">Previsional:</w:t>
-      </w:r>
-      <w:r>
-        <w:t xml:space="preserve"> </w:t>
-      </w:r>
-      <w:r>
-        <w:t xml:space="preserve">topes mínimo y máximo de ANSES, detracción Ley 27.430, porcentajes de aportes (jubilación, INSSJP, obra social, adherentes) y de contribuciones patronales (Dec. 814/01), ART y</w:t>
-      </w:r>
-      <w:r>
-        <w:t xml:space="preserve"> </w:t>
-      </w:r>
-      <w:r>
-        <w:rPr>
-          <w:b/>
-          <w:bCs/>
-        </w:rPr>
-        <w:t xml:space="preserve">FAL</w:t>
-      </w:r>
-      <w:r>
-        <w:t xml:space="preserve"> </w:t>
-      </w:r>
-      <w:r>
-        <w:t xml:space="preserve">(Fondo de Asistencia Laboral, Ley 27.802): desde el 1/11/2026 el 2,5 % de la base SIPA para PyME (1 % grandes empresas). El sistema ya trae cargada esa vigencia; el FAL se paga con el F.931 y baja en la misma proporción la contribución de jubilación, así que el costo total no cambia. Si ARCA posterga la fecha, editá o borrá la vigencia 2026-11-01.</w:t>
+        <w:t xml:space="preserve">Muestra el resultado:</w:t>
+      </w:r>
+      <w:r>
+        <w:t xml:space="preserve"> </w:t>
+      </w:r>
+      <w:r>
+        <w:rPr>
+          <w:b/>
+          <w:bCs/>
+        </w:rPr>
+        <w:t xml:space="preserve">IVA a pagar</w:t>
+      </w:r>
+      <w:r>
+        <w:t xml:space="preserve">, o el</w:t>
+      </w:r>
+      <w:r>
+        <w:t xml:space="preserve"> </w:t>
+      </w:r>
+      <w:r>
+        <w:rPr>
+          <w:b/>
+          <w:bCs/>
+        </w:rPr>
+        <w:t xml:space="preserve">saldo a favor</w:t>
+      </w:r>
+      <w:r>
+        <w:t xml:space="preserve"> </w:t>
+      </w:r>
+      <w:r>
+        <w:t xml:space="preserve">que pasa al mes siguiente. Las percepciones y retenciones solo se descuentan cuando hay impuesto a pagar; si no, quedan como libre disponibilidad.</w:t>
       </w:r>
     </w:p>
     <w:p>
@@ -19211,13 +19158,77 @@
           <w:b/>
           <w:bCs/>
         </w:rPr>
-        <w:t xml:space="preserve">Ganancias:</w:t>
-      </w:r>
-      <w:r>
-        <w:t xml:space="preserve"> </w:t>
-      </w:r>
-      <w:r>
-        <w:t xml:space="preserve">las tablas semestrales (enero y julio) con el Ganancia No Imponible, deducción especial, cónyuge, hijo, hijo con discapacidad y los 9 tramos de la escala. Cargá la tabla nueva apenas ARCA publique los valores del semestre.</w:t>
+        <w:t xml:space="preserve">Control:</w:t>
+      </w:r>
+      <w:r>
+        <w:t xml:space="preserve"> </w:t>
+      </w:r>
+      <w:r>
+        <w:t xml:space="preserve">avisa si lo que suman los comprobantes no coincide con lo que registraron las cuentas de IVA en el mes (por ejemplo, una factura sin asiento).</w:t>
+      </w:r>
+    </w:p>
+    <w:p>
+      <w:pPr>
+        <w:pStyle w:val="Compact"/>
+        <w:numPr>
+          <w:ilvl w:val="0"/>
+          <w:numId w:val="1028"/>
+        </w:numPr>
+      </w:pPr>
+      <w:r>
+        <w:rPr>
+          <w:b/>
+          <w:bCs/>
+        </w:rPr>
+        <w:t xml:space="preserve">Generar asiento (borrador):</w:t>
+      </w:r>
+      <w:r>
+        <w:t xml:space="preserve"> </w:t>
+      </w:r>
+      <w:r>
+        <w:t xml:space="preserve">crea el asiento con fecha de fin de mes que cierra el débito y el crédito, usa las percepciones y retenciones y deja el</w:t>
+      </w:r>
+      <w:r>
+        <w:t xml:space="preserve"> </w:t>
+      </w:r>
+      <w:r>
+        <w:rPr>
+          <w:b/>
+          <w:bCs/>
+        </w:rPr>
+        <w:t xml:space="preserve">IVA a pagar</w:t>
+      </w:r>
+      <w:r>
+        <w:t xml:space="preserve"> </w:t>
+      </w:r>
+      <w:r>
+        <w:t xml:space="preserve">o el</w:t>
+      </w:r>
+      <w:r>
+        <w:t xml:space="preserve"> </w:t>
+      </w:r>
+      <w:r>
+        <w:rPr>
+          <w:b/>
+          <w:bCs/>
+        </w:rPr>
+        <w:t xml:space="preserve">saldo a favor</w:t>
+      </w:r>
+      <w:r>
+        <w:t xml:space="preserve">. Revisalo en Asientos y</w:t>
+      </w:r>
+      <w:r>
+        <w:t xml:space="preserve"> </w:t>
+      </w:r>
+      <w:r>
+        <w:rPr>
+          <w:b/>
+          <w:bCs/>
+        </w:rPr>
+        <w:t xml:space="preserve">confirmalo</w:t>
+      </w:r>
+      <w:r>
+        <w:t xml:space="preserve">: el mes siguiente arrastra los saldos de asientos confirmados.</w:t>
       </w:r>
     </w:p>
     <w:p>
@@ -19225,26 +19236,153 @@
         <w:pStyle w:val="FirstParagraph"/>
       </w:pPr>
       <w:r>
-        <w:t xml:space="preserve">Estos parámetros son de configuración: sus alertas (categoría sin valor, parámetro vacío) se ven solo al entrar a esta página, no en el panel</w:t>
-      </w:r>
-      <w:r>
-        <w:t xml:space="preserve"> </w:t>
-      </w:r>
-      <w:r>
-        <w:t xml:space="preserve">“Para hoy”</w:t>
+        <w:t xml:space="preserve">Cada mes se liquida una sola vez. Para rehacerlo, anulá (o borrá, si está en borrador) el asiento de ese mes y volvé a calcular. El pago a ARCA se registra aparte, como cualquier pago, contra la cuenta</w:t>
+      </w:r>
+      <w:r>
+        <w:t xml:space="preserve"> </w:t>
+      </w:r>
+      <w:r>
+        <w:rPr>
+          <w:b/>
+          <w:bCs/>
+        </w:rPr>
+        <w:t xml:space="preserve">IVA a pagar</w:t>
       </w:r>
       <w:r>
         <w:t xml:space="preserve">.</w:t>
       </w:r>
     </w:p>
+    <w:bookmarkEnd w:id="61"/>
     <w:bookmarkEnd w:id="62"/>
-    <w:bookmarkStart w:id="63" w:name="legajo-del-empleado"/>
+    <w:bookmarkStart w:id="71" w:name="X5261329946751d1b2deba0ff3bf8b14c973e4de"/>
+    <w:p>
+      <w:pPr>
+        <w:pStyle w:val="Heading3"/>
+      </w:pPr>
+      <w:r>
+        <w:t xml:space="preserve">11.9 Sueldos: motor de liquidación completo (UOM + fuera de convenio + Ganancias + ARCA)</w:t>
+      </w:r>
+    </w:p>
+    <w:p>
+      <w:pPr>
+        <w:pStyle w:val="FirstParagraph"/>
+      </w:pPr>
+      <w:r>
+        <w:t xml:space="preserve">Desde septiembre de 2026 el ERP</w:t>
+      </w:r>
+      <w:r>
+        <w:t xml:space="preserve"> </w:t>
+      </w:r>
+      <w:r>
+        <w:rPr>
+          <w:b/>
+          <w:bCs/>
+        </w:rPr>
+        <w:t xml:space="preserve">liquida sueldos</w:t>
+      </w:r>
+      <w:r>
+        <w:t xml:space="preserve">: calcula el recibo completo (básico, antigüedad, presentismo, horas extras, feriados, licencias, vacaciones, no remunerativo de paritaria, aportes, Impuesto a las Ganancias 4ª categoría y contribuciones patronales), lo contabiliza y lo imprime. La contadora sigue revisando y confirmando cada liquidación — el sistema no reemplaza su control, se lo simplifica. Planta liquida bajo el convenio</w:t>
+      </w:r>
+      <w:r>
+        <w:t xml:space="preserve"> </w:t>
+      </w:r>
+      <w:r>
+        <w:rPr>
+          <w:b/>
+          <w:bCs/>
+        </w:rPr>
+        <w:t xml:space="preserve">UOM CCT 260/75 rama 17</w:t>
+      </w:r>
+      <w:r>
+        <w:t xml:space="preserve">; administración,</w:t>
+      </w:r>
+      <w:r>
+        <w:t xml:space="preserve"> </w:t>
+      </w:r>
+      <w:r>
+        <w:rPr>
+          <w:b/>
+          <w:bCs/>
+        </w:rPr>
+        <w:t xml:space="preserve">fuera de convenio</w:t>
+      </w:r>
+      <w:r>
+        <w:t xml:space="preserve">.</w:t>
+      </w:r>
+    </w:p>
+    <w:p>
+      <w:pPr>
+        <w:pStyle w:val="BodyText"/>
+      </w:pPr>
+      <w:r>
+        <w:t xml:space="preserve">Antes de liquidar el primer período hay que cargar tres cosas, en este orden:</w:t>
+      </w:r>
+      <w:r>
+        <w:t xml:space="preserve"> </w:t>
+      </w:r>
+      <w:r>
+        <w:rPr>
+          <w:b/>
+          <w:bCs/>
+        </w:rPr>
+        <w:t xml:space="preserve">Escalas y parámetros</w:t>
+      </w:r>
+      <w:r>
+        <w:t xml:space="preserve">, el</w:t>
+      </w:r>
+      <w:r>
+        <w:t xml:space="preserve"> </w:t>
+      </w:r>
+      <w:r>
+        <w:rPr>
+          <w:b/>
+          <w:bCs/>
+        </w:rPr>
+        <w:t xml:space="preserve">legajo</w:t>
+      </w:r>
+      <w:r>
+        <w:t xml:space="preserve"> </w:t>
+      </w:r>
+      <w:r>
+        <w:t xml:space="preserve">de cada empleado y las</w:t>
+      </w:r>
+      <w:r>
+        <w:t xml:space="preserve"> </w:t>
+      </w:r>
+      <w:r>
+        <w:rPr>
+          <w:b/>
+          <w:bCs/>
+        </w:rPr>
+        <w:t xml:space="preserve">novedades</w:t>
+      </w:r>
+      <w:r>
+        <w:t xml:space="preserve"> </w:t>
+      </w:r>
+      <w:r>
+        <w:t xml:space="preserve">del período.</w:t>
+      </w:r>
+    </w:p>
+    <w:bookmarkStart w:id="63" w:name="X59352d794e45ba73ec24f97a1ff6f63202d1261"/>
     <w:p>
       <w:pPr>
         <w:pStyle w:val="Heading4"/>
       </w:pPr>
       <w:r>
-        <w:t xml:space="preserve">Legajo del empleado</w:t>
+        <w:t xml:space="preserve">Escalas y parámetros (Sueldos → Novedades →</w:t>
+      </w:r>
+      <w:r>
+        <w:t xml:space="preserve"> </w:t>
+      </w:r>
+      <w:r>
+        <w:rPr>
+          <w:b/>
+          <w:bCs/>
+        </w:rPr>
+        <w:t xml:space="preserve">Escalas y parámetros</w:t>
+      </w:r>
+      <w:r>
+        <w:t xml:space="preserve">, solo administrador)</w:t>
       </w:r>
     </w:p>
     <w:p>
@@ -19252,7 +19390,23 @@
         <w:pStyle w:val="FirstParagraph"/>
       </w:pPr>
       <w:r>
-        <w:t xml:space="preserve">El modal de empleado tiene cinco pestañas:</w:t>
+        <w:t xml:space="preserve">Cuatro pestañas, todas con</w:t>
+      </w:r>
+      <w:r>
+        <w:t xml:space="preserve"> </w:t>
+      </w:r>
+      <w:r>
+        <w:rPr>
+          <w:b/>
+          <w:bCs/>
+        </w:rPr>
+        <w:t xml:space="preserve">historial por vigencia</w:t>
+      </w:r>
+      <w:r>
+        <w:t xml:space="preserve"> </w:t>
+      </w:r>
+      <w:r>
+        <w:t xml:space="preserve">(cada cambio se carga con la fecha desde la que rige; el motor usa siempre la vigente al último día del período que estás liquidando):</w:t>
       </w:r>
     </w:p>
     <w:p>
@@ -19268,22 +19422,29 @@
           <w:b/>
           <w:bCs/>
         </w:rPr>
-        <w:t xml:space="preserve">Datos:</w:t>
-      </w:r>
-      <w:r>
-        <w:t xml:space="preserve"> </w:t>
-      </w:r>
-      <w:r>
-        <w:t xml:space="preserve">legajo, nombre, CUIL, centro de costo, modalidad (jornal / mensualizado), fecha de ingreso, categoría, obra social, nombre tal como figura en las órdenes de producción (para</w:t>
-      </w:r>
-      <w:r>
-        <w:t xml:space="preserve"> </w:t>
-      </w:r>
-      <w:r>
-        <w:t xml:space="preserve">“Traer horas de planta”</w:t>
-      </w:r>
-      <w:r>
-        <w:t xml:space="preserve">), tarea, contratación, lugar de pago, banco.</w:t>
+        <w:t xml:space="preserve">Escala salarial:</w:t>
+      </w:r>
+      <w:r>
+        <w:t xml:space="preserve"> </w:t>
+      </w:r>
+      <w:r>
+        <w:t xml:space="preserve">valor hora o básico mensual por categoría UOM (Ingresante, Operario, Oficial…) y por categoría mensualizada (Administrativo, Técnico).</w:t>
+      </w:r>
+      <w:r>
+        <w:t xml:space="preserve"> </w:t>
+      </w:r>
+      <w:r>
+        <w:rPr>
+          <w:b/>
+          <w:bCs/>
+        </w:rPr>
+        <w:t xml:space="preserve">+ Nueva vigencia</w:t>
+      </w:r>
+      <w:r>
+        <w:t xml:space="preserve"> </w:t>
+      </w:r>
+      <w:r>
+        <w:t xml:space="preserve">copia la tabla actual a una fecha nueva aplicando un % de aumento parejo. Si una categoría queda en 0, el motor avisa al liquidar a un empleado de esa categoría.</w:t>
       </w:r>
     </w:p>
     <w:p>
@@ -19299,103 +19460,45 @@
           <w:b/>
           <w:bCs/>
         </w:rPr>
-        <w:t xml:space="preserve">Remuneración:</w:t>
-      </w:r>
-      <w:r>
-        <w:t xml:space="preserve"> </w:t>
-      </w:r>
-      <w:r>
-        <w:rPr>
-          <w:b/>
-          <w:bCs/>
-        </w:rPr>
-        <w:t xml:space="preserve">convenio</w:t>
-      </w:r>
-      <w:r>
-        <w:t xml:space="preserve"> </w:t>
-      </w:r>
-      <w:r>
-        <w:t xml:space="preserve">(UOM o fuera de convenio — cambia qué campos siguen),</w:t>
-      </w:r>
-      <w:r>
-        <w:t xml:space="preserve"> </w:t>
-      </w:r>
-      <w:r>
-        <w:rPr>
-          <w:b/>
-          <w:bCs/>
-        </w:rPr>
-        <w:t xml:space="preserve">categoría de la escala salarial</w:t>
-      </w:r>
-      <w:r>
-        <w:t xml:space="preserve"> </w:t>
-      </w:r>
-      <w:r>
-        <w:t xml:space="preserve">(UOM) o</w:t>
-      </w:r>
-      <w:r>
-        <w:t xml:space="preserve"> </w:t>
-      </w:r>
-      <w:r>
-        <w:rPr>
-          <w:b/>
-          <w:bCs/>
-        </w:rPr>
-        <w:t xml:space="preserve">sueldo pactado</w:t>
-      </w:r>
-      <w:r>
-        <w:t xml:space="preserve"> </w:t>
-      </w:r>
-      <w:r>
-        <w:t xml:space="preserve">(fuera de convenio), horas semanales, % de antigüedad (solo fuera de convenio; en UOM lo define el convenio), fecha de ingreso reconocida (si difiere de la real, para antigüedad de otro empleador), afiliado al sindicato, cobra presentismo. Abajo, tres datos de la Ley 27.802 que se dejan vacíos si no aplican:</w:t>
-      </w:r>
-      <w:r>
-        <w:t xml:space="preserve"> </w:t>
-      </w:r>
-      <w:r>
-        <w:rPr>
-          <w:b/>
-          <w:bCs/>
-        </w:rPr>
-        <w:t xml:space="preserve">alta bajo RIFL</w:t>
-      </w:r>
-      <w:r>
-        <w:t xml:space="preserve"> </w:t>
-      </w:r>
-      <w:r>
-        <w:t xml:space="preserve">(contribuciones reducidas por 48 meses para altas que encuadran en el régimen de formalización; es optativo y se ejerce en ARCA al dar el alta),</w:t>
-      </w:r>
-      <w:r>
-        <w:t xml:space="preserve"> </w:t>
-      </w:r>
-      <w:r>
-        <w:rPr>
-          <w:b/>
-          <w:bCs/>
-        </w:rPr>
-        <w:t xml:space="preserve">vencimiento del contrato a plazo fijo</w:t>
-      </w:r>
-      <w:r>
-        <w:t xml:space="preserve"> </w:t>
-      </w:r>
-      <w:r>
-        <w:t xml:space="preserve">y</w:t>
-      </w:r>
-      <w:r>
-        <w:t xml:space="preserve"> </w:t>
-      </w:r>
-      <w:r>
-        <w:rPr>
-          <w:b/>
-          <w:bCs/>
-        </w:rPr>
-        <w:t xml:space="preserve">banco de horas</w:t>
-      </w:r>
-      <w:r>
-        <w:t xml:space="preserve"> </w:t>
-      </w:r>
-      <w:r>
-        <w:t xml:space="preserve">(tilde + fecha del acuerdo escrito).</w:t>
+        <w:t xml:space="preserve">Convenio:</w:t>
+      </w:r>
+      <w:r>
+        <w:t xml:space="preserve"> </w:t>
+      </w:r>
+      <w:r>
+        <w:t xml:space="preserve">IMGR (ingreso mínimo garantizado), no remunerativo de paritaria, % de antigüedad, horas del mes y del día, % de presentismo, tolerancia de ausencias, sepelio, seguro de vida colectivo (SCVO), cuota sindical, redondeo del neto y</w:t>
+      </w:r>
+      <w:r>
+        <w:t xml:space="preserve"> </w:t>
+      </w:r>
+      <w:r>
+        <w:rPr>
+          <w:b/>
+          <w:bCs/>
+        </w:rPr>
+        <w:t xml:space="preserve">período de prueba</w:t>
+      </w:r>
+      <w:r>
+        <w:t xml:space="preserve"> </w:t>
+      </w:r>
+      <w:r>
+        <w:t xml:space="preserve">en meses (6 por ley; el CCT puede llevarlo a 8 o 12 — en período de prueba no hay indemnización ni preaviso). El</w:t>
+      </w:r>
+      <w:r>
+        <w:t xml:space="preserve"> </w:t>
+      </w:r>
+      <w:r>
+        <w:rPr>
+          <w:b/>
+          <w:bCs/>
+        </w:rPr>
+        <w:t xml:space="preserve">aporte solidario</w:t>
+      </w:r>
+      <w:r>
+        <w:t xml:space="preserve"> </w:t>
+      </w:r>
+      <w:r>
+        <w:t xml:space="preserve">de los no afiliados tiene tope legal del 2 %: si cargás más, el campo te avisa en rojo y la liquidación muestra la alerta. La cuota sindical de los afiliados no tiene ese tope.</w:t>
       </w:r>
     </w:p>
     <w:p>
@@ -19411,25 +19514,29 @@
           <w:b/>
           <w:bCs/>
         </w:rPr>
-        <w:t xml:space="preserve">Conceptos fijos:</w:t>
-      </w:r>
-      <w:r>
-        <w:t xml:space="preserve"> </w:t>
-      </w:r>
-      <w:r>
-        <w:t xml:space="preserve">adicionales fijos que se pagan todos los meses (% del básico o importe, ej. tarea peligrosa, título) y conceptos recurrentes con vigencia y cuotas (préstamos, cuotas de cualquier tipo) — cada cuota liquidada avanza sola el contador de</w:t>
-      </w:r>
-      <w:r>
-        <w:t xml:space="preserve"> </w:t>
-      </w:r>
-      <w:r>
-        <w:t xml:space="preserve">“pagas”</w:t>
-      </w:r>
-      <w:r>
-        <w:t xml:space="preserve"> </w:t>
-      </w:r>
-      <w:r>
-        <w:t xml:space="preserve">al confirmar.</w:t>
+        <w:t xml:space="preserve">Previsional:</w:t>
+      </w:r>
+      <w:r>
+        <w:t xml:space="preserve"> </w:t>
+      </w:r>
+      <w:r>
+        <w:t xml:space="preserve">topes mínimo y máximo de ANSES, detracción Ley 27.430, porcentajes de aportes (jubilación, INSSJP, obra social, adherentes) y de contribuciones patronales (Dec. 814/01), ART y</w:t>
+      </w:r>
+      <w:r>
+        <w:t xml:space="preserve"> </w:t>
+      </w:r>
+      <w:r>
+        <w:rPr>
+          <w:b/>
+          <w:bCs/>
+        </w:rPr>
+        <w:t xml:space="preserve">FAL</w:t>
+      </w:r>
+      <w:r>
+        <w:t xml:space="preserve"> </w:t>
+      </w:r>
+      <w:r>
+        <w:t xml:space="preserve">(Fondo de Asistencia Laboral, Ley 27.802): desde el 1/11/2026 el 2,5 % de la base SIPA para PyME (1 % grandes empresas). El sistema ya trae cargada esa vigencia; el FAL se paga con el F.931 y baja en la misma proporción la contribución de jubilación, así que el costo total no cambia. Si ARCA posterga la fecha, editá o borrá la vigencia 2026-11-01.</w:t>
       </w:r>
     </w:p>
     <w:p>
@@ -19451,41 +19558,7 @@
         <w:t xml:space="preserve"> </w:t>
       </w:r>
       <w:r>
-        <w:t xml:space="preserve">tildá</w:t>
-      </w:r>
-      <w:r>
-        <w:t xml:space="preserve"> </w:t>
-      </w:r>
-      <w:r>
-        <w:t xml:space="preserve">“Se retiene Impuesto a las Ganancias”</w:t>
-      </w:r>
-      <w:r>
-        <w:t xml:space="preserve"> </w:t>
-      </w:r>
-      <w:r>
-        <w:t xml:space="preserve">solo para los empleados alcanzados (4ª categoría); hijos con discapacidad; y la lista de deducciones informadas por F.572 web (alquiler, servicio doméstico, cuota médica, seguro de vida, intereses hipotecarios, donaciones, gastos educativos) con el importe mensual y el período de vigencia.</w:t>
-      </w:r>
-    </w:p>
-    <w:p>
-      <w:pPr>
-        <w:pStyle w:val="Compact"/>
-        <w:numPr>
-          <w:ilvl w:val="0"/>
-          <w:numId w:val="1029"/>
-        </w:numPr>
-      </w:pPr>
-      <w:r>
-        <w:rPr>
-          <w:b/>
-          <w:bCs/>
-        </w:rPr>
-        <w:t xml:space="preserve">ARCA:</w:t>
-      </w:r>
-      <w:r>
-        <w:t xml:space="preserve"> </w:t>
-      </w:r>
-      <w:r>
-        <w:t xml:space="preserve">los datos del F.931/LSD que ya existían (CBU, forma de pago, obra social, cónyuge, hijos, marcas, códigos de situación/condición/actividad/modalidad).</w:t>
+        <w:t xml:space="preserve">las tablas semestrales (enero y julio) con el Ganancia No Imponible, deducción especial, cónyuge, hijo, hijo con discapacidad y los 9 tramos de la escala. Cargá la tabla nueva apenas ARCA publique los valores del semestre.</w:t>
       </w:r>
     </w:p>
     <w:p>
@@ -19493,57 +19566,34 @@
         <w:pStyle w:val="FirstParagraph"/>
       </w:pPr>
       <w:r>
-        <w:rPr>
-          <w:b/>
-          <w:bCs/>
-        </w:rPr>
-        <w:t xml:space="preserve">Baja de empleado</w:t>
-      </w:r>
-      <w:r>
-        <w:t xml:space="preserve"> </w:t>
-      </w:r>
-      <w:r>
-        <w:t xml:space="preserve">(botón en el legajo, oculto si ya está dado de baja): fecha de egreso, causa (renuncia, despido sin causa, despido con causa, mutuo acuerdo, fin de contrato, fallecimiento), si hubo preaviso otorgado, tope indemnizatorio del CCT (se precarga desde Configuración) y días de vacaciones ya gozadas en el año. El preview muestra los renglones que va a generar (proporcionales del mes, SAC proporcional, vacaciones no gozadas y, si corresponde, indemnización por antigüedad + preaviso + integración del mes) antes de crear la liquidación de tipo</w:t>
-      </w:r>
-      <w:r>
-        <w:t xml:space="preserve"> </w:t>
-      </w:r>
-      <w:r>
-        <w:rPr>
-          <w:b/>
-          <w:bCs/>
-        </w:rPr>
-        <w:t xml:space="preserve">final</w:t>
-      </w:r>
-      <w:r>
-        <w:t xml:space="preserve"> </w:t>
-      </w:r>
-      <w:r>
-        <w:t xml:space="preserve">en borrador. El empleado no queda dado de baja hasta que confirmás esa liquidación.</w:t>
-      </w:r>
-    </w:p>
-    <w:p>
-      <w:pPr>
-        <w:pStyle w:val="BodyText"/>
-      </w:pPr>
-      <w:r>
-        <w:t xml:space="preserve">Cómo calcula la baja desde la</w:t>
-      </w:r>
-      <w:r>
-        <w:t xml:space="preserve"> </w:t>
-      </w:r>
-      <w:r>
-        <w:rPr>
-          <w:b/>
-          <w:bCs/>
-        </w:rPr>
-        <w:t xml:space="preserve">Ley 27.802</w:t>
-      </w:r>
-      <w:r>
-        <w:t xml:space="preserve"> </w:t>
-      </w:r>
-      <w:r>
-        <w:t xml:space="preserve">(Modernización Laboral):</w:t>
+        <w:t xml:space="preserve">Estos parámetros son de configuración: sus alertas (categoría sin valor, parámetro vacío) se ven solo al entrar a esta página, no en el panel</w:t>
+      </w:r>
+      <w:r>
+        <w:t xml:space="preserve"> </w:t>
+      </w:r>
+      <w:r>
+        <w:t xml:space="preserve">“Para hoy”</w:t>
+      </w:r>
+      <w:r>
+        <w:t xml:space="preserve">.</w:t>
+      </w:r>
+    </w:p>
+    <w:bookmarkEnd w:id="63"/>
+    <w:bookmarkStart w:id="64" w:name="legajo-del-empleado"/>
+    <w:p>
+      <w:pPr>
+        <w:pStyle w:val="Heading4"/>
+      </w:pPr>
+      <w:r>
+        <w:t xml:space="preserve">Legajo del empleado</w:t>
+      </w:r>
+    </w:p>
+    <w:p>
+      <w:pPr>
+        <w:pStyle w:val="FirstParagraph"/>
+      </w:pPr>
+      <w:r>
+        <w:t xml:space="preserve">El modal de empleado tiene cinco pestañas:</w:t>
       </w:r>
     </w:p>
     <w:p>
@@ -19559,29 +19609,22 @@
           <w:b/>
           <w:bCs/>
         </w:rPr>
-        <w:t xml:space="preserve">Base de la indemnización:</w:t>
-      </w:r>
-      <w:r>
-        <w:t xml:space="preserve"> </w:t>
-      </w:r>
-      <w:r>
-        <w:t xml:space="preserve">la mejor remuneración mensual, normal y habitual de los</w:t>
-      </w:r>
-      <w:r>
-        <w:t xml:space="preserve"> </w:t>
-      </w:r>
-      <w:r>
-        <w:rPr>
-          <w:b/>
-          <w:bCs/>
-        </w:rPr>
-        <w:t xml:space="preserve">últimos 12 meses</w:t>
-      </w:r>
-      <w:r>
-        <w:t xml:space="preserve"> </w:t>
-      </w:r>
-      <w:r>
-        <w:t xml:space="preserve">liquidados. No cuentan el aguinaldo ni las vacaciones. Las horas extras, feriados trabajados, premios y bonos sólo entran si se pagaron al menos 6 meses en el año, y entran promediados (últimos 6 meses o el año, lo que dé más). El preview te muestra la base usada en las alertas.</w:t>
+        <w:t xml:space="preserve">Datos:</w:t>
+      </w:r>
+      <w:r>
+        <w:t xml:space="preserve"> </w:t>
+      </w:r>
+      <w:r>
+        <w:t xml:space="preserve">legajo, nombre, CUIL, centro de costo, modalidad (jornal / mensualizado), fecha de ingreso, categoría, obra social, nombre tal como figura en las órdenes de producción (para</w:t>
+      </w:r>
+      <w:r>
+        <w:t xml:space="preserve"> </w:t>
+      </w:r>
+      <w:r>
+        <w:t xml:space="preserve">“Traer horas de planta”</w:t>
+      </w:r>
+      <w:r>
+        <w:t xml:space="preserve">), tarea, contratación, lugar de pago, banco.</w:t>
       </w:r>
     </w:p>
     <w:p>
@@ -19597,13 +19640,103 @@
           <w:b/>
           <w:bCs/>
         </w:rPr>
-        <w:t xml:space="preserve">Tope del convenio con piso:</w:t>
-      </w:r>
-      <w:r>
-        <w:t xml:space="preserve"> </w:t>
-      </w:r>
-      <w:r>
-        <w:t xml:space="preserve">si cargaste el tope indemnizatorio y queda por debajo del 67 % de esa remuneración, el sistema aplica el 67 %.</w:t>
+        <w:t xml:space="preserve">Remuneración:</w:t>
+      </w:r>
+      <w:r>
+        <w:t xml:space="preserve"> </w:t>
+      </w:r>
+      <w:r>
+        <w:rPr>
+          <w:b/>
+          <w:bCs/>
+        </w:rPr>
+        <w:t xml:space="preserve">convenio</w:t>
+      </w:r>
+      <w:r>
+        <w:t xml:space="preserve"> </w:t>
+      </w:r>
+      <w:r>
+        <w:t xml:space="preserve">(UOM o fuera de convenio — cambia qué campos siguen),</w:t>
+      </w:r>
+      <w:r>
+        <w:t xml:space="preserve"> </w:t>
+      </w:r>
+      <w:r>
+        <w:rPr>
+          <w:b/>
+          <w:bCs/>
+        </w:rPr>
+        <w:t xml:space="preserve">categoría de la escala salarial</w:t>
+      </w:r>
+      <w:r>
+        <w:t xml:space="preserve"> </w:t>
+      </w:r>
+      <w:r>
+        <w:t xml:space="preserve">(UOM) o</w:t>
+      </w:r>
+      <w:r>
+        <w:t xml:space="preserve"> </w:t>
+      </w:r>
+      <w:r>
+        <w:rPr>
+          <w:b/>
+          <w:bCs/>
+        </w:rPr>
+        <w:t xml:space="preserve">sueldo pactado</w:t>
+      </w:r>
+      <w:r>
+        <w:t xml:space="preserve"> </w:t>
+      </w:r>
+      <w:r>
+        <w:t xml:space="preserve">(fuera de convenio), horas semanales, % de antigüedad (solo fuera de convenio; en UOM lo define el convenio), fecha de ingreso reconocida (si difiere de la real, para antigüedad de otro empleador), afiliado al sindicato, cobra presentismo. Abajo, tres datos de la Ley 27.802 que se dejan vacíos si no aplican:</w:t>
+      </w:r>
+      <w:r>
+        <w:t xml:space="preserve"> </w:t>
+      </w:r>
+      <w:r>
+        <w:rPr>
+          <w:b/>
+          <w:bCs/>
+        </w:rPr>
+        <w:t xml:space="preserve">alta bajo RIFL</w:t>
+      </w:r>
+      <w:r>
+        <w:t xml:space="preserve"> </w:t>
+      </w:r>
+      <w:r>
+        <w:t xml:space="preserve">(contribuciones reducidas por 48 meses para altas que encuadran en el régimen de formalización; es optativo y se ejerce en ARCA al dar el alta),</w:t>
+      </w:r>
+      <w:r>
+        <w:t xml:space="preserve"> </w:t>
+      </w:r>
+      <w:r>
+        <w:rPr>
+          <w:b/>
+          <w:bCs/>
+        </w:rPr>
+        <w:t xml:space="preserve">vencimiento del contrato a plazo fijo</w:t>
+      </w:r>
+      <w:r>
+        <w:t xml:space="preserve"> </w:t>
+      </w:r>
+      <w:r>
+        <w:t xml:space="preserve">y</w:t>
+      </w:r>
+      <w:r>
+        <w:t xml:space="preserve"> </w:t>
+      </w:r>
+      <w:r>
+        <w:rPr>
+          <w:b/>
+          <w:bCs/>
+        </w:rPr>
+        <w:t xml:space="preserve">banco de horas</w:t>
+      </w:r>
+      <w:r>
+        <w:t xml:space="preserve"> </w:t>
+      </w:r>
+      <w:r>
+        <w:t xml:space="preserve">(tilde + fecha del acuerdo escrito).</w:t>
       </w:r>
     </w:p>
     <w:p>
@@ -19619,13 +19752,25 @@
           <w:b/>
           <w:bCs/>
         </w:rPr>
-        <w:t xml:space="preserve">Período de prueba</w:t>
-      </w:r>
-      <w:r>
-        <w:t xml:space="preserve"> </w:t>
-      </w:r>
-      <w:r>
-        <w:t xml:space="preserve">(6 meses, o lo que diga Escalas y parámetros → Convenio): sólo proporcionales. No hay indemnización ni preaviso.</w:t>
+        <w:t xml:space="preserve">Conceptos fijos:</w:t>
+      </w:r>
+      <w:r>
+        <w:t xml:space="preserve"> </w:t>
+      </w:r>
+      <w:r>
+        <w:t xml:space="preserve">adicionales fijos que se pagan todos los meses (% del básico o importe, ej. tarea peligrosa, título) y conceptos recurrentes con vigencia y cuotas (préstamos, cuotas de cualquier tipo) — cada cuota liquidada avanza sola el contador de</w:t>
+      </w:r>
+      <w:r>
+        <w:t xml:space="preserve"> </w:t>
+      </w:r>
+      <w:r>
+        <w:t xml:space="preserve">“pagas”</w:t>
+      </w:r>
+      <w:r>
+        <w:t xml:space="preserve"> </w:t>
+      </w:r>
+      <w:r>
+        <w:t xml:space="preserve">al confirmar.</w:t>
       </w:r>
     </w:p>
     <w:p>
@@ -19641,13 +19786,25 @@
           <w:b/>
           <w:bCs/>
         </w:rPr>
-        <w:t xml:space="preserve">Preaviso:</w:t>
-      </w:r>
-      <w:r>
-        <w:t xml:space="preserve"> </w:t>
-      </w:r>
-      <w:r>
-        <w:t xml:space="preserve">un mes hasta 5 años de antigüedad, dos meses si los supera.</w:t>
+        <w:t xml:space="preserve">Ganancias:</w:t>
+      </w:r>
+      <w:r>
+        <w:t xml:space="preserve"> </w:t>
+      </w:r>
+      <w:r>
+        <w:t xml:space="preserve">tildá</w:t>
+      </w:r>
+      <w:r>
+        <w:t xml:space="preserve"> </w:t>
+      </w:r>
+      <w:r>
+        <w:t xml:space="preserve">“Se retiene Impuesto a las Ganancias”</w:t>
+      </w:r>
+      <w:r>
+        <w:t xml:space="preserve"> </w:t>
+      </w:r>
+      <w:r>
+        <w:t xml:space="preserve">solo para los empleados alcanzados (4ª categoría); hijos con discapacidad; y la lista de deducciones informadas por F.572 web (alquiler, servicio doméstico, cuota médica, seguro de vida, intereses hipotecarios, donaciones, gastos educativos) con el importe mensual y el período de vigencia.</w:t>
       </w:r>
     </w:p>
     <w:p>
@@ -19663,208 +19820,13 @@
           <w:b/>
           <w:bCs/>
         </w:rPr>
-        <w:t xml:space="preserve">Mutuo acuerdo (art. 241):</w:t>
-      </w:r>
-      <w:r>
-        <w:t xml:space="preserve"> </w:t>
-      </w:r>
-      <w:r>
-        <w:t xml:space="preserve">el sistema no calcula indemnización. Cargá en</w:t>
-      </w:r>
-      <w:r>
-        <w:t xml:space="preserve"> </w:t>
-      </w:r>
-      <w:r>
-        <w:rPr>
-          <w:b/>
-          <w:bCs/>
-        </w:rPr>
-        <w:t xml:space="preserve">Importe pactado</w:t>
-      </w:r>
-      <w:r>
-        <w:t xml:space="preserve"> </w:t>
-      </w:r>
-      <w:r>
-        <w:t xml:space="preserve">la suma acordada por escritura pública o ante la autoridad laboral; sale como</w:t>
-      </w:r>
-      <w:r>
-        <w:t xml:space="preserve"> </w:t>
-      </w:r>
-      <w:r>
-        <w:t xml:space="preserve">“Gratificación por cese”</w:t>
-      </w:r>
-      <w:r>
-        <w:t xml:space="preserve">.</w:t>
-      </w:r>
-    </w:p>
-    <w:p>
-      <w:pPr>
-        <w:pStyle w:val="Compact"/>
-        <w:numPr>
-          <w:ilvl w:val="0"/>
-          <w:numId w:val="1030"/>
-        </w:numPr>
-      </w:pPr>
-      <w:r>
-        <w:rPr>
-          <w:b/>
-          <w:bCs/>
-        </w:rPr>
-        <w:t xml:space="preserve">Fallecimiento:</w:t>
-      </w:r>
-      <w:r>
-        <w:t xml:space="preserve"> </w:t>
-      </w:r>
-      <w:r>
-        <w:t xml:space="preserve">la mitad de la indemnización por antigüedad, sin preaviso ni integración.</w:t>
-      </w:r>
-    </w:p>
-    <w:p>
-      <w:pPr>
-        <w:pStyle w:val="Compact"/>
-        <w:numPr>
-          <w:ilvl w:val="0"/>
-          <w:numId w:val="1030"/>
-        </w:numPr>
-      </w:pPr>
-      <w:r>
-        <w:rPr>
-          <w:b/>
-          <w:bCs/>
-        </w:rPr>
-        <w:t xml:space="preserve">Reingreso:</w:t>
-      </w:r>
-      <w:r>
-        <w:t xml:space="preserve"> </w:t>
-      </w:r>
-      <w:r>
-        <w:t xml:space="preserve">si el empleado ya había cobrado una indemnización por un cese anterior, cargá ese importe actualizado por IPC en</w:t>
-      </w:r>
-      <w:r>
-        <w:t xml:space="preserve"> </w:t>
-      </w:r>
-      <w:r>
-        <w:rPr>
-          <w:b/>
-          <w:bCs/>
-        </w:rPr>
-        <w:t xml:space="preserve">Indemnización anterior actualizada</w:t>
-      </w:r>
-      <w:r>
-        <w:t xml:space="preserve"> </w:t>
-      </w:r>
-      <w:r>
-        <w:t xml:space="preserve">y la</w:t>
-      </w:r>
-      <w:r>
-        <w:t xml:space="preserve"> </w:t>
-      </w:r>
-      <w:r>
-        <w:rPr>
-          <w:b/>
-          <w:bCs/>
-        </w:rPr>
-        <w:t xml:space="preserve">Fecha de reingreso</w:t>
-      </w:r>
-      <w:r>
-        <w:t xml:space="preserve">. El sistema descuenta lo cobrado, pero nunca deja menos de lo que corresponde por el último período trabajado.</w:t>
-      </w:r>
-    </w:p>
-    <w:p>
-      <w:pPr>
-        <w:pStyle w:val="Compact"/>
-        <w:numPr>
-          <w:ilvl w:val="0"/>
-          <w:numId w:val="1030"/>
-        </w:numPr>
-      </w:pPr>
-      <w:r>
-        <w:rPr>
-          <w:b/>
-          <w:bCs/>
-        </w:rPr>
-        <w:t xml:space="preserve">Contrato a plazo fijo:</w:t>
-      </w:r>
-      <w:r>
-        <w:t xml:space="preserve"> </w:t>
-      </w:r>
-      <w:r>
-        <w:t xml:space="preserve">si vence el plazo y el contrato duró un año o más, corresponde la mitad de la indemnización (causa</w:t>
-      </w:r>
-      <w:r>
-        <w:t xml:space="preserve"> </w:t>
-      </w:r>
-      <w:r>
-        <w:t xml:space="preserve">“Fin de contrato”</w:t>
-      </w:r>
-      <w:r>
-        <w:t xml:space="preserve">). Si lo despedís antes del vencimiento, elegí</w:t>
-      </w:r>
-      <w:r>
-        <w:t xml:space="preserve"> </w:t>
-      </w:r>
-      <w:r>
-        <w:t xml:space="preserve">“Despido sin causa”</w:t>
-      </w:r>
-      <w:r>
-        <w:t xml:space="preserve">: con la fecha de vencimiento cargada, la antigüedad se cuenta hasta ese día.</w:t>
-      </w:r>
-    </w:p>
-    <w:p>
-      <w:pPr>
-        <w:pStyle w:val="Compact"/>
-        <w:numPr>
-          <w:ilvl w:val="0"/>
-          <w:numId w:val="1030"/>
-        </w:numPr>
-      </w:pPr>
-      <w:r>
-        <w:rPr>
-          <w:b/>
-          <w:bCs/>
-        </w:rPr>
-        <w:t xml:space="preserve">Base a mano:</w:t>
-      </w:r>
-      <w:r>
-        <w:t xml:space="preserve"> </w:t>
-      </w:r>
-      <w:r>
-        <w:t xml:space="preserve">si el empleado tiene sueldos liquidados fuera del sistema durante el último año, el ERP no conoce esa historia y usa el sueldo vigente. En ese caso cargá vos la mejor remuneración normal y habitual en</w:t>
-      </w:r>
-      <w:r>
-        <w:t xml:space="preserve"> </w:t>
-      </w:r>
-      <w:r>
-        <w:rPr>
-          <w:b/>
-          <w:bCs/>
-        </w:rPr>
-        <w:t xml:space="preserve">Base indemnizatoria a mano</w:t>
-      </w:r>
-      <w:r>
-        <w:t xml:space="preserve">.</w:t>
-      </w:r>
-    </w:p>
-    <w:p>
-      <w:pPr>
-        <w:pStyle w:val="Compact"/>
-        <w:numPr>
-          <w:ilvl w:val="0"/>
-          <w:numId w:val="1030"/>
-        </w:numPr>
-      </w:pPr>
-      <w:r>
-        <w:rPr>
-          <w:b/>
-          <w:bCs/>
-        </w:rPr>
-        <w:t xml:space="preserve">Saldo de banco de horas:</w:t>
-      </w:r>
-      <w:r>
-        <w:t xml:space="preserve"> </w:t>
-      </w:r>
-      <w:r>
-        <w:t xml:space="preserve">si al egreso le quedan horas a favor, el preview lo avisa para que las liquides o compenses antes.</w:t>
+        <w:t xml:space="preserve">ARCA:</w:t>
+      </w:r>
+      <w:r>
+        <w:t xml:space="preserve"> </w:t>
+      </w:r>
+      <w:r>
+        <w:t xml:space="preserve">los datos del F.931/LSD que ya existían (CBU, forma de pago, obra social, cónyuge, hijos, marcas, códigos de situación/condición/actividad/modalidad).</w:t>
       </w:r>
     </w:p>
     <w:p>
@@ -19876,85 +19838,29 @@
           <w:b/>
           <w:bCs/>
         </w:rPr>
-        <w:t xml:space="preserve">Certificado de trabajo:</w:t>
-      </w:r>
-      <w:r>
-        <w:t xml:space="preserve"> </w:t>
-      </w:r>
-      <w:r>
-        <w:t xml:space="preserve">una vez cargada la fecha de egreso, en la lista de empleados aparece el botón</w:t>
-      </w:r>
-      <w:r>
-        <w:t xml:space="preserve"> </w:t>
-      </w:r>
-      <w:r>
-        <w:rPr>
-          <w:b/>
-          <w:bCs/>
-        </w:rPr>
-        <w:t xml:space="preserve">Certificado</w:t>
-      </w:r>
-      <w:r>
-        <w:t xml:space="preserve">. Imprime el certificado del art. 80 (datos de la relación, función, remuneraciones de los últimos 12 meses, capacitaciones y constancia de aportes) y deja registrada la fecha de emisión. Hay</w:t>
-      </w:r>
-      <w:r>
-        <w:t xml:space="preserve"> </w:t>
-      </w:r>
-      <w:r>
-        <w:rPr>
-          <w:b/>
-          <w:bCs/>
-        </w:rPr>
-        <w:t xml:space="preserve">45 días hábiles</w:t>
-      </w:r>
-      <w:r>
-        <w:t xml:space="preserve"> </w:t>
-      </w:r>
-      <w:r>
-        <w:t xml:space="preserve">desde el egreso para entregarlo; mientras no lo emitas, el panel</w:t>
-      </w:r>
-      <w:r>
-        <w:t xml:space="preserve"> </w:t>
-      </w:r>
-      <w:r>
-        <w:t xml:space="preserve">“Para hoy”</w:t>
-      </w:r>
-      <w:r>
-        <w:t xml:space="preserve"> </w:t>
-      </w:r>
-      <w:r>
-        <w:t xml:space="preserve">te lo recuerda.</w:t>
-      </w:r>
-    </w:p>
-    <w:bookmarkEnd w:id="63"/>
-    <w:bookmarkStart w:id="64" w:name="novedades-por-período-sueldos-novedades"/>
-    <w:p>
-      <w:pPr>
-        <w:pStyle w:val="Heading4"/>
-      </w:pPr>
-      <w:r>
-        <w:t xml:space="preserve">Novedades por período (Sueldos →</w:t>
-      </w:r>
-      <w:r>
-        <w:t xml:space="preserve"> </w:t>
-      </w:r>
-      <w:r>
-        <w:rPr>
-          <w:b/>
-          <w:bCs/>
-        </w:rPr>
-        <w:t xml:space="preserve">Novedades</w:t>
-      </w:r>
-      <w:r>
-        <w:t xml:space="preserve">)</w:t>
-      </w:r>
-    </w:p>
-    <w:p>
-      <w:pPr>
-        <w:pStyle w:val="FirstParagraph"/>
-      </w:pPr>
-      <w:r>
-        <w:t xml:space="preserve">Elegí período y tipo (mensual / 1ª quincena / 2ª quincena) y completá, por empleado, días trabajados, horas normales (jornales), horas extras al 50 % y al 100 %, feriados no trabajados y trabajados, ausencias injustificadas, días de enfermedad, accidente y licencia paga (con su tipo), días sin goce de sueldo, días de vacaciones, adelanto, premio por producción y observaciones. Sin fila cargada, el motor asume el período completo sin novedades.</w:t>
+        <w:t xml:space="preserve">Baja de empleado</w:t>
+      </w:r>
+      <w:r>
+        <w:t xml:space="preserve"> </w:t>
+      </w:r>
+      <w:r>
+        <w:t xml:space="preserve">(botón en el legajo, oculto si ya está dado de baja): fecha de egreso, causa (renuncia, despido sin causa, despido con causa, mutuo acuerdo, fin de contrato, fallecimiento), si hubo preaviso otorgado, tope indemnizatorio del CCT (se precarga desde Configuración) y días de vacaciones ya gozadas en el año. El preview muestra los renglones que va a generar (proporcionales del mes, SAC proporcional, vacaciones no gozadas y, si corresponde, indemnización por antigüedad + preaviso + integración del mes) antes de crear la liquidación de tipo</w:t>
+      </w:r>
+      <w:r>
+        <w:t xml:space="preserve"> </w:t>
+      </w:r>
+      <w:r>
+        <w:rPr>
+          <w:b/>
+          <w:bCs/>
+        </w:rPr>
+        <w:t xml:space="preserve">final</w:t>
+      </w:r>
+      <w:r>
+        <w:t xml:space="preserve"> </w:t>
+      </w:r>
+      <w:r>
+        <w:t xml:space="preserve">en borrador. El empleado no queda dado de baja hasta que confirmás esa liquidación.</w:t>
       </w:r>
     </w:p>
     <w:p>
@@ -19962,205 +19868,23 @@
         <w:pStyle w:val="BodyText"/>
       </w:pPr>
       <w:r>
-        <w:rPr>
-          <w:b/>
-          <w:bCs/>
-        </w:rPr>
-        <w:t xml:space="preserve">⏱ Precargar horas de planta</w:t>
-      </w:r>
-      <w:r>
-        <w:t xml:space="preserve"> </w:t>
-      </w:r>
-      <w:r>
-        <w:t xml:space="preserve">suma las horas productivas de los timers de Modo Planta del período (por la orden asignada al operario, vía el nombre cargado en el legajo) y las pone en</w:t>
-      </w:r>
-      <w:r>
-        <w:t xml:space="preserve"> </w:t>
-      </w:r>
-      <w:r>
-        <w:t xml:space="preserve">“Horas norm.”</w:t>
-      </w:r>
-      <w:r>
-        <w:t xml:space="preserve"> </w:t>
-      </w:r>
-      <w:r>
-        <w:t xml:space="preserve">de los jornales que la tengan vacía — no pisa lo que ya escribiste. Importante: los días de enfermedad, accidente o licencia paga van en sus propias columnas,</w:t>
-      </w:r>
-      <w:r>
-        <w:t xml:space="preserve"> </w:t>
-      </w:r>
-      <w:r>
-        <w:rPr>
-          <w:b/>
-          <w:bCs/>
-        </w:rPr>
-        <w:t xml:space="preserve">no</w:t>
-      </w:r>
-      <w:r>
-        <w:t xml:space="preserve"> </w:t>
-      </w:r>
-      <w:r>
-        <w:t xml:space="preserve">los sumes en</w:t>
-      </w:r>
-      <w:r>
-        <w:t xml:space="preserve"> </w:t>
-      </w:r>
-      <w:r>
-        <w:t xml:space="preserve">“Horas norm.”</w:t>
-      </w:r>
-      <w:r>
-        <w:t xml:space="preserve">: el motor de liquidación los computa aparte.</w:t>
-      </w:r>
-    </w:p>
-    <w:p>
-      <w:pPr>
-        <w:pStyle w:val="BodyText"/>
-      </w:pPr>
-      <w:r>
-        <w:rPr>
-          <w:b/>
-          <w:bCs/>
-        </w:rPr>
-        <w:t xml:space="preserve">Banco de horas:</w:t>
-      </w:r>
-      <w:r>
-        <w:t xml:space="preserve"> </w:t>
-      </w:r>
-      <w:r>
-        <w:t xml:space="preserve">para los empleados con acuerdo escrito cargado en el legajo se habilitan dos columnas. En</w:t>
-      </w:r>
-      <w:r>
-        <w:t xml:space="preserve"> </w:t>
-      </w:r>
-      <w:r>
-        <w:rPr>
-          <w:b/>
-          <w:bCs/>
-        </w:rPr>
-        <w:t xml:space="preserve">Banco +</w:t>
-      </w:r>
-      <w:r>
-        <w:t xml:space="preserve"> </w:t>
-      </w:r>
-      <w:r>
-        <w:t xml:space="preserve">van las horas extras trabajadas que se guardan en lugar de pagarse. En</w:t>
-      </w:r>
-      <w:r>
-        <w:t xml:space="preserve"> </w:t>
-      </w:r>
-      <w:r>
-        <w:rPr>
-          <w:b/>
-          <w:bCs/>
-        </w:rPr>
-        <w:t xml:space="preserve">Banco −</w:t>
-      </w:r>
-      <w:r>
-        <w:t xml:space="preserve"> </w:t>
-      </w:r>
-      <w:r>
-        <w:t xml:space="preserve">van las horas libres que se toma: al jornal se le pagan como horas normales; al mensualizado no le cambia el sueldo. Pasando el mouse por la celda ves el saldo. Si cargás horas de banco a alguien sin acuerdo, la liquidación avisa y no las compensa. La equivalencia es hora por hora; si el acuerdo dice otra cosa, cargá las horas ya convertidas.</w:t>
-      </w:r>
-    </w:p>
-    <w:p>
-      <w:pPr>
-        <w:pStyle w:val="BodyText"/>
-      </w:pPr>
-      <w:r>
-        <w:rPr>
-          <w:b/>
-          <w:bCs/>
-        </w:rPr>
-        <w:t xml:space="preserve">🏖 Traer vacaciones programadas</w:t>
-      </w:r>
-      <w:r>
-        <w:t xml:space="preserve"> </w:t>
-      </w:r>
-      <w:r>
-        <w:t xml:space="preserve">completa la columna</w:t>
-      </w:r>
-      <w:r>
-        <w:t xml:space="preserve"> </w:t>
-      </w:r>
-      <w:r>
-        <w:t xml:space="preserve">“Vacaciones (d)”</w:t>
-      </w:r>
-      <w:r>
-        <w:t xml:space="preserve"> </w:t>
-      </w:r>
-      <w:r>
-        <w:t xml:space="preserve">con los días cargados en Sueldos → Vacaciones que caen en el período. No pisa lo que ya escribiste.</w:t>
-      </w:r>
-    </w:p>
-    <w:bookmarkEnd w:id="64"/>
-    <w:bookmarkStart w:id="65" w:name="vacaciones-sueldos-vacaciones"/>
-    <w:p>
-      <w:pPr>
-        <w:pStyle w:val="Heading4"/>
-      </w:pPr>
-      <w:r>
-        <w:t xml:space="preserve">Vacaciones (Sueldos →</w:t>
-      </w:r>
-      <w:r>
-        <w:t xml:space="preserve"> </w:t>
-      </w:r>
-      <w:r>
-        <w:rPr>
-          <w:b/>
-          <w:bCs/>
-        </w:rPr>
-        <w:t xml:space="preserve">Vacaciones</w:t>
-      </w:r>
-      <w:r>
-        <w:t xml:space="preserve">)</w:t>
-      </w:r>
-    </w:p>
-    <w:p>
-      <w:pPr>
-        <w:pStyle w:val="FirstParagraph"/>
-      </w:pPr>
-      <w:r>
-        <w:t xml:space="preserve">Elegí el</w:t>
-      </w:r>
-      <w:r>
-        <w:t xml:space="preserve"> </w:t>
-      </w:r>
-      <w:r>
-        <w:rPr>
-          <w:b/>
-          <w:bCs/>
-        </w:rPr>
-        <w:t xml:space="preserve">año vacacional</w:t>
-      </w:r>
-      <w:r>
-        <w:t xml:space="preserve"> </w:t>
-      </w:r>
-      <w:r>
-        <w:t xml:space="preserve">(las vacaciones de un año se toman entre el 1/10 de ese año y el 30/4 del siguiente). Arriba ves, por empleado, cuántos días le corresponden por antigüedad, cuántos tiene programados y el saldo. Con</w:t>
-      </w:r>
-      <w:r>
-        <w:t xml:space="preserve"> </w:t>
-      </w:r>
-      <w:r>
-        <w:rPr>
-          <w:b/>
-          <w:bCs/>
-        </w:rPr>
-        <w:t xml:space="preserve">+ Programar</w:t>
-      </w:r>
-      <w:r>
-        <w:t xml:space="preserve"> </w:t>
-      </w:r>
-      <w:r>
-        <w:t xml:space="preserve">cargás un tramo: fechas, fecha de notificación y, si corresponde, el tilde de acuerdo para tomarlas fuera del período legal.</w:t>
-      </w:r>
-    </w:p>
-    <w:p>
-      <w:pPr>
-        <w:pStyle w:val="BodyText"/>
-      </w:pPr>
-      <w:r>
-        <w:t xml:space="preserve">El sistema valida lo que pide la ley mientras escribís:</w:t>
+        <w:t xml:space="preserve">Cómo calcula la baja desde la</w:t>
+      </w:r>
+      <w:r>
+        <w:t xml:space="preserve"> </w:t>
+      </w:r>
+      <w:r>
+        <w:rPr>
+          <w:b/>
+          <w:bCs/>
+        </w:rPr>
+        <w:t xml:space="preserve">Ley 27.802</w:t>
+      </w:r>
+      <w:r>
+        <w:t xml:space="preserve"> </w:t>
+      </w:r>
+      <w:r>
+        <w:t xml:space="preserve">(Modernización Laboral):</w:t>
       </w:r>
     </w:p>
     <w:p>
@@ -20172,20 +19896,33 @@
         </w:numPr>
       </w:pPr>
       <w:r>
-        <w:t xml:space="preserve">Cada tramo tiene que ser de</w:t>
-      </w:r>
-      <w:r>
-        <w:t xml:space="preserve"> </w:t>
-      </w:r>
-      <w:r>
-        <w:rPr>
-          <w:b/>
-          <w:bCs/>
-        </w:rPr>
-        <w:t xml:space="preserve">7 días o más</w:t>
-      </w:r>
-      <w:r>
-        <w:t xml:space="preserve">, salvo que sea todo el saldo que le queda.</w:t>
+        <w:rPr>
+          <w:b/>
+          <w:bCs/>
+        </w:rPr>
+        <w:t xml:space="preserve">Base de la indemnización:</w:t>
+      </w:r>
+      <w:r>
+        <w:t xml:space="preserve"> </w:t>
+      </w:r>
+      <w:r>
+        <w:t xml:space="preserve">la mejor remuneración mensual, normal y habitual de los</w:t>
+      </w:r>
+      <w:r>
+        <w:t xml:space="preserve"> </w:t>
+      </w:r>
+      <w:r>
+        <w:rPr>
+          <w:b/>
+          <w:bCs/>
+        </w:rPr>
+        <w:t xml:space="preserve">últimos 12 meses</w:t>
+      </w:r>
+      <w:r>
+        <w:t xml:space="preserve"> </w:t>
+      </w:r>
+      <w:r>
+        <w:t xml:space="preserve">liquidados. No cuentan el aguinaldo ni las vacaciones. Las horas extras, feriados trabajados, premios y bonos sólo entran si se pagaron al menos 6 meses en el año, y entran promediados (últimos 6 meses o el año, lo que dé más). El preview te muestra la base usada en las alertas.</w:t>
       </w:r>
     </w:p>
     <w:p>
@@ -20197,20 +19934,17 @@
         </w:numPr>
       </w:pPr>
       <w:r>
-        <w:t xml:space="preserve">La notificación escrita tiene que tener</w:t>
-      </w:r>
-      <w:r>
-        <w:t xml:space="preserve"> </w:t>
-      </w:r>
-      <w:r>
-        <w:rPr>
-          <w:b/>
-          <w:bCs/>
-        </w:rPr>
-        <w:t xml:space="preserve">30 días de anticipación</w:t>
-      </w:r>
-      <w:r>
-        <w:t xml:space="preserve">.</w:t>
+        <w:rPr>
+          <w:b/>
+          <w:bCs/>
+        </w:rPr>
+        <w:t xml:space="preserve">Tope del convenio con piso:</w:t>
+      </w:r>
+      <w:r>
+        <w:t xml:space="preserve"> </w:t>
+      </w:r>
+      <w:r>
+        <w:t xml:space="preserve">si cargaste el tope indemnizatorio y queda por debajo del 67 % de esa remuneración, el sistema aplica el 67 %.</w:t>
       </w:r>
     </w:p>
     <w:p>
@@ -20222,7 +19956,17 @@
         </w:numPr>
       </w:pPr>
       <w:r>
-        <w:t xml:space="preserve">Fuera del 1/10 al 30/4 hace falta acuerdo con el trabajador.</w:t>
+        <w:rPr>
+          <w:b/>
+          <w:bCs/>
+        </w:rPr>
+        <w:t xml:space="preserve">Período de prueba</w:t>
+      </w:r>
+      <w:r>
+        <w:t xml:space="preserve"> </w:t>
+      </w:r>
+      <w:r>
+        <w:t xml:space="preserve">(6 meses, o lo que diga Escalas y parámetros → Convenio): sólo proporcionales. No hay indemnización ni preaviso.</w:t>
       </w:r>
     </w:p>
     <w:p>
@@ -20234,7 +19978,17 @@
         </w:numPr>
       </w:pPr>
       <w:r>
-        <w:t xml:space="preserve">No puede superar los días que le corresponden.</w:t>
+        <w:rPr>
+          <w:b/>
+          <w:bCs/>
+        </w:rPr>
+        <w:t xml:space="preserve">Preaviso:</w:t>
+      </w:r>
+      <w:r>
+        <w:t xml:space="preserve"> </w:t>
+      </w:r>
+      <w:r>
+        <w:t xml:space="preserve">un mes hasta 5 años de antigüedad, dos meses si los supera.</w:t>
       </w:r>
     </w:p>
     <w:p>
@@ -20246,7 +20000,212 @@
         </w:numPr>
       </w:pPr>
       <w:r>
-        <w:t xml:space="preserve">Avisa si el empleado lleva dos años sin vacaciones en verano: le tocan al menos una vez cada tres años.</w:t>
+        <w:rPr>
+          <w:b/>
+          <w:bCs/>
+        </w:rPr>
+        <w:t xml:space="preserve">Mutuo acuerdo (art. 241):</w:t>
+      </w:r>
+      <w:r>
+        <w:t xml:space="preserve"> </w:t>
+      </w:r>
+      <w:r>
+        <w:t xml:space="preserve">el sistema no calcula indemnización. Cargá en</w:t>
+      </w:r>
+      <w:r>
+        <w:t xml:space="preserve"> </w:t>
+      </w:r>
+      <w:r>
+        <w:rPr>
+          <w:b/>
+          <w:bCs/>
+        </w:rPr>
+        <w:t xml:space="preserve">Importe pactado</w:t>
+      </w:r>
+      <w:r>
+        <w:t xml:space="preserve"> </w:t>
+      </w:r>
+      <w:r>
+        <w:t xml:space="preserve">la suma acordada por escritura pública o ante la autoridad laboral; sale como</w:t>
+      </w:r>
+      <w:r>
+        <w:t xml:space="preserve"> </w:t>
+      </w:r>
+      <w:r>
+        <w:t xml:space="preserve">“Gratificación por cese”</w:t>
+      </w:r>
+      <w:r>
+        <w:t xml:space="preserve">.</w:t>
+      </w:r>
+    </w:p>
+    <w:p>
+      <w:pPr>
+        <w:pStyle w:val="Compact"/>
+        <w:numPr>
+          <w:ilvl w:val="0"/>
+          <w:numId w:val="1031"/>
+        </w:numPr>
+      </w:pPr>
+      <w:r>
+        <w:rPr>
+          <w:b/>
+          <w:bCs/>
+        </w:rPr>
+        <w:t xml:space="preserve">Fallecimiento:</w:t>
+      </w:r>
+      <w:r>
+        <w:t xml:space="preserve"> </w:t>
+      </w:r>
+      <w:r>
+        <w:t xml:space="preserve">la mitad de la indemnización por antigüedad, sin preaviso ni integración.</w:t>
+      </w:r>
+    </w:p>
+    <w:p>
+      <w:pPr>
+        <w:pStyle w:val="Compact"/>
+        <w:numPr>
+          <w:ilvl w:val="0"/>
+          <w:numId w:val="1031"/>
+        </w:numPr>
+      </w:pPr>
+      <w:r>
+        <w:rPr>
+          <w:b/>
+          <w:bCs/>
+        </w:rPr>
+        <w:t xml:space="preserve">Reingreso:</w:t>
+      </w:r>
+      <w:r>
+        <w:t xml:space="preserve"> </w:t>
+      </w:r>
+      <w:r>
+        <w:t xml:space="preserve">si el empleado ya había cobrado una indemnización por un cese anterior, cargá ese importe actualizado por IPC en</w:t>
+      </w:r>
+      <w:r>
+        <w:t xml:space="preserve"> </w:t>
+      </w:r>
+      <w:r>
+        <w:rPr>
+          <w:b/>
+          <w:bCs/>
+        </w:rPr>
+        <w:t xml:space="preserve">Indemnización anterior actualizada</w:t>
+      </w:r>
+      <w:r>
+        <w:t xml:space="preserve"> </w:t>
+      </w:r>
+      <w:r>
+        <w:t xml:space="preserve">y la</w:t>
+      </w:r>
+      <w:r>
+        <w:t xml:space="preserve"> </w:t>
+      </w:r>
+      <w:r>
+        <w:rPr>
+          <w:b/>
+          <w:bCs/>
+        </w:rPr>
+        <w:t xml:space="preserve">Fecha de reingreso</w:t>
+      </w:r>
+      <w:r>
+        <w:t xml:space="preserve">. El sistema descuenta lo cobrado, pero nunca deja menos de lo que corresponde por el último período trabajado.</w:t>
+      </w:r>
+    </w:p>
+    <w:p>
+      <w:pPr>
+        <w:pStyle w:val="Compact"/>
+        <w:numPr>
+          <w:ilvl w:val="0"/>
+          <w:numId w:val="1031"/>
+        </w:numPr>
+      </w:pPr>
+      <w:r>
+        <w:rPr>
+          <w:b/>
+          <w:bCs/>
+        </w:rPr>
+        <w:t xml:space="preserve">Contrato a plazo fijo:</w:t>
+      </w:r>
+      <w:r>
+        <w:t xml:space="preserve"> </w:t>
+      </w:r>
+      <w:r>
+        <w:t xml:space="preserve">si vence el plazo y el contrato duró un año o más, corresponde la mitad de la indemnización (causa</w:t>
+      </w:r>
+      <w:r>
+        <w:t xml:space="preserve"> </w:t>
+      </w:r>
+      <w:r>
+        <w:t xml:space="preserve">“Fin de contrato”</w:t>
+      </w:r>
+      <w:r>
+        <w:t xml:space="preserve">). Si lo despedís antes del vencimiento, elegí</w:t>
+      </w:r>
+      <w:r>
+        <w:t xml:space="preserve"> </w:t>
+      </w:r>
+      <w:r>
+        <w:t xml:space="preserve">“Despido sin causa”</w:t>
+      </w:r>
+      <w:r>
+        <w:t xml:space="preserve">: con la fecha de vencimiento cargada, la antigüedad se cuenta hasta ese día.</w:t>
+      </w:r>
+    </w:p>
+    <w:p>
+      <w:pPr>
+        <w:pStyle w:val="Compact"/>
+        <w:numPr>
+          <w:ilvl w:val="0"/>
+          <w:numId w:val="1031"/>
+        </w:numPr>
+      </w:pPr>
+      <w:r>
+        <w:rPr>
+          <w:b/>
+          <w:bCs/>
+        </w:rPr>
+        <w:t xml:space="preserve">Base a mano:</w:t>
+      </w:r>
+      <w:r>
+        <w:t xml:space="preserve"> </w:t>
+      </w:r>
+      <w:r>
+        <w:t xml:space="preserve">si el empleado tiene sueldos liquidados fuera del sistema durante el último año, el ERP no conoce esa historia y usa el sueldo vigente. En ese caso cargá vos la mejor remuneración normal y habitual en</w:t>
+      </w:r>
+      <w:r>
+        <w:t xml:space="preserve"> </w:t>
+      </w:r>
+      <w:r>
+        <w:rPr>
+          <w:b/>
+          <w:bCs/>
+        </w:rPr>
+        <w:t xml:space="preserve">Base indemnizatoria a mano</w:t>
+      </w:r>
+      <w:r>
+        <w:t xml:space="preserve">.</w:t>
+      </w:r>
+    </w:p>
+    <w:p>
+      <w:pPr>
+        <w:pStyle w:val="Compact"/>
+        <w:numPr>
+          <w:ilvl w:val="0"/>
+          <w:numId w:val="1031"/>
+        </w:numPr>
+      </w:pPr>
+      <w:r>
+        <w:rPr>
+          <w:b/>
+          <w:bCs/>
+        </w:rPr>
+        <w:t xml:space="preserve">Saldo de banco de horas:</w:t>
+      </w:r>
+      <w:r>
+        <w:t xml:space="preserve"> </w:t>
+      </w:r>
+      <w:r>
+        <w:t xml:space="preserve">si al egreso le quedan horas a favor, el preview lo avisa para que las liquides o compenses antes.</w:t>
       </w:r>
     </w:p>
     <w:p>
@@ -20258,13 +20217,42 @@
           <w:b/>
           <w:bCs/>
         </w:rPr>
-        <w:t xml:space="preserve">🖨 Notificación</w:t>
-      </w:r>
-      <w:r>
-        <w:t xml:space="preserve"> </w:t>
-      </w:r>
-      <w:r>
-        <w:t xml:space="preserve">imprime la comunicación escrita en original y duplicado, con la fecha de reintegro, y registra la fecha de notificación si estaba vacía. El panel</w:t>
+        <w:t xml:space="preserve">Certificado de trabajo:</w:t>
+      </w:r>
+      <w:r>
+        <w:t xml:space="preserve"> </w:t>
+      </w:r>
+      <w:r>
+        <w:t xml:space="preserve">una vez cargada la fecha de egreso, en la lista de empleados aparece el botón</w:t>
+      </w:r>
+      <w:r>
+        <w:t xml:space="preserve"> </w:t>
+      </w:r>
+      <w:r>
+        <w:rPr>
+          <w:b/>
+          <w:bCs/>
+        </w:rPr>
+        <w:t xml:space="preserve">Certificado</w:t>
+      </w:r>
+      <w:r>
+        <w:t xml:space="preserve">. Imprime el certificado del art. 80 (datos de la relación, función, remuneraciones de los últimos 12 meses, capacitaciones y constancia de aportes) y deja registrada la fecha de emisión. Hay</w:t>
+      </w:r>
+      <w:r>
+        <w:t xml:space="preserve"> </w:t>
+      </w:r>
+      <w:r>
+        <w:rPr>
+          <w:b/>
+          <w:bCs/>
+        </w:rPr>
+        <w:t xml:space="preserve">45 días hábiles</w:t>
+      </w:r>
+      <w:r>
+        <w:t xml:space="preserve"> </w:t>
+      </w:r>
+      <w:r>
+        <w:t xml:space="preserve">desde el egreso para entregarlo; mientras no lo emitas, el panel</w:t>
       </w:r>
       <w:r>
         <w:t xml:space="preserve"> </w:t>
@@ -20276,17 +20264,196 @@
         <w:t xml:space="preserve"> </w:t>
       </w:r>
       <w:r>
-        <w:t xml:space="preserve">te avisa de las vacaciones que empiezan dentro de 45 días y todavía no se notificaron.</w:t>
+        <w:t xml:space="preserve">te lo recuerda.</w:t>
+      </w:r>
+    </w:p>
+    <w:bookmarkEnd w:id="64"/>
+    <w:bookmarkStart w:id="65" w:name="novedades-por-período-sueldos-novedades"/>
+    <w:p>
+      <w:pPr>
+        <w:pStyle w:val="Heading4"/>
+      </w:pPr>
+      <w:r>
+        <w:t xml:space="preserve">Novedades por período (Sueldos →</w:t>
+      </w:r>
+      <w:r>
+        <w:t xml:space="preserve"> </w:t>
+      </w:r>
+      <w:r>
+        <w:rPr>
+          <w:b/>
+          <w:bCs/>
+        </w:rPr>
+        <w:t xml:space="preserve">Novedades</w:t>
+      </w:r>
+      <w:r>
+        <w:t xml:space="preserve">)</w:t>
+      </w:r>
+    </w:p>
+    <w:p>
+      <w:pPr>
+        <w:pStyle w:val="FirstParagraph"/>
+      </w:pPr>
+      <w:r>
+        <w:t xml:space="preserve">Elegí período y tipo (mensual / 1ª quincena / 2ª quincena) y completá, por empleado, días trabajados, horas normales (jornales), horas extras al 50 % y al 100 %, feriados no trabajados y trabajados, ausencias injustificadas, días de enfermedad, accidente y licencia paga (con su tipo), días sin goce de sueldo, días de vacaciones, adelanto, premio por producción y observaciones. Sin fila cargada, el motor asume el período completo sin novedades.</w:t>
+      </w:r>
+    </w:p>
+    <w:p>
+      <w:pPr>
+        <w:pStyle w:val="BodyText"/>
+      </w:pPr>
+      <w:r>
+        <w:rPr>
+          <w:b/>
+          <w:bCs/>
+        </w:rPr>
+        <w:t xml:space="preserve">⏱ Precargar horas de planta</w:t>
+      </w:r>
+      <w:r>
+        <w:t xml:space="preserve"> </w:t>
+      </w:r>
+      <w:r>
+        <w:t xml:space="preserve">suma las horas productivas de los timers de Modo Planta del período (por la orden asignada al operario, vía el nombre cargado en el legajo) y las pone en</w:t>
+      </w:r>
+      <w:r>
+        <w:t xml:space="preserve"> </w:t>
+      </w:r>
+      <w:r>
+        <w:t xml:space="preserve">“Horas norm.”</w:t>
+      </w:r>
+      <w:r>
+        <w:t xml:space="preserve"> </w:t>
+      </w:r>
+      <w:r>
+        <w:t xml:space="preserve">de los jornales que la tengan vacía — no pisa lo que ya escribiste. Importante: los días de enfermedad, accidente o licencia paga van en sus propias columnas,</w:t>
+      </w:r>
+      <w:r>
+        <w:t xml:space="preserve"> </w:t>
+      </w:r>
+      <w:r>
+        <w:rPr>
+          <w:b/>
+          <w:bCs/>
+        </w:rPr>
+        <w:t xml:space="preserve">no</w:t>
+      </w:r>
+      <w:r>
+        <w:t xml:space="preserve"> </w:t>
+      </w:r>
+      <w:r>
+        <w:t xml:space="preserve">los sumes en</w:t>
+      </w:r>
+      <w:r>
+        <w:t xml:space="preserve"> </w:t>
+      </w:r>
+      <w:r>
+        <w:t xml:space="preserve">“Horas norm.”</w:t>
+      </w:r>
+      <w:r>
+        <w:t xml:space="preserve">: el motor de liquidación los computa aparte.</w:t>
+      </w:r>
+    </w:p>
+    <w:p>
+      <w:pPr>
+        <w:pStyle w:val="BodyText"/>
+      </w:pPr>
+      <w:r>
+        <w:rPr>
+          <w:b/>
+          <w:bCs/>
+        </w:rPr>
+        <w:t xml:space="preserve">Banco de horas:</w:t>
+      </w:r>
+      <w:r>
+        <w:t xml:space="preserve"> </w:t>
+      </w:r>
+      <w:r>
+        <w:t xml:space="preserve">para los empleados con acuerdo escrito cargado en el legajo se habilitan dos columnas. En</w:t>
+      </w:r>
+      <w:r>
+        <w:t xml:space="preserve"> </w:t>
+      </w:r>
+      <w:r>
+        <w:rPr>
+          <w:b/>
+          <w:bCs/>
+        </w:rPr>
+        <w:t xml:space="preserve">Banco +</w:t>
+      </w:r>
+      <w:r>
+        <w:t xml:space="preserve"> </w:t>
+      </w:r>
+      <w:r>
+        <w:t xml:space="preserve">van las horas extras trabajadas que se guardan en lugar de pagarse. En</w:t>
+      </w:r>
+      <w:r>
+        <w:t xml:space="preserve"> </w:t>
+      </w:r>
+      <w:r>
+        <w:rPr>
+          <w:b/>
+          <w:bCs/>
+        </w:rPr>
+        <w:t xml:space="preserve">Banco −</w:t>
+      </w:r>
+      <w:r>
+        <w:t xml:space="preserve"> </w:t>
+      </w:r>
+      <w:r>
+        <w:t xml:space="preserve">van las horas libres que se toma: al jornal se le pagan como horas normales; al mensualizado no le cambia el sueldo. Pasando el mouse por la celda ves el saldo. Si cargás horas de banco a alguien sin acuerdo, la liquidación avisa y no las compensa. La equivalencia es hora por hora; si el acuerdo dice otra cosa, cargá las horas ya convertidas.</w:t>
+      </w:r>
+    </w:p>
+    <w:p>
+      <w:pPr>
+        <w:pStyle w:val="BodyText"/>
+      </w:pPr>
+      <w:r>
+        <w:rPr>
+          <w:b/>
+          <w:bCs/>
+        </w:rPr>
+        <w:t xml:space="preserve">🏖 Traer vacaciones programadas</w:t>
+      </w:r>
+      <w:r>
+        <w:t xml:space="preserve"> </w:t>
+      </w:r>
+      <w:r>
+        <w:t xml:space="preserve">completa la columna</w:t>
+      </w:r>
+      <w:r>
+        <w:t xml:space="preserve"> </w:t>
+      </w:r>
+      <w:r>
+        <w:t xml:space="preserve">“Vacaciones (d)”</w:t>
+      </w:r>
+      <w:r>
+        <w:t xml:space="preserve"> </w:t>
+      </w:r>
+      <w:r>
+        <w:t xml:space="preserve">con los días cargados en Sueldos → Vacaciones que caen en el período. No pisa lo que ya escribiste.</w:t>
       </w:r>
     </w:p>
     <w:bookmarkEnd w:id="65"/>
-    <w:bookmarkStart w:id="66" w:name="liquidar-con-calcular"/>
+    <w:bookmarkStart w:id="66" w:name="vacaciones-sueldos-vacaciones"/>
     <w:p>
       <w:pPr>
         <w:pStyle w:val="Heading4"/>
       </w:pPr>
       <w:r>
-        <w:t xml:space="preserve">Liquidar con Calcular</w:t>
+        <w:t xml:space="preserve">Vacaciones (Sueldos →</w:t>
+      </w:r>
+      <w:r>
+        <w:t xml:space="preserve"> </w:t>
+      </w:r>
+      <w:r>
+        <w:rPr>
+          <w:b/>
+          <w:bCs/>
+        </w:rPr>
+        <w:t xml:space="preserve">Vacaciones</w:t>
+      </w:r>
+      <w:r>
+        <w:t xml:space="preserve">)</w:t>
       </w:r>
     </w:p>
     <w:p>
@@ -20294,33 +20461,47 @@
         <w:pStyle w:val="FirstParagraph"/>
       </w:pPr>
       <w:r>
-        <w:t xml:space="preserve">En la liquidación (Sueldos →</w:t>
-      </w:r>
-      <w:r>
-        <w:t xml:space="preserve"> </w:t>
-      </w:r>
-      <w:r>
-        <w:rPr>
-          <w:b/>
-          <w:bCs/>
-        </w:rPr>
-        <w:t xml:space="preserve">+ Liquidación</w:t>
-      </w:r>
-      <w:r>
-        <w:t xml:space="preserve">, período/tipo/fecha de pago como antes) apareció el botón</w:t>
-      </w:r>
-      <w:r>
-        <w:t xml:space="preserve"> </w:t>
-      </w:r>
-      <w:r>
-        <w:rPr>
-          <w:b/>
-          <w:bCs/>
-        </w:rPr>
-        <w:t xml:space="preserve">⚙ Calcular</w:t>
-      </w:r>
-      <w:r>
-        <w:t xml:space="preserve">: corre el motor para todos los empleados activos, usando la escala, el convenio, los parámetros previsionales, la tabla de Ganancias vigente y las novedades cargadas. Genera automáticamente el básico, antigüedad, presentismo, horas extras, feriados, licencias, vacaciones, el complemento IMGR, el no remunerativo de paritaria, los conceptos fijos y recurrentes del legajo, aportes con topes, sindicales, contribuciones y — si el empleado está marcado — la retención de Ganancias.</w:t>
+        <w:t xml:space="preserve">Elegí el</w:t>
+      </w:r>
+      <w:r>
+        <w:t xml:space="preserve"> </w:t>
+      </w:r>
+      <w:r>
+        <w:rPr>
+          <w:b/>
+          <w:bCs/>
+        </w:rPr>
+        <w:t xml:space="preserve">año vacacional</w:t>
+      </w:r>
+      <w:r>
+        <w:t xml:space="preserve"> </w:t>
+      </w:r>
+      <w:r>
+        <w:t xml:space="preserve">(las vacaciones de un año se toman entre el 1/10 de ese año y el 30/4 del siguiente). Arriba ves, por empleado, cuántos días le corresponden por antigüedad, cuántos tiene programados y el saldo. Con</w:t>
+      </w:r>
+      <w:r>
+        <w:t xml:space="preserve"> </w:t>
+      </w:r>
+      <w:r>
+        <w:rPr>
+          <w:b/>
+          <w:bCs/>
+        </w:rPr>
+        <w:t xml:space="preserve">+ Programar</w:t>
+      </w:r>
+      <w:r>
+        <w:t xml:space="preserve"> </w:t>
+      </w:r>
+      <w:r>
+        <w:t xml:space="preserve">cargás un tramo: fechas, fecha de notificación y, si corresponde, el tilde de acuerdo para tomarlas fuera del período legal.</w:t>
+      </w:r>
+    </w:p>
+    <w:p>
+      <w:pPr>
+        <w:pStyle w:val="BodyText"/>
+      </w:pPr>
+      <w:r>
+        <w:t xml:space="preserve">El sistema valida lo que pide la ley mientras escribís:</w:t>
       </w:r>
     </w:p>
     <w:p>
@@ -20332,50 +20513,20 @@
         </w:numPr>
       </w:pPr>
       <w:r>
-        <w:t xml:space="preserve">Cada renglón generado por el motor queda con</w:t>
-      </w:r>
-      <w:r>
-        <w:t xml:space="preserve"> </w:t>
-      </w:r>
-      <w:r>
-        <w:rPr>
-          <w:b/>
-          <w:bCs/>
-        </w:rPr>
-        <w:t xml:space="preserve">origen</w:t>
-      </w:r>
-      <w:r>
-        <w:rPr>
-          <w:b/>
-          <w:bCs/>
-        </w:rPr>
-        <w:t xml:space="preserve"> </w:t>
-      </w:r>
-      <w:r>
-        <w:rPr>
-          <w:b/>
-          <w:bCs/>
-        </w:rPr>
-        <w:t xml:space="preserve">“auto”</w:t>
-      </w:r>
-      <w:r>
-        <w:t xml:space="preserve">; si editás un renglón a mano, pasa a</w:t>
-      </w:r>
-      <w:r>
-        <w:t xml:space="preserve"> </w:t>
-      </w:r>
-      <w:r>
-        <w:rPr>
-          <w:b/>
-          <w:bCs/>
-        </w:rPr>
-        <w:t xml:space="preserve">“manual”</w:t>
-      </w:r>
-      <w:r>
-        <w:t xml:space="preserve"> </w:t>
-      </w:r>
-      <w:r>
-        <w:t xml:space="preserve">y Calcular no lo vuelve a tocar (así podés corregir un caso puntual sin perder el resto del cálculo).</w:t>
+        <w:t xml:space="preserve">Cada tramo tiene que ser de</w:t>
+      </w:r>
+      <w:r>
+        <w:t xml:space="preserve"> </w:t>
+      </w:r>
+      <w:r>
+        <w:rPr>
+          <w:b/>
+          <w:bCs/>
+        </w:rPr>
+        <w:t xml:space="preserve">7 días o más</w:t>
+      </w:r>
+      <w:r>
+        <w:t xml:space="preserve">, salvo que sea todo el saldo que le queda.</w:t>
       </w:r>
     </w:p>
     <w:p>
@@ -20387,28 +20538,20 @@
         </w:numPr>
       </w:pPr>
       <w:r>
-        <w:t xml:space="preserve">En el detalle de cada empleado, el ícono de traza junto a cada concepto muestra la fórmula exacta que usó el motor (por ejemplo</w:t>
-      </w:r>
-      <w:r>
-        <w:t xml:space="preserve"> </w:t>
-      </w:r>
-      <w:r>
-        <w:t xml:space="preserve">“4.485,97 × 90 h”</w:t>
-      </w:r>
-      <w:r>
-        <w:t xml:space="preserve"> </w:t>
-      </w:r>
-      <w:r>
-        <w:t xml:space="preserve">o</w:t>
-      </w:r>
-      <w:r>
-        <w:t xml:space="preserve"> </w:t>
-      </w:r>
-      <w:r>
-        <w:t xml:space="preserve">“básico × 1 % × 3 años”</w:t>
-      </w:r>
-      <w:r>
-        <w:t xml:space="preserve">).</w:t>
+        <w:t xml:space="preserve">La notificación escrita tiene que tener</w:t>
+      </w:r>
+      <w:r>
+        <w:t xml:space="preserve"> </w:t>
+      </w:r>
+      <w:r>
+        <w:rPr>
+          <w:b/>
+          <w:bCs/>
+        </w:rPr>
+        <w:t xml:space="preserve">30 días de anticipación</w:t>
+      </w:r>
+      <w:r>
+        <w:t xml:space="preserve">.</w:t>
       </w:r>
     </w:p>
     <w:p>
@@ -20420,17 +20563,7 @@
         </w:numPr>
       </w:pPr>
       <w:r>
-        <w:rPr>
-          <w:b/>
-          <w:bCs/>
-        </w:rPr>
-        <w:t xml:space="preserve">↺ Recalcular</w:t>
-      </w:r>
-      <w:r>
-        <w:t xml:space="preserve"> </w:t>
-      </w:r>
-      <w:r>
-        <w:t xml:space="preserve">(por empleado) descarta también los renglones manuales y vuelve a correr el motor de cero para ese empleado.</w:t>
+        <w:t xml:space="preserve">Fuera del 1/10 al 30/4 hace falta acuerdo con el trabajador.</w:t>
       </w:r>
     </w:p>
     <w:p>
@@ -20442,39 +20575,7 @@
         </w:numPr>
       </w:pPr>
       <w:r>
-        <w:t xml:space="preserve">Volver a apretar</w:t>
-      </w:r>
-      <w:r>
-        <w:t xml:space="preserve"> </w:t>
-      </w:r>
-      <w:r>
-        <w:rPr>
-          <w:b/>
-          <w:bCs/>
-        </w:rPr>
-        <w:t xml:space="preserve">⚙ Calcular</w:t>
-      </w:r>
-      <w:r>
-        <w:t xml:space="preserve"> </w:t>
-      </w:r>
-      <w:r>
-        <w:t xml:space="preserve">para todos conserva los renglones manuales cuyo código el motor no genera en esa corrida (para no duplicar), pero</w:t>
-      </w:r>
-      <w:r>
-        <w:t xml:space="preserve"> </w:t>
-      </w:r>
-      <w:r>
-        <w:rPr>
-          <w:b/>
-          <w:bCs/>
-        </w:rPr>
-        <w:t xml:space="preserve">si el código coincide con uno que el motor sí calcula, el renglón manual se pisa</w:t>
-      </w:r>
-      <w:r>
-        <w:t xml:space="preserve"> </w:t>
-      </w:r>
-      <w:r>
-        <w:t xml:space="preserve">— si necesitás mantener ese ajuste, volvé a cargarlo después de Calcular.</w:t>
+        <w:t xml:space="preserve">No puede superar los días que le corresponden.</w:t>
       </w:r>
     </w:p>
     <w:p>
@@ -20486,89 +20587,7 @@
         </w:numPr>
       </w:pPr>
       <w:r>
-        <w:t xml:space="preserve">El botón te avisa con alertas (no bloquean el guardado) cuando falta un valor de escala, un empleado no tiene fecha de ingreso, no hay novedad cargada, se superó un tope, se perdió el presentismo por ausencias, un préstamo llegó a la última cuota, etc.</w:t>
-      </w:r>
-    </w:p>
-    <w:p>
-      <w:pPr>
-        <w:pStyle w:val="Compact"/>
-        <w:numPr>
-          <w:ilvl w:val="0"/>
-          <w:numId w:val="1032"/>
-        </w:numPr>
-      </w:pPr>
-      <w:r>
-        <w:rPr>
-          <w:b/>
-          <w:bCs/>
-        </w:rPr>
-        <w:t xml:space="preserve">Tope del 20 % de descuentos (Ley 27.802):</w:t>
-      </w:r>
-      <w:r>
-        <w:t xml:space="preserve"> </w:t>
-      </w:r>
-      <w:r>
-        <w:t xml:space="preserve">cuotas de préstamo y seguros voluntarios no pueden superar en conjunto el 20 % de lo que cobra el empleado en dinero. Si se pasan, aparece la alerta con el importe máximo; el descuento no se recorta solo, lo decidís vos con la contadora. Los</w:t>
-      </w:r>
-      <w:r>
-        <w:t xml:space="preserve"> </w:t>
-      </w:r>
-      <w:r>
-        <w:rPr>
-          <w:b/>
-          <w:bCs/>
-        </w:rPr>
-        <w:t xml:space="preserve">adelantos</w:t>
-      </w:r>
-      <w:r>
-        <w:t xml:space="preserve"> </w:t>
-      </w:r>
-      <w:r>
-        <w:t xml:space="preserve">van aparte: no entran en ese 20 %, pero no pueden superar el 50 % del sueldo del período. Los embargos judiciales siguen su propio régimen.</w:t>
-      </w:r>
-    </w:p>
-    <w:p>
-      <w:pPr>
-        <w:pStyle w:val="Compact"/>
-        <w:numPr>
-          <w:ilvl w:val="0"/>
-          <w:numId w:val="1032"/>
-        </w:numPr>
-      </w:pPr>
-      <w:r>
-        <w:rPr>
-          <w:b/>
-          <w:bCs/>
-        </w:rPr>
-        <w:t xml:space="preserve">RIFL:</w:t>
-      </w:r>
-      <w:r>
-        <w:t xml:space="preserve"> </w:t>
-      </w:r>
-      <w:r>
-        <w:t xml:space="preserve">si el legajo tiene fecha de alta bajo RIFL, durante 48 meses las contribuciones salen al 2 % (jubilación, fondo de empleo y asignaciones, todo junto) y 3 % (INSSJP). La alerta te dice en qué mes de los 48 está. El FAL se paga completo.</w:t>
-      </w:r>
-    </w:p>
-    <w:p>
-      <w:pPr>
-        <w:pStyle w:val="Compact"/>
-        <w:numPr>
-          <w:ilvl w:val="0"/>
-          <w:numId w:val="1032"/>
-        </w:numPr>
-      </w:pPr>
-      <w:r>
-        <w:rPr>
-          <w:b/>
-          <w:bCs/>
-        </w:rPr>
-        <w:t xml:space="preserve">Jornada reducida:</w:t>
-      </w:r>
-      <w:r>
-        <w:t xml:space="preserve"> </w:t>
-      </w:r>
-      <w:r>
-        <w:t xml:space="preserve">si el legajo tiene menos de 48 horas semanales, el aporte de obra social se calcula como si trabajara tiempo completo (lo exige la ley); jubilación e INSSJP van sobre lo que cobra realmente.</w:t>
+        <w:t xml:space="preserve">Avisa si el empleado lleva dos años sin vacaciones en verano: le tocan al menos una vez cada tres años.</w:t>
       </w:r>
     </w:p>
     <w:p>
@@ -20580,88 +20599,35 @@
           <w:b/>
           <w:bCs/>
         </w:rPr>
-        <w:t xml:space="preserve">SAC</w:t>
-      </w:r>
-      <w:r>
-        <w:t xml:space="preserve"> </w:t>
-      </w:r>
-      <w:r>
-        <w:t xml:space="preserve">(tipo de liquidación</w:t>
-      </w:r>
-      <w:r>
-        <w:t xml:space="preserve"> </w:t>
-      </w:r>
-      <w:r>
-        <w:t xml:space="preserve">“SAC”</w:t>
-      </w:r>
-      <w:r>
-        <w:t xml:space="preserve">, período 06 o 12): calcula el aguinaldo sobre la mejor remuneración del semestre (completo o proporcional si el empleado ingresó en el semestre) — a diferencia de una liquidación mensual,</w:t>
-      </w:r>
-      <w:r>
-        <w:t xml:space="preserve"> </w:t>
-      </w:r>
-      <w:r>
-        <w:rPr>
-          <w:b/>
-          <w:bCs/>
-        </w:rPr>
-        <w:t xml:space="preserve">no vuelve a sumar el sueldo del mes</w:t>
-      </w:r>
-      <w:r>
-        <w:t xml:space="preserve">, solo el aguinaldo y lo que corresponde sobre él (aportes, contribuciones, Ganancias).</w:t>
-      </w:r>
-    </w:p>
-    <w:p>
-      <w:pPr>
-        <w:pStyle w:val="BodyText"/>
-      </w:pPr>
-      <w:r>
-        <w:rPr>
-          <w:b/>
-          <w:bCs/>
-        </w:rPr>
-        <w:t xml:space="preserve">Liquidación final:</w:t>
-      </w:r>
-      <w:r>
-        <w:t xml:space="preserve"> </w:t>
-      </w:r>
-      <w:r>
-        <w:t xml:space="preserve">se genera desde el botón</w:t>
-      </w:r>
-      <w:r>
-        <w:t xml:space="preserve"> </w:t>
-      </w:r>
-      <w:r>
-        <w:rPr>
-          <w:b/>
-          <w:bCs/>
-        </w:rPr>
-        <w:t xml:space="preserve">Baja</w:t>
-      </w:r>
-      <w:r>
-        <w:t xml:space="preserve"> </w:t>
-      </w:r>
-      <w:r>
-        <w:t xml:space="preserve">del legajo (ver arriba), no desde</w:t>
-      </w:r>
-      <w:r>
-        <w:t xml:space="preserve"> </w:t>
-      </w:r>
-      <w:r>
-        <w:t xml:space="preserve">“+ Liquidación”</w:t>
-      </w:r>
-      <w:r>
-        <w:t xml:space="preserve">.</w:t>
+        <w:t xml:space="preserve">🖨 Notificación</w:t>
+      </w:r>
+      <w:r>
+        <w:t xml:space="preserve"> </w:t>
+      </w:r>
+      <w:r>
+        <w:t xml:space="preserve">imprime la comunicación escrita en original y duplicado, con la fecha de reintegro, y registra la fecha de notificación si estaba vacía. El panel</w:t>
+      </w:r>
+      <w:r>
+        <w:t xml:space="preserve"> </w:t>
+      </w:r>
+      <w:r>
+        <w:t xml:space="preserve">“Para hoy”</w:t>
+      </w:r>
+      <w:r>
+        <w:t xml:space="preserve"> </w:t>
+      </w:r>
+      <w:r>
+        <w:t xml:space="preserve">te avisa de las vacaciones que empiezan dentro de 45 días y todavía no se notificaron.</w:t>
       </w:r>
     </w:p>
     <w:bookmarkEnd w:id="66"/>
-    <w:bookmarkStart w:id="67" w:name="recibos"/>
+    <w:bookmarkStart w:id="67" w:name="liquidar-con-calcular"/>
     <w:p>
       <w:pPr>
         <w:pStyle w:val="Heading4"/>
       </w:pPr>
       <w:r>
-        <w:t xml:space="preserve">Recibos</w:t>
+        <w:t xml:space="preserve">Liquidar con Calcular</w:t>
       </w:r>
     </w:p>
     <w:p>
@@ -20669,239 +20635,33 @@
         <w:pStyle w:val="FirstParagraph"/>
       </w:pPr>
       <w:r>
-        <w:t xml:space="preserve">Cada liquidación</w:t>
-      </w:r>
-      <w:r>
-        <w:t xml:space="preserve"> </w:t>
-      </w:r>
-      <w:r>
-        <w:rPr>
-          <w:b/>
-          <w:bCs/>
-        </w:rPr>
-        <w:t xml:space="preserve">confirmada</w:t>
-      </w:r>
-      <w:r>
-        <w:t xml:space="preserve"> </w:t>
-      </w:r>
-      <w:r>
-        <w:t xml:space="preserve">muestra el botón</w:t>
-      </w:r>
-      <w:r>
-        <w:t xml:space="preserve"> </w:t>
-      </w:r>
-      <w:r>
-        <w:rPr>
-          <w:b/>
-          <w:bCs/>
-        </w:rPr>
-        <w:t xml:space="preserve">🖨 Recibos</w:t>
-      </w:r>
-      <w:r>
-        <w:t xml:space="preserve">: imprime en un solo documento el recibo de haberes de todos los empleados de esa liquidación, dos páginas por empleado (idéntico al formato que emitía antes la contadora) y dos copias —</w:t>
-      </w:r>
-      <w:r>
-        <w:t xml:space="preserve"> </w:t>
-      </w:r>
-      <w:r>
-        <w:rPr>
-          <w:b/>
-          <w:bCs/>
-        </w:rPr>
-        <w:t xml:space="preserve">ORIGINAL</w:t>
-      </w:r>
-      <w:r>
-        <w:t xml:space="preserve"> </w:t>
-      </w:r>
-      <w:r>
-        <w:t xml:space="preserve">y</w:t>
-      </w:r>
-      <w:r>
-        <w:t xml:space="preserve"> </w:t>
-      </w:r>
-      <w:r>
-        <w:rPr>
-          <w:b/>
-          <w:bCs/>
-        </w:rPr>
-        <w:t xml:space="preserve">DUPLICADO</w:t>
-      </w:r>
-      <w:r>
-        <w:t xml:space="preserve"> </w:t>
-      </w:r>
-      <w:r>
-        <w:t xml:space="preserve">— marcadas en el ángulo superior izquierdo. La página 1 trae los datos del empleado, el período, el bloque de sueldo bruto (conceptos con signo), la composición laboral y el neto en letras; la página 2 abre el costo total del empleador (seguridad social, obra social, INSSJP, ART, SCVO, sindical) con una torta de porcentajes.</w:t>
-      </w:r>
-    </w:p>
-    <w:p>
-      <w:pPr>
-        <w:pStyle w:val="BodyText"/>
-      </w:pPr>
-      <w:r>
-        <w:t xml:space="preserve">Antes de imprimir el primer recibo, completá en</w:t>
-      </w:r>
-      <w:r>
-        <w:t xml:space="preserve"> </w:t>
-      </w:r>
-      <w:r>
-        <w:rPr>
-          <w:b/>
-          <w:bCs/>
-        </w:rPr>
-        <w:t xml:space="preserve">Configuración → Imputación → Recibo de haberes</w:t>
-      </w:r>
-      <w:r>
-        <w:t xml:space="preserve">: razón social, domicilio y actividad (encabezado del recibo), y el último depósito previsional — período, fecha y banco — que se muestra en todos los recibos hasta que lo actualices con el próximo F.931 pagado. Ahí mismo está el</w:t>
-      </w:r>
-      <w:r>
-        <w:t xml:space="preserve"> </w:t>
-      </w:r>
-      <w:r>
-        <w:rPr>
-          <w:b/>
-          <w:bCs/>
-        </w:rPr>
-        <w:t xml:space="preserve">tope indemnizatorio</w:t>
-      </w:r>
-      <w:r>
-        <w:t xml:space="preserve"> </w:t>
-      </w:r>
-      <w:r>
-        <w:t xml:space="preserve">que se precarga en la baja de empleado.</w:t>
-      </w:r>
-    </w:p>
-    <w:p>
-      <w:pPr>
-        <w:pStyle w:val="BodyText"/>
-      </w:pPr>
-      <w:r>
-        <w:t xml:space="preserve">Para liquidaciones cargadas</w:t>
-      </w:r>
-      <w:r>
-        <w:t xml:space="preserve"> </w:t>
-      </w:r>
-      <w:r>
-        <w:rPr>
-          <w:b/>
-          <w:bCs/>
-        </w:rPr>
-        <w:t xml:space="preserve">antes</w:t>
-      </w:r>
-      <w:r>
-        <w:t xml:space="preserve"> </w:t>
-      </w:r>
-      <w:r>
-        <w:t xml:space="preserve">de este motor (sin el detalle de contribuciones nuevo), el recibo igual se imprime: usa el total de contribuciones y ART ya guardado como si fuera todo</w:t>
-      </w:r>
-      <w:r>
-        <w:t xml:space="preserve"> </w:t>
-      </w:r>
-      <w:r>
-        <w:t xml:space="preserve">“Seguridad Social”</w:t>
-      </w:r>
-      <w:r>
-        <w:t xml:space="preserve"> </w:t>
-      </w:r>
-      <w:r>
-        <w:t xml:space="preserve">— la página 2 sale menos desglosada, pero cierra al 100 %.</w:t>
-      </w:r>
-    </w:p>
-    <w:bookmarkEnd w:id="67"/>
-    <w:bookmarkStart w:id="68" w:name="conceptos-arca-padrón-marcas-y-txt"/>
-    <w:p>
-      <w:pPr>
-        <w:pStyle w:val="Heading4"/>
-      </w:pPr>
-      <w:r>
-        <w:t xml:space="preserve">Conceptos ARCA (padrón, marcas y TXT)</w:t>
-      </w:r>
-    </w:p>
-    <w:p>
-      <w:pPr>
-        <w:pStyle w:val="FirstParagraph"/>
-      </w:pPr>
-      <w:r>
-        <w:t xml:space="preserve">El botón</w:t>
-      </w:r>
-      <w:r>
-        <w:t xml:space="preserve"> </w:t>
-      </w:r>
-      <w:r>
-        <w:rPr>
-          <w:b/>
-          <w:bCs/>
-        </w:rPr>
-        <w:t xml:space="preserve">Conceptos</w:t>
-      </w:r>
-      <w:r>
-        <w:t xml:space="preserve"> </w:t>
-      </w:r>
-      <w:r>
-        <w:t xml:space="preserve">ahora trae, para cada código propio, el</w:t>
-      </w:r>
-      <w:r>
-        <w:t xml:space="preserve"> </w:t>
-      </w:r>
-      <w:r>
-        <w:rPr>
-          <w:b/>
-          <w:bCs/>
-        </w:rPr>
-        <w:t xml:space="preserve">código ARCA</w:t>
-      </w:r>
-      <w:r>
-        <w:t xml:space="preserve"> </w:t>
-      </w:r>
-      <w:r>
-        <w:t xml:space="preserve">(de un catálogo de 142 posibles, importado del padrón real del CUIT de Vitalmet) y sus</w:t>
-      </w:r>
-      <w:r>
-        <w:t xml:space="preserve"> </w:t>
-      </w:r>
-      <w:r>
-        <w:rPr>
-          <w:b/>
-          <w:bCs/>
-        </w:rPr>
-        <w:t xml:space="preserve">15 marcas</w:t>
-      </w:r>
-      <w:r>
-        <w:t xml:space="preserve"> </w:t>
-      </w:r>
-      <w:r>
-        <w:t xml:space="preserve">(qué subsistema del F.931 suma cada concepto: SIPA, INSSJP, obra social, FSR, RENATEA, AAFF, FNE, LRT, diferencial, especial). La</w:t>
-      </w:r>
-      <w:r>
-        <w:t xml:space="preserve"> </w:t>
-      </w:r>
-      <w:r>
-        <w:rPr>
-          <w:b/>
-          <w:bCs/>
-        </w:rPr>
-        <w:t xml:space="preserve">regla</w:t>
-      </w:r>
-      <w:r>
-        <w:t xml:space="preserve"> </w:t>
-      </w:r>
-      <w:r>
-        <w:t xml:space="preserve">es la fórmula que usa el motor para calcularlo solo (dejarla vacía = concepto que siempre se carga a mano). Un concepto usado en liquidaciones no se borra, se desactiva. Para los</w:t>
-      </w:r>
-      <w:r>
-        <w:t xml:space="preserve"> </w:t>
-      </w:r>
-      <w:r>
-        <w:rPr>
-          <w:b/>
-          <w:bCs/>
-        </w:rPr>
-        <w:t xml:space="preserve">beneficios sociales</w:t>
-      </w:r>
-      <w:r>
-        <w:t xml:space="preserve"> </w:t>
-      </w:r>
-      <w:r>
-        <w:t xml:space="preserve">y reintegros que la Ley 27.802 deja fuera del sueldo (comedor, gastos médicos, ropa de trabajo, guardería, útiles, sepelio, capacitación, uso del auto por km, transporte público, celular e internet, vivienda) están los conceptos 111 a 119, 121 y 122: son no remunerativos, sin aportes ni contribuciones, y se cargan a mano con comprobante.</w:t>
+        <w:t xml:space="preserve">En la liquidación (Sueldos →</w:t>
+      </w:r>
+      <w:r>
+        <w:t xml:space="preserve"> </w:t>
+      </w:r>
+      <w:r>
+        <w:rPr>
+          <w:b/>
+          <w:bCs/>
+        </w:rPr>
+        <w:t xml:space="preserve">+ Liquidación</w:t>
+      </w:r>
+      <w:r>
+        <w:t xml:space="preserve">, período/tipo/fecha de pago como antes) apareció el botón</w:t>
+      </w:r>
+      <w:r>
+        <w:t xml:space="preserve"> </w:t>
+      </w:r>
+      <w:r>
+        <w:rPr>
+          <w:b/>
+          <w:bCs/>
+        </w:rPr>
+        <w:t xml:space="preserve">⚙ Calcular</w:t>
+      </w:r>
+      <w:r>
+        <w:t xml:space="preserve">: corre el motor para todos los empleados activos, usando la escala, el convenio, los parámetros previsionales, la tabla de Ganancias vigente y las novedades cargadas. Genera automáticamente el básico, antigüedad, presentismo, horas extras, feriados, licencias, vacaciones, el complemento IMGR, el no remunerativo de paritaria, los conceptos fijos y recurrentes del legajo, aportes con topes, sindicales, contribuciones y — si el empleado está marcado — la retención de Ganancias.</w:t>
       </w:r>
     </w:p>
     <w:p>
@@ -20913,29 +20673,50 @@
         </w:numPr>
       </w:pPr>
       <w:r>
-        <w:rPr>
-          <w:b/>
-          <w:bCs/>
-        </w:rPr>
-        <w:t xml:space="preserve">Importar padrón…</w:t>
-      </w:r>
-      <w:r>
-        <w:t xml:space="preserve"> </w:t>
-      </w:r>
-      <w:r>
-        <w:t xml:space="preserve">lee el CSV que bajás de ARCA (Libro de Sueldos Digital → Conceptos, separado por</w:t>
-      </w:r>
-      <w:r>
-        <w:t xml:space="preserve"> </w:t>
-      </w:r>
-      <w:r>
-        <w:rPr>
-          <w:rStyle w:val="VerbatimChar"/>
-        </w:rPr>
-        <w:t xml:space="preserve">;</w:t>
-      </w:r>
-      <w:r>
-        <w:t xml:space="preserve">) y compara contra tu catálogo: da de alta como histórico inactivo lo que está en ARCA y no en el ERP, lista lo que está en el ERP y todavía no diste de alta en ARCA, y avisa si las marcas no coinciden.</w:t>
+        <w:t xml:space="preserve">Cada renglón generado por el motor queda con</w:t>
+      </w:r>
+      <w:r>
+        <w:t xml:space="preserve"> </w:t>
+      </w:r>
+      <w:r>
+        <w:rPr>
+          <w:b/>
+          <w:bCs/>
+        </w:rPr>
+        <w:t xml:space="preserve">origen</w:t>
+      </w:r>
+      <w:r>
+        <w:rPr>
+          <w:b/>
+          <w:bCs/>
+        </w:rPr>
+        <w:t xml:space="preserve"> </w:t>
+      </w:r>
+      <w:r>
+        <w:rPr>
+          <w:b/>
+          <w:bCs/>
+        </w:rPr>
+        <w:t xml:space="preserve">“auto”</w:t>
+      </w:r>
+      <w:r>
+        <w:t xml:space="preserve">; si editás un renglón a mano, pasa a</w:t>
+      </w:r>
+      <w:r>
+        <w:t xml:space="preserve"> </w:t>
+      </w:r>
+      <w:r>
+        <w:rPr>
+          <w:b/>
+          <w:bCs/>
+        </w:rPr>
+        <w:t xml:space="preserve">“manual”</w:t>
+      </w:r>
+      <w:r>
+        <w:t xml:space="preserve"> </w:t>
+      </w:r>
+      <w:r>
+        <w:t xml:space="preserve">y Calcular no lo vuelve a tocar (así podés corregir un caso puntual sin perder el resto del cálculo).</w:t>
       </w:r>
     </w:p>
     <w:p>
@@ -20947,49 +20728,28 @@
         </w:numPr>
       </w:pPr>
       <w:r>
-        <w:rPr>
-          <w:b/>
-          <w:bCs/>
-        </w:rPr>
-        <w:t xml:space="preserve">Exportar TXT (todos)</w:t>
-      </w:r>
-      <w:r>
-        <w:t xml:space="preserve"> </w:t>
-      </w:r>
-      <w:r>
-        <w:t xml:space="preserve">/</w:t>
-      </w:r>
-      <w:r>
-        <w:t xml:space="preserve"> </w:t>
-      </w:r>
-      <w:r>
-        <w:rPr>
-          <w:b/>
-          <w:bCs/>
-        </w:rPr>
-        <w:t xml:space="preserve">Exportar TXT (faltan en ARCA)</w:t>
-      </w:r>
-      <w:r>
-        <w:t xml:space="preserve"> </w:t>
-      </w:r>
-      <w:r>
-        <w:t xml:space="preserve">generan el archivo de carga masiva de conceptos (195 posiciones) para subir en ARCA → Libro de Sueldos Digital → Conceptos;</w:t>
-      </w:r>
-      <w:r>
-        <w:t xml:space="preserve"> </w:t>
-      </w:r>
-      <w:r>
-        <w:rPr>
-          <w:b/>
-          <w:bCs/>
-        </w:rPr>
-        <w:t xml:space="preserve">Excel ARCA</w:t>
-      </w:r>
-      <w:r>
-        <w:t xml:space="preserve"> </w:t>
-      </w:r>
-      <w:r>
-        <w:t xml:space="preserve">arma la misma información en planilla.</w:t>
+        <w:t xml:space="preserve">En el detalle de cada empleado, el ícono de traza junto a cada concepto muestra la fórmula exacta que usó el motor (por ejemplo</w:t>
+      </w:r>
+      <w:r>
+        <w:t xml:space="preserve"> </w:t>
+      </w:r>
+      <w:r>
+        <w:t xml:space="preserve">“4.485,97 × 90 h”</w:t>
+      </w:r>
+      <w:r>
+        <w:t xml:space="preserve"> </w:t>
+      </w:r>
+      <w:r>
+        <w:t xml:space="preserve">o</w:t>
+      </w:r>
+      <w:r>
+        <w:t xml:space="preserve"> </w:t>
+      </w:r>
+      <w:r>
+        <w:t xml:space="preserve">“básico × 1 % × 3 años”</w:t>
+      </w:r>
+      <w:r>
+        <w:t xml:space="preserve">).</w:t>
       </w:r>
     </w:p>
     <w:p>
@@ -21005,29 +20765,484 @@
           <w:b/>
           <w:bCs/>
         </w:rPr>
-        <w:t xml:space="preserve">Bloqueo del LSD:</w:t>
-      </w:r>
-      <w:r>
-        <w:t xml:space="preserve"> </w:t>
-      </w:r>
-      <w:r>
-        <w:t xml:space="preserve">antes de exportar el Libro de Sueldos Digital de una liquidación, el sistema verifica que todos los conceptos usados tengan código ARCA y no sean históricos (</w:t>
-      </w:r>
-      <w:r>
-        <w:t xml:space="preserve">“legacy”</w:t>
-      </w:r>
-      <w:r>
-        <w:t xml:space="preserve">). Si falta alguno, el preview del LSD lo lista y no deja descargar hasta que lo completes en Conceptos.</w:t>
+        <w:t xml:space="preserve">↺ Recalcular</w:t>
+      </w:r>
+      <w:r>
+        <w:t xml:space="preserve"> </w:t>
+      </w:r>
+      <w:r>
+        <w:t xml:space="preserve">(por empleado) descarta también los renglones manuales y vuelve a correr el motor de cero para ese empleado.</w:t>
+      </w:r>
+    </w:p>
+    <w:p>
+      <w:pPr>
+        <w:pStyle w:val="Compact"/>
+        <w:numPr>
+          <w:ilvl w:val="0"/>
+          <w:numId w:val="1033"/>
+        </w:numPr>
+      </w:pPr>
+      <w:r>
+        <w:t xml:space="preserve">Volver a apretar</w:t>
+      </w:r>
+      <w:r>
+        <w:t xml:space="preserve"> </w:t>
+      </w:r>
+      <w:r>
+        <w:rPr>
+          <w:b/>
+          <w:bCs/>
+        </w:rPr>
+        <w:t xml:space="preserve">⚙ Calcular</w:t>
+      </w:r>
+      <w:r>
+        <w:t xml:space="preserve"> </w:t>
+      </w:r>
+      <w:r>
+        <w:t xml:space="preserve">para todos conserva los renglones manuales cuyo código el motor no genera en esa corrida (para no duplicar), pero</w:t>
+      </w:r>
+      <w:r>
+        <w:t xml:space="preserve"> </w:t>
+      </w:r>
+      <w:r>
+        <w:rPr>
+          <w:b/>
+          <w:bCs/>
+        </w:rPr>
+        <w:t xml:space="preserve">si el código coincide con uno que el motor sí calcula, el renglón manual se pisa</w:t>
+      </w:r>
+      <w:r>
+        <w:t xml:space="preserve"> </w:t>
+      </w:r>
+      <w:r>
+        <w:t xml:space="preserve">— si necesitás mantener ese ajuste, volvé a cargarlo después de Calcular.</w:t>
+      </w:r>
+    </w:p>
+    <w:p>
+      <w:pPr>
+        <w:pStyle w:val="Compact"/>
+        <w:numPr>
+          <w:ilvl w:val="0"/>
+          <w:numId w:val="1033"/>
+        </w:numPr>
+      </w:pPr>
+      <w:r>
+        <w:t xml:space="preserve">El botón te avisa con alertas (no bloquean el guardado) cuando falta un valor de escala, un empleado no tiene fecha de ingreso, no hay novedad cargada, se superó un tope, se perdió el presentismo por ausencias, un préstamo llegó a la última cuota, etc.</w:t>
+      </w:r>
+    </w:p>
+    <w:p>
+      <w:pPr>
+        <w:pStyle w:val="Compact"/>
+        <w:numPr>
+          <w:ilvl w:val="0"/>
+          <w:numId w:val="1033"/>
+        </w:numPr>
+      </w:pPr>
+      <w:r>
+        <w:rPr>
+          <w:b/>
+          <w:bCs/>
+        </w:rPr>
+        <w:t xml:space="preserve">Tope del 20 % de descuentos (Ley 27.802):</w:t>
+      </w:r>
+      <w:r>
+        <w:t xml:space="preserve"> </w:t>
+      </w:r>
+      <w:r>
+        <w:t xml:space="preserve">cuotas de préstamo y seguros voluntarios no pueden superar en conjunto el 20 % de lo que cobra el empleado en dinero. Si se pasan, aparece la alerta con el importe máximo; el descuento no se recorta solo, lo decidís vos con la contadora. Los</w:t>
+      </w:r>
+      <w:r>
+        <w:t xml:space="preserve"> </w:t>
+      </w:r>
+      <w:r>
+        <w:rPr>
+          <w:b/>
+          <w:bCs/>
+        </w:rPr>
+        <w:t xml:space="preserve">adelantos</w:t>
+      </w:r>
+      <w:r>
+        <w:t xml:space="preserve"> </w:t>
+      </w:r>
+      <w:r>
+        <w:t xml:space="preserve">van aparte: no entran en ese 20 %, pero no pueden superar el 50 % del sueldo del período. Los embargos judiciales siguen su propio régimen.</w:t>
+      </w:r>
+    </w:p>
+    <w:p>
+      <w:pPr>
+        <w:pStyle w:val="Compact"/>
+        <w:numPr>
+          <w:ilvl w:val="0"/>
+          <w:numId w:val="1033"/>
+        </w:numPr>
+      </w:pPr>
+      <w:r>
+        <w:rPr>
+          <w:b/>
+          <w:bCs/>
+        </w:rPr>
+        <w:t xml:space="preserve">RIFL:</w:t>
+      </w:r>
+      <w:r>
+        <w:t xml:space="preserve"> </w:t>
+      </w:r>
+      <w:r>
+        <w:t xml:space="preserve">si el legajo tiene fecha de alta bajo RIFL, durante 48 meses las contribuciones salen al 2 % (jubilación, fondo de empleo y asignaciones, todo junto) y 3 % (INSSJP). La alerta te dice en qué mes de los 48 está. El FAL se paga completo.</w:t>
+      </w:r>
+    </w:p>
+    <w:p>
+      <w:pPr>
+        <w:pStyle w:val="Compact"/>
+        <w:numPr>
+          <w:ilvl w:val="0"/>
+          <w:numId w:val="1033"/>
+        </w:numPr>
+      </w:pPr>
+      <w:r>
+        <w:rPr>
+          <w:b/>
+          <w:bCs/>
+        </w:rPr>
+        <w:t xml:space="preserve">Jornada reducida:</w:t>
+      </w:r>
+      <w:r>
+        <w:t xml:space="preserve"> </w:t>
+      </w:r>
+      <w:r>
+        <w:t xml:space="preserve">si el legajo tiene menos de 48 horas semanales, el aporte de obra social se calcula como si trabajara tiempo completo (lo exige la ley); jubilación e INSSJP van sobre lo que cobra realmente.</w:t>
+      </w:r>
+    </w:p>
+    <w:p>
+      <w:pPr>
+        <w:pStyle w:val="FirstParagraph"/>
+      </w:pPr>
+      <w:r>
+        <w:rPr>
+          <w:b/>
+          <w:bCs/>
+        </w:rPr>
+        <w:t xml:space="preserve">SAC</w:t>
+      </w:r>
+      <w:r>
+        <w:t xml:space="preserve"> </w:t>
+      </w:r>
+      <w:r>
+        <w:t xml:space="preserve">(tipo de liquidación</w:t>
+      </w:r>
+      <w:r>
+        <w:t xml:space="preserve"> </w:t>
+      </w:r>
+      <w:r>
+        <w:t xml:space="preserve">“SAC”</w:t>
+      </w:r>
+      <w:r>
+        <w:t xml:space="preserve">, período 06 o 12): calcula el aguinaldo sobre la mejor remuneración del semestre (completo o proporcional si el empleado ingresó en el semestre) — a diferencia de una liquidación mensual,</w:t>
+      </w:r>
+      <w:r>
+        <w:t xml:space="preserve"> </w:t>
+      </w:r>
+      <w:r>
+        <w:rPr>
+          <w:b/>
+          <w:bCs/>
+        </w:rPr>
+        <w:t xml:space="preserve">no vuelve a sumar el sueldo del mes</w:t>
+      </w:r>
+      <w:r>
+        <w:t xml:space="preserve">, solo el aguinaldo y lo que corresponde sobre él (aportes, contribuciones, Ganancias).</w:t>
+      </w:r>
+    </w:p>
+    <w:p>
+      <w:pPr>
+        <w:pStyle w:val="BodyText"/>
+      </w:pPr>
+      <w:r>
+        <w:rPr>
+          <w:b/>
+          <w:bCs/>
+        </w:rPr>
+        <w:t xml:space="preserve">Liquidación final:</w:t>
+      </w:r>
+      <w:r>
+        <w:t xml:space="preserve"> </w:t>
+      </w:r>
+      <w:r>
+        <w:t xml:space="preserve">se genera desde el botón</w:t>
+      </w:r>
+      <w:r>
+        <w:t xml:space="preserve"> </w:t>
+      </w:r>
+      <w:r>
+        <w:rPr>
+          <w:b/>
+          <w:bCs/>
+        </w:rPr>
+        <w:t xml:space="preserve">Baja</w:t>
+      </w:r>
+      <w:r>
+        <w:t xml:space="preserve"> </w:t>
+      </w:r>
+      <w:r>
+        <w:t xml:space="preserve">del legajo (ver arriba), no desde</w:t>
+      </w:r>
+      <w:r>
+        <w:t xml:space="preserve"> </w:t>
+      </w:r>
+      <w:r>
+        <w:t xml:space="preserve">“+ Liquidación”</w:t>
+      </w:r>
+      <w:r>
+        <w:t xml:space="preserve">.</w:t>
+      </w:r>
+    </w:p>
+    <w:bookmarkEnd w:id="67"/>
+    <w:bookmarkStart w:id="68" w:name="recibos"/>
+    <w:p>
+      <w:pPr>
+        <w:pStyle w:val="Heading4"/>
+      </w:pPr>
+      <w:r>
+        <w:t xml:space="preserve">Recibos</w:t>
+      </w:r>
+    </w:p>
+    <w:p>
+      <w:pPr>
+        <w:pStyle w:val="FirstParagraph"/>
+      </w:pPr>
+      <w:r>
+        <w:t xml:space="preserve">Cada liquidación</w:t>
+      </w:r>
+      <w:r>
+        <w:t xml:space="preserve"> </w:t>
+      </w:r>
+      <w:r>
+        <w:rPr>
+          <w:b/>
+          <w:bCs/>
+        </w:rPr>
+        <w:t xml:space="preserve">confirmada</w:t>
+      </w:r>
+      <w:r>
+        <w:t xml:space="preserve"> </w:t>
+      </w:r>
+      <w:r>
+        <w:t xml:space="preserve">muestra el botón</w:t>
+      </w:r>
+      <w:r>
+        <w:t xml:space="preserve"> </w:t>
+      </w:r>
+      <w:r>
+        <w:rPr>
+          <w:b/>
+          <w:bCs/>
+        </w:rPr>
+        <w:t xml:space="preserve">🖨 Recibos</w:t>
+      </w:r>
+      <w:r>
+        <w:t xml:space="preserve">: imprime en un solo documento el recibo de haberes de todos los empleados de esa liquidación, dos páginas por empleado (idéntico al formato que emitía antes la contadora) y dos copias —</w:t>
+      </w:r>
+      <w:r>
+        <w:t xml:space="preserve"> </w:t>
+      </w:r>
+      <w:r>
+        <w:rPr>
+          <w:b/>
+          <w:bCs/>
+        </w:rPr>
+        <w:t xml:space="preserve">ORIGINAL</w:t>
+      </w:r>
+      <w:r>
+        <w:t xml:space="preserve"> </w:t>
+      </w:r>
+      <w:r>
+        <w:t xml:space="preserve">y</w:t>
+      </w:r>
+      <w:r>
+        <w:t xml:space="preserve"> </w:t>
+      </w:r>
+      <w:r>
+        <w:rPr>
+          <w:b/>
+          <w:bCs/>
+        </w:rPr>
+        <w:t xml:space="preserve">DUPLICADO</w:t>
+      </w:r>
+      <w:r>
+        <w:t xml:space="preserve"> </w:t>
+      </w:r>
+      <w:r>
+        <w:t xml:space="preserve">— marcadas en el ángulo superior izquierdo. La página 1 trae los datos del empleado, el período, el bloque de sueldo bruto (conceptos con signo), la composición laboral y el neto en letras; la página 2 abre el costo total del empleador (seguridad social, obra social, INSSJP, ART, SCVO, sindical) con una torta de porcentajes.</w:t>
+      </w:r>
+    </w:p>
+    <w:p>
+      <w:pPr>
+        <w:pStyle w:val="BodyText"/>
+      </w:pPr>
+      <w:r>
+        <w:t xml:space="preserve">Antes de imprimir el primer recibo, completá en</w:t>
+      </w:r>
+      <w:r>
+        <w:t xml:space="preserve"> </w:t>
+      </w:r>
+      <w:r>
+        <w:rPr>
+          <w:b/>
+          <w:bCs/>
+        </w:rPr>
+        <w:t xml:space="preserve">Configuración → Imputación → Recibo de haberes</w:t>
+      </w:r>
+      <w:r>
+        <w:t xml:space="preserve">: razón social, domicilio y actividad (encabezado del recibo), y el último depósito previsional — período, fecha y banco — que se muestra en todos los recibos hasta que lo actualices con el próximo F.931 pagado. Ahí mismo está el</w:t>
+      </w:r>
+      <w:r>
+        <w:t xml:space="preserve"> </w:t>
+      </w:r>
+      <w:r>
+        <w:rPr>
+          <w:b/>
+          <w:bCs/>
+        </w:rPr>
+        <w:t xml:space="preserve">tope indemnizatorio</w:t>
+      </w:r>
+      <w:r>
+        <w:t xml:space="preserve"> </w:t>
+      </w:r>
+      <w:r>
+        <w:t xml:space="preserve">que se precarga en la baja de empleado.</w:t>
+      </w:r>
+    </w:p>
+    <w:p>
+      <w:pPr>
+        <w:pStyle w:val="BodyText"/>
+      </w:pPr>
+      <w:r>
+        <w:t xml:space="preserve">Para liquidaciones cargadas</w:t>
+      </w:r>
+      <w:r>
+        <w:t xml:space="preserve"> </w:t>
+      </w:r>
+      <w:r>
+        <w:rPr>
+          <w:b/>
+          <w:bCs/>
+        </w:rPr>
+        <w:t xml:space="preserve">antes</w:t>
+      </w:r>
+      <w:r>
+        <w:t xml:space="preserve"> </w:t>
+      </w:r>
+      <w:r>
+        <w:t xml:space="preserve">de este motor (sin el detalle de contribuciones nuevo), el recibo igual se imprime: usa el total de contribuciones y ART ya guardado como si fuera todo</w:t>
+      </w:r>
+      <w:r>
+        <w:t xml:space="preserve"> </w:t>
+      </w:r>
+      <w:r>
+        <w:t xml:space="preserve">“Seguridad Social”</w:t>
+      </w:r>
+      <w:r>
+        <w:t xml:space="preserve"> </w:t>
+      </w:r>
+      <w:r>
+        <w:t xml:space="preserve">— la página 2 sale menos desglosada, pero cierra al 100 %.</w:t>
       </w:r>
     </w:p>
     <w:bookmarkEnd w:id="68"/>
-    <w:bookmarkStart w:id="69" w:name="Xb416bb6d091eb5d6a9265a5eb56ebe2b0cc72c7"/>
+    <w:bookmarkStart w:id="69" w:name="conceptos-arca-padrón-marcas-y-txt"/>
     <w:p>
       <w:pPr>
         <w:pStyle w:val="Heading4"/>
       </w:pPr>
       <w:r>
-        <w:t xml:space="preserve">Preguntas para la contadora (no bloquean el uso del sistema)</w:t>
+        <w:t xml:space="preserve">Conceptos ARCA (padrón, marcas y TXT)</w:t>
+      </w:r>
+    </w:p>
+    <w:p>
+      <w:pPr>
+        <w:pStyle w:val="FirstParagraph"/>
+      </w:pPr>
+      <w:r>
+        <w:t xml:space="preserve">El botón</w:t>
+      </w:r>
+      <w:r>
+        <w:t xml:space="preserve"> </w:t>
+      </w:r>
+      <w:r>
+        <w:rPr>
+          <w:b/>
+          <w:bCs/>
+        </w:rPr>
+        <w:t xml:space="preserve">Conceptos</w:t>
+      </w:r>
+      <w:r>
+        <w:t xml:space="preserve"> </w:t>
+      </w:r>
+      <w:r>
+        <w:t xml:space="preserve">ahora trae, para cada código propio, el</w:t>
+      </w:r>
+      <w:r>
+        <w:t xml:space="preserve"> </w:t>
+      </w:r>
+      <w:r>
+        <w:rPr>
+          <w:b/>
+          <w:bCs/>
+        </w:rPr>
+        <w:t xml:space="preserve">código ARCA</w:t>
+      </w:r>
+      <w:r>
+        <w:t xml:space="preserve"> </w:t>
+      </w:r>
+      <w:r>
+        <w:t xml:space="preserve">(de un catálogo de 142 posibles, importado del padrón real del CUIT de Vitalmet) y sus</w:t>
+      </w:r>
+      <w:r>
+        <w:t xml:space="preserve"> </w:t>
+      </w:r>
+      <w:r>
+        <w:rPr>
+          <w:b/>
+          <w:bCs/>
+        </w:rPr>
+        <w:t xml:space="preserve">15 marcas</w:t>
+      </w:r>
+      <w:r>
+        <w:t xml:space="preserve"> </w:t>
+      </w:r>
+      <w:r>
+        <w:t xml:space="preserve">(qué subsistema del F.931 suma cada concepto: SIPA, INSSJP, obra social, FSR, RENATEA, AAFF, FNE, LRT, diferencial, especial). La</w:t>
+      </w:r>
+      <w:r>
+        <w:t xml:space="preserve"> </w:t>
+      </w:r>
+      <w:r>
+        <w:rPr>
+          <w:b/>
+          <w:bCs/>
+        </w:rPr>
+        <w:t xml:space="preserve">regla</w:t>
+      </w:r>
+      <w:r>
+        <w:t xml:space="preserve"> </w:t>
+      </w:r>
+      <w:r>
+        <w:t xml:space="preserve">es la fórmula que usa el motor para calcularlo solo (dejarla vacía = concepto que siempre se carga a mano). Un concepto usado en liquidaciones no se borra, se desactiva. Para los</w:t>
+      </w:r>
+      <w:r>
+        <w:t xml:space="preserve"> </w:t>
+      </w:r>
+      <w:r>
+        <w:rPr>
+          <w:b/>
+          <w:bCs/>
+        </w:rPr>
+        <w:t xml:space="preserve">beneficios sociales</w:t>
+      </w:r>
+      <w:r>
+        <w:t xml:space="preserve"> </w:t>
+      </w:r>
+      <w:r>
+        <w:t xml:space="preserve">y reintegros que la Ley 27.802 deja fuera del sueldo (comedor, gastos médicos, ropa de trabajo, guardería, útiles, sepelio, capacitación, uso del auto por km, transporte público, celular e internet, vivienda) están los conceptos 111 a 119, 121 y 122: son no remunerativos, sin aportes ni contribuciones, y se cargan a mano con comprobante.</w:t>
       </w:r>
     </w:p>
     <w:p>
@@ -21039,7 +21254,29 @@
         </w:numPr>
       </w:pPr>
       <w:r>
-        <w:t xml:space="preserve">Cómo mapea en el LSD los códigos 224, 225 y 516 del recibo de septiembre de 2026, que no están en el padrón de ARCA.</w:t>
+        <w:rPr>
+          <w:b/>
+          <w:bCs/>
+        </w:rPr>
+        <w:t xml:space="preserve">Importar padrón…</w:t>
+      </w:r>
+      <w:r>
+        <w:t xml:space="preserve"> </w:t>
+      </w:r>
+      <w:r>
+        <w:t xml:space="preserve">lee el CSV que bajás de ARCA (Libro de Sueldos Digital → Conceptos, separado por</w:t>
+      </w:r>
+      <w:r>
+        <w:t xml:space="preserve"> </w:t>
+      </w:r>
+      <w:r>
+        <w:rPr>
+          <w:rStyle w:val="VerbatimChar"/>
+        </w:rPr>
+        <w:t xml:space="preserve">;</w:t>
+      </w:r>
+      <w:r>
+        <w:t xml:space="preserve">) y compara contra tu catálogo: da de alta como histórico inactivo lo que está en ARCA y no en el ERP, lista lo que está en el ERP y todavía no diste de alta en ARCA, y avisa si las marcas no coinciden.</w:t>
       </w:r>
     </w:p>
     <w:p>
@@ -21051,7 +21288,49 @@
         </w:numPr>
       </w:pPr>
       <w:r>
-        <w:t xml:space="preserve">Porcentaje del aporte solidario UOM para no afiliados y valor vigente del seguro de sepelio.</w:t>
+        <w:rPr>
+          <w:b/>
+          <w:bCs/>
+        </w:rPr>
+        <w:t xml:space="preserve">Exportar TXT (todos)</w:t>
+      </w:r>
+      <w:r>
+        <w:t xml:space="preserve"> </w:t>
+      </w:r>
+      <w:r>
+        <w:t xml:space="preserve">/</w:t>
+      </w:r>
+      <w:r>
+        <w:t xml:space="preserve"> </w:t>
+      </w:r>
+      <w:r>
+        <w:rPr>
+          <w:b/>
+          <w:bCs/>
+        </w:rPr>
+        <w:t xml:space="preserve">Exportar TXT (faltan en ARCA)</w:t>
+      </w:r>
+      <w:r>
+        <w:t xml:space="preserve"> </w:t>
+      </w:r>
+      <w:r>
+        <w:t xml:space="preserve">generan el archivo de carga masiva de conceptos (195 posiciones) para subir en ARCA → Libro de Sueldos Digital → Conceptos;</w:t>
+      </w:r>
+      <w:r>
+        <w:t xml:space="preserve"> </w:t>
+      </w:r>
+      <w:r>
+        <w:rPr>
+          <w:b/>
+          <w:bCs/>
+        </w:rPr>
+        <w:t xml:space="preserve">Excel ARCA</w:t>
+      </w:r>
+      <w:r>
+        <w:t xml:space="preserve"> </w:t>
+      </w:r>
+      <w:r>
+        <w:t xml:space="preserve">arma la misma información en planilla.</w:t>
       </w:r>
     </w:p>
     <w:p>
@@ -21063,160 +21342,33 @@
         </w:numPr>
       </w:pPr>
       <w:r>
-        <w:t xml:space="preserve">Si el tope de aportes se controla por quincena o por mes.</w:t>
-      </w:r>
-    </w:p>
-    <w:p>
-      <w:pPr>
-        <w:pStyle w:val="Compact"/>
-        <w:numPr>
-          <w:ilvl w:val="0"/>
-          <w:numId w:val="1034"/>
-        </w:numPr>
-      </w:pPr>
-      <w:r>
-        <w:t xml:space="preserve">Tope indemnizatorio vigente del CCT 260/75 (3 × promedio).</w:t>
-      </w:r>
-    </w:p>
-    <w:p>
-      <w:r>
-        <w:pict>
-          <v:rect style="width:0;height:1.5pt" o:hralign="center" o:hrstd="t" o:hr="t"/>
-        </w:pict>
+        <w:rPr>
+          <w:b/>
+          <w:bCs/>
+        </w:rPr>
+        <w:t xml:space="preserve">Bloqueo del LSD:</w:t>
+      </w:r>
+      <w:r>
+        <w:t xml:space="preserve"> </w:t>
+      </w:r>
+      <w:r>
+        <w:t xml:space="preserve">antes de exportar el Libro de Sueldos Digital de una liquidación, el sistema verifica que todos los conceptos usados tengan código ARCA y no sean históricos (</w:t>
+      </w:r>
+      <w:r>
+        <w:t xml:space="preserve">“legacy”</w:t>
+      </w:r>
+      <w:r>
+        <w:t xml:space="preserve">). Si falta alguno, el preview del LSD lo lista y no deja descargar hasta que lo completes en Conceptos.</w:t>
       </w:r>
     </w:p>
     <w:bookmarkEnd w:id="69"/>
-    <w:bookmarkEnd w:id="70"/>
-    <w:bookmarkEnd w:id="71"/>
-    <w:bookmarkStart w:id="75" w:name="configuración"/>
-    <w:p>
-      <w:pPr>
-        <w:pStyle w:val="Heading2"/>
-      </w:pPr>
-      <w:r>
-        <w:t xml:space="preserve">12. Configuración</w:t>
-      </w:r>
-    </w:p>
-    <w:p>
-      <w:pPr>
-        <w:pStyle w:val="FirstParagraph"/>
-      </w:pPr>
-      <w:r>
-        <w:t xml:space="preserve">Tres pestañas. Las dos últimas son</w:t>
-      </w:r>
-      <w:r>
-        <w:t xml:space="preserve"> </w:t>
-      </w:r>
-      <w:r>
-        <w:rPr>
-          <w:b/>
-          <w:bCs/>
-        </w:rPr>
-        <w:t xml:space="preserve">solo para el administrador</w:t>
-      </w:r>
-      <w:r>
-        <w:t xml:space="preserve">.</w:t>
-      </w:r>
-    </w:p>
-    <w:bookmarkStart w:id="72" w:name="materiales"/>
-    <w:p>
-      <w:pPr>
-        <w:pStyle w:val="Heading3"/>
-      </w:pPr>
-      <w:r>
-        <w:t xml:space="preserve">12.1 Materiales</w:t>
-      </w:r>
-    </w:p>
-    <w:p>
-      <w:pPr>
-        <w:pStyle w:val="FirstParagraph"/>
-      </w:pPr>
-      <w:r>
-        <w:t xml:space="preserve">El catálogo de tipos de acero / normas que después elegís en barras y certificados.</w:t>
-      </w:r>
-      <w:r>
-        <w:t xml:space="preserve"> </w:t>
-      </w:r>
-      <w:r>
-        <w:rPr>
-          <w:b/>
-          <w:bCs/>
-        </w:rPr>
-        <w:t xml:space="preserve">+ Nuevo material</w:t>
-      </w:r>
-      <w:r>
-        <w:t xml:space="preserve"> </w:t>
-      </w:r>
-      <w:r>
-        <w:t xml:space="preserve">→</w:t>
-      </w:r>
-      <w:r>
-        <w:t xml:space="preserve"> </w:t>
-      </w:r>
-      <w:r>
-        <w:rPr>
-          <w:b/>
-          <w:bCs/>
-        </w:rPr>
-        <w:t xml:space="preserve">Material / Norma</w:t>
-      </w:r>
-      <w:r>
-        <w:t xml:space="preserve"> </w:t>
-      </w:r>
-      <w:r>
-        <w:t xml:space="preserve">*,</w:t>
-      </w:r>
-      <w:r>
-        <w:t xml:space="preserve"> </w:t>
-      </w:r>
-      <w:r>
-        <w:rPr>
-          <w:b/>
-          <w:bCs/>
-        </w:rPr>
-        <w:t xml:space="preserve">Descripción</w:t>
-      </w:r>
-      <w:r>
-        <w:t xml:space="preserve">,</w:t>
-      </w:r>
-      <w:r>
-        <w:t xml:space="preserve"> </w:t>
-      </w:r>
-      <w:r>
-        <w:rPr>
-          <w:b/>
-          <w:bCs/>
-        </w:rPr>
-        <w:t xml:space="preserve">Orden</w:t>
-      </w:r>
-      <w:r>
-        <w:t xml:space="preserve">,</w:t>
-      </w:r>
-      <w:r>
-        <w:t xml:space="preserve"> </w:t>
-      </w:r>
-      <w:r>
-        <w:rPr>
-          <w:b/>
-          <w:bCs/>
-        </w:rPr>
-        <w:t xml:space="preserve">Estado</w:t>
-      </w:r>
-      <w:r>
-        <w:t xml:space="preserve"> </w:t>
-      </w:r>
-      <w:r>
-        <w:t xml:space="preserve">(activo / inactivo).</w:t>
-      </w:r>
-    </w:p>
-    <w:bookmarkEnd w:id="72"/>
-    <w:bookmarkStart w:id="73" w:name="usuarios-y-permisos-admin"/>
-    <w:p>
-      <w:pPr>
-        <w:pStyle w:val="Heading3"/>
-      </w:pPr>
-      <w:r>
-        <w:t xml:space="preserve">12.2 Usuarios y permisos (admin)</w:t>
+    <w:bookmarkStart w:id="70" w:name="Xb416bb6d091eb5d6a9265a5eb56ebe2b0cc72c7"/>
+    <w:p>
+      <w:pPr>
+        <w:pStyle w:val="Heading4"/>
+      </w:pPr>
+      <w:r>
+        <w:t xml:space="preserve">Preguntas para la contadora (no bloquean el uso del sistema)</w:t>
       </w:r>
     </w:p>
     <w:p>
@@ -21228,23 +21380,7 @@
         </w:numPr>
       </w:pPr>
       <w:r>
-        <w:t xml:space="preserve">Ves y podés</w:t>
-      </w:r>
-      <w:r>
-        <w:t xml:space="preserve"> </w:t>
-      </w:r>
-      <w:r>
-        <w:rPr>
-          <w:b/>
-          <w:bCs/>
-        </w:rPr>
-        <w:t xml:space="preserve">cambiar el código de empresa</w:t>
-      </w:r>
-      <w:r>
-        <w:t xml:space="preserve"> </w:t>
-      </w:r>
-      <w:r>
-        <w:t xml:space="preserve">(el que usan los nuevos para unirse).</w:t>
+        <w:t xml:space="preserve">Cómo mapea en el LSD los códigos 224, 225 y 516 del recibo de septiembre de 2026, que no están en el padrón de ARCA.</w:t>
       </w:r>
     </w:p>
     <w:p>
@@ -21256,101 +21392,172 @@
         </w:numPr>
       </w:pPr>
       <w:r>
-        <w:t xml:space="preserve">Listás usuarios, editás su</w:t>
-      </w:r>
-      <w:r>
-        <w:t xml:space="preserve"> </w:t>
-      </w:r>
-      <w:r>
-        <w:rPr>
-          <w:b/>
-          <w:bCs/>
-        </w:rPr>
-        <w:t xml:space="preserve">rol</w:t>
-      </w:r>
-      <w:r>
-        <w:t xml:space="preserve"> </w:t>
-      </w:r>
-      <w:r>
-        <w:t xml:space="preserve">y</w:t>
-      </w:r>
-      <w:r>
-        <w:t xml:space="preserve"> </w:t>
-      </w:r>
-      <w:r>
-        <w:rPr>
-          <w:b/>
-          <w:bCs/>
-        </w:rPr>
-        <w:t xml:space="preserve">habilitás/deshabilitás módulos</w:t>
-      </w:r>
-      <w:r>
-        <w:t xml:space="preserve"> </w:t>
-      </w:r>
-      <w:r>
-        <w:t xml:space="preserve">por usuario. La lista cubre todos los módulos del sistema (inventario, producción, compras, ventas, calidad, análisis y contabilidad).</w:t>
-      </w:r>
-    </w:p>
-    <w:p>
-      <w:pPr>
-        <w:pStyle w:val="BlockText"/>
-      </w:pPr>
-      <w:r>
-        <w:rPr>
-          <w:b/>
-          <w:bCs/>
-        </w:rPr>
-        <w:t xml:space="preserve">Nota técnica:</w:t>
-      </w:r>
-      <w:r>
-        <w:t xml:space="preserve"> </w:t>
-      </w:r>
-      <w:r>
-        <w:t xml:space="preserve">los permisos por módulo hoy son</w:t>
-      </w:r>
-      <w:r>
-        <w:t xml:space="preserve"> </w:t>
-      </w:r>
-      <w:r>
-        <w:rPr>
-          <w:b/>
-          <w:bCs/>
-        </w:rPr>
-        <w:t xml:space="preserve">visuales</w:t>
-      </w:r>
-      <w:r>
-        <w:t xml:space="preserve"> </w:t>
-      </w:r>
-      <w:r>
-        <w:t xml:space="preserve">(esconden secciones del menú). No los uses como barrera de seguridad fuerte.</w:t>
+        <w:t xml:space="preserve">Porcentaje del aporte solidario UOM para no afiliados y valor vigente del seguro de sepelio.</w:t>
+      </w:r>
+    </w:p>
+    <w:p>
+      <w:pPr>
+        <w:pStyle w:val="Compact"/>
+        <w:numPr>
+          <w:ilvl w:val="0"/>
+          <w:numId w:val="1035"/>
+        </w:numPr>
+      </w:pPr>
+      <w:r>
+        <w:t xml:space="preserve">Si el tope de aportes se controla por quincena o por mes.</w:t>
+      </w:r>
+    </w:p>
+    <w:p>
+      <w:pPr>
+        <w:pStyle w:val="Compact"/>
+        <w:numPr>
+          <w:ilvl w:val="0"/>
+          <w:numId w:val="1035"/>
+        </w:numPr>
+      </w:pPr>
+      <w:r>
+        <w:t xml:space="preserve">Tope indemnizatorio vigente del CCT 260/75 (3 × promedio).</w:t>
+      </w:r>
+    </w:p>
+    <w:p>
+      <w:r>
+        <w:pict>
+          <v:rect style="width:0;height:1.5pt" o:hralign="center" o:hrstd="t" o:hr="t"/>
+        </w:pict>
+      </w:r>
+    </w:p>
+    <w:bookmarkEnd w:id="70"/>
+    <w:bookmarkEnd w:id="71"/>
+    <w:bookmarkEnd w:id="72"/>
+    <w:bookmarkStart w:id="76" w:name="configuración"/>
+    <w:p>
+      <w:pPr>
+        <w:pStyle w:val="Heading2"/>
+      </w:pPr>
+      <w:r>
+        <w:t xml:space="preserve">12. Configuración</w:t>
+      </w:r>
+    </w:p>
+    <w:p>
+      <w:pPr>
+        <w:pStyle w:val="FirstParagraph"/>
+      </w:pPr>
+      <w:r>
+        <w:t xml:space="preserve">Tres pestañas. Las dos últimas son</w:t>
+      </w:r>
+      <w:r>
+        <w:t xml:space="preserve"> </w:t>
+      </w:r>
+      <w:r>
+        <w:rPr>
+          <w:b/>
+          <w:bCs/>
+        </w:rPr>
+        <w:t xml:space="preserve">solo para el administrador</w:t>
+      </w:r>
+      <w:r>
+        <w:t xml:space="preserve">.</w:t>
+      </w:r>
+    </w:p>
+    <w:bookmarkStart w:id="73" w:name="materiales"/>
+    <w:p>
+      <w:pPr>
+        <w:pStyle w:val="Heading3"/>
+      </w:pPr>
+      <w:r>
+        <w:t xml:space="preserve">12.1 Materiales</w:t>
+      </w:r>
+    </w:p>
+    <w:p>
+      <w:pPr>
+        <w:pStyle w:val="FirstParagraph"/>
+      </w:pPr>
+      <w:r>
+        <w:t xml:space="preserve">El catálogo de tipos de acero / normas que después elegís en barras y certificados.</w:t>
+      </w:r>
+      <w:r>
+        <w:t xml:space="preserve"> </w:t>
+      </w:r>
+      <w:r>
+        <w:rPr>
+          <w:b/>
+          <w:bCs/>
+        </w:rPr>
+        <w:t xml:space="preserve">+ Nuevo material</w:t>
+      </w:r>
+      <w:r>
+        <w:t xml:space="preserve"> </w:t>
+      </w:r>
+      <w:r>
+        <w:t xml:space="preserve">→</w:t>
+      </w:r>
+      <w:r>
+        <w:t xml:space="preserve"> </w:t>
+      </w:r>
+      <w:r>
+        <w:rPr>
+          <w:b/>
+          <w:bCs/>
+        </w:rPr>
+        <w:t xml:space="preserve">Material / Norma</w:t>
+      </w:r>
+      <w:r>
+        <w:t xml:space="preserve"> </w:t>
+      </w:r>
+      <w:r>
+        <w:t xml:space="preserve">*,</w:t>
+      </w:r>
+      <w:r>
+        <w:t xml:space="preserve"> </w:t>
+      </w:r>
+      <w:r>
+        <w:rPr>
+          <w:b/>
+          <w:bCs/>
+        </w:rPr>
+        <w:t xml:space="preserve">Descripción</w:t>
+      </w:r>
+      <w:r>
+        <w:t xml:space="preserve">,</w:t>
+      </w:r>
+      <w:r>
+        <w:t xml:space="preserve"> </w:t>
+      </w:r>
+      <w:r>
+        <w:rPr>
+          <w:b/>
+          <w:bCs/>
+        </w:rPr>
+        <w:t xml:space="preserve">Orden</w:t>
+      </w:r>
+      <w:r>
+        <w:t xml:space="preserve">,</w:t>
+      </w:r>
+      <w:r>
+        <w:t xml:space="preserve"> </w:t>
+      </w:r>
+      <w:r>
+        <w:rPr>
+          <w:b/>
+          <w:bCs/>
+        </w:rPr>
+        <w:t xml:space="preserve">Estado</w:t>
+      </w:r>
+      <w:r>
+        <w:t xml:space="preserve"> </w:t>
+      </w:r>
+      <w:r>
+        <w:t xml:space="preserve">(activo / inactivo).</w:t>
       </w:r>
     </w:p>
     <w:bookmarkEnd w:id="73"/>
-    <w:bookmarkStart w:id="74" w:name="imputación-contable"/>
+    <w:bookmarkStart w:id="74" w:name="usuarios-y-permisos-admin"/>
     <w:p>
       <w:pPr>
         <w:pStyle w:val="Heading3"/>
       </w:pPr>
       <w:r>
-        <w:t xml:space="preserve">12.3 Imputación contable</w:t>
-      </w:r>
-    </w:p>
-    <w:p>
-      <w:pPr>
-        <w:pStyle w:val="FirstParagraph"/>
-      </w:pPr>
-      <w:r>
-        <w:rPr>
-          <w:b/>
-          <w:bCs/>
-        </w:rPr>
-        <w:t xml:space="preserve">Clave para que los asientos automáticos funcionen.</w:t>
-      </w:r>
-      <w:r>
-        <w:t xml:space="preserve"> </w:t>
-      </w:r>
-      <w:r>
-        <w:t xml:space="preserve">Acá decís qué cuenta contable usar para cada tipo de operación:</w:t>
+        <w:t xml:space="preserve">12.2 Usuarios y permisos (admin)</w:t>
       </w:r>
     </w:p>
     <w:p>
@@ -21362,62 +21569,23 @@
         </w:numPr>
       </w:pPr>
       <w:r>
-        <w:rPr>
-          <w:b/>
-          <w:bCs/>
-        </w:rPr>
-        <w:t xml:space="preserve">Ventas:</w:t>
-      </w:r>
-      <w:r>
-        <w:t xml:space="preserve"> </w:t>
-      </w:r>
-      <w:r>
-        <w:t xml:space="preserve">cuenta de venta, deudores por ventas, IVA débito fiscal,</w:t>
-      </w:r>
-      <w:r>
-        <w:t xml:space="preserve"> </w:t>
-      </w:r>
-      <w:r>
-        <w:rPr>
-          <w:b/>
-          <w:bCs/>
-        </w:rPr>
-        <w:t xml:space="preserve">alícuota de IVA</w:t>
-      </w:r>
-      <w:r>
-        <w:t xml:space="preserve"> </w:t>
-      </w:r>
-      <w:r>
-        <w:t xml:space="preserve">(21% por defecto), si los precios</w:t>
-      </w:r>
-      <w:r>
-        <w:t xml:space="preserve"> </w:t>
-      </w:r>
-      <w:r>
-        <w:rPr>
-          <w:b/>
-          <w:bCs/>
-        </w:rPr>
-        <w:t xml:space="preserve">incluyen IVA</w:t>
-      </w:r>
-      <w:r>
-        <w:t xml:space="preserve">, y el</w:t>
-      </w:r>
-      <w:r>
-        <w:t xml:space="preserve"> </w:t>
-      </w:r>
-      <w:r>
-        <w:rPr>
-          <w:b/>
-          <w:bCs/>
-        </w:rPr>
-        <w:t xml:space="preserve">punto de venta AFIP</w:t>
-      </w:r>
-      <w:r>
-        <w:t xml:space="preserve"> </w:t>
-      </w:r>
-      <w:r>
-        <w:t xml:space="preserve">para la facturación electrónica.</w:t>
+        <w:t xml:space="preserve">Ves y podés</w:t>
+      </w:r>
+      <w:r>
+        <w:t xml:space="preserve"> </w:t>
+      </w:r>
+      <w:r>
+        <w:rPr>
+          <w:b/>
+          <w:bCs/>
+        </w:rPr>
+        <w:t xml:space="preserve">cambiar el código de empresa</w:t>
+      </w:r>
+      <w:r>
+        <w:t xml:space="preserve"> </w:t>
+      </w:r>
+      <w:r>
+        <w:t xml:space="preserve">(el que usan los nuevos para unirse).</w:t>
       </w:r>
     </w:p>
     <w:p>
@@ -21429,33 +21597,101 @@
         </w:numPr>
       </w:pPr>
       <w:r>
-        <w:rPr>
-          <w:b/>
-          <w:bCs/>
-        </w:rPr>
-        <w:t xml:space="preserve">Compras:</w:t>
-      </w:r>
-      <w:r>
-        <w:t xml:space="preserve"> </w:t>
-      </w:r>
-      <w:r>
-        <w:t xml:space="preserve">IVA crédito fiscal, proveedores, compra de materia prima / insumos / herramientas, servicios de terceros, y la cuenta puente</w:t>
-      </w:r>
-      <w:r>
-        <w:t xml:space="preserve"> </w:t>
-      </w:r>
-      <w:r>
-        <w:rPr>
-          <w:b/>
-          <w:bCs/>
-        </w:rPr>
-        <w:t xml:space="preserve">GR/IR</w:t>
-      </w:r>
-      <w:r>
-        <w:t xml:space="preserve"> </w:t>
-      </w:r>
-      <w:r>
-        <w:t xml:space="preserve">(facturas a recibir).</w:t>
+        <w:t xml:space="preserve">Listás usuarios, editás su</w:t>
+      </w:r>
+      <w:r>
+        <w:t xml:space="preserve"> </w:t>
+      </w:r>
+      <w:r>
+        <w:rPr>
+          <w:b/>
+          <w:bCs/>
+        </w:rPr>
+        <w:t xml:space="preserve">rol</w:t>
+      </w:r>
+      <w:r>
+        <w:t xml:space="preserve"> </w:t>
+      </w:r>
+      <w:r>
+        <w:t xml:space="preserve">y</w:t>
+      </w:r>
+      <w:r>
+        <w:t xml:space="preserve"> </w:t>
+      </w:r>
+      <w:r>
+        <w:rPr>
+          <w:b/>
+          <w:bCs/>
+        </w:rPr>
+        <w:t xml:space="preserve">habilitás/deshabilitás módulos</w:t>
+      </w:r>
+      <w:r>
+        <w:t xml:space="preserve"> </w:t>
+      </w:r>
+      <w:r>
+        <w:t xml:space="preserve">por usuario. La lista cubre todos los módulos del sistema (inventario, producción, compras, ventas, calidad, análisis y contabilidad).</w:t>
+      </w:r>
+    </w:p>
+    <w:p>
+      <w:pPr>
+        <w:pStyle w:val="BlockText"/>
+      </w:pPr>
+      <w:r>
+        <w:rPr>
+          <w:b/>
+          <w:bCs/>
+        </w:rPr>
+        <w:t xml:space="preserve">Nota técnica:</w:t>
+      </w:r>
+      <w:r>
+        <w:t xml:space="preserve"> </w:t>
+      </w:r>
+      <w:r>
+        <w:t xml:space="preserve">los permisos por módulo hoy son</w:t>
+      </w:r>
+      <w:r>
+        <w:t xml:space="preserve"> </w:t>
+      </w:r>
+      <w:r>
+        <w:rPr>
+          <w:b/>
+          <w:bCs/>
+        </w:rPr>
+        <w:t xml:space="preserve">visuales</w:t>
+      </w:r>
+      <w:r>
+        <w:t xml:space="preserve"> </w:t>
+      </w:r>
+      <w:r>
+        <w:t xml:space="preserve">(esconden secciones del menú). No los uses como barrera de seguridad fuerte.</w:t>
+      </w:r>
+    </w:p>
+    <w:bookmarkEnd w:id="74"/>
+    <w:bookmarkStart w:id="75" w:name="imputación-contable"/>
+    <w:p>
+      <w:pPr>
+        <w:pStyle w:val="Heading3"/>
+      </w:pPr>
+      <w:r>
+        <w:t xml:space="preserve">12.3 Imputación contable</w:t>
+      </w:r>
+    </w:p>
+    <w:p>
+      <w:pPr>
+        <w:pStyle w:val="FirstParagraph"/>
+      </w:pPr>
+      <w:r>
+        <w:rPr>
+          <w:b/>
+          <w:bCs/>
+        </w:rPr>
+        <w:t xml:space="preserve">Clave para que los asientos automáticos funcionen.</w:t>
+      </w:r>
+      <w:r>
+        <w:t xml:space="preserve"> </w:t>
+      </w:r>
+      <w:r>
+        <w:t xml:space="preserve">Acá decís qué cuenta contable usar para cada tipo de operación:</w:t>
       </w:r>
     </w:p>
     <w:p>
@@ -21463,7 +21699,7 @@
         <w:pStyle w:val="Compact"/>
         <w:numPr>
           <w:ilvl w:val="0"/>
-          <w:numId w:val="1036"/>
+          <w:numId w:val="1037"/>
         </w:numPr>
       </w:pPr>
       <w:r>
@@ -21471,45 +21707,58 @@
           <w:b/>
           <w:bCs/>
         </w:rPr>
-        <w:t xml:space="preserve">Caja y banco:</w:t>
-      </w:r>
-      <w:r>
-        <w:t xml:space="preserve"> </w:t>
-      </w:r>
-      <w:r>
-        <w:t xml:space="preserve">cuenta de caja (efectivo), cuenta de banco (transferencias),</w:t>
-      </w:r>
-      <w:r>
-        <w:t xml:space="preserve"> </w:t>
-      </w:r>
-      <w:r>
-        <w:rPr>
-          <w:b/>
-          <w:bCs/>
-        </w:rPr>
-        <w:t xml:space="preserve">cheques en cartera</w:t>
-      </w:r>
-      <w:r>
-        <w:t xml:space="preserve"> </w:t>
-      </w:r>
-      <w:r>
-        <w:t xml:space="preserve">(recibidos) y</w:t>
-      </w:r>
-      <w:r>
-        <w:t xml:space="preserve"> </w:t>
-      </w:r>
-      <w:r>
-        <w:rPr>
-          <w:b/>
-          <w:bCs/>
-        </w:rPr>
-        <w:t xml:space="preserve">cheques emitidos</w:t>
-      </w:r>
-      <w:r>
-        <w:t xml:space="preserve"> </w:t>
-      </w:r>
-      <w:r>
-        <w:t xml:space="preserve">(a pagar).</w:t>
+        <w:t xml:space="preserve">Ventas:</w:t>
+      </w:r>
+      <w:r>
+        <w:t xml:space="preserve"> </w:t>
+      </w:r>
+      <w:r>
+        <w:t xml:space="preserve">cuenta de venta, deudores por ventas, IVA débito fiscal,</w:t>
+      </w:r>
+      <w:r>
+        <w:t xml:space="preserve"> </w:t>
+      </w:r>
+      <w:r>
+        <w:rPr>
+          <w:b/>
+          <w:bCs/>
+        </w:rPr>
+        <w:t xml:space="preserve">alícuota de IVA</w:t>
+      </w:r>
+      <w:r>
+        <w:t xml:space="preserve"> </w:t>
+      </w:r>
+      <w:r>
+        <w:t xml:space="preserve">(21% por defecto), si los precios</w:t>
+      </w:r>
+      <w:r>
+        <w:t xml:space="preserve"> </w:t>
+      </w:r>
+      <w:r>
+        <w:rPr>
+          <w:b/>
+          <w:bCs/>
+        </w:rPr>
+        <w:t xml:space="preserve">incluyen IVA</w:t>
+      </w:r>
+      <w:r>
+        <w:t xml:space="preserve">, y el</w:t>
+      </w:r>
+      <w:r>
+        <w:t xml:space="preserve"> </w:t>
+      </w:r>
+      <w:r>
+        <w:rPr>
+          <w:b/>
+          <w:bCs/>
+        </w:rPr>
+        <w:t xml:space="preserve">punto de venta AFIP</w:t>
+      </w:r>
+      <w:r>
+        <w:t xml:space="preserve"> </w:t>
+      </w:r>
+      <w:r>
+        <w:t xml:space="preserve">para la facturación electrónica.</w:t>
       </w:r>
     </w:p>
     <w:p>
@@ -21517,7 +21766,7 @@
         <w:pStyle w:val="Compact"/>
         <w:numPr>
           <w:ilvl w:val="0"/>
-          <w:numId w:val="1036"/>
+          <w:numId w:val="1037"/>
         </w:numPr>
       </w:pPr>
       <w:r>
@@ -21525,13 +21774,29 @@
           <w:b/>
           <w:bCs/>
         </w:rPr>
-        <w:t xml:space="preserve">Retenciones sufridas:</w:t>
-      </w:r>
-      <w:r>
-        <w:t xml:space="preserve"> </w:t>
-      </w:r>
-      <w:r>
-        <w:t xml:space="preserve">las cuentas de crédito fiscal donde van las retenciones que te aplican los clientes (Ganancias, IIBB, SUSS, IVA). Vienen preconfiguradas con las cuentas del plan de Vitalmet.</w:t>
+        <w:t xml:space="preserve">Compras:</w:t>
+      </w:r>
+      <w:r>
+        <w:t xml:space="preserve"> </w:t>
+      </w:r>
+      <w:r>
+        <w:t xml:space="preserve">IVA crédito fiscal, proveedores, compra de materia prima / insumos / herramientas, servicios de terceros, y la cuenta puente</w:t>
+      </w:r>
+      <w:r>
+        <w:t xml:space="preserve"> </w:t>
+      </w:r>
+      <w:r>
+        <w:rPr>
+          <w:b/>
+          <w:bCs/>
+        </w:rPr>
+        <w:t xml:space="preserve">GR/IR</w:t>
+      </w:r>
+      <w:r>
+        <w:t xml:space="preserve"> </w:t>
+      </w:r>
+      <w:r>
+        <w:t xml:space="preserve">(facturas a recibir).</w:t>
       </w:r>
     </w:p>
     <w:p>
@@ -21539,7 +21804,7 @@
         <w:pStyle w:val="Compact"/>
         <w:numPr>
           <w:ilvl w:val="0"/>
-          <w:numId w:val="1036"/>
+          <w:numId w:val="1037"/>
         </w:numPr>
       </w:pPr>
       <w:r>
@@ -21547,29 +21812,45 @@
           <w:b/>
           <w:bCs/>
         </w:rPr>
-        <w:t xml:space="preserve">Stock y ajustes de inventario:</w:t>
-      </w:r>
-      <w:r>
-        <w:t xml:space="preserve"> </w:t>
-      </w:r>
-      <w:r>
-        <w:t xml:space="preserve">las cuentas de stock (materia prima, producto terminado, insumos) y la cuenta de resultado</w:t>
-      </w:r>
-      <w:r>
-        <w:t xml:space="preserve"> </w:t>
-      </w:r>
-      <w:r>
-        <w:rPr>
-          <w:b/>
-          <w:bCs/>
-        </w:rPr>
-        <w:t xml:space="preserve">AJUSTES DE INVENTARIO</w:t>
-      </w:r>
-      <w:r>
-        <w:t xml:space="preserve"> </w:t>
-      </w:r>
-      <w:r>
-        <w:t xml:space="preserve">contra la que se asientan las diferencias de ajustes y conteos físicos. Vienen preconfiguradas (114002 / 114001 / 114003 / 421099).</w:t>
+        <w:t xml:space="preserve">Caja y banco:</w:t>
+      </w:r>
+      <w:r>
+        <w:t xml:space="preserve"> </w:t>
+      </w:r>
+      <w:r>
+        <w:t xml:space="preserve">cuenta de caja (efectivo), cuenta de banco (transferencias),</w:t>
+      </w:r>
+      <w:r>
+        <w:t xml:space="preserve"> </w:t>
+      </w:r>
+      <w:r>
+        <w:rPr>
+          <w:b/>
+          <w:bCs/>
+        </w:rPr>
+        <w:t xml:space="preserve">cheques en cartera</w:t>
+      </w:r>
+      <w:r>
+        <w:t xml:space="preserve"> </w:t>
+      </w:r>
+      <w:r>
+        <w:t xml:space="preserve">(recibidos) y</w:t>
+      </w:r>
+      <w:r>
+        <w:t xml:space="preserve"> </w:t>
+      </w:r>
+      <w:r>
+        <w:rPr>
+          <w:b/>
+          <w:bCs/>
+        </w:rPr>
+        <w:t xml:space="preserve">cheques emitidos</w:t>
+      </w:r>
+      <w:r>
+        <w:t xml:space="preserve"> </w:t>
+      </w:r>
+      <w:r>
+        <w:t xml:space="preserve">(a pagar).</w:t>
       </w:r>
     </w:p>
     <w:p>
@@ -21577,7 +21858,67 @@
         <w:pStyle w:val="Compact"/>
         <w:numPr>
           <w:ilvl w:val="0"/>
-          <w:numId w:val="1036"/>
+          <w:numId w:val="1037"/>
+        </w:numPr>
+      </w:pPr>
+      <w:r>
+        <w:rPr>
+          <w:b/>
+          <w:bCs/>
+        </w:rPr>
+        <w:t xml:space="preserve">Retenciones sufridas:</w:t>
+      </w:r>
+      <w:r>
+        <w:t xml:space="preserve"> </w:t>
+      </w:r>
+      <w:r>
+        <w:t xml:space="preserve">las cuentas de crédito fiscal donde van las retenciones que te aplican los clientes (Ganancias, IIBB, SUSS, IVA). Vienen preconfiguradas con las cuentas del plan de Vitalmet.</w:t>
+      </w:r>
+    </w:p>
+    <w:p>
+      <w:pPr>
+        <w:pStyle w:val="Compact"/>
+        <w:numPr>
+          <w:ilvl w:val="0"/>
+          <w:numId w:val="1037"/>
+        </w:numPr>
+      </w:pPr>
+      <w:r>
+        <w:rPr>
+          <w:b/>
+          <w:bCs/>
+        </w:rPr>
+        <w:t xml:space="preserve">Stock y ajustes de inventario:</w:t>
+      </w:r>
+      <w:r>
+        <w:t xml:space="preserve"> </w:t>
+      </w:r>
+      <w:r>
+        <w:t xml:space="preserve">las cuentas de stock (materia prima, producto terminado, insumos) y la cuenta de resultado</w:t>
+      </w:r>
+      <w:r>
+        <w:t xml:space="preserve"> </w:t>
+      </w:r>
+      <w:r>
+        <w:rPr>
+          <w:b/>
+          <w:bCs/>
+        </w:rPr>
+        <w:t xml:space="preserve">AJUSTES DE INVENTARIO</w:t>
+      </w:r>
+      <w:r>
+        <w:t xml:space="preserve"> </w:t>
+      </w:r>
+      <w:r>
+        <w:t xml:space="preserve">contra la que se asientan las diferencias de ajustes y conteos físicos. Vienen preconfiguradas (114002 / 114001 / 114003 / 421099).</w:t>
+      </w:r>
+    </w:p>
+    <w:p>
+      <w:pPr>
+        <w:pStyle w:val="Compact"/>
+        <w:numPr>
+          <w:ilvl w:val="0"/>
+          <w:numId w:val="1037"/>
         </w:numPr>
       </w:pPr>
       <w:r>
@@ -21622,9 +21963,9 @@
         </w:pict>
       </w:r>
     </w:p>
-    <w:bookmarkEnd w:id="74"/>
     <w:bookmarkEnd w:id="75"/>
-    <w:bookmarkStart w:id="80" w:name="X9473a15fdcd54171d921b584f88070d9a9c6e2d"/>
+    <w:bookmarkEnd w:id="76"/>
+    <w:bookmarkStart w:id="81" w:name="X9473a15fdcd54171d921b584f88070d9a9c6e2d"/>
     <w:p>
       <w:pPr>
         <w:pStyle w:val="Heading2"/>
@@ -21704,7 +22045,7 @@
         <w:t xml:space="preserve">y actualizarlos cuando ARCA los cambie.</w:t>
       </w:r>
     </w:p>
-    <w:bookmarkStart w:id="76" w:name="Xfc6a747a46029e6b14e9ea4e3a507ed2abe5c07"/>
+    <w:bookmarkStart w:id="77" w:name="Xfc6a747a46029e6b14e9ea4e3a507ed2abe5c07"/>
     <w:p>
       <w:pPr>
         <w:pStyle w:val="Heading3"/>
@@ -21796,8 +22137,8 @@
         <w:t xml:space="preserve">al facturar (venta) y al cobrar.</w:t>
       </w:r>
     </w:p>
-    <w:bookmarkEnd w:id="76"/>
-    <w:bookmarkStart w:id="77" w:name="Xb3ee42997e9ab092cf999dfe51d386c7317685c"/>
+    <w:bookmarkEnd w:id="77"/>
+    <w:bookmarkStart w:id="78" w:name="Xb3ee42997e9ab092cf999dfe51d386c7317685c"/>
     <w:p>
       <w:pPr>
         <w:pStyle w:val="Heading3"/>
@@ -21907,8 +22248,8 @@
         <w:t xml:space="preserve">en la recepción (GR/IR), en la factura y en el pago.</w:t>
       </w:r>
     </w:p>
-    <w:bookmarkEnd w:id="77"/>
-    <w:bookmarkStart w:id="78" w:name="Xd1d7949bac4e6a12c5bcb040f4ddda9ac7470f4"/>
+    <w:bookmarkEnd w:id="78"/>
+    <w:bookmarkStart w:id="79" w:name="Xd1d7949bac4e6a12c5bcb040f4ddda9ac7470f4"/>
     <w:p>
       <w:pPr>
         <w:pStyle w:val="Heading3"/>
@@ -21991,8 +22332,8 @@
         <w:t xml:space="preserve">7. Análisis → Trazabilidad     → verificá la cadena certificado → colada → barra → OP → PT</w:t>
       </w:r>
     </w:p>
-    <w:bookmarkEnd w:id="78"/>
-    <w:bookmarkStart w:id="79" w:name="Xf9a70cdce17ec8d32f80fb3b897c3b5e5c61186"/>
+    <w:bookmarkEnd w:id="79"/>
+    <w:bookmarkStart w:id="80" w:name="Xf9a70cdce17ec8d32f80fb3b897c3b5e5c61186"/>
     <w:p>
       <w:pPr>
         <w:pStyle w:val="Heading3"/>
@@ -22085,9 +22426,9 @@
         </w:pict>
       </w:r>
     </w:p>
-    <w:bookmarkEnd w:id="79"/>
     <w:bookmarkEnd w:id="80"/>
-    <w:bookmarkStart w:id="81" w:name="reglas-de-oro-y-errores-comunes"/>
+    <w:bookmarkEnd w:id="81"/>
+    <w:bookmarkStart w:id="82" w:name="reglas-de-oro-y-errores-comunes"/>
     <w:p>
       <w:pPr>
         <w:pStyle w:val="Heading2"/>
@@ -23052,8 +23393,8 @@
         </w:pict>
       </w:r>
     </w:p>
-    <w:bookmarkEnd w:id="81"/>
-    <w:bookmarkStart w:id="82" w:name="preguntas-frecuentes"/>
+    <w:bookmarkEnd w:id="82"/>
+    <w:bookmarkStart w:id="83" w:name="preguntas-frecuentes"/>
     <w:p>
       <w:pPr>
         <w:pStyle w:val="Heading2"/>
@@ -23466,8 +23807,8 @@
         <w:t xml:space="preserve">Manual de usuario de VitalStock ERP. Ante dudas o errores que no figuran acá, contactá al administrador del sistema.</w:t>
       </w:r>
     </w:p>
-    <w:bookmarkEnd w:id="82"/>
     <w:bookmarkEnd w:id="83"/>
+    <w:bookmarkEnd w:id="84"/>
     <w:sectPr>
       <w:footnotePr>
         <w:numRestart w:val="eachSect"/>
@@ -24121,9 +24462,6 @@
     </w:lvlOverride>
   </w:num>
   <w:num w:numId="1028">
-    <w:abstractNumId w:val="991"/>
-  </w:num>
-  <w:num w:numId="1029">
     <w:abstractNumId w:val="99411"/>
     <w:lvlOverride w:ilvl="0">
       <w:startOverride w:val="1"/>
@@ -24153,19 +24491,10 @@
       <w:startOverride w:val="1"/>
     </w:lvlOverride>
   </w:num>
-  <w:num w:numId="1030">
+  <w:num w:numId="1029">
     <w:abstractNumId w:val="991"/>
   </w:num>
-  <w:num w:numId="1031">
-    <w:abstractNumId w:val="991"/>
-  </w:num>
-  <w:num w:numId="1032">
-    <w:abstractNumId w:val="991"/>
-  </w:num>
-  <w:num w:numId="1033">
-    <w:abstractNumId w:val="991"/>
-  </w:num>
-  <w:num w:numId="1034">
+  <w:num w:numId="1030">
     <w:abstractNumId w:val="99411"/>
     <w:lvlOverride w:ilvl="0">
       <w:startOverride w:val="1"/>
@@ -24195,10 +24524,52 @@
       <w:startOverride w:val="1"/>
     </w:lvlOverride>
   </w:num>
-  <w:num w:numId="1035">
+  <w:num w:numId="1031">
     <w:abstractNumId w:val="991"/>
   </w:num>
+  <w:num w:numId="1032">
+    <w:abstractNumId w:val="991"/>
+  </w:num>
+  <w:num w:numId="1033">
+    <w:abstractNumId w:val="991"/>
+  </w:num>
+  <w:num w:numId="1034">
+    <w:abstractNumId w:val="991"/>
+  </w:num>
+  <w:num w:numId="1035">
+    <w:abstractNumId w:val="99411"/>
+    <w:lvlOverride w:ilvl="0">
+      <w:startOverride w:val="1"/>
+    </w:lvlOverride>
+    <w:lvlOverride w:ilvl="1">
+      <w:startOverride w:val="1"/>
+    </w:lvlOverride>
+    <w:lvlOverride w:ilvl="2">
+      <w:startOverride w:val="1"/>
+    </w:lvlOverride>
+    <w:lvlOverride w:ilvl="3">
+      <w:startOverride w:val="1"/>
+    </w:lvlOverride>
+    <w:lvlOverride w:ilvl="4">
+      <w:startOverride w:val="1"/>
+    </w:lvlOverride>
+    <w:lvlOverride w:ilvl="5">
+      <w:startOverride w:val="1"/>
+    </w:lvlOverride>
+    <w:lvlOverride w:ilvl="6">
+      <w:startOverride w:val="1"/>
+    </w:lvlOverride>
+    <w:lvlOverride w:ilvl="7">
+      <w:startOverride w:val="1"/>
+    </w:lvlOverride>
+    <w:lvlOverride w:ilvl="8">
+      <w:startOverride w:val="1"/>
+    </w:lvlOverride>
+  </w:num>
   <w:num w:numId="1036">
+    <w:abstractNumId w:val="991"/>
+  </w:num>
+  <w:num w:numId="1037">
     <w:abstractNumId w:val="991"/>
   </w:num>
 </w:numbering>

--- a/docs/MANUAL_USUARIO.docx
+++ b/docs/MANUAL_USUARIO.docx
@@ -11862,6 +11862,124 @@
       </w:r>
       <w:r>
         <w:t xml:space="preserve">los datos quedan guardados en la venta y baja el PDF; la próxima vez que lo abras ya vienen cargados. En el saldo de una entrega parcial, la orden de compra, el domicilio y el transporte se traen de la venta original. Un campo que dejes vacío sale con una raya.</w:t>
+      </w:r>
+    </w:p>
+    <w:p>
+      <w:pPr>
+        <w:pStyle w:val="BodyText"/>
+      </w:pPr>
+      <w:r>
+        <w:rPr>
+          <w:b/>
+          <w:bCs/>
+        </w:rPr>
+        <w:t xml:space="preserve">OC del cliente:</w:t>
+      </w:r>
+      <w:r>
+        <w:t xml:space="preserve"> </w:t>
+      </w:r>
+      <w:r>
+        <w:t xml:space="preserve">en el pedido (sección</w:t>
+      </w:r>
+      <w:r>
+        <w:t xml:space="preserve"> </w:t>
+      </w:r>
+      <w:r>
+        <w:rPr>
+          <w:i/>
+          <w:iCs/>
+        </w:rPr>
+        <w:t xml:space="preserve">Condiciones comerciales</w:t>
+      </w:r>
+      <w:r>
+        <w:t xml:space="preserve">) cargás el</w:t>
+      </w:r>
+      <w:r>
+        <w:t xml:space="preserve"> </w:t>
+      </w:r>
+      <w:r>
+        <w:rPr>
+          <w:b/>
+          <w:bCs/>
+        </w:rPr>
+        <w:t xml:space="preserve">número de orden de compra del cliente</w:t>
+      </w:r>
+      <w:r>
+        <w:t xml:space="preserve">. Queda a la vista en la lista de ventas debajo del número de pedido, se puede</w:t>
+      </w:r>
+      <w:r>
+        <w:t xml:space="preserve"> </w:t>
+      </w:r>
+      <w:r>
+        <w:rPr>
+          <w:b/>
+          <w:bCs/>
+        </w:rPr>
+        <w:t xml:space="preserve">buscar</w:t>
+      </w:r>
+      <w:r>
+        <w:t xml:space="preserve"> </w:t>
+      </w:r>
+      <w:r>
+        <w:t xml:space="preserve">por ese número, sale en el</w:t>
+      </w:r>
+      <w:r>
+        <w:t xml:space="preserve"> </w:t>
+      </w:r>
+      <w:r>
+        <w:rPr>
+          <w:b/>
+          <w:bCs/>
+        </w:rPr>
+        <w:t xml:space="preserve">remito</w:t>
+      </w:r>
+      <w:r>
+        <w:t xml:space="preserve"> </w:t>
+      </w:r>
+      <w:r>
+        <w:t xml:space="preserve">y en el</w:t>
+      </w:r>
+      <w:r>
+        <w:t xml:space="preserve"> </w:t>
+      </w:r>
+      <w:r>
+        <w:rPr>
+          <w:b/>
+          <w:bCs/>
+        </w:rPr>
+        <w:t xml:space="preserve">PDF de la factura</w:t>
+      </w:r>
+      <w:r>
+        <w:t xml:space="preserve">, y va en el Excel. Lo cargás al tomar el pedido o editándolo después. Si la venta</w:t>
+      </w:r>
+      <w:r>
+        <w:t xml:space="preserve"> </w:t>
+      </w:r>
+      <w:r>
+        <w:rPr>
+          <w:b/>
+          <w:bCs/>
+        </w:rPr>
+        <w:t xml:space="preserve">ya está facturada</w:t>
+      </w:r>
+      <w:r>
+        <w:t xml:space="preserve"> </w:t>
+      </w:r>
+      <w:r>
+        <w:t xml:space="preserve">(el pedido no se puede editar), cargalo o corregilo desde el botón</w:t>
+      </w:r>
+      <w:r>
+        <w:t xml:space="preserve"> </w:t>
+      </w:r>
+      <w:r>
+        <w:rPr>
+          <w:b/>
+          <w:bCs/>
+        </w:rPr>
+        <w:t xml:space="preserve">Remito</w:t>
+      </w:r>
+      <w:r>
+        <w:t xml:space="preserve">.</w:t>
       </w:r>
     </w:p>
     <w:bookmarkEnd w:id="37"/>
